--- a/ВКР/2025_401_IvanovDA.docx
+++ b/ВКР/2025_401_IvanovDA.docx
@@ -297,7 +297,25 @@
                 <w:bCs/>
                 <w:szCs w:val="28"/>
               </w:rPr>
-              <w:t>«___»___________ 2025 г.</w:t>
+              <w:t>«__</w:t>
+            </w:r>
+            <w:proofErr w:type="gramStart"/>
+            <w:r>
+              <w:rPr>
+                <w:rFonts w:eastAsia="MS Mincho"/>
+                <w:bCs/>
+                <w:szCs w:val="28"/>
+              </w:rPr>
+              <w:t>_»_</w:t>
+            </w:r>
+            <w:proofErr w:type="gramEnd"/>
+            <w:r>
+              <w:rPr>
+                <w:rFonts w:eastAsia="MS Mincho"/>
+                <w:bCs/>
+                <w:szCs w:val="28"/>
+              </w:rPr>
+              <w:t>__________ 2025 г.</w:t>
             </w:r>
           </w:p>
         </w:tc>
@@ -818,7 +836,25 @@
                 <w:bCs/>
                 <w:szCs w:val="28"/>
               </w:rPr>
-              <w:t>«___»___________ 2025 г.</w:t>
+              <w:t>«__</w:t>
+            </w:r>
+            <w:proofErr w:type="gramStart"/>
+            <w:r>
+              <w:rPr>
+                <w:rFonts w:eastAsia="MS Mincho"/>
+                <w:bCs/>
+                <w:szCs w:val="28"/>
+              </w:rPr>
+              <w:t>_»_</w:t>
+            </w:r>
+            <w:proofErr w:type="gramEnd"/>
+            <w:r>
+              <w:rPr>
+                <w:rFonts w:eastAsia="MS Mincho"/>
+                <w:bCs/>
+                <w:szCs w:val="28"/>
+              </w:rPr>
+              <w:t>__________ 2025 г.</w:t>
             </w:r>
           </w:p>
         </w:tc>
@@ -1368,7 +1404,27 @@
           <w:szCs w:val="28"/>
           <w:highlight w:val="yellow"/>
         </w:rPr>
-        <w:t>__.__.202</w:t>
+        <w:t>_</w:t>
+      </w:r>
+      <w:proofErr w:type="gramStart"/>
+      <w:r>
+        <w:rPr>
+          <w:rFonts w:eastAsia="MS Mincho" w:cs="Arial"/>
+          <w:bCs/>
+          <w:szCs w:val="28"/>
+          <w:highlight w:val="yellow"/>
+        </w:rPr>
+        <w:t>_._</w:t>
+      </w:r>
+      <w:proofErr w:type="gramEnd"/>
+      <w:r>
+        <w:rPr>
+          <w:rFonts w:eastAsia="MS Mincho" w:cs="Arial"/>
+          <w:bCs/>
+          <w:szCs w:val="28"/>
+          <w:highlight w:val="yellow"/>
+        </w:rPr>
+        <w:t>_.202</w:t>
       </w:r>
       <w:r>
         <w:rPr>
@@ -5270,27 +5326,7 @@
         <w:rPr>
           <w:lang w:val="ru-RU"/>
         </w:rPr>
-        <w:t xml:space="preserve"> интегрируется в автомобили множества производителей по всему миру, обеспечивая надежное распознавание пешеходов, других транспортных средств и дорожных знаков. Благодаря постоянному обновлению моделей, системы </w:t>
-      </w:r>
-      <w:proofErr w:type="spellStart"/>
-      <w:r>
-        <w:rPr>
-          <w:lang w:val="ru-RU"/>
-        </w:rPr>
-        <w:t>Mobileye</w:t>
-      </w:r>
-      <w:proofErr w:type="spellEnd"/>
-      <w:r>
-        <w:rPr>
-          <w:lang w:val="ru-RU"/>
-        </w:rPr>
-        <w:t xml:space="preserve"> демонстрируют высокую точность и устойчивость в различных дорожных условиях</w:t>
-      </w:r>
-      <w:r>
-        <w:rPr>
-          <w:lang w:val="ru-RU"/>
-        </w:rPr>
-        <w:t xml:space="preserve"> </w:t>
+        <w:t xml:space="preserve"> интегрируется в автомобили множества производителей по всему миру, обеспечивая надежное распознавание пешеходов, других транспортных средств и дорожных знаков. </w:t>
       </w:r>
       <w:r>
         <w:rPr>
@@ -6131,34 +6167,40 @@
         <w:rPr>
           <w:lang w:val="ru-RU"/>
         </w:rPr>
+        <w:t xml:space="preserve">В данном случает работа подразумевает работу с изображениями, так что лучшим выбором будут </w:t>
+      </w:r>
+      <w:proofErr w:type="spellStart"/>
+      <w:r>
+        <w:rPr>
+          <w:lang w:val="ru-RU"/>
+        </w:rPr>
+        <w:t>св</w:t>
+      </w:r>
+      <w:r>
+        <w:rPr>
+          <w:lang w:val="ru-RU"/>
+        </w:rPr>
+        <w:t>е</w:t>
+      </w:r>
+      <w:r>
+        <w:rPr>
+          <w:lang w:val="ru-RU"/>
+        </w:rPr>
+        <w:t>рточные</w:t>
+      </w:r>
+      <w:proofErr w:type="spellEnd"/>
+      <w:r>
+        <w:rPr>
+          <w:lang w:val="ru-RU"/>
+        </w:rPr>
+        <w:t xml:space="preserve"> сети. Далее следует разобраться </w:t>
+      </w:r>
+      <w:r>
+        <w:rPr>
+          <w:lang w:val="ru-RU"/>
+        </w:rPr>
         <w:lastRenderedPageBreak/>
-        <w:t xml:space="preserve">В данном случает работа подразумевает работу с изображениями, так что лучшим выбором будут </w:t>
-      </w:r>
-      <w:proofErr w:type="spellStart"/>
-      <w:r>
-        <w:rPr>
-          <w:lang w:val="ru-RU"/>
-        </w:rPr>
-        <w:t>св</w:t>
-      </w:r>
-      <w:r>
-        <w:rPr>
-          <w:lang w:val="ru-RU"/>
-        </w:rPr>
-        <w:t>е</w:t>
-      </w:r>
-      <w:r>
-        <w:rPr>
-          <w:lang w:val="ru-RU"/>
-        </w:rPr>
-        <w:t>рточные</w:t>
-      </w:r>
-      <w:proofErr w:type="spellEnd"/>
-      <w:r>
-        <w:rPr>
-          <w:lang w:val="ru-RU"/>
-        </w:rPr>
-        <w:t xml:space="preserve"> сети. Далее следует разобраться конкретно с задачей детекции. И для е</w:t>
+        <w:t>конкретно с задачей детекции. И для е</w:t>
       </w:r>
       <w:r>
         <w:rPr>
@@ -6530,11 +6572,7 @@
         <w:t>YOLO</w:t>
       </w:r>
       <w:r>
-        <w:t xml:space="preserve"> является </w:t>
-      </w:r>
-      <w:r>
-        <w:lastRenderedPageBreak/>
-        <w:t>использование карт признаков с</w:t>
+        <w:t xml:space="preserve"> является использование карт признаков с</w:t>
       </w:r>
       <w:r>
         <w:t xml:space="preserve"> </w:t>
@@ -6563,6 +6601,7 @@
       </w:pPr>
       <w:proofErr w:type="spellStart"/>
       <w:r>
+        <w:lastRenderedPageBreak/>
         <w:t>EfficientDet</w:t>
       </w:r>
       <w:proofErr w:type="spellEnd"/>
@@ -16188,6 +16227,7 @@
               <w:rPr>
                 <w:sz w:val="24"/>
                 <w:szCs w:val="24"/>
+                <w:lang w:val="ru-RU"/>
               </w:rPr>
             </w:pPr>
             <w:r>
@@ -16209,7 +16249,15 @@
                 <w:sz w:val="24"/>
                 <w:szCs w:val="24"/>
               </w:rPr>
-              <w:t>805</w:t>
+              <w:t>8</w:t>
+            </w:r>
+            <w:r>
+              <w:rPr>
+                <w:sz w:val="24"/>
+                <w:szCs w:val="24"/>
+                <w:lang w:val="ru-RU"/>
+              </w:rPr>
+              <w:t>29</w:t>
             </w:r>
           </w:p>
         </w:tc>
@@ -16228,6 +16276,7 @@
               <w:rPr>
                 <w:sz w:val="24"/>
                 <w:szCs w:val="24"/>
+                <w:lang w:val="ru-RU"/>
               </w:rPr>
             </w:pPr>
             <w:r>
@@ -16248,8 +16297,9 @@
               <w:rPr>
                 <w:sz w:val="24"/>
                 <w:szCs w:val="24"/>
-              </w:rPr>
-              <w:t>574</w:t>
+                <w:lang w:val="ru-RU"/>
+              </w:rPr>
+              <w:t>615</w:t>
             </w:r>
           </w:p>
         </w:tc>
@@ -16296,6 +16346,7 @@
               <w:rPr>
                 <w:sz w:val="24"/>
                 <w:szCs w:val="24"/>
+                <w:lang w:val="ru-RU"/>
               </w:rPr>
             </w:pPr>
             <w:r>
@@ -16316,8 +16367,9 @@
               <w:rPr>
                 <w:sz w:val="24"/>
                 <w:szCs w:val="24"/>
-              </w:rPr>
-              <w:t>790</w:t>
+                <w:lang w:val="ru-RU"/>
+              </w:rPr>
+              <w:t>834</w:t>
             </w:r>
           </w:p>
         </w:tc>
@@ -16356,8 +16408,9 @@
               <w:rPr>
                 <w:sz w:val="24"/>
                 <w:szCs w:val="24"/>
-              </w:rPr>
-              <w:t>571</w:t>
+                <w:lang w:val="ru-RU"/>
+              </w:rPr>
+              <w:t>626</w:t>
             </w:r>
           </w:p>
         </w:tc>
@@ -16404,6 +16457,7 @@
               <w:rPr>
                 <w:sz w:val="24"/>
                 <w:szCs w:val="24"/>
+                <w:lang w:val="ru-RU"/>
               </w:rPr>
             </w:pPr>
             <w:r>
@@ -16424,8 +16478,9 @@
               <w:rPr>
                 <w:sz w:val="24"/>
                 <w:szCs w:val="24"/>
-              </w:rPr>
-              <w:t>793</w:t>
+                <w:lang w:val="ru-RU"/>
+              </w:rPr>
+              <w:t>831</w:t>
             </w:r>
           </w:p>
         </w:tc>
@@ -16444,6 +16499,7 @@
               <w:rPr>
                 <w:sz w:val="24"/>
                 <w:szCs w:val="24"/>
+                <w:lang w:val="ru-RU"/>
               </w:rPr>
             </w:pPr>
             <w:r>
@@ -16464,8 +16520,9 @@
               <w:rPr>
                 <w:sz w:val="24"/>
                 <w:szCs w:val="24"/>
-              </w:rPr>
-              <w:t>569</w:t>
+                <w:lang w:val="ru-RU"/>
+              </w:rPr>
+              <w:t>611</w:t>
             </w:r>
           </w:p>
         </w:tc>
@@ -16505,7 +16562,7 @@
         <w:rPr>
           <w:lang w:val="ru-RU"/>
         </w:rPr>
-        <w:t>5</w:t>
+        <w:t>8</w:t>
       </w:r>
       <w:r>
         <w:rPr>
@@ -16513,6 +16570,2722 @@
         </w:rPr>
         <w:t>.</w:t>
       </w:r>
+    </w:p>
+    <w:p>
+      <w:pPr>
+        <w:pStyle w:val="15"/>
+        <w:rPr>
+          <w:lang w:val="ru-RU"/>
+        </w:rPr>
+      </w:pPr>
+      <w:r>
+        <w:rPr>
+          <w:lang w:val="ru-RU"/>
+        </w:rPr>
+        <w:t>В таблице 5 представлен</w:t>
+      </w:r>
+      <w:r>
+        <w:rPr>
+          <w:lang w:val="ru-RU"/>
+        </w:rPr>
+        <w:t xml:space="preserve">ы метрики модели </w:t>
+      </w:r>
+      <w:proofErr w:type="spellStart"/>
+      <w:r>
+        <w:t>YOLOv</w:t>
+      </w:r>
+      <w:proofErr w:type="spellEnd"/>
+      <w:r>
+        <w:rPr>
+          <w:lang w:val="ru-RU"/>
+        </w:rPr>
+        <w:t>8</w:t>
+      </w:r>
+      <w:r>
+        <w:rPr>
+          <w:lang w:val="ru-RU"/>
+        </w:rPr>
+        <w:t xml:space="preserve"> </w:t>
+      </w:r>
+      <w:r>
+        <w:rPr>
+          <w:lang w:val="ru-RU"/>
+        </w:rPr>
+        <w:t>для каждого класса.</w:t>
+      </w:r>
+    </w:p>
+    <w:p>
+      <w:pPr>
+        <w:pStyle w:val="15"/>
+        <w:ind w:firstLine="0"/>
+        <w:rPr>
+          <w:lang w:val="ru-RU"/>
+        </w:rPr>
+      </w:pPr>
+      <w:r>
+        <w:rPr>
+          <w:lang w:val="ru-RU"/>
+        </w:rPr>
+        <w:t xml:space="preserve">Таблица 5 – Метрики модели </w:t>
+      </w:r>
+      <w:proofErr w:type="spellStart"/>
+      <w:r>
+        <w:t>YOLOv</w:t>
+      </w:r>
+      <w:proofErr w:type="spellEnd"/>
+      <w:r>
+        <w:rPr>
+          <w:lang w:val="ru-RU"/>
+        </w:rPr>
+        <w:t xml:space="preserve">8 </w:t>
+      </w:r>
+      <w:r>
+        <w:rPr>
+          <w:lang w:val="ru-RU"/>
+        </w:rPr>
+        <w:t>для каждого класса.</w:t>
+      </w:r>
+    </w:p>
+    <w:tbl>
+      <w:tblPr>
+        <w:tblStyle w:val="1c"/>
+        <w:tblW w:w="9209" w:type="dxa"/>
+        <w:tblLook w:val="04A0" w:firstRow="1" w:lastRow="0" w:firstColumn="1" w:lastColumn="0" w:noHBand="0" w:noVBand="1"/>
+      </w:tblPr>
+      <w:tblGrid>
+        <w:gridCol w:w="2405"/>
+        <w:gridCol w:w="1109"/>
+        <w:gridCol w:w="1177"/>
+        <w:gridCol w:w="988"/>
+        <w:gridCol w:w="989"/>
+        <w:gridCol w:w="1131"/>
+        <w:gridCol w:w="1410"/>
+      </w:tblGrid>
+      <w:tr>
+        <w:tc>
+          <w:tcPr>
+            <w:tcW w:w="2405" w:type="dxa"/>
+            <w:hideMark/>
+          </w:tcPr>
+          <w:p>
+            <w:pPr>
+              <w:spacing w:after="168"/>
+              <w:jc w:val="center"/>
+              <w:rPr>
+                <w:b/>
+                <w:bCs/>
+                <w:color w:val="000000" w:themeColor="text1"/>
+                <w:sz w:val="24"/>
+                <w:szCs w:val="24"/>
+              </w:rPr>
+            </w:pPr>
+            <w:r>
+              <w:rPr>
+                <w:b/>
+                <w:bCs/>
+                <w:color w:val="000000" w:themeColor="text1"/>
+                <w:sz w:val="24"/>
+                <w:szCs w:val="24"/>
+              </w:rPr>
+              <w:t>Class</w:t>
+            </w:r>
+          </w:p>
+        </w:tc>
+        <w:tc>
+          <w:tcPr>
+            <w:tcW w:w="1109" w:type="dxa"/>
+            <w:hideMark/>
+          </w:tcPr>
+          <w:p>
+            <w:pPr>
+              <w:spacing w:after="168"/>
+              <w:jc w:val="center"/>
+              <w:rPr>
+                <w:b/>
+                <w:bCs/>
+                <w:color w:val="000000" w:themeColor="text1"/>
+                <w:sz w:val="24"/>
+                <w:szCs w:val="24"/>
+              </w:rPr>
+            </w:pPr>
+            <w:proofErr w:type="spellStart"/>
+            <w:r>
+              <w:rPr>
+                <w:b/>
+                <w:bCs/>
+                <w:color w:val="000000" w:themeColor="text1"/>
+                <w:sz w:val="24"/>
+                <w:szCs w:val="24"/>
+              </w:rPr>
+              <w:t>Images</w:t>
+            </w:r>
+            <w:proofErr w:type="spellEnd"/>
+          </w:p>
+        </w:tc>
+        <w:tc>
+          <w:tcPr>
+            <w:tcW w:w="1177" w:type="dxa"/>
+            <w:hideMark/>
+          </w:tcPr>
+          <w:p>
+            <w:pPr>
+              <w:spacing w:after="168"/>
+              <w:jc w:val="center"/>
+              <w:rPr>
+                <w:b/>
+                <w:bCs/>
+                <w:color w:val="000000" w:themeColor="text1"/>
+                <w:sz w:val="24"/>
+                <w:szCs w:val="24"/>
+              </w:rPr>
+            </w:pPr>
+            <w:proofErr w:type="spellStart"/>
+            <w:r>
+              <w:rPr>
+                <w:b/>
+                <w:bCs/>
+                <w:color w:val="000000" w:themeColor="text1"/>
+                <w:sz w:val="24"/>
+                <w:szCs w:val="24"/>
+              </w:rPr>
+              <w:t>Instances</w:t>
+            </w:r>
+            <w:proofErr w:type="spellEnd"/>
+          </w:p>
+        </w:tc>
+        <w:tc>
+          <w:tcPr>
+            <w:tcW w:w="988" w:type="dxa"/>
+            <w:hideMark/>
+          </w:tcPr>
+          <w:p>
+            <w:pPr>
+              <w:spacing w:after="168"/>
+              <w:jc w:val="center"/>
+              <w:rPr>
+                <w:b/>
+                <w:bCs/>
+                <w:color w:val="000000" w:themeColor="text1"/>
+                <w:sz w:val="24"/>
+                <w:szCs w:val="24"/>
+              </w:rPr>
+            </w:pPr>
+            <w:r>
+              <w:rPr>
+                <w:b/>
+                <w:bCs/>
+                <w:color w:val="000000" w:themeColor="text1"/>
+                <w:sz w:val="24"/>
+                <w:szCs w:val="24"/>
+              </w:rPr>
+              <w:t>P</w:t>
+            </w:r>
+          </w:p>
+        </w:tc>
+        <w:tc>
+          <w:tcPr>
+            <w:tcW w:w="989" w:type="dxa"/>
+            <w:hideMark/>
+          </w:tcPr>
+          <w:p>
+            <w:pPr>
+              <w:spacing w:after="168"/>
+              <w:jc w:val="center"/>
+              <w:rPr>
+                <w:b/>
+                <w:bCs/>
+                <w:color w:val="000000" w:themeColor="text1"/>
+                <w:sz w:val="24"/>
+                <w:szCs w:val="24"/>
+              </w:rPr>
+            </w:pPr>
+            <w:r>
+              <w:rPr>
+                <w:b/>
+                <w:bCs/>
+                <w:color w:val="000000" w:themeColor="text1"/>
+                <w:sz w:val="24"/>
+                <w:szCs w:val="24"/>
+              </w:rPr>
+              <w:t>R</w:t>
+            </w:r>
+          </w:p>
+        </w:tc>
+        <w:tc>
+          <w:tcPr>
+            <w:tcW w:w="1131" w:type="dxa"/>
+            <w:hideMark/>
+          </w:tcPr>
+          <w:p>
+            <w:pPr>
+              <w:spacing w:after="168"/>
+              <w:jc w:val="center"/>
+              <w:rPr>
+                <w:b/>
+                <w:bCs/>
+                <w:color w:val="000000" w:themeColor="text1"/>
+                <w:sz w:val="24"/>
+                <w:szCs w:val="24"/>
+              </w:rPr>
+            </w:pPr>
+            <w:r>
+              <w:rPr>
+                <w:b/>
+                <w:bCs/>
+                <w:color w:val="000000" w:themeColor="text1"/>
+                <w:sz w:val="24"/>
+                <w:szCs w:val="24"/>
+              </w:rPr>
+              <w:t>mAP50</w:t>
+            </w:r>
+          </w:p>
+        </w:tc>
+        <w:tc>
+          <w:tcPr>
+            <w:tcW w:w="1410" w:type="dxa"/>
+            <w:hideMark/>
+          </w:tcPr>
+          <w:p>
+            <w:pPr>
+              <w:spacing w:after="168"/>
+              <w:jc w:val="center"/>
+              <w:rPr>
+                <w:b/>
+                <w:bCs/>
+                <w:color w:val="000000" w:themeColor="text1"/>
+                <w:sz w:val="24"/>
+                <w:szCs w:val="24"/>
+              </w:rPr>
+            </w:pPr>
+            <w:r>
+              <w:rPr>
+                <w:b/>
+                <w:bCs/>
+                <w:color w:val="000000" w:themeColor="text1"/>
+                <w:sz w:val="24"/>
+                <w:szCs w:val="24"/>
+              </w:rPr>
+              <w:t>mAP50-95</w:t>
+            </w:r>
+          </w:p>
+        </w:tc>
+      </w:tr>
+      <w:tr>
+        <w:tc>
+          <w:tcPr>
+            <w:tcW w:w="2405" w:type="dxa"/>
+            <w:hideMark/>
+          </w:tcPr>
+          <w:p>
+            <w:pPr>
+              <w:spacing w:after="168"/>
+              <w:rPr>
+                <w:color w:val="000000" w:themeColor="text1"/>
+                <w:sz w:val="24"/>
+                <w:szCs w:val="24"/>
+              </w:rPr>
+            </w:pPr>
+            <w:proofErr w:type="spellStart"/>
+            <w:r>
+              <w:rPr>
+                <w:color w:val="000000" w:themeColor="text1"/>
+                <w:sz w:val="24"/>
+                <w:szCs w:val="24"/>
+              </w:rPr>
+              <w:t>all</w:t>
+            </w:r>
+            <w:proofErr w:type="spellEnd"/>
+          </w:p>
+        </w:tc>
+        <w:tc>
+          <w:tcPr>
+            <w:tcW w:w="1109" w:type="dxa"/>
+            <w:hideMark/>
+          </w:tcPr>
+          <w:p>
+            <w:pPr>
+              <w:spacing w:after="168"/>
+              <w:rPr>
+                <w:color w:val="000000" w:themeColor="text1"/>
+                <w:sz w:val="24"/>
+                <w:szCs w:val="24"/>
+              </w:rPr>
+            </w:pPr>
+            <w:r>
+              <w:rPr>
+                <w:color w:val="000000" w:themeColor="text1"/>
+                <w:sz w:val="24"/>
+                <w:szCs w:val="24"/>
+              </w:rPr>
+              <w:t>158</w:t>
+            </w:r>
+          </w:p>
+        </w:tc>
+        <w:tc>
+          <w:tcPr>
+            <w:tcW w:w="1177" w:type="dxa"/>
+            <w:hideMark/>
+          </w:tcPr>
+          <w:p>
+            <w:pPr>
+              <w:spacing w:after="168"/>
+              <w:rPr>
+                <w:color w:val="000000" w:themeColor="text1"/>
+                <w:sz w:val="24"/>
+                <w:szCs w:val="24"/>
+              </w:rPr>
+            </w:pPr>
+            <w:r>
+              <w:rPr>
+                <w:color w:val="000000" w:themeColor="text1"/>
+                <w:sz w:val="24"/>
+                <w:szCs w:val="24"/>
+              </w:rPr>
+              <w:t>852</w:t>
+            </w:r>
+          </w:p>
+        </w:tc>
+        <w:tc>
+          <w:tcPr>
+            <w:tcW w:w="988" w:type="dxa"/>
+            <w:hideMark/>
+          </w:tcPr>
+          <w:p>
+            <w:pPr>
+              <w:spacing w:after="168"/>
+              <w:rPr>
+                <w:color w:val="000000" w:themeColor="text1"/>
+                <w:sz w:val="24"/>
+                <w:szCs w:val="24"/>
+              </w:rPr>
+            </w:pPr>
+            <w:r>
+              <w:rPr>
+                <w:color w:val="000000" w:themeColor="text1"/>
+                <w:sz w:val="24"/>
+                <w:szCs w:val="24"/>
+              </w:rPr>
+              <w:t>0</w:t>
+            </w:r>
+            <w:r>
+              <w:rPr>
+                <w:color w:val="000000" w:themeColor="text1"/>
+                <w:sz w:val="24"/>
+                <w:szCs w:val="24"/>
+              </w:rPr>
+              <w:t>,</w:t>
+            </w:r>
+            <w:r>
+              <w:rPr>
+                <w:color w:val="000000" w:themeColor="text1"/>
+                <w:sz w:val="24"/>
+                <w:szCs w:val="24"/>
+              </w:rPr>
+              <w:t>837</w:t>
+            </w:r>
+          </w:p>
+        </w:tc>
+        <w:tc>
+          <w:tcPr>
+            <w:tcW w:w="989" w:type="dxa"/>
+            <w:hideMark/>
+          </w:tcPr>
+          <w:p>
+            <w:pPr>
+              <w:spacing w:after="168"/>
+              <w:rPr>
+                <w:color w:val="000000" w:themeColor="text1"/>
+                <w:sz w:val="24"/>
+                <w:szCs w:val="24"/>
+              </w:rPr>
+            </w:pPr>
+            <w:r>
+              <w:rPr>
+                <w:color w:val="000000" w:themeColor="text1"/>
+                <w:sz w:val="24"/>
+                <w:szCs w:val="24"/>
+              </w:rPr>
+              <w:t>0</w:t>
+            </w:r>
+            <w:r>
+              <w:rPr>
+                <w:color w:val="000000" w:themeColor="text1"/>
+                <w:sz w:val="24"/>
+                <w:szCs w:val="24"/>
+              </w:rPr>
+              <w:t>,</w:t>
+            </w:r>
+            <w:r>
+              <w:rPr>
+                <w:color w:val="000000" w:themeColor="text1"/>
+                <w:sz w:val="24"/>
+                <w:szCs w:val="24"/>
+              </w:rPr>
+              <w:t>818</w:t>
+            </w:r>
+          </w:p>
+        </w:tc>
+        <w:tc>
+          <w:tcPr>
+            <w:tcW w:w="1131" w:type="dxa"/>
+            <w:hideMark/>
+          </w:tcPr>
+          <w:p>
+            <w:pPr>
+              <w:spacing w:after="168"/>
+              <w:rPr>
+                <w:color w:val="000000" w:themeColor="text1"/>
+                <w:sz w:val="24"/>
+                <w:szCs w:val="24"/>
+              </w:rPr>
+            </w:pPr>
+            <w:r>
+              <w:rPr>
+                <w:color w:val="000000" w:themeColor="text1"/>
+                <w:sz w:val="24"/>
+                <w:szCs w:val="24"/>
+              </w:rPr>
+              <w:t>0</w:t>
+            </w:r>
+            <w:r>
+              <w:rPr>
+                <w:color w:val="000000" w:themeColor="text1"/>
+                <w:sz w:val="24"/>
+                <w:szCs w:val="24"/>
+              </w:rPr>
+              <w:t>,</w:t>
+            </w:r>
+            <w:r>
+              <w:rPr>
+                <w:color w:val="000000" w:themeColor="text1"/>
+                <w:sz w:val="24"/>
+                <w:szCs w:val="24"/>
+              </w:rPr>
+              <w:t>834</w:t>
+            </w:r>
+          </w:p>
+        </w:tc>
+        <w:tc>
+          <w:tcPr>
+            <w:tcW w:w="1410" w:type="dxa"/>
+            <w:hideMark/>
+          </w:tcPr>
+          <w:p>
+            <w:pPr>
+              <w:spacing w:after="168"/>
+              <w:rPr>
+                <w:color w:val="000000" w:themeColor="text1"/>
+                <w:sz w:val="24"/>
+                <w:szCs w:val="24"/>
+              </w:rPr>
+            </w:pPr>
+            <w:r>
+              <w:rPr>
+                <w:color w:val="000000" w:themeColor="text1"/>
+                <w:sz w:val="24"/>
+                <w:szCs w:val="24"/>
+              </w:rPr>
+              <w:t>0</w:t>
+            </w:r>
+            <w:r>
+              <w:rPr>
+                <w:color w:val="000000" w:themeColor="text1"/>
+                <w:sz w:val="24"/>
+                <w:szCs w:val="24"/>
+              </w:rPr>
+              <w:t>,</w:t>
+            </w:r>
+            <w:r>
+              <w:rPr>
+                <w:color w:val="000000" w:themeColor="text1"/>
+                <w:sz w:val="24"/>
+                <w:szCs w:val="24"/>
+              </w:rPr>
+              <w:t>626</w:t>
+            </w:r>
+          </w:p>
+        </w:tc>
+      </w:tr>
+      <w:tr>
+        <w:tc>
+          <w:tcPr>
+            <w:tcW w:w="2405" w:type="dxa"/>
+            <w:hideMark/>
+          </w:tcPr>
+          <w:p>
+            <w:pPr>
+              <w:spacing w:after="168"/>
+              <w:rPr>
+                <w:color w:val="000000" w:themeColor="text1"/>
+                <w:sz w:val="24"/>
+                <w:szCs w:val="24"/>
+              </w:rPr>
+            </w:pPr>
+            <w:proofErr w:type="spellStart"/>
+            <w:r>
+              <w:rPr>
+                <w:color w:val="000000" w:themeColor="text1"/>
+                <w:sz w:val="24"/>
+                <w:szCs w:val="24"/>
+              </w:rPr>
+              <w:t>Trafic</w:t>
+            </w:r>
+            <w:proofErr w:type="spellEnd"/>
+            <w:r>
+              <w:rPr>
+                <w:color w:val="000000" w:themeColor="text1"/>
+                <w:sz w:val="24"/>
+                <w:szCs w:val="24"/>
+              </w:rPr>
+              <w:t xml:space="preserve"> Light </w:t>
+            </w:r>
+            <w:proofErr w:type="spellStart"/>
+            <w:r>
+              <w:rPr>
+                <w:color w:val="000000" w:themeColor="text1"/>
+                <w:sz w:val="24"/>
+                <w:szCs w:val="24"/>
+              </w:rPr>
+              <w:t>Signal</w:t>
+            </w:r>
+            <w:proofErr w:type="spellEnd"/>
+          </w:p>
+        </w:tc>
+        <w:tc>
+          <w:tcPr>
+            <w:tcW w:w="1109" w:type="dxa"/>
+            <w:hideMark/>
+          </w:tcPr>
+          <w:p>
+            <w:pPr>
+              <w:spacing w:after="168"/>
+              <w:rPr>
+                <w:color w:val="000000" w:themeColor="text1"/>
+                <w:sz w:val="24"/>
+                <w:szCs w:val="24"/>
+              </w:rPr>
+            </w:pPr>
+            <w:r>
+              <w:rPr>
+                <w:color w:val="000000" w:themeColor="text1"/>
+                <w:sz w:val="24"/>
+                <w:szCs w:val="24"/>
+              </w:rPr>
+              <w:t>9</w:t>
+            </w:r>
+          </w:p>
+        </w:tc>
+        <w:tc>
+          <w:tcPr>
+            <w:tcW w:w="1177" w:type="dxa"/>
+            <w:hideMark/>
+          </w:tcPr>
+          <w:p>
+            <w:pPr>
+              <w:spacing w:after="168"/>
+              <w:rPr>
+                <w:color w:val="000000" w:themeColor="text1"/>
+                <w:sz w:val="24"/>
+                <w:szCs w:val="24"/>
+              </w:rPr>
+            </w:pPr>
+            <w:r>
+              <w:rPr>
+                <w:color w:val="000000" w:themeColor="text1"/>
+                <w:sz w:val="24"/>
+                <w:szCs w:val="24"/>
+              </w:rPr>
+              <w:t>18</w:t>
+            </w:r>
+          </w:p>
+        </w:tc>
+        <w:tc>
+          <w:tcPr>
+            <w:tcW w:w="988" w:type="dxa"/>
+            <w:hideMark/>
+          </w:tcPr>
+          <w:p>
+            <w:pPr>
+              <w:spacing w:after="168"/>
+              <w:rPr>
+                <w:color w:val="000000" w:themeColor="text1"/>
+                <w:sz w:val="24"/>
+                <w:szCs w:val="24"/>
+              </w:rPr>
+            </w:pPr>
+            <w:r>
+              <w:rPr>
+                <w:color w:val="000000" w:themeColor="text1"/>
+                <w:sz w:val="24"/>
+                <w:szCs w:val="24"/>
+              </w:rPr>
+              <w:t>0</w:t>
+            </w:r>
+            <w:r>
+              <w:rPr>
+                <w:color w:val="000000" w:themeColor="text1"/>
+                <w:sz w:val="24"/>
+                <w:szCs w:val="24"/>
+              </w:rPr>
+              <w:t>,</w:t>
+            </w:r>
+            <w:r>
+              <w:rPr>
+                <w:color w:val="000000" w:themeColor="text1"/>
+                <w:sz w:val="24"/>
+                <w:szCs w:val="24"/>
+              </w:rPr>
+              <w:t>753</w:t>
+            </w:r>
+          </w:p>
+        </w:tc>
+        <w:tc>
+          <w:tcPr>
+            <w:tcW w:w="989" w:type="dxa"/>
+            <w:hideMark/>
+          </w:tcPr>
+          <w:p>
+            <w:pPr>
+              <w:spacing w:after="168"/>
+              <w:rPr>
+                <w:color w:val="000000" w:themeColor="text1"/>
+                <w:sz w:val="24"/>
+                <w:szCs w:val="24"/>
+              </w:rPr>
+            </w:pPr>
+            <w:r>
+              <w:rPr>
+                <w:color w:val="000000" w:themeColor="text1"/>
+                <w:sz w:val="24"/>
+                <w:szCs w:val="24"/>
+              </w:rPr>
+              <w:t>0</w:t>
+            </w:r>
+            <w:r>
+              <w:rPr>
+                <w:color w:val="000000" w:themeColor="text1"/>
+                <w:sz w:val="24"/>
+                <w:szCs w:val="24"/>
+              </w:rPr>
+              <w:t>,</w:t>
+            </w:r>
+            <w:r>
+              <w:rPr>
+                <w:color w:val="000000" w:themeColor="text1"/>
+                <w:sz w:val="24"/>
+                <w:szCs w:val="24"/>
+              </w:rPr>
+              <w:t>778</w:t>
+            </w:r>
+          </w:p>
+        </w:tc>
+        <w:tc>
+          <w:tcPr>
+            <w:tcW w:w="1131" w:type="dxa"/>
+            <w:hideMark/>
+          </w:tcPr>
+          <w:p>
+            <w:pPr>
+              <w:spacing w:after="168"/>
+              <w:rPr>
+                <w:color w:val="000000" w:themeColor="text1"/>
+                <w:sz w:val="24"/>
+                <w:szCs w:val="24"/>
+              </w:rPr>
+            </w:pPr>
+            <w:r>
+              <w:rPr>
+                <w:color w:val="000000" w:themeColor="text1"/>
+                <w:sz w:val="24"/>
+                <w:szCs w:val="24"/>
+              </w:rPr>
+              <w:t>0</w:t>
+            </w:r>
+            <w:r>
+              <w:rPr>
+                <w:color w:val="000000" w:themeColor="text1"/>
+                <w:sz w:val="24"/>
+                <w:szCs w:val="24"/>
+              </w:rPr>
+              <w:t>,</w:t>
+            </w:r>
+            <w:r>
+              <w:rPr>
+                <w:color w:val="000000" w:themeColor="text1"/>
+                <w:sz w:val="24"/>
+                <w:szCs w:val="24"/>
+              </w:rPr>
+              <w:t>772</w:t>
+            </w:r>
+          </w:p>
+        </w:tc>
+        <w:tc>
+          <w:tcPr>
+            <w:tcW w:w="1410" w:type="dxa"/>
+            <w:hideMark/>
+          </w:tcPr>
+          <w:p>
+            <w:pPr>
+              <w:spacing w:after="168"/>
+              <w:rPr>
+                <w:color w:val="000000" w:themeColor="text1"/>
+                <w:sz w:val="24"/>
+                <w:szCs w:val="24"/>
+              </w:rPr>
+            </w:pPr>
+            <w:r>
+              <w:rPr>
+                <w:color w:val="000000" w:themeColor="text1"/>
+                <w:sz w:val="24"/>
+                <w:szCs w:val="24"/>
+              </w:rPr>
+              <w:t>0</w:t>
+            </w:r>
+            <w:r>
+              <w:rPr>
+                <w:color w:val="000000" w:themeColor="text1"/>
+                <w:sz w:val="24"/>
+                <w:szCs w:val="24"/>
+              </w:rPr>
+              <w:t>,</w:t>
+            </w:r>
+            <w:r>
+              <w:rPr>
+                <w:color w:val="000000" w:themeColor="text1"/>
+                <w:sz w:val="24"/>
+                <w:szCs w:val="24"/>
+              </w:rPr>
+              <w:t>5</w:t>
+            </w:r>
+          </w:p>
+        </w:tc>
+      </w:tr>
+      <w:tr>
+        <w:tc>
+          <w:tcPr>
+            <w:tcW w:w="2405" w:type="dxa"/>
+            <w:hideMark/>
+          </w:tcPr>
+          <w:p>
+            <w:pPr>
+              <w:spacing w:after="168"/>
+              <w:rPr>
+                <w:color w:val="000000" w:themeColor="text1"/>
+                <w:sz w:val="24"/>
+                <w:szCs w:val="24"/>
+              </w:rPr>
+            </w:pPr>
+            <w:r>
+              <w:rPr>
+                <w:color w:val="000000" w:themeColor="text1"/>
+                <w:sz w:val="24"/>
+                <w:szCs w:val="24"/>
+              </w:rPr>
+              <w:t xml:space="preserve">Stop </w:t>
+            </w:r>
+            <w:proofErr w:type="spellStart"/>
+            <w:r>
+              <w:rPr>
+                <w:color w:val="000000" w:themeColor="text1"/>
+                <w:sz w:val="24"/>
+                <w:szCs w:val="24"/>
+              </w:rPr>
+              <w:t>Signal</w:t>
+            </w:r>
+            <w:proofErr w:type="spellEnd"/>
+          </w:p>
+        </w:tc>
+        <w:tc>
+          <w:tcPr>
+            <w:tcW w:w="1109" w:type="dxa"/>
+            <w:hideMark/>
+          </w:tcPr>
+          <w:p>
+            <w:pPr>
+              <w:spacing w:after="168"/>
+              <w:rPr>
+                <w:color w:val="000000" w:themeColor="text1"/>
+                <w:sz w:val="24"/>
+                <w:szCs w:val="24"/>
+              </w:rPr>
+            </w:pPr>
+            <w:r>
+              <w:rPr>
+                <w:color w:val="000000" w:themeColor="text1"/>
+                <w:sz w:val="24"/>
+                <w:szCs w:val="24"/>
+              </w:rPr>
+              <w:t>8</w:t>
+            </w:r>
+          </w:p>
+        </w:tc>
+        <w:tc>
+          <w:tcPr>
+            <w:tcW w:w="1177" w:type="dxa"/>
+            <w:hideMark/>
+          </w:tcPr>
+          <w:p>
+            <w:pPr>
+              <w:spacing w:after="168"/>
+              <w:rPr>
+                <w:color w:val="000000" w:themeColor="text1"/>
+                <w:sz w:val="24"/>
+                <w:szCs w:val="24"/>
+              </w:rPr>
+            </w:pPr>
+            <w:r>
+              <w:rPr>
+                <w:color w:val="000000" w:themeColor="text1"/>
+                <w:sz w:val="24"/>
+                <w:szCs w:val="24"/>
+              </w:rPr>
+              <w:t>8</w:t>
+            </w:r>
+          </w:p>
+        </w:tc>
+        <w:tc>
+          <w:tcPr>
+            <w:tcW w:w="988" w:type="dxa"/>
+            <w:hideMark/>
+          </w:tcPr>
+          <w:p>
+            <w:pPr>
+              <w:spacing w:after="168"/>
+              <w:rPr>
+                <w:color w:val="000000" w:themeColor="text1"/>
+                <w:sz w:val="24"/>
+                <w:szCs w:val="24"/>
+              </w:rPr>
+            </w:pPr>
+            <w:r>
+              <w:rPr>
+                <w:color w:val="000000" w:themeColor="text1"/>
+                <w:sz w:val="24"/>
+                <w:szCs w:val="24"/>
+              </w:rPr>
+              <w:t>0</w:t>
+            </w:r>
+            <w:r>
+              <w:rPr>
+                <w:color w:val="000000" w:themeColor="text1"/>
+                <w:sz w:val="24"/>
+                <w:szCs w:val="24"/>
+              </w:rPr>
+              <w:t>,</w:t>
+            </w:r>
+            <w:r>
+              <w:rPr>
+                <w:color w:val="000000" w:themeColor="text1"/>
+                <w:sz w:val="24"/>
+                <w:szCs w:val="24"/>
+              </w:rPr>
+              <w:t>736</w:t>
+            </w:r>
+          </w:p>
+        </w:tc>
+        <w:tc>
+          <w:tcPr>
+            <w:tcW w:w="989" w:type="dxa"/>
+            <w:hideMark/>
+          </w:tcPr>
+          <w:p>
+            <w:pPr>
+              <w:spacing w:after="168"/>
+              <w:rPr>
+                <w:color w:val="000000" w:themeColor="text1"/>
+                <w:sz w:val="24"/>
+                <w:szCs w:val="24"/>
+              </w:rPr>
+            </w:pPr>
+            <w:r>
+              <w:rPr>
+                <w:color w:val="000000" w:themeColor="text1"/>
+                <w:sz w:val="24"/>
+                <w:szCs w:val="24"/>
+              </w:rPr>
+              <w:t>1</w:t>
+            </w:r>
+          </w:p>
+        </w:tc>
+        <w:tc>
+          <w:tcPr>
+            <w:tcW w:w="1131" w:type="dxa"/>
+            <w:hideMark/>
+          </w:tcPr>
+          <w:p>
+            <w:pPr>
+              <w:spacing w:after="168"/>
+              <w:rPr>
+                <w:color w:val="000000" w:themeColor="text1"/>
+                <w:sz w:val="24"/>
+                <w:szCs w:val="24"/>
+              </w:rPr>
+            </w:pPr>
+            <w:r>
+              <w:rPr>
+                <w:color w:val="000000" w:themeColor="text1"/>
+                <w:sz w:val="24"/>
+                <w:szCs w:val="24"/>
+              </w:rPr>
+              <w:t>0</w:t>
+            </w:r>
+            <w:r>
+              <w:rPr>
+                <w:color w:val="000000" w:themeColor="text1"/>
+                <w:sz w:val="24"/>
+                <w:szCs w:val="24"/>
+              </w:rPr>
+              <w:t>,</w:t>
+            </w:r>
+            <w:r>
+              <w:rPr>
+                <w:color w:val="000000" w:themeColor="text1"/>
+                <w:sz w:val="24"/>
+                <w:szCs w:val="24"/>
+              </w:rPr>
+              <w:t>926</w:t>
+            </w:r>
+          </w:p>
+        </w:tc>
+        <w:tc>
+          <w:tcPr>
+            <w:tcW w:w="1410" w:type="dxa"/>
+            <w:hideMark/>
+          </w:tcPr>
+          <w:p>
+            <w:pPr>
+              <w:spacing w:after="168"/>
+              <w:rPr>
+                <w:color w:val="000000" w:themeColor="text1"/>
+                <w:sz w:val="24"/>
+                <w:szCs w:val="24"/>
+              </w:rPr>
+            </w:pPr>
+            <w:r>
+              <w:rPr>
+                <w:color w:val="000000" w:themeColor="text1"/>
+                <w:sz w:val="24"/>
+                <w:szCs w:val="24"/>
+              </w:rPr>
+              <w:t>0</w:t>
+            </w:r>
+            <w:r>
+              <w:rPr>
+                <w:color w:val="000000" w:themeColor="text1"/>
+                <w:sz w:val="24"/>
+                <w:szCs w:val="24"/>
+              </w:rPr>
+              <w:t>,</w:t>
+            </w:r>
+            <w:r>
+              <w:rPr>
+                <w:color w:val="000000" w:themeColor="text1"/>
+                <w:sz w:val="24"/>
+                <w:szCs w:val="24"/>
+              </w:rPr>
+              <w:t>865</w:t>
+            </w:r>
+          </w:p>
+        </w:tc>
+      </w:tr>
+      <w:tr>
+        <w:tc>
+          <w:tcPr>
+            <w:tcW w:w="2405" w:type="dxa"/>
+            <w:hideMark/>
+          </w:tcPr>
+          <w:p>
+            <w:pPr>
+              <w:spacing w:after="168"/>
+              <w:rPr>
+                <w:color w:val="000000" w:themeColor="text1"/>
+                <w:sz w:val="24"/>
+                <w:szCs w:val="24"/>
+              </w:rPr>
+            </w:pPr>
+            <w:proofErr w:type="spellStart"/>
+            <w:r>
+              <w:rPr>
+                <w:color w:val="000000" w:themeColor="text1"/>
+                <w:sz w:val="24"/>
+                <w:szCs w:val="24"/>
+              </w:rPr>
+              <w:t>Speedlimit</w:t>
+            </w:r>
+            <w:proofErr w:type="spellEnd"/>
+            <w:r>
+              <w:rPr>
+                <w:color w:val="000000" w:themeColor="text1"/>
+                <w:sz w:val="24"/>
+                <w:szCs w:val="24"/>
+              </w:rPr>
+              <w:t xml:space="preserve"> </w:t>
+            </w:r>
+            <w:proofErr w:type="spellStart"/>
+            <w:r>
+              <w:rPr>
+                <w:color w:val="000000" w:themeColor="text1"/>
+                <w:sz w:val="24"/>
+                <w:szCs w:val="24"/>
+              </w:rPr>
+              <w:t>Signal</w:t>
+            </w:r>
+            <w:proofErr w:type="spellEnd"/>
+          </w:p>
+        </w:tc>
+        <w:tc>
+          <w:tcPr>
+            <w:tcW w:w="1109" w:type="dxa"/>
+            <w:hideMark/>
+          </w:tcPr>
+          <w:p>
+            <w:pPr>
+              <w:spacing w:after="168"/>
+              <w:rPr>
+                <w:color w:val="000000" w:themeColor="text1"/>
+                <w:sz w:val="24"/>
+                <w:szCs w:val="24"/>
+              </w:rPr>
+            </w:pPr>
+            <w:r>
+              <w:rPr>
+                <w:color w:val="000000" w:themeColor="text1"/>
+                <w:sz w:val="24"/>
+                <w:szCs w:val="24"/>
+              </w:rPr>
+              <w:t>67</w:t>
+            </w:r>
+          </w:p>
+        </w:tc>
+        <w:tc>
+          <w:tcPr>
+            <w:tcW w:w="1177" w:type="dxa"/>
+            <w:hideMark/>
+          </w:tcPr>
+          <w:p>
+            <w:pPr>
+              <w:spacing w:after="168"/>
+              <w:rPr>
+                <w:color w:val="000000" w:themeColor="text1"/>
+                <w:sz w:val="24"/>
+                <w:szCs w:val="24"/>
+              </w:rPr>
+            </w:pPr>
+            <w:r>
+              <w:rPr>
+                <w:color w:val="000000" w:themeColor="text1"/>
+                <w:sz w:val="24"/>
+                <w:szCs w:val="24"/>
+              </w:rPr>
+              <w:t>71</w:t>
+            </w:r>
+          </w:p>
+        </w:tc>
+        <w:tc>
+          <w:tcPr>
+            <w:tcW w:w="988" w:type="dxa"/>
+            <w:hideMark/>
+          </w:tcPr>
+          <w:p>
+            <w:pPr>
+              <w:spacing w:after="168"/>
+              <w:rPr>
+                <w:color w:val="000000" w:themeColor="text1"/>
+                <w:sz w:val="24"/>
+                <w:szCs w:val="24"/>
+              </w:rPr>
+            </w:pPr>
+            <w:r>
+              <w:rPr>
+                <w:color w:val="000000" w:themeColor="text1"/>
+                <w:sz w:val="24"/>
+                <w:szCs w:val="24"/>
+              </w:rPr>
+              <w:t>0</w:t>
+            </w:r>
+            <w:r>
+              <w:rPr>
+                <w:color w:val="000000" w:themeColor="text1"/>
+                <w:sz w:val="24"/>
+                <w:szCs w:val="24"/>
+              </w:rPr>
+              <w:t>,</w:t>
+            </w:r>
+            <w:r>
+              <w:rPr>
+                <w:color w:val="000000" w:themeColor="text1"/>
+                <w:sz w:val="24"/>
+                <w:szCs w:val="24"/>
+              </w:rPr>
+              <w:t>984</w:t>
+            </w:r>
+          </w:p>
+        </w:tc>
+        <w:tc>
+          <w:tcPr>
+            <w:tcW w:w="989" w:type="dxa"/>
+            <w:hideMark/>
+          </w:tcPr>
+          <w:p>
+            <w:pPr>
+              <w:spacing w:after="168"/>
+              <w:rPr>
+                <w:color w:val="000000" w:themeColor="text1"/>
+                <w:sz w:val="24"/>
+                <w:szCs w:val="24"/>
+              </w:rPr>
+            </w:pPr>
+            <w:r>
+              <w:rPr>
+                <w:color w:val="000000" w:themeColor="text1"/>
+                <w:sz w:val="24"/>
+                <w:szCs w:val="24"/>
+              </w:rPr>
+              <w:t>1</w:t>
+            </w:r>
+          </w:p>
+        </w:tc>
+        <w:tc>
+          <w:tcPr>
+            <w:tcW w:w="1131" w:type="dxa"/>
+            <w:hideMark/>
+          </w:tcPr>
+          <w:p>
+            <w:pPr>
+              <w:spacing w:after="168"/>
+              <w:rPr>
+                <w:color w:val="000000" w:themeColor="text1"/>
+                <w:sz w:val="24"/>
+                <w:szCs w:val="24"/>
+              </w:rPr>
+            </w:pPr>
+            <w:r>
+              <w:rPr>
+                <w:color w:val="000000" w:themeColor="text1"/>
+                <w:sz w:val="24"/>
+                <w:szCs w:val="24"/>
+              </w:rPr>
+              <w:t>0</w:t>
+            </w:r>
+            <w:r>
+              <w:rPr>
+                <w:color w:val="000000" w:themeColor="text1"/>
+                <w:sz w:val="24"/>
+                <w:szCs w:val="24"/>
+              </w:rPr>
+              <w:t>,</w:t>
+            </w:r>
+            <w:r>
+              <w:rPr>
+                <w:color w:val="000000" w:themeColor="text1"/>
+                <w:sz w:val="24"/>
+                <w:szCs w:val="24"/>
+              </w:rPr>
+              <w:t>995</w:t>
+            </w:r>
+          </w:p>
+        </w:tc>
+        <w:tc>
+          <w:tcPr>
+            <w:tcW w:w="1410" w:type="dxa"/>
+            <w:hideMark/>
+          </w:tcPr>
+          <w:p>
+            <w:pPr>
+              <w:spacing w:after="168"/>
+              <w:rPr>
+                <w:color w:val="000000" w:themeColor="text1"/>
+                <w:sz w:val="24"/>
+                <w:szCs w:val="24"/>
+              </w:rPr>
+            </w:pPr>
+            <w:r>
+              <w:rPr>
+                <w:color w:val="000000" w:themeColor="text1"/>
+                <w:sz w:val="24"/>
+                <w:szCs w:val="24"/>
+              </w:rPr>
+              <w:t>0</w:t>
+            </w:r>
+            <w:r>
+              <w:rPr>
+                <w:color w:val="000000" w:themeColor="text1"/>
+                <w:sz w:val="24"/>
+                <w:szCs w:val="24"/>
+              </w:rPr>
+              <w:t>,</w:t>
+            </w:r>
+            <w:r>
+              <w:rPr>
+                <w:color w:val="000000" w:themeColor="text1"/>
+                <w:sz w:val="24"/>
+                <w:szCs w:val="24"/>
+              </w:rPr>
+              <w:t>902</w:t>
+            </w:r>
+          </w:p>
+        </w:tc>
+      </w:tr>
+      <w:tr>
+        <w:tc>
+          <w:tcPr>
+            <w:tcW w:w="2405" w:type="dxa"/>
+            <w:hideMark/>
+          </w:tcPr>
+          <w:p>
+            <w:pPr>
+              <w:spacing w:after="168"/>
+              <w:rPr>
+                <w:color w:val="000000" w:themeColor="text1"/>
+                <w:sz w:val="24"/>
+                <w:szCs w:val="24"/>
+              </w:rPr>
+            </w:pPr>
+            <w:proofErr w:type="spellStart"/>
+            <w:r>
+              <w:rPr>
+                <w:color w:val="000000" w:themeColor="text1"/>
+                <w:sz w:val="24"/>
+                <w:szCs w:val="24"/>
+              </w:rPr>
+              <w:t>Crosswalk</w:t>
+            </w:r>
+            <w:proofErr w:type="spellEnd"/>
+            <w:r>
+              <w:rPr>
+                <w:color w:val="000000" w:themeColor="text1"/>
+                <w:sz w:val="24"/>
+                <w:szCs w:val="24"/>
+              </w:rPr>
+              <w:t xml:space="preserve"> </w:t>
+            </w:r>
+            <w:proofErr w:type="spellStart"/>
+            <w:r>
+              <w:rPr>
+                <w:color w:val="000000" w:themeColor="text1"/>
+                <w:sz w:val="24"/>
+                <w:szCs w:val="24"/>
+              </w:rPr>
+              <w:t>Signal</w:t>
+            </w:r>
+            <w:proofErr w:type="spellEnd"/>
+          </w:p>
+        </w:tc>
+        <w:tc>
+          <w:tcPr>
+            <w:tcW w:w="1109" w:type="dxa"/>
+            <w:hideMark/>
+          </w:tcPr>
+          <w:p>
+            <w:pPr>
+              <w:spacing w:after="168"/>
+              <w:rPr>
+                <w:color w:val="000000" w:themeColor="text1"/>
+                <w:sz w:val="24"/>
+                <w:szCs w:val="24"/>
+              </w:rPr>
+            </w:pPr>
+            <w:r>
+              <w:rPr>
+                <w:color w:val="000000" w:themeColor="text1"/>
+                <w:sz w:val="24"/>
+                <w:szCs w:val="24"/>
+              </w:rPr>
+              <w:t>18</w:t>
+            </w:r>
+          </w:p>
+        </w:tc>
+        <w:tc>
+          <w:tcPr>
+            <w:tcW w:w="1177" w:type="dxa"/>
+            <w:hideMark/>
+          </w:tcPr>
+          <w:p>
+            <w:pPr>
+              <w:spacing w:after="168"/>
+              <w:rPr>
+                <w:color w:val="000000" w:themeColor="text1"/>
+                <w:sz w:val="24"/>
+                <w:szCs w:val="24"/>
+              </w:rPr>
+            </w:pPr>
+            <w:r>
+              <w:rPr>
+                <w:color w:val="000000" w:themeColor="text1"/>
+                <w:sz w:val="24"/>
+                <w:szCs w:val="24"/>
+              </w:rPr>
+              <w:t>22</w:t>
+            </w:r>
+          </w:p>
+        </w:tc>
+        <w:tc>
+          <w:tcPr>
+            <w:tcW w:w="988" w:type="dxa"/>
+            <w:hideMark/>
+          </w:tcPr>
+          <w:p>
+            <w:pPr>
+              <w:spacing w:after="168"/>
+              <w:rPr>
+                <w:color w:val="000000" w:themeColor="text1"/>
+                <w:sz w:val="24"/>
+                <w:szCs w:val="24"/>
+              </w:rPr>
+            </w:pPr>
+            <w:r>
+              <w:rPr>
+                <w:color w:val="000000" w:themeColor="text1"/>
+                <w:sz w:val="24"/>
+                <w:szCs w:val="24"/>
+              </w:rPr>
+              <w:t>1</w:t>
+            </w:r>
+          </w:p>
+        </w:tc>
+        <w:tc>
+          <w:tcPr>
+            <w:tcW w:w="989" w:type="dxa"/>
+            <w:hideMark/>
+          </w:tcPr>
+          <w:p>
+            <w:pPr>
+              <w:spacing w:after="168"/>
+              <w:rPr>
+                <w:color w:val="000000" w:themeColor="text1"/>
+                <w:sz w:val="24"/>
+                <w:szCs w:val="24"/>
+              </w:rPr>
+            </w:pPr>
+            <w:r>
+              <w:rPr>
+                <w:color w:val="000000" w:themeColor="text1"/>
+                <w:sz w:val="24"/>
+                <w:szCs w:val="24"/>
+              </w:rPr>
+              <w:t>0</w:t>
+            </w:r>
+            <w:r>
+              <w:rPr>
+                <w:color w:val="000000" w:themeColor="text1"/>
+                <w:sz w:val="24"/>
+                <w:szCs w:val="24"/>
+              </w:rPr>
+              <w:t>,</w:t>
+            </w:r>
+            <w:r>
+              <w:rPr>
+                <w:color w:val="000000" w:themeColor="text1"/>
+                <w:sz w:val="24"/>
+                <w:szCs w:val="24"/>
+              </w:rPr>
+              <w:t>858</w:t>
+            </w:r>
+          </w:p>
+        </w:tc>
+        <w:tc>
+          <w:tcPr>
+            <w:tcW w:w="1131" w:type="dxa"/>
+            <w:hideMark/>
+          </w:tcPr>
+          <w:p>
+            <w:pPr>
+              <w:spacing w:after="168"/>
+              <w:rPr>
+                <w:color w:val="000000" w:themeColor="text1"/>
+                <w:sz w:val="24"/>
+                <w:szCs w:val="24"/>
+              </w:rPr>
+            </w:pPr>
+            <w:r>
+              <w:rPr>
+                <w:color w:val="000000" w:themeColor="text1"/>
+                <w:sz w:val="24"/>
+                <w:szCs w:val="24"/>
+              </w:rPr>
+              <w:t>0</w:t>
+            </w:r>
+            <w:r>
+              <w:rPr>
+                <w:color w:val="000000" w:themeColor="text1"/>
+                <w:sz w:val="24"/>
+                <w:szCs w:val="24"/>
+              </w:rPr>
+              <w:t>,</w:t>
+            </w:r>
+            <w:r>
+              <w:rPr>
+                <w:color w:val="000000" w:themeColor="text1"/>
+                <w:sz w:val="24"/>
+                <w:szCs w:val="24"/>
+              </w:rPr>
+              <w:t>888</w:t>
+            </w:r>
+          </w:p>
+        </w:tc>
+        <w:tc>
+          <w:tcPr>
+            <w:tcW w:w="1410" w:type="dxa"/>
+            <w:hideMark/>
+          </w:tcPr>
+          <w:p>
+            <w:pPr>
+              <w:spacing w:after="168"/>
+              <w:rPr>
+                <w:color w:val="000000" w:themeColor="text1"/>
+                <w:sz w:val="24"/>
+                <w:szCs w:val="24"/>
+              </w:rPr>
+            </w:pPr>
+            <w:r>
+              <w:rPr>
+                <w:color w:val="000000" w:themeColor="text1"/>
+                <w:sz w:val="24"/>
+                <w:szCs w:val="24"/>
+              </w:rPr>
+              <w:t>0</w:t>
+            </w:r>
+            <w:r>
+              <w:rPr>
+                <w:color w:val="000000" w:themeColor="text1"/>
+                <w:sz w:val="24"/>
+                <w:szCs w:val="24"/>
+              </w:rPr>
+              <w:t>,</w:t>
+            </w:r>
+            <w:r>
+              <w:rPr>
+                <w:color w:val="000000" w:themeColor="text1"/>
+                <w:sz w:val="24"/>
+                <w:szCs w:val="24"/>
+              </w:rPr>
+              <w:t>731</w:t>
+            </w:r>
+          </w:p>
+        </w:tc>
+      </w:tr>
+      <w:tr>
+        <w:tc>
+          <w:tcPr>
+            <w:tcW w:w="2405" w:type="dxa"/>
+            <w:hideMark/>
+          </w:tcPr>
+          <w:p>
+            <w:pPr>
+              <w:spacing w:after="168"/>
+              <w:rPr>
+                <w:color w:val="000000" w:themeColor="text1"/>
+                <w:sz w:val="24"/>
+                <w:szCs w:val="24"/>
+              </w:rPr>
+            </w:pPr>
+            <w:proofErr w:type="spellStart"/>
+            <w:r>
+              <w:rPr>
+                <w:color w:val="000000" w:themeColor="text1"/>
+                <w:sz w:val="24"/>
+                <w:szCs w:val="24"/>
+              </w:rPr>
+              <w:t>Crosswalk</w:t>
+            </w:r>
+            <w:proofErr w:type="spellEnd"/>
+          </w:p>
+        </w:tc>
+        <w:tc>
+          <w:tcPr>
+            <w:tcW w:w="1109" w:type="dxa"/>
+            <w:hideMark/>
+          </w:tcPr>
+          <w:p>
+            <w:pPr>
+              <w:spacing w:after="168"/>
+              <w:rPr>
+                <w:color w:val="000000" w:themeColor="text1"/>
+                <w:sz w:val="24"/>
+                <w:szCs w:val="24"/>
+              </w:rPr>
+            </w:pPr>
+            <w:r>
+              <w:rPr>
+                <w:color w:val="000000" w:themeColor="text1"/>
+                <w:sz w:val="24"/>
+                <w:szCs w:val="24"/>
+              </w:rPr>
+              <w:t>25</w:t>
+            </w:r>
+          </w:p>
+        </w:tc>
+        <w:tc>
+          <w:tcPr>
+            <w:tcW w:w="1177" w:type="dxa"/>
+            <w:hideMark/>
+          </w:tcPr>
+          <w:p>
+            <w:pPr>
+              <w:spacing w:after="168"/>
+              <w:rPr>
+                <w:color w:val="000000" w:themeColor="text1"/>
+                <w:sz w:val="24"/>
+                <w:szCs w:val="24"/>
+              </w:rPr>
+            </w:pPr>
+            <w:r>
+              <w:rPr>
+                <w:color w:val="000000" w:themeColor="text1"/>
+                <w:sz w:val="24"/>
+                <w:szCs w:val="24"/>
+              </w:rPr>
+              <w:t>26</w:t>
+            </w:r>
+          </w:p>
+        </w:tc>
+        <w:tc>
+          <w:tcPr>
+            <w:tcW w:w="988" w:type="dxa"/>
+            <w:hideMark/>
+          </w:tcPr>
+          <w:p>
+            <w:pPr>
+              <w:spacing w:after="168"/>
+              <w:rPr>
+                <w:color w:val="000000" w:themeColor="text1"/>
+                <w:sz w:val="24"/>
+                <w:szCs w:val="24"/>
+              </w:rPr>
+            </w:pPr>
+            <w:r>
+              <w:rPr>
+                <w:color w:val="000000" w:themeColor="text1"/>
+                <w:sz w:val="24"/>
+                <w:szCs w:val="24"/>
+              </w:rPr>
+              <w:t>0</w:t>
+            </w:r>
+            <w:r>
+              <w:rPr>
+                <w:color w:val="000000" w:themeColor="text1"/>
+                <w:sz w:val="24"/>
+                <w:szCs w:val="24"/>
+              </w:rPr>
+              <w:t>,</w:t>
+            </w:r>
+            <w:r>
+              <w:rPr>
+                <w:color w:val="000000" w:themeColor="text1"/>
+                <w:sz w:val="24"/>
+                <w:szCs w:val="24"/>
+              </w:rPr>
+              <w:t>829</w:t>
+            </w:r>
+          </w:p>
+        </w:tc>
+        <w:tc>
+          <w:tcPr>
+            <w:tcW w:w="989" w:type="dxa"/>
+            <w:hideMark/>
+          </w:tcPr>
+          <w:p>
+            <w:pPr>
+              <w:spacing w:after="168"/>
+              <w:rPr>
+                <w:color w:val="000000" w:themeColor="text1"/>
+                <w:sz w:val="24"/>
+                <w:szCs w:val="24"/>
+              </w:rPr>
+            </w:pPr>
+            <w:r>
+              <w:rPr>
+                <w:color w:val="000000" w:themeColor="text1"/>
+                <w:sz w:val="24"/>
+                <w:szCs w:val="24"/>
+              </w:rPr>
+              <w:t>0</w:t>
+            </w:r>
+            <w:r>
+              <w:rPr>
+                <w:color w:val="000000" w:themeColor="text1"/>
+                <w:sz w:val="24"/>
+                <w:szCs w:val="24"/>
+              </w:rPr>
+              <w:t>,</w:t>
+            </w:r>
+            <w:r>
+              <w:rPr>
+                <w:color w:val="000000" w:themeColor="text1"/>
+                <w:sz w:val="24"/>
+                <w:szCs w:val="24"/>
+              </w:rPr>
+              <w:t>808</w:t>
+            </w:r>
+          </w:p>
+        </w:tc>
+        <w:tc>
+          <w:tcPr>
+            <w:tcW w:w="1131" w:type="dxa"/>
+            <w:hideMark/>
+          </w:tcPr>
+          <w:p>
+            <w:pPr>
+              <w:spacing w:after="168"/>
+              <w:rPr>
+                <w:color w:val="000000" w:themeColor="text1"/>
+                <w:sz w:val="24"/>
+                <w:szCs w:val="24"/>
+              </w:rPr>
+            </w:pPr>
+            <w:r>
+              <w:rPr>
+                <w:color w:val="000000" w:themeColor="text1"/>
+                <w:sz w:val="24"/>
+                <w:szCs w:val="24"/>
+              </w:rPr>
+              <w:t>0</w:t>
+            </w:r>
+            <w:r>
+              <w:rPr>
+                <w:color w:val="000000" w:themeColor="text1"/>
+                <w:sz w:val="24"/>
+                <w:szCs w:val="24"/>
+              </w:rPr>
+              <w:t>,</w:t>
+            </w:r>
+            <w:r>
+              <w:rPr>
+                <w:color w:val="000000" w:themeColor="text1"/>
+                <w:sz w:val="24"/>
+                <w:szCs w:val="24"/>
+              </w:rPr>
+              <w:t>84</w:t>
+            </w:r>
+          </w:p>
+        </w:tc>
+        <w:tc>
+          <w:tcPr>
+            <w:tcW w:w="1410" w:type="dxa"/>
+            <w:hideMark/>
+          </w:tcPr>
+          <w:p>
+            <w:pPr>
+              <w:spacing w:after="168"/>
+              <w:rPr>
+                <w:color w:val="000000" w:themeColor="text1"/>
+                <w:sz w:val="24"/>
+                <w:szCs w:val="24"/>
+              </w:rPr>
+            </w:pPr>
+            <w:r>
+              <w:rPr>
+                <w:color w:val="000000" w:themeColor="text1"/>
+                <w:sz w:val="24"/>
+                <w:szCs w:val="24"/>
+              </w:rPr>
+              <w:t>0</w:t>
+            </w:r>
+            <w:r>
+              <w:rPr>
+                <w:color w:val="000000" w:themeColor="text1"/>
+                <w:sz w:val="24"/>
+                <w:szCs w:val="24"/>
+              </w:rPr>
+              <w:t>,</w:t>
+            </w:r>
+            <w:r>
+              <w:rPr>
+                <w:color w:val="000000" w:themeColor="text1"/>
+                <w:sz w:val="24"/>
+                <w:szCs w:val="24"/>
+              </w:rPr>
+              <w:t>601</w:t>
+            </w:r>
+          </w:p>
+        </w:tc>
+      </w:tr>
+      <w:tr>
+        <w:tc>
+          <w:tcPr>
+            <w:tcW w:w="2405" w:type="dxa"/>
+            <w:hideMark/>
+          </w:tcPr>
+          <w:p>
+            <w:pPr>
+              <w:spacing w:after="168"/>
+              <w:rPr>
+                <w:color w:val="000000" w:themeColor="text1"/>
+                <w:sz w:val="24"/>
+                <w:szCs w:val="24"/>
+              </w:rPr>
+            </w:pPr>
+            <w:proofErr w:type="spellStart"/>
+            <w:r>
+              <w:rPr>
+                <w:color w:val="000000" w:themeColor="text1"/>
+                <w:sz w:val="24"/>
+                <w:szCs w:val="24"/>
+              </w:rPr>
+              <w:t>Pedestrian</w:t>
+            </w:r>
+            <w:proofErr w:type="spellEnd"/>
+          </w:p>
+        </w:tc>
+        <w:tc>
+          <w:tcPr>
+            <w:tcW w:w="1109" w:type="dxa"/>
+            <w:hideMark/>
+          </w:tcPr>
+          <w:p>
+            <w:pPr>
+              <w:spacing w:after="168"/>
+              <w:rPr>
+                <w:color w:val="000000" w:themeColor="text1"/>
+                <w:sz w:val="24"/>
+                <w:szCs w:val="24"/>
+              </w:rPr>
+            </w:pPr>
+            <w:r>
+              <w:rPr>
+                <w:color w:val="000000" w:themeColor="text1"/>
+                <w:sz w:val="24"/>
+                <w:szCs w:val="24"/>
+              </w:rPr>
+              <w:t>14</w:t>
+            </w:r>
+          </w:p>
+        </w:tc>
+        <w:tc>
+          <w:tcPr>
+            <w:tcW w:w="1177" w:type="dxa"/>
+            <w:hideMark/>
+          </w:tcPr>
+          <w:p>
+            <w:pPr>
+              <w:spacing w:after="168"/>
+              <w:rPr>
+                <w:color w:val="000000" w:themeColor="text1"/>
+                <w:sz w:val="24"/>
+                <w:szCs w:val="24"/>
+              </w:rPr>
+            </w:pPr>
+            <w:r>
+              <w:rPr>
+                <w:color w:val="000000" w:themeColor="text1"/>
+                <w:sz w:val="24"/>
+                <w:szCs w:val="24"/>
+              </w:rPr>
+              <w:t>35</w:t>
+            </w:r>
+          </w:p>
+        </w:tc>
+        <w:tc>
+          <w:tcPr>
+            <w:tcW w:w="988" w:type="dxa"/>
+            <w:hideMark/>
+          </w:tcPr>
+          <w:p>
+            <w:pPr>
+              <w:spacing w:after="168"/>
+              <w:rPr>
+                <w:color w:val="000000" w:themeColor="text1"/>
+                <w:sz w:val="24"/>
+                <w:szCs w:val="24"/>
+              </w:rPr>
+            </w:pPr>
+            <w:r>
+              <w:rPr>
+                <w:color w:val="000000" w:themeColor="text1"/>
+                <w:sz w:val="24"/>
+                <w:szCs w:val="24"/>
+              </w:rPr>
+              <w:t>0</w:t>
+            </w:r>
+            <w:r>
+              <w:rPr>
+                <w:color w:val="000000" w:themeColor="text1"/>
+                <w:sz w:val="24"/>
+                <w:szCs w:val="24"/>
+              </w:rPr>
+              <w:t>,</w:t>
+            </w:r>
+            <w:r>
+              <w:rPr>
+                <w:color w:val="000000" w:themeColor="text1"/>
+                <w:sz w:val="24"/>
+                <w:szCs w:val="24"/>
+              </w:rPr>
+              <w:t>822</w:t>
+            </w:r>
+          </w:p>
+        </w:tc>
+        <w:tc>
+          <w:tcPr>
+            <w:tcW w:w="989" w:type="dxa"/>
+            <w:hideMark/>
+          </w:tcPr>
+          <w:p>
+            <w:pPr>
+              <w:spacing w:after="168"/>
+              <w:rPr>
+                <w:color w:val="000000" w:themeColor="text1"/>
+                <w:sz w:val="24"/>
+                <w:szCs w:val="24"/>
+              </w:rPr>
+            </w:pPr>
+            <w:r>
+              <w:rPr>
+                <w:color w:val="000000" w:themeColor="text1"/>
+                <w:sz w:val="24"/>
+                <w:szCs w:val="24"/>
+              </w:rPr>
+              <w:t>0</w:t>
+            </w:r>
+            <w:r>
+              <w:rPr>
+                <w:color w:val="000000" w:themeColor="text1"/>
+                <w:sz w:val="24"/>
+                <w:szCs w:val="24"/>
+              </w:rPr>
+              <w:t>,</w:t>
+            </w:r>
+            <w:r>
+              <w:rPr>
+                <w:color w:val="000000" w:themeColor="text1"/>
+                <w:sz w:val="24"/>
+                <w:szCs w:val="24"/>
+              </w:rPr>
+              <w:t>914</w:t>
+            </w:r>
+          </w:p>
+        </w:tc>
+        <w:tc>
+          <w:tcPr>
+            <w:tcW w:w="1131" w:type="dxa"/>
+            <w:hideMark/>
+          </w:tcPr>
+          <w:p>
+            <w:pPr>
+              <w:spacing w:after="168"/>
+              <w:rPr>
+                <w:color w:val="000000" w:themeColor="text1"/>
+                <w:sz w:val="24"/>
+                <w:szCs w:val="24"/>
+              </w:rPr>
+            </w:pPr>
+            <w:r>
+              <w:rPr>
+                <w:color w:val="000000" w:themeColor="text1"/>
+                <w:sz w:val="24"/>
+                <w:szCs w:val="24"/>
+              </w:rPr>
+              <w:t>0</w:t>
+            </w:r>
+            <w:r>
+              <w:rPr>
+                <w:color w:val="000000" w:themeColor="text1"/>
+                <w:sz w:val="24"/>
+                <w:szCs w:val="24"/>
+              </w:rPr>
+              <w:t>,</w:t>
+            </w:r>
+            <w:r>
+              <w:rPr>
+                <w:color w:val="000000" w:themeColor="text1"/>
+                <w:sz w:val="24"/>
+                <w:szCs w:val="24"/>
+              </w:rPr>
+              <w:t>943</w:t>
+            </w:r>
+          </w:p>
+        </w:tc>
+        <w:tc>
+          <w:tcPr>
+            <w:tcW w:w="1410" w:type="dxa"/>
+            <w:hideMark/>
+          </w:tcPr>
+          <w:p>
+            <w:pPr>
+              <w:spacing w:after="168"/>
+              <w:rPr>
+                <w:color w:val="000000" w:themeColor="text1"/>
+                <w:sz w:val="24"/>
+                <w:szCs w:val="24"/>
+              </w:rPr>
+            </w:pPr>
+            <w:r>
+              <w:rPr>
+                <w:color w:val="000000" w:themeColor="text1"/>
+                <w:sz w:val="24"/>
+                <w:szCs w:val="24"/>
+              </w:rPr>
+              <w:t>0</w:t>
+            </w:r>
+            <w:r>
+              <w:rPr>
+                <w:color w:val="000000" w:themeColor="text1"/>
+                <w:sz w:val="24"/>
+                <w:szCs w:val="24"/>
+              </w:rPr>
+              <w:t>,</w:t>
+            </w:r>
+            <w:r>
+              <w:rPr>
+                <w:color w:val="000000" w:themeColor="text1"/>
+                <w:sz w:val="24"/>
+                <w:szCs w:val="24"/>
+              </w:rPr>
+              <w:t>654</w:t>
+            </w:r>
+          </w:p>
+        </w:tc>
+      </w:tr>
+      <w:tr>
+        <w:tc>
+          <w:tcPr>
+            <w:tcW w:w="2405" w:type="dxa"/>
+            <w:hideMark/>
+          </w:tcPr>
+          <w:p>
+            <w:pPr>
+              <w:spacing w:after="168"/>
+              <w:rPr>
+                <w:color w:val="000000" w:themeColor="text1"/>
+                <w:sz w:val="24"/>
+                <w:szCs w:val="24"/>
+              </w:rPr>
+            </w:pPr>
+            <w:proofErr w:type="spellStart"/>
+            <w:r>
+              <w:rPr>
+                <w:color w:val="000000" w:themeColor="text1"/>
+                <w:sz w:val="24"/>
+                <w:szCs w:val="24"/>
+              </w:rPr>
+              <w:t>Bus</w:t>
+            </w:r>
+            <w:proofErr w:type="spellEnd"/>
+          </w:p>
+        </w:tc>
+        <w:tc>
+          <w:tcPr>
+            <w:tcW w:w="1109" w:type="dxa"/>
+            <w:hideMark/>
+          </w:tcPr>
+          <w:p>
+            <w:pPr>
+              <w:spacing w:after="168"/>
+              <w:rPr>
+                <w:color w:val="000000" w:themeColor="text1"/>
+                <w:sz w:val="24"/>
+                <w:szCs w:val="24"/>
+              </w:rPr>
+            </w:pPr>
+            <w:r>
+              <w:rPr>
+                <w:color w:val="000000" w:themeColor="text1"/>
+                <w:sz w:val="24"/>
+                <w:szCs w:val="24"/>
+              </w:rPr>
+              <w:t>13</w:t>
+            </w:r>
+          </w:p>
+        </w:tc>
+        <w:tc>
+          <w:tcPr>
+            <w:tcW w:w="1177" w:type="dxa"/>
+            <w:hideMark/>
+          </w:tcPr>
+          <w:p>
+            <w:pPr>
+              <w:spacing w:after="168"/>
+              <w:rPr>
+                <w:color w:val="000000" w:themeColor="text1"/>
+                <w:sz w:val="24"/>
+                <w:szCs w:val="24"/>
+              </w:rPr>
+            </w:pPr>
+            <w:r>
+              <w:rPr>
+                <w:color w:val="000000" w:themeColor="text1"/>
+                <w:sz w:val="24"/>
+                <w:szCs w:val="24"/>
+              </w:rPr>
+              <w:t>14</w:t>
+            </w:r>
+          </w:p>
+        </w:tc>
+        <w:tc>
+          <w:tcPr>
+            <w:tcW w:w="988" w:type="dxa"/>
+            <w:hideMark/>
+          </w:tcPr>
+          <w:p>
+            <w:pPr>
+              <w:spacing w:after="168"/>
+              <w:rPr>
+                <w:color w:val="000000" w:themeColor="text1"/>
+                <w:sz w:val="24"/>
+                <w:szCs w:val="24"/>
+              </w:rPr>
+            </w:pPr>
+            <w:r>
+              <w:rPr>
+                <w:color w:val="000000" w:themeColor="text1"/>
+                <w:sz w:val="24"/>
+                <w:szCs w:val="24"/>
+              </w:rPr>
+              <w:t>0</w:t>
+            </w:r>
+            <w:r>
+              <w:rPr>
+                <w:color w:val="000000" w:themeColor="text1"/>
+                <w:sz w:val="24"/>
+                <w:szCs w:val="24"/>
+              </w:rPr>
+              <w:t>,</w:t>
+            </w:r>
+            <w:r>
+              <w:rPr>
+                <w:color w:val="000000" w:themeColor="text1"/>
+                <w:sz w:val="24"/>
+                <w:szCs w:val="24"/>
+              </w:rPr>
+              <w:t>729</w:t>
+            </w:r>
+          </w:p>
+        </w:tc>
+        <w:tc>
+          <w:tcPr>
+            <w:tcW w:w="989" w:type="dxa"/>
+            <w:hideMark/>
+          </w:tcPr>
+          <w:p>
+            <w:pPr>
+              <w:spacing w:after="168"/>
+              <w:rPr>
+                <w:color w:val="000000" w:themeColor="text1"/>
+                <w:sz w:val="24"/>
+                <w:szCs w:val="24"/>
+              </w:rPr>
+            </w:pPr>
+            <w:r>
+              <w:rPr>
+                <w:color w:val="000000" w:themeColor="text1"/>
+                <w:sz w:val="24"/>
+                <w:szCs w:val="24"/>
+              </w:rPr>
+              <w:t>0</w:t>
+            </w:r>
+            <w:r>
+              <w:rPr>
+                <w:color w:val="000000" w:themeColor="text1"/>
+                <w:sz w:val="24"/>
+                <w:szCs w:val="24"/>
+              </w:rPr>
+              <w:t>,</w:t>
+            </w:r>
+            <w:r>
+              <w:rPr>
+                <w:color w:val="000000" w:themeColor="text1"/>
+                <w:sz w:val="24"/>
+                <w:szCs w:val="24"/>
+              </w:rPr>
+              <w:t>429</w:t>
+            </w:r>
+          </w:p>
+        </w:tc>
+        <w:tc>
+          <w:tcPr>
+            <w:tcW w:w="1131" w:type="dxa"/>
+            <w:hideMark/>
+          </w:tcPr>
+          <w:p>
+            <w:pPr>
+              <w:spacing w:after="168"/>
+              <w:rPr>
+                <w:color w:val="000000" w:themeColor="text1"/>
+                <w:sz w:val="24"/>
+                <w:szCs w:val="24"/>
+              </w:rPr>
+            </w:pPr>
+            <w:r>
+              <w:rPr>
+                <w:color w:val="000000" w:themeColor="text1"/>
+                <w:sz w:val="24"/>
+                <w:szCs w:val="24"/>
+              </w:rPr>
+              <w:t>0</w:t>
+            </w:r>
+            <w:r>
+              <w:rPr>
+                <w:color w:val="000000" w:themeColor="text1"/>
+                <w:sz w:val="24"/>
+                <w:szCs w:val="24"/>
+              </w:rPr>
+              <w:t>,</w:t>
+            </w:r>
+            <w:r>
+              <w:rPr>
+                <w:color w:val="000000" w:themeColor="text1"/>
+                <w:sz w:val="24"/>
+                <w:szCs w:val="24"/>
+              </w:rPr>
+              <w:t>424</w:t>
+            </w:r>
+          </w:p>
+        </w:tc>
+        <w:tc>
+          <w:tcPr>
+            <w:tcW w:w="1410" w:type="dxa"/>
+            <w:hideMark/>
+          </w:tcPr>
+          <w:p>
+            <w:pPr>
+              <w:spacing w:after="168"/>
+              <w:rPr>
+                <w:color w:val="000000" w:themeColor="text1"/>
+                <w:sz w:val="24"/>
+                <w:szCs w:val="24"/>
+              </w:rPr>
+            </w:pPr>
+            <w:r>
+              <w:rPr>
+                <w:color w:val="000000" w:themeColor="text1"/>
+                <w:sz w:val="24"/>
+                <w:szCs w:val="24"/>
+              </w:rPr>
+              <w:t>0</w:t>
+            </w:r>
+            <w:r>
+              <w:rPr>
+                <w:color w:val="000000" w:themeColor="text1"/>
+                <w:sz w:val="24"/>
+                <w:szCs w:val="24"/>
+              </w:rPr>
+              <w:t>,</w:t>
+            </w:r>
+            <w:r>
+              <w:rPr>
+                <w:color w:val="000000" w:themeColor="text1"/>
+                <w:sz w:val="24"/>
+                <w:szCs w:val="24"/>
+              </w:rPr>
+              <w:t>331</w:t>
+            </w:r>
+          </w:p>
+        </w:tc>
+      </w:tr>
+      <w:tr>
+        <w:tc>
+          <w:tcPr>
+            <w:tcW w:w="2405" w:type="dxa"/>
+            <w:hideMark/>
+          </w:tcPr>
+          <w:p>
+            <w:pPr>
+              <w:spacing w:after="168"/>
+              <w:rPr>
+                <w:color w:val="000000" w:themeColor="text1"/>
+                <w:sz w:val="24"/>
+                <w:szCs w:val="24"/>
+              </w:rPr>
+            </w:pPr>
+            <w:r>
+              <w:rPr>
+                <w:color w:val="000000" w:themeColor="text1"/>
+                <w:sz w:val="24"/>
+                <w:szCs w:val="24"/>
+              </w:rPr>
+              <w:t>Car</w:t>
+            </w:r>
+          </w:p>
+        </w:tc>
+        <w:tc>
+          <w:tcPr>
+            <w:tcW w:w="1109" w:type="dxa"/>
+            <w:hideMark/>
+          </w:tcPr>
+          <w:p>
+            <w:pPr>
+              <w:spacing w:after="168"/>
+              <w:rPr>
+                <w:color w:val="000000" w:themeColor="text1"/>
+                <w:sz w:val="24"/>
+                <w:szCs w:val="24"/>
+              </w:rPr>
+            </w:pPr>
+            <w:r>
+              <w:rPr>
+                <w:color w:val="000000" w:themeColor="text1"/>
+                <w:sz w:val="24"/>
+                <w:szCs w:val="24"/>
+              </w:rPr>
+              <w:t>62</w:t>
+            </w:r>
+          </w:p>
+        </w:tc>
+        <w:tc>
+          <w:tcPr>
+            <w:tcW w:w="1177" w:type="dxa"/>
+            <w:hideMark/>
+          </w:tcPr>
+          <w:p>
+            <w:pPr>
+              <w:spacing w:after="168"/>
+              <w:rPr>
+                <w:color w:val="000000" w:themeColor="text1"/>
+                <w:sz w:val="24"/>
+                <w:szCs w:val="24"/>
+              </w:rPr>
+            </w:pPr>
+            <w:r>
+              <w:rPr>
+                <w:color w:val="000000" w:themeColor="text1"/>
+                <w:sz w:val="24"/>
+                <w:szCs w:val="24"/>
+              </w:rPr>
+              <w:t>441</w:t>
+            </w:r>
+          </w:p>
+        </w:tc>
+        <w:tc>
+          <w:tcPr>
+            <w:tcW w:w="988" w:type="dxa"/>
+            <w:hideMark/>
+          </w:tcPr>
+          <w:p>
+            <w:pPr>
+              <w:spacing w:after="168"/>
+              <w:rPr>
+                <w:color w:val="000000" w:themeColor="text1"/>
+                <w:sz w:val="24"/>
+                <w:szCs w:val="24"/>
+              </w:rPr>
+            </w:pPr>
+            <w:r>
+              <w:rPr>
+                <w:color w:val="000000" w:themeColor="text1"/>
+                <w:sz w:val="24"/>
+                <w:szCs w:val="24"/>
+              </w:rPr>
+              <w:t>0</w:t>
+            </w:r>
+            <w:r>
+              <w:rPr>
+                <w:color w:val="000000" w:themeColor="text1"/>
+                <w:sz w:val="24"/>
+                <w:szCs w:val="24"/>
+              </w:rPr>
+              <w:t>,</w:t>
+            </w:r>
+            <w:r>
+              <w:rPr>
+                <w:color w:val="000000" w:themeColor="text1"/>
+                <w:sz w:val="24"/>
+                <w:szCs w:val="24"/>
+              </w:rPr>
+              <w:t>843</w:t>
+            </w:r>
+          </w:p>
+        </w:tc>
+        <w:tc>
+          <w:tcPr>
+            <w:tcW w:w="989" w:type="dxa"/>
+            <w:hideMark/>
+          </w:tcPr>
+          <w:p>
+            <w:pPr>
+              <w:spacing w:after="168"/>
+              <w:rPr>
+                <w:color w:val="000000" w:themeColor="text1"/>
+                <w:sz w:val="24"/>
+                <w:szCs w:val="24"/>
+              </w:rPr>
+            </w:pPr>
+            <w:r>
+              <w:rPr>
+                <w:color w:val="000000" w:themeColor="text1"/>
+                <w:sz w:val="24"/>
+                <w:szCs w:val="24"/>
+              </w:rPr>
+              <w:t>0</w:t>
+            </w:r>
+            <w:r>
+              <w:rPr>
+                <w:color w:val="000000" w:themeColor="text1"/>
+                <w:sz w:val="24"/>
+                <w:szCs w:val="24"/>
+              </w:rPr>
+              <w:t>,</w:t>
+            </w:r>
+            <w:r>
+              <w:rPr>
+                <w:color w:val="000000" w:themeColor="text1"/>
+                <w:sz w:val="24"/>
+                <w:szCs w:val="24"/>
+              </w:rPr>
+              <w:t>751</w:t>
+            </w:r>
+          </w:p>
+        </w:tc>
+        <w:tc>
+          <w:tcPr>
+            <w:tcW w:w="1131" w:type="dxa"/>
+            <w:hideMark/>
+          </w:tcPr>
+          <w:p>
+            <w:pPr>
+              <w:spacing w:after="168"/>
+              <w:rPr>
+                <w:color w:val="000000" w:themeColor="text1"/>
+                <w:sz w:val="24"/>
+                <w:szCs w:val="24"/>
+              </w:rPr>
+            </w:pPr>
+            <w:r>
+              <w:rPr>
+                <w:color w:val="000000" w:themeColor="text1"/>
+                <w:sz w:val="24"/>
+                <w:szCs w:val="24"/>
+              </w:rPr>
+              <w:t>0</w:t>
+            </w:r>
+            <w:r>
+              <w:rPr>
+                <w:color w:val="000000" w:themeColor="text1"/>
+                <w:sz w:val="24"/>
+                <w:szCs w:val="24"/>
+              </w:rPr>
+              <w:t>,</w:t>
+            </w:r>
+            <w:r>
+              <w:rPr>
+                <w:color w:val="000000" w:themeColor="text1"/>
+                <w:sz w:val="24"/>
+                <w:szCs w:val="24"/>
+              </w:rPr>
+              <w:t>838</w:t>
+            </w:r>
+          </w:p>
+        </w:tc>
+        <w:tc>
+          <w:tcPr>
+            <w:tcW w:w="1410" w:type="dxa"/>
+            <w:hideMark/>
+          </w:tcPr>
+          <w:p>
+            <w:pPr>
+              <w:spacing w:after="168"/>
+              <w:rPr>
+                <w:color w:val="000000" w:themeColor="text1"/>
+                <w:sz w:val="24"/>
+                <w:szCs w:val="24"/>
+              </w:rPr>
+            </w:pPr>
+            <w:r>
+              <w:rPr>
+                <w:color w:val="000000" w:themeColor="text1"/>
+                <w:sz w:val="24"/>
+                <w:szCs w:val="24"/>
+              </w:rPr>
+              <w:t>0</w:t>
+            </w:r>
+            <w:r>
+              <w:rPr>
+                <w:color w:val="000000" w:themeColor="text1"/>
+                <w:sz w:val="24"/>
+                <w:szCs w:val="24"/>
+              </w:rPr>
+              <w:t>,</w:t>
+            </w:r>
+            <w:r>
+              <w:rPr>
+                <w:color w:val="000000" w:themeColor="text1"/>
+                <w:sz w:val="24"/>
+                <w:szCs w:val="24"/>
+              </w:rPr>
+              <w:t>486</w:t>
+            </w:r>
+          </w:p>
+        </w:tc>
+      </w:tr>
+      <w:tr>
+        <w:tc>
+          <w:tcPr>
+            <w:tcW w:w="2405" w:type="dxa"/>
+            <w:hideMark/>
+          </w:tcPr>
+          <w:p>
+            <w:pPr>
+              <w:spacing w:after="168"/>
+              <w:rPr>
+                <w:color w:val="000000" w:themeColor="text1"/>
+                <w:sz w:val="24"/>
+                <w:szCs w:val="24"/>
+              </w:rPr>
+            </w:pPr>
+            <w:proofErr w:type="spellStart"/>
+            <w:r>
+              <w:rPr>
+                <w:color w:val="000000" w:themeColor="text1"/>
+                <w:sz w:val="24"/>
+                <w:szCs w:val="24"/>
+              </w:rPr>
+              <w:t>Truck</w:t>
+            </w:r>
+            <w:proofErr w:type="spellEnd"/>
+          </w:p>
+        </w:tc>
+        <w:tc>
+          <w:tcPr>
+            <w:tcW w:w="1109" w:type="dxa"/>
+            <w:hideMark/>
+          </w:tcPr>
+          <w:p>
+            <w:pPr>
+              <w:spacing w:after="168"/>
+              <w:rPr>
+                <w:color w:val="000000" w:themeColor="text1"/>
+                <w:sz w:val="24"/>
+                <w:szCs w:val="24"/>
+              </w:rPr>
+            </w:pPr>
+            <w:r>
+              <w:rPr>
+                <w:color w:val="000000" w:themeColor="text1"/>
+                <w:sz w:val="24"/>
+                <w:szCs w:val="24"/>
+              </w:rPr>
+              <w:t>44</w:t>
+            </w:r>
+          </w:p>
+        </w:tc>
+        <w:tc>
+          <w:tcPr>
+            <w:tcW w:w="1177" w:type="dxa"/>
+            <w:hideMark/>
+          </w:tcPr>
+          <w:p>
+            <w:pPr>
+              <w:spacing w:after="168"/>
+              <w:rPr>
+                <w:color w:val="000000" w:themeColor="text1"/>
+                <w:sz w:val="24"/>
+                <w:szCs w:val="24"/>
+              </w:rPr>
+            </w:pPr>
+            <w:r>
+              <w:rPr>
+                <w:color w:val="000000" w:themeColor="text1"/>
+                <w:sz w:val="24"/>
+                <w:szCs w:val="24"/>
+              </w:rPr>
+              <w:t>217</w:t>
+            </w:r>
+          </w:p>
+        </w:tc>
+        <w:tc>
+          <w:tcPr>
+            <w:tcW w:w="988" w:type="dxa"/>
+            <w:hideMark/>
+          </w:tcPr>
+          <w:p>
+            <w:pPr>
+              <w:spacing w:after="168"/>
+              <w:rPr>
+                <w:color w:val="000000" w:themeColor="text1"/>
+                <w:sz w:val="24"/>
+                <w:szCs w:val="24"/>
+              </w:rPr>
+            </w:pPr>
+            <w:r>
+              <w:rPr>
+                <w:color w:val="000000" w:themeColor="text1"/>
+                <w:sz w:val="24"/>
+                <w:szCs w:val="24"/>
+              </w:rPr>
+              <w:t>0</w:t>
+            </w:r>
+            <w:r>
+              <w:rPr>
+                <w:color w:val="000000" w:themeColor="text1"/>
+                <w:sz w:val="24"/>
+                <w:szCs w:val="24"/>
+              </w:rPr>
+              <w:t>,</w:t>
+            </w:r>
+            <w:r>
+              <w:rPr>
+                <w:color w:val="000000" w:themeColor="text1"/>
+                <w:sz w:val="24"/>
+                <w:szCs w:val="24"/>
+              </w:rPr>
+              <w:t>841</w:t>
+            </w:r>
+          </w:p>
+        </w:tc>
+        <w:tc>
+          <w:tcPr>
+            <w:tcW w:w="989" w:type="dxa"/>
+            <w:hideMark/>
+          </w:tcPr>
+          <w:p>
+            <w:pPr>
+              <w:spacing w:after="168"/>
+              <w:rPr>
+                <w:color w:val="000000" w:themeColor="text1"/>
+                <w:sz w:val="24"/>
+                <w:szCs w:val="24"/>
+              </w:rPr>
+            </w:pPr>
+            <w:r>
+              <w:rPr>
+                <w:color w:val="000000" w:themeColor="text1"/>
+                <w:sz w:val="24"/>
+                <w:szCs w:val="24"/>
+              </w:rPr>
+              <w:t>0</w:t>
+            </w:r>
+            <w:r>
+              <w:rPr>
+                <w:color w:val="000000" w:themeColor="text1"/>
+                <w:sz w:val="24"/>
+                <w:szCs w:val="24"/>
+              </w:rPr>
+              <w:t>,</w:t>
+            </w:r>
+            <w:r>
+              <w:rPr>
+                <w:color w:val="000000" w:themeColor="text1"/>
+                <w:sz w:val="24"/>
+                <w:szCs w:val="24"/>
+              </w:rPr>
+              <w:t>826</w:t>
+            </w:r>
+          </w:p>
+        </w:tc>
+        <w:tc>
+          <w:tcPr>
+            <w:tcW w:w="1131" w:type="dxa"/>
+            <w:hideMark/>
+          </w:tcPr>
+          <w:p>
+            <w:pPr>
+              <w:spacing w:after="168"/>
+              <w:rPr>
+                <w:color w:val="000000" w:themeColor="text1"/>
+                <w:sz w:val="24"/>
+                <w:szCs w:val="24"/>
+              </w:rPr>
+            </w:pPr>
+            <w:r>
+              <w:rPr>
+                <w:color w:val="000000" w:themeColor="text1"/>
+                <w:sz w:val="24"/>
+                <w:szCs w:val="24"/>
+              </w:rPr>
+              <w:t>0</w:t>
+            </w:r>
+            <w:r>
+              <w:rPr>
+                <w:color w:val="000000" w:themeColor="text1"/>
+                <w:sz w:val="24"/>
+                <w:szCs w:val="24"/>
+              </w:rPr>
+              <w:t>,</w:t>
+            </w:r>
+            <w:r>
+              <w:rPr>
+                <w:color w:val="000000" w:themeColor="text1"/>
+                <w:sz w:val="24"/>
+                <w:szCs w:val="24"/>
+              </w:rPr>
+              <w:t>879</w:t>
+            </w:r>
+          </w:p>
+        </w:tc>
+        <w:tc>
+          <w:tcPr>
+            <w:tcW w:w="1410" w:type="dxa"/>
+            <w:hideMark/>
+          </w:tcPr>
+          <w:p>
+            <w:pPr>
+              <w:spacing w:after="168"/>
+              <w:rPr>
+                <w:color w:val="000000" w:themeColor="text1"/>
+                <w:sz w:val="24"/>
+                <w:szCs w:val="24"/>
+              </w:rPr>
+            </w:pPr>
+            <w:r>
+              <w:rPr>
+                <w:color w:val="000000" w:themeColor="text1"/>
+                <w:sz w:val="24"/>
+                <w:szCs w:val="24"/>
+              </w:rPr>
+              <w:t>0</w:t>
+            </w:r>
+            <w:r>
+              <w:rPr>
+                <w:color w:val="000000" w:themeColor="text1"/>
+                <w:sz w:val="24"/>
+                <w:szCs w:val="24"/>
+              </w:rPr>
+              <w:t>,</w:t>
+            </w:r>
+            <w:r>
+              <w:rPr>
+                <w:color w:val="000000" w:themeColor="text1"/>
+                <w:sz w:val="24"/>
+                <w:szCs w:val="24"/>
+              </w:rPr>
+              <w:t>562</w:t>
+            </w:r>
+          </w:p>
+        </w:tc>
+      </w:tr>
+    </w:tbl>
+    <w:p>
+      <w:pPr>
+        <w:pStyle w:val="15"/>
+        <w:rPr>
+          <w:lang w:val="ru-RU"/>
+        </w:rPr>
+      </w:pPr>
+    </w:p>
+    <w:p>
+      <w:pPr>
+        <w:pStyle w:val="15"/>
+        <w:rPr>
+          <w:lang w:val="ru-RU"/>
+        </w:rPr>
+      </w:pPr>
+      <w:r>
+        <w:rPr>
+          <w:lang w:val="ru-RU"/>
+        </w:rPr>
+        <w:t xml:space="preserve">На рисунке 6 представлена матрица ошибок для лучшей полученной </w:t>
+      </w:r>
+      <w:proofErr w:type="spellStart"/>
+      <w:r>
+        <w:rPr>
+          <w:lang w:val="ru-RU"/>
+        </w:rPr>
+        <w:t>нейросетевой</w:t>
+      </w:r>
+      <w:proofErr w:type="spellEnd"/>
+      <w:r>
+        <w:rPr>
+          <w:lang w:val="ru-RU"/>
+        </w:rPr>
+        <w:t xml:space="preserve"> модели. Матрица ошибок наглядно демонстрирует как точно нейросеть определяет объекты.</w:t>
+      </w:r>
+    </w:p>
+    <w:p>
+      <w:pPr>
+        <w:pStyle w:val="15"/>
+        <w:rPr>
+          <w:lang w:val="ru-RU"/>
+        </w:rPr>
+      </w:pPr>
     </w:p>
     <w:p>
       <w:pPr>
@@ -16528,11 +19301,12 @@
           <w:noProof/>
           <w:lang w:val="ru-RU"/>
         </w:rPr>
+        <w:lastRenderedPageBreak/>
         <w:drawing>
-          <wp:inline distT="0" distB="0" distL="0" distR="0" wp14:anchorId="359B17F2" wp14:editId="5E2DEB0C">
-            <wp:extent cx="5624422" cy="4949814"/>
-            <wp:effectExtent l="19050" t="19050" r="14605" b="22860"/>
-            <wp:docPr id="8" name="Рисунок 8"/>
+          <wp:inline distT="0" distB="0" distL="0" distR="0" wp14:anchorId="032C61F3" wp14:editId="5E100280">
+            <wp:extent cx="5759450" cy="5078095"/>
+            <wp:effectExtent l="19050" t="19050" r="12700" b="27305"/>
+            <wp:docPr id="10" name="Рисунок 10"/>
             <wp:cNvGraphicFramePr>
               <a:graphicFrameLocks xmlns:a="http://schemas.openxmlformats.org/drawingml/2006/main" noChangeAspect="1"/>
             </wp:cNvGraphicFramePr>
@@ -16552,7 +19326,7 @@
                   <pic:spPr>
                     <a:xfrm>
                       <a:off x="0" y="0"/>
-                      <a:ext cx="5685513" cy="5003578"/>
+                      <a:ext cx="5759450" cy="5078095"/>
                     </a:xfrm>
                     <a:prstGeom prst="rect">
                       <a:avLst/>
@@ -16601,37 +19375,12 @@
     <w:p>
       <w:pPr>
         <w:pStyle w:val="15"/>
-        <w:rPr>
-          <w:lang w:val="ru-RU"/>
-        </w:rPr>
-      </w:pPr>
-      <w:r>
-        <w:rPr>
-          <w:lang w:val="ru-RU"/>
-        </w:rPr>
-        <w:lastRenderedPageBreak/>
-        <w:t xml:space="preserve">Точность детекции полученной </w:t>
-      </w:r>
-      <w:proofErr w:type="spellStart"/>
-      <w:r>
-        <w:rPr>
-          <w:lang w:val="ru-RU"/>
-        </w:rPr>
-        <w:t>нейросетевой</w:t>
-      </w:r>
-      <w:proofErr w:type="spellEnd"/>
-      <w:r>
-        <w:rPr>
-          <w:lang w:val="ru-RU"/>
-        </w:rPr>
-        <w:t xml:space="preserve"> модели наглядно демонстрируется с помощью матрицы ошибок</w:t>
-      </w:r>
-      <w:r>
-        <w:rPr>
-          <w:lang w:val="ru-RU"/>
-        </w:rPr>
-        <w:t>, представленной на рисунке 6.</w:t>
-      </w:r>
+        <w:ind w:firstLine="0"/>
+        <w:jc w:val="center"/>
+        <w:rPr>
+          <w:lang w:val="ru-RU"/>
+        </w:rPr>
+      </w:pPr>
     </w:p>
     <w:p>
       <w:pPr>
@@ -16644,39 +19393,91 @@
         <w:rPr>
           <w:lang w:val="ru-RU"/>
         </w:rPr>
-        <w:t>На рисунке 6 представлена матрица ошибок</w:t>
-      </w:r>
-      <w:r>
-        <w:rPr>
-          <w:lang w:val="ru-RU"/>
-        </w:rPr>
-        <w:t xml:space="preserve"> для лучшей полученной </w:t>
-      </w:r>
-      <w:proofErr w:type="spellStart"/>
-      <w:r>
-        <w:rPr>
-          <w:lang w:val="ru-RU"/>
-        </w:rPr>
-        <w:t>нейросетевой</w:t>
-      </w:r>
-      <w:proofErr w:type="spellEnd"/>
-      <w:r>
-        <w:rPr>
-          <w:lang w:val="ru-RU"/>
-        </w:rPr>
-        <w:t xml:space="preserve"> модели. Матрица ошибок </w:t>
-      </w:r>
-      <w:r>
-        <w:rPr>
-          <w:lang w:val="ru-RU"/>
-        </w:rPr>
-        <w:t xml:space="preserve">наглядно демонстрирует </w:t>
-      </w:r>
-      <w:r>
-        <w:rPr>
-          <w:lang w:val="ru-RU"/>
-        </w:rPr>
-        <w:t>как точно нейросеть определяет объекты.</w:t>
+        <w:t>Анализируя полученные результаты, было</w:t>
+      </w:r>
+      <w:r>
+        <w:rPr>
+          <w:lang w:val="ru-RU"/>
+        </w:rPr>
+        <w:t xml:space="preserve"> </w:t>
+      </w:r>
+      <w:r>
+        <w:rPr>
+          <w:lang w:val="ru-RU"/>
+        </w:rPr>
+        <w:t>обнаружено</w:t>
+      </w:r>
+      <w:r>
+        <w:rPr>
+          <w:lang w:val="ru-RU"/>
+        </w:rPr>
+        <w:t xml:space="preserve">, что </w:t>
+      </w:r>
+      <w:r>
+        <w:rPr>
+          <w:lang w:val="ru-RU"/>
+        </w:rPr>
+        <w:t>модель демонстрирует приемлемый уровень точности</w:t>
+      </w:r>
+      <w:r>
+        <w:rPr>
+          <w:lang w:val="ru-RU"/>
+        </w:rPr>
+        <w:t xml:space="preserve"> </w:t>
+      </w:r>
+      <w:r>
+        <w:rPr>
+          <w:lang w:val="ru-RU"/>
+        </w:rPr>
+        <w:t xml:space="preserve">на всех объектах кроме автобусов. Поэтому было </w:t>
+      </w:r>
+      <w:r>
+        <w:rPr>
+          <w:lang w:val="ru-RU"/>
+        </w:rPr>
+        <w:t>принято решение расширить набор данных</w:t>
+      </w:r>
+      <w:r>
+        <w:rPr>
+          <w:lang w:val="ru-RU"/>
+        </w:rPr>
+        <w:t xml:space="preserve"> </w:t>
+      </w:r>
+      <w:r>
+        <w:rPr>
+          <w:lang w:val="ru-RU"/>
+        </w:rPr>
+        <w:t>и добавить</w:t>
+      </w:r>
+      <w:r>
+        <w:rPr>
+          <w:lang w:val="ru-RU"/>
+        </w:rPr>
+        <w:t xml:space="preserve"> дополнительные изображения </w:t>
+      </w:r>
+      <w:r>
+        <w:rPr>
+          <w:lang w:val="ru-RU"/>
+        </w:rPr>
+        <w:t>с автобусами</w:t>
+      </w:r>
+      <w:r>
+        <w:rPr>
+          <w:lang w:val="ru-RU"/>
+        </w:rPr>
+        <w:t xml:space="preserve"> </w:t>
+      </w:r>
+      <w:r>
+        <w:rPr>
+          <w:lang w:val="ru-RU"/>
+        </w:rPr>
+        <w:t>для повышения точности</w:t>
+      </w:r>
+      <w:r>
+        <w:rPr>
+          <w:lang w:val="ru-RU"/>
+        </w:rPr>
+        <w:t>.</w:t>
       </w:r>
     </w:p>
     <w:p>
@@ -16686,6 +19487,81 @@
           <w:lang w:val="ru-RU"/>
         </w:rPr>
       </w:pPr>
+      <w:r>
+        <w:rPr>
+          <w:lang w:val="ru-RU"/>
+        </w:rPr>
+        <w:t>После обновл</w:t>
+      </w:r>
+      <w:r>
+        <w:rPr>
+          <w:lang w:val="ru-RU"/>
+        </w:rPr>
+        <w:t>ения</w:t>
+      </w:r>
+      <w:r>
+        <w:rPr>
+          <w:lang w:val="ru-RU"/>
+        </w:rPr>
+        <w:t xml:space="preserve"> </w:t>
+      </w:r>
+      <w:proofErr w:type="spellStart"/>
+      <w:r>
+        <w:rPr>
+          <w:lang w:val="ru-RU"/>
+        </w:rPr>
+        <w:t>датасета</w:t>
+      </w:r>
+      <w:proofErr w:type="spellEnd"/>
+      <w:r>
+        <w:rPr>
+          <w:lang w:val="ru-RU"/>
+        </w:rPr>
+        <w:t xml:space="preserve"> необходимо заново обучить </w:t>
+      </w:r>
+      <w:proofErr w:type="spellStart"/>
+      <w:r>
+        <w:rPr>
+          <w:lang w:val="ru-RU"/>
+        </w:rPr>
+        <w:t>нейросетевую</w:t>
+      </w:r>
+      <w:proofErr w:type="spellEnd"/>
+      <w:r>
+        <w:rPr>
+          <w:lang w:val="ru-RU"/>
+        </w:rPr>
+        <w:t xml:space="preserve"> модель. Так как в первом эксперименте лучше всех себя показала модель </w:t>
+      </w:r>
+      <w:proofErr w:type="spellStart"/>
+      <w:r>
+        <w:t>YOLOv</w:t>
+      </w:r>
+      <w:proofErr w:type="spellEnd"/>
+      <w:r>
+        <w:rPr>
+          <w:lang w:val="ru-RU"/>
+        </w:rPr>
+        <w:t>8</w:t>
+      </w:r>
+      <w:r>
+        <w:rPr>
+          <w:lang w:val="ru-RU"/>
+        </w:rPr>
+        <w:t xml:space="preserve">, она также использовалась </w:t>
+      </w:r>
+      <w:r>
+        <w:rPr>
+          <w:lang w:val="ru-RU"/>
+        </w:rPr>
+        <w:t>для обучения</w:t>
+      </w:r>
+      <w:r>
+        <w:rPr>
+          <w:lang w:val="ru-RU"/>
+        </w:rPr>
+        <w:t xml:space="preserve"> на обновлённом наборе данных.</w:t>
+      </w:r>
     </w:p>
     <w:p>
       <w:pPr>
@@ -16696,21 +19572,2471 @@
       </w:pPr>
       <w:r>
         <w:rPr>
-          <w:highlight w:val="yellow"/>
-          <w:lang w:val="ru-RU"/>
-        </w:rPr>
-        <w:t>Доп. Картинки</w:t>
-      </w:r>
-      <w:r>
-        <w:rPr>
-          <w:lang w:val="ru-RU"/>
-        </w:rPr>
-        <w:t xml:space="preserve"> светофор автобус</w:t>
+          <w:lang w:val="ru-RU"/>
+        </w:rPr>
+        <w:t xml:space="preserve">В таблице 6 представлены метрики модели </w:t>
+      </w:r>
+      <w:proofErr w:type="spellStart"/>
+      <w:r>
+        <w:t>YOLOv</w:t>
+      </w:r>
+      <w:proofErr w:type="spellEnd"/>
+      <w:r>
+        <w:rPr>
+          <w:lang w:val="ru-RU"/>
+        </w:rPr>
+        <w:t>8</w:t>
+      </w:r>
+      <w:r>
+        <w:rPr>
+          <w:lang w:val="ru-RU"/>
+        </w:rPr>
+        <w:t>, обученной на новом наборе данных.</w:t>
       </w:r>
     </w:p>
     <w:p>
       <w:pPr>
         <w:pStyle w:val="15"/>
+        <w:keepNext/>
+        <w:ind w:firstLine="0"/>
+        <w:rPr>
+          <w:lang w:val="ru-RU"/>
+        </w:rPr>
+      </w:pPr>
+      <w:r>
+        <w:rPr>
+          <w:lang w:val="ru-RU"/>
+        </w:rPr>
+        <w:lastRenderedPageBreak/>
+        <w:t xml:space="preserve">Таблица 6 – Метрики новой модели </w:t>
+      </w:r>
+      <w:proofErr w:type="spellStart"/>
+      <w:r>
+        <w:t>YOLOv</w:t>
+      </w:r>
+      <w:proofErr w:type="spellEnd"/>
+      <w:r>
+        <w:rPr>
+          <w:lang w:val="ru-RU"/>
+        </w:rPr>
+        <w:t xml:space="preserve">8 </w:t>
+      </w:r>
+      <w:r>
+        <w:rPr>
+          <w:lang w:val="ru-RU"/>
+        </w:rPr>
+        <w:t>для каждого класса</w:t>
+      </w:r>
+    </w:p>
+    <w:tbl>
+      <w:tblPr>
+        <w:tblStyle w:val="1c"/>
+        <w:tblW w:w="9209" w:type="dxa"/>
+        <w:tblLook w:val="04A0" w:firstRow="1" w:lastRow="0" w:firstColumn="1" w:lastColumn="0" w:noHBand="0" w:noVBand="1"/>
+      </w:tblPr>
+      <w:tblGrid>
+        <w:gridCol w:w="2405"/>
+        <w:gridCol w:w="1109"/>
+        <w:gridCol w:w="1177"/>
+        <w:gridCol w:w="988"/>
+        <w:gridCol w:w="989"/>
+        <w:gridCol w:w="1131"/>
+        <w:gridCol w:w="1410"/>
+      </w:tblGrid>
+      <w:tr>
+        <w:tc>
+          <w:tcPr>
+            <w:tcW w:w="2405" w:type="dxa"/>
+            <w:hideMark/>
+          </w:tcPr>
+          <w:p>
+            <w:pPr>
+              <w:spacing w:after="168"/>
+              <w:jc w:val="center"/>
+              <w:rPr>
+                <w:b/>
+                <w:bCs/>
+                <w:color w:val="000000" w:themeColor="text1"/>
+                <w:sz w:val="24"/>
+                <w:szCs w:val="24"/>
+              </w:rPr>
+            </w:pPr>
+            <w:r>
+              <w:rPr>
+                <w:b/>
+                <w:bCs/>
+                <w:color w:val="000000" w:themeColor="text1"/>
+                <w:sz w:val="24"/>
+                <w:szCs w:val="24"/>
+              </w:rPr>
+              <w:t>Class</w:t>
+            </w:r>
+          </w:p>
+        </w:tc>
+        <w:tc>
+          <w:tcPr>
+            <w:tcW w:w="1109" w:type="dxa"/>
+            <w:hideMark/>
+          </w:tcPr>
+          <w:p>
+            <w:pPr>
+              <w:spacing w:after="168"/>
+              <w:jc w:val="center"/>
+              <w:rPr>
+                <w:b/>
+                <w:bCs/>
+                <w:color w:val="000000" w:themeColor="text1"/>
+                <w:sz w:val="24"/>
+                <w:szCs w:val="24"/>
+              </w:rPr>
+            </w:pPr>
+            <w:proofErr w:type="spellStart"/>
+            <w:r>
+              <w:rPr>
+                <w:b/>
+                <w:bCs/>
+                <w:color w:val="000000" w:themeColor="text1"/>
+                <w:sz w:val="24"/>
+                <w:szCs w:val="24"/>
+              </w:rPr>
+              <w:t>Images</w:t>
+            </w:r>
+            <w:proofErr w:type="spellEnd"/>
+          </w:p>
+        </w:tc>
+        <w:tc>
+          <w:tcPr>
+            <w:tcW w:w="1177" w:type="dxa"/>
+            <w:hideMark/>
+          </w:tcPr>
+          <w:p>
+            <w:pPr>
+              <w:spacing w:after="168"/>
+              <w:jc w:val="center"/>
+              <w:rPr>
+                <w:b/>
+                <w:bCs/>
+                <w:color w:val="000000" w:themeColor="text1"/>
+                <w:sz w:val="24"/>
+                <w:szCs w:val="24"/>
+              </w:rPr>
+            </w:pPr>
+            <w:proofErr w:type="spellStart"/>
+            <w:r>
+              <w:rPr>
+                <w:b/>
+                <w:bCs/>
+                <w:color w:val="000000" w:themeColor="text1"/>
+                <w:sz w:val="24"/>
+                <w:szCs w:val="24"/>
+              </w:rPr>
+              <w:t>Instances</w:t>
+            </w:r>
+            <w:proofErr w:type="spellEnd"/>
+          </w:p>
+        </w:tc>
+        <w:tc>
+          <w:tcPr>
+            <w:tcW w:w="988" w:type="dxa"/>
+            <w:hideMark/>
+          </w:tcPr>
+          <w:p>
+            <w:pPr>
+              <w:spacing w:after="168"/>
+              <w:jc w:val="center"/>
+              <w:rPr>
+                <w:b/>
+                <w:bCs/>
+                <w:color w:val="000000" w:themeColor="text1"/>
+                <w:sz w:val="24"/>
+                <w:szCs w:val="24"/>
+              </w:rPr>
+            </w:pPr>
+            <w:r>
+              <w:rPr>
+                <w:b/>
+                <w:bCs/>
+                <w:color w:val="000000" w:themeColor="text1"/>
+                <w:sz w:val="24"/>
+                <w:szCs w:val="24"/>
+              </w:rPr>
+              <w:t>P</w:t>
+            </w:r>
+          </w:p>
+        </w:tc>
+        <w:tc>
+          <w:tcPr>
+            <w:tcW w:w="989" w:type="dxa"/>
+            <w:hideMark/>
+          </w:tcPr>
+          <w:p>
+            <w:pPr>
+              <w:spacing w:after="168"/>
+              <w:jc w:val="center"/>
+              <w:rPr>
+                <w:b/>
+                <w:bCs/>
+                <w:color w:val="000000" w:themeColor="text1"/>
+                <w:sz w:val="24"/>
+                <w:szCs w:val="24"/>
+              </w:rPr>
+            </w:pPr>
+            <w:r>
+              <w:rPr>
+                <w:b/>
+                <w:bCs/>
+                <w:color w:val="000000" w:themeColor="text1"/>
+                <w:sz w:val="24"/>
+                <w:szCs w:val="24"/>
+              </w:rPr>
+              <w:t>R</w:t>
+            </w:r>
+          </w:p>
+        </w:tc>
+        <w:tc>
+          <w:tcPr>
+            <w:tcW w:w="1131" w:type="dxa"/>
+            <w:hideMark/>
+          </w:tcPr>
+          <w:p>
+            <w:pPr>
+              <w:spacing w:after="168"/>
+              <w:jc w:val="center"/>
+              <w:rPr>
+                <w:b/>
+                <w:bCs/>
+                <w:color w:val="000000" w:themeColor="text1"/>
+                <w:sz w:val="24"/>
+                <w:szCs w:val="24"/>
+              </w:rPr>
+            </w:pPr>
+            <w:r>
+              <w:rPr>
+                <w:b/>
+                <w:bCs/>
+                <w:color w:val="000000" w:themeColor="text1"/>
+                <w:sz w:val="24"/>
+                <w:szCs w:val="24"/>
+              </w:rPr>
+              <w:t>mAP50</w:t>
+            </w:r>
+          </w:p>
+        </w:tc>
+        <w:tc>
+          <w:tcPr>
+            <w:tcW w:w="1410" w:type="dxa"/>
+            <w:hideMark/>
+          </w:tcPr>
+          <w:p>
+            <w:pPr>
+              <w:spacing w:after="168"/>
+              <w:jc w:val="center"/>
+              <w:rPr>
+                <w:b/>
+                <w:bCs/>
+                <w:color w:val="000000" w:themeColor="text1"/>
+                <w:sz w:val="24"/>
+                <w:szCs w:val="24"/>
+              </w:rPr>
+            </w:pPr>
+            <w:r>
+              <w:rPr>
+                <w:b/>
+                <w:bCs/>
+                <w:color w:val="000000" w:themeColor="text1"/>
+                <w:sz w:val="24"/>
+                <w:szCs w:val="24"/>
+              </w:rPr>
+              <w:t>mAP50-95</w:t>
+            </w:r>
+          </w:p>
+        </w:tc>
+      </w:tr>
+      <w:tr>
+        <w:tc>
+          <w:tcPr>
+            <w:tcW w:w="2405" w:type="dxa"/>
+            <w:hideMark/>
+          </w:tcPr>
+          <w:p>
+            <w:pPr>
+              <w:spacing w:after="168"/>
+              <w:rPr>
+                <w:sz w:val="24"/>
+                <w:szCs w:val="24"/>
+              </w:rPr>
+            </w:pPr>
+            <w:bookmarkStart w:id="26" w:name="_Hlk197205395"/>
+            <w:proofErr w:type="spellStart"/>
+            <w:r>
+              <w:rPr>
+                <w:sz w:val="24"/>
+                <w:szCs w:val="24"/>
+              </w:rPr>
+              <w:t>all</w:t>
+            </w:r>
+            <w:proofErr w:type="spellEnd"/>
+          </w:p>
+        </w:tc>
+        <w:tc>
+          <w:tcPr>
+            <w:tcW w:w="1109" w:type="dxa"/>
+            <w:hideMark/>
+          </w:tcPr>
+          <w:p>
+            <w:pPr>
+              <w:spacing w:after="168"/>
+              <w:rPr>
+                <w:sz w:val="24"/>
+                <w:szCs w:val="24"/>
+              </w:rPr>
+            </w:pPr>
+            <w:r>
+              <w:rPr>
+                <w:sz w:val="24"/>
+                <w:szCs w:val="24"/>
+              </w:rPr>
+              <w:t>193</w:t>
+            </w:r>
+          </w:p>
+        </w:tc>
+        <w:tc>
+          <w:tcPr>
+            <w:tcW w:w="1177" w:type="dxa"/>
+            <w:hideMark/>
+          </w:tcPr>
+          <w:p>
+            <w:pPr>
+              <w:spacing w:after="168"/>
+              <w:rPr>
+                <w:sz w:val="24"/>
+                <w:szCs w:val="24"/>
+              </w:rPr>
+            </w:pPr>
+            <w:r>
+              <w:rPr>
+                <w:sz w:val="24"/>
+                <w:szCs w:val="24"/>
+              </w:rPr>
+              <w:t>929</w:t>
+            </w:r>
+          </w:p>
+        </w:tc>
+        <w:tc>
+          <w:tcPr>
+            <w:tcW w:w="988" w:type="dxa"/>
+            <w:hideMark/>
+          </w:tcPr>
+          <w:p>
+            <w:pPr>
+              <w:spacing w:after="168"/>
+              <w:rPr>
+                <w:sz w:val="24"/>
+                <w:szCs w:val="24"/>
+              </w:rPr>
+            </w:pPr>
+            <w:r>
+              <w:rPr>
+                <w:sz w:val="24"/>
+                <w:szCs w:val="24"/>
+              </w:rPr>
+              <w:t>0</w:t>
+            </w:r>
+            <w:r>
+              <w:rPr>
+                <w:sz w:val="24"/>
+                <w:szCs w:val="24"/>
+              </w:rPr>
+              <w:t>,</w:t>
+            </w:r>
+            <w:r>
+              <w:rPr>
+                <w:sz w:val="24"/>
+                <w:szCs w:val="24"/>
+              </w:rPr>
+              <w:t>852</w:t>
+            </w:r>
+          </w:p>
+        </w:tc>
+        <w:tc>
+          <w:tcPr>
+            <w:tcW w:w="989" w:type="dxa"/>
+            <w:hideMark/>
+          </w:tcPr>
+          <w:p>
+            <w:pPr>
+              <w:spacing w:after="168"/>
+              <w:rPr>
+                <w:sz w:val="24"/>
+                <w:szCs w:val="24"/>
+              </w:rPr>
+            </w:pPr>
+            <w:r>
+              <w:rPr>
+                <w:sz w:val="24"/>
+                <w:szCs w:val="24"/>
+              </w:rPr>
+              <w:t>0</w:t>
+            </w:r>
+            <w:r>
+              <w:rPr>
+                <w:sz w:val="24"/>
+                <w:szCs w:val="24"/>
+              </w:rPr>
+              <w:t>,</w:t>
+            </w:r>
+            <w:r>
+              <w:rPr>
+                <w:sz w:val="24"/>
+                <w:szCs w:val="24"/>
+              </w:rPr>
+              <w:t>831</w:t>
+            </w:r>
+          </w:p>
+        </w:tc>
+        <w:tc>
+          <w:tcPr>
+            <w:tcW w:w="1131" w:type="dxa"/>
+            <w:hideMark/>
+          </w:tcPr>
+          <w:p>
+            <w:pPr>
+              <w:spacing w:after="168"/>
+              <w:rPr>
+                <w:sz w:val="24"/>
+                <w:szCs w:val="24"/>
+              </w:rPr>
+            </w:pPr>
+            <w:r>
+              <w:rPr>
+                <w:sz w:val="24"/>
+                <w:szCs w:val="24"/>
+              </w:rPr>
+              <w:t>0</w:t>
+            </w:r>
+            <w:r>
+              <w:rPr>
+                <w:sz w:val="24"/>
+                <w:szCs w:val="24"/>
+              </w:rPr>
+              <w:t>,</w:t>
+            </w:r>
+            <w:r>
+              <w:rPr>
+                <w:sz w:val="24"/>
+                <w:szCs w:val="24"/>
+              </w:rPr>
+              <w:t>884</w:t>
+            </w:r>
+          </w:p>
+        </w:tc>
+        <w:tc>
+          <w:tcPr>
+            <w:tcW w:w="1410" w:type="dxa"/>
+            <w:hideMark/>
+          </w:tcPr>
+          <w:p>
+            <w:pPr>
+              <w:spacing w:after="168"/>
+              <w:rPr>
+                <w:sz w:val="24"/>
+                <w:szCs w:val="24"/>
+              </w:rPr>
+            </w:pPr>
+            <w:r>
+              <w:rPr>
+                <w:sz w:val="24"/>
+                <w:szCs w:val="24"/>
+              </w:rPr>
+              <w:t>0</w:t>
+            </w:r>
+            <w:r>
+              <w:rPr>
+                <w:sz w:val="24"/>
+                <w:szCs w:val="24"/>
+              </w:rPr>
+              <w:t>,</w:t>
+            </w:r>
+            <w:r>
+              <w:rPr>
+                <w:sz w:val="24"/>
+                <w:szCs w:val="24"/>
+              </w:rPr>
+              <w:t>662</w:t>
+            </w:r>
+          </w:p>
+        </w:tc>
+      </w:tr>
+      <w:tr>
+        <w:tc>
+          <w:tcPr>
+            <w:tcW w:w="2405" w:type="dxa"/>
+            <w:hideMark/>
+          </w:tcPr>
+          <w:p>
+            <w:pPr>
+              <w:spacing w:after="168"/>
+              <w:rPr>
+                <w:sz w:val="24"/>
+                <w:szCs w:val="24"/>
+              </w:rPr>
+            </w:pPr>
+            <w:proofErr w:type="spellStart"/>
+            <w:r>
+              <w:rPr>
+                <w:sz w:val="24"/>
+                <w:szCs w:val="24"/>
+              </w:rPr>
+              <w:t>Trafic</w:t>
+            </w:r>
+            <w:proofErr w:type="spellEnd"/>
+            <w:r>
+              <w:rPr>
+                <w:sz w:val="24"/>
+                <w:szCs w:val="24"/>
+              </w:rPr>
+              <w:t xml:space="preserve"> Light </w:t>
+            </w:r>
+            <w:proofErr w:type="spellStart"/>
+            <w:r>
+              <w:rPr>
+                <w:sz w:val="24"/>
+                <w:szCs w:val="24"/>
+              </w:rPr>
+              <w:t>Signal</w:t>
+            </w:r>
+            <w:proofErr w:type="spellEnd"/>
+          </w:p>
+        </w:tc>
+        <w:tc>
+          <w:tcPr>
+            <w:tcW w:w="1109" w:type="dxa"/>
+            <w:hideMark/>
+          </w:tcPr>
+          <w:p>
+            <w:pPr>
+              <w:spacing w:after="168"/>
+              <w:rPr>
+                <w:sz w:val="24"/>
+                <w:szCs w:val="24"/>
+              </w:rPr>
+            </w:pPr>
+            <w:r>
+              <w:rPr>
+                <w:sz w:val="24"/>
+                <w:szCs w:val="24"/>
+              </w:rPr>
+              <w:t>11</w:t>
+            </w:r>
+          </w:p>
+        </w:tc>
+        <w:tc>
+          <w:tcPr>
+            <w:tcW w:w="1177" w:type="dxa"/>
+            <w:hideMark/>
+          </w:tcPr>
+          <w:p>
+            <w:pPr>
+              <w:spacing w:after="168"/>
+              <w:rPr>
+                <w:sz w:val="24"/>
+                <w:szCs w:val="24"/>
+              </w:rPr>
+            </w:pPr>
+            <w:r>
+              <w:rPr>
+                <w:sz w:val="24"/>
+                <w:szCs w:val="24"/>
+              </w:rPr>
+              <w:t>23</w:t>
+            </w:r>
+          </w:p>
+        </w:tc>
+        <w:tc>
+          <w:tcPr>
+            <w:tcW w:w="988" w:type="dxa"/>
+            <w:hideMark/>
+          </w:tcPr>
+          <w:p>
+            <w:pPr>
+              <w:spacing w:after="168"/>
+              <w:rPr>
+                <w:sz w:val="24"/>
+                <w:szCs w:val="24"/>
+              </w:rPr>
+            </w:pPr>
+            <w:r>
+              <w:rPr>
+                <w:sz w:val="24"/>
+                <w:szCs w:val="24"/>
+              </w:rPr>
+              <w:t>0</w:t>
+            </w:r>
+            <w:r>
+              <w:rPr>
+                <w:sz w:val="24"/>
+                <w:szCs w:val="24"/>
+              </w:rPr>
+              <w:t>,</w:t>
+            </w:r>
+            <w:r>
+              <w:rPr>
+                <w:sz w:val="24"/>
+                <w:szCs w:val="24"/>
+              </w:rPr>
+              <w:t>795</w:t>
+            </w:r>
+          </w:p>
+        </w:tc>
+        <w:tc>
+          <w:tcPr>
+            <w:tcW w:w="989" w:type="dxa"/>
+            <w:hideMark/>
+          </w:tcPr>
+          <w:p>
+            <w:pPr>
+              <w:spacing w:after="168"/>
+              <w:rPr>
+                <w:sz w:val="24"/>
+                <w:szCs w:val="24"/>
+              </w:rPr>
+            </w:pPr>
+            <w:r>
+              <w:rPr>
+                <w:sz w:val="24"/>
+                <w:szCs w:val="24"/>
+              </w:rPr>
+              <w:t>0</w:t>
+            </w:r>
+            <w:r>
+              <w:rPr>
+                <w:sz w:val="24"/>
+                <w:szCs w:val="24"/>
+              </w:rPr>
+              <w:t>,</w:t>
+            </w:r>
+            <w:r>
+              <w:rPr>
+                <w:sz w:val="24"/>
+                <w:szCs w:val="24"/>
+              </w:rPr>
+              <w:t>652</w:t>
+            </w:r>
+          </w:p>
+        </w:tc>
+        <w:tc>
+          <w:tcPr>
+            <w:tcW w:w="1131" w:type="dxa"/>
+            <w:hideMark/>
+          </w:tcPr>
+          <w:p>
+            <w:pPr>
+              <w:spacing w:after="168"/>
+              <w:rPr>
+                <w:sz w:val="24"/>
+                <w:szCs w:val="24"/>
+              </w:rPr>
+            </w:pPr>
+            <w:r>
+              <w:rPr>
+                <w:sz w:val="24"/>
+                <w:szCs w:val="24"/>
+              </w:rPr>
+              <w:t>0</w:t>
+            </w:r>
+            <w:r>
+              <w:rPr>
+                <w:sz w:val="24"/>
+                <w:szCs w:val="24"/>
+              </w:rPr>
+              <w:t>,</w:t>
+            </w:r>
+            <w:r>
+              <w:rPr>
+                <w:sz w:val="24"/>
+                <w:szCs w:val="24"/>
+              </w:rPr>
+              <w:t>7</w:t>
+            </w:r>
+            <w:r>
+              <w:rPr>
+                <w:sz w:val="24"/>
+                <w:szCs w:val="24"/>
+              </w:rPr>
+              <w:t>5</w:t>
+            </w:r>
+            <w:r>
+              <w:rPr>
+                <w:sz w:val="24"/>
+                <w:szCs w:val="24"/>
+              </w:rPr>
+              <w:t>5</w:t>
+            </w:r>
+          </w:p>
+        </w:tc>
+        <w:tc>
+          <w:tcPr>
+            <w:tcW w:w="1410" w:type="dxa"/>
+            <w:hideMark/>
+          </w:tcPr>
+          <w:p>
+            <w:pPr>
+              <w:spacing w:after="168"/>
+              <w:rPr>
+                <w:sz w:val="24"/>
+                <w:szCs w:val="24"/>
+              </w:rPr>
+            </w:pPr>
+            <w:r>
+              <w:rPr>
+                <w:sz w:val="24"/>
+                <w:szCs w:val="24"/>
+              </w:rPr>
+              <w:t>0</w:t>
+            </w:r>
+            <w:r>
+              <w:rPr>
+                <w:sz w:val="24"/>
+                <w:szCs w:val="24"/>
+              </w:rPr>
+              <w:t>,</w:t>
+            </w:r>
+            <w:r>
+              <w:rPr>
+                <w:sz w:val="24"/>
+                <w:szCs w:val="24"/>
+              </w:rPr>
+              <w:t>458</w:t>
+            </w:r>
+          </w:p>
+        </w:tc>
+      </w:tr>
+      <w:tr>
+        <w:tc>
+          <w:tcPr>
+            <w:tcW w:w="2405" w:type="dxa"/>
+            <w:hideMark/>
+          </w:tcPr>
+          <w:p>
+            <w:pPr>
+              <w:spacing w:after="168"/>
+              <w:rPr>
+                <w:sz w:val="24"/>
+                <w:szCs w:val="24"/>
+              </w:rPr>
+            </w:pPr>
+            <w:r>
+              <w:rPr>
+                <w:sz w:val="24"/>
+                <w:szCs w:val="24"/>
+              </w:rPr>
+              <w:t xml:space="preserve">Stop </w:t>
+            </w:r>
+            <w:proofErr w:type="spellStart"/>
+            <w:r>
+              <w:rPr>
+                <w:sz w:val="24"/>
+                <w:szCs w:val="24"/>
+              </w:rPr>
+              <w:t>Signal</w:t>
+            </w:r>
+            <w:proofErr w:type="spellEnd"/>
+          </w:p>
+        </w:tc>
+        <w:tc>
+          <w:tcPr>
+            <w:tcW w:w="1109" w:type="dxa"/>
+            <w:hideMark/>
+          </w:tcPr>
+          <w:p>
+            <w:pPr>
+              <w:spacing w:after="168"/>
+              <w:rPr>
+                <w:sz w:val="24"/>
+                <w:szCs w:val="24"/>
+              </w:rPr>
+            </w:pPr>
+            <w:r>
+              <w:rPr>
+                <w:sz w:val="24"/>
+                <w:szCs w:val="24"/>
+              </w:rPr>
+              <w:t>8</w:t>
+            </w:r>
+          </w:p>
+        </w:tc>
+        <w:tc>
+          <w:tcPr>
+            <w:tcW w:w="1177" w:type="dxa"/>
+            <w:hideMark/>
+          </w:tcPr>
+          <w:p>
+            <w:pPr>
+              <w:spacing w:after="168"/>
+              <w:rPr>
+                <w:sz w:val="24"/>
+                <w:szCs w:val="24"/>
+              </w:rPr>
+            </w:pPr>
+            <w:r>
+              <w:rPr>
+                <w:sz w:val="24"/>
+                <w:szCs w:val="24"/>
+              </w:rPr>
+              <w:t>8</w:t>
+            </w:r>
+          </w:p>
+        </w:tc>
+        <w:tc>
+          <w:tcPr>
+            <w:tcW w:w="988" w:type="dxa"/>
+            <w:hideMark/>
+          </w:tcPr>
+          <w:p>
+            <w:pPr>
+              <w:spacing w:after="168"/>
+              <w:rPr>
+                <w:sz w:val="24"/>
+                <w:szCs w:val="24"/>
+              </w:rPr>
+            </w:pPr>
+            <w:r>
+              <w:rPr>
+                <w:sz w:val="24"/>
+                <w:szCs w:val="24"/>
+              </w:rPr>
+              <w:t>0</w:t>
+            </w:r>
+            <w:r>
+              <w:rPr>
+                <w:sz w:val="24"/>
+                <w:szCs w:val="24"/>
+              </w:rPr>
+              <w:t>,</w:t>
+            </w:r>
+            <w:r>
+              <w:rPr>
+                <w:sz w:val="24"/>
+                <w:szCs w:val="24"/>
+              </w:rPr>
+              <w:t>759</w:t>
+            </w:r>
+          </w:p>
+        </w:tc>
+        <w:tc>
+          <w:tcPr>
+            <w:tcW w:w="989" w:type="dxa"/>
+            <w:hideMark/>
+          </w:tcPr>
+          <w:p>
+            <w:pPr>
+              <w:spacing w:after="168"/>
+              <w:rPr>
+                <w:sz w:val="24"/>
+                <w:szCs w:val="24"/>
+              </w:rPr>
+            </w:pPr>
+            <w:r>
+              <w:rPr>
+                <w:sz w:val="24"/>
+                <w:szCs w:val="24"/>
+              </w:rPr>
+              <w:t>1</w:t>
+            </w:r>
+          </w:p>
+        </w:tc>
+        <w:tc>
+          <w:tcPr>
+            <w:tcW w:w="1131" w:type="dxa"/>
+            <w:hideMark/>
+          </w:tcPr>
+          <w:p>
+            <w:pPr>
+              <w:spacing w:after="168"/>
+              <w:rPr>
+                <w:sz w:val="24"/>
+                <w:szCs w:val="24"/>
+              </w:rPr>
+            </w:pPr>
+            <w:r>
+              <w:rPr>
+                <w:sz w:val="24"/>
+                <w:szCs w:val="24"/>
+              </w:rPr>
+              <w:t>0</w:t>
+            </w:r>
+            <w:r>
+              <w:rPr>
+                <w:sz w:val="24"/>
+                <w:szCs w:val="24"/>
+              </w:rPr>
+              <w:t>,</w:t>
+            </w:r>
+            <w:r>
+              <w:rPr>
+                <w:sz w:val="24"/>
+                <w:szCs w:val="24"/>
+              </w:rPr>
+              <w:t>995</w:t>
+            </w:r>
+          </w:p>
+        </w:tc>
+        <w:tc>
+          <w:tcPr>
+            <w:tcW w:w="1410" w:type="dxa"/>
+            <w:hideMark/>
+          </w:tcPr>
+          <w:p>
+            <w:pPr>
+              <w:spacing w:after="168"/>
+              <w:rPr>
+                <w:sz w:val="24"/>
+                <w:szCs w:val="24"/>
+              </w:rPr>
+            </w:pPr>
+            <w:r>
+              <w:rPr>
+                <w:sz w:val="24"/>
+                <w:szCs w:val="24"/>
+              </w:rPr>
+              <w:t>0</w:t>
+            </w:r>
+            <w:r>
+              <w:rPr>
+                <w:sz w:val="24"/>
+                <w:szCs w:val="24"/>
+              </w:rPr>
+              <w:t>,</w:t>
+            </w:r>
+            <w:r>
+              <w:rPr>
+                <w:sz w:val="24"/>
+                <w:szCs w:val="24"/>
+              </w:rPr>
+              <w:t>952</w:t>
+            </w:r>
+          </w:p>
+        </w:tc>
+      </w:tr>
+      <w:tr>
+        <w:tc>
+          <w:tcPr>
+            <w:tcW w:w="2405" w:type="dxa"/>
+            <w:hideMark/>
+          </w:tcPr>
+          <w:p>
+            <w:pPr>
+              <w:spacing w:after="168"/>
+              <w:rPr>
+                <w:sz w:val="24"/>
+                <w:szCs w:val="24"/>
+              </w:rPr>
+            </w:pPr>
+            <w:proofErr w:type="spellStart"/>
+            <w:r>
+              <w:rPr>
+                <w:sz w:val="24"/>
+                <w:szCs w:val="24"/>
+              </w:rPr>
+              <w:t>Speedlimit</w:t>
+            </w:r>
+            <w:proofErr w:type="spellEnd"/>
+            <w:r>
+              <w:rPr>
+                <w:sz w:val="24"/>
+                <w:szCs w:val="24"/>
+              </w:rPr>
+              <w:t xml:space="preserve"> </w:t>
+            </w:r>
+            <w:proofErr w:type="spellStart"/>
+            <w:r>
+              <w:rPr>
+                <w:sz w:val="24"/>
+                <w:szCs w:val="24"/>
+              </w:rPr>
+              <w:t>Signal</w:t>
+            </w:r>
+            <w:proofErr w:type="spellEnd"/>
+          </w:p>
+        </w:tc>
+        <w:tc>
+          <w:tcPr>
+            <w:tcW w:w="1109" w:type="dxa"/>
+            <w:hideMark/>
+          </w:tcPr>
+          <w:p>
+            <w:pPr>
+              <w:spacing w:after="168"/>
+              <w:rPr>
+                <w:sz w:val="24"/>
+                <w:szCs w:val="24"/>
+              </w:rPr>
+            </w:pPr>
+            <w:r>
+              <w:rPr>
+                <w:sz w:val="24"/>
+                <w:szCs w:val="24"/>
+              </w:rPr>
+              <w:t>67</w:t>
+            </w:r>
+          </w:p>
+        </w:tc>
+        <w:tc>
+          <w:tcPr>
+            <w:tcW w:w="1177" w:type="dxa"/>
+            <w:hideMark/>
+          </w:tcPr>
+          <w:p>
+            <w:pPr>
+              <w:spacing w:after="168"/>
+              <w:rPr>
+                <w:sz w:val="24"/>
+                <w:szCs w:val="24"/>
+              </w:rPr>
+            </w:pPr>
+            <w:r>
+              <w:rPr>
+                <w:sz w:val="24"/>
+                <w:szCs w:val="24"/>
+              </w:rPr>
+              <w:t>71</w:t>
+            </w:r>
+          </w:p>
+        </w:tc>
+        <w:tc>
+          <w:tcPr>
+            <w:tcW w:w="988" w:type="dxa"/>
+            <w:hideMark/>
+          </w:tcPr>
+          <w:p>
+            <w:pPr>
+              <w:spacing w:after="168"/>
+              <w:rPr>
+                <w:sz w:val="24"/>
+                <w:szCs w:val="24"/>
+              </w:rPr>
+            </w:pPr>
+            <w:r>
+              <w:rPr>
+                <w:sz w:val="24"/>
+                <w:szCs w:val="24"/>
+              </w:rPr>
+              <w:t>0</w:t>
+            </w:r>
+            <w:r>
+              <w:rPr>
+                <w:sz w:val="24"/>
+                <w:szCs w:val="24"/>
+              </w:rPr>
+              <w:t>,</w:t>
+            </w:r>
+            <w:r>
+              <w:rPr>
+                <w:sz w:val="24"/>
+                <w:szCs w:val="24"/>
+              </w:rPr>
+              <w:t>974</w:t>
+            </w:r>
+          </w:p>
+        </w:tc>
+        <w:tc>
+          <w:tcPr>
+            <w:tcW w:w="989" w:type="dxa"/>
+            <w:hideMark/>
+          </w:tcPr>
+          <w:p>
+            <w:pPr>
+              <w:spacing w:after="168"/>
+              <w:rPr>
+                <w:sz w:val="24"/>
+                <w:szCs w:val="24"/>
+              </w:rPr>
+            </w:pPr>
+            <w:r>
+              <w:rPr>
+                <w:sz w:val="24"/>
+                <w:szCs w:val="24"/>
+              </w:rPr>
+              <w:t>1</w:t>
+            </w:r>
+          </w:p>
+        </w:tc>
+        <w:tc>
+          <w:tcPr>
+            <w:tcW w:w="1131" w:type="dxa"/>
+            <w:hideMark/>
+          </w:tcPr>
+          <w:p>
+            <w:pPr>
+              <w:spacing w:after="168"/>
+              <w:rPr>
+                <w:sz w:val="24"/>
+                <w:szCs w:val="24"/>
+              </w:rPr>
+            </w:pPr>
+            <w:r>
+              <w:rPr>
+                <w:sz w:val="24"/>
+                <w:szCs w:val="24"/>
+              </w:rPr>
+              <w:t>0</w:t>
+            </w:r>
+            <w:r>
+              <w:rPr>
+                <w:sz w:val="24"/>
+                <w:szCs w:val="24"/>
+              </w:rPr>
+              <w:t>,</w:t>
+            </w:r>
+            <w:r>
+              <w:rPr>
+                <w:sz w:val="24"/>
+                <w:szCs w:val="24"/>
+              </w:rPr>
+              <w:t>995</w:t>
+            </w:r>
+          </w:p>
+        </w:tc>
+        <w:tc>
+          <w:tcPr>
+            <w:tcW w:w="1410" w:type="dxa"/>
+            <w:hideMark/>
+          </w:tcPr>
+          <w:p>
+            <w:pPr>
+              <w:spacing w:after="168"/>
+              <w:rPr>
+                <w:sz w:val="24"/>
+                <w:szCs w:val="24"/>
+              </w:rPr>
+            </w:pPr>
+            <w:r>
+              <w:rPr>
+                <w:sz w:val="24"/>
+                <w:szCs w:val="24"/>
+              </w:rPr>
+              <w:t>0</w:t>
+            </w:r>
+            <w:r>
+              <w:rPr>
+                <w:sz w:val="24"/>
+                <w:szCs w:val="24"/>
+              </w:rPr>
+              <w:t>,</w:t>
+            </w:r>
+            <w:r>
+              <w:rPr>
+                <w:sz w:val="24"/>
+                <w:szCs w:val="24"/>
+              </w:rPr>
+              <w:t>899</w:t>
+            </w:r>
+          </w:p>
+        </w:tc>
+      </w:tr>
+      <w:tr>
+        <w:tc>
+          <w:tcPr>
+            <w:tcW w:w="2405" w:type="dxa"/>
+            <w:hideMark/>
+          </w:tcPr>
+          <w:p>
+            <w:pPr>
+              <w:spacing w:after="168"/>
+              <w:rPr>
+                <w:sz w:val="24"/>
+                <w:szCs w:val="24"/>
+              </w:rPr>
+            </w:pPr>
+            <w:proofErr w:type="spellStart"/>
+            <w:r>
+              <w:rPr>
+                <w:sz w:val="24"/>
+                <w:szCs w:val="24"/>
+              </w:rPr>
+              <w:t>Crosswalk</w:t>
+            </w:r>
+            <w:proofErr w:type="spellEnd"/>
+            <w:r>
+              <w:rPr>
+                <w:sz w:val="24"/>
+                <w:szCs w:val="24"/>
+              </w:rPr>
+              <w:t xml:space="preserve"> </w:t>
+            </w:r>
+            <w:proofErr w:type="spellStart"/>
+            <w:r>
+              <w:rPr>
+                <w:sz w:val="24"/>
+                <w:szCs w:val="24"/>
+              </w:rPr>
+              <w:t>Signal</w:t>
+            </w:r>
+            <w:proofErr w:type="spellEnd"/>
+          </w:p>
+        </w:tc>
+        <w:tc>
+          <w:tcPr>
+            <w:tcW w:w="1109" w:type="dxa"/>
+            <w:hideMark/>
+          </w:tcPr>
+          <w:p>
+            <w:pPr>
+              <w:spacing w:after="168"/>
+              <w:rPr>
+                <w:sz w:val="24"/>
+                <w:szCs w:val="24"/>
+              </w:rPr>
+            </w:pPr>
+            <w:r>
+              <w:rPr>
+                <w:sz w:val="24"/>
+                <w:szCs w:val="24"/>
+              </w:rPr>
+              <w:t>18</w:t>
+            </w:r>
+          </w:p>
+        </w:tc>
+        <w:tc>
+          <w:tcPr>
+            <w:tcW w:w="1177" w:type="dxa"/>
+            <w:hideMark/>
+          </w:tcPr>
+          <w:p>
+            <w:pPr>
+              <w:spacing w:after="168"/>
+              <w:rPr>
+                <w:sz w:val="24"/>
+                <w:szCs w:val="24"/>
+              </w:rPr>
+            </w:pPr>
+            <w:r>
+              <w:rPr>
+                <w:sz w:val="24"/>
+                <w:szCs w:val="24"/>
+              </w:rPr>
+              <w:t>22</w:t>
+            </w:r>
+          </w:p>
+        </w:tc>
+        <w:tc>
+          <w:tcPr>
+            <w:tcW w:w="988" w:type="dxa"/>
+            <w:hideMark/>
+          </w:tcPr>
+          <w:p>
+            <w:pPr>
+              <w:spacing w:after="168"/>
+              <w:rPr>
+                <w:sz w:val="24"/>
+                <w:szCs w:val="24"/>
+              </w:rPr>
+            </w:pPr>
+            <w:r>
+              <w:rPr>
+                <w:sz w:val="24"/>
+                <w:szCs w:val="24"/>
+              </w:rPr>
+              <w:t>0</w:t>
+            </w:r>
+            <w:r>
+              <w:rPr>
+                <w:sz w:val="24"/>
+                <w:szCs w:val="24"/>
+              </w:rPr>
+              <w:t>,</w:t>
+            </w:r>
+            <w:r>
+              <w:rPr>
+                <w:sz w:val="24"/>
+                <w:szCs w:val="24"/>
+              </w:rPr>
+              <w:t>857</w:t>
+            </w:r>
+          </w:p>
+        </w:tc>
+        <w:tc>
+          <w:tcPr>
+            <w:tcW w:w="989" w:type="dxa"/>
+            <w:hideMark/>
+          </w:tcPr>
+          <w:p>
+            <w:pPr>
+              <w:spacing w:after="168"/>
+              <w:rPr>
+                <w:sz w:val="24"/>
+                <w:szCs w:val="24"/>
+              </w:rPr>
+            </w:pPr>
+            <w:r>
+              <w:rPr>
+                <w:sz w:val="24"/>
+                <w:szCs w:val="24"/>
+              </w:rPr>
+              <w:t>0</w:t>
+            </w:r>
+            <w:r>
+              <w:rPr>
+                <w:sz w:val="24"/>
+                <w:szCs w:val="24"/>
+              </w:rPr>
+              <w:t>,</w:t>
+            </w:r>
+            <w:r>
+              <w:rPr>
+                <w:sz w:val="24"/>
+                <w:szCs w:val="24"/>
+              </w:rPr>
+              <w:t>814</w:t>
+            </w:r>
+          </w:p>
+        </w:tc>
+        <w:tc>
+          <w:tcPr>
+            <w:tcW w:w="1131" w:type="dxa"/>
+            <w:hideMark/>
+          </w:tcPr>
+          <w:p>
+            <w:pPr>
+              <w:spacing w:after="168"/>
+              <w:rPr>
+                <w:sz w:val="24"/>
+                <w:szCs w:val="24"/>
+              </w:rPr>
+            </w:pPr>
+            <w:r>
+              <w:rPr>
+                <w:sz w:val="24"/>
+                <w:szCs w:val="24"/>
+              </w:rPr>
+              <w:t>0</w:t>
+            </w:r>
+            <w:r>
+              <w:rPr>
+                <w:sz w:val="24"/>
+                <w:szCs w:val="24"/>
+              </w:rPr>
+              <w:t>,</w:t>
+            </w:r>
+            <w:r>
+              <w:rPr>
+                <w:sz w:val="24"/>
+                <w:szCs w:val="24"/>
+              </w:rPr>
+              <w:t>884</w:t>
+            </w:r>
+          </w:p>
+        </w:tc>
+        <w:tc>
+          <w:tcPr>
+            <w:tcW w:w="1410" w:type="dxa"/>
+            <w:hideMark/>
+          </w:tcPr>
+          <w:p>
+            <w:pPr>
+              <w:spacing w:after="168"/>
+              <w:rPr>
+                <w:sz w:val="24"/>
+                <w:szCs w:val="24"/>
+              </w:rPr>
+            </w:pPr>
+            <w:r>
+              <w:rPr>
+                <w:sz w:val="24"/>
+                <w:szCs w:val="24"/>
+              </w:rPr>
+              <w:t>0</w:t>
+            </w:r>
+            <w:r>
+              <w:rPr>
+                <w:sz w:val="24"/>
+                <w:szCs w:val="24"/>
+              </w:rPr>
+              <w:t>,</w:t>
+            </w:r>
+            <w:r>
+              <w:rPr>
+                <w:sz w:val="24"/>
+                <w:szCs w:val="24"/>
+              </w:rPr>
+              <w:t>752</w:t>
+            </w:r>
+          </w:p>
+        </w:tc>
+      </w:tr>
+      <w:tr>
+        <w:tc>
+          <w:tcPr>
+            <w:tcW w:w="2405" w:type="dxa"/>
+            <w:hideMark/>
+          </w:tcPr>
+          <w:p>
+            <w:pPr>
+              <w:spacing w:after="168"/>
+              <w:rPr>
+                <w:sz w:val="24"/>
+                <w:szCs w:val="24"/>
+              </w:rPr>
+            </w:pPr>
+            <w:proofErr w:type="spellStart"/>
+            <w:r>
+              <w:rPr>
+                <w:sz w:val="24"/>
+                <w:szCs w:val="24"/>
+              </w:rPr>
+              <w:t>Crosswalk</w:t>
+            </w:r>
+            <w:proofErr w:type="spellEnd"/>
+          </w:p>
+        </w:tc>
+        <w:tc>
+          <w:tcPr>
+            <w:tcW w:w="1109" w:type="dxa"/>
+            <w:hideMark/>
+          </w:tcPr>
+          <w:p>
+            <w:pPr>
+              <w:spacing w:after="168"/>
+              <w:rPr>
+                <w:sz w:val="24"/>
+                <w:szCs w:val="24"/>
+              </w:rPr>
+            </w:pPr>
+            <w:r>
+              <w:rPr>
+                <w:sz w:val="24"/>
+                <w:szCs w:val="24"/>
+              </w:rPr>
+              <w:t>25</w:t>
+            </w:r>
+          </w:p>
+        </w:tc>
+        <w:tc>
+          <w:tcPr>
+            <w:tcW w:w="1177" w:type="dxa"/>
+            <w:hideMark/>
+          </w:tcPr>
+          <w:p>
+            <w:pPr>
+              <w:spacing w:after="168"/>
+              <w:rPr>
+                <w:sz w:val="24"/>
+                <w:szCs w:val="24"/>
+              </w:rPr>
+            </w:pPr>
+            <w:r>
+              <w:rPr>
+                <w:sz w:val="24"/>
+                <w:szCs w:val="24"/>
+              </w:rPr>
+              <w:t>26</w:t>
+            </w:r>
+          </w:p>
+        </w:tc>
+        <w:tc>
+          <w:tcPr>
+            <w:tcW w:w="988" w:type="dxa"/>
+            <w:hideMark/>
+          </w:tcPr>
+          <w:p>
+            <w:pPr>
+              <w:spacing w:after="168"/>
+              <w:rPr>
+                <w:sz w:val="24"/>
+                <w:szCs w:val="24"/>
+              </w:rPr>
+            </w:pPr>
+            <w:r>
+              <w:rPr>
+                <w:sz w:val="24"/>
+                <w:szCs w:val="24"/>
+              </w:rPr>
+              <w:t>0</w:t>
+            </w:r>
+            <w:r>
+              <w:rPr>
+                <w:sz w:val="24"/>
+                <w:szCs w:val="24"/>
+              </w:rPr>
+              <w:t>,</w:t>
+            </w:r>
+            <w:r>
+              <w:rPr>
+                <w:sz w:val="24"/>
+                <w:szCs w:val="24"/>
+              </w:rPr>
+              <w:t>810</w:t>
+            </w:r>
+          </w:p>
+        </w:tc>
+        <w:tc>
+          <w:tcPr>
+            <w:tcW w:w="989" w:type="dxa"/>
+            <w:hideMark/>
+          </w:tcPr>
+          <w:p>
+            <w:pPr>
+              <w:spacing w:after="168"/>
+              <w:rPr>
+                <w:sz w:val="24"/>
+                <w:szCs w:val="24"/>
+              </w:rPr>
+            </w:pPr>
+            <w:r>
+              <w:rPr>
+                <w:sz w:val="24"/>
+                <w:szCs w:val="24"/>
+              </w:rPr>
+              <w:t>0</w:t>
+            </w:r>
+            <w:r>
+              <w:rPr>
+                <w:sz w:val="24"/>
+                <w:szCs w:val="24"/>
+              </w:rPr>
+              <w:t>,</w:t>
+            </w:r>
+            <w:r>
+              <w:rPr>
+                <w:sz w:val="24"/>
+                <w:szCs w:val="24"/>
+              </w:rPr>
+              <w:t>821</w:t>
+            </w:r>
+          </w:p>
+        </w:tc>
+        <w:tc>
+          <w:tcPr>
+            <w:tcW w:w="1131" w:type="dxa"/>
+            <w:hideMark/>
+          </w:tcPr>
+          <w:p>
+            <w:pPr>
+              <w:spacing w:after="168"/>
+              <w:rPr>
+                <w:sz w:val="24"/>
+                <w:szCs w:val="24"/>
+              </w:rPr>
+            </w:pPr>
+            <w:r>
+              <w:rPr>
+                <w:sz w:val="24"/>
+                <w:szCs w:val="24"/>
+              </w:rPr>
+              <w:t>0</w:t>
+            </w:r>
+            <w:r>
+              <w:rPr>
+                <w:sz w:val="24"/>
+                <w:szCs w:val="24"/>
+              </w:rPr>
+              <w:t>,</w:t>
+            </w:r>
+            <w:r>
+              <w:rPr>
+                <w:sz w:val="24"/>
+                <w:szCs w:val="24"/>
+              </w:rPr>
+              <w:t>902</w:t>
+            </w:r>
+          </w:p>
+        </w:tc>
+        <w:tc>
+          <w:tcPr>
+            <w:tcW w:w="1410" w:type="dxa"/>
+            <w:hideMark/>
+          </w:tcPr>
+          <w:p>
+            <w:pPr>
+              <w:spacing w:after="168"/>
+              <w:rPr>
+                <w:sz w:val="24"/>
+                <w:szCs w:val="24"/>
+              </w:rPr>
+            </w:pPr>
+            <w:r>
+              <w:rPr>
+                <w:sz w:val="24"/>
+                <w:szCs w:val="24"/>
+              </w:rPr>
+              <w:t>0</w:t>
+            </w:r>
+            <w:r>
+              <w:rPr>
+                <w:sz w:val="24"/>
+                <w:szCs w:val="24"/>
+              </w:rPr>
+              <w:t>,</w:t>
+            </w:r>
+            <w:r>
+              <w:rPr>
+                <w:sz w:val="24"/>
+                <w:szCs w:val="24"/>
+              </w:rPr>
+              <w:t>613</w:t>
+            </w:r>
+          </w:p>
+        </w:tc>
+      </w:tr>
+      <w:tr>
+        <w:tc>
+          <w:tcPr>
+            <w:tcW w:w="2405" w:type="dxa"/>
+            <w:hideMark/>
+          </w:tcPr>
+          <w:p>
+            <w:pPr>
+              <w:spacing w:after="168"/>
+              <w:rPr>
+                <w:sz w:val="24"/>
+                <w:szCs w:val="24"/>
+              </w:rPr>
+            </w:pPr>
+            <w:proofErr w:type="spellStart"/>
+            <w:r>
+              <w:rPr>
+                <w:sz w:val="24"/>
+                <w:szCs w:val="24"/>
+              </w:rPr>
+              <w:t>Pedestrian</w:t>
+            </w:r>
+            <w:proofErr w:type="spellEnd"/>
+          </w:p>
+        </w:tc>
+        <w:tc>
+          <w:tcPr>
+            <w:tcW w:w="1109" w:type="dxa"/>
+            <w:hideMark/>
+          </w:tcPr>
+          <w:p>
+            <w:pPr>
+              <w:spacing w:after="168"/>
+              <w:rPr>
+                <w:sz w:val="24"/>
+                <w:szCs w:val="24"/>
+              </w:rPr>
+            </w:pPr>
+            <w:r>
+              <w:rPr>
+                <w:sz w:val="24"/>
+                <w:szCs w:val="24"/>
+              </w:rPr>
+              <w:t>18</w:t>
+            </w:r>
+          </w:p>
+        </w:tc>
+        <w:tc>
+          <w:tcPr>
+            <w:tcW w:w="1177" w:type="dxa"/>
+            <w:hideMark/>
+          </w:tcPr>
+          <w:p>
+            <w:pPr>
+              <w:spacing w:after="168"/>
+              <w:rPr>
+                <w:sz w:val="24"/>
+                <w:szCs w:val="24"/>
+              </w:rPr>
+            </w:pPr>
+            <w:r>
+              <w:rPr>
+                <w:sz w:val="24"/>
+                <w:szCs w:val="24"/>
+              </w:rPr>
+              <w:t>42</w:t>
+            </w:r>
+          </w:p>
+        </w:tc>
+        <w:tc>
+          <w:tcPr>
+            <w:tcW w:w="988" w:type="dxa"/>
+            <w:hideMark/>
+          </w:tcPr>
+          <w:p>
+            <w:pPr>
+              <w:spacing w:after="168"/>
+              <w:rPr>
+                <w:sz w:val="24"/>
+                <w:szCs w:val="24"/>
+              </w:rPr>
+            </w:pPr>
+            <w:r>
+              <w:rPr>
+                <w:sz w:val="24"/>
+                <w:szCs w:val="24"/>
+              </w:rPr>
+              <w:t>0</w:t>
+            </w:r>
+            <w:r>
+              <w:rPr>
+                <w:sz w:val="24"/>
+                <w:szCs w:val="24"/>
+              </w:rPr>
+              <w:t>,</w:t>
+            </w:r>
+            <w:r>
+              <w:rPr>
+                <w:sz w:val="24"/>
+                <w:szCs w:val="24"/>
+              </w:rPr>
+              <w:t>898</w:t>
+            </w:r>
+          </w:p>
+        </w:tc>
+        <w:tc>
+          <w:tcPr>
+            <w:tcW w:w="989" w:type="dxa"/>
+            <w:hideMark/>
+          </w:tcPr>
+          <w:p>
+            <w:pPr>
+              <w:spacing w:after="168"/>
+              <w:rPr>
+                <w:sz w:val="24"/>
+                <w:szCs w:val="24"/>
+              </w:rPr>
+            </w:pPr>
+            <w:r>
+              <w:rPr>
+                <w:sz w:val="24"/>
+                <w:szCs w:val="24"/>
+              </w:rPr>
+              <w:t>0</w:t>
+            </w:r>
+            <w:r>
+              <w:rPr>
+                <w:sz w:val="24"/>
+                <w:szCs w:val="24"/>
+              </w:rPr>
+              <w:t>,</w:t>
+            </w:r>
+            <w:r>
+              <w:rPr>
+                <w:sz w:val="24"/>
+                <w:szCs w:val="24"/>
+              </w:rPr>
+              <w:t>833</w:t>
+            </w:r>
+          </w:p>
+        </w:tc>
+        <w:tc>
+          <w:tcPr>
+            <w:tcW w:w="1131" w:type="dxa"/>
+            <w:hideMark/>
+          </w:tcPr>
+          <w:p>
+            <w:pPr>
+              <w:spacing w:after="168"/>
+              <w:rPr>
+                <w:sz w:val="24"/>
+                <w:szCs w:val="24"/>
+              </w:rPr>
+            </w:pPr>
+            <w:r>
+              <w:rPr>
+                <w:sz w:val="24"/>
+                <w:szCs w:val="24"/>
+              </w:rPr>
+              <w:t>0</w:t>
+            </w:r>
+            <w:r>
+              <w:rPr>
+                <w:sz w:val="24"/>
+                <w:szCs w:val="24"/>
+              </w:rPr>
+              <w:t>,</w:t>
+            </w:r>
+            <w:r>
+              <w:rPr>
+                <w:sz w:val="24"/>
+                <w:szCs w:val="24"/>
+              </w:rPr>
+              <w:t>911</w:t>
+            </w:r>
+          </w:p>
+        </w:tc>
+        <w:tc>
+          <w:tcPr>
+            <w:tcW w:w="1410" w:type="dxa"/>
+            <w:hideMark/>
+          </w:tcPr>
+          <w:p>
+            <w:pPr>
+              <w:spacing w:after="168"/>
+              <w:rPr>
+                <w:sz w:val="24"/>
+                <w:szCs w:val="24"/>
+              </w:rPr>
+            </w:pPr>
+            <w:r>
+              <w:rPr>
+                <w:sz w:val="24"/>
+                <w:szCs w:val="24"/>
+              </w:rPr>
+              <w:t>0</w:t>
+            </w:r>
+            <w:r>
+              <w:rPr>
+                <w:sz w:val="24"/>
+                <w:szCs w:val="24"/>
+              </w:rPr>
+              <w:t>,</w:t>
+            </w:r>
+            <w:r>
+              <w:rPr>
+                <w:sz w:val="24"/>
+                <w:szCs w:val="24"/>
+              </w:rPr>
+              <w:t>558</w:t>
+            </w:r>
+          </w:p>
+        </w:tc>
+      </w:tr>
+      <w:tr>
+        <w:tc>
+          <w:tcPr>
+            <w:tcW w:w="2405" w:type="dxa"/>
+            <w:hideMark/>
+          </w:tcPr>
+          <w:p>
+            <w:pPr>
+              <w:spacing w:after="168"/>
+              <w:rPr>
+                <w:sz w:val="24"/>
+                <w:szCs w:val="24"/>
+              </w:rPr>
+            </w:pPr>
+            <w:proofErr w:type="spellStart"/>
+            <w:r>
+              <w:rPr>
+                <w:sz w:val="24"/>
+                <w:szCs w:val="24"/>
+              </w:rPr>
+              <w:t>Bus</w:t>
+            </w:r>
+            <w:proofErr w:type="spellEnd"/>
+          </w:p>
+        </w:tc>
+        <w:tc>
+          <w:tcPr>
+            <w:tcW w:w="1109" w:type="dxa"/>
+            <w:hideMark/>
+          </w:tcPr>
+          <w:p>
+            <w:pPr>
+              <w:spacing w:after="168"/>
+              <w:rPr>
+                <w:sz w:val="24"/>
+                <w:szCs w:val="24"/>
+              </w:rPr>
+            </w:pPr>
+            <w:r>
+              <w:rPr>
+                <w:sz w:val="24"/>
+                <w:szCs w:val="24"/>
+              </w:rPr>
+              <w:t>47</w:t>
+            </w:r>
+          </w:p>
+        </w:tc>
+        <w:tc>
+          <w:tcPr>
+            <w:tcW w:w="1177" w:type="dxa"/>
+            <w:hideMark/>
+          </w:tcPr>
+          <w:p>
+            <w:pPr>
+              <w:spacing w:after="168"/>
+              <w:rPr>
+                <w:sz w:val="24"/>
+                <w:szCs w:val="24"/>
+              </w:rPr>
+            </w:pPr>
+            <w:r>
+              <w:rPr>
+                <w:sz w:val="24"/>
+                <w:szCs w:val="24"/>
+              </w:rPr>
+              <w:t>65</w:t>
+            </w:r>
+          </w:p>
+        </w:tc>
+        <w:tc>
+          <w:tcPr>
+            <w:tcW w:w="988" w:type="dxa"/>
+            <w:hideMark/>
+          </w:tcPr>
+          <w:p>
+            <w:pPr>
+              <w:spacing w:after="168"/>
+              <w:rPr>
+                <w:sz w:val="24"/>
+                <w:szCs w:val="24"/>
+              </w:rPr>
+            </w:pPr>
+            <w:r>
+              <w:rPr>
+                <w:sz w:val="24"/>
+                <w:szCs w:val="24"/>
+              </w:rPr>
+              <w:t>0</w:t>
+            </w:r>
+            <w:r>
+              <w:rPr>
+                <w:sz w:val="24"/>
+                <w:szCs w:val="24"/>
+              </w:rPr>
+              <w:t>,</w:t>
+            </w:r>
+            <w:r>
+              <w:rPr>
+                <w:sz w:val="24"/>
+                <w:szCs w:val="24"/>
+              </w:rPr>
+              <w:t>893</w:t>
+            </w:r>
+          </w:p>
+        </w:tc>
+        <w:tc>
+          <w:tcPr>
+            <w:tcW w:w="989" w:type="dxa"/>
+            <w:hideMark/>
+          </w:tcPr>
+          <w:p>
+            <w:pPr>
+              <w:spacing w:after="168"/>
+              <w:rPr>
+                <w:sz w:val="24"/>
+                <w:szCs w:val="24"/>
+              </w:rPr>
+            </w:pPr>
+            <w:r>
+              <w:rPr>
+                <w:sz w:val="24"/>
+                <w:szCs w:val="24"/>
+              </w:rPr>
+              <w:t>0</w:t>
+            </w:r>
+            <w:r>
+              <w:rPr>
+                <w:sz w:val="24"/>
+                <w:szCs w:val="24"/>
+              </w:rPr>
+              <w:t>,</w:t>
+            </w:r>
+            <w:r>
+              <w:rPr>
+                <w:sz w:val="24"/>
+                <w:szCs w:val="24"/>
+              </w:rPr>
+              <w:t>771</w:t>
+            </w:r>
+          </w:p>
+        </w:tc>
+        <w:tc>
+          <w:tcPr>
+            <w:tcW w:w="1131" w:type="dxa"/>
+            <w:hideMark/>
+          </w:tcPr>
+          <w:p>
+            <w:pPr>
+              <w:spacing w:after="168"/>
+              <w:rPr>
+                <w:sz w:val="24"/>
+                <w:szCs w:val="24"/>
+              </w:rPr>
+            </w:pPr>
+            <w:r>
+              <w:rPr>
+                <w:sz w:val="24"/>
+                <w:szCs w:val="24"/>
+              </w:rPr>
+              <w:t>0</w:t>
+            </w:r>
+            <w:r>
+              <w:rPr>
+                <w:sz w:val="24"/>
+                <w:szCs w:val="24"/>
+              </w:rPr>
+              <w:t>,</w:t>
+            </w:r>
+            <w:r>
+              <w:rPr>
+                <w:sz w:val="24"/>
+                <w:szCs w:val="24"/>
+              </w:rPr>
+              <w:t>838</w:t>
+            </w:r>
+          </w:p>
+        </w:tc>
+        <w:tc>
+          <w:tcPr>
+            <w:tcW w:w="1410" w:type="dxa"/>
+            <w:hideMark/>
+          </w:tcPr>
+          <w:p>
+            <w:pPr>
+              <w:spacing w:after="168"/>
+              <w:rPr>
+                <w:sz w:val="24"/>
+                <w:szCs w:val="24"/>
+              </w:rPr>
+            </w:pPr>
+            <w:r>
+              <w:rPr>
+                <w:sz w:val="24"/>
+                <w:szCs w:val="24"/>
+              </w:rPr>
+              <w:t>0</w:t>
+            </w:r>
+            <w:r>
+              <w:rPr>
+                <w:sz w:val="24"/>
+                <w:szCs w:val="24"/>
+              </w:rPr>
+              <w:t>,</w:t>
+            </w:r>
+            <w:r>
+              <w:rPr>
+                <w:sz w:val="24"/>
+                <w:szCs w:val="24"/>
+              </w:rPr>
+              <w:t>702</w:t>
+            </w:r>
+          </w:p>
+        </w:tc>
+      </w:tr>
+      <w:tr>
+        <w:tc>
+          <w:tcPr>
+            <w:tcW w:w="2405" w:type="dxa"/>
+            <w:hideMark/>
+          </w:tcPr>
+          <w:p>
+            <w:pPr>
+              <w:spacing w:after="168"/>
+              <w:rPr>
+                <w:sz w:val="24"/>
+                <w:szCs w:val="24"/>
+              </w:rPr>
+            </w:pPr>
+            <w:r>
+              <w:rPr>
+                <w:sz w:val="24"/>
+                <w:szCs w:val="24"/>
+              </w:rPr>
+              <w:t>Car</w:t>
+            </w:r>
+          </w:p>
+        </w:tc>
+        <w:tc>
+          <w:tcPr>
+            <w:tcW w:w="1109" w:type="dxa"/>
+            <w:hideMark/>
+          </w:tcPr>
+          <w:p>
+            <w:pPr>
+              <w:spacing w:after="168"/>
+              <w:rPr>
+                <w:sz w:val="24"/>
+                <w:szCs w:val="24"/>
+              </w:rPr>
+            </w:pPr>
+            <w:r>
+              <w:rPr>
+                <w:sz w:val="24"/>
+                <w:szCs w:val="24"/>
+              </w:rPr>
+              <w:t>68</w:t>
+            </w:r>
+          </w:p>
+        </w:tc>
+        <w:tc>
+          <w:tcPr>
+            <w:tcW w:w="1177" w:type="dxa"/>
+            <w:hideMark/>
+          </w:tcPr>
+          <w:p>
+            <w:pPr>
+              <w:spacing w:after="168"/>
+              <w:rPr>
+                <w:sz w:val="24"/>
+                <w:szCs w:val="24"/>
+              </w:rPr>
+            </w:pPr>
+            <w:r>
+              <w:rPr>
+                <w:sz w:val="24"/>
+                <w:szCs w:val="24"/>
+              </w:rPr>
+              <w:t>455</w:t>
+            </w:r>
+          </w:p>
+        </w:tc>
+        <w:tc>
+          <w:tcPr>
+            <w:tcW w:w="988" w:type="dxa"/>
+            <w:hideMark/>
+          </w:tcPr>
+          <w:p>
+            <w:pPr>
+              <w:spacing w:after="168"/>
+              <w:rPr>
+                <w:sz w:val="24"/>
+                <w:szCs w:val="24"/>
+              </w:rPr>
+            </w:pPr>
+            <w:r>
+              <w:rPr>
+                <w:sz w:val="24"/>
+                <w:szCs w:val="24"/>
+              </w:rPr>
+              <w:t>0</w:t>
+            </w:r>
+            <w:r>
+              <w:rPr>
+                <w:sz w:val="24"/>
+                <w:szCs w:val="24"/>
+              </w:rPr>
+              <w:t>,</w:t>
+            </w:r>
+            <w:r>
+              <w:rPr>
+                <w:sz w:val="24"/>
+                <w:szCs w:val="24"/>
+              </w:rPr>
+              <w:t>869</w:t>
+            </w:r>
+          </w:p>
+        </w:tc>
+        <w:tc>
+          <w:tcPr>
+            <w:tcW w:w="989" w:type="dxa"/>
+            <w:hideMark/>
+          </w:tcPr>
+          <w:p>
+            <w:pPr>
+              <w:spacing w:after="168"/>
+              <w:rPr>
+                <w:sz w:val="24"/>
+                <w:szCs w:val="24"/>
+              </w:rPr>
+            </w:pPr>
+            <w:r>
+              <w:rPr>
+                <w:sz w:val="24"/>
+                <w:szCs w:val="24"/>
+              </w:rPr>
+              <w:t>0</w:t>
+            </w:r>
+            <w:r>
+              <w:rPr>
+                <w:sz w:val="24"/>
+                <w:szCs w:val="24"/>
+              </w:rPr>
+              <w:t>,</w:t>
+            </w:r>
+            <w:r>
+              <w:rPr>
+                <w:sz w:val="24"/>
+                <w:szCs w:val="24"/>
+              </w:rPr>
+              <w:t>732</w:t>
+            </w:r>
+          </w:p>
+        </w:tc>
+        <w:tc>
+          <w:tcPr>
+            <w:tcW w:w="1131" w:type="dxa"/>
+            <w:hideMark/>
+          </w:tcPr>
+          <w:p>
+            <w:pPr>
+              <w:spacing w:after="168"/>
+              <w:rPr>
+                <w:sz w:val="24"/>
+                <w:szCs w:val="24"/>
+              </w:rPr>
+            </w:pPr>
+            <w:r>
+              <w:rPr>
+                <w:sz w:val="24"/>
+                <w:szCs w:val="24"/>
+              </w:rPr>
+              <w:t>0</w:t>
+            </w:r>
+            <w:r>
+              <w:rPr>
+                <w:sz w:val="24"/>
+                <w:szCs w:val="24"/>
+              </w:rPr>
+              <w:t>,</w:t>
+            </w:r>
+            <w:r>
+              <w:rPr>
+                <w:sz w:val="24"/>
+                <w:szCs w:val="24"/>
+              </w:rPr>
+              <w:t>834</w:t>
+            </w:r>
+          </w:p>
+        </w:tc>
+        <w:tc>
+          <w:tcPr>
+            <w:tcW w:w="1410" w:type="dxa"/>
+            <w:hideMark/>
+          </w:tcPr>
+          <w:p>
+            <w:pPr>
+              <w:spacing w:after="168"/>
+              <w:rPr>
+                <w:sz w:val="24"/>
+                <w:szCs w:val="24"/>
+              </w:rPr>
+            </w:pPr>
+            <w:r>
+              <w:rPr>
+                <w:sz w:val="24"/>
+                <w:szCs w:val="24"/>
+              </w:rPr>
+              <w:t>0</w:t>
+            </w:r>
+            <w:r>
+              <w:rPr>
+                <w:sz w:val="24"/>
+                <w:szCs w:val="24"/>
+              </w:rPr>
+              <w:t>,</w:t>
+            </w:r>
+            <w:r>
+              <w:rPr>
+                <w:sz w:val="24"/>
+                <w:szCs w:val="24"/>
+              </w:rPr>
+              <w:t>471</w:t>
+            </w:r>
+          </w:p>
+        </w:tc>
+      </w:tr>
+      <w:tr>
+        <w:tc>
+          <w:tcPr>
+            <w:tcW w:w="2405" w:type="dxa"/>
+            <w:hideMark/>
+          </w:tcPr>
+          <w:p>
+            <w:pPr>
+              <w:spacing w:after="168"/>
+              <w:rPr>
+                <w:sz w:val="24"/>
+                <w:szCs w:val="24"/>
+              </w:rPr>
+            </w:pPr>
+            <w:proofErr w:type="spellStart"/>
+            <w:r>
+              <w:rPr>
+                <w:sz w:val="24"/>
+                <w:szCs w:val="24"/>
+              </w:rPr>
+              <w:t>Truck</w:t>
+            </w:r>
+            <w:proofErr w:type="spellEnd"/>
+          </w:p>
+        </w:tc>
+        <w:tc>
+          <w:tcPr>
+            <w:tcW w:w="1109" w:type="dxa"/>
+            <w:hideMark/>
+          </w:tcPr>
+          <w:p>
+            <w:pPr>
+              <w:spacing w:after="168"/>
+              <w:rPr>
+                <w:sz w:val="24"/>
+                <w:szCs w:val="24"/>
+              </w:rPr>
+            </w:pPr>
+            <w:r>
+              <w:rPr>
+                <w:sz w:val="24"/>
+                <w:szCs w:val="24"/>
+              </w:rPr>
+              <w:t>44</w:t>
+            </w:r>
+          </w:p>
+        </w:tc>
+        <w:tc>
+          <w:tcPr>
+            <w:tcW w:w="1177" w:type="dxa"/>
+            <w:hideMark/>
+          </w:tcPr>
+          <w:p>
+            <w:pPr>
+              <w:spacing w:after="168"/>
+              <w:rPr>
+                <w:sz w:val="24"/>
+                <w:szCs w:val="24"/>
+              </w:rPr>
+            </w:pPr>
+            <w:r>
+              <w:rPr>
+                <w:sz w:val="24"/>
+                <w:szCs w:val="24"/>
+              </w:rPr>
+              <w:t>217</w:t>
+            </w:r>
+          </w:p>
+        </w:tc>
+        <w:tc>
+          <w:tcPr>
+            <w:tcW w:w="988" w:type="dxa"/>
+            <w:hideMark/>
+          </w:tcPr>
+          <w:p>
+            <w:pPr>
+              <w:spacing w:after="168"/>
+              <w:rPr>
+                <w:sz w:val="24"/>
+                <w:szCs w:val="24"/>
+              </w:rPr>
+            </w:pPr>
+            <w:r>
+              <w:rPr>
+                <w:sz w:val="24"/>
+                <w:szCs w:val="24"/>
+              </w:rPr>
+              <w:t>0</w:t>
+            </w:r>
+            <w:r>
+              <w:rPr>
+                <w:sz w:val="24"/>
+                <w:szCs w:val="24"/>
+              </w:rPr>
+              <w:t>,</w:t>
+            </w:r>
+            <w:r>
+              <w:rPr>
+                <w:sz w:val="24"/>
+                <w:szCs w:val="24"/>
+              </w:rPr>
+              <w:t>812</w:t>
+            </w:r>
+          </w:p>
+        </w:tc>
+        <w:tc>
+          <w:tcPr>
+            <w:tcW w:w="989" w:type="dxa"/>
+            <w:hideMark/>
+          </w:tcPr>
+          <w:p>
+            <w:pPr>
+              <w:spacing w:after="168"/>
+              <w:rPr>
+                <w:sz w:val="24"/>
+                <w:szCs w:val="24"/>
+              </w:rPr>
+            </w:pPr>
+            <w:r>
+              <w:rPr>
+                <w:sz w:val="24"/>
+                <w:szCs w:val="24"/>
+              </w:rPr>
+              <w:t>0</w:t>
+            </w:r>
+            <w:r>
+              <w:rPr>
+                <w:sz w:val="24"/>
+                <w:szCs w:val="24"/>
+              </w:rPr>
+              <w:t>,</w:t>
+            </w:r>
+            <w:r>
+              <w:rPr>
+                <w:sz w:val="24"/>
+                <w:szCs w:val="24"/>
+              </w:rPr>
+              <w:t>858</w:t>
+            </w:r>
+          </w:p>
+        </w:tc>
+        <w:tc>
+          <w:tcPr>
+            <w:tcW w:w="1131" w:type="dxa"/>
+            <w:hideMark/>
+          </w:tcPr>
+          <w:p>
+            <w:pPr>
+              <w:spacing w:after="168"/>
+              <w:rPr>
+                <w:sz w:val="24"/>
+                <w:szCs w:val="24"/>
+              </w:rPr>
+            </w:pPr>
+            <w:r>
+              <w:rPr>
+                <w:sz w:val="24"/>
+                <w:szCs w:val="24"/>
+              </w:rPr>
+              <w:t>0</w:t>
+            </w:r>
+            <w:r>
+              <w:rPr>
+                <w:sz w:val="24"/>
+                <w:szCs w:val="24"/>
+              </w:rPr>
+              <w:t>,</w:t>
+            </w:r>
+            <w:r>
+              <w:rPr>
+                <w:sz w:val="24"/>
+                <w:szCs w:val="24"/>
+              </w:rPr>
+              <w:t>888</w:t>
+            </w:r>
+          </w:p>
+        </w:tc>
+        <w:tc>
+          <w:tcPr>
+            <w:tcW w:w="1410" w:type="dxa"/>
+            <w:hideMark/>
+          </w:tcPr>
+          <w:p>
+            <w:pPr>
+              <w:spacing w:after="168"/>
+              <w:rPr>
+                <w:sz w:val="24"/>
+                <w:szCs w:val="24"/>
+              </w:rPr>
+            </w:pPr>
+            <w:r>
+              <w:rPr>
+                <w:sz w:val="24"/>
+                <w:szCs w:val="24"/>
+              </w:rPr>
+              <w:t>0</w:t>
+            </w:r>
+            <w:r>
+              <w:rPr>
+                <w:sz w:val="24"/>
+                <w:szCs w:val="24"/>
+              </w:rPr>
+              <w:t>,</w:t>
+            </w:r>
+            <w:r>
+              <w:rPr>
+                <w:sz w:val="24"/>
+                <w:szCs w:val="24"/>
+              </w:rPr>
+              <w:t>552</w:t>
+            </w:r>
+          </w:p>
+        </w:tc>
+      </w:tr>
+      <w:bookmarkEnd w:id="26"/>
+    </w:tbl>
+    <w:p>
+      <w:pPr>
+        <w:pStyle w:val="15"/>
         <w:rPr>
           <w:lang w:val="ru-RU"/>
         </w:rPr>
@@ -16727,25 +22053,8 @@
         <w:rPr>
           <w:lang w:val="ru-RU"/>
         </w:rPr>
-        <w:t xml:space="preserve">Анализируя полученные результаты, было принято решение расширить набор данных. Необходимо добавить дополнительные изображения </w:t>
-      </w:r>
-      <w:r>
-        <w:rPr>
-          <w:lang w:val="ru-RU"/>
-        </w:rPr>
-        <w:t>с автобусами</w:t>
-      </w:r>
-      <w:r>
-        <w:rPr>
-          <w:lang w:val="ru-RU"/>
-        </w:rPr>
-        <w:t xml:space="preserve"> и светофорами.</w:t>
-      </w:r>
-    </w:p>
-    <w:p>
-      <w:pPr>
-        <w:pStyle w:val="15"/>
-      </w:pPr>
+        <w:t>Из таблицы видно, что точность распознания автобусов стала выше, за счёт этого и общая средняя точность возросла.</w:t>
+      </w:r>
     </w:p>
     <w:p>
       <w:pPr>
@@ -16757,13 +22066,13 @@
         <w:spacing w:before="0"/>
         <w:ind w:left="0" w:firstLine="0"/>
       </w:pPr>
-      <w:bookmarkStart w:id="26" w:name="_Toc196309056"/>
+      <w:bookmarkStart w:id="27" w:name="_Toc196309056"/>
       <w:bookmarkEnd w:id="25"/>
       <w:r>
         <w:lastRenderedPageBreak/>
         <w:t>РЕАЛИЗАЦИЯ ПРИЛОЖЕНИЯ</w:t>
       </w:r>
-      <w:bookmarkEnd w:id="26"/>
+      <w:bookmarkEnd w:id="27"/>
     </w:p>
     <w:p>
       <w:pPr>
@@ -16867,7 +22176,7 @@
           <w:lang w:eastAsia="en-US"/>
         </w:rPr>
       </w:pPr>
-      <w:bookmarkStart w:id="27" w:name="_Hlk168923751"/>
+      <w:bookmarkStart w:id="28" w:name="_Hlk168923751"/>
       <w:r>
         <w:rPr>
           <w:rFonts w:eastAsiaTheme="minorHAnsi"/>
@@ -16935,7 +22244,7 @@
         <w:t>.</w:t>
       </w:r>
     </w:p>
-    <w:bookmarkEnd w:id="27"/>
+    <w:bookmarkEnd w:id="28"/>
     <w:p>
       <w:pPr>
         <w:pStyle w:val="aff0"/>
@@ -16944,184 +22253,104 @@
           <w:numId w:val="0"/>
         </w:numPr>
         <w:ind w:left="709"/>
-      </w:pPr>
+        <w:rPr>
+          <w:lang w:val="en-US"/>
+        </w:rPr>
+      </w:pPr>
+      <w:r>
+        <w:t xml:space="preserve">   </w:t>
+      </w:r>
     </w:p>
     <w:p>
       <w:pPr>
-        <w:pStyle w:val="2"/>
-      </w:pPr>
-      <w:r>
-        <w:t>Серверная часть</w:t>
-      </w:r>
-      <w:r>
-        <w:t xml:space="preserve"> приложения</w:t>
+        <w:pStyle w:val="aff0"/>
+        <w:numPr>
+          <w:ilvl w:val="0"/>
+          <w:numId w:val="0"/>
+        </w:numPr>
+        <w:jc w:val="center"/>
+      </w:pPr>
+      <w:r>
+        <w:rPr>
+          <w:noProof/>
+        </w:rPr>
+        <w:lastRenderedPageBreak/>
+        <w:drawing>
+          <wp:inline distT="0" distB="0" distL="0" distR="0" wp14:anchorId="1A26D8E5" wp14:editId="6BA446EF">
+            <wp:extent cx="5759450" cy="7141845"/>
+            <wp:effectExtent l="19050" t="19050" r="12700" b="20955"/>
+            <wp:docPr id="12" name="Рисунок 12"/>
+            <wp:cNvGraphicFramePr>
+              <a:graphicFrameLocks xmlns:a="http://schemas.openxmlformats.org/drawingml/2006/main" noChangeAspect="1"/>
+            </wp:cNvGraphicFramePr>
+            <a:graphic xmlns:a="http://schemas.openxmlformats.org/drawingml/2006/main">
+              <a:graphicData uri="http://schemas.openxmlformats.org/drawingml/2006/picture">
+                <pic:pic xmlns:pic="http://schemas.openxmlformats.org/drawingml/2006/picture">
+                  <pic:nvPicPr>
+                    <pic:cNvPr id="1" name=""/>
+                    <pic:cNvPicPr/>
+                  </pic:nvPicPr>
+                  <pic:blipFill>
+                    <a:blip r:embed="rId30"/>
+                    <a:stretch>
+                      <a:fillRect/>
+                    </a:stretch>
+                  </pic:blipFill>
+                  <pic:spPr>
+                    <a:xfrm>
+                      <a:off x="0" y="0"/>
+                      <a:ext cx="5759450" cy="7141845"/>
+                    </a:xfrm>
+                    <a:prstGeom prst="rect">
+                      <a:avLst/>
+                    </a:prstGeom>
+                    <a:ln w="12700">
+                      <a:solidFill>
+                        <a:schemeClr val="tx1"/>
+                      </a:solidFill>
+                    </a:ln>
+                  </pic:spPr>
+                </pic:pic>
+              </a:graphicData>
+            </a:graphic>
+          </wp:inline>
+        </w:drawing>
       </w:r>
     </w:p>
     <w:p>
       <w:pPr>
         <w:pStyle w:val="15"/>
-        <w:rPr>
-          <w:lang w:val="ru-RU"/>
-        </w:rPr>
-      </w:pPr>
-      <w:r>
-        <w:rPr>
-          <w:lang w:val="ru-RU"/>
-        </w:rPr>
-        <w:t xml:space="preserve">Серверная часть или </w:t>
-      </w:r>
-      <w:r>
-        <w:rPr>
-          <w:lang w:val="ru-RU"/>
-        </w:rPr>
-        <w:t xml:space="preserve">бэкенд отвечает за функционал приложения. В данном случае бэкенд должен получать </w:t>
-      </w:r>
-      <w:r>
-        <w:rPr>
-          <w:lang w:val="ru-RU"/>
-        </w:rPr>
-        <w:t>изображение или видео</w:t>
-      </w:r>
-      <w:r>
-        <w:rPr>
-          <w:lang w:val="ru-RU"/>
-        </w:rPr>
-        <w:t xml:space="preserve"> и возвращать </w:t>
-      </w:r>
-      <w:r>
-        <w:rPr>
-          <w:lang w:val="ru-RU"/>
-        </w:rPr>
-        <w:t>его</w:t>
-      </w:r>
-      <w:r>
-        <w:rPr>
-          <w:lang w:val="ru-RU"/>
-        </w:rPr>
-        <w:t xml:space="preserve"> в обработанном виде.</w:t>
+        <w:jc w:val="center"/>
+        <w:rPr>
+          <w:lang w:val="ru-RU"/>
+        </w:rPr>
+      </w:pPr>
+      <w:r>
+        <w:rPr>
+          <w:lang w:val="ru-RU"/>
+        </w:rPr>
+        <w:t>Рисунок</w:t>
       </w:r>
     </w:p>
     <w:p>
       <w:pPr>
-        <w:pStyle w:val="15"/>
-        <w:rPr>
-          <w:lang w:val="ru-RU"/>
-        </w:rPr>
-      </w:pPr>
-      <w:r>
-        <w:rPr>
-          <w:lang w:val="ru-RU"/>
-        </w:rPr>
-        <w:t xml:space="preserve">Для </w:t>
-      </w:r>
-      <w:r>
-        <w:rPr>
-          <w:lang w:val="ru-RU"/>
-        </w:rPr>
-        <w:t xml:space="preserve">разработки </w:t>
-      </w:r>
-      <w:r>
-        <w:rPr>
-          <w:lang w:val="ru-RU"/>
-        </w:rPr>
-        <w:t xml:space="preserve">был выбран язык программирования Python для легкой интеграции некоторых частей кода, написанного на этапе обучения и тестирования </w:t>
-      </w:r>
-      <w:proofErr w:type="spellStart"/>
-      <w:r>
-        <w:rPr>
-          <w:lang w:val="ru-RU"/>
-        </w:rPr>
-        <w:t>нейросетевых</w:t>
-      </w:r>
-      <w:proofErr w:type="spellEnd"/>
-      <w:r>
-        <w:rPr>
-          <w:lang w:val="ru-RU"/>
-        </w:rPr>
-        <w:t xml:space="preserve"> моделей.</w:t>
-      </w:r>
+        <w:pStyle w:val="aff0"/>
+        <w:numPr>
+          <w:ilvl w:val="0"/>
+          <w:numId w:val="0"/>
+        </w:numPr>
+        <w:ind w:left="709"/>
+      </w:pPr>
     </w:p>
     <w:p>
       <w:pPr>
-        <w:pStyle w:val="15"/>
-        <w:rPr>
-          <w:lang w:val="ru-RU"/>
-        </w:rPr>
-      </w:pPr>
-      <w:r>
-        <w:rPr>
-          <w:lang w:val="ru-RU"/>
-        </w:rPr>
-        <w:t xml:space="preserve">В </w:t>
-      </w:r>
-      <w:r>
-        <w:rPr>
-          <w:lang w:val="ru-RU"/>
-        </w:rPr>
-        <w:t xml:space="preserve">Python </w:t>
-      </w:r>
-      <w:r>
-        <w:rPr>
-          <w:lang w:val="ru-RU"/>
-        </w:rPr>
-        <w:t xml:space="preserve">библиотеке </w:t>
-      </w:r>
-      <w:r>
-        <w:t>YOLO</w:t>
-      </w:r>
-      <w:r>
-        <w:rPr>
-          <w:lang w:val="ru-RU"/>
-        </w:rPr>
-        <w:t xml:space="preserve"> уже реализована функция обработки изображений. В результате работы этой функции получается изображение с отрисованными ограничивающими рамками</w:t>
-      </w:r>
-      <w:r>
-        <w:rPr>
-          <w:lang w:val="ru-RU"/>
-        </w:rPr>
-        <w:t xml:space="preserve">. Также подписаны </w:t>
-      </w:r>
-      <w:r>
-        <w:rPr>
-          <w:lang w:val="ru-RU"/>
-        </w:rPr>
-        <w:t>предполагаемы</w:t>
-      </w:r>
-      <w:r>
-        <w:rPr>
-          <w:lang w:val="ru-RU"/>
-        </w:rPr>
-        <w:t>е</w:t>
-      </w:r>
-      <w:r>
-        <w:rPr>
-          <w:lang w:val="ru-RU"/>
-        </w:rPr>
-        <w:t xml:space="preserve"> класс</w:t>
-      </w:r>
-      <w:r>
-        <w:rPr>
-          <w:lang w:val="ru-RU"/>
-        </w:rPr>
-        <w:t xml:space="preserve"> объектов</w:t>
-      </w:r>
-      <w:r>
-        <w:rPr>
-          <w:lang w:val="ru-RU"/>
-        </w:rPr>
-        <w:t xml:space="preserve"> и точность</w:t>
-      </w:r>
-      <w:r>
-        <w:rPr>
-          <w:lang w:val="ru-RU"/>
-        </w:rPr>
-        <w:t xml:space="preserve"> определения</w:t>
-      </w:r>
-      <w:r>
-        <w:rPr>
-          <w:lang w:val="ru-RU"/>
-        </w:rPr>
-        <w:t>.</w:t>
+        <w:pStyle w:val="2"/>
+      </w:pPr>
+      <w:r>
+        <w:t>Серверная часть</w:t>
+      </w:r>
+      <w:r>
+        <w:t xml:space="preserve"> приложения</w:t>
       </w:r>
     </w:p>
     <w:p>
@@ -17135,80 +22364,320 @@
         <w:rPr>
           <w:lang w:val="ru-RU"/>
         </w:rPr>
-        <w:t xml:space="preserve">Для обработки нескольких изображений можно создать цикл и обработать все изображения по очереди. </w:t>
+        <w:t xml:space="preserve">Серверная часть или </w:t>
+      </w:r>
+      <w:r>
+        <w:rPr>
+          <w:lang w:val="ru-RU"/>
+        </w:rPr>
+        <w:t>бэкенд</w:t>
+      </w:r>
+      <w:r>
+        <w:rPr>
+          <w:lang w:val="ru-RU"/>
+        </w:rPr>
+        <w:t xml:space="preserve"> []</w:t>
+      </w:r>
+      <w:r>
+        <w:rPr>
+          <w:lang w:val="ru-RU"/>
+        </w:rPr>
+        <w:t xml:space="preserve"> отвечает за </w:t>
+      </w:r>
+      <w:r>
+        <w:rPr>
+          <w:lang w:val="ru-RU"/>
+        </w:rPr>
+        <w:t>основной функционал приложения</w:t>
+      </w:r>
+      <w:r>
+        <w:rPr>
+          <w:lang w:val="ru-RU"/>
+        </w:rPr>
+        <w:t xml:space="preserve">. </w:t>
+      </w:r>
+      <w:r>
+        <w:rPr>
+          <w:lang w:val="ru-RU"/>
+        </w:rPr>
+        <w:t xml:space="preserve">Он получает запросы от </w:t>
+      </w:r>
+      <w:proofErr w:type="spellStart"/>
+      <w:r>
+        <w:rPr>
+          <w:lang w:val="ru-RU"/>
+        </w:rPr>
+        <w:t>фронтенда</w:t>
+      </w:r>
+      <w:proofErr w:type="spellEnd"/>
+      <w:r>
+        <w:rPr>
+          <w:lang w:val="ru-RU"/>
+        </w:rPr>
+        <w:t>, выполняет бизнес</w:t>
+      </w:r>
+      <w:r>
+        <w:rPr>
+          <w:lang w:val="ru-RU"/>
+        </w:rPr>
+        <w:noBreakHyphen/>
+        <w:t>логику, вза</w:t>
+      </w:r>
+      <w:r>
+        <w:rPr>
+          <w:lang w:val="ru-RU"/>
+        </w:rPr>
+        <w:lastRenderedPageBreak/>
+        <w:t>имодействует с базами данных или внешними сервисами, вычисляет результаты и возвращает их в удобном формате. Бэкенд занят проверкой корректности входных данных, авторизацией, безопасностью, хранением и преобразованием информации, запуском тяжёлых вычислений</w:t>
+      </w:r>
+      <w:r>
+        <w:rPr>
+          <w:lang w:val="ru-RU"/>
+        </w:rPr>
+        <w:t>.</w:t>
+      </w:r>
+      <w:r>
+        <w:rPr>
+          <w:lang w:val="ru-RU"/>
+        </w:rPr>
+        <w:t xml:space="preserve"> </w:t>
       </w:r>
     </w:p>
     <w:p>
       <w:pPr>
         <w:pStyle w:val="15"/>
-        <w:keepNext/>
-        <w:rPr>
-          <w:lang w:val="ru-RU"/>
-        </w:rPr>
-      </w:pPr>
-      <w:r>
-        <w:rPr>
-          <w:lang w:val="ru-RU"/>
-        </w:rPr>
-        <w:lastRenderedPageBreak/>
-        <w:t>Для обработки видео</w:t>
-      </w:r>
-      <w:r>
-        <w:rPr>
-          <w:lang w:val="ru-RU"/>
-        </w:rPr>
-        <w:t xml:space="preserve"> необходимо реализовать такой</w:t>
-      </w:r>
-      <w:r>
-        <w:rPr>
-          <w:lang w:val="ru-RU"/>
-        </w:rPr>
-        <w:t xml:space="preserve"> </w:t>
-      </w:r>
-      <w:r>
-        <w:rPr>
-          <w:lang w:val="ru-RU"/>
-        </w:rPr>
-        <w:t>алгоритм работы:</w:t>
+        <w:rPr>
+          <w:lang w:val="ru-RU"/>
+        </w:rPr>
+      </w:pPr>
+      <w:r>
+        <w:rPr>
+          <w:lang w:val="ru-RU"/>
+        </w:rPr>
+        <w:t xml:space="preserve">Для </w:t>
+      </w:r>
+      <w:r>
+        <w:rPr>
+          <w:lang w:val="ru-RU"/>
+        </w:rPr>
+        <w:t xml:space="preserve">разработки </w:t>
+      </w:r>
+      <w:r>
+        <w:rPr>
+          <w:lang w:val="ru-RU"/>
+        </w:rPr>
+        <w:t xml:space="preserve">был выбран язык программирования Python для легкой интеграции некоторых частей кода, написанного на этапе обучения и тестирования </w:t>
+      </w:r>
+      <w:proofErr w:type="spellStart"/>
+      <w:r>
+        <w:rPr>
+          <w:lang w:val="ru-RU"/>
+        </w:rPr>
+        <w:t>нейросетевых</w:t>
+      </w:r>
+      <w:proofErr w:type="spellEnd"/>
+      <w:r>
+        <w:rPr>
+          <w:lang w:val="ru-RU"/>
+        </w:rPr>
+        <w:t xml:space="preserve"> моделей.</w:t>
       </w:r>
     </w:p>
     <w:p>
       <w:pPr>
-        <w:pStyle w:val="a1"/>
-        <w:numPr>
-          <w:ilvl w:val="0"/>
-          <w:numId w:val="35"/>
-        </w:numPr>
-        <w:ind w:left="0" w:firstLine="709"/>
-      </w:pPr>
-      <w:r>
-        <w:t>разбиение видео на кадры;</w:t>
+        <w:pStyle w:val="15"/>
+        <w:rPr>
+          <w:lang w:val="ru-RU"/>
+        </w:rPr>
+      </w:pPr>
+      <w:r>
+        <w:rPr>
+          <w:lang w:val="ru-RU"/>
+        </w:rPr>
+        <w:t xml:space="preserve">В основе бэкенда лежит набор </w:t>
+      </w:r>
+      <w:r>
+        <w:t>Python</w:t>
+      </w:r>
+      <w:r>
+        <w:rPr>
+          <w:lang w:val="ru-RU"/>
+        </w:rPr>
+        <w:noBreakHyphen/>
+        <w:t xml:space="preserve">скриптов, отвечающих за управление </w:t>
+      </w:r>
+      <w:proofErr w:type="spellStart"/>
+      <w:r>
+        <w:rPr>
+          <w:lang w:val="ru-RU"/>
+        </w:rPr>
+        <w:t>нейросетевыми</w:t>
+      </w:r>
+      <w:proofErr w:type="spellEnd"/>
+      <w:r>
+        <w:rPr>
+          <w:lang w:val="ru-RU"/>
+        </w:rPr>
+        <w:t xml:space="preserve"> моделями, выполнение детекции на изображениях и видео, а также за сохранение результатов. При старте программы автоматически создаются папки для предустановленных и загруженных пользователем моделей, а также для вывода результатов. Это позволяет централизованно хранить все необходимые файлы и контролировать их доступность. Для обнаружения объектов используе</w:t>
+      </w:r>
+      <w:r>
+        <w:rPr>
+          <w:lang w:val="ru-RU"/>
+        </w:rPr>
+        <w:t>тся</w:t>
+      </w:r>
+      <w:r>
+        <w:rPr>
+          <w:lang w:val="ru-RU"/>
+        </w:rPr>
+        <w:t xml:space="preserve"> библиотек</w:t>
+      </w:r>
+      <w:r>
+        <w:rPr>
+          <w:lang w:val="ru-RU"/>
+        </w:rPr>
+        <w:t>а</w:t>
+      </w:r>
+      <w:r>
+        <w:rPr>
+          <w:lang w:val="ru-RU"/>
+        </w:rPr>
+        <w:t xml:space="preserve"> </w:t>
+      </w:r>
+      <w:proofErr w:type="spellStart"/>
+      <w:r>
+        <w:t>Ultralytics</w:t>
+      </w:r>
+      <w:proofErr w:type="spellEnd"/>
+      <w:r>
+        <w:rPr>
+          <w:lang w:val="ru-RU"/>
+        </w:rPr>
+        <w:t xml:space="preserve"> </w:t>
+      </w:r>
+      <w:r>
+        <w:t>YOLO</w:t>
+      </w:r>
+      <w:r>
+        <w:rPr>
+          <w:lang w:val="ru-RU"/>
+        </w:rPr>
+        <w:t xml:space="preserve">. </w:t>
+      </w:r>
+      <w:r>
+        <w:rPr>
+          <w:lang w:val="ru-RU"/>
+        </w:rPr>
+        <w:t xml:space="preserve">С её помощью можно обученные модели </w:t>
+      </w:r>
+      <w:r>
+        <w:t>YOLO</w:t>
+      </w:r>
+      <w:r>
+        <w:rPr>
+          <w:lang w:val="ru-RU"/>
+        </w:rPr>
+        <w:t xml:space="preserve"> использовать для детекции на изображениях</w:t>
+      </w:r>
+      <w:r>
+        <w:rPr>
+          <w:lang w:val="ru-RU"/>
+        </w:rPr>
+        <w:t>.</w:t>
       </w:r>
     </w:p>
     <w:p>
       <w:pPr>
-        <w:pStyle w:val="a1"/>
-        <w:numPr>
-          <w:ilvl w:val="0"/>
-          <w:numId w:val="35"/>
-        </w:numPr>
-        <w:ind w:left="0" w:firstLine="709"/>
-      </w:pPr>
-      <w:r>
-        <w:t>обработка каждого кадра;</w:t>
+        <w:pStyle w:val="15"/>
+        <w:rPr>
+          <w:lang w:val="ru-RU"/>
+        </w:rPr>
+      </w:pPr>
+      <w:r>
+        <w:rPr>
+          <w:lang w:val="ru-RU"/>
+        </w:rPr>
+        <w:t xml:space="preserve">Обработка изображений и видео построена по </w:t>
+      </w:r>
+      <w:r>
+        <w:rPr>
+          <w:lang w:val="ru-RU"/>
+        </w:rPr>
+        <w:t>следующему</w:t>
+      </w:r>
+      <w:r>
+        <w:rPr>
+          <w:lang w:val="ru-RU"/>
+        </w:rPr>
+        <w:t xml:space="preserve"> принципу: на вход подаются файлы, вызывается функция детекции, которая инициализирует модель и проходит по каждому картинке. Для изображений создаётся аннотированное изображение с рамками объектов, которое сохраняется на диск с уникальным именем, включающим временную метку.</w:t>
       </w:r>
     </w:p>
     <w:p>
       <w:pPr>
-        <w:pStyle w:val="a1"/>
-        <w:numPr>
-          <w:ilvl w:val="0"/>
-          <w:numId w:val="35"/>
-        </w:numPr>
-        <w:ind w:left="0" w:firstLine="709"/>
-      </w:pPr>
-      <w:r>
-        <w:t>сборка видео из обработанных кадров.</w:t>
+        <w:pStyle w:val="15"/>
+        <w:rPr>
+          <w:lang w:val="ru-RU"/>
+        </w:rPr>
+      </w:pPr>
+      <w:r>
+        <w:rPr>
+          <w:lang w:val="ru-RU"/>
+        </w:rPr>
+        <w:t>При</w:t>
+      </w:r>
+      <w:r>
+        <w:rPr>
+          <w:lang w:val="ru-RU"/>
+        </w:rPr>
+        <w:t xml:space="preserve"> работе с видео</w:t>
+      </w:r>
+      <w:r>
+        <w:rPr>
+          <w:lang w:val="ru-RU"/>
+        </w:rPr>
+        <w:t>, его сначала необходимо разбить на кадры. Затем</w:t>
+      </w:r>
+      <w:r>
+        <w:rPr>
+          <w:lang w:val="ru-RU"/>
+        </w:rPr>
+        <w:t xml:space="preserve"> кадры читаются</w:t>
+      </w:r>
+      <w:r>
+        <w:rPr>
+          <w:lang w:val="ru-RU"/>
+        </w:rPr>
+        <w:t xml:space="preserve"> и</w:t>
+      </w:r>
+      <w:r>
+        <w:rPr>
+          <w:lang w:val="ru-RU"/>
+        </w:rPr>
+        <w:t xml:space="preserve"> аннотируются</w:t>
+      </w:r>
+      <w:r>
+        <w:rPr>
+          <w:lang w:val="ru-RU"/>
+        </w:rPr>
+        <w:t>. В конце</w:t>
+      </w:r>
+      <w:r>
+        <w:rPr>
+          <w:lang w:val="ru-RU"/>
+        </w:rPr>
+        <w:t xml:space="preserve"> </w:t>
+      </w:r>
+      <w:r>
+        <w:rPr>
+          <w:lang w:val="ru-RU"/>
+        </w:rPr>
+        <w:t>все кадры соединяются в одно видео</w:t>
+      </w:r>
+      <w:r>
+        <w:rPr>
+          <w:lang w:val="ru-RU"/>
+        </w:rPr>
+        <w:t>.</w:t>
       </w:r>
     </w:p>
     <w:p>
@@ -17218,16 +22687,223 @@
           <w:lang w:val="ru-RU"/>
         </w:rPr>
       </w:pPr>
+      <w:r>
+        <w:rPr>
+          <w:lang w:val="ru-RU"/>
+        </w:rPr>
+        <w:t xml:space="preserve">Весь процесс снабжён подробным логированием от момента загрузки модели до окончания сохранения результатов. Любые ошибки </w:t>
+      </w:r>
+      <w:r>
+        <w:rPr>
+          <w:lang w:val="ru-RU"/>
+        </w:rPr>
+        <w:t>–</w:t>
+      </w:r>
+      <w:r>
+        <w:rPr>
+          <w:lang w:val="ru-RU"/>
+        </w:rPr>
+        <w:t xml:space="preserve"> будь то неправильное расширение загружаемого файла модели</w:t>
+      </w:r>
+      <w:r>
+        <w:rPr>
+          <w:lang w:val="ru-RU"/>
+        </w:rPr>
+        <w:t xml:space="preserve"> или</w:t>
+      </w:r>
+      <w:r>
+        <w:rPr>
+          <w:lang w:val="ru-RU"/>
+        </w:rPr>
+        <w:t xml:space="preserve"> сбой </w:t>
+      </w:r>
+      <w:proofErr w:type="spellStart"/>
+      <w:r>
+        <w:rPr>
+          <w:lang w:val="ru-RU"/>
+        </w:rPr>
+        <w:t>инференса</w:t>
+      </w:r>
+      <w:proofErr w:type="spellEnd"/>
+      <w:r>
+        <w:rPr>
+          <w:lang w:val="ru-RU"/>
+        </w:rPr>
+        <w:t xml:space="preserve"> –</w:t>
+      </w:r>
+      <w:r>
+        <w:rPr>
+          <w:lang w:val="ru-RU"/>
+        </w:rPr>
+        <w:t xml:space="preserve"> обрабатываются локально через</w:t>
+      </w:r>
+      <w:r>
+        <w:rPr>
+          <w:lang w:val="ru-RU"/>
+        </w:rPr>
+        <w:t xml:space="preserve"> функцию</w:t>
+      </w:r>
+      <w:r>
+        <w:rPr>
+          <w:lang w:val="ru-RU"/>
+        </w:rPr>
+        <w:t xml:space="preserve"> </w:t>
+      </w:r>
+      <w:proofErr w:type="spellStart"/>
+      <w:r>
+        <w:rPr>
+          <w:rFonts w:ascii="Courier New" w:hAnsi="Courier New" w:cs="Courier New"/>
+          <w:lang w:val="ru-RU"/>
+        </w:rPr>
+        <w:t>print</w:t>
+      </w:r>
+      <w:proofErr w:type="spellEnd"/>
+      <w:r>
+        <w:rPr>
+          <w:lang w:val="ru-RU"/>
+        </w:rPr>
+        <w:t xml:space="preserve"> и</w:t>
+      </w:r>
+      <w:r>
+        <w:rPr>
+          <w:lang w:val="ru-RU"/>
+        </w:rPr>
+        <w:t xml:space="preserve"> выводятся в интерфейсе</w:t>
+      </w:r>
+      <w:r>
+        <w:rPr>
+          <w:lang w:val="ru-RU"/>
+        </w:rPr>
+        <w:t xml:space="preserve"> через методы </w:t>
+      </w:r>
+      <w:proofErr w:type="spellStart"/>
+      <w:r>
+        <w:rPr>
+          <w:lang w:val="ru-RU"/>
+        </w:rPr>
+        <w:t>Gradio</w:t>
+      </w:r>
+      <w:proofErr w:type="spellEnd"/>
+      <w:r>
+        <w:rPr>
+          <w:lang w:val="ru-RU"/>
+        </w:rPr>
+        <w:t xml:space="preserve"> (</w:t>
+      </w:r>
+      <w:proofErr w:type="spellStart"/>
+      <w:r>
+        <w:rPr>
+          <w:rFonts w:ascii="Courier New" w:hAnsi="Courier New" w:cs="Courier New"/>
+          <w:lang w:val="ru-RU"/>
+        </w:rPr>
+        <w:t>gr.Warning</w:t>
+      </w:r>
+      <w:proofErr w:type="spellEnd"/>
+      <w:r>
+        <w:rPr>
+          <w:rFonts w:ascii="Courier New" w:hAnsi="Courier New" w:cs="Courier New"/>
+          <w:lang w:val="ru-RU"/>
+        </w:rPr>
+        <w:t xml:space="preserve">, </w:t>
+      </w:r>
+      <w:proofErr w:type="spellStart"/>
+      <w:r>
+        <w:rPr>
+          <w:rFonts w:ascii="Courier New" w:hAnsi="Courier New" w:cs="Courier New"/>
+          <w:lang w:val="ru-RU"/>
+        </w:rPr>
+        <w:t>gr.Error</w:t>
+      </w:r>
+      <w:proofErr w:type="spellEnd"/>
+      <w:r>
+        <w:rPr>
+          <w:lang w:val="ru-RU"/>
+        </w:rPr>
+        <w:t xml:space="preserve">), чтобы уведомить пользователя о проблемах. </w:t>
+      </w:r>
     </w:p>
     <w:p>
       <w:pPr>
-        <w:pStyle w:val="2"/>
-      </w:pPr>
-      <w:r>
-        <w:t>Клиентская часть</w:t>
-      </w:r>
-      <w:r>
-        <w:t xml:space="preserve"> приложения</w:t>
+        <w:pStyle w:val="15"/>
+        <w:rPr>
+          <w:lang w:val="ru-RU"/>
+        </w:rPr>
+      </w:pPr>
+      <w:r>
+        <w:rPr>
+          <w:lang w:val="ru-RU"/>
+        </w:rPr>
+        <w:lastRenderedPageBreak/>
+        <w:t xml:space="preserve">В </w:t>
+      </w:r>
+      <w:r>
+        <w:rPr>
+          <w:lang w:val="ru-RU"/>
+        </w:rPr>
+        <w:t xml:space="preserve">Python </w:t>
+      </w:r>
+      <w:r>
+        <w:rPr>
+          <w:lang w:val="ru-RU"/>
+        </w:rPr>
+        <w:t xml:space="preserve">библиотеке </w:t>
+      </w:r>
+      <w:r>
+        <w:t>YOLO</w:t>
+      </w:r>
+      <w:r>
+        <w:rPr>
+          <w:lang w:val="ru-RU"/>
+        </w:rPr>
+        <w:t xml:space="preserve"> уже реализована функция обработки изображений. В результате работы этой функции получается изображение с отрисованными ограничивающими рамками</w:t>
+      </w:r>
+      <w:r>
+        <w:rPr>
+          <w:lang w:val="ru-RU"/>
+        </w:rPr>
+        <w:t xml:space="preserve">. Также подписаны </w:t>
+      </w:r>
+      <w:r>
+        <w:rPr>
+          <w:lang w:val="ru-RU"/>
+        </w:rPr>
+        <w:t>предполагаемы</w:t>
+      </w:r>
+      <w:r>
+        <w:rPr>
+          <w:lang w:val="ru-RU"/>
+        </w:rPr>
+        <w:t>е</w:t>
+      </w:r>
+      <w:r>
+        <w:rPr>
+          <w:lang w:val="ru-RU"/>
+        </w:rPr>
+        <w:t xml:space="preserve"> класс</w:t>
+      </w:r>
+      <w:r>
+        <w:rPr>
+          <w:lang w:val="ru-RU"/>
+        </w:rPr>
+        <w:t xml:space="preserve"> объектов</w:t>
+      </w:r>
+      <w:r>
+        <w:rPr>
+          <w:lang w:val="ru-RU"/>
+        </w:rPr>
+        <w:t xml:space="preserve"> и точность</w:t>
+      </w:r>
+      <w:r>
+        <w:rPr>
+          <w:lang w:val="ru-RU"/>
+        </w:rPr>
+        <w:t xml:space="preserve"> определения</w:t>
+      </w:r>
+      <w:r>
+        <w:rPr>
+          <w:lang w:val="ru-RU"/>
+        </w:rPr>
+        <w:t>.</w:t>
       </w:r>
     </w:p>
     <w:p>
@@ -17237,29 +22913,20 @@
           <w:lang w:val="ru-RU"/>
         </w:rPr>
       </w:pPr>
-      <w:r>
-        <w:rPr>
-          <w:lang w:val="ru-RU"/>
-        </w:rPr>
-        <w:t xml:space="preserve">Клиентская часть или </w:t>
-      </w:r>
-      <w:proofErr w:type="spellStart"/>
-      <w:r>
-        <w:rPr>
-          <w:lang w:val="ru-RU"/>
-        </w:rPr>
-        <w:t>фронтенд</w:t>
-      </w:r>
-      <w:proofErr w:type="spellEnd"/>
-      <w:r>
-        <w:rPr>
-          <w:lang w:val="ru-RU"/>
-        </w:rPr>
-        <w:t xml:space="preserve"> отвечает за пользовательский интерфейс и его связь с серверной частью приложения.</w:t>
-      </w:r>
     </w:p>
     <w:p>
       <w:pPr>
+        <w:pStyle w:val="2"/>
+      </w:pPr>
+      <w:r>
+        <w:t>Клиентская часть</w:t>
+      </w:r>
+      <w:r>
+        <w:t xml:space="preserve"> приложения</w:t>
+      </w:r>
+    </w:p>
+    <w:p>
+      <w:pPr>
         <w:pStyle w:val="15"/>
         <w:rPr>
           <w:lang w:val="ru-RU"/>
@@ -17269,6 +22936,179 @@
         <w:rPr>
           <w:lang w:val="ru-RU"/>
         </w:rPr>
+        <w:t xml:space="preserve">Клиентская часть или </w:t>
+      </w:r>
+      <w:proofErr w:type="spellStart"/>
+      <w:r>
+        <w:rPr>
+          <w:lang w:val="ru-RU"/>
+        </w:rPr>
+        <w:t>фронтенд</w:t>
+      </w:r>
+      <w:proofErr w:type="spellEnd"/>
+      <w:r>
+        <w:rPr>
+          <w:lang w:val="ru-RU"/>
+        </w:rPr>
+        <w:t xml:space="preserve"> </w:t>
+      </w:r>
+      <w:r>
+        <w:rPr>
+          <w:lang w:val="ru-RU"/>
+        </w:rPr>
+        <w:t>[]</w:t>
+      </w:r>
+      <w:r>
+        <w:rPr>
+          <w:lang w:val="ru-RU"/>
+        </w:rPr>
+        <w:t xml:space="preserve"> </w:t>
+      </w:r>
+      <w:r>
+        <w:rPr>
+          <w:lang w:val="ru-RU"/>
+        </w:rPr>
+        <w:t>отвечает за пользовательский интерфейс</w:t>
+      </w:r>
+      <w:r>
+        <w:rPr>
+          <w:lang w:val="ru-RU"/>
+        </w:rPr>
+        <w:t xml:space="preserve">. </w:t>
+      </w:r>
+      <w:r>
+        <w:rPr>
+          <w:lang w:val="ru-RU"/>
+        </w:rPr>
+        <w:t xml:space="preserve">В браузере или в десктопном приложении </w:t>
+      </w:r>
+      <w:proofErr w:type="spellStart"/>
+      <w:r>
+        <w:rPr>
+          <w:lang w:val="ru-RU"/>
+        </w:rPr>
+        <w:t>фронтенд</w:t>
+      </w:r>
+      <w:proofErr w:type="spellEnd"/>
+      <w:r>
+        <w:rPr>
+          <w:lang w:val="ru-RU"/>
+        </w:rPr>
+        <w:t xml:space="preserve"> отвечает за отображение элементов управления, визуализацию данных, получение от пользователя ввода и отправку его на сервер. Он должен быть быстрым, отзывчивым и понятным</w:t>
+      </w:r>
+      <w:r>
+        <w:rPr>
+          <w:lang w:val="ru-RU"/>
+        </w:rPr>
+        <w:t xml:space="preserve"> для пользователя</w:t>
+      </w:r>
+      <w:r>
+        <w:rPr>
+          <w:lang w:val="ru-RU"/>
+        </w:rPr>
+        <w:t>.</w:t>
+      </w:r>
+      <w:r>
+        <w:rPr>
+          <w:lang w:val="ru-RU"/>
+        </w:rPr>
+        <w:t xml:space="preserve"> </w:t>
+      </w:r>
+      <w:r>
+        <w:rPr>
+          <w:lang w:val="ru-RU"/>
+        </w:rPr>
+        <w:t>В</w:t>
+      </w:r>
+      <w:r>
+        <w:rPr>
+          <w:lang w:val="ru-RU"/>
+        </w:rPr>
+        <w:t xml:space="preserve"> нём рисуют кнопки, поля для </w:t>
+      </w:r>
+      <w:r>
+        <w:rPr>
+          <w:lang w:val="ru-RU"/>
+        </w:rPr>
+        <w:t xml:space="preserve">ввода данных или </w:t>
+      </w:r>
+      <w:r>
+        <w:rPr>
+          <w:lang w:val="ru-RU"/>
+        </w:rPr>
+        <w:t>загрузки файлов, прогресс</w:t>
+      </w:r>
+      <w:r>
+        <w:rPr>
+          <w:lang w:val="ru-RU"/>
+        </w:rPr>
+        <w:noBreakHyphen/>
+        <w:t xml:space="preserve">бары. </w:t>
+      </w:r>
+      <w:proofErr w:type="spellStart"/>
+      <w:r>
+        <w:rPr>
+          <w:lang w:val="ru-RU"/>
+        </w:rPr>
+        <w:t>Фронтенд</w:t>
+      </w:r>
+      <w:proofErr w:type="spellEnd"/>
+      <w:r>
+        <w:rPr>
+          <w:lang w:val="ru-RU"/>
+        </w:rPr>
+        <w:t xml:space="preserve"> обрабатывает нажатия, следит за изменением состояния интерфейса, показывает результаты работы бэкенда и уведомл</w:t>
+      </w:r>
+      <w:r>
+        <w:rPr>
+          <w:lang w:val="ru-RU"/>
+        </w:rPr>
+        <w:t>яет в случае</w:t>
+      </w:r>
+      <w:r>
+        <w:rPr>
+          <w:lang w:val="ru-RU"/>
+        </w:rPr>
+        <w:t xml:space="preserve"> </w:t>
+      </w:r>
+      <w:proofErr w:type="spellStart"/>
+      <w:r>
+        <w:rPr>
+          <w:lang w:val="ru-RU"/>
+        </w:rPr>
+        <w:t>ошиб</w:t>
+      </w:r>
+      <w:r>
+        <w:rPr>
+          <w:lang w:val="ru-RU"/>
+        </w:rPr>
+        <w:t>ое</w:t>
+      </w:r>
+      <w:r>
+        <w:rPr>
+          <w:lang w:val="ru-RU"/>
+        </w:rPr>
+        <w:t>к</w:t>
+      </w:r>
+      <w:proofErr w:type="spellEnd"/>
+      <w:r>
+        <w:rPr>
+          <w:lang w:val="ru-RU"/>
+        </w:rPr>
+        <w:t>.</w:t>
+      </w:r>
+    </w:p>
+    <w:p>
+      <w:pPr>
+        <w:pStyle w:val="15"/>
+        <w:rPr>
+          <w:lang w:val="ru-RU"/>
+        </w:rPr>
+      </w:pPr>
+      <w:r>
+        <w:rPr>
+          <w:lang w:val="ru-RU"/>
+        </w:rPr>
         <w:t>Для создания интерфейса использовалась</w:t>
       </w:r>
       <w:r>
@@ -17309,46 +23149,482 @@
         </w:rPr>
         <w:t xml:space="preserve">озволяющая без знания </w:t>
       </w:r>
+      <w:r>
+        <w:rPr>
+          <w:lang w:val="ru-RU"/>
+        </w:rPr>
+        <w:t>других языков программирования или разметки</w:t>
+      </w:r>
+      <w:r>
+        <w:rPr>
+          <w:lang w:val="ru-RU"/>
+        </w:rPr>
+        <w:t xml:space="preserve"> </w:t>
+      </w:r>
+      <w:r>
+        <w:rPr>
+          <w:lang w:val="ru-RU"/>
+        </w:rPr>
+        <w:t>реализовать веб-интерфейс для приложения. Б</w:t>
+      </w:r>
+      <w:r>
+        <w:rPr>
+          <w:lang w:val="ru-RU"/>
+        </w:rPr>
+        <w:t>иблиотека</w:t>
+      </w:r>
+      <w:r>
+        <w:rPr>
+          <w:lang w:val="ru-RU"/>
+        </w:rPr>
+        <w:t xml:space="preserve"> </w:t>
+      </w:r>
       <w:proofErr w:type="spellStart"/>
       <w:r>
-        <w:rPr>
-          <w:lang w:val="ru-RU"/>
-        </w:rPr>
-        <w:t>фронтенда</w:t>
+        <w:t>Gradio</w:t>
       </w:r>
       <w:proofErr w:type="spellEnd"/>
       <w:r>
         <w:rPr>
           <w:lang w:val="ru-RU"/>
         </w:rPr>
+        <w:t xml:space="preserve"> [</w:t>
+      </w:r>
+      <w:r>
+        <w:rPr>
+          <w:lang w:val="ru-RU"/>
+        </w:rPr>
+        <w:fldChar w:fldCharType="begin"/>
+      </w:r>
+      <w:r>
+        <w:rPr>
+          <w:lang w:val="ru-RU"/>
+        </w:rPr>
+        <w:instrText xml:space="preserve"> REF _Ref196419187 \r \h </w:instrText>
+      </w:r>
+      <w:r>
+        <w:rPr>
+          <w:lang w:val="ru-RU"/>
+        </w:rPr>
+      </w:r>
+      <w:r>
+        <w:rPr>
+          <w:lang w:val="ru-RU"/>
+        </w:rPr>
+        <w:fldChar w:fldCharType="separate"/>
+      </w:r>
+      <w:r>
+        <w:rPr>
+          <w:lang w:val="ru-RU"/>
+        </w:rPr>
+        <w:t>19</w:t>
+      </w:r>
+      <w:r>
+        <w:rPr>
+          <w:lang w:val="ru-RU"/>
+        </w:rPr>
+        <w:fldChar w:fldCharType="end"/>
+      </w:r>
+      <w:r>
+        <w:rPr>
+          <w:lang w:val="ru-RU"/>
+        </w:rPr>
+        <w:t>]</w:t>
+      </w:r>
+      <w:r>
+        <w:rPr>
+          <w:lang w:val="ru-RU"/>
+        </w:rPr>
+        <w:t xml:space="preserve"> часто используется для </w:t>
+      </w:r>
+      <w:r>
+        <w:rPr>
+          <w:lang w:val="ru-RU"/>
+        </w:rPr>
+        <w:t>при разработке приложений на основе нейронный сетей.</w:t>
+      </w:r>
+    </w:p>
+    <w:p>
+      <w:pPr>
+        <w:pStyle w:val="15"/>
+        <w:rPr>
+          <w:lang w:val="ru-RU"/>
+        </w:rPr>
+      </w:pPr>
+      <w:r>
+        <w:rPr>
+          <w:lang w:val="ru-RU"/>
+        </w:rPr>
+        <w:t xml:space="preserve">Например, на </w:t>
+      </w:r>
+      <w:proofErr w:type="spellStart"/>
+      <w:r>
+        <w:rPr>
+          <w:lang w:val="ru-RU"/>
+        </w:rPr>
+        <w:t>Hugging</w:t>
+      </w:r>
+      <w:proofErr w:type="spellEnd"/>
+      <w:r>
+        <w:rPr>
+          <w:lang w:val="ru-RU"/>
+        </w:rPr>
+        <w:t xml:space="preserve"> Face [</w:t>
+      </w:r>
+      <w:r>
+        <w:rPr>
+          <w:lang w:val="ru-RU"/>
+        </w:rPr>
+        <w:fldChar w:fldCharType="begin"/>
+      </w:r>
+      <w:r>
+        <w:rPr>
+          <w:lang w:val="ru-RU"/>
+        </w:rPr>
+        <w:instrText xml:space="preserve"> REF _Ref196419193 \r \h </w:instrText>
+      </w:r>
+      <w:r>
+        <w:rPr>
+          <w:lang w:val="ru-RU"/>
+        </w:rPr>
+      </w:r>
+      <w:r>
+        <w:rPr>
+          <w:lang w:val="ru-RU"/>
+        </w:rPr>
+        <w:fldChar w:fldCharType="separate"/>
+      </w:r>
+      <w:r>
+        <w:rPr>
+          <w:lang w:val="ru-RU"/>
+        </w:rPr>
+        <w:t>20</w:t>
+      </w:r>
+      <w:r>
+        <w:rPr>
+          <w:lang w:val="ru-RU"/>
+        </w:rPr>
+        <w:fldChar w:fldCharType="end"/>
+      </w:r>
+      <w:r>
+        <w:rPr>
+          <w:lang w:val="ru-RU"/>
+        </w:rPr>
+        <w:t>]</w:t>
+      </w:r>
+      <w:r>
+        <w:rPr>
+          <w:lang w:val="ru-RU"/>
+        </w:rPr>
+        <w:t xml:space="preserve">, </w:t>
+      </w:r>
+      <w:r>
+        <w:rPr>
+          <w:lang w:val="ru-RU"/>
+        </w:rPr>
+        <w:t>платформ</w:t>
+      </w:r>
+      <w:r>
+        <w:rPr>
+          <w:lang w:val="ru-RU"/>
+        </w:rPr>
+        <w:t>е</w:t>
+      </w:r>
+      <w:r>
+        <w:rPr>
+          <w:lang w:val="ru-RU"/>
+        </w:rPr>
+        <w:t xml:space="preserve"> для разработки и распространения ИИ-инструментов</w:t>
+      </w:r>
+      <w:r>
+        <w:rPr>
+          <w:lang w:val="ru-RU"/>
+        </w:rPr>
+        <w:t>, все мини-приложения для работы с нейросетями</w:t>
+      </w:r>
+      <w:r>
+        <w:rPr>
+          <w:lang w:val="ru-RU"/>
+        </w:rPr>
+        <w:t xml:space="preserve"> </w:t>
+      </w:r>
+      <w:r>
+        <w:rPr>
+          <w:lang w:val="ru-RU"/>
+        </w:rPr>
+        <w:t>реализованы с помощью</w:t>
+      </w:r>
+      <w:r>
+        <w:rPr>
+          <w:lang w:val="ru-RU"/>
+        </w:rPr>
+        <w:t xml:space="preserve"> </w:t>
+      </w:r>
+      <w:r>
+        <w:rPr>
+          <w:lang w:val="ru-RU"/>
+        </w:rPr>
+        <w:t xml:space="preserve">библиотеки </w:t>
+      </w:r>
+      <w:proofErr w:type="spellStart"/>
+      <w:r>
+        <w:t>Gradio</w:t>
+      </w:r>
+      <w:proofErr w:type="spellEnd"/>
+      <w:r>
+        <w:rPr>
+          <w:lang w:val="ru-RU"/>
+        </w:rPr>
+        <w:t xml:space="preserve">. </w:t>
+      </w:r>
+    </w:p>
+    <w:p>
+      <w:pPr>
+        <w:pStyle w:val="15"/>
+        <w:rPr>
+          <w:lang w:val="ru-RU"/>
+        </w:rPr>
+      </w:pPr>
+      <w:proofErr w:type="spellStart"/>
+      <w:r>
+        <w:t>Gradio</w:t>
+      </w:r>
+      <w:proofErr w:type="spellEnd"/>
+      <w:r>
+        <w:rPr>
+          <w:lang w:val="ru-RU"/>
+        </w:rPr>
+        <w:t xml:space="preserve"> создаёт лёгкий веб</w:t>
+      </w:r>
+      <w:r>
+        <w:rPr>
+          <w:lang w:val="ru-RU"/>
+        </w:rPr>
+        <w:noBreakHyphen/>
+        <w:t xml:space="preserve">сервер и генерирует </w:t>
+      </w:r>
+      <w:r>
+        <w:t>HTML</w:t>
+      </w:r>
+      <w:r>
+        <w:rPr>
+          <w:lang w:val="ru-RU"/>
+        </w:rPr>
+        <w:t>/</w:t>
+      </w:r>
+      <w:r>
+        <w:t>CSS</w:t>
+      </w:r>
+      <w:r>
+        <w:rPr>
+          <w:lang w:val="ru-RU"/>
+        </w:rPr>
+        <w:t>/</w:t>
+      </w:r>
+      <w:r>
+        <w:t>JS</w:t>
+      </w:r>
+      <w:r>
+        <w:rPr>
+          <w:lang w:val="ru-RU"/>
+        </w:rPr>
+        <w:noBreakHyphen/>
+        <w:t xml:space="preserve">интерфейс на основе описанных в </w:t>
+      </w:r>
+      <w:r>
+        <w:t>Python</w:t>
+      </w:r>
+      <w:r>
+        <w:rPr>
+          <w:lang w:val="ru-RU"/>
+        </w:rPr>
+        <w:t xml:space="preserve"> компонентов. Когда пользователь загружает файл или нажимает кнопку, данные автоматически отправляются на сервер, где вызываются привязанные функции, а их результаты возвращаются обратно и отображаются в соответствующих виджетах.</w:t>
+      </w:r>
+    </w:p>
+    <w:p>
+      <w:pPr>
+        <w:pStyle w:val="15"/>
+        <w:rPr>
+          <w:lang w:val="ru-RU"/>
+        </w:rPr>
+      </w:pPr>
+      <w:r>
+        <w:rPr>
+          <w:lang w:val="ru-RU"/>
+        </w:rPr>
+        <w:t>В начале страницы размещается блок с заголовком и общей инструкцией, после чего идёт выпадающий список</w:t>
+      </w:r>
+      <w:r>
+        <w:rPr>
+          <w:lang w:val="ru-RU"/>
+        </w:rPr>
         <w:t>,</w:t>
       </w:r>
       <w:r>
         <w:rPr>
           <w:lang w:val="ru-RU"/>
         </w:rPr>
-        <w:t xml:space="preserve"> </w:t>
-      </w:r>
-      <w:r>
-        <w:rPr>
-          <w:lang w:val="ru-RU"/>
-        </w:rPr>
-        <w:t>реализовать веб-интерфейс для приложения. Б</w:t>
-      </w:r>
-      <w:r>
-        <w:rPr>
-          <w:lang w:val="ru-RU"/>
-        </w:rPr>
-        <w:t>иблиотека</w:t>
-      </w:r>
-      <w:r>
-        <w:rPr>
-          <w:lang w:val="ru-RU"/>
-        </w:rPr>
-        <w:t xml:space="preserve"> </w:t>
+        <w:t xml:space="preserve"> показыва</w:t>
+      </w:r>
+      <w:r>
+        <w:rPr>
+          <w:lang w:val="ru-RU"/>
+        </w:rPr>
+        <w:t>ющий</w:t>
+      </w:r>
+      <w:r>
+        <w:rPr>
+          <w:lang w:val="ru-RU"/>
+        </w:rPr>
+        <w:t xml:space="preserve"> все доступные </w:t>
       </w:r>
       <w:proofErr w:type="spellStart"/>
       <w:r>
+        <w:rPr>
+          <w:lang w:val="ru-RU"/>
+        </w:rPr>
+        <w:lastRenderedPageBreak/>
+        <w:t>нейросетевые</w:t>
+      </w:r>
+      <w:proofErr w:type="spellEnd"/>
+      <w:r>
+        <w:rPr>
+          <w:lang w:val="ru-RU"/>
+        </w:rPr>
+        <w:t xml:space="preserve"> модели</w:t>
+      </w:r>
+      <w:r>
+        <w:rPr>
+          <w:lang w:val="ru-RU"/>
+        </w:rPr>
+        <w:t>, рядом расположен виджет загрузки собственной модели. При выборе или загрузке новой модели список автоматически обновляется.</w:t>
+      </w:r>
+    </w:p>
+    <w:p>
+      <w:pPr>
+        <w:pStyle w:val="15"/>
+        <w:rPr>
+          <w:lang w:val="ru-RU"/>
+        </w:rPr>
+      </w:pPr>
+      <w:r>
+        <w:rPr>
+          <w:lang w:val="ru-RU"/>
+        </w:rPr>
+        <w:t>Ниже</w:t>
+      </w:r>
+      <w:r>
+        <w:rPr>
+          <w:lang w:val="ru-RU"/>
+        </w:rPr>
+        <w:t xml:space="preserve"> на странице</w:t>
+      </w:r>
+      <w:r>
+        <w:rPr>
+          <w:lang w:val="ru-RU"/>
+        </w:rPr>
+        <w:t xml:space="preserve"> расположен компонент </w:t>
+      </w:r>
+      <w:proofErr w:type="spellStart"/>
+      <w:r>
+        <w:rPr>
+          <w:rFonts w:ascii="Courier New" w:hAnsi="Courier New" w:cs="Courier New"/>
+          <w:lang w:val="ru-RU"/>
+        </w:rPr>
+        <w:t>Tabs</w:t>
+      </w:r>
+      <w:proofErr w:type="spellEnd"/>
+      <w:r>
+        <w:rPr>
+          <w:lang w:val="ru-RU"/>
+        </w:rPr>
+        <w:t xml:space="preserve">, разбивающий функциональность </w:t>
+      </w:r>
+      <w:r>
+        <w:rPr>
+          <w:lang w:val="ru-RU"/>
+        </w:rPr>
+        <w:t>по</w:t>
+      </w:r>
+      <w:r>
+        <w:rPr>
+          <w:lang w:val="ru-RU"/>
+        </w:rPr>
+        <w:t xml:space="preserve"> дв</w:t>
+      </w:r>
+      <w:r>
+        <w:rPr>
+          <w:lang w:val="ru-RU"/>
+        </w:rPr>
+        <w:t>ум</w:t>
+      </w:r>
+      <w:r>
+        <w:rPr>
+          <w:lang w:val="ru-RU"/>
+        </w:rPr>
+        <w:t xml:space="preserve"> вкладк</w:t>
+      </w:r>
+      <w:r>
+        <w:rPr>
+          <w:lang w:val="ru-RU"/>
+        </w:rPr>
+        <w:t>ам</w:t>
+      </w:r>
+      <w:r>
+        <w:rPr>
+          <w:lang w:val="ru-RU"/>
+        </w:rPr>
+        <w:t xml:space="preserve">. В первой пользователь может загрузить одно или несколько изображений, после чего по нажатию кнопки «Начать обработку изображений» запускается соответствующая функция бэкенда. Результаты выводятся в галерее, а внизу отображается статус выполнения. Вторая вкладка организована схожим образом, но вместо галереи там элемент </w:t>
+      </w:r>
+      <w:r>
+        <w:rPr>
+          <w:rFonts w:ascii="Courier New" w:hAnsi="Courier New" w:cs="Courier New"/>
+          <w:lang w:val="ru-RU"/>
+        </w:rPr>
+        <w:t>Video</w:t>
+      </w:r>
+      <w:r>
+        <w:rPr>
+          <w:lang w:val="ru-RU"/>
+        </w:rPr>
+        <w:t xml:space="preserve"> для предпросмотра обработанного ролика. Кнопки запуска обработки связаны с Python‑функциями через методы </w:t>
+      </w:r>
+      <w:proofErr w:type="spellStart"/>
+      <w:proofErr w:type="gramStart"/>
+      <w:r>
+        <w:rPr>
+          <w:rFonts w:ascii="Courier New" w:hAnsi="Courier New" w:cs="Courier New"/>
+          <w:lang w:val="ru-RU"/>
+        </w:rPr>
+        <w:t>click</w:t>
+      </w:r>
+      <w:proofErr w:type="spellEnd"/>
+      <w:r>
+        <w:rPr>
+          <w:rFonts w:ascii="Courier New" w:hAnsi="Courier New" w:cs="Courier New"/>
+          <w:lang w:val="ru-RU"/>
+        </w:rPr>
+        <w:t>(</w:t>
+      </w:r>
+      <w:proofErr w:type="gramEnd"/>
+      <w:r>
+        <w:rPr>
+          <w:rFonts w:ascii="Courier New" w:hAnsi="Courier New" w:cs="Courier New"/>
+          <w:lang w:val="ru-RU"/>
+        </w:rPr>
+        <w:t>)</w:t>
+      </w:r>
+      <w:r>
+        <w:rPr>
+          <w:lang w:val="ru-RU"/>
+        </w:rPr>
+        <w:t xml:space="preserve">, а </w:t>
+      </w:r>
+      <w:proofErr w:type="spellStart"/>
+      <w:r>
+        <w:rPr>
+          <w:lang w:val="ru-RU"/>
+        </w:rPr>
         <w:t>Gradio</w:t>
       </w:r>
       <w:proofErr w:type="spellEnd"/>
@@ -17356,60 +23632,33 @@
         <w:rPr>
           <w:lang w:val="ru-RU"/>
         </w:rPr>
-        <w:t xml:space="preserve"> [</w:t>
-      </w:r>
-      <w:r>
-        <w:rPr>
-          <w:lang w:val="ru-RU"/>
-        </w:rPr>
-        <w:fldChar w:fldCharType="begin"/>
-      </w:r>
-      <w:r>
-        <w:rPr>
-          <w:lang w:val="ru-RU"/>
-        </w:rPr>
-        <w:instrText xml:space="preserve"> REF _Ref196419187 \r \h </w:instrText>
-      </w:r>
-      <w:r>
-        <w:rPr>
-          <w:lang w:val="ru-RU"/>
-        </w:rPr>
-      </w:r>
-      <w:r>
-        <w:rPr>
-          <w:lang w:val="ru-RU"/>
-        </w:rPr>
-        <w:fldChar w:fldCharType="separate"/>
-      </w:r>
-      <w:r>
-        <w:rPr>
-          <w:lang w:val="ru-RU"/>
-        </w:rPr>
-        <w:t>19</w:t>
-      </w:r>
-      <w:r>
-        <w:rPr>
-          <w:lang w:val="ru-RU"/>
-        </w:rPr>
-        <w:fldChar w:fldCharType="end"/>
-      </w:r>
-      <w:r>
-        <w:rPr>
-          <w:lang w:val="ru-RU"/>
-        </w:rPr>
-        <w:t>]</w:t>
-      </w:r>
-      <w:r>
-        <w:rPr>
-          <w:lang w:val="ru-RU"/>
-        </w:rPr>
-        <w:t xml:space="preserve"> часто используется для </w:t>
-      </w:r>
-      <w:r>
-        <w:rPr>
-          <w:lang w:val="ru-RU"/>
-        </w:rPr>
-        <w:t>при разработке приложений на основе нейронный сетей.</w:t>
+        <w:t xml:space="preserve"> автоматически </w:t>
+      </w:r>
+      <w:proofErr w:type="spellStart"/>
+      <w:r>
+        <w:rPr>
+          <w:lang w:val="ru-RU"/>
+        </w:rPr>
+        <w:t>сериализует</w:t>
+      </w:r>
+      <w:proofErr w:type="spellEnd"/>
+      <w:r>
+        <w:rPr>
+          <w:lang w:val="ru-RU"/>
+        </w:rPr>
+        <w:t xml:space="preserve"> переданные файлы, вызывает функцию на сервере и возвращает результат в </w:t>
+      </w:r>
+      <w:r>
+        <w:rPr>
+          <w:lang w:val="ru-RU"/>
+        </w:rPr>
+        <w:t>интерфейс пользователя</w:t>
+      </w:r>
+      <w:r>
+        <w:rPr>
+          <w:lang w:val="ru-RU"/>
+        </w:rPr>
+        <w:t>.</w:t>
       </w:r>
     </w:p>
     <w:p>
@@ -17456,7 +23705,7 @@
                     <pic:cNvPicPr/>
                   </pic:nvPicPr>
                   <pic:blipFill>
-                    <a:blip r:embed="rId30"/>
+                    <a:blip r:embed="rId31"/>
                     <a:stretch>
                       <a:fillRect/>
                     </a:stretch>
@@ -17502,7 +23751,6 @@
       <w:pPr>
         <w:pStyle w:val="15"/>
         <w:ind w:firstLine="0"/>
-        <w:jc w:val="center"/>
         <w:rPr>
           <w:lang w:val="ru-RU"/>
         </w:rPr>
@@ -17515,165 +23763,18 @@
           <w:lang w:val="ru-RU"/>
         </w:rPr>
       </w:pPr>
-      <w:r>
-        <w:rPr>
-          <w:lang w:val="ru-RU"/>
-        </w:rPr>
-        <w:lastRenderedPageBreak/>
-        <w:t>Например,</w:t>
-      </w:r>
-      <w:r>
-        <w:rPr>
-          <w:lang w:val="ru-RU"/>
-        </w:rPr>
-        <w:t xml:space="preserve"> на </w:t>
-      </w:r>
-      <w:proofErr w:type="spellStart"/>
-      <w:r>
-        <w:rPr>
-          <w:lang w:val="ru-RU"/>
-        </w:rPr>
-        <w:t>Hugging</w:t>
-      </w:r>
-      <w:proofErr w:type="spellEnd"/>
-      <w:r>
-        <w:rPr>
-          <w:lang w:val="ru-RU"/>
-        </w:rPr>
-        <w:t xml:space="preserve"> Face [</w:t>
-      </w:r>
-      <w:r>
-        <w:rPr>
-          <w:lang w:val="ru-RU"/>
-        </w:rPr>
-        <w:fldChar w:fldCharType="begin"/>
-      </w:r>
-      <w:r>
-        <w:rPr>
-          <w:lang w:val="ru-RU"/>
-        </w:rPr>
-        <w:instrText xml:space="preserve"> REF _Ref196419193 \r \h </w:instrText>
-      </w:r>
-      <w:r>
-        <w:rPr>
-          <w:lang w:val="ru-RU"/>
-        </w:rPr>
-      </w:r>
-      <w:r>
-        <w:rPr>
-          <w:lang w:val="ru-RU"/>
-        </w:rPr>
-        <w:fldChar w:fldCharType="separate"/>
-      </w:r>
-      <w:r>
-        <w:rPr>
-          <w:lang w:val="ru-RU"/>
-        </w:rPr>
-        <w:t>20</w:t>
-      </w:r>
-      <w:r>
-        <w:rPr>
-          <w:lang w:val="ru-RU"/>
-        </w:rPr>
-        <w:fldChar w:fldCharType="end"/>
-      </w:r>
-      <w:r>
-        <w:rPr>
-          <w:lang w:val="ru-RU"/>
-        </w:rPr>
-        <w:t>]</w:t>
-      </w:r>
-      <w:r>
-        <w:rPr>
-          <w:lang w:val="ru-RU"/>
-        </w:rPr>
-        <w:t xml:space="preserve">, </w:t>
-      </w:r>
-      <w:r>
-        <w:rPr>
-          <w:lang w:val="ru-RU"/>
-        </w:rPr>
-        <w:t>платформ</w:t>
-      </w:r>
-      <w:r>
-        <w:rPr>
-          <w:lang w:val="ru-RU"/>
-        </w:rPr>
-        <w:t>е</w:t>
-      </w:r>
-      <w:r>
-        <w:rPr>
-          <w:lang w:val="ru-RU"/>
-        </w:rPr>
-        <w:t xml:space="preserve"> для разработки и распространения ИИ-инструментов</w:t>
-      </w:r>
-      <w:r>
-        <w:rPr>
-          <w:lang w:val="ru-RU"/>
-        </w:rPr>
-        <w:t>,</w:t>
-      </w:r>
-      <w:r>
-        <w:rPr>
-          <w:lang w:val="ru-RU"/>
-        </w:rPr>
-        <w:t xml:space="preserve"> все мини-приложения для работы с нейросетями</w:t>
-      </w:r>
-      <w:r>
-        <w:rPr>
-          <w:lang w:val="ru-RU"/>
-        </w:rPr>
-        <w:t xml:space="preserve"> </w:t>
-      </w:r>
-      <w:r>
-        <w:rPr>
-          <w:lang w:val="ru-RU"/>
-        </w:rPr>
-        <w:t>реализованы с помощью</w:t>
-      </w:r>
-      <w:r>
-        <w:rPr>
-          <w:lang w:val="ru-RU"/>
-        </w:rPr>
-        <w:t xml:space="preserve"> </w:t>
-      </w:r>
-      <w:r>
-        <w:rPr>
-          <w:lang w:val="ru-RU"/>
-        </w:rPr>
-        <w:t xml:space="preserve">библиотеки </w:t>
-      </w:r>
-      <w:proofErr w:type="spellStart"/>
-      <w:r>
-        <w:t>Gradio</w:t>
-      </w:r>
-      <w:proofErr w:type="spellEnd"/>
-      <w:r>
-        <w:rPr>
-          <w:lang w:val="ru-RU"/>
-        </w:rPr>
-        <w:t xml:space="preserve">. </w:t>
-      </w:r>
     </w:p>
     <w:p>
       <w:pPr>
-        <w:pStyle w:val="15"/>
-        <w:rPr>
-          <w:lang w:val="ru-RU"/>
-        </w:rPr>
-      </w:pPr>
-    </w:p>
-    <w:p>
-      <w:pPr>
         <w:pStyle w:val="13"/>
         <w:spacing w:before="0"/>
       </w:pPr>
-      <w:bookmarkStart w:id="28" w:name="_Toc196309060"/>
+      <w:bookmarkStart w:id="29" w:name="_Toc196309060"/>
       <w:r>
         <w:lastRenderedPageBreak/>
         <w:t>ЗАКЛЮЧЕНИЕ</w:t>
       </w:r>
-      <w:bookmarkEnd w:id="28"/>
+      <w:bookmarkEnd w:id="29"/>
     </w:p>
     <w:p>
       <w:pPr>
@@ -17863,12 +23964,12 @@
         <w:pStyle w:val="13"/>
         <w:spacing w:before="0"/>
       </w:pPr>
-      <w:bookmarkStart w:id="29" w:name="_Toc196309061"/>
+      <w:bookmarkStart w:id="30" w:name="_Toc196309061"/>
       <w:r>
         <w:lastRenderedPageBreak/>
         <w:t>ЛИТЕРАТУРА</w:t>
       </w:r>
-      <w:bookmarkEnd w:id="29"/>
+      <w:bookmarkEnd w:id="30"/>
     </w:p>
     <w:p>
       <w:pPr>
@@ -17883,7 +23984,7 @@
         <w:ind w:left="0" w:firstLine="720"/>
         <w:jc w:val="left"/>
       </w:pPr>
-      <w:bookmarkStart w:id="30" w:name="_Ref191111940"/>
+      <w:bookmarkStart w:id="31" w:name="_Ref191111940"/>
       <w:proofErr w:type="spellStart"/>
       <w:r>
         <w:rPr>
@@ -17946,7 +24047,7 @@
       <w:r>
         <w:t>).</w:t>
       </w:r>
-      <w:bookmarkEnd w:id="30"/>
+      <w:bookmarkEnd w:id="31"/>
     </w:p>
     <w:p>
       <w:pPr>
@@ -17961,7 +24062,7 @@
         <w:ind w:left="0" w:firstLine="720"/>
         <w:jc w:val="left"/>
       </w:pPr>
-      <w:bookmarkStart w:id="31" w:name="_Ref191111943"/>
+      <w:bookmarkStart w:id="32" w:name="_Ref191111943"/>
       <w:proofErr w:type="spellStart"/>
       <w:r>
         <w:rPr>
@@ -18027,7 +24128,7 @@
       <w:r>
         <w:t>).</w:t>
       </w:r>
-      <w:bookmarkEnd w:id="31"/>
+      <w:bookmarkEnd w:id="32"/>
     </w:p>
     <w:p>
       <w:pPr>
@@ -18121,8 +24222,8 @@
         <w:ind w:left="0" w:firstLine="720"/>
         <w:jc w:val="left"/>
       </w:pPr>
-      <w:bookmarkStart w:id="32" w:name="_Ref191112022"/>
-      <w:bookmarkStart w:id="33" w:name="_Ref165904368"/>
+      <w:bookmarkStart w:id="33" w:name="_Ref191112022"/>
+      <w:bookmarkStart w:id="34" w:name="_Ref165904368"/>
       <w:r>
         <w:t>Шульга</w:t>
       </w:r>
@@ -18146,7 +24247,7 @@
       <w:r>
         <w:t xml:space="preserve"> Распознавание дорожных знаков российского образца с использованием нейронных сетей // Вестник АГТУ. Серия: Управление, вычислительная техника и информатика. 2024. №2. </w:t>
       </w:r>
-      <w:bookmarkEnd w:id="32"/>
+      <w:bookmarkEnd w:id="33"/>
     </w:p>
     <w:p>
       <w:pPr>
@@ -18161,7 +24262,7 @@
         <w:ind w:left="0" w:firstLine="720"/>
         <w:jc w:val="left"/>
       </w:pPr>
-      <w:bookmarkStart w:id="34" w:name="_Ref191112126"/>
+      <w:bookmarkStart w:id="35" w:name="_Ref191112126"/>
       <w:r>
         <w:rPr>
           <w:lang w:val="en-US"/>
@@ -18264,8 +24365,8 @@
       <w:r>
         <w:t>).</w:t>
       </w:r>
-      <w:bookmarkEnd w:id="33"/>
       <w:bookmarkEnd w:id="34"/>
+      <w:bookmarkEnd w:id="35"/>
     </w:p>
     <w:p>
       <w:pPr>
@@ -18280,7 +24381,7 @@
         <w:ind w:left="0" w:firstLine="720"/>
         <w:jc w:val="left"/>
       </w:pPr>
-      <w:bookmarkStart w:id="35" w:name="_Ref165904114"/>
+      <w:bookmarkStart w:id="36" w:name="_Ref165904114"/>
       <w:r>
         <w:t>Онлайн-учебник по машинному обучению и нейросетям</w:t>
       </w:r>
@@ -18329,7 +24430,7 @@
       <w:r>
         <w:t>).</w:t>
       </w:r>
-      <w:bookmarkEnd w:id="35"/>
+      <w:bookmarkEnd w:id="36"/>
     </w:p>
     <w:p>
       <w:pPr>
@@ -18344,7 +24445,7 @@
         <w:ind w:left="0" w:firstLine="720"/>
         <w:jc w:val="left"/>
       </w:pPr>
-      <w:bookmarkStart w:id="36" w:name="_Ref191372670"/>
+      <w:bookmarkStart w:id="37" w:name="_Ref191372670"/>
       <w:r>
         <w:rPr>
           <w:lang w:val="en-US"/>
@@ -18421,7 +24522,7 @@
       <w:r>
         <w:t>)</w:t>
       </w:r>
-      <w:bookmarkEnd w:id="36"/>
+      <w:bookmarkEnd w:id="37"/>
       <w:r>
         <w:t>.</w:t>
       </w:r>
@@ -18439,7 +24540,7 @@
         <w:ind w:left="0" w:firstLine="720"/>
         <w:jc w:val="left"/>
       </w:pPr>
-      <w:bookmarkStart w:id="37" w:name="_Ref191376791"/>
+      <w:bookmarkStart w:id="38" w:name="_Ref191376791"/>
       <w:r>
         <w:t>Оксфордский институт робототехники</w:t>
       </w:r>
@@ -18485,7 +24586,7 @@
       <w:r>
         <w:t>)</w:t>
       </w:r>
-      <w:bookmarkEnd w:id="37"/>
+      <w:bookmarkEnd w:id="38"/>
       <w:r>
         <w:t>.</w:t>
       </w:r>
@@ -18503,7 +24604,7 @@
         <w:ind w:left="0" w:firstLine="720"/>
         <w:jc w:val="left"/>
       </w:pPr>
-      <w:bookmarkStart w:id="38" w:name="_Ref191376796"/>
+      <w:bookmarkStart w:id="39" w:name="_Ref191376796"/>
       <w:r>
         <w:t xml:space="preserve">Документация </w:t>
       </w:r>
@@ -18527,7 +24628,7 @@
       <w:r>
         <w:t>)</w:t>
       </w:r>
-      <w:bookmarkEnd w:id="38"/>
+      <w:bookmarkEnd w:id="39"/>
       <w:r>
         <w:t>.</w:t>
       </w:r>
@@ -18545,7 +24646,7 @@
         <w:ind w:left="0" w:firstLine="720"/>
         <w:jc w:val="left"/>
       </w:pPr>
-      <w:bookmarkStart w:id="39" w:name="_Ref191376800"/>
+      <w:bookmarkStart w:id="40" w:name="_Ref191376800"/>
       <w:r>
         <w:rPr>
           <w:lang w:val="en-US"/>
@@ -18574,7 +24675,7 @@
       <w:r>
         <w:t>)</w:t>
       </w:r>
-      <w:bookmarkEnd w:id="39"/>
+      <w:bookmarkEnd w:id="40"/>
       <w:r>
         <w:t>.</w:t>
       </w:r>
@@ -18592,7 +24693,7 @@
         <w:ind w:left="0" w:firstLine="720"/>
         <w:jc w:val="left"/>
       </w:pPr>
-      <w:bookmarkStart w:id="40" w:name="_Ref191549206"/>
+      <w:bookmarkStart w:id="41" w:name="_Ref191549206"/>
       <w:r>
         <w:t xml:space="preserve">Сайт компании </w:t>
       </w:r>
@@ -18623,7 +24724,7 @@
       <w:r>
         <w:t>)</w:t>
       </w:r>
-      <w:bookmarkEnd w:id="40"/>
+      <w:bookmarkEnd w:id="41"/>
       <w:r>
         <w:t>.</w:t>
       </w:r>
@@ -18641,7 +24742,7 @@
         <w:ind w:left="0" w:firstLine="720"/>
         <w:jc w:val="left"/>
       </w:pPr>
-      <w:bookmarkStart w:id="41" w:name="_Ref191549215"/>
+      <w:bookmarkStart w:id="42" w:name="_Ref191549215"/>
       <w:r>
         <w:t xml:space="preserve">Сайт компании </w:t>
       </w:r>
@@ -18672,7 +24773,7 @@
       <w:r>
         <w:t>)</w:t>
       </w:r>
-      <w:bookmarkEnd w:id="41"/>
+      <w:bookmarkEnd w:id="42"/>
       <w:r>
         <w:t>.</w:t>
       </w:r>
@@ -18690,7 +24791,7 @@
         <w:ind w:left="0" w:firstLine="720"/>
         <w:jc w:val="left"/>
       </w:pPr>
-      <w:bookmarkStart w:id="42" w:name="_Ref191579016"/>
+      <w:bookmarkStart w:id="43" w:name="_Ref191579016"/>
       <w:r>
         <w:t xml:space="preserve">Платформа </w:t>
       </w:r>
@@ -18718,7 +24819,7 @@
       <w:r>
         <w:t>)</w:t>
       </w:r>
-      <w:bookmarkEnd w:id="42"/>
+      <w:bookmarkEnd w:id="43"/>
       <w:r>
         <w:t>.</w:t>
       </w:r>
@@ -18736,7 +24837,7 @@
         <w:ind w:left="0" w:firstLine="720"/>
         <w:jc w:val="left"/>
       </w:pPr>
-      <w:bookmarkStart w:id="43" w:name="_Ref191549248"/>
+      <w:bookmarkStart w:id="44" w:name="_Ref191549248"/>
       <w:r>
         <w:t xml:space="preserve">Репозиторий </w:t>
       </w:r>
@@ -18764,7 +24865,7 @@
       <w:r>
         <w:t>)</w:t>
       </w:r>
-      <w:bookmarkEnd w:id="43"/>
+      <w:bookmarkEnd w:id="44"/>
       <w:r>
         <w:t>.</w:t>
       </w:r>
@@ -18782,7 +24883,7 @@
         <w:ind w:left="0" w:firstLine="720"/>
         <w:jc w:val="left"/>
       </w:pPr>
-      <w:bookmarkStart w:id="44" w:name="_Ref191549251"/>
+      <w:bookmarkStart w:id="45" w:name="_Ref191549251"/>
       <w:r>
         <w:t xml:space="preserve">Репозиторий </w:t>
       </w:r>
@@ -18810,7 +24911,7 @@
       <w:r>
         <w:t>)</w:t>
       </w:r>
-      <w:bookmarkEnd w:id="44"/>
+      <w:bookmarkEnd w:id="45"/>
       <w:r>
         <w:t>.</w:t>
       </w:r>
@@ -18831,7 +24932,7 @@
       <w:r>
         <w:t xml:space="preserve"> </w:t>
       </w:r>
-      <w:bookmarkStart w:id="45" w:name="_Ref191549280"/>
+      <w:bookmarkStart w:id="46" w:name="_Ref191549280"/>
       <w:r>
         <w:t xml:space="preserve">Исследовательская лаборатория университета Баркли [Электронный ресурс] URL: </w:t>
       </w:r>
@@ -18850,7 +24951,7 @@
       <w:r>
         <w:t>)</w:t>
       </w:r>
-      <w:bookmarkEnd w:id="45"/>
+      <w:bookmarkEnd w:id="46"/>
       <w:r>
         <w:t>.</w:t>
       </w:r>
@@ -18868,7 +24969,7 @@
         <w:ind w:left="0" w:firstLine="720"/>
         <w:jc w:val="left"/>
       </w:pPr>
-      <w:bookmarkStart w:id="46" w:name="_Ref191579022"/>
+      <w:bookmarkStart w:id="47" w:name="_Ref191579022"/>
       <w:r>
         <w:t>Набор</w:t>
       </w:r>
@@ -19043,7 +25144,7 @@
       <w:r>
         <w:t>)</w:t>
       </w:r>
-      <w:bookmarkEnd w:id="46"/>
+      <w:bookmarkEnd w:id="47"/>
       <w:r>
         <w:t>.</w:t>
       </w:r>
@@ -19061,7 +25162,7 @@
         <w:ind w:left="0" w:firstLine="720"/>
         <w:jc w:val="left"/>
       </w:pPr>
-      <w:bookmarkStart w:id="47" w:name="_Ref191600763"/>
+      <w:bookmarkStart w:id="48" w:name="_Ref191600763"/>
       <w:r>
         <w:t xml:space="preserve">Документация </w:t>
       </w:r>
@@ -19091,7 +25192,7 @@
       <w:r>
         <w:t>)</w:t>
       </w:r>
-      <w:bookmarkEnd w:id="47"/>
+      <w:bookmarkEnd w:id="48"/>
       <w:r>
         <w:t>.</w:t>
       </w:r>
@@ -19109,7 +25210,7 @@
         <w:ind w:left="0" w:firstLine="720"/>
         <w:jc w:val="left"/>
       </w:pPr>
-      <w:bookmarkStart w:id="48" w:name="_Ref196419187"/>
+      <w:bookmarkStart w:id="49" w:name="_Ref196419187"/>
       <w:proofErr w:type="spellStart"/>
       <w:r>
         <w:rPr>
@@ -19133,7 +25234,7 @@
       <w:r>
         <w:t>г.).</w:t>
       </w:r>
-      <w:bookmarkEnd w:id="48"/>
+      <w:bookmarkEnd w:id="49"/>
     </w:p>
     <w:p>
       <w:pPr>
@@ -19148,7 +25249,7 @@
         <w:ind w:left="0" w:firstLine="720"/>
         <w:jc w:val="left"/>
       </w:pPr>
-      <w:bookmarkStart w:id="49" w:name="_Ref196419193"/>
+      <w:bookmarkStart w:id="50" w:name="_Ref196419193"/>
       <w:r>
         <w:rPr>
           <w:lang w:val="en-US"/>
@@ -19194,19 +25295,19 @@
       <w:r>
         <w:t>г.).</w:t>
       </w:r>
-      <w:bookmarkEnd w:id="49"/>
+      <w:bookmarkEnd w:id="50"/>
     </w:p>
     <w:p>
       <w:pPr>
         <w:pStyle w:val="13"/>
         <w:spacing w:before="0"/>
       </w:pPr>
-      <w:bookmarkStart w:id="50" w:name="_Toc196309062"/>
+      <w:bookmarkStart w:id="51" w:name="_Toc196309062"/>
       <w:r>
         <w:lastRenderedPageBreak/>
         <w:t>ПРИЛОЖЕНИЕ</w:t>
       </w:r>
-      <w:bookmarkEnd w:id="50"/>
+      <w:bookmarkEnd w:id="51"/>
     </w:p>
     <w:p>
       <w:pPr>
@@ -19219,8 +25320,8 @@
           <w:lang w:eastAsia="ja-JP"/>
         </w:rPr>
       </w:pPr>
-      <w:bookmarkStart w:id="51" w:name="_Toc190779059"/>
-      <w:bookmarkStart w:id="52" w:name="_Toc196309063"/>
+      <w:bookmarkStart w:id="52" w:name="_Toc190779059"/>
+      <w:bookmarkStart w:id="53" w:name="_Toc196309063"/>
       <w:r>
         <w:rPr>
           <w:lang w:eastAsia="ja-JP"/>
@@ -19275,8 +25376,8 @@
         </w:rPr>
         <w:t>использования</w:t>
       </w:r>
-      <w:bookmarkEnd w:id="51"/>
       <w:bookmarkEnd w:id="52"/>
+      <w:bookmarkEnd w:id="53"/>
     </w:p>
     <w:p>
       <w:pPr>
@@ -19393,8 +25494,8 @@
           <w:b w:val="0"/>
         </w:rPr>
       </w:pPr>
-      <w:bookmarkStart w:id="53" w:name="_Ref41224782"/>
-      <w:bookmarkStart w:id="54" w:name="_Ref41224778"/>
+      <w:bookmarkStart w:id="54" w:name="_Ref41224782"/>
+      <w:bookmarkStart w:id="55" w:name="_Ref41224778"/>
       <w:r>
         <w:rPr>
           <w:b w:val="0"/>
@@ -19436,7 +25537,7 @@
         </w:rPr>
         <w:fldChar w:fldCharType="end"/>
       </w:r>
-      <w:bookmarkEnd w:id="53"/>
+      <w:bookmarkEnd w:id="54"/>
       <w:r>
         <w:rPr>
           <w:b w:val="0"/>
@@ -19456,7 +25557,7 @@
         </w:rPr>
         <w:t>Спецификация ВИ «Смотреть граф-план»</w:t>
       </w:r>
-      <w:bookmarkEnd w:id="54"/>
+      <w:bookmarkEnd w:id="55"/>
     </w:p>
     <w:tbl>
       <w:tblPr>
@@ -19502,8 +25603,9 @@
                 <w:szCs w:val="24"/>
                 <w:lang w:bidi="hi-IN"/>
               </w:rPr>
-              <w:t xml:space="preserve">Прецедент: </w:t>
-            </w:r>
+              <w:t>Прецедент</w:t>
+            </w:r>
+            <w:proofErr w:type="gramStart"/>
             <w:r>
               <w:rPr>
                 <w:color w:val="000000"/>
@@ -19512,7 +25614,28 @@
                 <w:szCs w:val="24"/>
                 <w:lang w:bidi="hi-IN"/>
               </w:rPr>
-              <w:t>Смотреть граф-план</w:t>
+              <w:t xml:space="preserve">: </w:t>
+            </w:r>
+            <w:r>
+              <w:rPr>
+                <w:color w:val="000000"/>
+                <w:kern w:val="2"/>
+                <w:sz w:val="24"/>
+                <w:szCs w:val="24"/>
+                <w:lang w:bidi="hi-IN"/>
+              </w:rPr>
+              <w:t>Смотреть</w:t>
+            </w:r>
+            <w:proofErr w:type="gramEnd"/>
+            <w:r>
+              <w:rPr>
+                <w:color w:val="000000"/>
+                <w:kern w:val="2"/>
+                <w:sz w:val="24"/>
+                <w:szCs w:val="24"/>
+                <w:lang w:bidi="hi-IN"/>
+              </w:rPr>
+              <w:t xml:space="preserve"> граф-план</w:t>
             </w:r>
           </w:p>
         </w:tc>
@@ -20253,7 +26376,29 @@
                 <w:szCs w:val="24"/>
                 <w:lang w:bidi="hi-IN"/>
               </w:rPr>
-              <w:t>Прецедент: Добавить узел</w:t>
+              <w:t>Прецедент</w:t>
+            </w:r>
+            <w:proofErr w:type="gramStart"/>
+            <w:r>
+              <w:rPr>
+                <w:color w:val="000000"/>
+                <w:kern w:val="2"/>
+                <w:sz w:val="24"/>
+                <w:szCs w:val="24"/>
+                <w:lang w:bidi="hi-IN"/>
+              </w:rPr>
+              <w:t>: Добавить</w:t>
+            </w:r>
+            <w:proofErr w:type="gramEnd"/>
+            <w:r>
+              <w:rPr>
+                <w:color w:val="000000"/>
+                <w:kern w:val="2"/>
+                <w:sz w:val="24"/>
+                <w:szCs w:val="24"/>
+                <w:lang w:bidi="hi-IN"/>
+              </w:rPr>
+              <w:t xml:space="preserve"> узел</w:t>
             </w:r>
           </w:p>
         </w:tc>
@@ -20969,8 +27114,9 @@
                 <w:szCs w:val="24"/>
                 <w:lang w:bidi="hi-IN"/>
               </w:rPr>
-              <w:t xml:space="preserve">Прецедент: </w:t>
-            </w:r>
+              <w:t>Прецедент</w:t>
+            </w:r>
+            <w:proofErr w:type="gramStart"/>
             <w:r>
               <w:rPr>
                 <w:color w:val="000000"/>
@@ -20979,7 +27125,28 @@
                 <w:szCs w:val="24"/>
                 <w:lang w:bidi="hi-IN"/>
               </w:rPr>
-              <w:t>Переопределить модуль</w:t>
+              <w:t xml:space="preserve">: </w:t>
+            </w:r>
+            <w:r>
+              <w:rPr>
+                <w:color w:val="000000"/>
+                <w:kern w:val="2"/>
+                <w:sz w:val="24"/>
+                <w:szCs w:val="24"/>
+                <w:lang w:bidi="hi-IN"/>
+              </w:rPr>
+              <w:t>Переопределить</w:t>
+            </w:r>
+            <w:proofErr w:type="gramEnd"/>
+            <w:r>
+              <w:rPr>
+                <w:color w:val="000000"/>
+                <w:kern w:val="2"/>
+                <w:sz w:val="24"/>
+                <w:szCs w:val="24"/>
+                <w:lang w:bidi="hi-IN"/>
+              </w:rPr>
+              <w:t xml:space="preserve"> модуль</w:t>
             </w:r>
           </w:p>
         </w:tc>
@@ -21592,7 +27759,29 @@
                 <w:szCs w:val="24"/>
                 <w:lang w:bidi="hi-IN"/>
               </w:rPr>
-              <w:t xml:space="preserve">Прецедент: Удалить </w:t>
+              <w:t>Прецедент</w:t>
+            </w:r>
+            <w:proofErr w:type="gramStart"/>
+            <w:r>
+              <w:rPr>
+                <w:color w:val="000000"/>
+                <w:kern w:val="2"/>
+                <w:sz w:val="24"/>
+                <w:szCs w:val="24"/>
+                <w:lang w:bidi="hi-IN"/>
+              </w:rPr>
+              <w:t>: Удалить</w:t>
+            </w:r>
+            <w:proofErr w:type="gramEnd"/>
+            <w:r>
+              <w:rPr>
+                <w:color w:val="000000"/>
+                <w:kern w:val="2"/>
+                <w:sz w:val="24"/>
+                <w:szCs w:val="24"/>
+                <w:lang w:bidi="hi-IN"/>
+              </w:rPr>
+              <w:t xml:space="preserve"> </w:t>
             </w:r>
             <w:r>
               <w:rPr>
@@ -22298,8 +28487,8 @@
           <w:lang w:eastAsia="ja-JP"/>
         </w:rPr>
       </w:pPr>
-      <w:bookmarkStart w:id="55" w:name="_Toc190779060"/>
-      <w:bookmarkStart w:id="56" w:name="_Toc196309064"/>
+      <w:bookmarkStart w:id="56" w:name="_Toc190779060"/>
+      <w:bookmarkStart w:id="57" w:name="_Toc196309064"/>
       <w:r>
         <w:rPr>
           <w:lang w:eastAsia="ja-JP"/>
@@ -22325,8 +28514,8 @@
         </w:rPr>
         <w:t>Скриншоты приложения</w:t>
       </w:r>
-      <w:bookmarkEnd w:id="55"/>
       <w:bookmarkEnd w:id="56"/>
+      <w:bookmarkEnd w:id="57"/>
     </w:p>
     <w:p>
       <w:pPr>

--- a/ВКР/2025_401_IvanovDA.docx
+++ b/ВКР/2025_401_IvanovDA.docx
@@ -297,25 +297,7 @@
                 <w:bCs/>
                 <w:szCs w:val="28"/>
               </w:rPr>
-              <w:t>«__</w:t>
-            </w:r>
-            <w:proofErr w:type="gramStart"/>
-            <w:r>
-              <w:rPr>
-                <w:rFonts w:eastAsia="MS Mincho"/>
-                <w:bCs/>
-                <w:szCs w:val="28"/>
-              </w:rPr>
-              <w:t>_»_</w:t>
-            </w:r>
-            <w:proofErr w:type="gramEnd"/>
-            <w:r>
-              <w:rPr>
-                <w:rFonts w:eastAsia="MS Mincho"/>
-                <w:bCs/>
-                <w:szCs w:val="28"/>
-              </w:rPr>
-              <w:t>__________ 2025 г.</w:t>
+              <w:t>«___»___________ 2025 г.</w:t>
             </w:r>
           </w:p>
         </w:tc>
@@ -455,23 +437,13 @@
           <w:szCs w:val="28"/>
         </w:rPr>
       </w:pPr>
-      <w:proofErr w:type="spellStart"/>
       <w:r>
         <w:rPr>
           <w:rFonts w:eastAsia="MS Mincho"/>
           <w:bCs/>
           <w:szCs w:val="28"/>
         </w:rPr>
-        <w:t>ЮУрГУ</w:t>
-      </w:r>
-      <w:proofErr w:type="spellEnd"/>
-      <w:r>
-        <w:rPr>
-          <w:rFonts w:eastAsia="MS Mincho"/>
-          <w:bCs/>
-          <w:szCs w:val="28"/>
-        </w:rPr>
-        <w:t xml:space="preserve"> – 02.04.02.</w:t>
+        <w:t>ЮУрГУ – 02.04.02.</w:t>
       </w:r>
       <w:r>
         <w:rPr>
@@ -787,23 +759,7 @@
                 <w:rFonts w:eastAsia="MS Mincho"/>
                 <w:szCs w:val="28"/>
               </w:rPr>
-              <w:t>(</w:t>
-            </w:r>
-            <w:proofErr w:type="spellStart"/>
-            <w:r>
-              <w:rPr>
-                <w:rFonts w:eastAsia="MS Mincho"/>
-                <w:szCs w:val="28"/>
-              </w:rPr>
-              <w:t>нормоконтролер</w:t>
-            </w:r>
-            <w:proofErr w:type="spellEnd"/>
-            <w:r>
-              <w:rPr>
-                <w:rFonts w:eastAsia="MS Mincho"/>
-                <w:szCs w:val="28"/>
-              </w:rPr>
-              <w:t>)</w:t>
+              <w:t>(нормоконтролер)</w:t>
             </w:r>
           </w:p>
           <w:p>
@@ -836,25 +792,7 @@
                 <w:bCs/>
                 <w:szCs w:val="28"/>
               </w:rPr>
-              <w:t>«__</w:t>
-            </w:r>
-            <w:proofErr w:type="gramStart"/>
-            <w:r>
-              <w:rPr>
-                <w:rFonts w:eastAsia="MS Mincho"/>
-                <w:bCs/>
-                <w:szCs w:val="28"/>
-              </w:rPr>
-              <w:t>_»_</w:t>
-            </w:r>
-            <w:proofErr w:type="gramEnd"/>
-            <w:r>
-              <w:rPr>
-                <w:rFonts w:eastAsia="MS Mincho"/>
-                <w:bCs/>
-                <w:szCs w:val="28"/>
-              </w:rPr>
-              <w:t>__________ 2025 г.</w:t>
+              <w:t>«___»___________ 2025 г.</w:t>
             </w:r>
           </w:p>
         </w:tc>
@@ -1404,27 +1342,7 @@
           <w:szCs w:val="28"/>
           <w:highlight w:val="yellow"/>
         </w:rPr>
-        <w:t>_</w:t>
-      </w:r>
-      <w:proofErr w:type="gramStart"/>
-      <w:r>
-        <w:rPr>
-          <w:rFonts w:eastAsia="MS Mincho" w:cs="Arial"/>
-          <w:bCs/>
-          <w:szCs w:val="28"/>
-          <w:highlight w:val="yellow"/>
-        </w:rPr>
-        <w:t>_._</w:t>
-      </w:r>
-      <w:proofErr w:type="gramEnd"/>
-      <w:r>
-        <w:rPr>
-          <w:rFonts w:eastAsia="MS Mincho" w:cs="Arial"/>
-          <w:bCs/>
-          <w:szCs w:val="28"/>
-          <w:highlight w:val="yellow"/>
-        </w:rPr>
-        <w:t>_.202</w:t>
+        <w:t>__.__.202</w:t>
       </w:r>
       <w:r>
         <w:rPr>
@@ -1820,23 +1738,7 @@
           <w:rFonts w:eastAsia="MS Mincho"/>
           <w:szCs w:val="28"/>
         </w:rPr>
-        <w:t xml:space="preserve">Документация </w:t>
-      </w:r>
-      <w:proofErr w:type="spellStart"/>
-      <w:r>
-        <w:rPr>
-          <w:rFonts w:eastAsia="MS Mincho"/>
-          <w:szCs w:val="28"/>
-        </w:rPr>
-        <w:t>Ultralytics</w:t>
-      </w:r>
-      <w:proofErr w:type="spellEnd"/>
-      <w:r>
-        <w:rPr>
-          <w:rFonts w:eastAsia="MS Mincho"/>
-          <w:szCs w:val="28"/>
-        </w:rPr>
-        <w:t xml:space="preserve"> YOLO [Электронный ресурс] URL: https://docs.ultralytics.com/ (дата обращения: 20.02.2025 г.).</w:t>
+        <w:t>Документация Ultralytics YOLO [Электронный ресурс] URL: https://docs.ultralytics.com/ (дата обращения: 20.02.2025 г.).</w:t>
       </w:r>
     </w:p>
     <w:p>
@@ -1978,23 +1880,7 @@
           <w:rFonts w:eastAsia="MS Mincho"/>
           <w:szCs w:val="28"/>
         </w:rPr>
-        <w:t xml:space="preserve"> </w:t>
-      </w:r>
-      <w:proofErr w:type="spellStart"/>
-      <w:r>
-        <w:rPr>
-          <w:rFonts w:eastAsia="MS Mincho"/>
-          <w:szCs w:val="28"/>
-        </w:rPr>
-        <w:t>нейросетевые</w:t>
-      </w:r>
-      <w:proofErr w:type="spellEnd"/>
-      <w:r>
-        <w:rPr>
-          <w:rFonts w:eastAsia="MS Mincho"/>
-          <w:szCs w:val="28"/>
-        </w:rPr>
-        <w:t xml:space="preserve"> модели.</w:t>
+        <w:t xml:space="preserve"> нейросетевые модели.</w:t>
       </w:r>
     </w:p>
     <w:p>
@@ -3853,7 +3739,19 @@
         <w:rPr>
           <w:lang w:val="ru-RU"/>
         </w:rPr>
-        <w:t xml:space="preserve"> 757,58 млрд долларов. К 2034 году этот показатель, по прогнозам, достигнет 3 680,47 млрд долларо</w:t>
+        <w:t xml:space="preserve"> 757,58 млрд долларов. К 2034 году этот показатель, по прогнозам, достигнет 3</w:t>
+      </w:r>
+      <w:r>
+        <w:rPr>
+          <w:lang w:val="ru-RU"/>
+        </w:rPr>
+        <w:t> </w:t>
+      </w:r>
+      <w:r>
+        <w:rPr>
+          <w:lang w:val="ru-RU"/>
+        </w:rPr>
+        <w:t>680,47 млрд долларо</w:t>
       </w:r>
       <w:r>
         <w:rPr>
@@ -4632,21 +4530,7 @@
         <w:rPr>
           <w:lang w:val="ru-RU"/>
         </w:rPr>
-        <w:t xml:space="preserve"> </w:t>
-      </w:r>
-      <w:proofErr w:type="spellStart"/>
-      <w:r>
-        <w:rPr>
-          <w:lang w:val="ru-RU"/>
-        </w:rPr>
-        <w:t>нейросетевая</w:t>
-      </w:r>
-      <w:proofErr w:type="spellEnd"/>
-      <w:r>
-        <w:rPr>
-          <w:lang w:val="ru-RU"/>
-        </w:rPr>
-        <w:t xml:space="preserve"> модель, обученная</w:t>
+        <w:t xml:space="preserve"> нейросетевая модель, обученная</w:t>
       </w:r>
       <w:r>
         <w:rPr>
@@ -4702,15 +4586,7 @@
         <w:ind w:left="0" w:firstLine="709"/>
       </w:pPr>
       <w:r>
-        <w:t xml:space="preserve">обучить </w:t>
-      </w:r>
-      <w:proofErr w:type="spellStart"/>
-      <w:r>
-        <w:t>нейросетевые</w:t>
-      </w:r>
-      <w:proofErr w:type="spellEnd"/>
-      <w:r>
-        <w:t xml:space="preserve"> модели</w:t>
+        <w:t>обучить нейросетевые модели</w:t>
       </w:r>
       <w:r>
         <w:t>;</w:t>
@@ -4901,23 +4777,7 @@
         </w:rPr>
       </w:pPr>
       <w:r>
-        <w:t xml:space="preserve">В </w:t>
-      </w:r>
-      <w:proofErr w:type="spellStart"/>
-      <w:r>
-        <w:t>приложении</w:t>
-      </w:r>
-      <w:proofErr w:type="spellEnd"/>
-      <w:r>
-        <w:t xml:space="preserve"> А </w:t>
-      </w:r>
-      <w:proofErr w:type="spellStart"/>
-      <w:r>
-        <w:t>содержится</w:t>
-      </w:r>
-      <w:proofErr w:type="spellEnd"/>
-      <w:r>
-        <w:t xml:space="preserve"> …</w:t>
+        <w:t>В приложении А содержится …</w:t>
       </w:r>
     </w:p>
     <w:p>
@@ -4937,22 +4797,13 @@
         </w:numPr>
         <w:spacing w:before="0"/>
         <w:ind w:left="357" w:hanging="357"/>
-        <w:rPr>
-          <w:highlight w:val="yellow"/>
-        </w:rPr>
       </w:pPr>
       <w:bookmarkStart w:id="12" w:name="_Toc196309049"/>
       <w:r>
-        <w:rPr>
-          <w:highlight w:val="yellow"/>
-        </w:rPr>
         <w:lastRenderedPageBreak/>
         <w:t>АН</w:t>
       </w:r>
       <w:r>
-        <w:rPr>
-          <w:highlight w:val="yellow"/>
-        </w:rPr>
         <w:t>АЛИЗ ПРЕДМЕТНОЙ ОБЛАСТИ</w:t>
       </w:r>
       <w:bookmarkEnd w:id="10"/>
@@ -4997,7 +4848,13 @@
         <w:rPr>
           <w:lang w:val="ru-RU"/>
         </w:rPr>
-        <w:t xml:space="preserve"> безопасности современных транспортных средств. Использование алгоритмов в реальном времени, позволяет обрабатывать видеопотоки с камер, быстро и точно распознавая пешеходов, транспортные средства, дорожные знаки и разметку. Ниже приведены примеры крупных компаний и проектов, активно использующих данные технологии:</w:t>
+        <w:t xml:space="preserve"> безопасности современных транспортных средств. Использование алгоритмов в реальном времени, позволяет обрабатывать видеопотоки с камер, быстро и точно распознавая пешеходов, транспортные средства, дорожные знаки и разметку. Ниже приведены примеры крупных компаний и проектов, активно использующих данные технологии</w:t>
+      </w:r>
+      <w:r>
+        <w:rPr>
+          <w:lang w:val="ru-RU"/>
+        </w:rPr>
+        <w:t>.</w:t>
       </w:r>
     </w:p>
     <w:p>
@@ -5151,9 +5008,9 @@
           <w:lang w:val="ru-RU"/>
         </w:rPr>
         <w:drawing>
-          <wp:inline distT="0" distB="0" distL="0" distR="0" wp14:anchorId="31916CEF" wp14:editId="52BF3D7F">
-            <wp:extent cx="5760085" cy="2537460"/>
-            <wp:effectExtent l="19050" t="19050" r="12065" b="15240"/>
+          <wp:inline distT="0" distB="0" distL="0" distR="0" wp14:anchorId="31916CEF" wp14:editId="31644BC8">
+            <wp:extent cx="5760085" cy="2651722"/>
+            <wp:effectExtent l="19050" t="19050" r="12065" b="15875"/>
             <wp:docPr id="1" name="Рисунок 1"/>
             <wp:cNvGraphicFramePr>
               <a:graphicFrameLocks xmlns:a="http://schemas.openxmlformats.org/drawingml/2006/main" noChangeAspect="1"/>
@@ -5174,7 +5031,7 @@
                   <pic:spPr>
                     <a:xfrm>
                       <a:off x="0" y="0"/>
-                      <a:ext cx="5760085" cy="2537460"/>
+                      <a:ext cx="5763905" cy="2653480"/>
                     </a:xfrm>
                     <a:prstGeom prst="rect">
                       <a:avLst/>
@@ -5229,14 +5086,18 @@
         </w:rPr>
       </w:pPr>
       <w:bookmarkStart w:id="16" w:name="OLE_LINK1"/>
-      <w:proofErr w:type="spellStart"/>
+      <w:r>
+        <w:rPr>
+          <w:lang w:val="ru-RU"/>
+        </w:rPr>
+        <w:t xml:space="preserve">Также существует </w:t>
+      </w:r>
       <w:r>
         <w:rPr>
           <w:lang w:val="ru-RU"/>
         </w:rPr>
         <w:t>Mobileye</w:t>
       </w:r>
-      <w:proofErr w:type="spellEnd"/>
       <w:r>
         <w:rPr>
           <w:lang w:val="ru-RU"/>
@@ -5271,7 +5132,14 @@
         <w:rPr>
           <w:lang w:val="ru-RU"/>
         </w:rPr>
-        <w:t xml:space="preserve">нная компанией </w:t>
+        <w:t xml:space="preserve">нная </w:t>
+      </w:r>
+      <w:r>
+        <w:rPr>
+          <w:lang w:val="ru-RU"/>
+        </w:rPr>
+        <w:lastRenderedPageBreak/>
+        <w:t xml:space="preserve">компанией </w:t>
       </w:r>
       <w:r>
         <w:t>Intel</w:t>
@@ -5286,14 +5154,7 @@
         <w:rPr>
           <w:lang w:val="ru-RU"/>
         </w:rPr>
-        <w:t xml:space="preserve">в 2017 </w:t>
-      </w:r>
-      <w:r>
-        <w:rPr>
-          <w:lang w:val="ru-RU"/>
-        </w:rPr>
-        <w:lastRenderedPageBreak/>
-        <w:t>году.</w:t>
+        <w:t>в 2017 году.</w:t>
       </w:r>
       <w:r>
         <w:rPr>
@@ -5312,21 +5173,7 @@
         <w:rPr>
           <w:lang w:val="ru-RU"/>
         </w:rPr>
-        <w:t xml:space="preserve">пециализируется на системах помощи водителю (ADAS), используя комбинацию алгоритмов компьютерного зрения и искусственного интеллекта для обнаружения дорожных объектов. Технология </w:t>
-      </w:r>
-      <w:proofErr w:type="spellStart"/>
-      <w:r>
-        <w:rPr>
-          <w:lang w:val="ru-RU"/>
-        </w:rPr>
-        <w:t>Mobileye</w:t>
-      </w:r>
-      <w:proofErr w:type="spellEnd"/>
-      <w:r>
-        <w:rPr>
-          <w:lang w:val="ru-RU"/>
-        </w:rPr>
-        <w:t xml:space="preserve"> интегрируется в автомобили множества производителей по всему миру, обеспечивая надежное распознавание пешеходов, других транспортных средств и дорожных знаков. </w:t>
+        <w:t xml:space="preserve">пециализируется на системах помощи водителю (ADAS), используя комбинацию алгоритмов компьютерного зрения и искусственного интеллекта для обнаружения дорожных объектов. Технология Mobileye интегрируется в автомобили множества производителей по всему миру, обеспечивая надежное распознавание пешеходов, других транспортных средств и дорожных знаков. </w:t>
       </w:r>
       <w:r>
         <w:rPr>
@@ -5660,11 +5507,9 @@
         </w:rPr>
         <w:t xml:space="preserve"> </w:t>
       </w:r>
-      <w:proofErr w:type="spellStart"/>
       <w:r>
         <w:t>YOLOv</w:t>
       </w:r>
-      <w:proofErr w:type="spellEnd"/>
       <w:r>
         <w:rPr>
           <w:lang w:val="ru-RU"/>
@@ -5695,7 +5540,19 @@
         <w:rPr>
           <w:lang w:val="ru-RU"/>
         </w:rPr>
-        <w:t>, например</w:t>
+        <w:t xml:space="preserve">, </w:t>
+      </w:r>
+      <w:r>
+        <w:rPr>
+          <w:lang w:val="ru-RU"/>
+        </w:rPr>
+        <w:t>например</w:t>
+      </w:r>
+      <w:r>
+        <w:rPr>
+          <w:lang w:val="ru-RU"/>
+        </w:rPr>
+        <w:t>,</w:t>
       </w:r>
       <w:r>
         <w:rPr>
@@ -5910,11 +5767,9 @@
         </w:rPr>
         <w:t xml:space="preserve"> </w:t>
       </w:r>
-      <w:proofErr w:type="spellStart"/>
       <w:r>
         <w:t>EfficientDet</w:t>
       </w:r>
-      <w:proofErr w:type="spellEnd"/>
       <w:r>
         <w:rPr>
           <w:lang w:val="ru-RU"/>
@@ -5931,21 +5786,7 @@
         <w:rPr>
           <w:lang w:val="ru-RU"/>
         </w:rPr>
-        <w:t xml:space="preserve">Он </w:t>
-      </w:r>
-      <w:proofErr w:type="spellStart"/>
-      <w:r>
-        <w:rPr>
-          <w:lang w:val="ru-RU"/>
-        </w:rPr>
-        <w:t>испольузует</w:t>
-      </w:r>
-      <w:proofErr w:type="spellEnd"/>
-      <w:r>
-        <w:rPr>
-          <w:lang w:val="ru-RU"/>
-        </w:rPr>
-        <w:t xml:space="preserve"> собственный </w:t>
+        <w:t xml:space="preserve">Он испольузует собственный </w:t>
       </w:r>
       <w:r>
         <w:rPr>
@@ -5959,14 +5800,12 @@
         </w:rPr>
         <w:t>, который был сформирован с помощью библиотеки для сбора изображений из интернета «</w:t>
       </w:r>
-      <w:proofErr w:type="spellStart"/>
       <w:r>
         <w:rPr>
           <w:lang w:val="ru-RU"/>
         </w:rPr>
         <w:t>jmd_imagescraper</w:t>
       </w:r>
-      <w:proofErr w:type="spellEnd"/>
       <w:r>
         <w:rPr>
           <w:lang w:val="ru-RU"/>
@@ -6045,21 +5884,7 @@
         <w:rPr>
           <w:lang w:val="ru-RU"/>
         </w:rPr>
-        <w:t xml:space="preserve">и, создать </w:t>
-      </w:r>
-      <w:proofErr w:type="spellStart"/>
-      <w:r>
-        <w:rPr>
-          <w:lang w:val="ru-RU"/>
-        </w:rPr>
-        <w:t>нейросетевую</w:t>
-      </w:r>
-      <w:proofErr w:type="spellEnd"/>
-      <w:r>
-        <w:rPr>
-          <w:lang w:val="ru-RU"/>
-        </w:rPr>
-        <w:t xml:space="preserve"> модель для детекции дорожных объектов. Первый проект стремится классифицировать наибольшее чисто объектов, в то время как второй выделяет лишь 4 класса</w:t>
+        <w:t>и, создать нейросетевую модель для детекции дорожных объектов. Первый проект стремится классифицировать наибольшее чисто объектов, в то время как второй выделяет лишь 4 класса</w:t>
       </w:r>
       <w:r>
         <w:rPr>
@@ -6127,33 +5952,11 @@
           <w:lang w:val="ru-RU"/>
         </w:rPr>
       </w:pPr>
-      <w:proofErr w:type="spellStart"/>
-      <w:r>
-        <w:rPr>
-          <w:lang w:val="ru-RU"/>
-        </w:rPr>
-        <w:t>Нейросетевые</w:t>
-      </w:r>
-      <w:proofErr w:type="spellEnd"/>
-      <w:r>
-        <w:rPr>
-          <w:lang w:val="ru-RU"/>
-        </w:rPr>
-        <w:t xml:space="preserve"> модели могут иметь разнообразные архитектуры, зависящие от решаемой задачи: </w:t>
-      </w:r>
-      <w:proofErr w:type="spellStart"/>
-      <w:r>
-        <w:rPr>
-          <w:lang w:val="ru-RU"/>
-        </w:rPr>
-        <w:t>сверточные</w:t>
-      </w:r>
-      <w:proofErr w:type="spellEnd"/>
-      <w:r>
-        <w:rPr>
-          <w:lang w:val="ru-RU"/>
-        </w:rPr>
-        <w:t xml:space="preserve"> сети для изображений, рекуррентные – для обработки последовательностей и так далее. При выборе архитектуры важно учитывать вычислительные ресурсы, требования к точности и скорость обработки. </w:t>
+      <w:r>
+        <w:rPr>
+          <w:lang w:val="ru-RU"/>
+        </w:rPr>
+        <w:t xml:space="preserve">Нейросетевые модели могут иметь разнообразные архитектуры, зависящие от решаемой задачи: сверточные сети для изображений, рекуррентные – для обработки последовательностей и так далее. При выборе архитектуры важно учитывать вычислительные ресурсы, требования к точности и скорость обработки. </w:t>
       </w:r>
     </w:p>
     <w:p>
@@ -6167,14 +5970,7 @@
         <w:rPr>
           <w:lang w:val="ru-RU"/>
         </w:rPr>
-        <w:t xml:space="preserve">В данном случает работа подразумевает работу с изображениями, так что лучшим выбором будут </w:t>
-      </w:r>
-      <w:proofErr w:type="spellStart"/>
-      <w:r>
-        <w:rPr>
-          <w:lang w:val="ru-RU"/>
-        </w:rPr>
-        <w:t>св</w:t>
+        <w:t>В данном случает работа подразумевает работу с изображениями, так что лучшим выбором будут св</w:t>
       </w:r>
       <w:r>
         <w:rPr>
@@ -6186,14 +5982,7 @@
         <w:rPr>
           <w:lang w:val="ru-RU"/>
         </w:rPr>
-        <w:t>рточные</w:t>
-      </w:r>
-      <w:proofErr w:type="spellEnd"/>
-      <w:r>
-        <w:rPr>
-          <w:lang w:val="ru-RU"/>
-        </w:rPr>
-        <w:t xml:space="preserve"> сети. Далее следует разобраться </w:t>
+        <w:t xml:space="preserve">рточные сети. Далее следует разобраться </w:t>
       </w:r>
       <w:r>
         <w:rPr>
@@ -6288,35 +6077,7 @@
         <w:rPr>
           <w:lang w:val="ru-RU"/>
         </w:rPr>
-        <w:t xml:space="preserve">начала выделяются области-кандидаты, а затем уточняют их классификацию и границы, обеспечивая высокую точность, но меньшую скорость (R-CNN, Fast R-CNN, </w:t>
-      </w:r>
-      <w:proofErr w:type="spellStart"/>
-      <w:r>
-        <w:rPr>
-          <w:lang w:val="ru-RU"/>
-        </w:rPr>
-        <w:t>Faster</w:t>
-      </w:r>
-      <w:proofErr w:type="spellEnd"/>
-      <w:r>
-        <w:rPr>
-          <w:lang w:val="ru-RU"/>
-        </w:rPr>
-        <w:t xml:space="preserve"> R-CNN, </w:t>
-      </w:r>
-      <w:proofErr w:type="spellStart"/>
-      <w:r>
-        <w:rPr>
-          <w:lang w:val="ru-RU"/>
-        </w:rPr>
-        <w:t>Mask</w:t>
-      </w:r>
-      <w:proofErr w:type="spellEnd"/>
-      <w:r>
-        <w:rPr>
-          <w:lang w:val="ru-RU"/>
-        </w:rPr>
-        <w:t xml:space="preserve"> R-CNN)</w:t>
+        <w:t>начала выделяются области-кандидаты, а затем уточняют их классификацию и границы, обеспечивая высокую точность, но меньшую скорость (R-CNN, Fast R-CNN, Faster R-CNN, Mask R-CNN)</w:t>
       </w:r>
       <w:r>
         <w:rPr>
@@ -6354,35 +6115,7 @@
         <w:rPr>
           <w:lang w:val="ru-RU"/>
         </w:rPr>
-        <w:t>ыполняют задачу за один проход, одновременно предсказывая классы и границы объектов, что делает их быстрыми (</w:t>
-      </w:r>
-      <w:proofErr w:type="spellStart"/>
-      <w:r>
-        <w:rPr>
-          <w:lang w:val="ru-RU"/>
-        </w:rPr>
-        <w:t>RetinaNet</w:t>
-      </w:r>
-      <w:proofErr w:type="spellEnd"/>
-      <w:r>
-        <w:rPr>
-          <w:lang w:val="ru-RU"/>
-        </w:rPr>
-        <w:t xml:space="preserve">, </w:t>
-      </w:r>
-      <w:proofErr w:type="spellStart"/>
-      <w:r>
-        <w:rPr>
-          <w:lang w:val="ru-RU"/>
-        </w:rPr>
-        <w:t>EfficientDet</w:t>
-      </w:r>
-      <w:proofErr w:type="spellEnd"/>
-      <w:r>
-        <w:rPr>
-          <w:lang w:val="ru-RU"/>
-        </w:rPr>
-        <w:t>, YOLO, SSD)</w:t>
+        <w:t>ыполняют задачу за один проход, одновременно предсказывая классы и границы объектов, что делает их быстрыми (RetinaNet, EfficientDet, YOLO, SSD)</w:t>
       </w:r>
       <w:r>
         <w:rPr>
@@ -6451,42 +6184,10 @@
         <w:ind w:left="0" w:firstLine="709"/>
       </w:pPr>
       <w:r>
-        <w:t>R-CNN (</w:t>
-      </w:r>
-      <w:proofErr w:type="spellStart"/>
-      <w:r>
-        <w:t>Regions</w:t>
-      </w:r>
-      <w:proofErr w:type="spellEnd"/>
-      <w:r>
-        <w:t xml:space="preserve"> </w:t>
-      </w:r>
-      <w:proofErr w:type="spellStart"/>
-      <w:r>
-        <w:t>with</w:t>
-      </w:r>
-      <w:proofErr w:type="spellEnd"/>
-      <w:r>
-        <w:t xml:space="preserve"> CNN </w:t>
-      </w:r>
-      <w:proofErr w:type="spellStart"/>
-      <w:r>
-        <w:t>features</w:t>
-      </w:r>
-      <w:proofErr w:type="spellEnd"/>
-      <w:r>
-        <w:t xml:space="preserve">) – объединяет методы извлечения признаков на основе </w:t>
-      </w:r>
-      <w:proofErr w:type="spellStart"/>
-      <w:r>
-        <w:t>сверточны</w:t>
-      </w:r>
-      <w:r>
-        <w:t>х</w:t>
-      </w:r>
-      <w:proofErr w:type="spellEnd"/>
-      <w:r>
-        <w:t xml:space="preserve"> нейронных сетей (CNN) с тради</w:t>
+        <w:t>R-CNN (Regions with CNN features) – объединяет методы извлечения признаков на основе сверточны</w:t>
+      </w:r>
+      <w:r>
+        <w:t>х нейронных сетей (CNN) с тради</w:t>
       </w:r>
       <w:r>
         <w:t>ционными подходами к обнаружению объектов</w:t>
@@ -6505,15 +6206,7 @@
         <w:ind w:left="0" w:firstLine="709"/>
       </w:pPr>
       <w:r>
-        <w:t xml:space="preserve">YOLO (You Only Look </w:t>
-      </w:r>
-      <w:proofErr w:type="spellStart"/>
-      <w:r>
-        <w:t>Once</w:t>
-      </w:r>
-      <w:proofErr w:type="spellEnd"/>
-      <w:r>
-        <w:t>) – решает задачу детекции объектов за одно обращение к сети. Изображение делится на сетку, где каждая ячейка отвечает за предсказание ограничительных рамок и вероятностей классов объектов, находящихся в пределах этой ячейки</w:t>
+        <w:t>YOLO (You Only Look Once) – решает задачу детекции объектов за одно обращение к сети. Изображение делится на сетку, где каждая ячейка отвечает за предсказание ограничительных рамок и вероятностей классов объектов, находящихся в пределах этой ячейки</w:t>
       </w:r>
       <w:r>
         <w:t>.</w:t>
@@ -6529,23 +6222,7 @@
         <w:ind w:left="0" w:firstLine="709"/>
       </w:pPr>
       <w:r>
-        <w:t xml:space="preserve">SSD (Single </w:t>
-      </w:r>
-      <w:proofErr w:type="spellStart"/>
-      <w:r>
-        <w:t>Shot</w:t>
-      </w:r>
-      <w:proofErr w:type="spellEnd"/>
-      <w:r>
-        <w:t xml:space="preserve"> </w:t>
-      </w:r>
-      <w:proofErr w:type="spellStart"/>
-      <w:r>
-        <w:t>Detector</w:t>
-      </w:r>
-      <w:proofErr w:type="spellEnd"/>
-      <w:r>
-        <w:t>) –</w:t>
+        <w:t>SSD (Single Shot Detector) –</w:t>
       </w:r>
       <w:r>
         <w:t xml:space="preserve"> </w:t>
@@ -6599,22 +6276,9 @@
         </w:numPr>
         <w:ind w:left="0" w:firstLine="709"/>
       </w:pPr>
-      <w:proofErr w:type="spellStart"/>
       <w:r>
         <w:lastRenderedPageBreak/>
-        <w:t>EfficientDet</w:t>
-      </w:r>
-      <w:proofErr w:type="spellEnd"/>
-      <w:r>
-        <w:t xml:space="preserve"> – состоит из </w:t>
-      </w:r>
-      <w:proofErr w:type="spellStart"/>
-      <w:r>
-        <w:t>EfficientNet</w:t>
-      </w:r>
-      <w:proofErr w:type="spellEnd"/>
-      <w:r>
-        <w:t xml:space="preserve"> в качестве основы</w:t>
+        <w:t>EfficientDet – состоит из EfficientNet в качестве основы</w:t>
       </w:r>
       <w:r>
         <w:t xml:space="preserve"> и использует</w:t>
@@ -6626,39 +6290,7 @@
         <w:t>у</w:t>
       </w:r>
       <w:r>
-        <w:t xml:space="preserve"> признаков </w:t>
-      </w:r>
-      <w:proofErr w:type="spellStart"/>
-      <w:r>
-        <w:t>BiFPN</w:t>
-      </w:r>
-      <w:proofErr w:type="spellEnd"/>
-      <w:r>
-        <w:t xml:space="preserve"> (</w:t>
-      </w:r>
-      <w:proofErr w:type="spellStart"/>
-      <w:r>
-        <w:t>Bidirectional</w:t>
-      </w:r>
-      <w:proofErr w:type="spellEnd"/>
-      <w:r>
-        <w:t xml:space="preserve"> </w:t>
-      </w:r>
-      <w:proofErr w:type="spellStart"/>
-      <w:r>
-        <w:t>Feature</w:t>
-      </w:r>
-      <w:proofErr w:type="spellEnd"/>
-      <w:r>
-        <w:t xml:space="preserve"> </w:t>
-      </w:r>
-      <w:proofErr w:type="spellStart"/>
-      <w:r>
-        <w:t>Pyramid</w:t>
-      </w:r>
-      <w:proofErr w:type="spellEnd"/>
-      <w:r>
-        <w:t xml:space="preserve"> Network) для объединения признаков с различных уровней иерархии, что позволяет улучшить детекцию объектов разных размеров</w:t>
+        <w:t xml:space="preserve"> признаков BiFPN (Bidirectional Feature Pyramid Network) для объединения признаков с различных уровней иерархии, что позволяет улучшить детекцию объектов разных размеров</w:t>
       </w:r>
       <w:r>
         <w:t>.</w:t>
@@ -6709,15 +6341,7 @@
         <w:ind w:left="0" w:firstLine="709"/>
       </w:pPr>
       <w:r>
-        <w:t xml:space="preserve">VGG Image </w:t>
-      </w:r>
-      <w:proofErr w:type="spellStart"/>
-      <w:r>
-        <w:t>Annotator</w:t>
-      </w:r>
-      <w:proofErr w:type="spellEnd"/>
-      <w:r>
-        <w:t xml:space="preserve"> (VIA) – это простое и автономное программное обеспечение, для ручного аннотирования изображений, аудио и видео, разработано в Оксфордском университете</w:t>
+        <w:t>VGG Image Annotator (VIA) – это простое и автономное программное обеспечение, для ручного аннотирования изображений, аудио и видео, разработано в Оксфордском университете</w:t>
       </w:r>
       <w:r>
         <w:t xml:space="preserve"> </w:t>
@@ -6759,13 +6383,8 @@
         </w:numPr>
         <w:ind w:left="0" w:firstLine="709"/>
       </w:pPr>
-      <w:proofErr w:type="spellStart"/>
-      <w:r>
-        <w:t>Roboflow</w:t>
-      </w:r>
-      <w:proofErr w:type="spellEnd"/>
-      <w:r>
-        <w:t xml:space="preserve"> – это мощная платформа, предназначенная для создания и управления наборами данных для задач компьютерного зрения, включая аннотирование изображений [</w:t>
+      <w:r>
+        <w:t>Roboflow – это мощная платформа, предназначенная для создания и управления наборами данных для задач компьютерного зрения, включая аннотирование изображений [</w:t>
       </w:r>
       <w:r>
         <w:fldChar w:fldCharType="begin"/>
@@ -6802,15 +6421,7 @@
         <w:ind w:left="0" w:firstLine="709"/>
       </w:pPr>
       <w:r>
-        <w:t xml:space="preserve">Computer Vision </w:t>
-      </w:r>
-      <w:proofErr w:type="spellStart"/>
-      <w:r>
-        <w:t>Annotation</w:t>
-      </w:r>
-      <w:proofErr w:type="spellEnd"/>
-      <w:r>
-        <w:t xml:space="preserve"> Tool (CVAT) – это веб-инструмент, разработанный компанией Intel для аннотирования изображений и видео с открытым исходным кодом, используемый для маркировки данных для алгоритмов компьютерного зрения</w:t>
+        <w:t>Computer Vision Annotation Tool (CVAT) – это веб-инструмент, разработанный компанией Intel для аннотирования изображений и видео с открытым исходным кодом, используемый для маркировки данных для алгоритмов компьютерного зрения</w:t>
       </w:r>
       <w:r>
         <w:t xml:space="preserve"> </w:t>
@@ -6868,14 +6479,12 @@
       <w:r>
         <w:t>U</w:t>
       </w:r>
-      <w:proofErr w:type="spellStart"/>
       <w:r>
         <w:rPr>
           <w:lang w:val="ru-RU"/>
         </w:rPr>
         <w:t>ltralytics</w:t>
       </w:r>
-      <w:proofErr w:type="spellEnd"/>
       <w:r>
         <w:rPr>
           <w:lang w:val="ru-RU"/>
@@ -6889,21 +6498,7 @@
         <w:rPr>
           <w:lang w:val="ru-RU"/>
         </w:rPr>
-        <w:t xml:space="preserve"> для обучения </w:t>
-      </w:r>
-      <w:proofErr w:type="spellStart"/>
-      <w:r>
-        <w:rPr>
-          <w:lang w:val="ru-RU"/>
-        </w:rPr>
-        <w:t>нейросетевой</w:t>
-      </w:r>
-      <w:proofErr w:type="spellEnd"/>
-      <w:r>
-        <w:rPr>
-          <w:lang w:val="ru-RU"/>
-        </w:rPr>
-        <w:t xml:space="preserve"> модели и вычисления метрик,</w:t>
+        <w:t xml:space="preserve"> для обучения нейросетевой модели и вычисления метрик,</w:t>
       </w:r>
       <w:r>
         <w:rPr>
@@ -7031,6 +6626,785 @@
         </w:rPr>
         <w:t>.</w:t>
       </w:r>
+    </w:p>
+    <w:p>
+      <w:pPr>
+        <w:pStyle w:val="15"/>
+        <w:rPr>
+          <w:lang w:val="ru-RU"/>
+        </w:rPr>
+      </w:pPr>
+    </w:p>
+    <w:p>
+      <w:pPr>
+        <w:pStyle w:val="2"/>
+        <w:ind w:left="0" w:firstLine="0"/>
+      </w:pPr>
+      <w:r>
+        <w:t>Матрики качества</w:t>
+      </w:r>
+    </w:p>
+    <w:p>
+      <w:pPr>
+        <w:pStyle w:val="15"/>
+        <w:rPr>
+          <w:lang w:val="ru-RU"/>
+        </w:rPr>
+      </w:pPr>
+      <w:r>
+        <w:rPr>
+          <w:lang w:val="ru-RU"/>
+        </w:rPr>
+        <w:t xml:space="preserve">Метрики качества </w:t>
+      </w:r>
+      <w:r>
+        <w:rPr>
+          <w:lang w:val="ru-RU"/>
+        </w:rPr>
+        <w:t>–</w:t>
+      </w:r>
+      <w:r>
+        <w:rPr>
+          <w:lang w:val="ru-RU"/>
+        </w:rPr>
+        <w:t xml:space="preserve"> это числовые показатели, которые позволяют оценить работу нейросети (или любого другого алгоритма машинного обучения) на валидационной или тестовой выборке</w:t>
+      </w:r>
+      <w:r>
+        <w:rPr>
+          <w:lang w:val="ru-RU"/>
+        </w:rPr>
+        <w:t xml:space="preserve"> </w:t>
+      </w:r>
+      <w:r>
+        <w:rPr>
+          <w:lang w:val="ru-RU"/>
+        </w:rPr>
+        <w:t>[]</w:t>
+      </w:r>
+      <w:r>
+        <w:rPr>
+          <w:lang w:val="ru-RU"/>
+        </w:rPr>
+        <w:t xml:space="preserve">. Выбор метрики зависит от </w:t>
+      </w:r>
+      <w:r>
+        <w:rPr>
+          <w:lang w:val="ru-RU"/>
+        </w:rPr>
+        <w:lastRenderedPageBreak/>
+        <w:t xml:space="preserve">типа задачи (классификация, регрессия, сегментация и т. д.) и от бизнес-целей. Ниже </w:t>
+      </w:r>
+      <w:r>
+        <w:rPr>
+          <w:lang w:val="ru-RU"/>
+        </w:rPr>
+        <w:t>будут рассмотрены</w:t>
+      </w:r>
+      <w:r>
+        <w:rPr>
+          <w:lang w:val="ru-RU"/>
+        </w:rPr>
+        <w:t xml:space="preserve"> ключевые метрики для задач </w:t>
+      </w:r>
+      <w:r>
+        <w:rPr>
+          <w:lang w:val="ru-RU"/>
+        </w:rPr>
+        <w:t>детекции</w:t>
+      </w:r>
+      <w:r>
+        <w:rPr>
+          <w:lang w:val="ru-RU"/>
+        </w:rPr>
+        <w:t>.</w:t>
+      </w:r>
+    </w:p>
+    <w:p>
+      <w:pPr>
+        <w:pStyle w:val="15"/>
+        <w:rPr>
+          <w:lang w:val="ru-RU"/>
+        </w:rPr>
+      </w:pPr>
+      <w:r>
+        <w:rPr>
+          <w:lang w:val="ru-RU"/>
+        </w:rPr>
+        <w:t>Домостим, что существуют</w:t>
+      </w:r>
+      <w:r>
+        <w:rPr>
+          <w:lang w:val="ru-RU"/>
+        </w:rPr>
+        <w:t xml:space="preserve"> два класса: «положительный» (P) и «отрицательный» (N). По результатам предсказаний можно построить матрицу ошибок (confusion matrix)</w:t>
+      </w:r>
+      <w:r>
+        <w:rPr>
+          <w:lang w:val="ru-RU"/>
+        </w:rPr>
+        <w:t>.</w:t>
+      </w:r>
+    </w:p>
+    <w:p>
+      <w:pPr>
+        <w:pStyle w:val="15"/>
+        <w:ind w:firstLine="0"/>
+        <w:rPr>
+          <w:lang w:val="ru-RU"/>
+        </w:rPr>
+      </w:pPr>
+      <w:r>
+        <w:rPr>
+          <w:highlight w:val="yellow"/>
+          <w:lang w:val="ru-RU"/>
+        </w:rPr>
+        <w:t>Таблица</w:t>
+      </w:r>
+    </w:p>
+    <w:tbl>
+      <w:tblPr>
+        <w:tblStyle w:val="afd"/>
+        <w:tblW w:w="0" w:type="auto"/>
+        <w:tblLook w:val="04A0" w:firstRow="1" w:lastRow="0" w:firstColumn="1" w:lastColumn="0" w:noHBand="0" w:noVBand="1"/>
+      </w:tblPr>
+      <w:tblGrid>
+        <w:gridCol w:w="3020"/>
+        <w:gridCol w:w="3020"/>
+        <w:gridCol w:w="3020"/>
+      </w:tblGrid>
+      <w:tr>
+        <w:tc>
+          <w:tcPr>
+            <w:tcW w:w="3020" w:type="dxa"/>
+          </w:tcPr>
+          <w:p>
+            <w:pPr>
+              <w:pStyle w:val="15"/>
+              <w:spacing w:line="240" w:lineRule="auto"/>
+              <w:ind w:firstLine="0"/>
+              <w:jc w:val="left"/>
+              <w:rPr>
+                <w:sz w:val="24"/>
+                <w:szCs w:val="24"/>
+                <w:lang w:val="ru-RU"/>
+              </w:rPr>
+            </w:pPr>
+          </w:p>
+        </w:tc>
+        <w:tc>
+          <w:tcPr>
+            <w:tcW w:w="3020" w:type="dxa"/>
+          </w:tcPr>
+          <w:p>
+            <w:pPr>
+              <w:pStyle w:val="15"/>
+              <w:spacing w:line="240" w:lineRule="auto"/>
+              <w:ind w:firstLine="0"/>
+              <w:jc w:val="left"/>
+              <w:rPr>
+                <w:sz w:val="24"/>
+                <w:szCs w:val="24"/>
+              </w:rPr>
+            </w:pPr>
+            <w:r>
+              <w:rPr>
+                <w:sz w:val="24"/>
+                <w:szCs w:val="24"/>
+                <w:lang w:val="ru-RU"/>
+              </w:rPr>
+              <w:t xml:space="preserve">Предсказано </w:t>
+            </w:r>
+            <w:r>
+              <w:rPr>
+                <w:sz w:val="24"/>
+                <w:szCs w:val="24"/>
+              </w:rPr>
+              <w:t>P</w:t>
+            </w:r>
+          </w:p>
+        </w:tc>
+        <w:tc>
+          <w:tcPr>
+            <w:tcW w:w="3020" w:type="dxa"/>
+          </w:tcPr>
+          <w:p>
+            <w:pPr>
+              <w:pStyle w:val="15"/>
+              <w:spacing w:line="240" w:lineRule="auto"/>
+              <w:ind w:firstLine="0"/>
+              <w:jc w:val="left"/>
+              <w:rPr>
+                <w:sz w:val="24"/>
+                <w:szCs w:val="24"/>
+                <w:lang w:val="ru-RU"/>
+              </w:rPr>
+            </w:pPr>
+            <w:r>
+              <w:rPr>
+                <w:sz w:val="24"/>
+                <w:szCs w:val="24"/>
+                <w:lang w:val="ru-RU"/>
+              </w:rPr>
+              <w:t xml:space="preserve">Предсказано </w:t>
+            </w:r>
+            <w:r>
+              <w:rPr>
+                <w:sz w:val="24"/>
+                <w:szCs w:val="24"/>
+              </w:rPr>
+              <w:t>N</w:t>
+            </w:r>
+          </w:p>
+        </w:tc>
+      </w:tr>
+      <w:tr>
+        <w:tc>
+          <w:tcPr>
+            <w:tcW w:w="3020" w:type="dxa"/>
+          </w:tcPr>
+          <w:p>
+            <w:pPr>
+              <w:pStyle w:val="15"/>
+              <w:spacing w:line="240" w:lineRule="auto"/>
+              <w:ind w:firstLine="0"/>
+              <w:jc w:val="left"/>
+              <w:rPr>
+                <w:sz w:val="24"/>
+                <w:szCs w:val="18"/>
+                <w:lang w:val="ru-RU"/>
+              </w:rPr>
+            </w:pPr>
+            <w:r>
+              <w:rPr>
+                <w:sz w:val="24"/>
+                <w:szCs w:val="18"/>
+              </w:rPr>
+              <w:t>Истинно P</w:t>
+            </w:r>
+          </w:p>
+        </w:tc>
+        <w:tc>
+          <w:tcPr>
+            <w:tcW w:w="3020" w:type="dxa"/>
+          </w:tcPr>
+          <w:p>
+            <w:pPr>
+              <w:pStyle w:val="15"/>
+              <w:spacing w:line="240" w:lineRule="auto"/>
+              <w:ind w:firstLine="0"/>
+              <w:jc w:val="left"/>
+              <w:rPr>
+                <w:sz w:val="24"/>
+                <w:szCs w:val="18"/>
+                <w:lang w:val="ru-RU"/>
+              </w:rPr>
+            </w:pPr>
+            <w:r>
+              <w:rPr>
+                <w:sz w:val="24"/>
+                <w:szCs w:val="18"/>
+              </w:rPr>
+              <w:t>TP (True Positive)</w:t>
+            </w:r>
+          </w:p>
+        </w:tc>
+        <w:tc>
+          <w:tcPr>
+            <w:tcW w:w="3020" w:type="dxa"/>
+          </w:tcPr>
+          <w:p>
+            <w:pPr>
+              <w:pStyle w:val="15"/>
+              <w:spacing w:line="240" w:lineRule="auto"/>
+              <w:ind w:firstLine="0"/>
+              <w:jc w:val="left"/>
+              <w:rPr>
+                <w:sz w:val="24"/>
+                <w:szCs w:val="18"/>
+                <w:lang w:val="ru-RU"/>
+              </w:rPr>
+            </w:pPr>
+            <w:r>
+              <w:rPr>
+                <w:sz w:val="24"/>
+                <w:szCs w:val="18"/>
+              </w:rPr>
+              <w:t>FN (False Negative)</w:t>
+            </w:r>
+          </w:p>
+        </w:tc>
+      </w:tr>
+      <w:tr>
+        <w:tc>
+          <w:tcPr>
+            <w:tcW w:w="3020" w:type="dxa"/>
+          </w:tcPr>
+          <w:p>
+            <w:pPr>
+              <w:pStyle w:val="15"/>
+              <w:spacing w:line="240" w:lineRule="auto"/>
+              <w:ind w:firstLine="0"/>
+              <w:jc w:val="left"/>
+              <w:rPr>
+                <w:sz w:val="24"/>
+                <w:szCs w:val="18"/>
+                <w:lang w:val="ru-RU"/>
+              </w:rPr>
+            </w:pPr>
+            <w:r>
+              <w:rPr>
+                <w:sz w:val="24"/>
+                <w:szCs w:val="18"/>
+              </w:rPr>
+              <w:t>Истинно N</w:t>
+            </w:r>
+          </w:p>
+        </w:tc>
+        <w:tc>
+          <w:tcPr>
+            <w:tcW w:w="3020" w:type="dxa"/>
+          </w:tcPr>
+          <w:p>
+            <w:pPr>
+              <w:pStyle w:val="15"/>
+              <w:spacing w:line="240" w:lineRule="auto"/>
+              <w:ind w:firstLine="0"/>
+              <w:jc w:val="left"/>
+              <w:rPr>
+                <w:sz w:val="24"/>
+                <w:szCs w:val="18"/>
+                <w:lang w:val="ru-RU"/>
+              </w:rPr>
+            </w:pPr>
+            <w:r>
+              <w:rPr>
+                <w:sz w:val="24"/>
+                <w:szCs w:val="18"/>
+              </w:rPr>
+              <w:t>FP (False Positive)</w:t>
+            </w:r>
+          </w:p>
+        </w:tc>
+        <w:tc>
+          <w:tcPr>
+            <w:tcW w:w="3020" w:type="dxa"/>
+          </w:tcPr>
+          <w:p>
+            <w:pPr>
+              <w:pStyle w:val="15"/>
+              <w:spacing w:line="240" w:lineRule="auto"/>
+              <w:ind w:firstLine="0"/>
+              <w:jc w:val="left"/>
+              <w:rPr>
+                <w:sz w:val="24"/>
+                <w:szCs w:val="18"/>
+                <w:lang w:val="ru-RU"/>
+              </w:rPr>
+            </w:pPr>
+            <w:r>
+              <w:rPr>
+                <w:sz w:val="24"/>
+                <w:szCs w:val="18"/>
+              </w:rPr>
+              <w:t>TN (True Negative)</w:t>
+            </w:r>
+          </w:p>
+        </w:tc>
+      </w:tr>
+    </w:tbl>
+    <w:p>
+      <w:pPr>
+        <w:pStyle w:val="15"/>
+        <w:rPr>
+          <w:lang w:val="ru-RU"/>
+        </w:rPr>
+      </w:pPr>
+    </w:p>
+    <w:p>
+      <w:pPr>
+        <w:pStyle w:val="15"/>
+        <w:rPr>
+          <w:b/>
+          <w:bCs/>
+          <w:lang w:val="ru-RU"/>
+        </w:rPr>
+      </w:pPr>
+      <w:r>
+        <w:rPr>
+          <w:b/>
+          <w:bCs/>
+          <w:lang w:val="ru-RU"/>
+        </w:rPr>
+        <w:t>Accuracy (точность)</w:t>
+      </w:r>
+    </w:p>
+    <w:p>
+      <w:pPr>
+        <w:pStyle w:val="15"/>
+        <w:rPr>
+          <w:lang w:val="ru-RU"/>
+        </w:rPr>
+      </w:pPr>
+      <w:r>
+        <w:rPr>
+          <w:lang w:val="ru-RU"/>
+        </w:rPr>
+        <w:t>Точ</w:t>
+      </w:r>
+      <w:r>
+        <w:rPr>
+          <w:lang w:val="ru-RU"/>
+        </w:rPr>
+        <w:t>ность показывает д</w:t>
+      </w:r>
+      <w:r>
+        <w:rPr>
+          <w:lang w:val="ru-RU"/>
+        </w:rPr>
+        <w:t>олю правильных предсказаний модели (и позитивных, и негативных) от общего числа случаев.</w:t>
+      </w:r>
+      <w:r>
+        <w:rPr>
+          <w:lang w:val="ru-RU"/>
+        </w:rPr>
+        <w:t xml:space="preserve"> Считается по формуле:</w:t>
+      </w:r>
+    </w:p>
+    <w:p>
+      <w:pPr>
+        <w:pStyle w:val="15"/>
+        <w:rPr>
+          <w:rFonts w:ascii="Cambria Math" w:hAnsi="Cambria Math"/>
+          <w:lang w:val="ru-RU"/>
+          <w:oMath/>
+        </w:rPr>
+      </w:pPr>
+      <m:oMathPara>
+        <m:oMath>
+          <m:r>
+            <w:rPr>
+              <w:rFonts w:ascii="Cambria Math" w:hAnsi="Cambria Math"/>
+              <w:lang w:val="ru-RU"/>
+            </w:rPr>
+            <m:t xml:space="preserve">Accuracy= </m:t>
+          </m:r>
+          <m:f>
+            <m:fPr>
+              <m:ctrlPr>
+                <w:rPr>
+                  <w:rFonts w:ascii="Cambria Math" w:hAnsi="Cambria Math"/>
+                  <w:i/>
+                  <w:lang w:val="ru-RU"/>
+                </w:rPr>
+              </m:ctrlPr>
+            </m:fPr>
+            <m:num>
+              <m:r>
+                <w:rPr>
+                  <w:rFonts w:ascii="Cambria Math" w:hAnsi="Cambria Math"/>
+                  <w:lang w:val="ru-RU"/>
+                </w:rPr>
+                <m:t>TP+TN</m:t>
+              </m:r>
+            </m:num>
+            <m:den>
+              <m:r>
+                <w:rPr>
+                  <w:rFonts w:ascii="Cambria Math" w:hAnsi="Cambria Math"/>
+                  <w:lang w:val="ru-RU"/>
+                </w:rPr>
+                <m:t>TP+TN+FP+FN</m:t>
+              </m:r>
+            </m:den>
+          </m:f>
+        </m:oMath>
+      </m:oMathPara>
+    </w:p>
+    <w:p>
+      <w:pPr>
+        <w:pStyle w:val="15"/>
+        <w:rPr>
+          <w:lang w:val="ru-RU"/>
+        </w:rPr>
+      </w:pPr>
+      <w:r>
+        <w:rPr>
+          <w:lang w:val="ru-RU"/>
+        </w:rPr>
+        <w:t>Данная метрика х</w:t>
+      </w:r>
+      <w:r>
+        <w:rPr>
+          <w:lang w:val="ru-RU"/>
+        </w:rPr>
+        <w:t>орошо отражает качество модели при сбалансированных классах. Используется как простой общий индикатор обучения модели.</w:t>
+      </w:r>
+    </w:p>
+    <w:p>
+      <w:pPr>
+        <w:pStyle w:val="15"/>
+        <w:rPr>
+          <w:b/>
+          <w:bCs/>
+          <w:lang w:val="ru-RU"/>
+        </w:rPr>
+      </w:pPr>
+      <w:r>
+        <w:rPr>
+          <w:b/>
+          <w:bCs/>
+          <w:lang w:val="ru-RU"/>
+        </w:rPr>
+        <w:t>Precision (прецизионность)</w:t>
+      </w:r>
+    </w:p>
+    <w:p>
+      <w:pPr>
+        <w:pStyle w:val="15"/>
+        <w:rPr>
+          <w:lang w:val="ru-RU"/>
+        </w:rPr>
+      </w:pPr>
+      <w:r>
+        <w:rPr>
+          <w:lang w:val="ru-RU"/>
+        </w:rPr>
+        <w:t>Прецизионность</w:t>
+      </w:r>
+      <w:r>
+        <w:rPr>
+          <w:lang w:val="ru-RU"/>
+        </w:rPr>
+        <w:t xml:space="preserve"> показывает</w:t>
+      </w:r>
+      <w:r>
+        <w:rPr>
+          <w:lang w:val="ru-RU"/>
+        </w:rPr>
+        <w:t xml:space="preserve"> д</w:t>
+      </w:r>
+      <w:r>
+        <w:rPr>
+          <w:lang w:val="ru-RU"/>
+        </w:rPr>
+        <w:t>олю истинно положительных предсказаний среди всех предсказаний класса «положительный»</w:t>
+      </w:r>
+      <w:r>
+        <w:rPr>
+          <w:lang w:val="ru-RU"/>
+        </w:rPr>
+        <w:t>. Считается по</w:t>
+      </w:r>
+      <w:r>
+        <w:t xml:space="preserve"> </w:t>
+      </w:r>
+      <w:r>
+        <w:rPr>
+          <w:lang w:val="ru-RU"/>
+        </w:rPr>
+        <w:t>следующей формуле:</w:t>
+      </w:r>
+    </w:p>
+    <w:p>
+      <w:pPr>
+        <w:pStyle w:val="15"/>
+        <w:rPr>
+          <w:lang w:val="ru-RU"/>
+        </w:rPr>
+      </w:pPr>
+      <m:oMathPara>
+        <m:oMath>
+          <m:r>
+            <w:rPr>
+              <w:rFonts w:ascii="Cambria Math" w:hAnsi="Cambria Math"/>
+              <w:lang w:val="ru-RU"/>
+            </w:rPr>
+            <m:t xml:space="preserve">Precision= </m:t>
+          </m:r>
+          <m:f>
+            <m:fPr>
+              <m:ctrlPr>
+                <w:rPr>
+                  <w:rFonts w:ascii="Cambria Math" w:hAnsi="Cambria Math"/>
+                  <w:i/>
+                  <w:lang w:val="ru-RU"/>
+                </w:rPr>
+              </m:ctrlPr>
+            </m:fPr>
+            <m:num>
+              <m:r>
+                <w:rPr>
+                  <w:rFonts w:ascii="Cambria Math" w:hAnsi="Cambria Math"/>
+                </w:rPr>
+                <m:t>TP</m:t>
+              </m:r>
+            </m:num>
+            <m:den>
+              <m:r>
+                <w:rPr>
+                  <w:rFonts w:ascii="Cambria Math" w:hAnsi="Cambria Math"/>
+                  <w:lang w:val="ru-RU"/>
+                </w:rPr>
+                <m:t>TP+FP</m:t>
+              </m:r>
+            </m:den>
+          </m:f>
+        </m:oMath>
+      </m:oMathPara>
+    </w:p>
+    <w:p>
+      <w:pPr>
+        <w:pStyle w:val="15"/>
+        <w:rPr>
+          <w:lang w:val="ru-RU"/>
+        </w:rPr>
+      </w:pPr>
+      <w:r>
+        <w:rPr>
+          <w:lang w:val="ru-RU"/>
+        </w:rPr>
+        <w:t>Данная метрика в</w:t>
+      </w:r>
+      <w:r>
+        <w:rPr>
+          <w:lang w:val="ru-RU"/>
+        </w:rPr>
+        <w:t>ажна, когда необходимо минимизировать ложные срабатывания. Например, при детекции объектов, чтобы каждое «положительное» предсказание было надёжным.</w:t>
+      </w:r>
+    </w:p>
+    <w:p>
+      <w:pPr>
+        <w:pStyle w:val="15"/>
+        <w:keepNext/>
+        <w:rPr>
+          <w:b/>
+          <w:bCs/>
+          <w:lang w:val="ru-RU"/>
+        </w:rPr>
+      </w:pPr>
+      <w:r>
+        <w:rPr>
+          <w:b/>
+          <w:bCs/>
+          <w:lang w:val="ru-RU"/>
+        </w:rPr>
+        <w:t>Recall (полнота)</w:t>
+      </w:r>
+    </w:p>
+    <w:p>
+      <w:pPr>
+        <w:pStyle w:val="15"/>
+        <w:rPr>
+          <w:lang w:val="ru-RU"/>
+        </w:rPr>
+      </w:pPr>
+      <w:r>
+        <w:rPr>
+          <w:lang w:val="ru-RU"/>
+        </w:rPr>
+        <w:t xml:space="preserve">Полнота </w:t>
+      </w:r>
+      <w:r>
+        <w:rPr>
+          <w:lang w:val="ru-RU"/>
+        </w:rPr>
+        <w:t>отражает, какую часть всех реальных объектов нужного класса модель сумела найти</w:t>
+      </w:r>
+      <w:r>
+        <w:rPr>
+          <w:lang w:val="ru-RU"/>
+        </w:rPr>
+        <w:t>. Считается по формуле:</w:t>
+      </w:r>
+    </w:p>
+    <w:p>
+      <w:pPr>
+        <w:pStyle w:val="15"/>
+        <w:rPr>
+          <w:lang w:val="ru-RU"/>
+        </w:rPr>
+      </w:pPr>
+      <m:oMathPara>
+        <m:oMath>
+          <m:r>
+            <w:rPr>
+              <w:rFonts w:ascii="Cambria Math" w:hAnsi="Cambria Math"/>
+              <w:lang w:val="ru-RU"/>
+            </w:rPr>
+            <m:t xml:space="preserve">Recall= </m:t>
+          </m:r>
+          <m:f>
+            <m:fPr>
+              <m:ctrlPr>
+                <w:rPr>
+                  <w:rFonts w:ascii="Cambria Math" w:hAnsi="Cambria Math"/>
+                  <w:i/>
+                  <w:lang w:val="ru-RU"/>
+                </w:rPr>
+              </m:ctrlPr>
+            </m:fPr>
+            <m:num>
+              <m:r>
+                <w:rPr>
+                  <w:rFonts w:ascii="Cambria Math" w:hAnsi="Cambria Math"/>
+                  <w:lang w:val="ru-RU"/>
+                </w:rPr>
+                <m:t>TP</m:t>
+              </m:r>
+            </m:num>
+            <m:den>
+              <m:r>
+                <w:rPr>
+                  <w:rFonts w:ascii="Cambria Math" w:hAnsi="Cambria Math"/>
+                  <w:lang w:val="ru-RU"/>
+                </w:rPr>
+                <m:t>TP+FN</m:t>
+              </m:r>
+            </m:den>
+          </m:f>
+        </m:oMath>
+      </m:oMathPara>
+    </w:p>
+    <w:p>
+      <w:pPr>
+        <w:pStyle w:val="15"/>
+        <w:rPr>
+          <w:lang w:val="ru-RU"/>
+        </w:rPr>
+      </w:pPr>
+      <w:r>
+        <w:rPr>
+          <w:lang w:val="ru-RU"/>
+        </w:rPr>
+        <w:lastRenderedPageBreak/>
+        <w:t>Важна, когда критично не упустить «положительные» объекты</w:t>
+      </w:r>
+      <w:r>
+        <w:rPr>
+          <w:lang w:val="ru-RU"/>
+        </w:rPr>
+        <w:t xml:space="preserve"> </w:t>
+      </w:r>
+      <w:r>
+        <w:rPr>
+          <w:lang w:val="ru-RU"/>
+        </w:rPr>
+        <w:t>(когда стоимость пропущенного случая (FN) высока)</w:t>
+      </w:r>
+      <w:r>
+        <w:rPr>
+          <w:lang w:val="ru-RU"/>
+        </w:rPr>
+        <w:t>.</w:t>
+      </w:r>
+    </w:p>
+    <w:p>
+      <w:pPr>
+        <w:pStyle w:val="15"/>
+        <w:rPr>
+          <w:lang w:val="ru-RU"/>
+        </w:rPr>
+      </w:pPr>
     </w:p>
     <w:p>
       <w:pPr>
@@ -7073,14 +7447,12 @@
         </w:rPr>
         <w:t xml:space="preserve">Наборы данных или же </w:t>
       </w:r>
-      <w:proofErr w:type="spellStart"/>
       <w:r>
         <w:rPr>
           <w:lang w:val="ru-RU"/>
         </w:rPr>
         <w:t>датасеты</w:t>
       </w:r>
-      <w:proofErr w:type="spellEnd"/>
       <w:r>
         <w:rPr>
           <w:lang w:val="ru-RU"/>
@@ -7125,19 +7497,11 @@
           <w:lang w:val="ru-RU"/>
         </w:rPr>
       </w:pPr>
-      <w:proofErr w:type="spellStart"/>
-      <w:r>
-        <w:rPr>
-          <w:lang w:val="ru-RU"/>
-        </w:rPr>
-        <w:t>Датасеты</w:t>
-      </w:r>
-      <w:proofErr w:type="spellEnd"/>
-      <w:r>
-        <w:rPr>
-          <w:lang w:val="ru-RU"/>
-        </w:rPr>
-        <w:t xml:space="preserve"> играют решающую роль в обучении моделей компьютерного зрения, позволяя им распознавать объекты, понимать сцены и делать прогнозы на основе визуальной информации. Качество и разнообразие </w:t>
+      <w:r>
+        <w:rPr>
+          <w:lang w:val="ru-RU"/>
+        </w:rPr>
+        <w:t xml:space="preserve">Датасеты играют решающую роль в обучении моделей компьютерного зрения, позволяя им распознавать объекты, понимать сцены и делать прогнозы на основе визуальной информации. Качество и разнообразие </w:t>
       </w:r>
       <w:r>
         <w:rPr>
@@ -7149,21 +7513,7 @@
         <w:rPr>
           <w:lang w:val="ru-RU"/>
         </w:rPr>
-        <w:t xml:space="preserve"> напрямую влияют на производительность модели: чем более разнообразен и точно аннотирован </w:t>
-      </w:r>
-      <w:proofErr w:type="spellStart"/>
-      <w:r>
-        <w:rPr>
-          <w:lang w:val="ru-RU"/>
-        </w:rPr>
-        <w:t>датасет</w:t>
-      </w:r>
-      <w:proofErr w:type="spellEnd"/>
-      <w:r>
-        <w:rPr>
-          <w:lang w:val="ru-RU"/>
-        </w:rPr>
-        <w:t>, тем лучше модель будет работать в реальных условиях</w:t>
+        <w:t xml:space="preserve"> напрямую влияют на производительность модели: чем более разнообразен и точно аннотирован датасет, тем лучше модель будет работать в реальных условиях</w:t>
       </w:r>
       <w:r>
         <w:rPr>
@@ -7195,21 +7545,25 @@
         <w:rPr>
           <w:lang w:val="ru-RU"/>
         </w:rPr>
-        <w:t xml:space="preserve"> делятся на три основные части: обучающую, </w:t>
-      </w:r>
-      <w:proofErr w:type="spellStart"/>
-      <w:r>
-        <w:rPr>
-          <w:lang w:val="ru-RU"/>
-        </w:rPr>
-        <w:t>валидационную</w:t>
-      </w:r>
-      <w:proofErr w:type="spellEnd"/>
-      <w:r>
-        <w:rPr>
-          <w:lang w:val="ru-RU"/>
-        </w:rPr>
-        <w:t xml:space="preserve"> и тестовую выборки.</w:t>
+        <w:t xml:space="preserve"> делятся на три основные части: обучающую, валидационную и тестовую выборки</w:t>
+      </w:r>
+      <w:r>
+        <w:rPr>
+          <w:lang w:val="ru-RU"/>
+        </w:rPr>
+        <w:t xml:space="preserve"> </w:t>
+      </w:r>
+      <w:r>
+        <w:rPr>
+          <w:lang w:val="ru-RU"/>
+        </w:rPr>
+        <w:t>[]</w:t>
+      </w:r>
+      <w:r>
+        <w:rPr>
+          <w:lang w:val="ru-RU"/>
+        </w:rPr>
+        <w:t>.</w:t>
       </w:r>
     </w:p>
     <w:p>
@@ -7220,21 +7574,12 @@
           <w:lang w:val="ru-RU"/>
         </w:rPr>
       </w:pPr>
-      <w:proofErr w:type="spellStart"/>
       <w:r>
         <w:rPr>
           <w:highlight w:val="yellow"/>
           <w:lang w:val="ru-RU"/>
         </w:rPr>
-        <w:t>Гудфелоу</w:t>
-      </w:r>
-      <w:proofErr w:type="spellEnd"/>
-      <w:r>
-        <w:rPr>
-          <w:highlight w:val="yellow"/>
-          <w:lang w:val="ru-RU"/>
-        </w:rPr>
-        <w:t xml:space="preserve"> глубокое обучение</w:t>
+        <w:t>Гудфелоу глубокое обучение</w:t>
       </w:r>
     </w:p>
     <w:p>
@@ -7254,21 +7599,19 @@
         <w:rPr>
           <w:lang w:val="ru-RU"/>
         </w:rPr>
-        <w:t xml:space="preserve"> часть </w:t>
-      </w:r>
-      <w:proofErr w:type="spellStart"/>
-      <w:r>
-        <w:rPr>
-          <w:lang w:val="ru-RU"/>
-        </w:rPr>
-        <w:t>датасета</w:t>
-      </w:r>
-      <w:proofErr w:type="spellEnd"/>
-      <w:r>
-        <w:rPr>
-          <w:lang w:val="ru-RU"/>
-        </w:rPr>
-        <w:t xml:space="preserve"> используется для обучения модели. Обучающая выборка должна быть достаточно большой и разнообразной, чтобы модель могла учиться распознавать различные закономерности и объекты. В каждом эпохе обучения модель обрабатывает одни и те же данные, совершенствуя свои навыки распознавания.</w:t>
+        <w:t xml:space="preserve"> часть датасета используется для обучения модели. Обучающая выборка должна быть достаточно большой и разнообразной, чтобы модель могла учиться распознавать различные закономерности и объекты. В каждом эпохе обучения модель обрабатывает одни и те же данные, совершенствуя свои навыки распознавания</w:t>
+      </w:r>
+      <w:r>
+        <w:rPr>
+          <w:lang w:val="ru-RU"/>
+        </w:rPr>
+        <w:t xml:space="preserve"> []</w:t>
+      </w:r>
+      <w:r>
+        <w:rPr>
+          <w:lang w:val="ru-RU"/>
+        </w:rPr>
+        <w:t>.</w:t>
       </w:r>
     </w:p>
     <w:p>
@@ -7278,33 +7621,11 @@
           <w:lang w:val="ru-RU"/>
         </w:rPr>
       </w:pPr>
-      <w:proofErr w:type="spellStart"/>
-      <w:r>
-        <w:rPr>
-          <w:lang w:val="ru-RU"/>
-        </w:rPr>
-        <w:t>Валидационная</w:t>
-      </w:r>
-      <w:proofErr w:type="spellEnd"/>
-      <w:r>
-        <w:rPr>
-          <w:lang w:val="ru-RU"/>
-        </w:rPr>
-        <w:t xml:space="preserve"> выборка используется для оценки производительности модели во время обучения. Она помогает в настройке </w:t>
-      </w:r>
-      <w:proofErr w:type="spellStart"/>
-      <w:r>
-        <w:rPr>
-          <w:lang w:val="ru-RU"/>
-        </w:rPr>
-        <w:t>гиперпараметров</w:t>
-      </w:r>
-      <w:proofErr w:type="spellEnd"/>
-      <w:r>
-        <w:rPr>
-          <w:lang w:val="ru-RU"/>
-        </w:rPr>
-        <w:t xml:space="preserve"> модели и предотвращает переобучение, когда модель становится слишком специализированной на обучающих данных и не </w:t>
+      <w:r>
+        <w:rPr>
+          <w:lang w:val="ru-RU"/>
+        </w:rPr>
+        <w:t xml:space="preserve">Валидационная выборка используется для оценки производительности модели во время обучения. Она помогает в настройке гиперпараметров модели и предотвращает переобучение, когда модель становится слишком специализированной на обучающих данных и не </w:t>
       </w:r>
       <w:r>
         <w:rPr>
@@ -7352,6 +7673,12 @@
         <w:rPr>
           <w:lang w:val="ru-RU"/>
         </w:rPr>
+        <w:t xml:space="preserve"> []</w:t>
+      </w:r>
+      <w:r>
+        <w:rPr>
+          <w:lang w:val="ru-RU"/>
+        </w:rPr>
         <w:t>.</w:t>
       </w:r>
     </w:p>
@@ -7378,7 +7705,19 @@
         <w:rPr>
           <w:lang w:val="ru-RU"/>
         </w:rPr>
-        <w:t>данных, что важно для понимания ее реальной эффективности.</w:t>
+        <w:t>данных, что важно для понимания ее реальной эффективности</w:t>
+      </w:r>
+      <w:r>
+        <w:rPr>
+          <w:lang w:val="ru-RU"/>
+        </w:rPr>
+        <w:t xml:space="preserve"> []</w:t>
+      </w:r>
+      <w:r>
+        <w:rPr>
+          <w:lang w:val="ru-RU"/>
+        </w:rPr>
+        <w:t>.</w:t>
       </w:r>
     </w:p>
     <w:p>
@@ -7423,30 +7762,8 @@
         <w:rPr>
           <w:lang w:val="ru-RU"/>
         </w:rPr>
-        <w:t xml:space="preserve">Road DETECTION - </w:t>
-      </w:r>
-      <w:proofErr w:type="spellStart"/>
-      <w:r>
-        <w:rPr>
-          <w:lang w:val="ru-RU"/>
-        </w:rPr>
-        <w:t>IMGs</w:t>
-      </w:r>
-      <w:proofErr w:type="spellEnd"/>
-      <w:r>
-        <w:rPr>
-          <w:lang w:val="ru-RU"/>
-        </w:rPr>
-        <w:t xml:space="preserve"> &amp; </w:t>
-      </w:r>
-      <w:proofErr w:type="spellStart"/>
-      <w:r>
-        <w:rPr>
-          <w:lang w:val="ru-RU"/>
-        </w:rPr>
-        <w:t>Labels</w:t>
-      </w:r>
-      <w:proofErr w:type="spellEnd"/>
+        <w:t>Road DETECTION - IMGs &amp; Labels</w:t>
+      </w:r>
       <w:r>
         <w:rPr>
           <w:lang w:val="ru-RU"/>
@@ -7644,16 +7961,8 @@
         <w:rPr>
           <w:lang w:val="ru-RU"/>
         </w:rPr>
-        <w:t xml:space="preserve"> Machine </w:t>
-      </w:r>
-      <w:proofErr w:type="spellStart"/>
-      <w:r>
-        <w:rPr>
-          <w:lang w:val="ru-RU"/>
-        </w:rPr>
-        <w:t>learning</w:t>
-      </w:r>
-      <w:proofErr w:type="spellEnd"/>
+        <w:t xml:space="preserve"> Machine learning</w:t>
+      </w:r>
       <w:r>
         <w:rPr>
           <w:lang w:val="ru-RU"/>
@@ -7678,21 +7987,61 @@
         <w:rPr>
           <w:lang w:val="ru-RU"/>
         </w:rPr>
+        <w:t xml:space="preserve"> датасет</w:t>
+      </w:r>
+      <w:r>
+        <w:rPr>
+          <w:lang w:val="ru-RU"/>
+        </w:rPr>
+        <w:t xml:space="preserve"> содержит 1</w:t>
+      </w:r>
+      <w:r>
+        <w:rPr>
+          <w:lang w:val="ru-RU"/>
+        </w:rPr>
+        <w:t> </w:t>
+      </w:r>
+      <w:r>
+        <w:rPr>
+          <w:lang w:val="ru-RU"/>
+        </w:rPr>
+        <w:t>588 изображений и раздел</w:t>
+      </w:r>
+      <w:r>
+        <w:rPr>
+          <w:lang w:val="ru-RU"/>
+        </w:rPr>
+        <w:t>е</w:t>
+      </w:r>
+      <w:r>
+        <w:rPr>
+          <w:lang w:val="ru-RU"/>
+        </w:rPr>
+        <w:t>н на обучающую, валидационную и тестовую выборки следу</w:t>
+      </w:r>
+      <w:r>
+        <w:rPr>
+          <w:lang w:val="ru-RU"/>
+        </w:rPr>
+        <w:t>ю</w:t>
+      </w:r>
+      <w:r>
+        <w:rPr>
+          <w:lang w:val="ru-RU"/>
+        </w:rPr>
+        <w:t>щим образом:</w:t>
+      </w:r>
+      <w:r>
+        <w:rPr>
+          <w:lang w:val="ru-RU"/>
+        </w:rPr>
         <w:t xml:space="preserve"> </w:t>
       </w:r>
-      <w:proofErr w:type="spellStart"/>
-      <w:r>
-        <w:rPr>
-          <w:lang w:val="ru-RU"/>
-        </w:rPr>
-        <w:t>датасет</w:t>
-      </w:r>
-      <w:proofErr w:type="spellEnd"/>
-      <w:r>
-        <w:rPr>
-          <w:lang w:val="ru-RU"/>
-        </w:rPr>
-        <w:t xml:space="preserve"> содержит 1</w:t>
+      <w:r>
+        <w:rPr>
+          <w:lang w:val="ru-RU"/>
+        </w:rPr>
+        <w:t>обучающая</w:t>
       </w:r>
       <w:r>
         <w:rPr>
@@ -7704,45 +8053,7 @@
         <w:rPr>
           <w:lang w:val="ru-RU"/>
         </w:rPr>
-        <w:t>588 изображений и раздел</w:t>
-      </w:r>
-      <w:r>
-        <w:rPr>
-          <w:lang w:val="ru-RU"/>
-        </w:rPr>
-        <w:t>е</w:t>
-      </w:r>
-      <w:r>
-        <w:rPr>
-          <w:lang w:val="ru-RU"/>
-        </w:rPr>
-        <w:t xml:space="preserve">н на обучающую, </w:t>
-      </w:r>
-      <w:proofErr w:type="spellStart"/>
-      <w:r>
-        <w:rPr>
-          <w:lang w:val="ru-RU"/>
-        </w:rPr>
-        <w:t>валидационную</w:t>
-      </w:r>
-      <w:proofErr w:type="spellEnd"/>
-      <w:r>
-        <w:rPr>
-          <w:lang w:val="ru-RU"/>
-        </w:rPr>
-        <w:t xml:space="preserve"> и тестовую выборки следу</w:t>
-      </w:r>
-      <w:r>
-        <w:rPr>
-          <w:lang w:val="ru-RU"/>
-        </w:rPr>
-        <w:t>ю</w:t>
-      </w:r>
-      <w:r>
-        <w:rPr>
-          <w:lang w:val="ru-RU"/>
-        </w:rPr>
-        <w:t>щим образом:</w:t>
+        <w:t>–</w:t>
       </w:r>
       <w:r>
         <w:rPr>
@@ -7754,7 +8065,7 @@
         <w:rPr>
           <w:lang w:val="ru-RU"/>
         </w:rPr>
-        <w:t>обучающая</w:t>
+        <w:t>1</w:t>
       </w:r>
       <w:r>
         <w:rPr>
@@ -7766,6 +8077,42 @@
         <w:rPr>
           <w:lang w:val="ru-RU"/>
         </w:rPr>
+        <w:t>263 изображения</w:t>
+      </w:r>
+      <w:r>
+        <w:rPr>
+          <w:lang w:val="ru-RU"/>
+        </w:rPr>
+        <w:t xml:space="preserve">, </w:t>
+      </w:r>
+      <w:r>
+        <w:rPr>
+          <w:lang w:val="ru-RU"/>
+        </w:rPr>
+        <w:t>валидационная – 158 изображений</w:t>
+      </w:r>
+      <w:r>
+        <w:rPr>
+          <w:lang w:val="ru-RU"/>
+        </w:rPr>
+        <w:t>, т</w:t>
+      </w:r>
+      <w:r>
+        <w:rPr>
+          <w:lang w:val="ru-RU"/>
+        </w:rPr>
+        <w:t>естовая</w:t>
+      </w:r>
+      <w:r>
+        <w:rPr>
+          <w:lang w:val="ru-RU"/>
+        </w:rPr>
+        <w:t xml:space="preserve"> </w:t>
+      </w:r>
+      <w:r>
+        <w:rPr>
+          <w:lang w:val="ru-RU"/>
+        </w:rPr>
         <w:t>–</w:t>
       </w:r>
       <w:r>
@@ -7778,83 +8125,15 @@
         <w:rPr>
           <w:lang w:val="ru-RU"/>
         </w:rPr>
-        <w:t>1</w:t>
-      </w:r>
-      <w:r>
-        <w:rPr>
-          <w:lang w:val="ru-RU"/>
-        </w:rPr>
+        <w:t>167</w:t>
+      </w:r>
+      <w:r>
         <w:t> </w:t>
       </w:r>
       <w:r>
         <w:rPr>
           <w:lang w:val="ru-RU"/>
         </w:rPr>
-        <w:t>263 изображения</w:t>
-      </w:r>
-      <w:r>
-        <w:rPr>
-          <w:lang w:val="ru-RU"/>
-        </w:rPr>
-        <w:t xml:space="preserve">, </w:t>
-      </w:r>
-      <w:proofErr w:type="spellStart"/>
-      <w:r>
-        <w:rPr>
-          <w:lang w:val="ru-RU"/>
-        </w:rPr>
-        <w:t>валидационная</w:t>
-      </w:r>
-      <w:proofErr w:type="spellEnd"/>
-      <w:r>
-        <w:rPr>
-          <w:lang w:val="ru-RU"/>
-        </w:rPr>
-        <w:t xml:space="preserve"> – 158 изображений</w:t>
-      </w:r>
-      <w:r>
-        <w:rPr>
-          <w:lang w:val="ru-RU"/>
-        </w:rPr>
-        <w:t>, т</w:t>
-      </w:r>
-      <w:r>
-        <w:rPr>
-          <w:lang w:val="ru-RU"/>
-        </w:rPr>
-        <w:t>естовая</w:t>
-      </w:r>
-      <w:r>
-        <w:rPr>
-          <w:lang w:val="ru-RU"/>
-        </w:rPr>
-        <w:t xml:space="preserve"> </w:t>
-      </w:r>
-      <w:r>
-        <w:rPr>
-          <w:lang w:val="ru-RU"/>
-        </w:rPr>
-        <w:t>–</w:t>
-      </w:r>
-      <w:r>
-        <w:rPr>
-          <w:lang w:val="ru-RU"/>
-        </w:rPr>
-        <w:t xml:space="preserve"> </w:t>
-      </w:r>
-      <w:r>
-        <w:rPr>
-          <w:lang w:val="ru-RU"/>
-        </w:rPr>
-        <w:t>167</w:t>
-      </w:r>
-      <w:r>
-        <w:t> </w:t>
-      </w:r>
-      <w:r>
-        <w:rPr>
-          <w:lang w:val="ru-RU"/>
-        </w:rPr>
         <w:t>изображений.</w:t>
       </w:r>
     </w:p>
@@ -7891,47 +8170,32 @@
         </w:rPr>
         <w:t>c</w:t>
       </w:r>
-      <w:proofErr w:type="spellStart"/>
-      <w:r>
-        <w:t>ветофор</w:t>
-      </w:r>
-      <w:proofErr w:type="spellEnd"/>
-      <w:r>
-        <w:t>;</w:t>
+      <w:r>
+        <w:t>ветофор;</w:t>
       </w:r>
     </w:p>
     <w:p>
       <w:pPr>
         <w:pStyle w:val="aff0"/>
       </w:pPr>
-      <w:proofErr w:type="spellStart"/>
       <w:r>
         <w:rPr>
           <w:lang w:val="en-US"/>
         </w:rPr>
-        <w:t>знак</w:t>
-      </w:r>
-      <w:proofErr w:type="spellEnd"/>
+        <w:t xml:space="preserve">знак </w:t>
+      </w:r>
+      <w:r>
+        <w:t>«</w:t>
+      </w:r>
+      <w:r>
+        <w:t>с</w:t>
+      </w:r>
       <w:r>
         <w:rPr>
           <w:lang w:val="en-US"/>
         </w:rPr>
-        <w:t xml:space="preserve"> </w:t>
-      </w:r>
-      <w:r>
-        <w:t>«</w:t>
-      </w:r>
-      <w:r>
-        <w:t>с</w:t>
-      </w:r>
-      <w:proofErr w:type="spellStart"/>
-      <w:r>
-        <w:rPr>
-          <w:lang w:val="en-US"/>
-        </w:rPr>
         <w:t>топ</w:t>
       </w:r>
-      <w:proofErr w:type="spellEnd"/>
       <w:r>
         <w:t>»;</w:t>
       </w:r>
@@ -8003,21 +8267,7 @@
         <w:rPr>
           <w:lang w:val="ru-RU"/>
         </w:rPr>
-        <w:t xml:space="preserve">Для лучшей работы желательно чтобы набор данных был сбалансированным, то есть все классы были представлены примерно в равных пропорциях. Используемый </w:t>
-      </w:r>
-      <w:proofErr w:type="spellStart"/>
-      <w:r>
-        <w:rPr>
-          <w:lang w:val="ru-RU"/>
-        </w:rPr>
-        <w:t>датасет</w:t>
-      </w:r>
-      <w:proofErr w:type="spellEnd"/>
-      <w:r>
-        <w:rPr>
-          <w:lang w:val="ru-RU"/>
-        </w:rPr>
-        <w:t xml:space="preserve"> не сбалансирован, это видно из диаграммы, представленной на рисунке 3.</w:t>
+        <w:t>Для лучшей работы желательно чтобы набор данных был сбалансированным, то есть все классы были представлены примерно в равных пропорциях. Используемый датасет не сбалансирован, это видно из диаграммы, представленной на рисунке 3.</w:t>
       </w:r>
     </w:p>
     <w:p>
@@ -8223,15 +8473,7 @@
       </w:pPr>
       <w:bookmarkStart w:id="22" w:name="_Toc196309054"/>
       <w:r>
-        <w:t xml:space="preserve">Обучение </w:t>
-      </w:r>
-      <w:proofErr w:type="spellStart"/>
-      <w:r>
-        <w:t>нейросетевых</w:t>
-      </w:r>
-      <w:proofErr w:type="spellEnd"/>
-      <w:r>
-        <w:t xml:space="preserve"> моделей</w:t>
+        <w:t>Обучение нейросетевых моделей</w:t>
       </w:r>
       <w:bookmarkEnd w:id="22"/>
     </w:p>
@@ -8246,41 +8488,13 @@
         <w:rPr>
           <w:lang w:val="ru-RU"/>
         </w:rPr>
-        <w:t xml:space="preserve">После того как данные подготовлены необходимо обучить </w:t>
-      </w:r>
-      <w:proofErr w:type="spellStart"/>
-      <w:r>
-        <w:rPr>
-          <w:lang w:val="ru-RU"/>
-        </w:rPr>
-        <w:t>нейросетевую</w:t>
-      </w:r>
-      <w:proofErr w:type="spellEnd"/>
-      <w:r>
-        <w:rPr>
-          <w:lang w:val="ru-RU"/>
-        </w:rPr>
-        <w:t xml:space="preserve"> модель. </w:t>
-      </w:r>
-      <w:r>
-        <w:rPr>
-          <w:lang w:val="ru-RU"/>
-        </w:rPr>
-        <w:t xml:space="preserve">Обучение </w:t>
-      </w:r>
-      <w:proofErr w:type="spellStart"/>
-      <w:r>
-        <w:rPr>
-          <w:lang w:val="ru-RU"/>
-        </w:rPr>
-        <w:t>нейросетевых</w:t>
-      </w:r>
-      <w:proofErr w:type="spellEnd"/>
-      <w:r>
-        <w:rPr>
-          <w:lang w:val="ru-RU"/>
-        </w:rPr>
-        <w:t xml:space="preserve"> моделей </w:t>
+        <w:t xml:space="preserve">После того как данные подготовлены необходимо обучить нейросетевую модель. </w:t>
+      </w:r>
+      <w:r>
+        <w:rPr>
+          <w:lang w:val="ru-RU"/>
+        </w:rPr>
+        <w:t xml:space="preserve">Обучение нейросетевых моделей </w:t>
       </w:r>
       <w:r>
         <w:rPr>
@@ -8304,21 +8518,7 @@
         <w:rPr>
           <w:lang w:val="ru-RU"/>
         </w:rPr>
-        <w:t xml:space="preserve"> процесс, который включает в себя подбор архитектуры и </w:t>
-      </w:r>
-      <w:proofErr w:type="spellStart"/>
-      <w:r>
-        <w:rPr>
-          <w:lang w:val="ru-RU"/>
-        </w:rPr>
-        <w:t>гиперпараметров</w:t>
-      </w:r>
-      <w:proofErr w:type="spellEnd"/>
-      <w:r>
-        <w:rPr>
-          <w:lang w:val="ru-RU"/>
-        </w:rPr>
-        <w:t>, организацию тренировочного процесса и последующую оптимизацию модели для решения конкретных задач.</w:t>
+        <w:t xml:space="preserve"> процесс, который включает в себя подбор архитектуры и гиперпараметров, организацию тренировочного процесса и последующую оптимизацию модели для решения конкретных задач.</w:t>
       </w:r>
     </w:p>
     <w:p>
@@ -8369,21 +8569,7 @@
         <w:rPr>
           <w:lang w:val="ru-RU"/>
         </w:rPr>
-        <w:t xml:space="preserve">, чтобы отслеживать, как модель справляется с новыми данными, и корректировать </w:t>
-      </w:r>
-      <w:proofErr w:type="spellStart"/>
-      <w:r>
-        <w:rPr>
-          <w:lang w:val="ru-RU"/>
-        </w:rPr>
-        <w:t>гиперпараметры</w:t>
-      </w:r>
-      <w:proofErr w:type="spellEnd"/>
-      <w:r>
-        <w:rPr>
-          <w:lang w:val="ru-RU"/>
-        </w:rPr>
-        <w:t>.</w:t>
+        <w:t>, чтобы отслеживать, как модель справляется с новыми данными, и корректировать гиперпараметры.</w:t>
       </w:r>
     </w:p>
     <w:p>
@@ -8433,32 +8619,7 @@
         <w:rPr>
           <w:lang w:val="ru-RU"/>
         </w:rPr>
-        <w:t>высчитываются по специальным формулам</w:t>
-      </w:r>
-      <w:r>
-        <w:rPr>
-          <w:lang w:val="ru-RU"/>
-        </w:rPr>
-        <w:t xml:space="preserve"> (</w:t>
-      </w:r>
-      <w:r>
-        <w:rPr>
-          <w:highlight w:val="green"/>
-          <w:lang w:val="ru-RU"/>
-        </w:rPr>
-        <w:t>приложение</w:t>
-      </w:r>
-      <w:r>
-        <w:rPr>
-          <w:lang w:val="ru-RU"/>
-        </w:rPr>
-        <w:t>)</w:t>
-      </w:r>
-      <w:r>
-        <w:rPr>
-          <w:lang w:val="ru-RU"/>
-        </w:rPr>
-        <w:t>. Они</w:t>
+        <w:t>высчитываются по специальным формулам. Они</w:t>
       </w:r>
       <w:r>
         <w:rPr>
@@ -8476,14 +8637,34 @@
         <w:rPr>
           <w:lang w:val="ru-RU"/>
         </w:rPr>
-        <w:t>.</w:t>
-      </w:r>
-      <w:r>
-        <w:rPr>
-          <w:lang w:val="ru-RU"/>
-        </w:rPr>
         <w:t xml:space="preserve"> </w:t>
       </w:r>
+      <w:r>
+        <w:rPr>
+          <w:lang w:val="ru-RU"/>
+        </w:rPr>
+        <w:t xml:space="preserve">(подробная информация по метрикам представлена в разделе </w:t>
+      </w:r>
+      <w:r>
+        <w:rPr>
+          <w:highlight w:val="yellow"/>
+          <w:lang w:val="ru-RU"/>
+        </w:rPr>
+        <w:t>2.</w:t>
+      </w:r>
+      <w:r>
+        <w:rPr>
+          <w:highlight w:val="yellow"/>
+          <w:lang w:val="ru-RU"/>
+        </w:rPr>
+        <w:t>2</w:t>
+      </w:r>
+      <w:r>
+        <w:rPr>
+          <w:lang w:val="ru-RU"/>
+        </w:rPr>
+        <w:t>).</w:t>
+      </w:r>
     </w:p>
     <w:p>
       <w:pPr>
@@ -8508,21 +8689,7 @@
         <w:rPr>
           <w:lang w:val="ru-RU"/>
         </w:rPr>
-        <w:t xml:space="preserve">ма данных, подбор других </w:t>
-      </w:r>
-      <w:proofErr w:type="spellStart"/>
-      <w:r>
-        <w:rPr>
-          <w:lang w:val="ru-RU"/>
-        </w:rPr>
-        <w:t>гиперпараметров</w:t>
-      </w:r>
-      <w:proofErr w:type="spellEnd"/>
-      <w:r>
-        <w:rPr>
-          <w:lang w:val="ru-RU"/>
-        </w:rPr>
-        <w:t xml:space="preserve"> или изменение архитектуры.</w:t>
+        <w:t>ма данных, подбор других гиперпараметров или изменение архитектуры.</w:t>
       </w:r>
     </w:p>
     <w:p>
@@ -8547,14 +8714,12 @@
       <w:r>
         <w:t>U</w:t>
       </w:r>
-      <w:proofErr w:type="spellStart"/>
       <w:r>
         <w:rPr>
           <w:lang w:val="ru-RU"/>
         </w:rPr>
         <w:t>ltralytics</w:t>
       </w:r>
-      <w:proofErr w:type="spellEnd"/>
       <w:r>
         <w:rPr>
           <w:lang w:val="ru-RU"/>
@@ -8683,76 +8848,26 @@
         <w:rPr>
           <w:lang w:val="ru-RU"/>
         </w:rPr>
-        <w:t xml:space="preserve">YOLO (You Only Look </w:t>
-      </w:r>
-      <w:proofErr w:type="spellStart"/>
-      <w:r>
-        <w:rPr>
-          <w:lang w:val="ru-RU"/>
-        </w:rPr>
-        <w:t>Once</w:t>
-      </w:r>
-      <w:proofErr w:type="spellEnd"/>
-      <w:r>
-        <w:rPr>
-          <w:lang w:val="ru-RU"/>
-        </w:rPr>
-        <w:t xml:space="preserve">) появился как концепция, позволяющая выполнять обнаружение объектов за один проход через сеть. Первоначальная версия продемонстрировала значительный прирост скорости по сравнению с традиционными методами, такими как региональные </w:t>
-      </w:r>
-      <w:proofErr w:type="spellStart"/>
-      <w:r>
-        <w:rPr>
-          <w:lang w:val="ru-RU"/>
-        </w:rPr>
-        <w:t>сверточные</w:t>
-      </w:r>
-      <w:proofErr w:type="spellEnd"/>
-      <w:r>
-        <w:rPr>
-          <w:lang w:val="ru-RU"/>
-        </w:rPr>
-        <w:t xml:space="preserve"> нейросети (R-CNN). С тех пор было выпущено несколько версий, каждая из которых улучшала точность, устойчивость и производительность.</w:t>
+        <w:t>YOLO (You Only Look Once) появился как концепция, позволяющая выполнять обнаружение объектов за один проход через сеть. Первоначальная версия продемонстрировала значительный прирост скорости по сравнению с традиционными методами, такими как региональные сверточные нейросети (R-CNN). С тех пор было выпущено несколько версий, каждая из которых улучшала точность, устойчивость и производительность.</w:t>
       </w:r>
     </w:p>
     <w:p>
       <w:pPr>
         <w:pStyle w:val="15"/>
-        <w:rPr>
-          <w:lang w:val="ru-RU"/>
-        </w:rPr>
-      </w:pPr>
-      <w:r>
-        <w:rPr>
-          <w:lang w:val="ru-RU"/>
-        </w:rPr>
-        <w:t xml:space="preserve">У большинства архитектур нейросетей для детекции есть несколько схожих частей. Основной принцип показан на рисунке </w:t>
-      </w:r>
-      <w:r>
-        <w:rPr>
-          <w:lang w:val="ru-RU"/>
-        </w:rPr>
-        <w:t>5</w:t>
-      </w:r>
-      <w:r>
-        <w:rPr>
-          <w:lang w:val="ru-RU"/>
-        </w:rPr>
-        <w:t>.</w:t>
-      </w:r>
-      <w:r>
-        <w:rPr>
-          <w:lang w:val="ru-RU"/>
-        </w:rPr>
-        <w:t xml:space="preserve"> </w:t>
-      </w:r>
+        <w:ind w:firstLine="0"/>
+        <w:jc w:val="center"/>
+        <w:rPr>
+          <w:lang w:val="ru-RU"/>
+        </w:rPr>
+      </w:pPr>
       <w:r>
         <w:rPr>
           <w:noProof/>
         </w:rPr>
         <w:drawing>
-          <wp:inline distT="0" distB="0" distL="0" distR="0" wp14:anchorId="3CCA51BB" wp14:editId="0DE8E1CB">
-            <wp:extent cx="5759450" cy="1849755"/>
-            <wp:effectExtent l="19050" t="19050" r="12700" b="17145"/>
+          <wp:inline distT="0" distB="0" distL="0" distR="0" wp14:anchorId="3CCA51BB" wp14:editId="3A55B373">
+            <wp:extent cx="5550321" cy="1782589"/>
+            <wp:effectExtent l="19050" t="19050" r="12700" b="27305"/>
             <wp:docPr id="7" name="Рисунок 7" descr="Applsci 14 06916 g001"/>
             <wp:cNvGraphicFramePr>
               <a:graphicFrameLocks xmlns:a="http://schemas.openxmlformats.org/drawingml/2006/main" noChangeAspect="1"/>
@@ -8782,7 +8897,7 @@
                   <pic:spPr bwMode="auto">
                     <a:xfrm>
                       <a:off x="0" y="0"/>
-                      <a:ext cx="5759450" cy="1849755"/>
+                      <a:ext cx="5650753" cy="1814845"/>
                     </a:xfrm>
                     <a:prstGeom prst="rect">
                       <a:avLst/>
@@ -8824,12 +8939,17 @@
     <w:p>
       <w:pPr>
         <w:pStyle w:val="15"/>
-        <w:ind w:firstLine="0"/>
-        <w:rPr>
-          <w:highlight w:val="yellow"/>
-          <w:lang w:val="ru-RU"/>
-        </w:rPr>
-      </w:pPr>
+        <w:rPr>
+          <w:lang w:val="ru-RU"/>
+        </w:rPr>
+      </w:pPr>
+      <w:r>
+        <w:rPr>
+          <w:lang w:val="ru-RU"/>
+        </w:rPr>
+        <w:lastRenderedPageBreak/>
+        <w:t>У большинства архитектур нейросетей для детекции есть несколько схожих частей. Основной принцип показан на рисунке 5.</w:t>
+      </w:r>
     </w:p>
     <w:p>
       <w:pPr>
@@ -8851,21 +8971,7 @@
         <w:rPr>
           <w:lang w:val="ru-RU"/>
         </w:rPr>
-        <w:t xml:space="preserve">, </w:t>
-      </w:r>
-      <w:proofErr w:type="spellStart"/>
-      <w:r>
-        <w:rPr>
-          <w:lang w:val="ru-RU"/>
-        </w:rPr>
-        <w:t>Neck</w:t>
-      </w:r>
-      <w:proofErr w:type="spellEnd"/>
-      <w:r>
-        <w:rPr>
-          <w:lang w:val="ru-RU"/>
-        </w:rPr>
-        <w:t xml:space="preserve">, </w:t>
+        <w:t xml:space="preserve">, Neck, </w:t>
       </w:r>
       <w:r>
         <w:t>Head</w:t>
@@ -8941,11 +9047,9 @@
         </w:rPr>
         <w:t xml:space="preserve">апример, в </w:t>
       </w:r>
-      <w:proofErr w:type="spellStart"/>
       <w:r>
         <w:t>YOLOv</w:t>
       </w:r>
-      <w:proofErr w:type="spellEnd"/>
       <w:r>
         <w:rPr>
           <w:lang w:val="ru-RU"/>
@@ -9001,21 +9105,7 @@
         <w:rPr>
           <w:lang w:val="ru-RU"/>
         </w:rPr>
-        <w:t xml:space="preserve">т входящий тензор на две части, обрабатывают одну из них через несколько </w:t>
-      </w:r>
-      <w:proofErr w:type="spellStart"/>
-      <w:r>
-        <w:rPr>
-          <w:lang w:val="ru-RU"/>
-        </w:rPr>
-        <w:t>сверточных</w:t>
-      </w:r>
-      <w:proofErr w:type="spellEnd"/>
-      <w:r>
-        <w:rPr>
-          <w:lang w:val="ru-RU"/>
-        </w:rPr>
-        <w:t xml:space="preserve"> блоков, а затем объединяют с неизмен</w:t>
+        <w:t>т входящий тензор на две части, обрабатывают одну из них через несколько сверточных блоков, а затем объединяют с неизмен</w:t>
       </w:r>
       <w:r>
         <w:rPr>
@@ -9037,33 +9127,11 @@
           <w:lang w:val="ru-RU"/>
         </w:rPr>
       </w:pPr>
-      <w:proofErr w:type="spellStart"/>
-      <w:r>
-        <w:rPr>
-          <w:lang w:val="ru-RU"/>
-        </w:rPr>
-        <w:t>Backbone</w:t>
-      </w:r>
-      <w:proofErr w:type="spellEnd"/>
-      <w:r>
-        <w:rPr>
-          <w:lang w:val="ru-RU"/>
-        </w:rPr>
-        <w:t xml:space="preserve"> состоит из множества </w:t>
-      </w:r>
-      <w:proofErr w:type="spellStart"/>
-      <w:r>
-        <w:rPr>
-          <w:lang w:val="ru-RU"/>
-        </w:rPr>
-        <w:t>сверточных</w:t>
-      </w:r>
-      <w:proofErr w:type="spellEnd"/>
-      <w:r>
-        <w:rPr>
-          <w:lang w:val="ru-RU"/>
-        </w:rPr>
-        <w:t xml:space="preserve"> слоев и блоков, каждый из которых постепенно уменьшает размер пространственных карт признаков и увеличивает количество каналов. Это позволяет сети переходить от низкоуровневых признаков (например, краев и текстур) к высокоуровневым (формы, композиции).</w:t>
+      <w:r>
+        <w:rPr>
+          <w:lang w:val="ru-RU"/>
+        </w:rPr>
+        <w:t>Backbone состоит из множества сверточных слоев и блоков, каждый из которых постепенно уменьшает размер пространственных карт признаков и увеличивает количество каналов. Это позволяет сети переходить от низкоуровневых признаков (например, краев и текстур) к высокоуровневым (формы, композиции).</w:t>
       </w:r>
     </w:p>
     <w:p>
@@ -9073,33 +9141,11 @@
           <w:lang w:val="ru-RU"/>
         </w:rPr>
       </w:pPr>
-      <w:proofErr w:type="spellStart"/>
-      <w:r>
-        <w:rPr>
-          <w:lang w:val="ru-RU"/>
-        </w:rPr>
-        <w:t>Neck</w:t>
-      </w:r>
-      <w:proofErr w:type="spellEnd"/>
-      <w:r>
-        <w:rPr>
-          <w:lang w:val="ru-RU"/>
-        </w:rPr>
-        <w:t xml:space="preserve"> служит связующим звеном между извлечением признаков (</w:t>
-      </w:r>
-      <w:proofErr w:type="spellStart"/>
-      <w:r>
-        <w:rPr>
-          <w:lang w:val="ru-RU"/>
-        </w:rPr>
-        <w:t>Backbone</w:t>
-      </w:r>
-      <w:proofErr w:type="spellEnd"/>
-      <w:r>
-        <w:rPr>
-          <w:lang w:val="ru-RU"/>
-        </w:rPr>
-        <w:t>) и финальной стадией предсказания (Head). Его основная задача</w:t>
+      <w:r>
+        <w:rPr>
+          <w:lang w:val="ru-RU"/>
+        </w:rPr>
+        <w:t>Neck служит связующим звеном между извлечением признаков (Backbone) и финальной стадией предсказания (Head). Его основная задача</w:t>
       </w:r>
       <w:r>
         <w:rPr>
@@ -9111,21 +9157,7 @@
         <w:rPr>
           <w:lang w:val="ru-RU"/>
         </w:rPr>
-        <w:t xml:space="preserve">– объединить и адаптировать признаки, полученные на разных этапах </w:t>
-      </w:r>
-      <w:proofErr w:type="spellStart"/>
-      <w:r>
-        <w:rPr>
-          <w:lang w:val="ru-RU"/>
-        </w:rPr>
-        <w:t>backbone</w:t>
-      </w:r>
-      <w:proofErr w:type="spellEnd"/>
-      <w:r>
-        <w:rPr>
-          <w:lang w:val="ru-RU"/>
-        </w:rPr>
-        <w:t>, чтобы сделать их максимально информативными для детекции объектов.</w:t>
+        <w:t>– объединить и адаптировать признаки, полученные на разных этапах backbone, чтобы сделать их максимально информативными для детекции объектов.</w:t>
       </w:r>
     </w:p>
     <w:p>
@@ -9142,21 +9174,7 @@
         <w:rPr>
           <w:lang w:val="ru-RU"/>
         </w:rPr>
-        <w:t xml:space="preserve"> – это последний этап, на котором агрегированные признаки преобразуются в конкретные </w:t>
-      </w:r>
-      <w:proofErr w:type="spellStart"/>
-      <w:r>
-        <w:rPr>
-          <w:lang w:val="ru-RU"/>
-        </w:rPr>
-        <w:t>детекционные</w:t>
-      </w:r>
-      <w:proofErr w:type="spellEnd"/>
-      <w:r>
-        <w:rPr>
-          <w:lang w:val="ru-RU"/>
-        </w:rPr>
-        <w:t xml:space="preserve"> результаты. Здесь производится непосредственное прогнозирование местоположения объектов, их классов и уверенности</w:t>
+        <w:t xml:space="preserve"> – это последний этап, на котором агрегированные признаки преобразуются в конкретные детекционные результаты. Здесь производится непосредственное прогнозирование местоположения объектов, их классов и уверенности</w:t>
       </w:r>
       <w:r>
         <w:rPr>
@@ -9211,28 +9229,12 @@
         </w:rPr>
         <w:t xml:space="preserve"> (</w:t>
       </w:r>
-      <w:proofErr w:type="spellStart"/>
-      <w:r>
-        <w:rPr>
-          <w:lang w:val="ru-RU"/>
-        </w:rPr>
-        <w:t>Dense</w:t>
-      </w:r>
-      <w:proofErr w:type="spellEnd"/>
-      <w:r>
-        <w:rPr>
-          <w:lang w:val="ru-RU"/>
-        </w:rPr>
-        <w:t xml:space="preserve"> </w:t>
-      </w:r>
-      <w:proofErr w:type="spellStart"/>
-      <w:r>
-        <w:rPr>
-          <w:lang w:val="ru-RU"/>
-        </w:rPr>
-        <w:t>Prediction</w:t>
-      </w:r>
-      <w:proofErr w:type="spellEnd"/>
+      <w:r>
+        <w:rPr>
+          <w:lang w:val="ru-RU"/>
+        </w:rPr>
+        <w:t>Dense Prediction</w:t>
+      </w:r>
       <w:r>
         <w:rPr>
           <w:lang w:val="ru-RU"/>
@@ -9379,30 +9381,20 @@
         <w:rPr>
           <w:lang w:val="ru-RU"/>
         </w:rPr>
-        <w:t xml:space="preserve">Обучение осуществлялось посредством облачных вычислений в среде Google </w:t>
-      </w:r>
-      <w:proofErr w:type="spellStart"/>
-      <w:r>
-        <w:rPr>
-          <w:lang w:val="ru-RU"/>
-        </w:rPr>
-        <w:t>Colaboratory</w:t>
-      </w:r>
-      <w:proofErr w:type="spellEnd"/>
+        <w:t>Обучение осуществлялось посредством облачных вычислений в среде Google Colaboratory</w:t>
+      </w:r>
       <w:r>
         <w:rPr>
           <w:lang w:val="ru-RU"/>
         </w:rPr>
         <w:t xml:space="preserve">. Она предоставляет удобный формат работы в виде блокнотов </w:t>
       </w:r>
-      <w:proofErr w:type="spellStart"/>
       <w:r>
         <w:rPr>
           <w:lang w:val="ru-RU"/>
         </w:rPr>
         <w:t>Jupyter</w:t>
       </w:r>
-      <w:proofErr w:type="spellEnd"/>
       <w:r>
         <w:rPr>
           <w:lang w:val="ru-RU"/>
@@ -9416,21 +9408,7 @@
         <w:rPr>
           <w:lang w:val="ru-RU"/>
         </w:rPr>
-        <w:t xml:space="preserve">. А также дает бесплатный доступ к вычислительным мощностям графического процессора, что значительно поднимет скорость обучения </w:t>
-      </w:r>
-      <w:proofErr w:type="spellStart"/>
-      <w:r>
-        <w:rPr>
-          <w:lang w:val="ru-RU"/>
-        </w:rPr>
-        <w:t>нейросетевых</w:t>
-      </w:r>
-      <w:proofErr w:type="spellEnd"/>
-      <w:r>
-        <w:rPr>
-          <w:lang w:val="ru-RU"/>
-        </w:rPr>
-        <w:t xml:space="preserve"> моделей. </w:t>
+        <w:t xml:space="preserve">. А также дает бесплатный доступ к вычислительным мощностям графического процессора, что значительно поднимет скорость обучения нейросетевых моделей. </w:t>
       </w:r>
     </w:p>
     <w:p>
@@ -9541,13 +9519,20 @@
         <w:rPr>
           <w:lang w:val="ru-RU"/>
         </w:rPr>
-        <w:t xml:space="preserve">В таблице 1 представлены параметры использования моделей </w:t>
-      </w:r>
-      <w:proofErr w:type="spellStart"/>
+        <w:t>В таблице</w:t>
+      </w:r>
+      <w:r>
+        <w:t> </w:t>
+      </w:r>
+      <w:r>
+        <w:rPr>
+          <w:lang w:val="ru-RU"/>
+        </w:rPr>
+        <w:t xml:space="preserve">1 представлены параметры использования моделей </w:t>
+      </w:r>
       <w:r>
         <w:t>YOLOv</w:t>
       </w:r>
-      <w:proofErr w:type="spellEnd"/>
       <w:r>
         <w:rPr>
           <w:lang w:val="ru-RU"/>
@@ -9585,49 +9570,61 @@
         <w:rPr>
           <w:lang w:val="ru-RU"/>
         </w:rPr>
-        <w:t xml:space="preserve">(Common </w:t>
-      </w:r>
-      <w:proofErr w:type="spellStart"/>
-      <w:r>
-        <w:rPr>
-          <w:lang w:val="ru-RU"/>
-        </w:rPr>
-        <w:t>Objects</w:t>
-      </w:r>
-      <w:proofErr w:type="spellEnd"/>
+        <w:t xml:space="preserve">(Common Objects in Context) </w:t>
+      </w:r>
+      <w:r>
+        <w:rPr>
+          <w:lang w:val="ru-RU"/>
+        </w:rPr>
+        <w:t>и</w:t>
+      </w:r>
+      <w:r>
+        <w:rPr>
+          <w:lang w:val="ru-RU"/>
+        </w:rPr>
+        <w:t xml:space="preserve"> включающих 80 предварительно обученных классов</w:t>
+      </w:r>
+      <w:r>
+        <w:rPr>
+          <w:lang w:val="ru-RU"/>
+        </w:rPr>
+        <w:t>. Эти данные</w:t>
+      </w:r>
       <w:r>
         <w:rPr>
           <w:lang w:val="ru-RU"/>
         </w:rPr>
         <w:t xml:space="preserve"> </w:t>
       </w:r>
-      <w:proofErr w:type="spellStart"/>
-      <w:r>
-        <w:rPr>
-          <w:lang w:val="ru-RU"/>
-        </w:rPr>
-        <w:t>in</w:t>
-      </w:r>
-      <w:proofErr w:type="spellEnd"/>
+      <w:r>
+        <w:rPr>
+          <w:lang w:val="ru-RU"/>
+        </w:rPr>
+        <w:t>представлены</w:t>
+      </w:r>
+      <w:r>
+        <w:rPr>
+          <w:lang w:val="ru-RU"/>
+        </w:rPr>
+        <w:t xml:space="preserve"> компанией </w:t>
+      </w:r>
+      <w:r>
+        <w:t>U</w:t>
+      </w:r>
+      <w:r>
+        <w:t>ltralytics</w:t>
+      </w:r>
       <w:r>
         <w:rPr>
           <w:lang w:val="ru-RU"/>
         </w:rPr>
         <w:t xml:space="preserve"> </w:t>
       </w:r>
-      <w:proofErr w:type="spellStart"/>
-      <w:r>
-        <w:rPr>
-          <w:lang w:val="ru-RU"/>
-        </w:rPr>
-        <w:t>Context</w:t>
-      </w:r>
-      <w:proofErr w:type="spellEnd"/>
-      <w:r>
-        <w:rPr>
-          <w:lang w:val="ru-RU"/>
-        </w:rPr>
-        <w:t xml:space="preserve">) </w:t>
+      <w:r>
+        <w:rPr>
+          <w:lang w:val="ru-RU"/>
+        </w:rPr>
+        <w:t xml:space="preserve">на официальном сайте </w:t>
       </w:r>
       <w:r>
         <w:rPr>
@@ -9639,19 +9636,43 @@
         <w:rPr>
           <w:lang w:val="ru-RU"/>
         </w:rPr>
-        <w:t xml:space="preserve"> включающих 80 предварительно обученных классов</w:t>
-      </w:r>
-      <w:r>
-        <w:rPr>
-          <w:lang w:val="ru-RU"/>
-        </w:rPr>
-        <w:t>. Эти данные позволяют определить эффективность моделей и сравнить их друг с другом</w:t>
-      </w:r>
-      <w:r>
-        <w:rPr>
-          <w:lang w:val="ru-RU"/>
-        </w:rPr>
-        <w:t xml:space="preserve"> [</w:t>
+        <w:t xml:space="preserve"> </w:t>
+      </w:r>
+      <w:r>
+        <w:rPr>
+          <w:lang w:val="ru-RU"/>
+        </w:rPr>
+        <w:t xml:space="preserve">позволяют </w:t>
+      </w:r>
+      <w:r>
+        <w:rPr>
+          <w:lang w:val="ru-RU"/>
+        </w:rPr>
+        <w:t xml:space="preserve">пользователям </w:t>
+      </w:r>
+      <w:r>
+        <w:rPr>
+          <w:lang w:val="ru-RU"/>
+        </w:rPr>
+        <w:t>оценить</w:t>
+      </w:r>
+      <w:r>
+        <w:rPr>
+          <w:lang w:val="ru-RU"/>
+        </w:rPr>
+        <w:t xml:space="preserve"> эффективность моделей и сравнить их друг с другом</w:t>
+      </w:r>
+      <w:r>
+        <w:rPr>
+          <w:lang w:val="ru-RU"/>
+        </w:rPr>
+        <w:t> </w:t>
+      </w:r>
+      <w:r>
+        <w:rPr>
+          <w:lang w:val="ru-RU"/>
+        </w:rPr>
+        <w:t>[</w:t>
       </w:r>
       <w:r>
         <w:rPr>
@@ -9773,7 +9794,6 @@
                 <w:szCs w:val="24"/>
               </w:rPr>
             </w:pPr>
-            <w:proofErr w:type="spellStart"/>
             <w:r>
               <w:rPr>
                 <w:b/>
@@ -9783,7 +9803,6 @@
               </w:rPr>
               <w:t>Модель</w:t>
             </w:r>
-            <w:proofErr w:type="spellEnd"/>
           </w:p>
         </w:tc>
         <w:tc>
@@ -9837,7 +9856,6 @@
                 <w:szCs w:val="24"/>
               </w:rPr>
             </w:pPr>
-            <w:proofErr w:type="spellStart"/>
             <w:r>
               <w:rPr>
                 <w:b/>
@@ -9847,7 +9865,6 @@
               </w:rPr>
               <w:t>mAPval</w:t>
             </w:r>
-            <w:proofErr w:type="spellEnd"/>
             <w:r>
               <w:rPr>
                 <w:b/>
@@ -9889,17 +9906,16 @@
                 <w:lang w:val="ru-RU"/>
               </w:rPr>
             </w:pPr>
-            <w:proofErr w:type="spellStart"/>
             <w:r>
               <w:rPr>
                 <w:b/>
                 <w:bCs/>
                 <w:sz w:val="24"/>
                 <w:szCs w:val="24"/>
+                <w:highlight w:val="yellow"/>
               </w:rPr>
               <w:t>Скорость</w:t>
             </w:r>
-            <w:proofErr w:type="spellEnd"/>
             <w:r>
               <w:rPr>
                 <w:b/>
@@ -9927,20 +9943,8 @@
                 <w:szCs w:val="24"/>
                 <w:lang w:val="ru-RU"/>
               </w:rPr>
-              <w:t xml:space="preserve">, </w:t>
-            </w:r>
-            <w:proofErr w:type="spellStart"/>
-            <w:r>
-              <w:rPr>
-                <w:b/>
-                <w:bCs/>
-                <w:sz w:val="24"/>
-                <w:szCs w:val="24"/>
-                <w:lang w:val="ru-RU"/>
-              </w:rPr>
-              <w:t>мс</w:t>
-            </w:r>
-            <w:proofErr w:type="spellEnd"/>
+              <w:t>, мс</w:t>
+            </w:r>
           </w:p>
         </w:tc>
         <w:tc>
@@ -9962,7 +9966,6 @@
                 <w:lang w:val="ru-RU"/>
               </w:rPr>
             </w:pPr>
-            <w:proofErr w:type="spellStart"/>
             <w:r>
               <w:rPr>
                 <w:b/>
@@ -9972,7 +9975,6 @@
               </w:rPr>
               <w:t>Скорость</w:t>
             </w:r>
-            <w:proofErr w:type="spellEnd"/>
             <w:r>
               <w:rPr>
                 <w:b/>
@@ -10000,20 +10002,8 @@
                 <w:szCs w:val="24"/>
                 <w:lang w:val="ru-RU"/>
               </w:rPr>
-              <w:t xml:space="preserve">, </w:t>
-            </w:r>
-            <w:proofErr w:type="spellStart"/>
-            <w:r>
-              <w:rPr>
-                <w:b/>
-                <w:bCs/>
-                <w:sz w:val="24"/>
-                <w:szCs w:val="24"/>
-                <w:lang w:val="ru-RU"/>
-              </w:rPr>
-              <w:t>мс</w:t>
-            </w:r>
-            <w:proofErr w:type="spellEnd"/>
+              <w:t>, мс</w:t>
+            </w:r>
           </w:p>
         </w:tc>
         <w:tc>
@@ -11397,47 +11387,55 @@
       </w:pPr>
       <w:r>
         <w:rPr>
+          <w:highlight w:val="yellow"/>
           <w:lang w:val="ru-RU"/>
         </w:rPr>
         <w:t xml:space="preserve">В таблице 2 представлены </w:t>
       </w:r>
       <w:r>
         <w:rPr>
+          <w:highlight w:val="yellow"/>
           <w:lang w:val="ru-RU"/>
         </w:rPr>
         <w:t xml:space="preserve">аналогичные </w:t>
       </w:r>
       <w:r>
         <w:rPr>
+          <w:highlight w:val="yellow"/>
           <w:lang w:val="ru-RU"/>
         </w:rPr>
         <w:t>параметры использования</w:t>
       </w:r>
       <w:r>
         <w:rPr>
+          <w:highlight w:val="yellow"/>
           <w:lang w:val="ru-RU"/>
         </w:rPr>
         <w:t xml:space="preserve"> всех</w:t>
       </w:r>
       <w:r>
         <w:rPr>
+          <w:highlight w:val="yellow"/>
           <w:lang w:val="ru-RU"/>
         </w:rPr>
         <w:t xml:space="preserve"> моделей </w:t>
       </w:r>
       <w:r>
         <w:rPr>
+          <w:highlight w:val="yellow"/>
           <w:lang w:val="ru-RU"/>
         </w:rPr>
         <w:t xml:space="preserve">семейства </w:t>
       </w:r>
-      <w:proofErr w:type="spellStart"/>
-      <w:r>
+      <w:r>
+        <w:rPr>
+          <w:highlight w:val="yellow"/>
+        </w:rPr>
         <w:t>YOLOv</w:t>
       </w:r>
-      <w:proofErr w:type="spellEnd"/>
-      <w:r>
-        <w:rPr>
+      <w:r>
+        <w:rPr>
+          <w:highlight w:val="yellow"/>
           <w:lang w:val="ru-RU"/>
         </w:rPr>
         <w:t>8.</w:t>
@@ -11480,11 +11478,9 @@
         </w:rPr>
         <w:t xml:space="preserve">моделей </w:t>
       </w:r>
-      <w:proofErr w:type="spellStart"/>
       <w:r>
         <w:t>YOLOv</w:t>
       </w:r>
-      <w:proofErr w:type="spellEnd"/>
       <w:r>
         <w:rPr>
           <w:lang w:val="ru-RU"/>
@@ -11527,7 +11523,6 @@
                 <w:szCs w:val="24"/>
               </w:rPr>
             </w:pPr>
-            <w:proofErr w:type="spellStart"/>
             <w:r>
               <w:rPr>
                 <w:b/>
@@ -11537,7 +11532,6 @@
               </w:rPr>
               <w:t>Модель</w:t>
             </w:r>
-            <w:proofErr w:type="spellEnd"/>
           </w:p>
         </w:tc>
         <w:tc>
@@ -11591,7 +11585,6 @@
                 <w:szCs w:val="24"/>
               </w:rPr>
             </w:pPr>
-            <w:proofErr w:type="spellStart"/>
             <w:r>
               <w:rPr>
                 <w:b/>
@@ -11601,7 +11594,6 @@
               </w:rPr>
               <w:t>mAPval</w:t>
             </w:r>
-            <w:proofErr w:type="spellEnd"/>
             <w:r>
               <w:rPr>
                 <w:b/>
@@ -11642,7 +11634,6 @@
                 <w:szCs w:val="24"/>
               </w:rPr>
             </w:pPr>
-            <w:proofErr w:type="spellStart"/>
             <w:r>
               <w:rPr>
                 <w:b/>
@@ -11652,7 +11643,6 @@
               </w:rPr>
               <w:t>Скорость</w:t>
             </w:r>
-            <w:proofErr w:type="spellEnd"/>
             <w:r>
               <w:rPr>
                 <w:b/>
@@ -11680,20 +11670,8 @@
                 <w:szCs w:val="24"/>
                 <w:lang w:val="ru-RU"/>
               </w:rPr>
-              <w:t xml:space="preserve">, </w:t>
-            </w:r>
-            <w:proofErr w:type="spellStart"/>
-            <w:r>
-              <w:rPr>
-                <w:b/>
-                <w:bCs/>
-                <w:sz w:val="24"/>
-                <w:szCs w:val="24"/>
-                <w:lang w:val="ru-RU"/>
-              </w:rPr>
-              <w:t>мс</w:t>
-            </w:r>
-            <w:proofErr w:type="spellEnd"/>
+              <w:t>, мс</w:t>
+            </w:r>
           </w:p>
         </w:tc>
         <w:tc>
@@ -11715,7 +11693,6 @@
                 <w:szCs w:val="24"/>
               </w:rPr>
             </w:pPr>
-            <w:proofErr w:type="spellStart"/>
             <w:r>
               <w:rPr>
                 <w:b/>
@@ -11725,7 +11702,6 @@
               </w:rPr>
               <w:t>Скорость</w:t>
             </w:r>
-            <w:proofErr w:type="spellEnd"/>
             <w:r>
               <w:rPr>
                 <w:b/>
@@ -11753,20 +11729,8 @@
                 <w:szCs w:val="24"/>
                 <w:lang w:val="ru-RU"/>
               </w:rPr>
-              <w:t xml:space="preserve">, </w:t>
-            </w:r>
-            <w:proofErr w:type="spellStart"/>
-            <w:r>
-              <w:rPr>
-                <w:b/>
-                <w:bCs/>
-                <w:sz w:val="24"/>
-                <w:szCs w:val="24"/>
-                <w:lang w:val="ru-RU"/>
-              </w:rPr>
-              <w:t>мс</w:t>
-            </w:r>
-            <w:proofErr w:type="spellEnd"/>
+              <w:t>, мс</w:t>
+            </w:r>
           </w:p>
         </w:tc>
         <w:tc>
@@ -13266,7 +13230,6 @@
                 <w:szCs w:val="24"/>
               </w:rPr>
             </w:pPr>
-            <w:proofErr w:type="spellStart"/>
             <w:r>
               <w:rPr>
                 <w:b/>
@@ -13276,7 +13239,6 @@
               </w:rPr>
               <w:t>Модель</w:t>
             </w:r>
-            <w:proofErr w:type="spellEnd"/>
           </w:p>
         </w:tc>
         <w:tc>
@@ -13330,7 +13292,6 @@
                 <w:szCs w:val="24"/>
               </w:rPr>
             </w:pPr>
-            <w:proofErr w:type="spellStart"/>
             <w:r>
               <w:rPr>
                 <w:b/>
@@ -13340,7 +13301,6 @@
               </w:rPr>
               <w:t>mAPval</w:t>
             </w:r>
-            <w:proofErr w:type="spellEnd"/>
             <w:r>
               <w:rPr>
                 <w:b/>
@@ -13381,7 +13341,6 @@
                 <w:szCs w:val="24"/>
               </w:rPr>
             </w:pPr>
-            <w:proofErr w:type="spellStart"/>
             <w:r>
               <w:rPr>
                 <w:b/>
@@ -13391,7 +13350,6 @@
               </w:rPr>
               <w:t>Скорость</w:t>
             </w:r>
-            <w:proofErr w:type="spellEnd"/>
             <w:r>
               <w:rPr>
                 <w:b/>
@@ -13419,20 +13377,8 @@
                 <w:szCs w:val="24"/>
                 <w:lang w:val="ru-RU"/>
               </w:rPr>
-              <w:t xml:space="preserve">, </w:t>
-            </w:r>
-            <w:proofErr w:type="spellStart"/>
-            <w:r>
-              <w:rPr>
-                <w:b/>
-                <w:bCs/>
-                <w:sz w:val="24"/>
-                <w:szCs w:val="24"/>
-                <w:lang w:val="ru-RU"/>
-              </w:rPr>
-              <w:t>мс</w:t>
-            </w:r>
-            <w:proofErr w:type="spellEnd"/>
+              <w:t>, мс</w:t>
+            </w:r>
           </w:p>
         </w:tc>
         <w:tc>
@@ -13454,7 +13400,6 @@
                 <w:szCs w:val="24"/>
               </w:rPr>
             </w:pPr>
-            <w:proofErr w:type="spellStart"/>
             <w:r>
               <w:rPr>
                 <w:b/>
@@ -13464,7 +13409,6 @@
               </w:rPr>
               <w:t>Скорость</w:t>
             </w:r>
-            <w:proofErr w:type="spellEnd"/>
             <w:r>
               <w:rPr>
                 <w:b/>
@@ -13501,20 +13445,8 @@
                 <w:szCs w:val="24"/>
                 <w:lang w:val="ru-RU"/>
               </w:rPr>
-              <w:t xml:space="preserve">, </w:t>
-            </w:r>
-            <w:proofErr w:type="spellStart"/>
-            <w:r>
-              <w:rPr>
-                <w:b/>
-                <w:bCs/>
-                <w:sz w:val="24"/>
-                <w:szCs w:val="24"/>
-                <w:lang w:val="ru-RU"/>
-              </w:rPr>
-              <w:t>мс</w:t>
-            </w:r>
-            <w:proofErr w:type="spellEnd"/>
+              <w:t>, мс</w:t>
+            </w:r>
           </w:p>
         </w:tc>
         <w:tc>
@@ -14977,6 +14909,27 @@
       <w:pPr>
         <w:pStyle w:val="2"/>
       </w:pPr>
+      <w:r>
+        <w:t>Метрики качества</w:t>
+      </w:r>
+    </w:p>
+    <w:p>
+      <w:pPr>
+        <w:pStyle w:val="15"/>
+      </w:pPr>
+    </w:p>
+    <w:p>
+      <w:pPr>
+        <w:pStyle w:val="15"/>
+        <w:rPr>
+          <w:lang w:val="ru-RU"/>
+        </w:rPr>
+      </w:pPr>
+    </w:p>
+    <w:p>
+      <w:pPr>
+        <w:pStyle w:val="2"/>
+      </w:pPr>
       <w:bookmarkStart w:id="24" w:name="_Toc196309055"/>
       <w:r>
         <w:t>Эксперименты</w:t>
@@ -14986,17 +14939,60 @@
     <w:p>
       <w:pPr>
         <w:pStyle w:val="15"/>
-        <w:rPr>
-          <w:lang w:val="ru-RU"/>
-        </w:rPr>
       </w:pPr>
       <w:bookmarkStart w:id="25" w:name="OLE_LINK2"/>
       <w:r>
         <w:rPr>
           <w:highlight w:val="yellow"/>
-          <w:lang w:val="ru-RU"/>
-        </w:rPr>
-        <w:t>Параметры</w:t>
+        </w:rPr>
+        <w:t>Colab</w:t>
+      </w:r>
+    </w:p>
+    <w:p>
+      <w:pPr>
+        <w:pStyle w:val="15"/>
+        <w:rPr>
+          <w:lang w:val="ru-RU"/>
+        </w:rPr>
+      </w:pPr>
+      <w:r>
+        <w:rPr>
+          <w:lang w:val="ru-RU"/>
+        </w:rPr>
+        <w:t>На этом этапе будут обучены несколько</w:t>
+      </w:r>
+      <w:r>
+        <w:rPr>
+          <w:lang w:val="ru-RU"/>
+        </w:rPr>
+        <w:t xml:space="preserve"> нейросетевых</w:t>
+      </w:r>
+      <w:r>
+        <w:rPr>
+          <w:lang w:val="ru-RU"/>
+        </w:rPr>
+        <w:t xml:space="preserve"> моделе</w:t>
+      </w:r>
+      <w:r>
+        <w:rPr>
+          <w:lang w:val="ru-RU"/>
+        </w:rPr>
+        <w:t>й, и с помощью метрик будет определена лучшая.</w:t>
+      </w:r>
+    </w:p>
+    <w:p>
+      <w:pPr>
+        <w:pStyle w:val="15"/>
+        <w:rPr>
+          <w:lang w:val="ru-RU"/>
+        </w:rPr>
+      </w:pPr>
+      <w:r>
+        <w:rPr>
+          <w:lang w:val="ru-RU"/>
+        </w:rPr>
+        <w:lastRenderedPageBreak/>
+        <w:t>Перед обучением необходимо задать параметры обучения.</w:t>
       </w:r>
       <w:r>
         <w:rPr>
@@ -15004,6 +15000,147 @@
         </w:rPr>
         <w:t xml:space="preserve"> </w:t>
       </w:r>
+      <w:r>
+        <w:rPr>
+          <w:lang w:val="ru-RU"/>
+        </w:rPr>
+        <w:t>Ultralytics</w:t>
+      </w:r>
+      <w:r>
+        <w:t> </w:t>
+      </w:r>
+      <w:r>
+        <w:rPr>
+          <w:lang w:val="ru-RU"/>
+        </w:rPr>
+        <w:t>YOLO</w:t>
+      </w:r>
+      <w:r>
+        <w:rPr>
+          <w:lang w:val="ru-RU"/>
+        </w:rPr>
+        <w:t xml:space="preserve"> предоставляет возможность тонко настраивать нейросеть </w:t>
+      </w:r>
+      <w:r>
+        <w:rPr>
+          <w:lang w:val="ru-RU"/>
+        </w:rPr>
+        <w:t>посредством</w:t>
+      </w:r>
+      <w:r>
+        <w:rPr>
+          <w:lang w:val="ru-RU"/>
+        </w:rPr>
+        <w:t xml:space="preserve"> множества параметров.</w:t>
+      </w:r>
+      <w:r>
+        <w:rPr>
+          <w:lang w:val="ru-RU"/>
+        </w:rPr>
+        <w:t xml:space="preserve"> </w:t>
+      </w:r>
+      <w:r>
+        <w:rPr>
+          <w:lang w:val="ru-RU"/>
+        </w:rPr>
+        <w:t>Далее</w:t>
+      </w:r>
+      <w:r>
+        <w:rPr>
+          <w:lang w:val="ru-RU"/>
+        </w:rPr>
+        <w:t xml:space="preserve"> представлены н</w:t>
+      </w:r>
+      <w:r>
+        <w:rPr>
+          <w:lang w:val="ru-RU"/>
+        </w:rPr>
+        <w:t>екоторые часто настраиваемые</w:t>
+      </w:r>
+      <w:r>
+        <w:rPr>
+          <w:lang w:val="ru-RU"/>
+        </w:rPr>
+        <w:t xml:space="preserve"> параметры</w:t>
+      </w:r>
+      <w:r>
+        <w:t> </w:t>
+      </w:r>
+      <w:r>
+        <w:rPr>
+          <w:lang w:val="ru-RU"/>
+        </w:rPr>
+        <w:t>[</w:t>
+      </w:r>
+      <w:r>
+        <w:fldChar w:fldCharType="begin"/>
+      </w:r>
+      <w:r>
+        <w:rPr>
+          <w:lang w:val="ru-RU"/>
+        </w:rPr>
+        <w:instrText xml:space="preserve"> </w:instrText>
+      </w:r>
+      <w:r>
+        <w:instrText>REF</w:instrText>
+      </w:r>
+      <w:r>
+        <w:rPr>
+          <w:lang w:val="ru-RU"/>
+        </w:rPr>
+        <w:instrText xml:space="preserve"> _</w:instrText>
+      </w:r>
+      <w:r>
+        <w:instrText>Ref</w:instrText>
+      </w:r>
+      <w:r>
+        <w:rPr>
+          <w:lang w:val="ru-RU"/>
+        </w:rPr>
+        <w:instrText>191600763 \</w:instrText>
+      </w:r>
+      <w:r>
+        <w:instrText>r</w:instrText>
+      </w:r>
+      <w:r>
+        <w:rPr>
+          <w:lang w:val="ru-RU"/>
+        </w:rPr>
+        <w:instrText xml:space="preserve"> \</w:instrText>
+      </w:r>
+      <w:r>
+        <w:instrText>h</w:instrText>
+      </w:r>
+      <w:r>
+        <w:rPr>
+          <w:lang w:val="ru-RU"/>
+        </w:rPr>
+        <w:instrText xml:space="preserve"> </w:instrText>
+      </w:r>
+      <w:r>
+        <w:fldChar w:fldCharType="separate"/>
+      </w:r>
+      <w:r>
+        <w:rPr>
+          <w:lang w:val="ru-RU"/>
+        </w:rPr>
+        <w:t>18</w:t>
+      </w:r>
+      <w:r>
+        <w:fldChar w:fldCharType="end"/>
+      </w:r>
+      <w:r>
+        <w:rPr>
+          <w:lang w:val="ru-RU"/>
+        </w:rPr>
+        <w:t>]</w:t>
+      </w:r>
+      <w:r>
+        <w:rPr>
+          <w:lang w:val="ru-RU"/>
+        </w:rPr>
+        <w:t>.</w:t>
+      </w:r>
     </w:p>
     <w:p>
       <w:pPr>
@@ -15016,7 +15153,110 @@
         <w:rPr>
           <w:lang w:val="ru-RU"/>
         </w:rPr>
-        <w:t>На этом этапе будут обучены несколько</w:t>
+        <w:t>С</w:t>
+      </w:r>
+      <w:r>
+        <w:rPr>
+          <w:lang w:val="ru-RU"/>
+        </w:rPr>
+        <w:t>корость обучения (</w:t>
+      </w:r>
+      <w:r>
+        <w:t>lr</w:t>
+      </w:r>
+      <w:r>
+        <w:rPr>
+          <w:lang w:val="ru-RU"/>
+        </w:rPr>
+        <w:t>0)</w:t>
+      </w:r>
+      <w:r>
+        <w:rPr>
+          <w:lang w:val="ru-RU"/>
+        </w:rPr>
+        <w:t xml:space="preserve"> – </w:t>
+      </w:r>
+      <w:r>
+        <w:rPr>
+          <w:lang w:val="ru-RU"/>
+        </w:rPr>
+        <w:t>определяет</w:t>
+      </w:r>
+      <w:r>
+        <w:rPr>
+          <w:lang w:val="ru-RU"/>
+        </w:rPr>
+        <w:t xml:space="preserve"> размер шага на каждой итерации при движении к минимуму в функции потерь</w:t>
+      </w:r>
+      <w:r>
+        <w:rPr>
+          <w:lang w:val="ru-RU"/>
+        </w:rPr>
+        <w:t>.</w:t>
+      </w:r>
+    </w:p>
+    <w:p>
+      <w:pPr>
+        <w:pStyle w:val="15"/>
+        <w:rPr>
+          <w:lang w:val="ru-RU"/>
+        </w:rPr>
+      </w:pPr>
+      <w:r>
+        <w:rPr>
+          <w:lang w:val="ru-RU"/>
+        </w:rPr>
+        <w:t>Р</w:t>
+      </w:r>
+      <w:r>
+        <w:rPr>
+          <w:lang w:val="ru-RU"/>
+        </w:rPr>
+        <w:t>азмер батча (</w:t>
+      </w:r>
+      <w:r>
+        <w:t>batch</w:t>
+      </w:r>
+      <w:r>
+        <w:rPr>
+          <w:lang w:val="ru-RU"/>
+        </w:rPr>
+        <w:t>) – количество изображений, обрабатываемых одновременно за один проход нейросети</w:t>
+      </w:r>
+      <w:r>
+        <w:rPr>
+          <w:lang w:val="ru-RU"/>
+        </w:rPr>
+        <w:t>.</w:t>
+      </w:r>
+    </w:p>
+    <w:p>
+      <w:pPr>
+        <w:pStyle w:val="15"/>
+        <w:rPr>
+          <w:lang w:val="ru-RU"/>
+        </w:rPr>
+      </w:pPr>
+      <w:r>
+        <w:rPr>
+          <w:lang w:val="ru-RU"/>
+        </w:rPr>
+        <w:t>О</w:t>
+      </w:r>
+      <w:r>
+        <w:rPr>
+          <w:lang w:val="ru-RU"/>
+        </w:rPr>
+        <w:t>птимизатор (</w:t>
+      </w:r>
+      <w:r>
+        <w:t>optimizer</w:t>
+      </w:r>
+      <w:r>
+        <w:rPr>
+          <w:lang w:val="ru-RU"/>
+        </w:rPr>
+        <w:t>) –</w:t>
       </w:r>
       <w:r>
         <w:rPr>
@@ -15024,25 +15264,24 @@
         </w:rPr>
         <w:t xml:space="preserve"> </w:t>
       </w:r>
-      <w:proofErr w:type="spellStart"/>
-      <w:r>
-        <w:rPr>
-          <w:lang w:val="ru-RU"/>
-        </w:rPr>
-        <w:t>нейросетевых</w:t>
-      </w:r>
-      <w:proofErr w:type="spellEnd"/>
-      <w:r>
-        <w:rPr>
-          <w:lang w:val="ru-RU"/>
-        </w:rPr>
-        <w:t xml:space="preserve"> моделе</w:t>
-      </w:r>
-      <w:r>
-        <w:rPr>
-          <w:lang w:val="ru-RU"/>
-        </w:rPr>
-        <w:t>й, и с помощью метрик будет определена лучшая.</w:t>
+      <w:r>
+        <w:rPr>
+          <w:lang w:val="ru-RU"/>
+        </w:rPr>
+        <w:t>алгоритм, отвечающий за подбор таких параметров модели, как веса и смещение, стремясь минимизировать функцию потерь.</w:t>
+      </w:r>
+      <w:r>
+        <w:rPr>
+          <w:lang w:val="ru-RU"/>
+        </w:rPr>
+        <w:t xml:space="preserve"> </w:t>
+      </w:r>
+      <w:r>
+        <w:rPr>
+          <w:highlight w:val="yellow"/>
+          <w:lang w:val="ru-RU"/>
+        </w:rPr>
+        <w:t>ПЕРЕЧИСЛИТЬ</w:t>
       </w:r>
     </w:p>
     <w:p>
@@ -15052,11 +15291,20 @@
           <w:lang w:val="ru-RU"/>
         </w:rPr>
       </w:pPr>
-      <w:r>
-        <w:rPr>
-          <w:lang w:val="ru-RU"/>
-        </w:rPr>
-        <w:t>Перед обучением необходимо задать параметры обучения.</w:t>
+    </w:p>
+    <w:p>
+      <w:pPr>
+        <w:pStyle w:val="15"/>
+        <w:rPr>
+          <w:rStyle w:val="ezkurwreuab5ozgtqnkl"/>
+          <w:lang w:val="ru-RU"/>
+        </w:rPr>
+      </w:pPr>
+      <w:r>
+        <w:rPr>
+          <w:lang w:val="ru-RU"/>
+        </w:rPr>
+        <w:t>В рамках данной работы</w:t>
       </w:r>
       <w:r>
         <w:rPr>
@@ -15064,40 +15312,42 @@
         </w:rPr>
         <w:t xml:space="preserve"> </w:t>
       </w:r>
-      <w:proofErr w:type="spellStart"/>
-      <w:r>
-        <w:rPr>
-          <w:lang w:val="ru-RU"/>
-        </w:rPr>
-        <w:t>Ultralytics</w:t>
-      </w:r>
-      <w:proofErr w:type="spellEnd"/>
-      <w:r>
-        <w:t> </w:t>
-      </w:r>
-      <w:r>
-        <w:rPr>
-          <w:lang w:val="ru-RU"/>
-        </w:rPr>
-        <w:t>YOLO</w:t>
-      </w:r>
-      <w:r>
-        <w:rPr>
-          <w:lang w:val="ru-RU"/>
-        </w:rPr>
-        <w:t xml:space="preserve"> предоставляет возможность тонко настраивать нейросеть </w:t>
-      </w:r>
-      <w:r>
-        <w:rPr>
-          <w:lang w:val="ru-RU"/>
-        </w:rPr>
-        <w:t>посредством</w:t>
-      </w:r>
-      <w:r>
-        <w:rPr>
-          <w:lang w:val="ru-RU"/>
-        </w:rPr>
-        <w:t xml:space="preserve"> множества параметров.</w:t>
+      <w:r>
+        <w:rPr>
+          <w:lang w:val="ru-RU"/>
+        </w:rPr>
+        <w:t>э</w:t>
+      </w:r>
+      <w:r>
+        <w:rPr>
+          <w:lang w:val="ru-RU"/>
+        </w:rPr>
+        <w:t xml:space="preserve">ти параметры, как и многие другие </w:t>
+      </w:r>
+      <w:r>
+        <w:rPr>
+          <w:lang w:val="ru-RU"/>
+        </w:rPr>
+        <w:t>не будут изменяться</w:t>
+      </w:r>
+      <w:r>
+        <w:rPr>
+          <w:lang w:val="ru-RU"/>
+        </w:rPr>
+        <w:t>,</w:t>
+      </w:r>
+      <w:r>
+        <w:rPr>
+          <w:lang w:val="ru-RU"/>
+        </w:rPr>
+        <w:t xml:space="preserve"> так как по умолчанию уже указаны оптимальные и универсальные значения. Изменяться будет только количество эпох. Эпоха – </w:t>
+      </w:r>
+      <w:r>
+        <w:rPr>
+          <w:rStyle w:val="ezkurwreuab5ozgtqnkl"/>
+          <w:lang w:val="ru-RU"/>
+        </w:rPr>
+        <w:t>это</w:t>
       </w:r>
       <w:r>
         <w:rPr>
@@ -15107,77 +15357,348 @@
       </w:r>
       <w:r>
         <w:rPr>
-          <w:lang w:val="ru-RU"/>
-        </w:rPr>
-        <w:t>В списке представлены н</w:t>
-      </w:r>
-      <w:r>
-        <w:rPr>
-          <w:lang w:val="ru-RU"/>
-        </w:rPr>
-        <w:t>екоторые часто настраиваемые</w:t>
-      </w:r>
-      <w:r>
-        <w:rPr>
-          <w:lang w:val="ru-RU"/>
-        </w:rPr>
-        <w:t xml:space="preserve"> параметры</w:t>
-      </w:r>
-      <w:r>
-        <w:t> </w:t>
-      </w:r>
-      <w:r>
-        <w:rPr>
-          <w:lang w:val="ru-RU"/>
-        </w:rPr>
-        <w:t>[</w:t>
-      </w:r>
-      <w:r>
+          <w:rStyle w:val="ezkurwreuab5ozgtqnkl"/>
+          <w:lang w:val="ru-RU"/>
+        </w:rPr>
+        <w:t>один</w:t>
+      </w:r>
+      <w:r>
+        <w:rPr>
+          <w:lang w:val="ru-RU"/>
+        </w:rPr>
+        <w:t xml:space="preserve"> </w:t>
+      </w:r>
+      <w:r>
+        <w:rPr>
+          <w:rStyle w:val="ezkurwreuab5ozgtqnkl"/>
+          <w:lang w:val="ru-RU"/>
+        </w:rPr>
+        <w:t>полный</w:t>
+      </w:r>
+      <w:r>
+        <w:rPr>
+          <w:lang w:val="ru-RU"/>
+        </w:rPr>
+        <w:t xml:space="preserve"> </w:t>
+      </w:r>
+      <w:r>
+        <w:rPr>
+          <w:lang w:val="ru-RU"/>
+        </w:rPr>
+        <w:t>проход нейронной сети по</w:t>
+      </w:r>
+      <w:r>
+        <w:rPr>
+          <w:lang w:val="ru-RU"/>
+        </w:rPr>
+        <w:t xml:space="preserve"> </w:t>
+      </w:r>
+      <w:r>
+        <w:rPr>
+          <w:rStyle w:val="ezkurwreuab5ozgtqnkl"/>
+          <w:lang w:val="ru-RU"/>
+        </w:rPr>
+        <w:t>все</w:t>
+      </w:r>
+      <w:r>
+        <w:rPr>
+          <w:rStyle w:val="ezkurwreuab5ozgtqnkl"/>
+          <w:lang w:val="ru-RU"/>
+        </w:rPr>
+        <w:t>му</w:t>
+      </w:r>
+      <w:r>
+        <w:rPr>
+          <w:lang w:val="ru-RU"/>
+        </w:rPr>
+        <w:t xml:space="preserve"> </w:t>
+      </w:r>
+      <w:r>
+        <w:rPr>
+          <w:lang w:val="ru-RU"/>
+        </w:rPr>
+        <w:t>обучающему набору данных</w:t>
+      </w:r>
+      <w:r>
+        <w:rPr>
+          <w:rStyle w:val="ezkurwreuab5ozgtqnkl"/>
+          <w:lang w:val="ru-RU"/>
+        </w:rPr>
+        <w:t>.</w:t>
+      </w:r>
+    </w:p>
+    <w:p>
+      <w:pPr>
+        <w:pStyle w:val="15"/>
+        <w:rPr>
+          <w:lang w:val="ru-RU"/>
+        </w:rPr>
+      </w:pPr>
+      <w:r>
+        <w:rPr>
+          <w:highlight w:val="yellow"/>
+          <w:lang w:val="ru-RU"/>
+        </w:rPr>
+        <w:t>Для тестирования достаточно будет указать 20 эпох, этого достаточно, чтобы модель обучилась, при этом не начала переобучаться</w:t>
+      </w:r>
+      <w:r>
+        <w:rPr>
+          <w:lang w:val="ru-RU"/>
+        </w:rPr>
+        <w:t>. Исходя из результатов обучения</w:t>
+      </w:r>
+      <w:r>
+        <w:rPr>
+          <w:lang w:val="ru-RU"/>
+        </w:rPr>
+        <w:t>,</w:t>
+      </w:r>
+      <w:r>
+        <w:rPr>
+          <w:lang w:val="ru-RU"/>
+        </w:rPr>
+        <w:t xml:space="preserve"> можно будет понять какая версия лучше справляется.</w:t>
+      </w:r>
+    </w:p>
+    <w:p>
+      <w:pPr>
+        <w:pStyle w:val="15"/>
+        <w:rPr>
+          <w:lang w:val="ru-RU"/>
+        </w:rPr>
+      </w:pPr>
+      <w:r>
+        <w:rPr>
+          <w:lang w:val="ru-RU"/>
+        </w:rPr>
+        <w:t xml:space="preserve">Для сравнения будем использовать наиболее показательные метрики </w:t>
+      </w:r>
+      <w:r>
+        <w:rPr>
+          <w:lang w:val="ru-RU"/>
+        </w:rPr>
+        <w:t>mAP50</w:t>
+      </w:r>
+      <w:r>
+        <w:rPr>
+          <w:lang w:val="ru-RU"/>
+        </w:rPr>
+        <w:t xml:space="preserve"> и </w:t>
+      </w:r>
+      <w:r>
+        <w:rPr>
+          <w:lang w:val="ru-RU"/>
+        </w:rPr>
+        <w:t>mAP50-95</w:t>
+      </w:r>
+      <w:r>
+        <w:rPr>
+          <w:lang w:val="ru-RU"/>
+        </w:rPr>
+        <w:t>.</w:t>
+      </w:r>
+      <w:r>
+        <w:rPr>
+          <w:lang w:val="ru-RU"/>
+        </w:rPr>
+        <w:t xml:space="preserve"> </w:t>
+      </w:r>
+      <w:r>
+        <w:rPr>
+          <w:lang w:val="ru-RU"/>
+        </w:rPr>
+        <w:t xml:space="preserve">Они основаны </w:t>
+      </w:r>
+      <w:r>
+        <w:rPr>
+          <w:lang w:val="ru-RU"/>
+        </w:rPr>
+        <w:t>концепциях «п</w:t>
+      </w:r>
+      <w:r>
+        <w:rPr>
+          <w:rStyle w:val="ezkurwreuab5ozgtqnkl"/>
+          <w:lang w:val="ru-RU"/>
+        </w:rPr>
+        <w:t>ересечение</w:t>
+      </w:r>
+      <w:r>
+        <w:rPr>
+          <w:lang w:val="ru-RU"/>
+        </w:rPr>
+        <w:t xml:space="preserve"> </w:t>
+      </w:r>
+      <w:r>
+        <w:rPr>
+          <w:rStyle w:val="ezkurwreuab5ozgtqnkl"/>
+          <w:lang w:val="ru-RU"/>
+        </w:rPr>
+        <w:t>через</w:t>
+      </w:r>
+      <w:r>
+        <w:rPr>
+          <w:lang w:val="ru-RU"/>
+        </w:rPr>
+        <w:t xml:space="preserve"> </w:t>
+      </w:r>
+      <w:r>
+        <w:rPr>
+          <w:rStyle w:val="ezkurwreuab5ozgtqnkl"/>
+          <w:lang w:val="ru-RU"/>
+        </w:rPr>
+        <w:t>объединение</w:t>
+      </w:r>
+      <w:r>
+        <w:rPr>
+          <w:rStyle w:val="ezkurwreuab5ozgtqnkl"/>
+          <w:lang w:val="ru-RU"/>
+        </w:rPr>
+        <w:t>»</w:t>
+      </w:r>
+      <w:r>
+        <w:rPr>
+          <w:lang w:val="ru-RU"/>
+        </w:rPr>
+        <w:t xml:space="preserve"> </w:t>
+      </w:r>
+      <w:r>
+        <w:rPr>
+          <w:rStyle w:val="ezkurwreuab5ozgtqnkl"/>
+          <w:lang w:val="ru-RU"/>
+        </w:rPr>
+        <w:t>(</w:t>
+      </w:r>
+      <w:r>
+        <w:rPr>
+          <w:lang w:val="ru-RU"/>
+        </w:rPr>
+        <w:t>Intersection over Union</w:t>
+      </w:r>
+      <w:r>
+        <w:rPr>
+          <w:rStyle w:val="ezkurwreuab5ozgtqnkl"/>
+          <w:lang w:val="ru-RU"/>
+        </w:rPr>
+        <w:t xml:space="preserve">, </w:t>
+      </w:r>
+      <w:r>
+        <w:rPr>
+          <w:rStyle w:val="ezkurwreuab5ozgtqnkl"/>
+        </w:rPr>
+        <w:t>IoU</w:t>
+      </w:r>
+      <w:r>
+        <w:rPr>
+          <w:rStyle w:val="ezkurwreuab5ozgtqnkl"/>
+          <w:lang w:val="ru-RU"/>
+        </w:rPr>
+        <w:t>)</w:t>
+      </w:r>
+      <w:r>
+        <w:rPr>
+          <w:lang w:val="ru-RU"/>
+        </w:rPr>
+        <w:t xml:space="preserve"> </w:t>
+      </w:r>
+      <w:r>
+        <w:rPr>
+          <w:lang w:val="ru-RU"/>
+        </w:rPr>
+        <w:t>и «</w:t>
+      </w:r>
+      <w:r>
+        <w:rPr>
+          <w:rStyle w:val="ezkurwreuab5ozgtqnkl"/>
+        </w:rPr>
+        <w:t>c</w:t>
+      </w:r>
+      <w:r>
+        <w:rPr>
+          <w:rStyle w:val="ezkurwreuab5ozgtqnkl"/>
+          <w:lang w:val="ru-RU"/>
+        </w:rPr>
+        <w:t>редняя</w:t>
+      </w:r>
+      <w:r>
+        <w:rPr>
+          <w:lang w:val="ru-RU"/>
+        </w:rPr>
+        <w:t xml:space="preserve"> </w:t>
+      </w:r>
+      <w:r>
+        <w:rPr>
+          <w:rStyle w:val="ezkurwreuab5ozgtqnkl"/>
+          <w:lang w:val="ru-RU"/>
+        </w:rPr>
+        <w:t>точность</w:t>
+      </w:r>
+      <w:r>
+        <w:rPr>
+          <w:rStyle w:val="ezkurwreuab5ozgtqnkl"/>
+          <w:lang w:val="ru-RU"/>
+        </w:rPr>
+        <w:t>»</w:t>
+      </w:r>
+      <w:r>
+        <w:rPr>
+          <w:lang w:val="ru-RU"/>
+        </w:rPr>
+        <w:t xml:space="preserve"> </w:t>
+      </w:r>
+      <w:r>
+        <w:rPr>
+          <w:lang w:val="ru-RU"/>
+        </w:rPr>
+        <w:t>(</w:t>
+      </w:r>
+      <w:r>
+        <w:rPr>
+          <w:lang w:val="ru-RU"/>
+        </w:rPr>
+        <w:t>Average Precision,</w:t>
+      </w:r>
+      <w:r>
+        <w:rPr>
+          <w:lang w:val="ru-RU"/>
+        </w:rPr>
+        <w:t xml:space="preserve"> </w:t>
+      </w:r>
+      <w:r>
+        <w:t>AP</w:t>
+      </w:r>
+      <w:r>
+        <w:rPr>
+          <w:lang w:val="ru-RU"/>
+        </w:rPr>
+        <w:t>)</w:t>
+      </w:r>
+      <w:r>
+        <w:rPr>
+          <w:lang w:val="ru-RU"/>
+        </w:rPr>
+        <w:t xml:space="preserve"> [</w:t>
+      </w:r>
+      <w:r>
+        <w:rPr>
+          <w:lang w:val="ru-RU"/>
+        </w:rPr>
         <w:fldChar w:fldCharType="begin"/>
       </w:r>
       <w:r>
         <w:rPr>
           <w:lang w:val="ru-RU"/>
         </w:rPr>
-        <w:instrText xml:space="preserve"> </w:instrText>
-      </w:r>
-      <w:r>
-        <w:instrText>REF</w:instrText>
-      </w:r>
-      <w:r>
-        <w:rPr>
-          <w:lang w:val="ru-RU"/>
-        </w:rPr>
-        <w:instrText xml:space="preserve"> _</w:instrText>
-      </w:r>
-      <w:r>
-        <w:instrText>Ref</w:instrText>
-      </w:r>
-      <w:r>
-        <w:rPr>
-          <w:lang w:val="ru-RU"/>
-        </w:rPr>
-        <w:instrText>191600763 \</w:instrText>
-      </w:r>
-      <w:r>
-        <w:instrText>r</w:instrText>
-      </w:r>
-      <w:r>
-        <w:rPr>
-          <w:lang w:val="ru-RU"/>
-        </w:rPr>
-        <w:instrText xml:space="preserve"> \</w:instrText>
-      </w:r>
-      <w:r>
-        <w:instrText>h</w:instrText>
-      </w:r>
-      <w:r>
-        <w:rPr>
-          <w:lang w:val="ru-RU"/>
-        </w:rPr>
-        <w:instrText xml:space="preserve"> </w:instrText>
-      </w:r>
-      <w:r>
+        <w:instrText xml:space="preserve"> REF _Ref191600763 \r \h </w:instrText>
+      </w:r>
+      <w:r>
+        <w:rPr>
+          <w:lang w:val="ru-RU"/>
+        </w:rPr>
+      </w:r>
+      <w:r>
+        <w:rPr>
+          <w:lang w:val="ru-RU"/>
+        </w:rPr>
         <w:fldChar w:fldCharType="separate"/>
       </w:r>
       <w:r>
@@ -15187,6 +15708,9 @@
         <w:t>18</w:t>
       </w:r>
       <w:r>
+        <w:rPr>
+          <w:lang w:val="ru-RU"/>
+        </w:rPr>
         <w:fldChar w:fldCharType="end"/>
       </w:r>
       <w:r>
@@ -15204,265 +15728,16 @@
     </w:p>
     <w:p>
       <w:pPr>
-        <w:pStyle w:val="aff0"/>
-        <w:numPr>
-          <w:ilvl w:val="0"/>
-          <w:numId w:val="28"/>
-        </w:numPr>
-        <w:ind w:left="0" w:firstLine="709"/>
-      </w:pPr>
-      <w:r>
-        <w:lastRenderedPageBreak/>
-        <w:t>С</w:t>
-      </w:r>
-      <w:r>
-        <w:t>корость обучения (</w:t>
-      </w:r>
-      <w:proofErr w:type="spellStart"/>
-      <w:r>
-        <w:rPr>
-          <w:lang w:val="en-US"/>
-        </w:rPr>
-        <w:t>lr</w:t>
-      </w:r>
-      <w:proofErr w:type="spellEnd"/>
-      <w:r>
-        <w:t>0</w:t>
-      </w:r>
-      <w:r>
-        <w:t>)</w:t>
-      </w:r>
-      <w:r>
-        <w:t xml:space="preserve"> – </w:t>
-      </w:r>
-      <w:r>
-        <w:t>определяет</w:t>
-      </w:r>
-      <w:r>
-        <w:t xml:space="preserve"> размер шага на каждой итерации при движении к минимуму в функции потерь</w:t>
-      </w:r>
-      <w:r>
-        <w:t>.</w:t>
-      </w:r>
-    </w:p>
-    <w:p>
-      <w:pPr>
-        <w:pStyle w:val="aff0"/>
-        <w:numPr>
-          <w:ilvl w:val="0"/>
-          <w:numId w:val="28"/>
-        </w:numPr>
-        <w:ind w:left="0" w:firstLine="709"/>
-      </w:pPr>
-      <w:r>
-        <w:t>Р</w:t>
-      </w:r>
-      <w:r>
-        <w:t xml:space="preserve">азмер </w:t>
-      </w:r>
-      <w:proofErr w:type="spellStart"/>
-      <w:r>
-        <w:t>батча</w:t>
-      </w:r>
-      <w:proofErr w:type="spellEnd"/>
-      <w:r>
-        <w:t xml:space="preserve"> (</w:t>
-      </w:r>
-      <w:r>
-        <w:rPr>
-          <w:lang w:val="en-US"/>
-        </w:rPr>
-        <w:t>batch</w:t>
-      </w:r>
-      <w:r>
-        <w:t>)</w:t>
-      </w:r>
-      <w:r>
-        <w:t xml:space="preserve"> – количество изображений, обрабатываемых одновременно за один проход</w:t>
-      </w:r>
-      <w:r>
-        <w:t xml:space="preserve"> нейросети</w:t>
-      </w:r>
-      <w:r>
-        <w:t>.</w:t>
-      </w:r>
-    </w:p>
-    <w:p>
-      <w:pPr>
-        <w:pStyle w:val="aff0"/>
-        <w:numPr>
-          <w:ilvl w:val="0"/>
-          <w:numId w:val="28"/>
-        </w:numPr>
-        <w:ind w:left="0" w:firstLine="709"/>
-      </w:pPr>
-      <w:r>
-        <w:t>О</w:t>
-      </w:r>
-      <w:r>
-        <w:t>птимизатор (</w:t>
-      </w:r>
-      <w:r>
-        <w:rPr>
-          <w:lang w:val="en-US"/>
-        </w:rPr>
-        <w:t>optimizer</w:t>
-      </w:r>
-      <w:r>
-        <w:t>) –</w:t>
-      </w:r>
-      <w:r>
-        <w:t xml:space="preserve"> </w:t>
-      </w:r>
-      <w:r>
-        <w:t>алгоритм,</w:t>
-      </w:r>
-      <w:r>
-        <w:t xml:space="preserve"> отвечающий за подбор таких параметров модели, как веса и смещение, стремясь минимизировать функцию потерь.</w:t>
-      </w:r>
-      <w:r>
-        <w:t xml:space="preserve"> </w:t>
-      </w:r>
-      <w:r>
-        <w:rPr>
-          <w:highlight w:val="yellow"/>
-        </w:rPr>
-        <w:t>ПЕРЕЧИСЛИТЬ</w:t>
-      </w:r>
-    </w:p>
-    <w:p>
-      <w:pPr>
         <w:pStyle w:val="15"/>
         <w:rPr>
-          <w:rStyle w:val="ezkurwreuab5ozgtqnkl"/>
-          <w:lang w:val="ru-RU"/>
-        </w:rPr>
-      </w:pPr>
-      <w:r>
-        <w:rPr>
-          <w:lang w:val="ru-RU"/>
-        </w:rPr>
-        <w:t>В рамках данной работы</w:t>
-      </w:r>
-      <w:r>
-        <w:rPr>
-          <w:lang w:val="ru-RU"/>
-        </w:rPr>
-        <w:t xml:space="preserve"> </w:t>
-      </w:r>
-      <w:r>
-        <w:rPr>
-          <w:lang w:val="ru-RU"/>
-        </w:rPr>
-        <w:t>э</w:t>
-      </w:r>
-      <w:r>
-        <w:rPr>
-          <w:lang w:val="ru-RU"/>
-        </w:rPr>
-        <w:t xml:space="preserve">ти параметры, как и многие другие </w:t>
-      </w:r>
-      <w:r>
-        <w:rPr>
-          <w:lang w:val="ru-RU"/>
-        </w:rPr>
-        <w:t>не будут изменяться</w:t>
-      </w:r>
-      <w:r>
-        <w:rPr>
-          <w:lang w:val="ru-RU"/>
-        </w:rPr>
-        <w:t>,</w:t>
-      </w:r>
-      <w:r>
-        <w:rPr>
-          <w:lang w:val="ru-RU"/>
-        </w:rPr>
-        <w:t xml:space="preserve"> так как по умолчанию уже указаны оптимальные и универсальные значения. Изменяться будет только количество эпох. Эпоха – </w:t>
-      </w:r>
-      <w:r>
-        <w:rPr>
-          <w:rStyle w:val="ezkurwreuab5ozgtqnkl"/>
-          <w:lang w:val="ru-RU"/>
-        </w:rPr>
-        <w:t>это</w:t>
-      </w:r>
-      <w:r>
-        <w:rPr>
-          <w:lang w:val="ru-RU"/>
-        </w:rPr>
-        <w:t xml:space="preserve"> </w:t>
-      </w:r>
-      <w:r>
-        <w:rPr>
-          <w:rStyle w:val="ezkurwreuab5ozgtqnkl"/>
-          <w:lang w:val="ru-RU"/>
-        </w:rPr>
-        <w:t>один</w:t>
-      </w:r>
-      <w:r>
-        <w:rPr>
-          <w:lang w:val="ru-RU"/>
-        </w:rPr>
-        <w:t xml:space="preserve"> </w:t>
-      </w:r>
-      <w:r>
-        <w:rPr>
-          <w:rStyle w:val="ezkurwreuab5ozgtqnkl"/>
-          <w:lang w:val="ru-RU"/>
-        </w:rPr>
-        <w:t>полный</w:t>
-      </w:r>
-      <w:r>
-        <w:rPr>
-          <w:lang w:val="ru-RU"/>
-        </w:rPr>
-        <w:t xml:space="preserve"> </w:t>
-      </w:r>
-      <w:r>
-        <w:rPr>
-          <w:lang w:val="ru-RU"/>
-        </w:rPr>
-        <w:t>проход нейронной сети по</w:t>
-      </w:r>
-      <w:r>
-        <w:rPr>
-          <w:lang w:val="ru-RU"/>
-        </w:rPr>
-        <w:t xml:space="preserve"> </w:t>
-      </w:r>
-      <w:r>
-        <w:rPr>
-          <w:rStyle w:val="ezkurwreuab5ozgtqnkl"/>
-          <w:lang w:val="ru-RU"/>
-        </w:rPr>
-        <w:t>все</w:t>
-      </w:r>
-      <w:r>
-        <w:rPr>
-          <w:rStyle w:val="ezkurwreuab5ozgtqnkl"/>
-          <w:lang w:val="ru-RU"/>
-        </w:rPr>
-        <w:t>му</w:t>
-      </w:r>
-      <w:r>
-        <w:rPr>
-          <w:lang w:val="ru-RU"/>
-        </w:rPr>
-        <w:t xml:space="preserve"> </w:t>
-      </w:r>
-      <w:r>
-        <w:rPr>
-          <w:lang w:val="ru-RU"/>
-        </w:rPr>
-        <w:t>обучающему набору данных</w:t>
-      </w:r>
-      <w:r>
-        <w:rPr>
-          <w:rStyle w:val="ezkurwreuab5ozgtqnkl"/>
-          <w:lang w:val="ru-RU"/>
-        </w:rPr>
-        <w:t>.</w:t>
+          <w:lang w:val="ru-RU"/>
+        </w:rPr>
+      </w:pPr>
+      <w:r>
+        <w:rPr>
+          <w:lang w:val="ru-RU"/>
+        </w:rPr>
+        <w:t>IoU – это показатель, который количественно определяет перекрытие между прогнозируемым ограничивающим прямоугольником и реальным ограничивающим прямоугольником.</w:t>
       </w:r>
     </w:p>
     <w:p>
@@ -15476,449 +15751,7 @@
         <w:rPr>
           <w:lang w:val="ru-RU"/>
         </w:rPr>
-        <w:t>Для тестирования достаточно будет указать 20 эпох, этого достаточно, чтобы модель обучилась, при этом не начала переобучаться</w:t>
-      </w:r>
-      <w:r>
-        <w:rPr>
-          <w:lang w:val="ru-RU"/>
-        </w:rPr>
-        <w:t>. Исходя из результатов обучения</w:t>
-      </w:r>
-      <w:r>
-        <w:rPr>
-          <w:lang w:val="ru-RU"/>
-        </w:rPr>
-        <w:t>,</w:t>
-      </w:r>
-      <w:r>
-        <w:rPr>
-          <w:lang w:val="ru-RU"/>
-        </w:rPr>
-        <w:t xml:space="preserve"> можно будет понять какая версия лучше справляется.</w:t>
-      </w:r>
-    </w:p>
-    <w:p>
-      <w:pPr>
-        <w:pStyle w:val="15"/>
-        <w:rPr>
-          <w:lang w:val="ru-RU"/>
-        </w:rPr>
-      </w:pPr>
-      <w:r>
-        <w:rPr>
-          <w:lang w:val="ru-RU"/>
-        </w:rPr>
-        <w:t xml:space="preserve">Для сравнения будем использовать наиболее показательные метрики </w:t>
-      </w:r>
-      <w:r>
-        <w:rPr>
-          <w:lang w:val="ru-RU"/>
-        </w:rPr>
-        <w:t>mAP50</w:t>
-      </w:r>
-      <w:r>
-        <w:rPr>
-          <w:lang w:val="ru-RU"/>
-        </w:rPr>
-        <w:t xml:space="preserve"> и </w:t>
-      </w:r>
-      <w:r>
-        <w:rPr>
-          <w:lang w:val="ru-RU"/>
-        </w:rPr>
-        <w:t>mAP50-95</w:t>
-      </w:r>
-      <w:r>
-        <w:rPr>
-          <w:lang w:val="ru-RU"/>
-        </w:rPr>
-        <w:t>.</w:t>
-      </w:r>
-      <w:r>
-        <w:rPr>
-          <w:lang w:val="ru-RU"/>
-        </w:rPr>
-        <w:t xml:space="preserve"> </w:t>
-      </w:r>
-      <w:r>
-        <w:rPr>
-          <w:lang w:val="ru-RU"/>
-        </w:rPr>
-        <w:t xml:space="preserve">Они основаны </w:t>
-      </w:r>
-      <w:r>
-        <w:rPr>
-          <w:lang w:val="ru-RU"/>
-        </w:rPr>
-        <w:t>концепциях «п</w:t>
-      </w:r>
-      <w:r>
-        <w:rPr>
-          <w:rStyle w:val="ezkurwreuab5ozgtqnkl"/>
-          <w:lang w:val="ru-RU"/>
-        </w:rPr>
-        <w:t>ересечение</w:t>
-      </w:r>
-      <w:r>
-        <w:rPr>
-          <w:lang w:val="ru-RU"/>
-        </w:rPr>
-        <w:t xml:space="preserve"> </w:t>
-      </w:r>
-      <w:r>
-        <w:rPr>
-          <w:rStyle w:val="ezkurwreuab5ozgtqnkl"/>
-          <w:lang w:val="ru-RU"/>
-        </w:rPr>
-        <w:t>через</w:t>
-      </w:r>
-      <w:r>
-        <w:rPr>
-          <w:lang w:val="ru-RU"/>
-        </w:rPr>
-        <w:t xml:space="preserve"> </w:t>
-      </w:r>
-      <w:r>
-        <w:rPr>
-          <w:rStyle w:val="ezkurwreuab5ozgtqnkl"/>
-          <w:lang w:val="ru-RU"/>
-        </w:rPr>
-        <w:t>объединение</w:t>
-      </w:r>
-      <w:r>
-        <w:rPr>
-          <w:rStyle w:val="ezkurwreuab5ozgtqnkl"/>
-          <w:lang w:val="ru-RU"/>
-        </w:rPr>
-        <w:t>»</w:t>
-      </w:r>
-      <w:r>
-        <w:rPr>
-          <w:lang w:val="ru-RU"/>
-        </w:rPr>
-        <w:t xml:space="preserve"> </w:t>
-      </w:r>
-      <w:r>
-        <w:rPr>
-          <w:rStyle w:val="ezkurwreuab5ozgtqnkl"/>
-          <w:lang w:val="ru-RU"/>
-        </w:rPr>
-        <w:t>(</w:t>
-      </w:r>
-      <w:proofErr w:type="spellStart"/>
-      <w:r>
-        <w:rPr>
-          <w:lang w:val="ru-RU"/>
-        </w:rPr>
-        <w:t>Intersection</w:t>
-      </w:r>
-      <w:proofErr w:type="spellEnd"/>
-      <w:r>
-        <w:rPr>
-          <w:lang w:val="ru-RU"/>
-        </w:rPr>
-        <w:t xml:space="preserve"> </w:t>
-      </w:r>
-      <w:proofErr w:type="spellStart"/>
-      <w:r>
-        <w:rPr>
-          <w:lang w:val="ru-RU"/>
-        </w:rPr>
-        <w:t>over</w:t>
-      </w:r>
-      <w:proofErr w:type="spellEnd"/>
-      <w:r>
-        <w:rPr>
-          <w:lang w:val="ru-RU"/>
-        </w:rPr>
-        <w:t xml:space="preserve"> Union</w:t>
-      </w:r>
-      <w:r>
-        <w:rPr>
-          <w:rStyle w:val="ezkurwreuab5ozgtqnkl"/>
-          <w:lang w:val="ru-RU"/>
-        </w:rPr>
-        <w:t xml:space="preserve">, </w:t>
-      </w:r>
-      <w:proofErr w:type="spellStart"/>
-      <w:r>
-        <w:rPr>
-          <w:rStyle w:val="ezkurwreuab5ozgtqnkl"/>
-        </w:rPr>
-        <w:t>IoU</w:t>
-      </w:r>
-      <w:proofErr w:type="spellEnd"/>
-      <w:r>
-        <w:rPr>
-          <w:rStyle w:val="ezkurwreuab5ozgtqnkl"/>
-          <w:lang w:val="ru-RU"/>
-        </w:rPr>
-        <w:t>)</w:t>
-      </w:r>
-      <w:r>
-        <w:rPr>
-          <w:lang w:val="ru-RU"/>
-        </w:rPr>
-        <w:t xml:space="preserve"> </w:t>
-      </w:r>
-      <w:r>
-        <w:rPr>
-          <w:lang w:val="ru-RU"/>
-        </w:rPr>
-        <w:t>и «</w:t>
-      </w:r>
-      <w:r>
-        <w:rPr>
-          <w:rStyle w:val="ezkurwreuab5ozgtqnkl"/>
-        </w:rPr>
-        <w:t>c</w:t>
-      </w:r>
-      <w:proofErr w:type="spellStart"/>
-      <w:r>
-        <w:rPr>
-          <w:rStyle w:val="ezkurwreuab5ozgtqnkl"/>
-          <w:lang w:val="ru-RU"/>
-        </w:rPr>
-        <w:t>редняя</w:t>
-      </w:r>
-      <w:proofErr w:type="spellEnd"/>
-      <w:r>
-        <w:rPr>
-          <w:lang w:val="ru-RU"/>
-        </w:rPr>
-        <w:t xml:space="preserve"> </w:t>
-      </w:r>
-      <w:r>
-        <w:rPr>
-          <w:rStyle w:val="ezkurwreuab5ozgtqnkl"/>
-          <w:lang w:val="ru-RU"/>
-        </w:rPr>
-        <w:t>точность</w:t>
-      </w:r>
-      <w:r>
-        <w:rPr>
-          <w:rStyle w:val="ezkurwreuab5ozgtqnkl"/>
-          <w:lang w:val="ru-RU"/>
-        </w:rPr>
-        <w:t>»</w:t>
-      </w:r>
-      <w:r>
-        <w:rPr>
-          <w:lang w:val="ru-RU"/>
-        </w:rPr>
-        <w:t xml:space="preserve"> </w:t>
-      </w:r>
-      <w:r>
-        <w:rPr>
-          <w:lang w:val="ru-RU"/>
-        </w:rPr>
-        <w:t>(</w:t>
-      </w:r>
-      <w:proofErr w:type="spellStart"/>
-      <w:r>
-        <w:rPr>
-          <w:lang w:val="ru-RU"/>
-        </w:rPr>
-        <w:t>Average</w:t>
-      </w:r>
-      <w:proofErr w:type="spellEnd"/>
-      <w:r>
-        <w:rPr>
-          <w:lang w:val="ru-RU"/>
-        </w:rPr>
-        <w:t xml:space="preserve"> Precision,</w:t>
-      </w:r>
-      <w:r>
-        <w:rPr>
-          <w:lang w:val="ru-RU"/>
-        </w:rPr>
-        <w:t xml:space="preserve"> </w:t>
-      </w:r>
-      <w:r>
-        <w:t>AP</w:t>
-      </w:r>
-      <w:r>
-        <w:rPr>
-          <w:lang w:val="ru-RU"/>
-        </w:rPr>
-        <w:t>)</w:t>
-      </w:r>
-      <w:r>
-        <w:rPr>
-          <w:lang w:val="ru-RU"/>
-        </w:rPr>
-        <w:t xml:space="preserve"> [</w:t>
-      </w:r>
-      <w:r>
-        <w:rPr>
-          <w:lang w:val="ru-RU"/>
-        </w:rPr>
-        <w:fldChar w:fldCharType="begin"/>
-      </w:r>
-      <w:r>
-        <w:rPr>
-          <w:lang w:val="ru-RU"/>
-        </w:rPr>
-        <w:instrText xml:space="preserve"> REF _Ref191600763 \r \h </w:instrText>
-      </w:r>
-      <w:r>
-        <w:rPr>
-          <w:lang w:val="ru-RU"/>
-        </w:rPr>
-      </w:r>
-      <w:r>
-        <w:rPr>
-          <w:lang w:val="ru-RU"/>
-        </w:rPr>
-        <w:fldChar w:fldCharType="separate"/>
-      </w:r>
-      <w:r>
-        <w:rPr>
-          <w:lang w:val="ru-RU"/>
-        </w:rPr>
-        <w:t>18</w:t>
-      </w:r>
-      <w:r>
-        <w:rPr>
-          <w:lang w:val="ru-RU"/>
-        </w:rPr>
-        <w:fldChar w:fldCharType="end"/>
-      </w:r>
-      <w:r>
-        <w:rPr>
-          <w:lang w:val="ru-RU"/>
-        </w:rPr>
-        <w:t>]</w:t>
-      </w:r>
-      <w:r>
-        <w:rPr>
-          <w:lang w:val="ru-RU"/>
-        </w:rPr>
-        <w:t>.</w:t>
-      </w:r>
-    </w:p>
-    <w:p>
-      <w:pPr>
-        <w:pStyle w:val="15"/>
-        <w:rPr>
-          <w:lang w:val="ru-RU"/>
-        </w:rPr>
-      </w:pPr>
-      <w:proofErr w:type="spellStart"/>
-      <w:r>
-        <w:rPr>
-          <w:lang w:val="ru-RU"/>
-        </w:rPr>
-        <w:t>IoU</w:t>
-      </w:r>
-      <w:proofErr w:type="spellEnd"/>
-      <w:r>
-        <w:rPr>
-          <w:lang w:val="ru-RU"/>
-        </w:rPr>
-        <w:t xml:space="preserve"> – это показатель, который количественно определяет перекрытие между прогнозируемым ограничивающим прямоугольником и реальным ограничивающим прямоугольником.</w:t>
-      </w:r>
-    </w:p>
-    <w:p>
-      <w:pPr>
-        <w:pStyle w:val="15"/>
-        <w:rPr>
-          <w:lang w:val="ru-RU"/>
-        </w:rPr>
-      </w:pPr>
-      <w:r>
-        <w:rPr>
-          <w:lang w:val="ru-RU"/>
-        </w:rPr>
         <w:t>AP вычисляет площадь под кривой зависимости точности от повторного использования, предоставляя единое значение, которое отражает точность модели и ее производительность при повторном использовании.</w:t>
-      </w:r>
-    </w:p>
-    <w:p>
-      <w:pPr>
-        <w:pStyle w:val="15"/>
-        <w:rPr>
-          <w:lang w:val="ru-RU"/>
-        </w:rPr>
-      </w:pPr>
-      <w:r>
-        <w:rPr>
-          <w:lang w:val="ru-RU"/>
-        </w:rPr>
-        <w:t xml:space="preserve">Метрика </w:t>
-      </w:r>
-      <w:r>
-        <w:rPr>
-          <w:lang w:val="ru-RU"/>
-        </w:rPr>
-        <w:t>m</w:t>
-      </w:r>
-      <w:r>
-        <w:rPr>
-          <w:lang w:val="ru-RU"/>
-        </w:rPr>
-        <w:t>AP50 рассчит</w:t>
-      </w:r>
-      <w:r>
-        <w:rPr>
-          <w:lang w:val="ru-RU"/>
-        </w:rPr>
-        <w:t>ывается</w:t>
-      </w:r>
-      <w:r>
-        <w:rPr>
-          <w:lang w:val="ru-RU"/>
-        </w:rPr>
-        <w:t xml:space="preserve"> при фиксированном пороге </w:t>
-      </w:r>
-      <w:proofErr w:type="spellStart"/>
-      <w:r>
-        <w:rPr>
-          <w:lang w:val="ru-RU"/>
-        </w:rPr>
-        <w:t>IoU</w:t>
-      </w:r>
-      <w:proofErr w:type="spellEnd"/>
-      <w:r>
-        <w:rPr>
-          <w:lang w:val="ru-RU"/>
-        </w:rPr>
-        <w:t xml:space="preserve"> = 0</w:t>
-      </w:r>
-      <w:r>
-        <w:rPr>
-          <w:lang w:val="ru-RU"/>
-        </w:rPr>
-        <w:t>,</w:t>
-      </w:r>
-      <w:r>
-        <w:rPr>
-          <w:lang w:val="ru-RU"/>
-        </w:rPr>
-        <w:t xml:space="preserve">50. Этот порог считается </w:t>
-      </w:r>
-      <w:r>
-        <w:rPr>
-          <w:lang w:val="ru-RU"/>
-        </w:rPr>
-        <w:t>«</w:t>
-      </w:r>
-      <w:r>
-        <w:rPr>
-          <w:lang w:val="ru-RU"/>
-        </w:rPr>
-        <w:t>слабым</w:t>
-      </w:r>
-      <w:r>
-        <w:rPr>
-          <w:lang w:val="ru-RU"/>
-        </w:rPr>
-        <w:t>»</w:t>
-      </w:r>
-      <w:r>
-        <w:rPr>
-          <w:lang w:val="ru-RU"/>
-        </w:rPr>
-        <w:t>, так как он требует лишь умеренного совпадения между предсказанным и истинным ограничивающими прямоугольниками.</w:t>
       </w:r>
     </w:p>
     <w:p>
@@ -15939,27 +15772,87 @@
         <w:rPr>
           <w:lang w:val="ru-RU"/>
         </w:rPr>
+        <w:t>m</w:t>
+      </w:r>
+      <w:r>
+        <w:rPr>
+          <w:lang w:val="ru-RU"/>
+        </w:rPr>
+        <w:t>AP50 рассчит</w:t>
+      </w:r>
+      <w:r>
+        <w:rPr>
+          <w:lang w:val="ru-RU"/>
+        </w:rPr>
+        <w:t>ывается</w:t>
+      </w:r>
+      <w:r>
+        <w:rPr>
+          <w:lang w:val="ru-RU"/>
+        </w:rPr>
+        <w:t xml:space="preserve"> при фиксированном пороге IoU = 0</w:t>
+      </w:r>
+      <w:r>
+        <w:rPr>
+          <w:lang w:val="ru-RU"/>
+        </w:rPr>
+        <w:t>,</w:t>
+      </w:r>
+      <w:r>
+        <w:rPr>
+          <w:lang w:val="ru-RU"/>
+        </w:rPr>
+        <w:t xml:space="preserve">50. Этот порог считается </w:t>
+      </w:r>
+      <w:r>
+        <w:rPr>
+          <w:lang w:val="ru-RU"/>
+        </w:rPr>
+        <w:t>«</w:t>
+      </w:r>
+      <w:r>
+        <w:rPr>
+          <w:lang w:val="ru-RU"/>
+        </w:rPr>
+        <w:t>слабым</w:t>
+      </w:r>
+      <w:r>
+        <w:rPr>
+          <w:lang w:val="ru-RU"/>
+        </w:rPr>
+        <w:t>»</w:t>
+      </w:r>
+      <w:r>
+        <w:rPr>
+          <w:lang w:val="ru-RU"/>
+        </w:rPr>
+        <w:t>, так как он требует лишь умеренного совпадения между предсказанным и истинным ограничивающими прямоугольниками.</w:t>
+      </w:r>
+    </w:p>
+    <w:p>
+      <w:pPr>
+        <w:pStyle w:val="15"/>
+        <w:rPr>
+          <w:lang w:val="ru-RU"/>
+        </w:rPr>
+      </w:pPr>
+      <w:r>
+        <w:rPr>
+          <w:lang w:val="ru-RU"/>
+        </w:rPr>
+        <w:t xml:space="preserve">Метрика </w:t>
+      </w:r>
+      <w:r>
+        <w:rPr>
+          <w:lang w:val="ru-RU"/>
+        </w:rPr>
         <w:t>mA</w:t>
       </w:r>
       <w:r>
         <w:rPr>
           <w:lang w:val="ru-RU"/>
         </w:rPr>
-        <w:t xml:space="preserve">P50-95 рассчитывается при порогах </w:t>
-      </w:r>
-      <w:proofErr w:type="spellStart"/>
-      <w:r>
-        <w:rPr>
-          <w:lang w:val="ru-RU"/>
-        </w:rPr>
-        <w:t>IoU</w:t>
-      </w:r>
-      <w:proofErr w:type="spellEnd"/>
-      <w:r>
-        <w:rPr>
-          <w:lang w:val="ru-RU"/>
-        </w:rPr>
-        <w:t xml:space="preserve"> от 0</w:t>
+        <w:t>P50-95 рассчитывается при порогах IoU от 0</w:t>
       </w:r>
       <w:r>
         <w:rPr>
@@ -16009,21 +15902,7 @@
         <w:rPr>
           <w:lang w:val="ru-RU"/>
         </w:rPr>
-        <w:t xml:space="preserve">Итоговый результат, показывающий точность обучения </w:t>
-      </w:r>
-      <w:proofErr w:type="spellStart"/>
-      <w:r>
-        <w:rPr>
-          <w:lang w:val="ru-RU"/>
-        </w:rPr>
-        <w:t>нейросетевых</w:t>
-      </w:r>
-      <w:proofErr w:type="spellEnd"/>
-      <w:r>
-        <w:rPr>
-          <w:lang w:val="ru-RU"/>
-        </w:rPr>
-        <w:t xml:space="preserve"> моделей</w:t>
+        <w:t>Итоговый результат, показывающий точность обучения нейросетевых моделей</w:t>
       </w:r>
       <w:r>
         <w:rPr>
@@ -16036,19 +15915,6 @@
           <w:lang w:val="ru-RU"/>
         </w:rPr>
         <w:t xml:space="preserve"> представлен в таблице 4.</w:t>
-      </w:r>
-      <w:r>
-        <w:rPr>
-          <w:lang w:val="ru-RU"/>
-        </w:rPr>
-        <w:t xml:space="preserve"> </w:t>
-      </w:r>
-      <w:r>
-        <w:rPr>
-          <w:highlight w:val="yellow"/>
-          <w:lang w:val="ru-RU"/>
-        </w:rPr>
-        <w:t>ФОРМУЛА</w:t>
       </w:r>
     </w:p>
     <w:p>
@@ -16553,11 +16419,9 @@
         </w:rPr>
         <w:t xml:space="preserve"> что лучше всего себя проявила модель семейства </w:t>
       </w:r>
-      <w:proofErr w:type="spellStart"/>
       <w:r>
         <w:t>YOLOv</w:t>
       </w:r>
-      <w:proofErr w:type="spellEnd"/>
       <w:r>
         <w:rPr>
           <w:lang w:val="ru-RU"/>
@@ -16570,14 +16434,12 @@
         </w:rPr>
         <w:t>.</w:t>
       </w:r>
-    </w:p>
-    <w:p>
-      <w:pPr>
-        <w:pStyle w:val="15"/>
-        <w:rPr>
-          <w:lang w:val="ru-RU"/>
-        </w:rPr>
-      </w:pPr>
+      <w:r>
+        <w:rPr>
+          <w:lang w:val="ru-RU"/>
+        </w:rPr>
+        <w:t xml:space="preserve"> </w:t>
+      </w:r>
       <w:r>
         <w:rPr>
           <w:lang w:val="ru-RU"/>
@@ -16590,11 +16452,9 @@
         </w:rPr>
         <w:t xml:space="preserve">ы метрики модели </w:t>
       </w:r>
-      <w:proofErr w:type="spellStart"/>
       <w:r>
         <w:t>YOLOv</w:t>
       </w:r>
-      <w:proofErr w:type="spellEnd"/>
       <w:r>
         <w:rPr>
           <w:lang w:val="ru-RU"/>
@@ -16628,11 +16488,9 @@
         </w:rPr>
         <w:t xml:space="preserve">Таблица 5 – Метрики модели </w:t>
       </w:r>
-      <w:proofErr w:type="spellStart"/>
       <w:r>
         <w:t>YOLOv</w:t>
       </w:r>
-      <w:proofErr w:type="spellEnd"/>
       <w:r>
         <w:rPr>
           <w:lang w:val="ru-RU"/>
@@ -16708,7 +16566,6 @@
                 <w:szCs w:val="24"/>
               </w:rPr>
             </w:pPr>
-            <w:proofErr w:type="spellStart"/>
             <w:r>
               <w:rPr>
                 <w:b/>
@@ -16719,7 +16576,6 @@
               </w:rPr>
               <w:t>Images</w:t>
             </w:r>
-            <w:proofErr w:type="spellEnd"/>
           </w:p>
         </w:tc>
         <w:tc>
@@ -16739,7 +16595,6 @@
                 <w:szCs w:val="24"/>
               </w:rPr>
             </w:pPr>
-            <w:proofErr w:type="spellStart"/>
             <w:r>
               <w:rPr>
                 <w:b/>
@@ -16750,7 +16605,6 @@
               </w:rPr>
               <w:t>Instances</w:t>
             </w:r>
-            <w:proofErr w:type="spellEnd"/>
           </w:p>
         </w:tc>
         <w:tc>
@@ -16768,6 +16622,7 @@
                 <w:color w:val="000000" w:themeColor="text1"/>
                 <w:sz w:val="24"/>
                 <w:szCs w:val="24"/>
+                <w:lang w:val="en-US"/>
               </w:rPr>
             </w:pPr>
             <w:r>
@@ -16885,7 +16740,6 @@
                 <w:szCs w:val="24"/>
               </w:rPr>
             </w:pPr>
-            <w:proofErr w:type="spellStart"/>
             <w:r>
               <w:rPr>
                 <w:color w:val="000000" w:themeColor="text1"/>
@@ -16894,7 +16748,6 @@
               </w:rPr>
               <w:t>all</w:t>
             </w:r>
-            <w:proofErr w:type="spellEnd"/>
           </w:p>
         </w:tc>
         <w:tc>
@@ -17121,34 +16974,14 @@
                 <w:szCs w:val="24"/>
               </w:rPr>
             </w:pPr>
-            <w:proofErr w:type="spellStart"/>
             <w:r>
               <w:rPr>
                 <w:color w:val="000000" w:themeColor="text1"/>
                 <w:sz w:val="24"/>
                 <w:szCs w:val="24"/>
               </w:rPr>
-              <w:t>Trafic</w:t>
-            </w:r>
-            <w:proofErr w:type="spellEnd"/>
-            <w:r>
-              <w:rPr>
-                <w:color w:val="000000" w:themeColor="text1"/>
-                <w:sz w:val="24"/>
-                <w:szCs w:val="24"/>
-              </w:rPr>
-              <w:t xml:space="preserve"> Light </w:t>
-            </w:r>
-            <w:proofErr w:type="spellStart"/>
-            <w:r>
-              <w:rPr>
-                <w:color w:val="000000" w:themeColor="text1"/>
-                <w:sz w:val="24"/>
-                <w:szCs w:val="24"/>
-              </w:rPr>
-              <w:t>Signal</w:t>
-            </w:r>
-            <w:proofErr w:type="spellEnd"/>
+              <w:t>Trafic Light Signal</w:t>
+            </w:r>
           </w:p>
         </w:tc>
         <w:tc>
@@ -17381,18 +17214,8 @@
                 <w:sz w:val="24"/>
                 <w:szCs w:val="24"/>
               </w:rPr>
-              <w:t xml:space="preserve">Stop </w:t>
-            </w:r>
-            <w:proofErr w:type="spellStart"/>
-            <w:r>
-              <w:rPr>
-                <w:color w:val="000000" w:themeColor="text1"/>
-                <w:sz w:val="24"/>
-                <w:szCs w:val="24"/>
-              </w:rPr>
-              <w:t>Signal</w:t>
-            </w:r>
-            <w:proofErr w:type="spellEnd"/>
+              <w:t>Stop Signal</w:t>
+            </w:r>
           </w:p>
         </w:tc>
         <w:tc>
@@ -17603,34 +17426,14 @@
                 <w:szCs w:val="24"/>
               </w:rPr>
             </w:pPr>
-            <w:proofErr w:type="spellStart"/>
             <w:r>
               <w:rPr>
                 <w:color w:val="000000" w:themeColor="text1"/>
                 <w:sz w:val="24"/>
                 <w:szCs w:val="24"/>
               </w:rPr>
-              <w:t>Speedlimit</w:t>
-            </w:r>
-            <w:proofErr w:type="spellEnd"/>
-            <w:r>
-              <w:rPr>
-                <w:color w:val="000000" w:themeColor="text1"/>
-                <w:sz w:val="24"/>
-                <w:szCs w:val="24"/>
-              </w:rPr>
-              <w:t xml:space="preserve"> </w:t>
-            </w:r>
-            <w:proofErr w:type="spellStart"/>
-            <w:r>
-              <w:rPr>
-                <w:color w:val="000000" w:themeColor="text1"/>
-                <w:sz w:val="24"/>
-                <w:szCs w:val="24"/>
-              </w:rPr>
-              <w:t>Signal</w:t>
-            </w:r>
-            <w:proofErr w:type="spellEnd"/>
+              <w:t>Speedlimit Signal</w:t>
+            </w:r>
           </w:p>
         </w:tc>
         <w:tc>
@@ -17841,34 +17644,14 @@
                 <w:szCs w:val="24"/>
               </w:rPr>
             </w:pPr>
-            <w:proofErr w:type="spellStart"/>
             <w:r>
               <w:rPr>
                 <w:color w:val="000000" w:themeColor="text1"/>
                 <w:sz w:val="24"/>
                 <w:szCs w:val="24"/>
               </w:rPr>
-              <w:t>Crosswalk</w:t>
-            </w:r>
-            <w:proofErr w:type="spellEnd"/>
-            <w:r>
-              <w:rPr>
-                <w:color w:val="000000" w:themeColor="text1"/>
-                <w:sz w:val="24"/>
-                <w:szCs w:val="24"/>
-              </w:rPr>
-              <w:t xml:space="preserve"> </w:t>
-            </w:r>
-            <w:proofErr w:type="spellStart"/>
-            <w:r>
-              <w:rPr>
-                <w:color w:val="000000" w:themeColor="text1"/>
-                <w:sz w:val="24"/>
-                <w:szCs w:val="24"/>
-              </w:rPr>
-              <w:t>Signal</w:t>
-            </w:r>
-            <w:proofErr w:type="spellEnd"/>
+              <w:t>Crosswalk Signal</w:t>
+            </w:r>
           </w:p>
         </w:tc>
         <w:tc>
@@ -18079,7 +17862,6 @@
                 <w:szCs w:val="24"/>
               </w:rPr>
             </w:pPr>
-            <w:proofErr w:type="spellStart"/>
             <w:r>
               <w:rPr>
                 <w:color w:val="000000" w:themeColor="text1"/>
@@ -18088,7 +17870,6 @@
               </w:rPr>
               <w:t>Crosswalk</w:t>
             </w:r>
-            <w:proofErr w:type="spellEnd"/>
           </w:p>
         </w:tc>
         <w:tc>
@@ -18315,7 +18096,6 @@
                 <w:szCs w:val="24"/>
               </w:rPr>
             </w:pPr>
-            <w:proofErr w:type="spellStart"/>
             <w:r>
               <w:rPr>
                 <w:color w:val="000000" w:themeColor="text1"/>
@@ -18324,7 +18104,6 @@
               </w:rPr>
               <w:t>Pedestrian</w:t>
             </w:r>
-            <w:proofErr w:type="spellEnd"/>
           </w:p>
         </w:tc>
         <w:tc>
@@ -18551,7 +18330,6 @@
                 <w:szCs w:val="24"/>
               </w:rPr>
             </w:pPr>
-            <w:proofErr w:type="spellStart"/>
             <w:r>
               <w:rPr>
                 <w:color w:val="000000" w:themeColor="text1"/>
@@ -18560,7 +18338,6 @@
               </w:rPr>
               <w:t>Bus</w:t>
             </w:r>
-            <w:proofErr w:type="spellEnd"/>
           </w:p>
         </w:tc>
         <w:tc>
@@ -19021,7 +18798,6 @@
                 <w:szCs w:val="24"/>
               </w:rPr>
             </w:pPr>
-            <w:proofErr w:type="spellStart"/>
             <w:r>
               <w:rPr>
                 <w:color w:val="000000" w:themeColor="text1"/>
@@ -19030,7 +18806,6 @@
               </w:rPr>
               <w:t>Truck</w:t>
             </w:r>
-            <w:proofErr w:type="spellEnd"/>
           </w:p>
         </w:tc>
         <w:tc>
@@ -19254,38 +19029,14 @@
     <w:p>
       <w:pPr>
         <w:pStyle w:val="15"/>
-        <w:rPr>
-          <w:lang w:val="ru-RU"/>
-        </w:rPr>
-      </w:pPr>
-      <w:r>
-        <w:rPr>
-          <w:lang w:val="ru-RU"/>
-        </w:rPr>
-        <w:t xml:space="preserve">На рисунке 6 представлена матрица ошибок для лучшей полученной </w:t>
-      </w:r>
-      <w:proofErr w:type="spellStart"/>
-      <w:r>
-        <w:rPr>
-          <w:lang w:val="ru-RU"/>
-        </w:rPr>
-        <w:t>нейросетевой</w:t>
-      </w:r>
-      <w:proofErr w:type="spellEnd"/>
-      <w:r>
-        <w:rPr>
-          <w:lang w:val="ru-RU"/>
-        </w:rPr>
-        <w:t xml:space="preserve"> модели. Матрица ошибок наглядно демонстрирует как точно нейросеть определяет объекты.</w:t>
-      </w:r>
-    </w:p>
-    <w:p>
-      <w:pPr>
-        <w:pStyle w:val="15"/>
-        <w:rPr>
-          <w:lang w:val="ru-RU"/>
-        </w:rPr>
-      </w:pPr>
+      </w:pPr>
+      <w:r>
+        <w:rPr>
+          <w:lang w:val="ru-RU"/>
+        </w:rPr>
+        <w:lastRenderedPageBreak/>
+        <w:t>На рисунке 6 представлена матрица ошибок для лучшей полученной нейросетевой модели. Матрица ошибок наглядно демонстрирует как точно нейросеть определяет объекты.</w:t>
+      </w:r>
     </w:p>
     <w:p>
       <w:pPr>
@@ -19301,7 +19052,6 @@
           <w:noProof/>
           <w:lang w:val="ru-RU"/>
         </w:rPr>
-        <w:lastRenderedPageBreak/>
         <w:drawing>
           <wp:inline distT="0" distB="0" distL="0" distR="0" wp14:anchorId="032C61F3" wp14:editId="5E100280">
             <wp:extent cx="5759450" cy="5078095"/>
@@ -19465,39 +19215,73 @@
         <w:rPr>
           <w:lang w:val="ru-RU"/>
         </w:rPr>
+        <w:t xml:space="preserve"> для повышения точности.</w:t>
+      </w:r>
+    </w:p>
+    <w:p>
+      <w:pPr>
+        <w:pStyle w:val="15"/>
+        <w:rPr>
+          <w:lang w:val="ru-RU"/>
+        </w:rPr>
+      </w:pPr>
+      <w:r>
+        <w:rPr>
+          <w:lang w:val="ru-RU"/>
+        </w:rPr>
+        <w:t>После обновл</w:t>
+      </w:r>
+      <w:r>
+        <w:rPr>
+          <w:lang w:val="ru-RU"/>
+        </w:rPr>
+        <w:t>ения</w:t>
+      </w:r>
+      <w:r>
+        <w:rPr>
+          <w:lang w:val="ru-RU"/>
+        </w:rPr>
         <w:t xml:space="preserve"> </w:t>
       </w:r>
       <w:r>
         <w:rPr>
           <w:lang w:val="ru-RU"/>
         </w:rPr>
-        <w:t>для повышения точности</w:t>
-      </w:r>
-      <w:r>
-        <w:rPr>
-          <w:lang w:val="ru-RU"/>
-        </w:rPr>
-        <w:t>.</w:t>
-      </w:r>
-    </w:p>
-    <w:p>
-      <w:pPr>
-        <w:pStyle w:val="15"/>
-        <w:rPr>
-          <w:lang w:val="ru-RU"/>
-        </w:rPr>
-      </w:pPr>
-      <w:r>
-        <w:rPr>
-          <w:lang w:val="ru-RU"/>
-        </w:rPr>
-        <w:t>После обновл</w:t>
-      </w:r>
-      <w:r>
-        <w:rPr>
-          <w:lang w:val="ru-RU"/>
-        </w:rPr>
-        <w:t>ения</w:t>
+        <w:t xml:space="preserve">датасета необходимо заново обучить нейросетевую модель. Так как в первом эксперименте лучше всех себя показала модель </w:t>
+      </w:r>
+      <w:r>
+        <w:t>YOLOv</w:t>
+      </w:r>
+      <w:r>
+        <w:rPr>
+          <w:lang w:val="ru-RU"/>
+        </w:rPr>
+        <w:t>8</w:t>
+      </w:r>
+      <w:r>
+        <w:rPr>
+          <w:lang w:val="ru-RU"/>
+        </w:rPr>
+        <w:t xml:space="preserve">, она также использовалась </w:t>
+      </w:r>
+      <w:r>
+        <w:rPr>
+          <w:lang w:val="ru-RU"/>
+        </w:rPr>
+        <w:t>для обучения</w:t>
+      </w:r>
+      <w:r>
+        <w:rPr>
+          <w:lang w:val="ru-RU"/>
+        </w:rPr>
+        <w:t xml:space="preserve"> на обновлённом наборе </w:t>
+      </w:r>
+      <w:r>
+        <w:rPr>
+          <w:lang w:val="ru-RU"/>
+        </w:rPr>
+        <w:lastRenderedPageBreak/>
+        <w:t>данных.</w:t>
       </w:r>
       <w:r>
         <w:rPr>
@@ -19505,82 +19289,15 @@
         </w:rPr>
         <w:t xml:space="preserve"> </w:t>
       </w:r>
-      <w:proofErr w:type="spellStart"/>
-      <w:r>
-        <w:rPr>
-          <w:lang w:val="ru-RU"/>
-        </w:rPr>
-        <w:t>датасета</w:t>
-      </w:r>
-      <w:proofErr w:type="spellEnd"/>
-      <w:r>
-        <w:rPr>
-          <w:lang w:val="ru-RU"/>
-        </w:rPr>
-        <w:t xml:space="preserve"> необходимо заново обучить </w:t>
-      </w:r>
-      <w:proofErr w:type="spellStart"/>
-      <w:r>
-        <w:rPr>
-          <w:lang w:val="ru-RU"/>
-        </w:rPr>
-        <w:t>нейросетевую</w:t>
-      </w:r>
-      <w:proofErr w:type="spellEnd"/>
-      <w:r>
-        <w:rPr>
-          <w:lang w:val="ru-RU"/>
-        </w:rPr>
-        <w:t xml:space="preserve"> модель. Так как в первом эксперименте лучше всех себя показала модель </w:t>
-      </w:r>
-      <w:proofErr w:type="spellStart"/>
+      <w:r>
+        <w:rPr>
+          <w:lang w:val="ru-RU"/>
+        </w:rPr>
+        <w:t xml:space="preserve">В таблице 6 представлены метрики модели </w:t>
+      </w:r>
       <w:r>
         <w:t>YOLOv</w:t>
       </w:r>
-      <w:proofErr w:type="spellEnd"/>
-      <w:r>
-        <w:rPr>
-          <w:lang w:val="ru-RU"/>
-        </w:rPr>
-        <w:t>8</w:t>
-      </w:r>
-      <w:r>
-        <w:rPr>
-          <w:lang w:val="ru-RU"/>
-        </w:rPr>
-        <w:t xml:space="preserve">, она также использовалась </w:t>
-      </w:r>
-      <w:r>
-        <w:rPr>
-          <w:lang w:val="ru-RU"/>
-        </w:rPr>
-        <w:t>для обучения</w:t>
-      </w:r>
-      <w:r>
-        <w:rPr>
-          <w:lang w:val="ru-RU"/>
-        </w:rPr>
-        <w:t xml:space="preserve"> на обновлённом наборе данных.</w:t>
-      </w:r>
-    </w:p>
-    <w:p>
-      <w:pPr>
-        <w:pStyle w:val="15"/>
-        <w:rPr>
-          <w:lang w:val="ru-RU"/>
-        </w:rPr>
-      </w:pPr>
-      <w:r>
-        <w:rPr>
-          <w:lang w:val="ru-RU"/>
-        </w:rPr>
-        <w:t xml:space="preserve">В таблице 6 представлены метрики модели </w:t>
-      </w:r>
-      <w:proofErr w:type="spellStart"/>
-      <w:r>
-        <w:t>YOLOv</w:t>
-      </w:r>
-      <w:proofErr w:type="spellEnd"/>
       <w:r>
         <w:rPr>
           <w:lang w:val="ru-RU"/>
@@ -19607,14 +19324,11 @@
         <w:rPr>
           <w:lang w:val="ru-RU"/>
         </w:rPr>
-        <w:lastRenderedPageBreak/>
         <w:t xml:space="preserve">Таблица 6 – Метрики новой модели </w:t>
       </w:r>
-      <w:proofErr w:type="spellStart"/>
       <w:r>
         <w:t>YOLOv</w:t>
       </w:r>
-      <w:proofErr w:type="spellEnd"/>
       <w:r>
         <w:rPr>
           <w:lang w:val="ru-RU"/>
@@ -19651,6 +19365,7 @@
           </w:tcPr>
           <w:p>
             <w:pPr>
+              <w:keepNext/>
               <w:spacing w:after="168"/>
               <w:jc w:val="center"/>
               <w:rPr>
@@ -19659,6 +19374,7 @@
                 <w:color w:val="000000" w:themeColor="text1"/>
                 <w:sz w:val="24"/>
                 <w:szCs w:val="24"/>
+                <w:highlight w:val="yellow"/>
               </w:rPr>
             </w:pPr>
             <w:r>
@@ -19668,6 +19384,7 @@
                 <w:color w:val="000000" w:themeColor="text1"/>
                 <w:sz w:val="24"/>
                 <w:szCs w:val="24"/>
+                <w:highlight w:val="yellow"/>
               </w:rPr>
               <w:t>Class</w:t>
             </w:r>
@@ -19688,9 +19405,9 @@
                 <w:color w:val="000000" w:themeColor="text1"/>
                 <w:sz w:val="24"/>
                 <w:szCs w:val="24"/>
-              </w:rPr>
-            </w:pPr>
-            <w:proofErr w:type="spellStart"/>
+                <w:highlight w:val="yellow"/>
+              </w:rPr>
+            </w:pPr>
             <w:r>
               <w:rPr>
                 <w:b/>
@@ -19698,10 +19415,10 @@
                 <w:color w:val="000000" w:themeColor="text1"/>
                 <w:sz w:val="24"/>
                 <w:szCs w:val="24"/>
+                <w:highlight w:val="yellow"/>
               </w:rPr>
               <w:t>Images</w:t>
             </w:r>
-            <w:proofErr w:type="spellEnd"/>
           </w:p>
         </w:tc>
         <w:tc>
@@ -19719,9 +19436,9 @@
                 <w:color w:val="000000" w:themeColor="text1"/>
                 <w:sz w:val="24"/>
                 <w:szCs w:val="24"/>
-              </w:rPr>
-            </w:pPr>
-            <w:proofErr w:type="spellStart"/>
+                <w:highlight w:val="yellow"/>
+              </w:rPr>
+            </w:pPr>
             <w:r>
               <w:rPr>
                 <w:b/>
@@ -19729,10 +19446,10 @@
                 <w:color w:val="000000" w:themeColor="text1"/>
                 <w:sz w:val="24"/>
                 <w:szCs w:val="24"/>
+                <w:highlight w:val="yellow"/>
               </w:rPr>
               <w:t>Instances</w:t>
             </w:r>
-            <w:proofErr w:type="spellEnd"/>
           </w:p>
         </w:tc>
         <w:tc>
@@ -19750,6 +19467,7 @@
                 <w:color w:val="000000" w:themeColor="text1"/>
                 <w:sz w:val="24"/>
                 <w:szCs w:val="24"/>
+                <w:highlight w:val="yellow"/>
               </w:rPr>
             </w:pPr>
             <w:r>
@@ -19759,6 +19477,7 @@
                 <w:color w:val="000000" w:themeColor="text1"/>
                 <w:sz w:val="24"/>
                 <w:szCs w:val="24"/>
+                <w:highlight w:val="yellow"/>
               </w:rPr>
               <w:t>P</w:t>
             </w:r>
@@ -19779,6 +19498,7 @@
                 <w:color w:val="000000" w:themeColor="text1"/>
                 <w:sz w:val="24"/>
                 <w:szCs w:val="24"/>
+                <w:highlight w:val="yellow"/>
               </w:rPr>
             </w:pPr>
             <w:r>
@@ -19788,6 +19508,7 @@
                 <w:color w:val="000000" w:themeColor="text1"/>
                 <w:sz w:val="24"/>
                 <w:szCs w:val="24"/>
+                <w:highlight w:val="yellow"/>
               </w:rPr>
               <w:t>R</w:t>
             </w:r>
@@ -19808,6 +19529,7 @@
                 <w:color w:val="000000" w:themeColor="text1"/>
                 <w:sz w:val="24"/>
                 <w:szCs w:val="24"/>
+                <w:highlight w:val="yellow"/>
               </w:rPr>
             </w:pPr>
             <w:r>
@@ -19817,6 +19539,7 @@
                 <w:color w:val="000000" w:themeColor="text1"/>
                 <w:sz w:val="24"/>
                 <w:szCs w:val="24"/>
+                <w:highlight w:val="yellow"/>
               </w:rPr>
               <w:t>mAP50</w:t>
             </w:r>
@@ -19837,6 +19560,7 @@
                 <w:color w:val="000000" w:themeColor="text1"/>
                 <w:sz w:val="24"/>
                 <w:szCs w:val="24"/>
+                <w:highlight w:val="yellow"/>
               </w:rPr>
             </w:pPr>
             <w:r>
@@ -19846,6 +19570,7 @@
                 <w:color w:val="000000" w:themeColor="text1"/>
                 <w:sz w:val="24"/>
                 <w:szCs w:val="24"/>
+                <w:highlight w:val="yellow"/>
               </w:rPr>
               <w:t>mAP50-95</w:t>
             </w:r>
@@ -19867,7 +19592,6 @@
               </w:rPr>
             </w:pPr>
             <w:bookmarkStart w:id="26" w:name="_Hlk197205395"/>
-            <w:proofErr w:type="spellStart"/>
             <w:r>
               <w:rPr>
                 <w:sz w:val="24"/>
@@ -19875,7 +19599,6 @@
               </w:rPr>
               <w:t>all</w:t>
             </w:r>
-            <w:proofErr w:type="spellEnd"/>
           </w:p>
         </w:tc>
         <w:tc>
@@ -20081,31 +19804,13 @@
                 <w:szCs w:val="24"/>
               </w:rPr>
             </w:pPr>
-            <w:proofErr w:type="spellStart"/>
-            <w:r>
-              <w:rPr>
-                <w:sz w:val="24"/>
-                <w:szCs w:val="24"/>
-              </w:rPr>
-              <w:t>Trafic</w:t>
-            </w:r>
-            <w:proofErr w:type="spellEnd"/>
-            <w:r>
-              <w:rPr>
-                <w:sz w:val="24"/>
-                <w:szCs w:val="24"/>
-              </w:rPr>
-              <w:t xml:space="preserve"> Light </w:t>
-            </w:r>
-            <w:proofErr w:type="spellStart"/>
-            <w:r>
-              <w:rPr>
-                <w:sz w:val="24"/>
-                <w:szCs w:val="24"/>
-              </w:rPr>
-              <w:t>Signal</w:t>
-            </w:r>
-            <w:proofErr w:type="spellEnd"/>
+            <w:r>
+              <w:rPr>
+                <w:sz w:val="24"/>
+                <w:szCs w:val="24"/>
+              </w:rPr>
+              <w:t>Trafic Light Signal</w:t>
+            </w:r>
           </w:p>
         </w:tc>
         <w:tc>
@@ -20330,17 +20035,8 @@
                 <w:sz w:val="24"/>
                 <w:szCs w:val="24"/>
               </w:rPr>
-              <w:t xml:space="preserve">Stop </w:t>
-            </w:r>
-            <w:proofErr w:type="spellStart"/>
-            <w:r>
-              <w:rPr>
-                <w:sz w:val="24"/>
-                <w:szCs w:val="24"/>
-              </w:rPr>
-              <w:t>Signal</w:t>
-            </w:r>
-            <w:proofErr w:type="spellEnd"/>
+              <w:t>Stop Signal</w:t>
+            </w:r>
           </w:p>
         </w:tc>
         <w:tc>
@@ -20532,31 +20228,13 @@
                 <w:szCs w:val="24"/>
               </w:rPr>
             </w:pPr>
-            <w:proofErr w:type="spellStart"/>
-            <w:r>
-              <w:rPr>
-                <w:sz w:val="24"/>
-                <w:szCs w:val="24"/>
-              </w:rPr>
-              <w:t>Speedlimit</w:t>
-            </w:r>
-            <w:proofErr w:type="spellEnd"/>
-            <w:r>
-              <w:rPr>
-                <w:sz w:val="24"/>
-                <w:szCs w:val="24"/>
-              </w:rPr>
-              <w:t xml:space="preserve"> </w:t>
-            </w:r>
-            <w:proofErr w:type="spellStart"/>
-            <w:r>
-              <w:rPr>
-                <w:sz w:val="24"/>
-                <w:szCs w:val="24"/>
-              </w:rPr>
-              <w:t>Signal</w:t>
-            </w:r>
-            <w:proofErr w:type="spellEnd"/>
+            <w:r>
+              <w:rPr>
+                <w:sz w:val="24"/>
+                <w:szCs w:val="24"/>
+              </w:rPr>
+              <w:t>Speedlimit Signal</w:t>
+            </w:r>
           </w:p>
         </w:tc>
         <w:tc>
@@ -20748,31 +20426,13 @@
                 <w:szCs w:val="24"/>
               </w:rPr>
             </w:pPr>
-            <w:proofErr w:type="spellStart"/>
-            <w:r>
-              <w:rPr>
-                <w:sz w:val="24"/>
-                <w:szCs w:val="24"/>
-              </w:rPr>
-              <w:t>Crosswalk</w:t>
-            </w:r>
-            <w:proofErr w:type="spellEnd"/>
-            <w:r>
-              <w:rPr>
-                <w:sz w:val="24"/>
-                <w:szCs w:val="24"/>
-              </w:rPr>
-              <w:t xml:space="preserve"> </w:t>
-            </w:r>
-            <w:proofErr w:type="spellStart"/>
-            <w:r>
-              <w:rPr>
-                <w:sz w:val="24"/>
-                <w:szCs w:val="24"/>
-              </w:rPr>
-              <w:t>Signal</w:t>
-            </w:r>
-            <w:proofErr w:type="spellEnd"/>
+            <w:r>
+              <w:rPr>
+                <w:sz w:val="24"/>
+                <w:szCs w:val="24"/>
+              </w:rPr>
+              <w:t>Crosswalk Signal</w:t>
+            </w:r>
           </w:p>
         </w:tc>
         <w:tc>
@@ -20978,7 +20638,6 @@
                 <w:szCs w:val="24"/>
               </w:rPr>
             </w:pPr>
-            <w:proofErr w:type="spellStart"/>
             <w:r>
               <w:rPr>
                 <w:sz w:val="24"/>
@@ -20986,7 +20645,6 @@
               </w:rPr>
               <w:t>Crosswalk</w:t>
             </w:r>
-            <w:proofErr w:type="spellEnd"/>
           </w:p>
         </w:tc>
         <w:tc>
@@ -21192,7 +20850,6 @@
                 <w:szCs w:val="24"/>
               </w:rPr>
             </w:pPr>
-            <w:proofErr w:type="spellStart"/>
             <w:r>
               <w:rPr>
                 <w:sz w:val="24"/>
@@ -21200,7 +20857,6 @@
               </w:rPr>
               <w:t>Pedestrian</w:t>
             </w:r>
-            <w:proofErr w:type="spellEnd"/>
           </w:p>
         </w:tc>
         <w:tc>
@@ -21406,7 +21062,6 @@
                 <w:szCs w:val="24"/>
               </w:rPr>
             </w:pPr>
-            <w:proofErr w:type="spellStart"/>
             <w:r>
               <w:rPr>
                 <w:sz w:val="24"/>
@@ -21414,7 +21069,6 @@
               </w:rPr>
               <w:t>Bus</w:t>
             </w:r>
-            <w:proofErr w:type="spellEnd"/>
           </w:p>
         </w:tc>
         <w:tc>
@@ -21832,7 +21486,6 @@
                 <w:szCs w:val="24"/>
               </w:rPr>
             </w:pPr>
-            <w:proofErr w:type="spellStart"/>
             <w:r>
               <w:rPr>
                 <w:sz w:val="24"/>
@@ -21840,7 +21493,6 @@
               </w:rPr>
               <w:t>Truck</w:t>
             </w:r>
-            <w:proofErr w:type="spellEnd"/>
           </w:p>
         </w:tc>
         <w:tc>
@@ -22054,6 +21706,21 @@
           <w:lang w:val="ru-RU"/>
         </w:rPr>
         <w:t>Из таблицы видно, что точность распознания автобусов стала выше, за счёт этого и общая средняя точность возросла.</w:t>
+      </w:r>
+    </w:p>
+    <w:p>
+      <w:pPr>
+        <w:pStyle w:val="15"/>
+        <w:rPr>
+          <w:lang w:val="ru-RU"/>
+        </w:rPr>
+      </w:pPr>
+      <w:r>
+        <w:rPr>
+          <w:highlight w:val="yellow"/>
+          <w:lang w:val="ru-RU"/>
+        </w:rPr>
+        <w:t>Таким образом</w:t>
       </w:r>
     </w:p>
     <w:p>
@@ -22115,15 +21782,7 @@
         <w:t xml:space="preserve">Пользователи должны иметь возможность </w:t>
       </w:r>
       <w:r>
-        <w:t xml:space="preserve">выбирать желаемую </w:t>
-      </w:r>
-      <w:proofErr w:type="spellStart"/>
-      <w:r>
-        <w:t>нейросетевую</w:t>
-      </w:r>
-      <w:proofErr w:type="spellEnd"/>
-      <w:r>
-        <w:t xml:space="preserve"> модель из списка</w:t>
+        <w:t>выбирать желаемую нейросетевую модель из списка</w:t>
       </w:r>
       <w:r>
         <w:t>.</w:t>
@@ -22137,15 +21796,7 @@
         <w:t xml:space="preserve">Пользователи должны иметь возможность </w:t>
       </w:r>
       <w:r>
-        <w:t xml:space="preserve">загружать собственные </w:t>
-      </w:r>
-      <w:proofErr w:type="spellStart"/>
-      <w:r>
-        <w:t>нейросетевые</w:t>
-      </w:r>
-      <w:proofErr w:type="spellEnd"/>
-      <w:r>
-        <w:t xml:space="preserve"> модели детекции</w:t>
+        <w:t>загружать собственные нейросетевые модели детекции</w:t>
       </w:r>
       <w:r>
         <w:t xml:space="preserve">. </w:t>
@@ -22196,23 +21847,10 @@
         <w:ind w:left="0" w:firstLine="709"/>
       </w:pPr>
       <w:r>
-        <w:t xml:space="preserve">Обучаемые </w:t>
-      </w:r>
-      <w:proofErr w:type="spellStart"/>
-      <w:r>
-        <w:t>нейросетевые</w:t>
-      </w:r>
-      <w:proofErr w:type="spellEnd"/>
-      <w:r>
-        <w:t xml:space="preserve"> модели должны быть основаны на моделях </w:t>
-      </w:r>
-      <w:proofErr w:type="spellStart"/>
-      <w:r>
-        <w:t>Ultralytics</w:t>
-      </w:r>
-      <w:proofErr w:type="spellEnd"/>
-      <w:r>
-        <w:t xml:space="preserve"> YOLO</w:t>
+        <w:t xml:space="preserve">Обучаемые нейросетевые модели должны быть основаны на моделях </w:t>
+      </w:r>
+      <w:r>
+        <w:t>Ultralytics YOLO</w:t>
       </w:r>
       <w:r>
         <w:t>.</w:t>
@@ -22243,23 +21881,7 @@
       <w:r>
         <w:t>.</w:t>
       </w:r>
-    </w:p>
-    <w:bookmarkEnd w:id="28"/>
-    <w:p>
-      <w:pPr>
-        <w:pStyle w:val="aff0"/>
-        <w:numPr>
-          <w:ilvl w:val="0"/>
-          <w:numId w:val="0"/>
-        </w:numPr>
-        <w:ind w:left="709"/>
-        <w:rPr>
-          <w:lang w:val="en-US"/>
-        </w:rPr>
-      </w:pPr>
-      <w:r>
-        <w:t xml:space="preserve">   </w:t>
-      </w:r>
+      <w:bookmarkEnd w:id="28"/>
     </w:p>
     <w:p>
       <w:pPr>
@@ -22276,10 +21898,10 @@
         </w:rPr>
         <w:lastRenderedPageBreak/>
         <w:drawing>
-          <wp:inline distT="0" distB="0" distL="0" distR="0" wp14:anchorId="1A26D8E5" wp14:editId="6BA446EF">
-            <wp:extent cx="5759450" cy="7141845"/>
-            <wp:effectExtent l="19050" t="19050" r="12700" b="20955"/>
-            <wp:docPr id="12" name="Рисунок 12"/>
+          <wp:inline distT="0" distB="0" distL="0" distR="0" wp14:anchorId="2B29616B" wp14:editId="6FAFC3A9">
+            <wp:extent cx="5748655" cy="6174740"/>
+            <wp:effectExtent l="19050" t="19050" r="23495" b="16510"/>
+            <wp:docPr id="6" name="Рисунок 6"/>
             <wp:cNvGraphicFramePr>
               <a:graphicFrameLocks xmlns:a="http://schemas.openxmlformats.org/drawingml/2006/main" noChangeAspect="1"/>
             </wp:cNvGraphicFramePr>
@@ -22287,23 +21909,33 @@
               <a:graphicData uri="http://schemas.openxmlformats.org/drawingml/2006/picture">
                 <pic:pic xmlns:pic="http://schemas.openxmlformats.org/drawingml/2006/picture">
                   <pic:nvPicPr>
-                    <pic:cNvPr id="1" name=""/>
-                    <pic:cNvPicPr/>
+                    <pic:cNvPr id="0" name="Picture 1"/>
+                    <pic:cNvPicPr>
+                      <a:picLocks noChangeAspect="1" noChangeArrowheads="1"/>
+                    </pic:cNvPicPr>
                   </pic:nvPicPr>
                   <pic:blipFill>
-                    <a:blip r:embed="rId30"/>
+                    <a:blip r:embed="rId30">
+                      <a:extLst>
+                        <a:ext uri="{28A0092B-C50C-407E-A947-70E740481C1C}">
+                          <a14:useLocalDpi xmlns:a14="http://schemas.microsoft.com/office/drawing/2010/main" val="0"/>
+                        </a:ext>
+                      </a:extLst>
+                    </a:blip>
+                    <a:srcRect/>
                     <a:stretch>
                       <a:fillRect/>
                     </a:stretch>
                   </pic:blipFill>
-                  <pic:spPr>
+                  <pic:spPr bwMode="auto">
                     <a:xfrm>
                       <a:off x="0" y="0"/>
-                      <a:ext cx="5759450" cy="7141845"/>
+                      <a:ext cx="5748655" cy="6174740"/>
                     </a:xfrm>
                     <a:prstGeom prst="rect">
                       <a:avLst/>
                     </a:prstGeom>
+                    <a:noFill/>
                     <a:ln w="12700">
                       <a:solidFill>
                         <a:schemeClr val="tx1"/>
@@ -22331,6 +21963,12 @@
         </w:rPr>
         <w:t>Рисунок</w:t>
       </w:r>
+      <w:r>
+        <w:rPr>
+          <w:lang w:val="ru-RU"/>
+        </w:rPr>
+        <w:t xml:space="preserve"> 7 – Диаграмма последовательности</w:t>
+      </w:r>
     </w:p>
     <w:p>
       <w:pPr>
@@ -22400,35 +22038,134 @@
         <w:rPr>
           <w:lang w:val="ru-RU"/>
         </w:rPr>
-        <w:t xml:space="preserve">Он получает запросы от </w:t>
-      </w:r>
-      <w:proofErr w:type="spellStart"/>
-      <w:r>
-        <w:rPr>
-          <w:lang w:val="ru-RU"/>
-        </w:rPr>
-        <w:t>фронтенда</w:t>
-      </w:r>
-      <w:proofErr w:type="spellEnd"/>
-      <w:r>
-        <w:rPr>
-          <w:lang w:val="ru-RU"/>
-        </w:rPr>
-        <w:t>, выполняет бизнес</w:t>
+        <w:t>Он получает запросы от фронтенда, выполняет бизнес</w:t>
       </w:r>
       <w:r>
         <w:rPr>
           <w:lang w:val="ru-RU"/>
         </w:rPr>
         <w:noBreakHyphen/>
-        <w:t>логику, вза</w:t>
-      </w:r>
+        <w:t>логику, взаимодействует с базами данных или внешними сервисами, вычисляет результаты и возвращает их в удобном формате. Бэкенд занят проверкой корректности входных данных, авторизацией, безопасностью, хранением и преобразованием информации, запуском тяжёлых вычислений</w:t>
+      </w:r>
+      <w:r>
+        <w:rPr>
+          <w:lang w:val="ru-RU"/>
+        </w:rPr>
+        <w:t>.</w:t>
+      </w:r>
+      <w:r>
+        <w:rPr>
+          <w:lang w:val="ru-RU"/>
+        </w:rPr>
+        <w:t xml:space="preserve"> </w:t>
+      </w:r>
+    </w:p>
+    <w:p>
+      <w:pPr>
+        <w:pStyle w:val="15"/>
+        <w:rPr>
+          <w:lang w:val="ru-RU"/>
+        </w:rPr>
+      </w:pPr>
       <w:r>
         <w:rPr>
           <w:lang w:val="ru-RU"/>
         </w:rPr>
         <w:lastRenderedPageBreak/>
-        <w:t>имодействует с базами данных или внешними сервисами, вычисляет результаты и возвращает их в удобном формате. Бэкенд занят проверкой корректности входных данных, авторизацией, безопасностью, хранением и преобразованием информации, запуском тяжёлых вычислений</w:t>
+        <w:t xml:space="preserve">Для </w:t>
+      </w:r>
+      <w:r>
+        <w:rPr>
+          <w:lang w:val="ru-RU"/>
+        </w:rPr>
+        <w:t xml:space="preserve">разработки </w:t>
+      </w:r>
+      <w:r>
+        <w:rPr>
+          <w:lang w:val="ru-RU"/>
+        </w:rPr>
+        <w:t>был выбран язык программирования Python для легкой интеграции некоторых частей кода, написанного на этапе обучения и тестирования нейросетевых моделей.</w:t>
+      </w:r>
+    </w:p>
+    <w:p>
+      <w:pPr>
+        <w:pStyle w:val="15"/>
+        <w:rPr>
+          <w:lang w:val="ru-RU"/>
+        </w:rPr>
+      </w:pPr>
+      <w:r>
+        <w:rPr>
+          <w:lang w:val="ru-RU"/>
+        </w:rPr>
+        <w:t xml:space="preserve">В основе бэкенда лежит набор </w:t>
+      </w:r>
+      <w:r>
+        <w:t>Python</w:t>
+      </w:r>
+      <w:r>
+        <w:rPr>
+          <w:lang w:val="ru-RU"/>
+        </w:rPr>
+        <w:noBreakHyphen/>
+        <w:t>скриптов, отвечающих за управление нейросетевыми моделями, выполнение детекции на изображениях и видео, а также за сохранение результатов. При старте программы автоматически создаются папки для предустановленных и загруженных пользователем моделей, а также для вывода результатов. Это позволяет централизованно хранить все необходимые файлы и контролировать их доступность. Для обнаружения объектов используе</w:t>
+      </w:r>
+      <w:r>
+        <w:rPr>
+          <w:lang w:val="ru-RU"/>
+        </w:rPr>
+        <w:t>тся</w:t>
+      </w:r>
+      <w:r>
+        <w:rPr>
+          <w:lang w:val="ru-RU"/>
+        </w:rPr>
+        <w:t xml:space="preserve"> библиотек</w:t>
+      </w:r>
+      <w:r>
+        <w:rPr>
+          <w:lang w:val="ru-RU"/>
+        </w:rPr>
+        <w:t>а</w:t>
+      </w:r>
+      <w:r>
+        <w:rPr>
+          <w:lang w:val="ru-RU"/>
+        </w:rPr>
+        <w:t xml:space="preserve"> </w:t>
+      </w:r>
+      <w:r>
+        <w:t>Ultralytics</w:t>
+      </w:r>
+      <w:r>
+        <w:rPr>
+          <w:lang w:val="ru-RU"/>
+        </w:rPr>
+        <w:t xml:space="preserve"> </w:t>
+      </w:r>
+      <w:r>
+        <w:t>YOLO</w:t>
+      </w:r>
+      <w:r>
+        <w:rPr>
+          <w:lang w:val="ru-RU"/>
+        </w:rPr>
+        <w:t xml:space="preserve">. </w:t>
+      </w:r>
+      <w:r>
+        <w:rPr>
+          <w:lang w:val="ru-RU"/>
+        </w:rPr>
+        <w:t xml:space="preserve">С её помощью можно обученные модели </w:t>
+      </w:r>
+      <w:r>
+        <w:t>YOLO</w:t>
+      </w:r>
+      <w:r>
+        <w:rPr>
+          <w:lang w:val="ru-RU"/>
+        </w:rPr>
+        <w:t xml:space="preserve"> использовать для детекции на изображениях</w:t>
       </w:r>
       <w:r>
         <w:rPr>
@@ -22436,12 +22173,100 @@
         </w:rPr>
         <w:t>.</w:t>
       </w:r>
+    </w:p>
+    <w:p>
+      <w:pPr>
+        <w:pStyle w:val="15"/>
+        <w:rPr>
+          <w:lang w:val="ru-RU"/>
+        </w:rPr>
+      </w:pPr>
+      <w:r>
+        <w:rPr>
+          <w:lang w:val="ru-RU"/>
+        </w:rPr>
+        <w:t xml:space="preserve">Обработка изображений и видео построена по </w:t>
+      </w:r>
+      <w:r>
+        <w:rPr>
+          <w:lang w:val="ru-RU"/>
+        </w:rPr>
+        <w:t>следующему</w:t>
+      </w:r>
+      <w:r>
+        <w:rPr>
+          <w:lang w:val="ru-RU"/>
+        </w:rPr>
+        <w:t xml:space="preserve"> принципу: на вход подаются файлы, вызывается функция детекции, которая инициализирует модель и проходит по каждому картинке. Для изображений создаётся аннотированное изображение с рамками объектов, которое сохраняется на диск с уникальным именем, включающим временную метку.</w:t>
+      </w:r>
+    </w:p>
+    <w:p>
+      <w:pPr>
+        <w:pStyle w:val="15"/>
+        <w:rPr>
+          <w:lang w:val="ru-RU"/>
+        </w:rPr>
+      </w:pPr>
+      <w:r>
+        <w:rPr>
+          <w:lang w:val="ru-RU"/>
+        </w:rPr>
+        <w:t>При</w:t>
+      </w:r>
+      <w:r>
+        <w:rPr>
+          <w:lang w:val="ru-RU"/>
+        </w:rPr>
+        <w:t xml:space="preserve"> работе с видео</w:t>
+      </w:r>
+      <w:r>
+        <w:rPr>
+          <w:lang w:val="ru-RU"/>
+        </w:rPr>
+        <w:t>, его сначала необходимо разбить на кадры. Затем</w:t>
+      </w:r>
+      <w:r>
+        <w:rPr>
+          <w:lang w:val="ru-RU"/>
+        </w:rPr>
+        <w:t xml:space="preserve"> кадры читаются</w:t>
+      </w:r>
+      <w:r>
+        <w:rPr>
+          <w:lang w:val="ru-RU"/>
+        </w:rPr>
+        <w:t xml:space="preserve"> и</w:t>
+      </w:r>
+      <w:r>
+        <w:rPr>
+          <w:lang w:val="ru-RU"/>
+        </w:rPr>
+        <w:t xml:space="preserve"> аннотируются</w:t>
+      </w:r>
+      <w:r>
+        <w:rPr>
+          <w:lang w:val="ru-RU"/>
+        </w:rPr>
+        <w:t>. В конце</w:t>
+      </w:r>
       <w:r>
         <w:rPr>
           <w:lang w:val="ru-RU"/>
         </w:rPr>
         <w:t xml:space="preserve"> </w:t>
       </w:r>
+      <w:r>
+        <w:rPr>
+          <w:lang w:val="ru-RU"/>
+        </w:rPr>
+        <w:t>все кадры соединяются в одно видео</w:t>
+      </w:r>
+      <w:r>
+        <w:rPr>
+          <w:lang w:val="ru-RU"/>
+        </w:rPr>
+        <w:t>.</w:t>
+      </w:r>
     </w:p>
     <w:p>
       <w:pPr>
@@ -22454,33 +22279,93 @@
         <w:rPr>
           <w:lang w:val="ru-RU"/>
         </w:rPr>
-        <w:t xml:space="preserve">Для </w:t>
-      </w:r>
-      <w:r>
-        <w:rPr>
-          <w:lang w:val="ru-RU"/>
-        </w:rPr>
-        <w:t xml:space="preserve">разработки </w:t>
-      </w:r>
-      <w:r>
-        <w:rPr>
-          <w:lang w:val="ru-RU"/>
-        </w:rPr>
-        <w:t xml:space="preserve">был выбран язык программирования Python для легкой интеграции некоторых частей кода, написанного на этапе обучения и тестирования </w:t>
-      </w:r>
-      <w:proofErr w:type="spellStart"/>
-      <w:r>
-        <w:rPr>
-          <w:lang w:val="ru-RU"/>
-        </w:rPr>
-        <w:t>нейросетевых</w:t>
-      </w:r>
-      <w:proofErr w:type="spellEnd"/>
-      <w:r>
-        <w:rPr>
-          <w:lang w:val="ru-RU"/>
-        </w:rPr>
-        <w:t xml:space="preserve"> моделей.</w:t>
+        <w:t xml:space="preserve">Весь процесс снабжён подробным логированием от момента загрузки модели до окончания сохранения результатов. Любые ошибки </w:t>
+      </w:r>
+      <w:r>
+        <w:rPr>
+          <w:lang w:val="ru-RU"/>
+        </w:rPr>
+        <w:t>–</w:t>
+      </w:r>
+      <w:r>
+        <w:rPr>
+          <w:lang w:val="ru-RU"/>
+        </w:rPr>
+        <w:t xml:space="preserve"> будь то неправильное расширение загружаемого файла модели</w:t>
+      </w:r>
+      <w:r>
+        <w:rPr>
+          <w:lang w:val="ru-RU"/>
+        </w:rPr>
+        <w:t xml:space="preserve"> или</w:t>
+      </w:r>
+      <w:r>
+        <w:rPr>
+          <w:lang w:val="ru-RU"/>
+        </w:rPr>
+        <w:t xml:space="preserve"> сбой инференса</w:t>
+      </w:r>
+      <w:r>
+        <w:rPr>
+          <w:lang w:val="ru-RU"/>
+        </w:rPr>
+        <w:t xml:space="preserve"> –</w:t>
+      </w:r>
+      <w:r>
+        <w:rPr>
+          <w:lang w:val="ru-RU"/>
+        </w:rPr>
+        <w:t xml:space="preserve"> обрабатываются локально через</w:t>
+      </w:r>
+      <w:r>
+        <w:rPr>
+          <w:lang w:val="ru-RU"/>
+        </w:rPr>
+        <w:t xml:space="preserve"> функцию</w:t>
+      </w:r>
+      <w:r>
+        <w:rPr>
+          <w:lang w:val="ru-RU"/>
+        </w:rPr>
+        <w:t xml:space="preserve"> </w:t>
+      </w:r>
+      <w:r>
+        <w:rPr>
+          <w:rFonts w:ascii="Courier New" w:hAnsi="Courier New" w:cs="Courier New"/>
+          <w:lang w:val="ru-RU"/>
+        </w:rPr>
+        <w:t>print</w:t>
+      </w:r>
+      <w:r>
+        <w:rPr>
+          <w:lang w:val="ru-RU"/>
+        </w:rPr>
+        <w:t xml:space="preserve"> и</w:t>
+      </w:r>
+      <w:r>
+        <w:rPr>
+          <w:lang w:val="ru-RU"/>
+        </w:rPr>
+        <w:t xml:space="preserve"> выводятся в интерфейсе</w:t>
+      </w:r>
+      <w:r>
+        <w:rPr>
+          <w:lang w:val="ru-RU"/>
+        </w:rPr>
+        <w:t xml:space="preserve"> через методы Gradio (</w:t>
+      </w:r>
+      <w:r>
+        <w:rPr>
+          <w:rFonts w:ascii="Courier New" w:hAnsi="Courier New" w:cs="Courier New"/>
+          <w:lang w:val="ru-RU"/>
+        </w:rPr>
+        <w:t>gr.Warning, gr.Error</w:t>
+      </w:r>
+      <w:r>
+        <w:rPr>
+          <w:lang w:val="ru-RU"/>
+        </w:rPr>
+        <w:t xml:space="preserve">), чтобы уведомить пользователя о проблемах. </w:t>
       </w:r>
     </w:p>
     <w:p>
@@ -22494,7 +22379,232 @@
         <w:rPr>
           <w:lang w:val="ru-RU"/>
         </w:rPr>
-        <w:t xml:space="preserve">В основе бэкенда лежит набор </w:t>
+        <w:t xml:space="preserve">В </w:t>
+      </w:r>
+      <w:r>
+        <w:rPr>
+          <w:lang w:val="ru-RU"/>
+        </w:rPr>
+        <w:t xml:space="preserve">Python </w:t>
+      </w:r>
+      <w:r>
+        <w:rPr>
+          <w:lang w:val="ru-RU"/>
+        </w:rPr>
+        <w:t xml:space="preserve">библиотеке </w:t>
+      </w:r>
+      <w:r>
+        <w:t>YOLO</w:t>
+      </w:r>
+      <w:r>
+        <w:rPr>
+          <w:lang w:val="ru-RU"/>
+        </w:rPr>
+        <w:t xml:space="preserve"> уже реализована функция обработки изображений. В результате работы этой функции получается изображение с отрисованными ограничивающими рамками</w:t>
+      </w:r>
+      <w:r>
+        <w:rPr>
+          <w:lang w:val="ru-RU"/>
+        </w:rPr>
+        <w:t xml:space="preserve">. Также подписаны </w:t>
+      </w:r>
+      <w:r>
+        <w:rPr>
+          <w:lang w:val="ru-RU"/>
+        </w:rPr>
+        <w:t>предполагаемы</w:t>
+      </w:r>
+      <w:r>
+        <w:rPr>
+          <w:lang w:val="ru-RU"/>
+        </w:rPr>
+        <w:t>е</w:t>
+      </w:r>
+      <w:r>
+        <w:rPr>
+          <w:lang w:val="ru-RU"/>
+        </w:rPr>
+        <w:t xml:space="preserve"> класс</w:t>
+      </w:r>
+      <w:r>
+        <w:rPr>
+          <w:lang w:val="ru-RU"/>
+        </w:rPr>
+        <w:t xml:space="preserve"> объектов</w:t>
+      </w:r>
+      <w:r>
+        <w:rPr>
+          <w:lang w:val="ru-RU"/>
+        </w:rPr>
+        <w:t xml:space="preserve"> и точность</w:t>
+      </w:r>
+      <w:r>
+        <w:rPr>
+          <w:lang w:val="ru-RU"/>
+        </w:rPr>
+        <w:t xml:space="preserve"> определения</w:t>
+      </w:r>
+      <w:r>
+        <w:rPr>
+          <w:lang w:val="ru-RU"/>
+        </w:rPr>
+        <w:t>.</w:t>
+      </w:r>
+    </w:p>
+    <w:p>
+      <w:pPr>
+        <w:pStyle w:val="15"/>
+        <w:rPr>
+          <w:lang w:val="ru-RU"/>
+        </w:rPr>
+      </w:pPr>
+    </w:p>
+    <w:p>
+      <w:pPr>
+        <w:pStyle w:val="2"/>
+      </w:pPr>
+      <w:r>
+        <w:t>Клиентская часть</w:t>
+      </w:r>
+      <w:r>
+        <w:t xml:space="preserve"> приложения</w:t>
+      </w:r>
+    </w:p>
+    <w:p>
+      <w:pPr>
+        <w:pStyle w:val="15"/>
+        <w:rPr>
+          <w:lang w:val="ru-RU"/>
+        </w:rPr>
+      </w:pPr>
+      <w:r>
+        <w:rPr>
+          <w:lang w:val="ru-RU"/>
+        </w:rPr>
+        <w:t xml:space="preserve">Клиентская часть или фронтенд </w:t>
+      </w:r>
+      <w:r>
+        <w:rPr>
+          <w:lang w:val="ru-RU"/>
+        </w:rPr>
+        <w:t>[]</w:t>
+      </w:r>
+      <w:r>
+        <w:rPr>
+          <w:lang w:val="ru-RU"/>
+        </w:rPr>
+        <w:t xml:space="preserve"> </w:t>
+      </w:r>
+      <w:r>
+        <w:rPr>
+          <w:lang w:val="ru-RU"/>
+        </w:rPr>
+        <w:t>отвечает за пользовательский интерфейс</w:t>
+      </w:r>
+      <w:r>
+        <w:rPr>
+          <w:lang w:val="ru-RU"/>
+        </w:rPr>
+        <w:t xml:space="preserve">. </w:t>
+      </w:r>
+      <w:r>
+        <w:rPr>
+          <w:lang w:val="ru-RU"/>
+        </w:rPr>
+        <w:t>В браузере или в десктопном приложении фронтенд отвечает за отображение элементов управления, визуализацию данных, получение от пользователя ввода и отправку его на сервер. Он должен быть быстрым, отзывчивым и понятным</w:t>
+      </w:r>
+      <w:r>
+        <w:rPr>
+          <w:lang w:val="ru-RU"/>
+        </w:rPr>
+        <w:t xml:space="preserve"> для пользователя</w:t>
+      </w:r>
+      <w:r>
+        <w:rPr>
+          <w:lang w:val="ru-RU"/>
+        </w:rPr>
+        <w:t>.</w:t>
+      </w:r>
+      <w:r>
+        <w:rPr>
+          <w:lang w:val="ru-RU"/>
+        </w:rPr>
+        <w:t xml:space="preserve"> </w:t>
+      </w:r>
+      <w:r>
+        <w:rPr>
+          <w:lang w:val="ru-RU"/>
+        </w:rPr>
+        <w:t>В</w:t>
+      </w:r>
+      <w:r>
+        <w:rPr>
+          <w:lang w:val="ru-RU"/>
+        </w:rPr>
+        <w:t xml:space="preserve"> нём рисуют кнопки, поля для </w:t>
+      </w:r>
+      <w:r>
+        <w:rPr>
+          <w:lang w:val="ru-RU"/>
+        </w:rPr>
+        <w:t xml:space="preserve">ввода данных или </w:t>
+      </w:r>
+      <w:r>
+        <w:rPr>
+          <w:lang w:val="ru-RU"/>
+        </w:rPr>
+        <w:t>загрузки файлов, прогресс</w:t>
+      </w:r>
+      <w:r>
+        <w:rPr>
+          <w:lang w:val="ru-RU"/>
+        </w:rPr>
+        <w:noBreakHyphen/>
+        <w:t>бары. Фронтенд обрабатывает нажатия, следит за изменением состояния интерфейса, показывает результаты работы бэкенда и уведомл</w:t>
+      </w:r>
+      <w:r>
+        <w:rPr>
+          <w:lang w:val="ru-RU"/>
+        </w:rPr>
+        <w:t>яет в случае</w:t>
+      </w:r>
+      <w:r>
+        <w:rPr>
+          <w:lang w:val="ru-RU"/>
+        </w:rPr>
+        <w:t xml:space="preserve"> ошиб</w:t>
+      </w:r>
+      <w:r>
+        <w:rPr>
+          <w:lang w:val="ru-RU"/>
+        </w:rPr>
+        <w:t>ое</w:t>
+      </w:r>
+      <w:r>
+        <w:rPr>
+          <w:lang w:val="ru-RU"/>
+        </w:rPr>
+        <w:t>к.</w:t>
+      </w:r>
+    </w:p>
+    <w:p>
+      <w:pPr>
+        <w:pStyle w:val="15"/>
+        <w:rPr>
+          <w:lang w:val="ru-RU"/>
+        </w:rPr>
+      </w:pPr>
+      <w:r>
+        <w:rPr>
+          <w:lang w:val="ru-RU"/>
+        </w:rPr>
+        <w:t>Для создания интерфейса использовалась</w:t>
+      </w:r>
+      <w:r>
+        <w:rPr>
+          <w:lang w:val="ru-RU"/>
+        </w:rPr>
+        <w:t xml:space="preserve"> </w:t>
       </w:r>
       <w:r>
         <w:t>Python</w:t>
@@ -22503,40 +22613,34 @@
         <w:rPr>
           <w:lang w:val="ru-RU"/>
         </w:rPr>
-        <w:noBreakHyphen/>
-        <w:t xml:space="preserve">скриптов, отвечающих за управление </w:t>
-      </w:r>
-      <w:proofErr w:type="spellStart"/>
-      <w:r>
-        <w:rPr>
-          <w:lang w:val="ru-RU"/>
-        </w:rPr>
-        <w:t>нейросетевыми</w:t>
-      </w:r>
-      <w:proofErr w:type="spellEnd"/>
-      <w:r>
-        <w:rPr>
-          <w:lang w:val="ru-RU"/>
-        </w:rPr>
-        <w:t xml:space="preserve"> моделями, выполнение детекции на изображениях и видео, а также за сохранение результатов. При старте программы автоматически создаются папки для предустановленных и загруженных пользователем моделей, а также для вывода результатов. Это позволяет централизованно хранить все необходимые файлы и контролировать их доступность. Для обнаружения объектов используе</w:t>
-      </w:r>
-      <w:r>
-        <w:rPr>
-          <w:lang w:val="ru-RU"/>
-        </w:rPr>
-        <w:t>тся</w:t>
-      </w:r>
-      <w:r>
-        <w:rPr>
-          <w:lang w:val="ru-RU"/>
-        </w:rPr>
-        <w:t xml:space="preserve"> библиотек</w:t>
-      </w:r>
-      <w:r>
-        <w:rPr>
-          <w:lang w:val="ru-RU"/>
-        </w:rPr>
-        <w:t>а</w:t>
+        <w:t xml:space="preserve"> библиотека </w:t>
+      </w:r>
+      <w:r>
+        <w:t>Gradio</w:t>
+      </w:r>
+      <w:r>
+        <w:rPr>
+          <w:lang w:val="ru-RU"/>
+        </w:rPr>
+        <w:t xml:space="preserve">, </w:t>
+      </w:r>
+      <w:r>
+        <w:rPr>
+          <w:lang w:val="ru-RU"/>
+        </w:rPr>
+        <w:t>п</w:t>
+      </w:r>
+      <w:r>
+        <w:rPr>
+          <w:lang w:val="ru-RU"/>
+        </w:rPr>
+        <w:t xml:space="preserve">озволяющая без знания </w:t>
+      </w:r>
+      <w:r>
+        <w:rPr>
+          <w:lang w:val="ru-RU"/>
+        </w:rPr>
+        <w:t>других языков программирования или разметки</w:t>
       </w:r>
       <w:r>
         <w:rPr>
@@ -22544,11 +22648,18 @@
         </w:rPr>
         <w:t xml:space="preserve"> </w:t>
       </w:r>
-      <w:proofErr w:type="spellStart"/>
-      <w:r>
-        <w:t>Ultralytics</w:t>
-      </w:r>
-      <w:proofErr w:type="spellEnd"/>
+      <w:r>
+        <w:rPr>
+          <w:lang w:val="ru-RU"/>
+        </w:rPr>
+        <w:t>реализовать веб-интерфейс для приложения. Б</w:t>
+      </w:r>
+      <w:r>
+        <w:rPr>
+          <w:lang w:val="ru-RU"/>
+        </w:rPr>
+        <w:t>иблиотека</w:t>
+      </w:r>
       <w:r>
         <w:rPr>
           <w:lang w:val="ru-RU"/>
@@ -22556,7 +22667,184 @@
         <w:t xml:space="preserve"> </w:t>
       </w:r>
       <w:r>
-        <w:t>YOLO</w:t>
+        <w:t>Gradio</w:t>
+      </w:r>
+      <w:r>
+        <w:rPr>
+          <w:lang w:val="ru-RU"/>
+        </w:rPr>
+        <w:t xml:space="preserve"> [</w:t>
+      </w:r>
+      <w:r>
+        <w:rPr>
+          <w:lang w:val="ru-RU"/>
+        </w:rPr>
+        <w:fldChar w:fldCharType="begin"/>
+      </w:r>
+      <w:r>
+        <w:rPr>
+          <w:lang w:val="ru-RU"/>
+        </w:rPr>
+        <w:instrText xml:space="preserve"> REF _Ref196419187 \r \h </w:instrText>
+      </w:r>
+      <w:r>
+        <w:rPr>
+          <w:lang w:val="ru-RU"/>
+        </w:rPr>
+      </w:r>
+      <w:r>
+        <w:rPr>
+          <w:lang w:val="ru-RU"/>
+        </w:rPr>
+        <w:fldChar w:fldCharType="separate"/>
+      </w:r>
+      <w:r>
+        <w:rPr>
+          <w:lang w:val="ru-RU"/>
+        </w:rPr>
+        <w:t>19</w:t>
+      </w:r>
+      <w:r>
+        <w:rPr>
+          <w:lang w:val="ru-RU"/>
+        </w:rPr>
+        <w:fldChar w:fldCharType="end"/>
+      </w:r>
+      <w:r>
+        <w:rPr>
+          <w:lang w:val="ru-RU"/>
+        </w:rPr>
+        <w:t>]</w:t>
+      </w:r>
+      <w:r>
+        <w:rPr>
+          <w:lang w:val="ru-RU"/>
+        </w:rPr>
+        <w:t xml:space="preserve"> часто используется для </w:t>
+      </w:r>
+      <w:r>
+        <w:rPr>
+          <w:lang w:val="ru-RU"/>
+        </w:rPr>
+        <w:t>при разработке приложений на основе нейронный сетей.</w:t>
+      </w:r>
+    </w:p>
+    <w:p>
+      <w:pPr>
+        <w:pStyle w:val="15"/>
+        <w:rPr>
+          <w:lang w:val="ru-RU"/>
+        </w:rPr>
+      </w:pPr>
+      <w:r>
+        <w:rPr>
+          <w:lang w:val="ru-RU"/>
+        </w:rPr>
+        <w:t xml:space="preserve">Например, на </w:t>
+      </w:r>
+      <w:r>
+        <w:rPr>
+          <w:lang w:val="ru-RU"/>
+        </w:rPr>
+        <w:t>Hugging Face [</w:t>
+      </w:r>
+      <w:r>
+        <w:rPr>
+          <w:lang w:val="ru-RU"/>
+        </w:rPr>
+        <w:fldChar w:fldCharType="begin"/>
+      </w:r>
+      <w:r>
+        <w:rPr>
+          <w:lang w:val="ru-RU"/>
+        </w:rPr>
+        <w:instrText xml:space="preserve"> REF _Ref196419193 \r \h </w:instrText>
+      </w:r>
+      <w:r>
+        <w:rPr>
+          <w:lang w:val="ru-RU"/>
+        </w:rPr>
+      </w:r>
+      <w:r>
+        <w:rPr>
+          <w:lang w:val="ru-RU"/>
+        </w:rPr>
+        <w:fldChar w:fldCharType="separate"/>
+      </w:r>
+      <w:r>
+        <w:rPr>
+          <w:lang w:val="ru-RU"/>
+        </w:rPr>
+        <w:t>20</w:t>
+      </w:r>
+      <w:r>
+        <w:rPr>
+          <w:lang w:val="ru-RU"/>
+        </w:rPr>
+        <w:fldChar w:fldCharType="end"/>
+      </w:r>
+      <w:r>
+        <w:rPr>
+          <w:lang w:val="ru-RU"/>
+        </w:rPr>
+        <w:t>]</w:t>
+      </w:r>
+      <w:r>
+        <w:rPr>
+          <w:lang w:val="ru-RU"/>
+        </w:rPr>
+        <w:t xml:space="preserve">, </w:t>
+      </w:r>
+      <w:r>
+        <w:rPr>
+          <w:lang w:val="ru-RU"/>
+        </w:rPr>
+        <w:t>платформ</w:t>
+      </w:r>
+      <w:r>
+        <w:rPr>
+          <w:lang w:val="ru-RU"/>
+        </w:rPr>
+        <w:t>е</w:t>
+      </w:r>
+      <w:r>
+        <w:rPr>
+          <w:lang w:val="ru-RU"/>
+        </w:rPr>
+        <w:t xml:space="preserve"> для разработки и распространения ИИ-инструментов</w:t>
+      </w:r>
+      <w:r>
+        <w:rPr>
+          <w:lang w:val="ru-RU"/>
+        </w:rPr>
+        <w:t>, все мини-приложения для работы с нейросетями</w:t>
+      </w:r>
+      <w:r>
+        <w:rPr>
+          <w:lang w:val="ru-RU"/>
+        </w:rPr>
+        <w:t xml:space="preserve"> </w:t>
+      </w:r>
+      <w:r>
+        <w:rPr>
+          <w:lang w:val="ru-RU"/>
+        </w:rPr>
+        <w:t>реализованы с помощью</w:t>
+      </w:r>
+      <w:r>
+        <w:rPr>
+          <w:lang w:val="ru-RU"/>
+        </w:rPr>
+        <w:t xml:space="preserve"> </w:t>
+      </w:r>
+      <w:r>
+        <w:rPr>
+          <w:lang w:val="ru-RU"/>
+        </w:rPr>
+        <w:t xml:space="preserve">библиотеки </w:t>
+      </w:r>
+      <w:r>
+        <w:t>Gradio</w:t>
       </w:r>
       <w:r>
         <w:rPr>
@@ -22564,27 +22852,6 @@
         </w:rPr>
         <w:t xml:space="preserve">. </w:t>
       </w:r>
-      <w:r>
-        <w:rPr>
-          <w:lang w:val="ru-RU"/>
-        </w:rPr>
-        <w:t xml:space="preserve">С её помощью можно обученные модели </w:t>
-      </w:r>
-      <w:r>
-        <w:t>YOLO</w:t>
-      </w:r>
-      <w:r>
-        <w:rPr>
-          <w:lang w:val="ru-RU"/>
-        </w:rPr>
-        <w:t xml:space="preserve"> использовать для детекции на изображениях</w:t>
-      </w:r>
-      <w:r>
-        <w:rPr>
-          <w:lang w:val="ru-RU"/>
-        </w:rPr>
-        <w:t>.</w:t>
-      </w:r>
     </w:p>
     <w:p>
       <w:pPr>
@@ -22594,802 +22861,8 @@
         </w:rPr>
       </w:pPr>
       <w:r>
-        <w:rPr>
-          <w:lang w:val="ru-RU"/>
-        </w:rPr>
-        <w:t xml:space="preserve">Обработка изображений и видео построена по </w:t>
-      </w:r>
-      <w:r>
-        <w:rPr>
-          <w:lang w:val="ru-RU"/>
-        </w:rPr>
-        <w:t>следующему</w:t>
-      </w:r>
-      <w:r>
-        <w:rPr>
-          <w:lang w:val="ru-RU"/>
-        </w:rPr>
-        <w:t xml:space="preserve"> принципу: на вход подаются файлы, вызывается функция детекции, которая инициализирует модель и проходит по каждому картинке. Для изображений создаётся аннотированное изображение с рамками объектов, которое сохраняется на диск с уникальным именем, включающим временную метку.</w:t>
-      </w:r>
-    </w:p>
-    <w:p>
-      <w:pPr>
-        <w:pStyle w:val="15"/>
-        <w:rPr>
-          <w:lang w:val="ru-RU"/>
-        </w:rPr>
-      </w:pPr>
-      <w:r>
-        <w:rPr>
-          <w:lang w:val="ru-RU"/>
-        </w:rPr>
-        <w:t>При</w:t>
-      </w:r>
-      <w:r>
-        <w:rPr>
-          <w:lang w:val="ru-RU"/>
-        </w:rPr>
-        <w:t xml:space="preserve"> работе с видео</w:t>
-      </w:r>
-      <w:r>
-        <w:rPr>
-          <w:lang w:val="ru-RU"/>
-        </w:rPr>
-        <w:t>, его сначала необходимо разбить на кадры. Затем</w:t>
-      </w:r>
-      <w:r>
-        <w:rPr>
-          <w:lang w:val="ru-RU"/>
-        </w:rPr>
-        <w:t xml:space="preserve"> кадры читаются</w:t>
-      </w:r>
-      <w:r>
-        <w:rPr>
-          <w:lang w:val="ru-RU"/>
-        </w:rPr>
-        <w:t xml:space="preserve"> и</w:t>
-      </w:r>
-      <w:r>
-        <w:rPr>
-          <w:lang w:val="ru-RU"/>
-        </w:rPr>
-        <w:t xml:space="preserve"> аннотируются</w:t>
-      </w:r>
-      <w:r>
-        <w:rPr>
-          <w:lang w:val="ru-RU"/>
-        </w:rPr>
-        <w:t>. В конце</w:t>
-      </w:r>
-      <w:r>
-        <w:rPr>
-          <w:lang w:val="ru-RU"/>
-        </w:rPr>
-        <w:t xml:space="preserve"> </w:t>
-      </w:r>
-      <w:r>
-        <w:rPr>
-          <w:lang w:val="ru-RU"/>
-        </w:rPr>
-        <w:t>все кадры соединяются в одно видео</w:t>
-      </w:r>
-      <w:r>
-        <w:rPr>
-          <w:lang w:val="ru-RU"/>
-        </w:rPr>
-        <w:t>.</w:t>
-      </w:r>
-    </w:p>
-    <w:p>
-      <w:pPr>
-        <w:pStyle w:val="15"/>
-        <w:rPr>
-          <w:lang w:val="ru-RU"/>
-        </w:rPr>
-      </w:pPr>
-      <w:r>
-        <w:rPr>
-          <w:lang w:val="ru-RU"/>
-        </w:rPr>
-        <w:t xml:space="preserve">Весь процесс снабжён подробным логированием от момента загрузки модели до окончания сохранения результатов. Любые ошибки </w:t>
-      </w:r>
-      <w:r>
-        <w:rPr>
-          <w:lang w:val="ru-RU"/>
-        </w:rPr>
-        <w:t>–</w:t>
-      </w:r>
-      <w:r>
-        <w:rPr>
-          <w:lang w:val="ru-RU"/>
-        </w:rPr>
-        <w:t xml:space="preserve"> будь то неправильное расширение загружаемого файла модели</w:t>
-      </w:r>
-      <w:r>
-        <w:rPr>
-          <w:lang w:val="ru-RU"/>
-        </w:rPr>
-        <w:t xml:space="preserve"> или</w:t>
-      </w:r>
-      <w:r>
-        <w:rPr>
-          <w:lang w:val="ru-RU"/>
-        </w:rPr>
-        <w:t xml:space="preserve"> сбой </w:t>
-      </w:r>
-      <w:proofErr w:type="spellStart"/>
-      <w:r>
-        <w:rPr>
-          <w:lang w:val="ru-RU"/>
-        </w:rPr>
-        <w:t>инференса</w:t>
-      </w:r>
-      <w:proofErr w:type="spellEnd"/>
-      <w:r>
-        <w:rPr>
-          <w:lang w:val="ru-RU"/>
-        </w:rPr>
-        <w:t xml:space="preserve"> –</w:t>
-      </w:r>
-      <w:r>
-        <w:rPr>
-          <w:lang w:val="ru-RU"/>
-        </w:rPr>
-        <w:t xml:space="preserve"> обрабатываются локально через</w:t>
-      </w:r>
-      <w:r>
-        <w:rPr>
-          <w:lang w:val="ru-RU"/>
-        </w:rPr>
-        <w:t xml:space="preserve"> функцию</w:t>
-      </w:r>
-      <w:r>
-        <w:rPr>
-          <w:lang w:val="ru-RU"/>
-        </w:rPr>
-        <w:t xml:space="preserve"> </w:t>
-      </w:r>
-      <w:proofErr w:type="spellStart"/>
-      <w:r>
-        <w:rPr>
-          <w:rFonts w:ascii="Courier New" w:hAnsi="Courier New" w:cs="Courier New"/>
-          <w:lang w:val="ru-RU"/>
-        </w:rPr>
-        <w:t>print</w:t>
-      </w:r>
-      <w:proofErr w:type="spellEnd"/>
-      <w:r>
-        <w:rPr>
-          <w:lang w:val="ru-RU"/>
-        </w:rPr>
-        <w:t xml:space="preserve"> и</w:t>
-      </w:r>
-      <w:r>
-        <w:rPr>
-          <w:lang w:val="ru-RU"/>
-        </w:rPr>
-        <w:t xml:space="preserve"> выводятся в интерфейсе</w:t>
-      </w:r>
-      <w:r>
-        <w:rPr>
-          <w:lang w:val="ru-RU"/>
-        </w:rPr>
-        <w:t xml:space="preserve"> через методы </w:t>
-      </w:r>
-      <w:proofErr w:type="spellStart"/>
-      <w:r>
-        <w:rPr>
-          <w:lang w:val="ru-RU"/>
-        </w:rPr>
         <w:t>Gradio</w:t>
       </w:r>
-      <w:proofErr w:type="spellEnd"/>
-      <w:r>
-        <w:rPr>
-          <w:lang w:val="ru-RU"/>
-        </w:rPr>
-        <w:t xml:space="preserve"> (</w:t>
-      </w:r>
-      <w:proofErr w:type="spellStart"/>
-      <w:r>
-        <w:rPr>
-          <w:rFonts w:ascii="Courier New" w:hAnsi="Courier New" w:cs="Courier New"/>
-          <w:lang w:val="ru-RU"/>
-        </w:rPr>
-        <w:t>gr.Warning</w:t>
-      </w:r>
-      <w:proofErr w:type="spellEnd"/>
-      <w:r>
-        <w:rPr>
-          <w:rFonts w:ascii="Courier New" w:hAnsi="Courier New" w:cs="Courier New"/>
-          <w:lang w:val="ru-RU"/>
-        </w:rPr>
-        <w:t xml:space="preserve">, </w:t>
-      </w:r>
-      <w:proofErr w:type="spellStart"/>
-      <w:r>
-        <w:rPr>
-          <w:rFonts w:ascii="Courier New" w:hAnsi="Courier New" w:cs="Courier New"/>
-          <w:lang w:val="ru-RU"/>
-        </w:rPr>
-        <w:t>gr.Error</w:t>
-      </w:r>
-      <w:proofErr w:type="spellEnd"/>
-      <w:r>
-        <w:rPr>
-          <w:lang w:val="ru-RU"/>
-        </w:rPr>
-        <w:t xml:space="preserve">), чтобы уведомить пользователя о проблемах. </w:t>
-      </w:r>
-    </w:p>
-    <w:p>
-      <w:pPr>
-        <w:pStyle w:val="15"/>
-        <w:rPr>
-          <w:lang w:val="ru-RU"/>
-        </w:rPr>
-      </w:pPr>
-      <w:r>
-        <w:rPr>
-          <w:lang w:val="ru-RU"/>
-        </w:rPr>
-        <w:lastRenderedPageBreak/>
-        <w:t xml:space="preserve">В </w:t>
-      </w:r>
-      <w:r>
-        <w:rPr>
-          <w:lang w:val="ru-RU"/>
-        </w:rPr>
-        <w:t xml:space="preserve">Python </w:t>
-      </w:r>
-      <w:r>
-        <w:rPr>
-          <w:lang w:val="ru-RU"/>
-        </w:rPr>
-        <w:t xml:space="preserve">библиотеке </w:t>
-      </w:r>
-      <w:r>
-        <w:t>YOLO</w:t>
-      </w:r>
-      <w:r>
-        <w:rPr>
-          <w:lang w:val="ru-RU"/>
-        </w:rPr>
-        <w:t xml:space="preserve"> уже реализована функция обработки изображений. В результате работы этой функции получается изображение с отрисованными ограничивающими рамками</w:t>
-      </w:r>
-      <w:r>
-        <w:rPr>
-          <w:lang w:val="ru-RU"/>
-        </w:rPr>
-        <w:t xml:space="preserve">. Также подписаны </w:t>
-      </w:r>
-      <w:r>
-        <w:rPr>
-          <w:lang w:val="ru-RU"/>
-        </w:rPr>
-        <w:t>предполагаемы</w:t>
-      </w:r>
-      <w:r>
-        <w:rPr>
-          <w:lang w:val="ru-RU"/>
-        </w:rPr>
-        <w:t>е</w:t>
-      </w:r>
-      <w:r>
-        <w:rPr>
-          <w:lang w:val="ru-RU"/>
-        </w:rPr>
-        <w:t xml:space="preserve"> класс</w:t>
-      </w:r>
-      <w:r>
-        <w:rPr>
-          <w:lang w:val="ru-RU"/>
-        </w:rPr>
-        <w:t xml:space="preserve"> объектов</w:t>
-      </w:r>
-      <w:r>
-        <w:rPr>
-          <w:lang w:val="ru-RU"/>
-        </w:rPr>
-        <w:t xml:space="preserve"> и точность</w:t>
-      </w:r>
-      <w:r>
-        <w:rPr>
-          <w:lang w:val="ru-RU"/>
-        </w:rPr>
-        <w:t xml:space="preserve"> определения</w:t>
-      </w:r>
-      <w:r>
-        <w:rPr>
-          <w:lang w:val="ru-RU"/>
-        </w:rPr>
-        <w:t>.</w:t>
-      </w:r>
-    </w:p>
-    <w:p>
-      <w:pPr>
-        <w:pStyle w:val="15"/>
-        <w:rPr>
-          <w:lang w:val="ru-RU"/>
-        </w:rPr>
-      </w:pPr>
-    </w:p>
-    <w:p>
-      <w:pPr>
-        <w:pStyle w:val="2"/>
-      </w:pPr>
-      <w:r>
-        <w:t>Клиентская часть</w:t>
-      </w:r>
-      <w:r>
-        <w:t xml:space="preserve"> приложения</w:t>
-      </w:r>
-    </w:p>
-    <w:p>
-      <w:pPr>
-        <w:pStyle w:val="15"/>
-        <w:rPr>
-          <w:lang w:val="ru-RU"/>
-        </w:rPr>
-      </w:pPr>
-      <w:r>
-        <w:rPr>
-          <w:lang w:val="ru-RU"/>
-        </w:rPr>
-        <w:t xml:space="preserve">Клиентская часть или </w:t>
-      </w:r>
-      <w:proofErr w:type="spellStart"/>
-      <w:r>
-        <w:rPr>
-          <w:lang w:val="ru-RU"/>
-        </w:rPr>
-        <w:t>фронтенд</w:t>
-      </w:r>
-      <w:proofErr w:type="spellEnd"/>
-      <w:r>
-        <w:rPr>
-          <w:lang w:val="ru-RU"/>
-        </w:rPr>
-        <w:t xml:space="preserve"> </w:t>
-      </w:r>
-      <w:r>
-        <w:rPr>
-          <w:lang w:val="ru-RU"/>
-        </w:rPr>
-        <w:t>[]</w:t>
-      </w:r>
-      <w:r>
-        <w:rPr>
-          <w:lang w:val="ru-RU"/>
-        </w:rPr>
-        <w:t xml:space="preserve"> </w:t>
-      </w:r>
-      <w:r>
-        <w:rPr>
-          <w:lang w:val="ru-RU"/>
-        </w:rPr>
-        <w:t>отвечает за пользовательский интерфейс</w:t>
-      </w:r>
-      <w:r>
-        <w:rPr>
-          <w:lang w:val="ru-RU"/>
-        </w:rPr>
-        <w:t xml:space="preserve">. </w:t>
-      </w:r>
-      <w:r>
-        <w:rPr>
-          <w:lang w:val="ru-RU"/>
-        </w:rPr>
-        <w:t xml:space="preserve">В браузере или в десктопном приложении </w:t>
-      </w:r>
-      <w:proofErr w:type="spellStart"/>
-      <w:r>
-        <w:rPr>
-          <w:lang w:val="ru-RU"/>
-        </w:rPr>
-        <w:t>фронтенд</w:t>
-      </w:r>
-      <w:proofErr w:type="spellEnd"/>
-      <w:r>
-        <w:rPr>
-          <w:lang w:val="ru-RU"/>
-        </w:rPr>
-        <w:t xml:space="preserve"> отвечает за отображение элементов управления, визуализацию данных, получение от пользователя ввода и отправку его на сервер. Он должен быть быстрым, отзывчивым и понятным</w:t>
-      </w:r>
-      <w:r>
-        <w:rPr>
-          <w:lang w:val="ru-RU"/>
-        </w:rPr>
-        <w:t xml:space="preserve"> для пользователя</w:t>
-      </w:r>
-      <w:r>
-        <w:rPr>
-          <w:lang w:val="ru-RU"/>
-        </w:rPr>
-        <w:t>.</w:t>
-      </w:r>
-      <w:r>
-        <w:rPr>
-          <w:lang w:val="ru-RU"/>
-        </w:rPr>
-        <w:t xml:space="preserve"> </w:t>
-      </w:r>
-      <w:r>
-        <w:rPr>
-          <w:lang w:val="ru-RU"/>
-        </w:rPr>
-        <w:t>В</w:t>
-      </w:r>
-      <w:r>
-        <w:rPr>
-          <w:lang w:val="ru-RU"/>
-        </w:rPr>
-        <w:t xml:space="preserve"> нём рисуют кнопки, поля для </w:t>
-      </w:r>
-      <w:r>
-        <w:rPr>
-          <w:lang w:val="ru-RU"/>
-        </w:rPr>
-        <w:t xml:space="preserve">ввода данных или </w:t>
-      </w:r>
-      <w:r>
-        <w:rPr>
-          <w:lang w:val="ru-RU"/>
-        </w:rPr>
-        <w:t>загрузки файлов, прогресс</w:t>
-      </w:r>
-      <w:r>
-        <w:rPr>
-          <w:lang w:val="ru-RU"/>
-        </w:rPr>
-        <w:noBreakHyphen/>
-        <w:t xml:space="preserve">бары. </w:t>
-      </w:r>
-      <w:proofErr w:type="spellStart"/>
-      <w:r>
-        <w:rPr>
-          <w:lang w:val="ru-RU"/>
-        </w:rPr>
-        <w:t>Фронтенд</w:t>
-      </w:r>
-      <w:proofErr w:type="spellEnd"/>
-      <w:r>
-        <w:rPr>
-          <w:lang w:val="ru-RU"/>
-        </w:rPr>
-        <w:t xml:space="preserve"> обрабатывает нажатия, следит за изменением состояния интерфейса, показывает результаты работы бэкенда и уведомл</w:t>
-      </w:r>
-      <w:r>
-        <w:rPr>
-          <w:lang w:val="ru-RU"/>
-        </w:rPr>
-        <w:t>яет в случае</w:t>
-      </w:r>
-      <w:r>
-        <w:rPr>
-          <w:lang w:val="ru-RU"/>
-        </w:rPr>
-        <w:t xml:space="preserve"> </w:t>
-      </w:r>
-      <w:proofErr w:type="spellStart"/>
-      <w:r>
-        <w:rPr>
-          <w:lang w:val="ru-RU"/>
-        </w:rPr>
-        <w:t>ошиб</w:t>
-      </w:r>
-      <w:r>
-        <w:rPr>
-          <w:lang w:val="ru-RU"/>
-        </w:rPr>
-        <w:t>ое</w:t>
-      </w:r>
-      <w:r>
-        <w:rPr>
-          <w:lang w:val="ru-RU"/>
-        </w:rPr>
-        <w:t>к</w:t>
-      </w:r>
-      <w:proofErr w:type="spellEnd"/>
-      <w:r>
-        <w:rPr>
-          <w:lang w:val="ru-RU"/>
-        </w:rPr>
-        <w:t>.</w:t>
-      </w:r>
-    </w:p>
-    <w:p>
-      <w:pPr>
-        <w:pStyle w:val="15"/>
-        <w:rPr>
-          <w:lang w:val="ru-RU"/>
-        </w:rPr>
-      </w:pPr>
-      <w:r>
-        <w:rPr>
-          <w:lang w:val="ru-RU"/>
-        </w:rPr>
-        <w:t>Для создания интерфейса использовалась</w:t>
-      </w:r>
-      <w:r>
-        <w:rPr>
-          <w:lang w:val="ru-RU"/>
-        </w:rPr>
-        <w:t xml:space="preserve"> </w:t>
-      </w:r>
-      <w:r>
-        <w:t>Python</w:t>
-      </w:r>
-      <w:r>
-        <w:rPr>
-          <w:lang w:val="ru-RU"/>
-        </w:rPr>
-        <w:t xml:space="preserve"> библиотека </w:t>
-      </w:r>
-      <w:proofErr w:type="spellStart"/>
-      <w:r>
-        <w:t>Gradio</w:t>
-      </w:r>
-      <w:proofErr w:type="spellEnd"/>
-      <w:r>
-        <w:rPr>
-          <w:lang w:val="ru-RU"/>
-        </w:rPr>
-        <w:t xml:space="preserve">, </w:t>
-      </w:r>
-      <w:r>
-        <w:rPr>
-          <w:lang w:val="ru-RU"/>
-        </w:rPr>
-        <w:t>п</w:t>
-      </w:r>
-      <w:r>
-        <w:rPr>
-          <w:lang w:val="ru-RU"/>
-        </w:rPr>
-        <w:t xml:space="preserve">озволяющая без знания </w:t>
-      </w:r>
-      <w:r>
-        <w:rPr>
-          <w:lang w:val="ru-RU"/>
-        </w:rPr>
-        <w:t>других языков программирования или разметки</w:t>
-      </w:r>
-      <w:r>
-        <w:rPr>
-          <w:lang w:val="ru-RU"/>
-        </w:rPr>
-        <w:t xml:space="preserve"> </w:t>
-      </w:r>
-      <w:r>
-        <w:rPr>
-          <w:lang w:val="ru-RU"/>
-        </w:rPr>
-        <w:t>реализовать веб-интерфейс для приложения. Б</w:t>
-      </w:r>
-      <w:r>
-        <w:rPr>
-          <w:lang w:val="ru-RU"/>
-        </w:rPr>
-        <w:t>иблиотека</w:t>
-      </w:r>
-      <w:r>
-        <w:rPr>
-          <w:lang w:val="ru-RU"/>
-        </w:rPr>
-        <w:t xml:space="preserve"> </w:t>
-      </w:r>
-      <w:proofErr w:type="spellStart"/>
-      <w:r>
-        <w:t>Gradio</w:t>
-      </w:r>
-      <w:proofErr w:type="spellEnd"/>
-      <w:r>
-        <w:rPr>
-          <w:lang w:val="ru-RU"/>
-        </w:rPr>
-        <w:t xml:space="preserve"> [</w:t>
-      </w:r>
-      <w:r>
-        <w:rPr>
-          <w:lang w:val="ru-RU"/>
-        </w:rPr>
-        <w:fldChar w:fldCharType="begin"/>
-      </w:r>
-      <w:r>
-        <w:rPr>
-          <w:lang w:val="ru-RU"/>
-        </w:rPr>
-        <w:instrText xml:space="preserve"> REF _Ref196419187 \r \h </w:instrText>
-      </w:r>
-      <w:r>
-        <w:rPr>
-          <w:lang w:val="ru-RU"/>
-        </w:rPr>
-      </w:r>
-      <w:r>
-        <w:rPr>
-          <w:lang w:val="ru-RU"/>
-        </w:rPr>
-        <w:fldChar w:fldCharType="separate"/>
-      </w:r>
-      <w:r>
-        <w:rPr>
-          <w:lang w:val="ru-RU"/>
-        </w:rPr>
-        <w:t>19</w:t>
-      </w:r>
-      <w:r>
-        <w:rPr>
-          <w:lang w:val="ru-RU"/>
-        </w:rPr>
-        <w:fldChar w:fldCharType="end"/>
-      </w:r>
-      <w:r>
-        <w:rPr>
-          <w:lang w:val="ru-RU"/>
-        </w:rPr>
-        <w:t>]</w:t>
-      </w:r>
-      <w:r>
-        <w:rPr>
-          <w:lang w:val="ru-RU"/>
-        </w:rPr>
-        <w:t xml:space="preserve"> часто используется для </w:t>
-      </w:r>
-      <w:r>
-        <w:rPr>
-          <w:lang w:val="ru-RU"/>
-        </w:rPr>
-        <w:t>при разработке приложений на основе нейронный сетей.</w:t>
-      </w:r>
-    </w:p>
-    <w:p>
-      <w:pPr>
-        <w:pStyle w:val="15"/>
-        <w:rPr>
-          <w:lang w:val="ru-RU"/>
-        </w:rPr>
-      </w:pPr>
-      <w:r>
-        <w:rPr>
-          <w:lang w:val="ru-RU"/>
-        </w:rPr>
-        <w:t xml:space="preserve">Например, на </w:t>
-      </w:r>
-      <w:proofErr w:type="spellStart"/>
-      <w:r>
-        <w:rPr>
-          <w:lang w:val="ru-RU"/>
-        </w:rPr>
-        <w:t>Hugging</w:t>
-      </w:r>
-      <w:proofErr w:type="spellEnd"/>
-      <w:r>
-        <w:rPr>
-          <w:lang w:val="ru-RU"/>
-        </w:rPr>
-        <w:t xml:space="preserve"> Face [</w:t>
-      </w:r>
-      <w:r>
-        <w:rPr>
-          <w:lang w:val="ru-RU"/>
-        </w:rPr>
-        <w:fldChar w:fldCharType="begin"/>
-      </w:r>
-      <w:r>
-        <w:rPr>
-          <w:lang w:val="ru-RU"/>
-        </w:rPr>
-        <w:instrText xml:space="preserve"> REF _Ref196419193 \r \h </w:instrText>
-      </w:r>
-      <w:r>
-        <w:rPr>
-          <w:lang w:val="ru-RU"/>
-        </w:rPr>
-      </w:r>
-      <w:r>
-        <w:rPr>
-          <w:lang w:val="ru-RU"/>
-        </w:rPr>
-        <w:fldChar w:fldCharType="separate"/>
-      </w:r>
-      <w:r>
-        <w:rPr>
-          <w:lang w:val="ru-RU"/>
-        </w:rPr>
-        <w:t>20</w:t>
-      </w:r>
-      <w:r>
-        <w:rPr>
-          <w:lang w:val="ru-RU"/>
-        </w:rPr>
-        <w:fldChar w:fldCharType="end"/>
-      </w:r>
-      <w:r>
-        <w:rPr>
-          <w:lang w:val="ru-RU"/>
-        </w:rPr>
-        <w:t>]</w:t>
-      </w:r>
-      <w:r>
-        <w:rPr>
-          <w:lang w:val="ru-RU"/>
-        </w:rPr>
-        <w:t xml:space="preserve">, </w:t>
-      </w:r>
-      <w:r>
-        <w:rPr>
-          <w:lang w:val="ru-RU"/>
-        </w:rPr>
-        <w:t>платформ</w:t>
-      </w:r>
-      <w:r>
-        <w:rPr>
-          <w:lang w:val="ru-RU"/>
-        </w:rPr>
-        <w:t>е</w:t>
-      </w:r>
-      <w:r>
-        <w:rPr>
-          <w:lang w:val="ru-RU"/>
-        </w:rPr>
-        <w:t xml:space="preserve"> для разработки и распространения ИИ-инструментов</w:t>
-      </w:r>
-      <w:r>
-        <w:rPr>
-          <w:lang w:val="ru-RU"/>
-        </w:rPr>
-        <w:t>, все мини-приложения для работы с нейросетями</w:t>
-      </w:r>
-      <w:r>
-        <w:rPr>
-          <w:lang w:val="ru-RU"/>
-        </w:rPr>
-        <w:t xml:space="preserve"> </w:t>
-      </w:r>
-      <w:r>
-        <w:rPr>
-          <w:lang w:val="ru-RU"/>
-        </w:rPr>
-        <w:t>реализованы с помощью</w:t>
-      </w:r>
-      <w:r>
-        <w:rPr>
-          <w:lang w:val="ru-RU"/>
-        </w:rPr>
-        <w:t xml:space="preserve"> </w:t>
-      </w:r>
-      <w:r>
-        <w:rPr>
-          <w:lang w:val="ru-RU"/>
-        </w:rPr>
-        <w:t xml:space="preserve">библиотеки </w:t>
-      </w:r>
-      <w:proofErr w:type="spellStart"/>
-      <w:r>
-        <w:t>Gradio</w:t>
-      </w:r>
-      <w:proofErr w:type="spellEnd"/>
-      <w:r>
-        <w:rPr>
-          <w:lang w:val="ru-RU"/>
-        </w:rPr>
-        <w:t xml:space="preserve">. </w:t>
-      </w:r>
-    </w:p>
-    <w:p>
-      <w:pPr>
-        <w:pStyle w:val="15"/>
-        <w:rPr>
-          <w:lang w:val="ru-RU"/>
-        </w:rPr>
-      </w:pPr>
-      <w:proofErr w:type="spellStart"/>
-      <w:r>
-        <w:t>Gradio</w:t>
-      </w:r>
-      <w:proofErr w:type="spellEnd"/>
       <w:r>
         <w:rPr>
           <w:lang w:val="ru-RU"/>
@@ -23478,175 +22951,125 @@
         </w:rPr>
         <w:t xml:space="preserve"> все доступные </w:t>
       </w:r>
-      <w:proofErr w:type="spellStart"/>
+      <w:r>
+        <w:rPr>
+          <w:lang w:val="ru-RU"/>
+        </w:rPr>
+        <w:t>нейросетевые модели</w:t>
+      </w:r>
+      <w:r>
+        <w:rPr>
+          <w:lang w:val="ru-RU"/>
+        </w:rPr>
+        <w:t>, рядом расположен виджет загрузки собственной модели. При выборе или загрузке новой модели список автоматически обновляется.</w:t>
+      </w:r>
+    </w:p>
+    <w:p>
+      <w:pPr>
+        <w:pStyle w:val="15"/>
+        <w:rPr>
+          <w:lang w:val="ru-RU"/>
+        </w:rPr>
+      </w:pPr>
+      <w:r>
+        <w:rPr>
+          <w:lang w:val="ru-RU"/>
+        </w:rPr>
+        <w:t>Ниже</w:t>
+      </w:r>
+      <w:r>
+        <w:rPr>
+          <w:lang w:val="ru-RU"/>
+        </w:rPr>
+        <w:t xml:space="preserve"> на странице</w:t>
+      </w:r>
+      <w:r>
+        <w:rPr>
+          <w:lang w:val="ru-RU"/>
+        </w:rPr>
+        <w:t xml:space="preserve"> расположен компонент </w:t>
+      </w:r>
+      <w:r>
+        <w:rPr>
+          <w:rFonts w:ascii="Courier New" w:hAnsi="Courier New" w:cs="Courier New"/>
+          <w:lang w:val="ru-RU"/>
+        </w:rPr>
+        <w:t>Tabs</w:t>
+      </w:r>
+      <w:r>
+        <w:rPr>
+          <w:lang w:val="ru-RU"/>
+        </w:rPr>
+        <w:t xml:space="preserve">, разбивающий функциональность </w:t>
+      </w:r>
+      <w:r>
+        <w:rPr>
+          <w:lang w:val="ru-RU"/>
+        </w:rPr>
+        <w:t>по</w:t>
+      </w:r>
+      <w:r>
+        <w:rPr>
+          <w:lang w:val="ru-RU"/>
+        </w:rPr>
+        <w:t xml:space="preserve"> дв</w:t>
+      </w:r>
+      <w:r>
+        <w:rPr>
+          <w:lang w:val="ru-RU"/>
+        </w:rPr>
+        <w:t>ум</w:t>
+      </w:r>
+      <w:r>
+        <w:rPr>
+          <w:lang w:val="ru-RU"/>
+        </w:rPr>
+        <w:t xml:space="preserve"> вкладк</w:t>
+      </w:r>
+      <w:r>
+        <w:rPr>
+          <w:lang w:val="ru-RU"/>
+        </w:rPr>
+        <w:t>ам</w:t>
+      </w:r>
+      <w:r>
+        <w:rPr>
+          <w:lang w:val="ru-RU"/>
+        </w:rPr>
+        <w:t xml:space="preserve">. В первой пользователь может загрузить </w:t>
+      </w:r>
       <w:r>
         <w:rPr>
           <w:lang w:val="ru-RU"/>
         </w:rPr>
         <w:lastRenderedPageBreak/>
-        <w:t>нейросетевые</w:t>
-      </w:r>
-      <w:proofErr w:type="spellEnd"/>
-      <w:r>
-        <w:rPr>
-          <w:lang w:val="ru-RU"/>
-        </w:rPr>
-        <w:t xml:space="preserve"> модели</w:t>
-      </w:r>
-      <w:r>
-        <w:rPr>
-          <w:lang w:val="ru-RU"/>
-        </w:rPr>
-        <w:t>, рядом расположен виджет загрузки собственной модели. При выборе или загрузке новой модели список автоматически обновляется.</w:t>
-      </w:r>
-    </w:p>
-    <w:p>
-      <w:pPr>
-        <w:pStyle w:val="15"/>
-        <w:rPr>
-          <w:lang w:val="ru-RU"/>
-        </w:rPr>
-      </w:pPr>
-      <w:r>
-        <w:rPr>
-          <w:lang w:val="ru-RU"/>
-        </w:rPr>
-        <w:t>Ниже</w:t>
-      </w:r>
-      <w:r>
-        <w:rPr>
-          <w:lang w:val="ru-RU"/>
-        </w:rPr>
-        <w:t xml:space="preserve"> на странице</w:t>
-      </w:r>
-      <w:r>
-        <w:rPr>
-          <w:lang w:val="ru-RU"/>
-        </w:rPr>
-        <w:t xml:space="preserve"> расположен компонент </w:t>
-      </w:r>
-      <w:proofErr w:type="spellStart"/>
+        <w:t xml:space="preserve">одно или несколько изображений, после чего по нажатию кнопки «Начать обработку изображений» запускается соответствующая функция бэкенда. Результаты выводятся в галерее, а внизу отображается статус выполнения. Вторая вкладка организована схожим образом, но вместо галереи там элемент </w:t>
+      </w:r>
       <w:r>
         <w:rPr>
           <w:rFonts w:ascii="Courier New" w:hAnsi="Courier New" w:cs="Courier New"/>
           <w:lang w:val="ru-RU"/>
         </w:rPr>
-        <w:t>Tabs</w:t>
-      </w:r>
-      <w:proofErr w:type="spellEnd"/>
-      <w:r>
-        <w:rPr>
-          <w:lang w:val="ru-RU"/>
-        </w:rPr>
-        <w:t xml:space="preserve">, разбивающий функциональность </w:t>
-      </w:r>
-      <w:r>
-        <w:rPr>
-          <w:lang w:val="ru-RU"/>
-        </w:rPr>
-        <w:t>по</w:t>
-      </w:r>
-      <w:r>
-        <w:rPr>
-          <w:lang w:val="ru-RU"/>
-        </w:rPr>
-        <w:t xml:space="preserve"> дв</w:t>
-      </w:r>
-      <w:r>
-        <w:rPr>
-          <w:lang w:val="ru-RU"/>
-        </w:rPr>
-        <w:t>ум</w:t>
-      </w:r>
-      <w:r>
-        <w:rPr>
-          <w:lang w:val="ru-RU"/>
-        </w:rPr>
-        <w:t xml:space="preserve"> вкладк</w:t>
-      </w:r>
-      <w:r>
-        <w:rPr>
-          <w:lang w:val="ru-RU"/>
-        </w:rPr>
-        <w:t>ам</w:t>
-      </w:r>
-      <w:r>
-        <w:rPr>
-          <w:lang w:val="ru-RU"/>
-        </w:rPr>
-        <w:t xml:space="preserve">. В первой пользователь может загрузить одно или несколько изображений, после чего по нажатию кнопки «Начать обработку изображений» запускается соответствующая функция бэкенда. Результаты выводятся в галерее, а внизу отображается статус выполнения. Вторая вкладка организована схожим образом, но вместо галереи там элемент </w:t>
+        <w:t>Video</w:t>
+      </w:r>
+      <w:r>
+        <w:rPr>
+          <w:lang w:val="ru-RU"/>
+        </w:rPr>
+        <w:t xml:space="preserve"> для предпросмотра обработанного ролика. Кнопки запуска обработки связаны с Python‑функциями через методы </w:t>
       </w:r>
       <w:r>
         <w:rPr>
           <w:rFonts w:ascii="Courier New" w:hAnsi="Courier New" w:cs="Courier New"/>
           <w:lang w:val="ru-RU"/>
         </w:rPr>
-        <w:t>Video</w:t>
-      </w:r>
-      <w:r>
-        <w:rPr>
-          <w:lang w:val="ru-RU"/>
-        </w:rPr>
-        <w:t xml:space="preserve"> для предпросмотра обработанного ролика. Кнопки запуска обработки связаны с Python‑функциями через методы </w:t>
-      </w:r>
-      <w:proofErr w:type="spellStart"/>
-      <w:proofErr w:type="gramStart"/>
-      <w:r>
-        <w:rPr>
-          <w:rFonts w:ascii="Courier New" w:hAnsi="Courier New" w:cs="Courier New"/>
-          <w:lang w:val="ru-RU"/>
-        </w:rPr>
-        <w:t>click</w:t>
-      </w:r>
-      <w:proofErr w:type="spellEnd"/>
-      <w:r>
-        <w:rPr>
-          <w:rFonts w:ascii="Courier New" w:hAnsi="Courier New" w:cs="Courier New"/>
-          <w:lang w:val="ru-RU"/>
-        </w:rPr>
-        <w:t>(</w:t>
-      </w:r>
-      <w:proofErr w:type="gramEnd"/>
-      <w:r>
-        <w:rPr>
-          <w:rFonts w:ascii="Courier New" w:hAnsi="Courier New" w:cs="Courier New"/>
-          <w:lang w:val="ru-RU"/>
-        </w:rPr>
-        <w:t>)</w:t>
-      </w:r>
-      <w:r>
-        <w:rPr>
-          <w:lang w:val="ru-RU"/>
-        </w:rPr>
-        <w:t xml:space="preserve">, а </w:t>
-      </w:r>
-      <w:proofErr w:type="spellStart"/>
-      <w:r>
-        <w:rPr>
-          <w:lang w:val="ru-RU"/>
-        </w:rPr>
-        <w:t>Gradio</w:t>
-      </w:r>
-      <w:proofErr w:type="spellEnd"/>
-      <w:r>
-        <w:rPr>
-          <w:lang w:val="ru-RU"/>
-        </w:rPr>
-        <w:t xml:space="preserve"> автоматически </w:t>
-      </w:r>
-      <w:proofErr w:type="spellStart"/>
-      <w:r>
-        <w:rPr>
-          <w:lang w:val="ru-RU"/>
-        </w:rPr>
-        <w:t>сериализует</w:t>
-      </w:r>
-      <w:proofErr w:type="spellEnd"/>
-      <w:r>
-        <w:rPr>
-          <w:lang w:val="ru-RU"/>
-        </w:rPr>
-        <w:t xml:space="preserve"> переданные файлы, вызывает функцию на сервере и возвращает результат в </w:t>
+        <w:t>click()</w:t>
+      </w:r>
+      <w:r>
+        <w:rPr>
+          <w:lang w:val="ru-RU"/>
+        </w:rPr>
+        <w:t xml:space="preserve">, а Gradio автоматически сериализует переданные файлы, вызывает функцию на сервере и возвращает результат в </w:t>
       </w:r>
       <w:r>
         <w:rPr>
@@ -23793,21 +23216,7 @@
         <w:rPr>
           <w:lang w:val="ru-RU"/>
         </w:rPr>
-        <w:t xml:space="preserve">были обучены </w:t>
-      </w:r>
-      <w:proofErr w:type="spellStart"/>
-      <w:r>
-        <w:rPr>
-          <w:lang w:val="ru-RU"/>
-        </w:rPr>
-        <w:t>нейросетевые</w:t>
-      </w:r>
-      <w:proofErr w:type="spellEnd"/>
-      <w:r>
-        <w:rPr>
-          <w:lang w:val="ru-RU"/>
-        </w:rPr>
-        <w:t xml:space="preserve"> модели для детекции дорожных объектов. А</w:t>
+        <w:t>были обучены нейросетевые модели для детекции дорожных объектов. А</w:t>
       </w:r>
       <w:r>
         <w:rPr>
@@ -23865,15 +23274,7 @@
         <w:t>ы</w:t>
       </w:r>
       <w:r>
-        <w:t xml:space="preserve"> </w:t>
-      </w:r>
-      <w:proofErr w:type="spellStart"/>
-      <w:r>
-        <w:t>нейросетевые</w:t>
-      </w:r>
-      <w:proofErr w:type="spellEnd"/>
-      <w:r>
-        <w:t xml:space="preserve"> модели</w:t>
+        <w:t xml:space="preserve"> нейросетевые модели</w:t>
       </w:r>
       <w:r>
         <w:t>;</w:t>
@@ -23917,23 +23318,7 @@
           <w:highlight w:val="cyan"/>
           <w:lang w:val="ru-RU"/>
         </w:rPr>
-        <w:t xml:space="preserve">Полученная </w:t>
-      </w:r>
-      <w:proofErr w:type="spellStart"/>
-      <w:r>
-        <w:rPr>
-          <w:highlight w:val="cyan"/>
-          <w:lang w:val="ru-RU"/>
-        </w:rPr>
-        <w:t>нейросетевая</w:t>
-      </w:r>
-      <w:proofErr w:type="spellEnd"/>
-      <w:r>
-        <w:rPr>
-          <w:highlight w:val="cyan"/>
-          <w:lang w:val="ru-RU"/>
-        </w:rPr>
-        <w:t xml:space="preserve"> модель все равно не идеальна и может ошибаться. Например, она может не определить какие-то объекты или перепутать их.</w:t>
+        <w:t>Полученная нейросетевая модель все равно не идеальна и может ошибаться. Например, она может не определить какие-то объекты или перепутать их.</w:t>
       </w:r>
     </w:p>
     <w:p>
@@ -23985,14 +23370,12 @@
         <w:jc w:val="left"/>
       </w:pPr>
       <w:bookmarkStart w:id="31" w:name="_Ref191111940"/>
-      <w:proofErr w:type="spellStart"/>
       <w:r>
         <w:rPr>
           <w:lang w:val="en-US"/>
         </w:rPr>
         <w:t>Habr</w:t>
       </w:r>
-      <w:proofErr w:type="spellEnd"/>
       <w:r>
         <w:t xml:space="preserve"> </w:t>
       </w:r>
@@ -24063,14 +23446,12 @@
         <w:jc w:val="left"/>
       </w:pPr>
       <w:bookmarkStart w:id="32" w:name="_Ref191111943"/>
-      <w:proofErr w:type="spellStart"/>
       <w:r>
         <w:rPr>
           <w:lang w:val="en-US"/>
         </w:rPr>
         <w:t>Habr</w:t>
       </w:r>
-      <w:proofErr w:type="spellEnd"/>
       <w:r>
         <w:t xml:space="preserve"> –</w:t>
       </w:r>
@@ -24143,14 +23524,12 @@
         <w:ind w:left="0" w:firstLine="720"/>
         <w:jc w:val="left"/>
       </w:pPr>
-      <w:proofErr w:type="spellStart"/>
       <w:r>
         <w:rPr>
           <w:lang w:val="en-US"/>
         </w:rPr>
         <w:t>Habr</w:t>
       </w:r>
-      <w:proofErr w:type="spellEnd"/>
       <w:r>
         <w:t xml:space="preserve"> –</w:t>
       </w:r>
@@ -24234,13 +23613,8 @@
         <w:t>Т.Э.</w:t>
       </w:r>
       <w:r>
-        <w:t xml:space="preserve">, </w:t>
-      </w:r>
-      <w:proofErr w:type="spellStart"/>
-      <w:r>
-        <w:t>Солопекин</w:t>
-      </w:r>
-      <w:proofErr w:type="spellEnd"/>
+        <w:t>, Солопекин</w:t>
+      </w:r>
       <w:r>
         <w:t xml:space="preserve"> Д.А.</w:t>
       </w:r>
@@ -24608,14 +23982,12 @@
       <w:r>
         <w:t xml:space="preserve">Документация </w:t>
       </w:r>
-      <w:proofErr w:type="spellStart"/>
       <w:r>
         <w:rPr>
           <w:lang w:val="en-US"/>
         </w:rPr>
         <w:t>Roboflow</w:t>
       </w:r>
-      <w:proofErr w:type="spellEnd"/>
       <w:r>
         <w:t xml:space="preserve">. </w:t>
       </w:r>
@@ -25039,14 +24411,12 @@
       <w:r>
         <w:t>.</w:t>
       </w:r>
-      <w:proofErr w:type="spellStart"/>
       <w:r>
         <w:rPr>
           <w:lang w:val="en-US"/>
         </w:rPr>
         <w:t>kaggle</w:t>
       </w:r>
-      <w:proofErr w:type="spellEnd"/>
       <w:r>
         <w:t>.</w:t>
       </w:r>
@@ -25068,14 +24438,12 @@
       <w:r>
         <w:t>/</w:t>
       </w:r>
-      <w:proofErr w:type="spellStart"/>
       <w:r>
         <w:rPr>
           <w:lang w:val="en-US"/>
         </w:rPr>
         <w:t>princekhunt</w:t>
       </w:r>
-      <w:proofErr w:type="spellEnd"/>
       <w:r>
         <w:t>19/</w:t>
       </w:r>
@@ -25097,14 +24465,12 @@
       <w:r>
         <w:t>-</w:t>
       </w:r>
-      <w:proofErr w:type="spellStart"/>
       <w:r>
         <w:rPr>
           <w:lang w:val="en-US"/>
         </w:rPr>
         <w:t>imgs</w:t>
       </w:r>
-      <w:proofErr w:type="spellEnd"/>
       <w:r>
         <w:t>-</w:t>
       </w:r>
@@ -25166,13 +24532,8 @@
       <w:r>
         <w:t xml:space="preserve">Документация </w:t>
       </w:r>
-      <w:proofErr w:type="spellStart"/>
-      <w:r>
-        <w:t>Ultralytics</w:t>
-      </w:r>
-      <w:proofErr w:type="spellEnd"/>
-      <w:r>
-        <w:t xml:space="preserve"> YOLO</w:t>
+      <w:r>
+        <w:t>Ultralytics YOLO</w:t>
       </w:r>
       <w:r>
         <w:t xml:space="preserve"> [Электронный ресурс] URL: </w:t>
@@ -25211,14 +24572,12 @@
         <w:jc w:val="left"/>
       </w:pPr>
       <w:bookmarkStart w:id="49" w:name="_Ref196419187"/>
-      <w:proofErr w:type="spellStart"/>
       <w:r>
         <w:rPr>
           <w:lang w:val="en-US"/>
         </w:rPr>
         <w:t>Gradio</w:t>
       </w:r>
-      <w:proofErr w:type="spellEnd"/>
       <w:r>
         <w:t xml:space="preserve"> [Электронный ресурс] URL: </w:t>
       </w:r>
@@ -25296,6 +24655,29 @@
         <w:t>г.).</w:t>
       </w:r>
       <w:bookmarkEnd w:id="50"/>
+    </w:p>
+    <w:p>
+      <w:pPr>
+        <w:pStyle w:val="18"/>
+        <w:numPr>
+          <w:ilvl w:val="0"/>
+          <w:numId w:val="3"/>
+        </w:numPr>
+        <w:tabs>
+          <w:tab w:val="left" w:pos="1276"/>
+        </w:tabs>
+        <w:ind w:left="0" w:firstLine="720"/>
+        <w:jc w:val="left"/>
+      </w:pPr>
+      <w:r>
+        <w:t>Гудфеллоу Я., Бенджио И., Курвилль А. Глубокое обучение</w:t>
+      </w:r>
+      <w:r>
+        <w:t xml:space="preserve"> //</w:t>
+      </w:r>
+      <w:r>
+        <w:t xml:space="preserve"> пер. с анг. А. А. Слинкина. – 2-е изд., испр. – М.: ДМК Пресс, 2018. – 652 с.: цв. ил.</w:t>
+      </w:r>
     </w:p>
     <w:p>
       <w:pPr>
@@ -25603,9 +24985,8 @@
                 <w:szCs w:val="24"/>
                 <w:lang w:bidi="hi-IN"/>
               </w:rPr>
-              <w:t>Прецедент</w:t>
-            </w:r>
-            <w:proofErr w:type="gramStart"/>
+              <w:t xml:space="preserve">Прецедент: </w:t>
+            </w:r>
             <w:r>
               <w:rPr>
                 <w:color w:val="000000"/>
@@ -25614,28 +24995,7 @@
                 <w:szCs w:val="24"/>
                 <w:lang w:bidi="hi-IN"/>
               </w:rPr>
-              <w:t xml:space="preserve">: </w:t>
-            </w:r>
-            <w:r>
-              <w:rPr>
-                <w:color w:val="000000"/>
-                <w:kern w:val="2"/>
-                <w:sz w:val="24"/>
-                <w:szCs w:val="24"/>
-                <w:lang w:bidi="hi-IN"/>
-              </w:rPr>
-              <w:t>Смотреть</w:t>
-            </w:r>
-            <w:proofErr w:type="gramEnd"/>
-            <w:r>
-              <w:rPr>
-                <w:color w:val="000000"/>
-                <w:kern w:val="2"/>
-                <w:sz w:val="24"/>
-                <w:szCs w:val="24"/>
-                <w:lang w:bidi="hi-IN"/>
-              </w:rPr>
-              <w:t xml:space="preserve"> граф-план</w:t>
+              <w:t>Смотреть граф-план</w:t>
             </w:r>
           </w:p>
         </w:tc>
@@ -26376,29 +25736,7 @@
                 <w:szCs w:val="24"/>
                 <w:lang w:bidi="hi-IN"/>
               </w:rPr>
-              <w:t>Прецедент</w:t>
-            </w:r>
-            <w:proofErr w:type="gramStart"/>
-            <w:r>
-              <w:rPr>
-                <w:color w:val="000000"/>
-                <w:kern w:val="2"/>
-                <w:sz w:val="24"/>
-                <w:szCs w:val="24"/>
-                <w:lang w:bidi="hi-IN"/>
-              </w:rPr>
-              <w:t>: Добавить</w:t>
-            </w:r>
-            <w:proofErr w:type="gramEnd"/>
-            <w:r>
-              <w:rPr>
-                <w:color w:val="000000"/>
-                <w:kern w:val="2"/>
-                <w:sz w:val="24"/>
-                <w:szCs w:val="24"/>
-                <w:lang w:bidi="hi-IN"/>
-              </w:rPr>
-              <w:t xml:space="preserve"> узел</w:t>
+              <w:t>Прецедент: Добавить узел</w:t>
             </w:r>
           </w:p>
         </w:tc>
@@ -27114,9 +26452,8 @@
                 <w:szCs w:val="24"/>
                 <w:lang w:bidi="hi-IN"/>
               </w:rPr>
-              <w:t>Прецедент</w:t>
-            </w:r>
-            <w:proofErr w:type="gramStart"/>
+              <w:t xml:space="preserve">Прецедент: </w:t>
+            </w:r>
             <w:r>
               <w:rPr>
                 <w:color w:val="000000"/>
@@ -27125,28 +26462,7 @@
                 <w:szCs w:val="24"/>
                 <w:lang w:bidi="hi-IN"/>
               </w:rPr>
-              <w:t xml:space="preserve">: </w:t>
-            </w:r>
-            <w:r>
-              <w:rPr>
-                <w:color w:val="000000"/>
-                <w:kern w:val="2"/>
-                <w:sz w:val="24"/>
-                <w:szCs w:val="24"/>
-                <w:lang w:bidi="hi-IN"/>
-              </w:rPr>
-              <w:t>Переопределить</w:t>
-            </w:r>
-            <w:proofErr w:type="gramEnd"/>
-            <w:r>
-              <w:rPr>
-                <w:color w:val="000000"/>
-                <w:kern w:val="2"/>
-                <w:sz w:val="24"/>
-                <w:szCs w:val="24"/>
-                <w:lang w:bidi="hi-IN"/>
-              </w:rPr>
-              <w:t xml:space="preserve"> модуль</w:t>
+              <w:t>Переопределить модуль</w:t>
             </w:r>
           </w:p>
         </w:tc>
@@ -27759,29 +27075,7 @@
                 <w:szCs w:val="24"/>
                 <w:lang w:bidi="hi-IN"/>
               </w:rPr>
-              <w:t>Прецедент</w:t>
-            </w:r>
-            <w:proofErr w:type="gramStart"/>
-            <w:r>
-              <w:rPr>
-                <w:color w:val="000000"/>
-                <w:kern w:val="2"/>
-                <w:sz w:val="24"/>
-                <w:szCs w:val="24"/>
-                <w:lang w:bidi="hi-IN"/>
-              </w:rPr>
-              <w:t>: Удалить</w:t>
-            </w:r>
-            <w:proofErr w:type="gramEnd"/>
-            <w:r>
-              <w:rPr>
-                <w:color w:val="000000"/>
-                <w:kern w:val="2"/>
-                <w:sz w:val="24"/>
-                <w:szCs w:val="24"/>
-                <w:lang w:bidi="hi-IN"/>
-              </w:rPr>
-              <w:t xml:space="preserve"> </w:t>
+              <w:t xml:space="preserve">Прецедент: Удалить </w:t>
             </w:r>
             <w:r>
               <w:rPr>
@@ -32922,6 +32216,27 @@
       <w:lang w:eastAsia="ru-RU"/>
     </w:rPr>
   </w:style>
+  <w:style w:type="character" w:styleId="affb">
+    <w:name w:val="Strong"/>
+    <w:basedOn w:val="a5"/>
+    <w:uiPriority w:val="22"/>
+    <w:qFormat/>
+    <w:rsid w:val="00D56EFC"/>
+    <w:rPr>
+      <w:b/>
+      <w:bCs/>
+    </w:rPr>
+  </w:style>
+  <w:style w:type="character" w:styleId="affc">
+    <w:name w:val="Placeholder Text"/>
+    <w:basedOn w:val="a5"/>
+    <w:uiPriority w:val="99"/>
+    <w:semiHidden/>
+    <w:rsid w:val="00AA6BC1"/>
+    <w:rPr>
+      <w:color w:val="808080"/>
+    </w:rPr>
+  </w:style>
 </w:styles>
 </file>
 

--- a/ВКР/2025_401_IvanovDA.docx
+++ b/ВКР/2025_401_IvanovDA.docx
@@ -1,6 +1,6 @@
 
 <file path=word/document.xml><?xml version="1.0" encoding="utf-8"?>
-<w:document xmlns:wpc="http://schemas.microsoft.com/office/word/2010/wordprocessingCanvas" xmlns:cx="http://schemas.microsoft.com/office/drawing/2014/chartex" xmlns:cx1="http://schemas.microsoft.com/office/drawing/2015/9/8/chartex" xmlns:cx2="http://schemas.microsoft.com/office/drawing/2015/10/21/chartex" xmlns:cx3="http://schemas.microsoft.com/office/drawing/2016/5/9/chartex" xmlns:cx4="http://schemas.microsoft.com/office/drawing/2016/5/10/chartex" xmlns:cx5="http://schemas.microsoft.com/office/drawing/2016/5/11/chartex" xmlns:cx6="http://schemas.microsoft.com/office/drawing/2016/5/12/chartex" xmlns:cx7="http://schemas.microsoft.com/office/drawing/2016/5/13/chartex" xmlns:cx8="http://schemas.microsoft.com/office/drawing/2016/5/14/chartex" xmlns:mc="http://schemas.openxmlformats.org/markup-compatibility/2006" xmlns:aink="http://schemas.microsoft.com/office/drawing/2016/ink" xmlns:am3d="http://schemas.microsoft.com/office/drawing/2017/model3d" xmlns:o="urn:schemas-microsoft-com:office:office" xmlns:r="http://schemas.openxmlformats.org/officeDocument/2006/relationships" xmlns:m="http://schemas.openxmlformats.org/officeDocument/2006/math" xmlns:v="urn:schemas-microsoft-com:vml" xmlns:wp14="http://schemas.microsoft.com/office/word/2010/wordprocessingDrawing" xmlns:wp="http://schemas.openxmlformats.org/drawingml/2006/wordprocessingDrawing" xmlns:w10="urn:schemas-microsoft-com:office:word" xmlns:w="http://schemas.openxmlformats.org/wordprocessingml/2006/main" xmlns:w14="http://schemas.microsoft.com/office/word/2010/wordml" xmlns:w15="http://schemas.microsoft.com/office/word/2012/wordml" xmlns:w16cex="http://schemas.microsoft.com/office/word/2018/wordml/cex" xmlns:w16cid="http://schemas.microsoft.com/office/word/2016/wordml/cid" xmlns:w16="http://schemas.microsoft.com/office/word/2018/wordml" xmlns:w16sdtdh="http://schemas.microsoft.com/office/word/2020/wordml/sdtdatahash" xmlns:w16se="http://schemas.microsoft.com/office/word/2015/wordml/symex" xmlns:wpg="http://schemas.microsoft.com/office/word/2010/wordprocessingGroup" xmlns:wpi="http://schemas.microsoft.com/office/word/2010/wordprocessingInk" xmlns:wne="http://schemas.microsoft.com/office/word/2006/wordml" xmlns:wps="http://schemas.microsoft.com/office/word/2010/wordprocessingShape" mc:Ignorable="w14 w15 w16se w16cid w16 w16cex w16sdtdh wp14">
+<w:document xmlns:wpc="http://schemas.microsoft.com/office/word/2010/wordprocessingCanvas" xmlns:cx="http://schemas.microsoft.com/office/drawing/2014/chartex" xmlns:cx1="http://schemas.microsoft.com/office/drawing/2015/9/8/chartex" xmlns:cx2="http://schemas.microsoft.com/office/drawing/2015/10/21/chartex" xmlns:cx3="http://schemas.microsoft.com/office/drawing/2016/5/9/chartex" xmlns:cx4="http://schemas.microsoft.com/office/drawing/2016/5/10/chartex" xmlns:cx5="http://schemas.microsoft.com/office/drawing/2016/5/11/chartex" xmlns:cx6="http://schemas.microsoft.com/office/drawing/2016/5/12/chartex" xmlns:cx7="http://schemas.microsoft.com/office/drawing/2016/5/13/chartex" xmlns:cx8="http://schemas.microsoft.com/office/drawing/2016/5/14/chartex" xmlns:mc="http://schemas.openxmlformats.org/markup-compatibility/2006" xmlns:aink="http://schemas.microsoft.com/office/drawing/2016/ink" xmlns:am3d="http://schemas.microsoft.com/office/drawing/2017/model3d" xmlns:o="urn:schemas-microsoft-com:office:office" xmlns:oel="http://schemas.microsoft.com/office/2019/extlst" xmlns:r="http://schemas.openxmlformats.org/officeDocument/2006/relationships" xmlns:m="http://schemas.openxmlformats.org/officeDocument/2006/math" xmlns:v="urn:schemas-microsoft-com:vml" xmlns:wp14="http://schemas.microsoft.com/office/word/2010/wordprocessingDrawing" xmlns:wp="http://schemas.openxmlformats.org/drawingml/2006/wordprocessingDrawing" xmlns:w10="urn:schemas-microsoft-com:office:word" xmlns:w="http://schemas.openxmlformats.org/wordprocessingml/2006/main" xmlns:w14="http://schemas.microsoft.com/office/word/2010/wordml" xmlns:w15="http://schemas.microsoft.com/office/word/2012/wordml" xmlns:w16cex="http://schemas.microsoft.com/office/word/2018/wordml/cex" xmlns:w16cid="http://schemas.microsoft.com/office/word/2016/wordml/cid" xmlns:w16="http://schemas.microsoft.com/office/word/2018/wordml" xmlns:w16du="http://schemas.microsoft.com/office/word/2023/wordml/word16du" xmlns:w16sdtdh="http://schemas.microsoft.com/office/word/2020/wordml/sdtdatahash" xmlns:w16sdtfl="http://schemas.microsoft.com/office/word/2024/wordml/sdtformatlock" xmlns:w16se="http://schemas.microsoft.com/office/word/2015/wordml/symex" xmlns:wpg="http://schemas.microsoft.com/office/word/2010/wordprocessingGroup" xmlns:wpi="http://schemas.microsoft.com/office/word/2010/wordprocessingInk" xmlns:wne="http://schemas.microsoft.com/office/word/2006/wordml" xmlns:wps="http://schemas.microsoft.com/office/word/2010/wordprocessingShape" mc:Ignorable="w14 w15 w16se w16cid w16 w16cex w16sdtdh w16sdtfl w16du wp14">
   <w:body>
     <w:p>
       <w:pPr>
@@ -719,7 +719,35 @@
                 <w:rFonts w:eastAsia="MS Mincho"/>
                 <w:szCs w:val="28"/>
               </w:rPr>
-              <w:t xml:space="preserve"> И.И. Иванов</w:t>
+              <w:t xml:space="preserve"> </w:t>
+            </w:r>
+            <w:r>
+              <w:rPr>
+                <w:rFonts w:eastAsia="MS Mincho"/>
+                <w:szCs w:val="28"/>
+              </w:rPr>
+              <w:t>Д</w:t>
+            </w:r>
+            <w:r>
+              <w:rPr>
+                <w:rFonts w:eastAsia="MS Mincho"/>
+                <w:szCs w:val="28"/>
+              </w:rPr>
+              <w:t>.</w:t>
+            </w:r>
+            <w:r>
+              <w:rPr>
+                <w:rFonts w:eastAsia="MS Mincho"/>
+                <w:szCs w:val="28"/>
+              </w:rPr>
+              <w:t>А</w:t>
+            </w:r>
+            <w:r>
+              <w:rPr>
+                <w:rFonts w:eastAsia="MS Mincho"/>
+                <w:szCs w:val="28"/>
+              </w:rPr>
+              <w:t>. Иванов</w:t>
             </w:r>
           </w:p>
           <w:p>
@@ -1340,27 +1368,64 @@
           <w:rFonts w:eastAsia="MS Mincho" w:cs="Arial"/>
           <w:bCs/>
           <w:szCs w:val="28"/>
-          <w:highlight w:val="yellow"/>
-        </w:rPr>
-        <w:t>__.__.202</w:t>
+        </w:rPr>
+        <w:t>21</w:t>
       </w:r>
       <w:r>
         <w:rPr>
           <w:rFonts w:eastAsia="MS Mincho" w:cs="Arial"/>
           <w:bCs/>
           <w:szCs w:val="28"/>
-          <w:highlight w:val="yellow"/>
-        </w:rPr>
-        <w:t>5</w:t>
+        </w:rPr>
+        <w:t>.</w:t>
       </w:r>
       <w:r>
         <w:rPr>
           <w:rFonts w:eastAsia="MS Mincho" w:cs="Arial"/>
           <w:bCs/>
           <w:szCs w:val="28"/>
-          <w:highlight w:val="yellow"/>
-        </w:rPr>
-        <w:t xml:space="preserve"> г. № ___)</w:t>
+        </w:rPr>
+        <w:t>04</w:t>
+      </w:r>
+      <w:r>
+        <w:rPr>
+          <w:rFonts w:eastAsia="MS Mincho" w:cs="Arial"/>
+          <w:bCs/>
+          <w:szCs w:val="28"/>
+        </w:rPr>
+        <w:t>.202</w:t>
+      </w:r>
+      <w:r>
+        <w:rPr>
+          <w:rFonts w:eastAsia="MS Mincho" w:cs="Arial"/>
+          <w:bCs/>
+          <w:szCs w:val="28"/>
+        </w:rPr>
+        <w:t>5</w:t>
+      </w:r>
+      <w:r>
+        <w:rPr>
+          <w:rFonts w:eastAsia="MS Mincho" w:cs="Arial"/>
+          <w:bCs/>
+          <w:szCs w:val="28"/>
+        </w:rPr>
+        <w:t xml:space="preserve"> г. № </w:t>
+      </w:r>
+      <w:r>
+        <w:rPr>
+          <w:rFonts w:eastAsia="MS Mincho" w:cs="Arial"/>
+          <w:bCs/>
+          <w:szCs w:val="28"/>
+        </w:rPr>
+        <w:t>648-13/12</w:t>
+      </w:r>
+      <w:r>
+        <w:rPr>
+          <w:rFonts w:eastAsia="MS Mincho" w:cs="Arial"/>
+          <w:bCs/>
+          <w:szCs w:val="28"/>
+        </w:rPr>
+        <w:t>)</w:t>
       </w:r>
     </w:p>
     <w:p>
@@ -2215,7 +2280,7 @@
           <w:pPr>
             <w:pStyle w:val="af0"/>
             <w:pageBreakBefore/>
-            <w:spacing w:line="360" w:lineRule="auto"/>
+            <w:spacing w:before="0" w:line="360" w:lineRule="auto"/>
             <w:rPr>
               <w:rFonts w:ascii="Times New Roman" w:hAnsi="Times New Roman" w:cs="Times New Roman"/>
               <w:b/>
@@ -2252,10 +2317,11 @@
           <w:pPr>
             <w:pStyle w:val="17"/>
             <w:rPr>
-              <w:rFonts w:eastAsiaTheme="minorEastAsia"/>
+              <w:rFonts w:asciiTheme="minorHAnsi" w:eastAsiaTheme="minorEastAsia" w:hAnsiTheme="minorHAnsi" w:cstheme="minorBidi"/>
               <w:noProof/>
               <w:kern w:val="2"/>
-              <w:szCs w:val="28"/>
+              <w:sz w:val="24"/>
+              <w:szCs w:val="24"/>
               <w14:ligatures w14:val="standardContextual"/>
             </w:rPr>
           </w:pPr>
@@ -2277,13 +2343,11 @@
             </w:rPr>
             <w:fldChar w:fldCharType="separate"/>
           </w:r>
-          <w:hyperlink w:anchor="_Toc196309048" w:history="1">
+          <w:hyperlink w:anchor="_Toc198123383" w:history="1">
             <w:r>
               <w:rPr>
                 <w:rStyle w:val="af1"/>
                 <w:noProof/>
-                <w:color w:val="auto"/>
-                <w:szCs w:val="28"/>
               </w:rPr>
               <w:t>ВВЕДЕНИЕ</w:t>
             </w:r>
@@ -2291,7 +2355,6 @@
               <w:rPr>
                 <w:noProof/>
                 <w:webHidden/>
-                <w:szCs w:val="28"/>
               </w:rPr>
               <w:tab/>
             </w:r>
@@ -2299,7 +2362,6 @@
               <w:rPr>
                 <w:noProof/>
                 <w:webHidden/>
-                <w:szCs w:val="28"/>
               </w:rPr>
               <w:fldChar w:fldCharType="begin"/>
             </w:r>
@@ -2307,22 +2369,19 @@
               <w:rPr>
                 <w:noProof/>
                 <w:webHidden/>
-                <w:szCs w:val="28"/>
-              </w:rPr>
-              <w:instrText xml:space="preserve"> PAGEREF _Toc196309048 \h </w:instrText>
+              </w:rPr>
+              <w:instrText xml:space="preserve"> PAGEREF _Toc198123383 \h </w:instrText>
             </w:r>
             <w:r>
               <w:rPr>
                 <w:noProof/>
                 <w:webHidden/>
-                <w:szCs w:val="28"/>
               </w:rPr>
             </w:r>
             <w:r>
               <w:rPr>
                 <w:noProof/>
                 <w:webHidden/>
-                <w:szCs w:val="28"/>
               </w:rPr>
               <w:fldChar w:fldCharType="separate"/>
             </w:r>
@@ -2330,7 +2389,6 @@
               <w:rPr>
                 <w:noProof/>
                 <w:webHidden/>
-                <w:szCs w:val="28"/>
               </w:rPr>
               <w:t>4</w:t>
             </w:r>
@@ -2338,7 +2396,6 @@
               <w:rPr>
                 <w:noProof/>
                 <w:webHidden/>
-                <w:szCs w:val="28"/>
               </w:rPr>
               <w:fldChar w:fldCharType="end"/>
             </w:r>
@@ -2348,21 +2405,19 @@
           <w:pPr>
             <w:pStyle w:val="17"/>
             <w:rPr>
-              <w:rFonts w:eastAsiaTheme="minorEastAsia"/>
+              <w:rFonts w:asciiTheme="minorHAnsi" w:eastAsiaTheme="minorEastAsia" w:hAnsiTheme="minorHAnsi" w:cstheme="minorBidi"/>
               <w:noProof/>
               <w:kern w:val="2"/>
-              <w:szCs w:val="28"/>
+              <w:sz w:val="24"/>
+              <w:szCs w:val="24"/>
               <w14:ligatures w14:val="standardContextual"/>
             </w:rPr>
           </w:pPr>
-          <w:hyperlink w:anchor="_Toc196309049" w:history="1">
+          <w:hyperlink w:anchor="_Toc198123384" w:history="1">
             <w:r>
               <w:rPr>
                 <w:rStyle w:val="af1"/>
                 <w:noProof/>
-                <w:color w:val="auto"/>
-                <w:szCs w:val="28"/>
-                <w:highlight w:val="yellow"/>
               </w:rPr>
               <w:t>1. АНАЛИЗ ПРЕДМЕТНОЙ ОБЛАСТИ</w:t>
             </w:r>
@@ -2370,7 +2425,6 @@
               <w:rPr>
                 <w:noProof/>
                 <w:webHidden/>
-                <w:szCs w:val="28"/>
               </w:rPr>
               <w:tab/>
             </w:r>
@@ -2378,7 +2432,6 @@
               <w:rPr>
                 <w:noProof/>
                 <w:webHidden/>
-                <w:szCs w:val="28"/>
               </w:rPr>
               <w:fldChar w:fldCharType="begin"/>
             </w:r>
@@ -2386,22 +2439,19 @@
               <w:rPr>
                 <w:noProof/>
                 <w:webHidden/>
-                <w:szCs w:val="28"/>
-              </w:rPr>
-              <w:instrText xml:space="preserve"> PAGEREF _Toc196309049 \h </w:instrText>
+              </w:rPr>
+              <w:instrText xml:space="preserve"> PAGEREF _Toc198123384 \h </w:instrText>
             </w:r>
             <w:r>
               <w:rPr>
                 <w:noProof/>
                 <w:webHidden/>
-                <w:szCs w:val="28"/>
               </w:rPr>
             </w:r>
             <w:r>
               <w:rPr>
                 <w:noProof/>
                 <w:webHidden/>
-                <w:szCs w:val="28"/>
               </w:rPr>
               <w:fldChar w:fldCharType="separate"/>
             </w:r>
@@ -2409,7 +2459,6 @@
               <w:rPr>
                 <w:noProof/>
                 <w:webHidden/>
-                <w:szCs w:val="28"/>
               </w:rPr>
               <w:t>7</w:t>
             </w:r>
@@ -2417,7 +2466,6 @@
               <w:rPr>
                 <w:noProof/>
                 <w:webHidden/>
-                <w:szCs w:val="28"/>
               </w:rPr>
               <w:fldChar w:fldCharType="end"/>
             </w:r>
@@ -2426,22 +2474,22 @@
         <w:p>
           <w:pPr>
             <w:pStyle w:val="25"/>
-            <w:ind w:left="709"/>
             <w:rPr>
-              <w:rFonts w:eastAsiaTheme="minorEastAsia"/>
+              <w:rFonts w:asciiTheme="minorHAnsi" w:eastAsiaTheme="minorEastAsia" w:hAnsiTheme="minorHAnsi" w:cstheme="minorBidi"/>
               <w:noProof/>
               <w:kern w:val="2"/>
-              <w:szCs w:val="28"/>
+              <w:sz w:val="24"/>
+              <w:szCs w:val="24"/>
+              <w:highlight w:val="yellow"/>
               <w14:ligatures w14:val="standardContextual"/>
             </w:rPr>
           </w:pPr>
-          <w:hyperlink w:anchor="_Toc196309050" w:history="1">
+          <w:hyperlink w:anchor="_Toc198123385" w:history="1">
             <w:r>
               <w:rPr>
                 <w:rStyle w:val="af1"/>
                 <w:noProof/>
-                <w:color w:val="auto"/>
-                <w:szCs w:val="28"/>
+                <w:highlight w:val="yellow"/>
               </w:rPr>
               <w:t>1.1. Обзор аналогичных проектов</w:t>
             </w:r>
@@ -2449,7 +2497,7 @@
               <w:rPr>
                 <w:noProof/>
                 <w:webHidden/>
-                <w:szCs w:val="28"/>
+                <w:highlight w:val="yellow"/>
               </w:rPr>
               <w:tab/>
             </w:r>
@@ -2457,7 +2505,7 @@
               <w:rPr>
                 <w:noProof/>
                 <w:webHidden/>
-                <w:szCs w:val="28"/>
+                <w:highlight w:val="yellow"/>
               </w:rPr>
               <w:fldChar w:fldCharType="begin"/>
             </w:r>
@@ -2465,22 +2513,22 @@
               <w:rPr>
                 <w:noProof/>
                 <w:webHidden/>
-                <w:szCs w:val="28"/>
-              </w:rPr>
-              <w:instrText xml:space="preserve"> PAGEREF _Toc196309050 \h </w:instrText>
+                <w:highlight w:val="yellow"/>
+              </w:rPr>
+              <w:instrText xml:space="preserve"> PAGEREF _Toc198123385 \h </w:instrText>
             </w:r>
             <w:r>
               <w:rPr>
                 <w:noProof/>
                 <w:webHidden/>
-                <w:szCs w:val="28"/>
+                <w:highlight w:val="yellow"/>
               </w:rPr>
             </w:r>
             <w:r>
               <w:rPr>
                 <w:noProof/>
                 <w:webHidden/>
-                <w:szCs w:val="28"/>
+                <w:highlight w:val="yellow"/>
               </w:rPr>
               <w:fldChar w:fldCharType="separate"/>
             </w:r>
@@ -2488,7 +2536,7 @@
               <w:rPr>
                 <w:noProof/>
                 <w:webHidden/>
-                <w:szCs w:val="28"/>
+                <w:highlight w:val="yellow"/>
               </w:rPr>
               <w:t>7</w:t>
             </w:r>
@@ -2496,7 +2544,7 @@
               <w:rPr>
                 <w:noProof/>
                 <w:webHidden/>
-                <w:szCs w:val="28"/>
+                <w:highlight w:val="yellow"/>
               </w:rPr>
               <w:fldChar w:fldCharType="end"/>
             </w:r>
@@ -2505,22 +2553,22 @@
         <w:p>
           <w:pPr>
             <w:pStyle w:val="25"/>
-            <w:ind w:left="709"/>
             <w:rPr>
-              <w:rFonts w:eastAsiaTheme="minorEastAsia"/>
+              <w:rFonts w:asciiTheme="minorHAnsi" w:eastAsiaTheme="minorEastAsia" w:hAnsiTheme="minorHAnsi" w:cstheme="minorBidi"/>
               <w:noProof/>
               <w:kern w:val="2"/>
-              <w:szCs w:val="28"/>
+              <w:sz w:val="24"/>
+              <w:szCs w:val="24"/>
+              <w:highlight w:val="yellow"/>
               <w14:ligatures w14:val="standardContextual"/>
             </w:rPr>
           </w:pPr>
-          <w:hyperlink w:anchor="_Toc196309051" w:history="1">
+          <w:hyperlink w:anchor="_Toc198123386" w:history="1">
             <w:r>
               <w:rPr>
                 <w:rStyle w:val="af1"/>
                 <w:noProof/>
-                <w:color w:val="auto"/>
-                <w:szCs w:val="28"/>
+                <w:highlight w:val="yellow"/>
               </w:rPr>
               <w:t>1.2. Анализ существующих решений</w:t>
             </w:r>
@@ -2528,7 +2576,7 @@
               <w:rPr>
                 <w:noProof/>
                 <w:webHidden/>
-                <w:szCs w:val="28"/>
+                <w:highlight w:val="yellow"/>
               </w:rPr>
               <w:tab/>
             </w:r>
@@ -2536,7 +2584,7 @@
               <w:rPr>
                 <w:noProof/>
                 <w:webHidden/>
-                <w:szCs w:val="28"/>
+                <w:highlight w:val="yellow"/>
               </w:rPr>
               <w:fldChar w:fldCharType="begin"/>
             </w:r>
@@ -2544,22 +2592,22 @@
               <w:rPr>
                 <w:noProof/>
                 <w:webHidden/>
-                <w:szCs w:val="28"/>
-              </w:rPr>
-              <w:instrText xml:space="preserve"> PAGEREF _Toc196309051 \h </w:instrText>
+                <w:highlight w:val="yellow"/>
+              </w:rPr>
+              <w:instrText xml:space="preserve"> PAGEREF _Toc198123386 \h </w:instrText>
             </w:r>
             <w:r>
               <w:rPr>
                 <w:noProof/>
                 <w:webHidden/>
-                <w:szCs w:val="28"/>
+                <w:highlight w:val="yellow"/>
               </w:rPr>
             </w:r>
             <w:r>
               <w:rPr>
                 <w:noProof/>
                 <w:webHidden/>
-                <w:szCs w:val="28"/>
+                <w:highlight w:val="yellow"/>
               </w:rPr>
               <w:fldChar w:fldCharType="separate"/>
             </w:r>
@@ -2567,7 +2615,7 @@
               <w:rPr>
                 <w:noProof/>
                 <w:webHidden/>
-                <w:szCs w:val="28"/>
+                <w:highlight w:val="yellow"/>
               </w:rPr>
               <w:t>8</w:t>
             </w:r>
@@ -2575,7 +2623,85 @@
               <w:rPr>
                 <w:noProof/>
                 <w:webHidden/>
-                <w:szCs w:val="28"/>
+                <w:highlight w:val="yellow"/>
+              </w:rPr>
+              <w:fldChar w:fldCharType="end"/>
+            </w:r>
+          </w:hyperlink>
+        </w:p>
+        <w:p>
+          <w:pPr>
+            <w:pStyle w:val="25"/>
+            <w:rPr>
+              <w:rFonts w:asciiTheme="minorHAnsi" w:eastAsiaTheme="minorEastAsia" w:hAnsiTheme="minorHAnsi" w:cstheme="minorBidi"/>
+              <w:noProof/>
+              <w:kern w:val="2"/>
+              <w:sz w:val="24"/>
+              <w:szCs w:val="24"/>
+              <w14:ligatures w14:val="standardContextual"/>
+            </w:rPr>
+          </w:pPr>
+          <w:hyperlink w:anchor="_Toc198123387" w:history="1">
+            <w:r>
+              <w:rPr>
+                <w:rStyle w:val="af1"/>
+                <w:noProof/>
+                <w:highlight w:val="yellow"/>
+              </w:rPr>
+              <w:t>1.3. Матрики качества</w:t>
+            </w:r>
+            <w:r>
+              <w:rPr>
+                <w:noProof/>
+                <w:webHidden/>
+                <w:highlight w:val="yellow"/>
+              </w:rPr>
+              <w:tab/>
+            </w:r>
+            <w:r>
+              <w:rPr>
+                <w:noProof/>
+                <w:webHidden/>
+                <w:highlight w:val="yellow"/>
+              </w:rPr>
+              <w:fldChar w:fldCharType="begin"/>
+            </w:r>
+            <w:r>
+              <w:rPr>
+                <w:noProof/>
+                <w:webHidden/>
+                <w:highlight w:val="yellow"/>
+              </w:rPr>
+              <w:instrText xml:space="preserve"> PAGEREF _Toc198123387 \h </w:instrText>
+            </w:r>
+            <w:r>
+              <w:rPr>
+                <w:noProof/>
+                <w:webHidden/>
+                <w:highlight w:val="yellow"/>
+              </w:rPr>
+            </w:r>
+            <w:r>
+              <w:rPr>
+                <w:noProof/>
+                <w:webHidden/>
+                <w:highlight w:val="yellow"/>
+              </w:rPr>
+              <w:fldChar w:fldCharType="separate"/>
+            </w:r>
+            <w:r>
+              <w:rPr>
+                <w:noProof/>
+                <w:webHidden/>
+                <w:highlight w:val="yellow"/>
+              </w:rPr>
+              <w:t>10</w:t>
+            </w:r>
+            <w:r>
+              <w:rPr>
+                <w:noProof/>
+                <w:webHidden/>
+                <w:highlight w:val="yellow"/>
               </w:rPr>
               <w:fldChar w:fldCharType="end"/>
             </w:r>
@@ -2585,20 +2711,19 @@
           <w:pPr>
             <w:pStyle w:val="17"/>
             <w:rPr>
-              <w:rFonts w:eastAsiaTheme="minorEastAsia"/>
+              <w:rFonts w:asciiTheme="minorHAnsi" w:eastAsiaTheme="minorEastAsia" w:hAnsiTheme="minorHAnsi" w:cstheme="minorBidi"/>
               <w:noProof/>
               <w:kern w:val="2"/>
-              <w:szCs w:val="28"/>
+              <w:sz w:val="24"/>
+              <w:szCs w:val="24"/>
               <w14:ligatures w14:val="standardContextual"/>
             </w:rPr>
           </w:pPr>
-          <w:hyperlink w:anchor="_Toc196309052" w:history="1">
+          <w:hyperlink w:anchor="_Toc198123388" w:history="1">
             <w:r>
               <w:rPr>
                 <w:rStyle w:val="af1"/>
                 <w:noProof/>
-                <w:color w:val="auto"/>
-                <w:szCs w:val="28"/>
               </w:rPr>
               <w:t>2. НЕЙРОСЕТЕВАЯ МОДЕЛЬ ДЕТЕКЦИИ ОБЪЕКТОВ</w:t>
             </w:r>
@@ -2606,7 +2731,6 @@
               <w:rPr>
                 <w:noProof/>
                 <w:webHidden/>
-                <w:szCs w:val="28"/>
               </w:rPr>
               <w:tab/>
             </w:r>
@@ -2614,7 +2738,6 @@
               <w:rPr>
                 <w:noProof/>
                 <w:webHidden/>
-                <w:szCs w:val="28"/>
               </w:rPr>
               <w:fldChar w:fldCharType="begin"/>
             </w:r>
@@ -2622,22 +2745,19 @@
               <w:rPr>
                 <w:noProof/>
                 <w:webHidden/>
-                <w:szCs w:val="28"/>
-              </w:rPr>
-              <w:instrText xml:space="preserve"> PAGEREF _Toc196309052 \h </w:instrText>
+              </w:rPr>
+              <w:instrText xml:space="preserve"> PAGEREF _Toc198123388 \h </w:instrText>
             </w:r>
             <w:r>
               <w:rPr>
                 <w:noProof/>
                 <w:webHidden/>
-                <w:szCs w:val="28"/>
               </w:rPr>
             </w:r>
             <w:r>
               <w:rPr>
                 <w:noProof/>
                 <w:webHidden/>
-                <w:szCs w:val="28"/>
               </w:rPr>
               <w:fldChar w:fldCharType="separate"/>
             </w:r>
@@ -2645,15 +2765,13 @@
               <w:rPr>
                 <w:noProof/>
                 <w:webHidden/>
-                <w:szCs w:val="28"/>
-              </w:rPr>
-              <w:t>11</w:t>
+              </w:rPr>
+              <w:t>13</w:t>
             </w:r>
             <w:r>
               <w:rPr>
                 <w:noProof/>
                 <w:webHidden/>
-                <w:szCs w:val="28"/>
               </w:rPr>
               <w:fldChar w:fldCharType="end"/>
             </w:r>
@@ -2662,22 +2780,20 @@
         <w:p>
           <w:pPr>
             <w:pStyle w:val="25"/>
-            <w:ind w:left="709"/>
             <w:rPr>
-              <w:rFonts w:eastAsiaTheme="minorEastAsia"/>
+              <w:rFonts w:asciiTheme="minorHAnsi" w:eastAsiaTheme="minorEastAsia" w:hAnsiTheme="minorHAnsi" w:cstheme="minorBidi"/>
               <w:noProof/>
               <w:kern w:val="2"/>
-              <w:szCs w:val="28"/>
+              <w:sz w:val="24"/>
+              <w:szCs w:val="24"/>
               <w14:ligatures w14:val="standardContextual"/>
             </w:rPr>
           </w:pPr>
-          <w:hyperlink w:anchor="_Toc196309053" w:history="1">
+          <w:hyperlink w:anchor="_Toc198123389" w:history="1">
             <w:r>
               <w:rPr>
                 <w:rStyle w:val="af1"/>
                 <w:noProof/>
-                <w:color w:val="auto"/>
-                <w:szCs w:val="28"/>
               </w:rPr>
               <w:t>2.1. Обучающий набор данных</w:t>
             </w:r>
@@ -2685,7 +2801,6 @@
               <w:rPr>
                 <w:noProof/>
                 <w:webHidden/>
-                <w:szCs w:val="28"/>
               </w:rPr>
               <w:tab/>
             </w:r>
@@ -2693,7 +2808,6 @@
               <w:rPr>
                 <w:noProof/>
                 <w:webHidden/>
-                <w:szCs w:val="28"/>
               </w:rPr>
               <w:fldChar w:fldCharType="begin"/>
             </w:r>
@@ -2701,22 +2815,19 @@
               <w:rPr>
                 <w:noProof/>
                 <w:webHidden/>
-                <w:szCs w:val="28"/>
-              </w:rPr>
-              <w:instrText xml:space="preserve"> PAGEREF _Toc196309053 \h </w:instrText>
+              </w:rPr>
+              <w:instrText xml:space="preserve"> PAGEREF _Toc198123389 \h </w:instrText>
             </w:r>
             <w:r>
               <w:rPr>
                 <w:noProof/>
                 <w:webHidden/>
-                <w:szCs w:val="28"/>
               </w:rPr>
             </w:r>
             <w:r>
               <w:rPr>
                 <w:noProof/>
                 <w:webHidden/>
-                <w:szCs w:val="28"/>
               </w:rPr>
               <w:fldChar w:fldCharType="separate"/>
             </w:r>
@@ -2724,15 +2835,13 @@
               <w:rPr>
                 <w:noProof/>
                 <w:webHidden/>
-                <w:szCs w:val="28"/>
-              </w:rPr>
-              <w:t>11</w:t>
+              </w:rPr>
+              <w:t>13</w:t>
             </w:r>
             <w:r>
               <w:rPr>
                 <w:noProof/>
                 <w:webHidden/>
-                <w:szCs w:val="28"/>
               </w:rPr>
               <w:fldChar w:fldCharType="end"/>
             </w:r>
@@ -2741,22 +2850,20 @@
         <w:p>
           <w:pPr>
             <w:pStyle w:val="25"/>
-            <w:ind w:left="709"/>
             <w:rPr>
-              <w:rFonts w:eastAsiaTheme="minorEastAsia"/>
+              <w:rFonts w:asciiTheme="minorHAnsi" w:eastAsiaTheme="minorEastAsia" w:hAnsiTheme="minorHAnsi" w:cstheme="minorBidi"/>
               <w:noProof/>
               <w:kern w:val="2"/>
-              <w:szCs w:val="28"/>
+              <w:sz w:val="24"/>
+              <w:szCs w:val="24"/>
               <w14:ligatures w14:val="standardContextual"/>
             </w:rPr>
           </w:pPr>
-          <w:hyperlink w:anchor="_Toc196309054" w:history="1">
+          <w:hyperlink w:anchor="_Toc198123390" w:history="1">
             <w:r>
               <w:rPr>
                 <w:rStyle w:val="af1"/>
                 <w:noProof/>
-                <w:color w:val="auto"/>
-                <w:szCs w:val="28"/>
               </w:rPr>
               <w:t>2.2. Обучение нейросетевых моделей</w:t>
             </w:r>
@@ -2764,7 +2871,6 @@
               <w:rPr>
                 <w:noProof/>
                 <w:webHidden/>
-                <w:szCs w:val="28"/>
               </w:rPr>
               <w:tab/>
             </w:r>
@@ -2772,7 +2878,6 @@
               <w:rPr>
                 <w:noProof/>
                 <w:webHidden/>
-                <w:szCs w:val="28"/>
               </w:rPr>
               <w:fldChar w:fldCharType="begin"/>
             </w:r>
@@ -2780,22 +2885,19 @@
               <w:rPr>
                 <w:noProof/>
                 <w:webHidden/>
-                <w:szCs w:val="28"/>
-              </w:rPr>
-              <w:instrText xml:space="preserve"> PAGEREF _Toc196309054 \h </w:instrText>
+              </w:rPr>
+              <w:instrText xml:space="preserve"> PAGEREF _Toc198123390 \h </w:instrText>
             </w:r>
             <w:r>
               <w:rPr>
                 <w:noProof/>
                 <w:webHidden/>
-                <w:szCs w:val="28"/>
               </w:rPr>
             </w:r>
             <w:r>
               <w:rPr>
                 <w:noProof/>
                 <w:webHidden/>
-                <w:szCs w:val="28"/>
               </w:rPr>
               <w:fldChar w:fldCharType="separate"/>
             </w:r>
@@ -2803,15 +2905,13 @@
               <w:rPr>
                 <w:noProof/>
                 <w:webHidden/>
-                <w:szCs w:val="28"/>
-              </w:rPr>
-              <w:t>13</w:t>
+              </w:rPr>
+              <w:t>15</w:t>
             </w:r>
             <w:r>
               <w:rPr>
                 <w:noProof/>
                 <w:webHidden/>
-                <w:szCs w:val="28"/>
               </w:rPr>
               <w:fldChar w:fldCharType="end"/>
             </w:r>
@@ -2820,30 +2920,27 @@
         <w:p>
           <w:pPr>
             <w:pStyle w:val="25"/>
-            <w:ind w:left="709"/>
             <w:rPr>
-              <w:rFonts w:eastAsiaTheme="minorEastAsia"/>
+              <w:rFonts w:asciiTheme="minorHAnsi" w:eastAsiaTheme="minorEastAsia" w:hAnsiTheme="minorHAnsi" w:cstheme="minorBidi"/>
               <w:noProof/>
               <w:kern w:val="2"/>
-              <w:szCs w:val="28"/>
+              <w:sz w:val="24"/>
+              <w:szCs w:val="24"/>
               <w14:ligatures w14:val="standardContextual"/>
             </w:rPr>
           </w:pPr>
-          <w:hyperlink w:anchor="_Toc196309055" w:history="1">
+          <w:hyperlink w:anchor="_Toc198123391" w:history="1">
             <w:r>
               <w:rPr>
                 <w:rStyle w:val="af1"/>
                 <w:noProof/>
-                <w:color w:val="auto"/>
-                <w:szCs w:val="28"/>
-              </w:rPr>
-              <w:t>2.3. Эксперименты</w:t>
+              </w:rPr>
+              <w:t>2.3. Метрики качества</w:t>
             </w:r>
             <w:r>
               <w:rPr>
                 <w:noProof/>
                 <w:webHidden/>
-                <w:szCs w:val="28"/>
               </w:rPr>
               <w:tab/>
             </w:r>
@@ -2851,7 +2948,6 @@
               <w:rPr>
                 <w:noProof/>
                 <w:webHidden/>
-                <w:szCs w:val="28"/>
               </w:rPr>
               <w:fldChar w:fldCharType="begin"/>
             </w:r>
@@ -2859,22 +2955,19 @@
               <w:rPr>
                 <w:noProof/>
                 <w:webHidden/>
-                <w:szCs w:val="28"/>
-              </w:rPr>
-              <w:instrText xml:space="preserve"> PAGEREF _Toc196309055 \h </w:instrText>
+              </w:rPr>
+              <w:instrText xml:space="preserve"> PAGEREF _Toc198123391 \h </w:instrText>
             </w:r>
             <w:r>
               <w:rPr>
                 <w:noProof/>
                 <w:webHidden/>
-                <w:szCs w:val="28"/>
               </w:rPr>
             </w:r>
             <w:r>
               <w:rPr>
                 <w:noProof/>
                 <w:webHidden/>
-                <w:szCs w:val="28"/>
               </w:rPr>
               <w:fldChar w:fldCharType="separate"/>
             </w:r>
@@ -2882,15 +2975,83 @@
               <w:rPr>
                 <w:noProof/>
                 <w:webHidden/>
-                <w:szCs w:val="28"/>
-              </w:rPr>
-              <w:t>17</w:t>
+              </w:rPr>
+              <w:t>19</w:t>
             </w:r>
             <w:r>
               <w:rPr>
                 <w:noProof/>
                 <w:webHidden/>
-                <w:szCs w:val="28"/>
+              </w:rPr>
+              <w:fldChar w:fldCharType="end"/>
+            </w:r>
+          </w:hyperlink>
+        </w:p>
+        <w:p>
+          <w:pPr>
+            <w:pStyle w:val="25"/>
+            <w:rPr>
+              <w:rFonts w:asciiTheme="minorHAnsi" w:eastAsiaTheme="minorEastAsia" w:hAnsiTheme="minorHAnsi" w:cstheme="minorBidi"/>
+              <w:noProof/>
+              <w:kern w:val="2"/>
+              <w:sz w:val="24"/>
+              <w:szCs w:val="24"/>
+              <w14:ligatures w14:val="standardContextual"/>
+            </w:rPr>
+          </w:pPr>
+          <w:hyperlink w:anchor="_Toc198123392" w:history="1">
+            <w:r>
+              <w:rPr>
+                <w:rStyle w:val="af1"/>
+                <w:noProof/>
+              </w:rPr>
+              <w:t>2.4. Эксперименты</w:t>
+            </w:r>
+            <w:r>
+              <w:rPr>
+                <w:noProof/>
+                <w:webHidden/>
+              </w:rPr>
+              <w:tab/>
+            </w:r>
+            <w:r>
+              <w:rPr>
+                <w:noProof/>
+                <w:webHidden/>
+              </w:rPr>
+              <w:fldChar w:fldCharType="begin"/>
+            </w:r>
+            <w:r>
+              <w:rPr>
+                <w:noProof/>
+                <w:webHidden/>
+              </w:rPr>
+              <w:instrText xml:space="preserve"> PAGEREF _Toc198123392 \h </w:instrText>
+            </w:r>
+            <w:r>
+              <w:rPr>
+                <w:noProof/>
+                <w:webHidden/>
+              </w:rPr>
+            </w:r>
+            <w:r>
+              <w:rPr>
+                <w:noProof/>
+                <w:webHidden/>
+              </w:rPr>
+              <w:fldChar w:fldCharType="separate"/>
+            </w:r>
+            <w:r>
+              <w:rPr>
+                <w:noProof/>
+                <w:webHidden/>
+              </w:rPr>
+              <w:t>19</w:t>
+            </w:r>
+            <w:r>
+              <w:rPr>
+                <w:noProof/>
+                <w:webHidden/>
               </w:rPr>
               <w:fldChar w:fldCharType="end"/>
             </w:r>
@@ -2900,20 +3061,19 @@
           <w:pPr>
             <w:pStyle w:val="17"/>
             <w:rPr>
-              <w:rFonts w:eastAsiaTheme="minorEastAsia"/>
+              <w:rFonts w:asciiTheme="minorHAnsi" w:eastAsiaTheme="minorEastAsia" w:hAnsiTheme="minorHAnsi" w:cstheme="minorBidi"/>
               <w:noProof/>
               <w:kern w:val="2"/>
-              <w:szCs w:val="28"/>
+              <w:sz w:val="24"/>
+              <w:szCs w:val="24"/>
               <w14:ligatures w14:val="standardContextual"/>
             </w:rPr>
           </w:pPr>
-          <w:hyperlink w:anchor="_Toc196309056" w:history="1">
+          <w:hyperlink w:anchor="_Toc198123393" w:history="1">
             <w:r>
               <w:rPr>
                 <w:rStyle w:val="af1"/>
                 <w:noProof/>
-                <w:color w:val="auto"/>
-                <w:szCs w:val="28"/>
               </w:rPr>
               <w:t>3. РЕАЛИЗАЦИЯ ПРИЛОЖЕНИЯ</w:t>
             </w:r>
@@ -2921,7 +3081,6 @@
               <w:rPr>
                 <w:noProof/>
                 <w:webHidden/>
-                <w:szCs w:val="28"/>
               </w:rPr>
               <w:tab/>
             </w:r>
@@ -2929,7 +3088,6 @@
               <w:rPr>
                 <w:noProof/>
                 <w:webHidden/>
-                <w:szCs w:val="28"/>
               </w:rPr>
               <w:fldChar w:fldCharType="begin"/>
             </w:r>
@@ -2937,22 +3095,19 @@
               <w:rPr>
                 <w:noProof/>
                 <w:webHidden/>
-                <w:szCs w:val="28"/>
-              </w:rPr>
-              <w:instrText xml:space="preserve"> PAGEREF _Toc196309056 \h </w:instrText>
+              </w:rPr>
+              <w:instrText xml:space="preserve"> PAGEREF _Toc198123393 \h </w:instrText>
             </w:r>
             <w:r>
               <w:rPr>
                 <w:noProof/>
                 <w:webHidden/>
-                <w:szCs w:val="28"/>
               </w:rPr>
             </w:r>
             <w:r>
               <w:rPr>
                 <w:noProof/>
                 <w:webHidden/>
-                <w:szCs w:val="28"/>
               </w:rPr>
               <w:fldChar w:fldCharType="separate"/>
             </w:r>
@@ -2960,15 +3115,13 @@
               <w:rPr>
                 <w:noProof/>
                 <w:webHidden/>
-                <w:szCs w:val="28"/>
-              </w:rPr>
-              <w:t>21</w:t>
+              </w:rPr>
+              <w:t>24</w:t>
             </w:r>
             <w:r>
               <w:rPr>
                 <w:noProof/>
                 <w:webHidden/>
-                <w:szCs w:val="28"/>
               </w:rPr>
               <w:fldChar w:fldCharType="end"/>
             </w:r>
@@ -2977,30 +3130,27 @@
         <w:p>
           <w:pPr>
             <w:pStyle w:val="25"/>
-            <w:ind w:left="709"/>
             <w:rPr>
-              <w:rFonts w:eastAsiaTheme="minorEastAsia"/>
+              <w:rFonts w:asciiTheme="minorHAnsi" w:eastAsiaTheme="minorEastAsia" w:hAnsiTheme="minorHAnsi" w:cstheme="minorBidi"/>
               <w:noProof/>
               <w:kern w:val="2"/>
-              <w:szCs w:val="28"/>
+              <w:sz w:val="24"/>
+              <w:szCs w:val="24"/>
               <w14:ligatures w14:val="standardContextual"/>
             </w:rPr>
           </w:pPr>
-          <w:hyperlink w:anchor="_Toc196309057" w:history="1">
+          <w:hyperlink w:anchor="_Toc198123394" w:history="1">
             <w:r>
               <w:rPr>
                 <w:rStyle w:val="af1"/>
                 <w:noProof/>
-                <w:color w:val="auto"/>
-                <w:szCs w:val="28"/>
-              </w:rPr>
-              <w:t>3.1. Требования к веб-приложению</w:t>
+              </w:rPr>
+              <w:t>3.1. Проектирование</w:t>
             </w:r>
             <w:r>
               <w:rPr>
                 <w:noProof/>
                 <w:webHidden/>
-                <w:szCs w:val="28"/>
               </w:rPr>
               <w:tab/>
             </w:r>
@@ -3008,7 +3158,6 @@
               <w:rPr>
                 <w:noProof/>
                 <w:webHidden/>
-                <w:szCs w:val="28"/>
               </w:rPr>
               <w:fldChar w:fldCharType="begin"/>
             </w:r>
@@ -3016,22 +3165,19 @@
               <w:rPr>
                 <w:noProof/>
                 <w:webHidden/>
-                <w:szCs w:val="28"/>
-              </w:rPr>
-              <w:instrText xml:space="preserve"> PAGEREF _Toc196309057 \h </w:instrText>
+              </w:rPr>
+              <w:instrText xml:space="preserve"> PAGEREF _Toc198123394 \h </w:instrText>
             </w:r>
             <w:r>
               <w:rPr>
                 <w:noProof/>
                 <w:webHidden/>
-                <w:szCs w:val="28"/>
               </w:rPr>
             </w:r>
             <w:r>
               <w:rPr>
                 <w:noProof/>
                 <w:webHidden/>
-                <w:szCs w:val="28"/>
               </w:rPr>
               <w:fldChar w:fldCharType="separate"/>
             </w:r>
@@ -3039,15 +3185,13 @@
               <w:rPr>
                 <w:noProof/>
                 <w:webHidden/>
-                <w:szCs w:val="28"/>
-              </w:rPr>
-              <w:t>21</w:t>
+              </w:rPr>
+              <w:t>24</w:t>
             </w:r>
             <w:r>
               <w:rPr>
                 <w:noProof/>
                 <w:webHidden/>
-                <w:szCs w:val="28"/>
               </w:rPr>
               <w:fldChar w:fldCharType="end"/>
             </w:r>
@@ -3056,30 +3200,27 @@
         <w:p>
           <w:pPr>
             <w:pStyle w:val="25"/>
-            <w:ind w:left="709"/>
             <w:rPr>
-              <w:rFonts w:eastAsiaTheme="minorEastAsia"/>
+              <w:rFonts w:asciiTheme="minorHAnsi" w:eastAsiaTheme="minorEastAsia" w:hAnsiTheme="minorHAnsi" w:cstheme="minorBidi"/>
               <w:noProof/>
               <w:kern w:val="2"/>
-              <w:szCs w:val="28"/>
+              <w:sz w:val="24"/>
+              <w:szCs w:val="24"/>
               <w14:ligatures w14:val="standardContextual"/>
             </w:rPr>
           </w:pPr>
-          <w:hyperlink w:anchor="_Toc196309058" w:history="1">
+          <w:hyperlink w:anchor="_Toc198123395" w:history="1">
             <w:r>
               <w:rPr>
                 <w:rStyle w:val="af1"/>
                 <w:noProof/>
-                <w:color w:val="auto"/>
-                <w:szCs w:val="28"/>
-              </w:rPr>
-              <w:t>3.2. Реализация</w:t>
+              </w:rPr>
+              <w:t>3.2. Серверная часть приложения</w:t>
             </w:r>
             <w:r>
               <w:rPr>
                 <w:noProof/>
                 <w:webHidden/>
-                <w:szCs w:val="28"/>
               </w:rPr>
               <w:tab/>
             </w:r>
@@ -3087,7 +3228,6 @@
               <w:rPr>
                 <w:noProof/>
                 <w:webHidden/>
-                <w:szCs w:val="28"/>
               </w:rPr>
               <w:fldChar w:fldCharType="begin"/>
             </w:r>
@@ -3095,22 +3235,19 @@
               <w:rPr>
                 <w:noProof/>
                 <w:webHidden/>
-                <w:szCs w:val="28"/>
-              </w:rPr>
-              <w:instrText xml:space="preserve"> PAGEREF _Toc196309058 \h </w:instrText>
+              </w:rPr>
+              <w:instrText xml:space="preserve"> PAGEREF _Toc198123395 \h </w:instrText>
             </w:r>
             <w:r>
               <w:rPr>
                 <w:noProof/>
                 <w:webHidden/>
-                <w:szCs w:val="28"/>
               </w:rPr>
             </w:r>
             <w:r>
               <w:rPr>
                 <w:noProof/>
                 <w:webHidden/>
-                <w:szCs w:val="28"/>
               </w:rPr>
               <w:fldChar w:fldCharType="separate"/>
             </w:r>
@@ -3118,15 +3255,13 @@
               <w:rPr>
                 <w:noProof/>
                 <w:webHidden/>
-                <w:szCs w:val="28"/>
-              </w:rPr>
-              <w:t>21</w:t>
+              </w:rPr>
+              <w:t>25</w:t>
             </w:r>
             <w:r>
               <w:rPr>
                 <w:noProof/>
                 <w:webHidden/>
-                <w:szCs w:val="28"/>
               </w:rPr>
               <w:fldChar w:fldCharType="end"/>
             </w:r>
@@ -3135,30 +3270,27 @@
         <w:p>
           <w:pPr>
             <w:pStyle w:val="25"/>
-            <w:ind w:left="709"/>
             <w:rPr>
-              <w:rFonts w:eastAsiaTheme="minorEastAsia"/>
+              <w:rFonts w:asciiTheme="minorHAnsi" w:eastAsiaTheme="minorEastAsia" w:hAnsiTheme="minorHAnsi" w:cstheme="minorBidi"/>
               <w:noProof/>
               <w:kern w:val="2"/>
-              <w:szCs w:val="28"/>
+              <w:sz w:val="24"/>
+              <w:szCs w:val="24"/>
               <w14:ligatures w14:val="standardContextual"/>
             </w:rPr>
           </w:pPr>
-          <w:hyperlink w:anchor="_Toc196309059" w:history="1">
+          <w:hyperlink w:anchor="_Toc198123396" w:history="1">
             <w:r>
               <w:rPr>
                 <w:rStyle w:val="af1"/>
                 <w:noProof/>
-                <w:color w:val="auto"/>
-                <w:szCs w:val="28"/>
-              </w:rPr>
-              <w:t>3.3. Тестирование</w:t>
+              </w:rPr>
+              <w:t>3.3. Клиентская часть приложения</w:t>
             </w:r>
             <w:r>
               <w:rPr>
                 <w:noProof/>
                 <w:webHidden/>
-                <w:szCs w:val="28"/>
               </w:rPr>
               <w:tab/>
             </w:r>
@@ -3166,7 +3298,6 @@
               <w:rPr>
                 <w:noProof/>
                 <w:webHidden/>
-                <w:szCs w:val="28"/>
               </w:rPr>
               <w:fldChar w:fldCharType="begin"/>
             </w:r>
@@ -3174,22 +3305,19 @@
               <w:rPr>
                 <w:noProof/>
                 <w:webHidden/>
-                <w:szCs w:val="28"/>
-              </w:rPr>
-              <w:instrText xml:space="preserve"> PAGEREF _Toc196309059 \h </w:instrText>
+              </w:rPr>
+              <w:instrText xml:space="preserve"> PAGEREF _Toc198123396 \h </w:instrText>
             </w:r>
             <w:r>
               <w:rPr>
                 <w:noProof/>
                 <w:webHidden/>
-                <w:szCs w:val="28"/>
               </w:rPr>
             </w:r>
             <w:r>
               <w:rPr>
                 <w:noProof/>
                 <w:webHidden/>
-                <w:szCs w:val="28"/>
               </w:rPr>
               <w:fldChar w:fldCharType="separate"/>
             </w:r>
@@ -3197,15 +3325,13 @@
               <w:rPr>
                 <w:noProof/>
                 <w:webHidden/>
-                <w:szCs w:val="28"/>
-              </w:rPr>
-              <w:t>22</w:t>
+              </w:rPr>
+              <w:t>27</w:t>
             </w:r>
             <w:r>
               <w:rPr>
                 <w:noProof/>
                 <w:webHidden/>
-                <w:szCs w:val="28"/>
               </w:rPr>
               <w:fldChar w:fldCharType="end"/>
             </w:r>
@@ -3215,20 +3341,19 @@
           <w:pPr>
             <w:pStyle w:val="17"/>
             <w:rPr>
-              <w:rFonts w:eastAsiaTheme="minorEastAsia"/>
+              <w:rFonts w:asciiTheme="minorHAnsi" w:eastAsiaTheme="minorEastAsia" w:hAnsiTheme="minorHAnsi" w:cstheme="minorBidi"/>
               <w:noProof/>
               <w:kern w:val="2"/>
-              <w:szCs w:val="28"/>
+              <w:sz w:val="24"/>
+              <w:szCs w:val="24"/>
               <w14:ligatures w14:val="standardContextual"/>
             </w:rPr>
           </w:pPr>
-          <w:hyperlink w:anchor="_Toc196309060" w:history="1">
+          <w:hyperlink w:anchor="_Toc198123397" w:history="1">
             <w:r>
               <w:rPr>
                 <w:rStyle w:val="af1"/>
                 <w:noProof/>
-                <w:color w:val="auto"/>
-                <w:szCs w:val="28"/>
               </w:rPr>
               <w:t>ЗАКЛЮЧЕНИЕ</w:t>
             </w:r>
@@ -3236,7 +3361,6 @@
               <w:rPr>
                 <w:noProof/>
                 <w:webHidden/>
-                <w:szCs w:val="28"/>
               </w:rPr>
               <w:tab/>
             </w:r>
@@ -3244,7 +3368,6 @@
               <w:rPr>
                 <w:noProof/>
                 <w:webHidden/>
-                <w:szCs w:val="28"/>
               </w:rPr>
               <w:fldChar w:fldCharType="begin"/>
             </w:r>
@@ -3252,22 +3375,19 @@
               <w:rPr>
                 <w:noProof/>
                 <w:webHidden/>
-                <w:szCs w:val="28"/>
-              </w:rPr>
-              <w:instrText xml:space="preserve"> PAGEREF _Toc196309060 \h </w:instrText>
+              </w:rPr>
+              <w:instrText xml:space="preserve"> PAGEREF _Toc198123397 \h </w:instrText>
             </w:r>
             <w:r>
               <w:rPr>
                 <w:noProof/>
                 <w:webHidden/>
-                <w:szCs w:val="28"/>
               </w:rPr>
             </w:r>
             <w:r>
               <w:rPr>
                 <w:noProof/>
                 <w:webHidden/>
-                <w:szCs w:val="28"/>
               </w:rPr>
               <w:fldChar w:fldCharType="separate"/>
             </w:r>
@@ -3275,15 +3395,13 @@
               <w:rPr>
                 <w:noProof/>
                 <w:webHidden/>
-                <w:szCs w:val="28"/>
-              </w:rPr>
-              <w:t>23</w:t>
+              </w:rPr>
+              <w:t>29</w:t>
             </w:r>
             <w:r>
               <w:rPr>
                 <w:noProof/>
                 <w:webHidden/>
-                <w:szCs w:val="28"/>
               </w:rPr>
               <w:fldChar w:fldCharType="end"/>
             </w:r>
@@ -3293,20 +3411,19 @@
           <w:pPr>
             <w:pStyle w:val="17"/>
             <w:rPr>
-              <w:rFonts w:eastAsiaTheme="minorEastAsia"/>
+              <w:rFonts w:asciiTheme="minorHAnsi" w:eastAsiaTheme="minorEastAsia" w:hAnsiTheme="minorHAnsi" w:cstheme="minorBidi"/>
               <w:noProof/>
               <w:kern w:val="2"/>
-              <w:szCs w:val="28"/>
+              <w:sz w:val="24"/>
+              <w:szCs w:val="24"/>
               <w14:ligatures w14:val="standardContextual"/>
             </w:rPr>
           </w:pPr>
-          <w:hyperlink w:anchor="_Toc196309061" w:history="1">
+          <w:hyperlink w:anchor="_Toc198123398" w:history="1">
             <w:r>
               <w:rPr>
                 <w:rStyle w:val="af1"/>
                 <w:noProof/>
-                <w:color w:val="auto"/>
-                <w:szCs w:val="28"/>
               </w:rPr>
               <w:t>ЛИТЕРАТУРА</w:t>
             </w:r>
@@ -3314,7 +3431,6 @@
               <w:rPr>
                 <w:noProof/>
                 <w:webHidden/>
-                <w:szCs w:val="28"/>
               </w:rPr>
               <w:tab/>
             </w:r>
@@ -3322,7 +3438,6 @@
               <w:rPr>
                 <w:noProof/>
                 <w:webHidden/>
-                <w:szCs w:val="28"/>
               </w:rPr>
               <w:fldChar w:fldCharType="begin"/>
             </w:r>
@@ -3330,22 +3445,19 @@
               <w:rPr>
                 <w:noProof/>
                 <w:webHidden/>
-                <w:szCs w:val="28"/>
-              </w:rPr>
-              <w:instrText xml:space="preserve"> PAGEREF _Toc196309061 \h </w:instrText>
+              </w:rPr>
+              <w:instrText xml:space="preserve"> PAGEREF _Toc198123398 \h </w:instrText>
             </w:r>
             <w:r>
               <w:rPr>
                 <w:noProof/>
                 <w:webHidden/>
-                <w:szCs w:val="28"/>
               </w:rPr>
             </w:r>
             <w:r>
               <w:rPr>
                 <w:noProof/>
                 <w:webHidden/>
-                <w:szCs w:val="28"/>
               </w:rPr>
               <w:fldChar w:fldCharType="separate"/>
             </w:r>
@@ -3353,15 +3465,13 @@
               <w:rPr>
                 <w:noProof/>
                 <w:webHidden/>
-                <w:szCs w:val="28"/>
-              </w:rPr>
-              <w:t>24</w:t>
+              </w:rPr>
+              <w:t>30</w:t>
             </w:r>
             <w:r>
               <w:rPr>
                 <w:noProof/>
                 <w:webHidden/>
-                <w:szCs w:val="28"/>
               </w:rPr>
               <w:fldChar w:fldCharType="end"/>
             </w:r>
@@ -3371,20 +3481,19 @@
           <w:pPr>
             <w:pStyle w:val="17"/>
             <w:rPr>
-              <w:rFonts w:eastAsiaTheme="minorEastAsia"/>
+              <w:rFonts w:asciiTheme="minorHAnsi" w:eastAsiaTheme="minorEastAsia" w:hAnsiTheme="minorHAnsi" w:cstheme="minorBidi"/>
               <w:noProof/>
               <w:kern w:val="2"/>
-              <w:szCs w:val="28"/>
+              <w:sz w:val="24"/>
+              <w:szCs w:val="24"/>
               <w14:ligatures w14:val="standardContextual"/>
             </w:rPr>
           </w:pPr>
-          <w:hyperlink w:anchor="_Toc196309062" w:history="1">
+          <w:hyperlink w:anchor="_Toc198123399" w:history="1">
             <w:r>
               <w:rPr>
                 <w:rStyle w:val="af1"/>
                 <w:noProof/>
-                <w:color w:val="auto"/>
-                <w:szCs w:val="28"/>
               </w:rPr>
               <w:t>ПРИЛОЖЕНИЕ</w:t>
             </w:r>
@@ -3392,7 +3501,6 @@
               <w:rPr>
                 <w:noProof/>
                 <w:webHidden/>
-                <w:szCs w:val="28"/>
               </w:rPr>
               <w:tab/>
             </w:r>
@@ -3400,7 +3508,6 @@
               <w:rPr>
                 <w:noProof/>
                 <w:webHidden/>
-                <w:szCs w:val="28"/>
               </w:rPr>
               <w:fldChar w:fldCharType="begin"/>
             </w:r>
@@ -3408,22 +3515,19 @@
               <w:rPr>
                 <w:noProof/>
                 <w:webHidden/>
-                <w:szCs w:val="28"/>
-              </w:rPr>
-              <w:instrText xml:space="preserve"> PAGEREF _Toc196309062 \h </w:instrText>
+              </w:rPr>
+              <w:instrText xml:space="preserve"> PAGEREF _Toc198123399 \h </w:instrText>
             </w:r>
             <w:r>
               <w:rPr>
                 <w:noProof/>
                 <w:webHidden/>
-                <w:szCs w:val="28"/>
               </w:rPr>
             </w:r>
             <w:r>
               <w:rPr>
                 <w:noProof/>
                 <w:webHidden/>
-                <w:szCs w:val="28"/>
               </w:rPr>
               <w:fldChar w:fldCharType="separate"/>
             </w:r>
@@ -3431,15 +3535,13 @@
               <w:rPr>
                 <w:noProof/>
                 <w:webHidden/>
-                <w:szCs w:val="28"/>
-              </w:rPr>
-              <w:t>26</w:t>
+              </w:rPr>
+              <w:t>32</w:t>
             </w:r>
             <w:r>
               <w:rPr>
                 <w:noProof/>
                 <w:webHidden/>
-                <w:szCs w:val="28"/>
               </w:rPr>
               <w:fldChar w:fldCharType="end"/>
             </w:r>
@@ -3448,22 +3550,20 @@
         <w:p>
           <w:pPr>
             <w:pStyle w:val="25"/>
-            <w:ind w:left="709"/>
             <w:rPr>
-              <w:rFonts w:eastAsiaTheme="minorEastAsia"/>
+              <w:rFonts w:asciiTheme="minorHAnsi" w:eastAsiaTheme="minorEastAsia" w:hAnsiTheme="minorHAnsi" w:cstheme="minorBidi"/>
               <w:noProof/>
               <w:kern w:val="2"/>
-              <w:szCs w:val="28"/>
+              <w:sz w:val="24"/>
+              <w:szCs w:val="24"/>
               <w14:ligatures w14:val="standardContextual"/>
             </w:rPr>
           </w:pPr>
-          <w:hyperlink w:anchor="_Toc196309063" w:history="1">
+          <w:hyperlink w:anchor="_Toc198123400" w:history="1">
             <w:r>
               <w:rPr>
                 <w:rStyle w:val="af1"/>
                 <w:noProof/>
-                <w:color w:val="auto"/>
-                <w:szCs w:val="28"/>
                 <w:lang w:eastAsia="ja-JP"/>
               </w:rPr>
               <w:t>Приложение А. Спецификация вариантов использования</w:t>
@@ -3472,7 +3572,6 @@
               <w:rPr>
                 <w:noProof/>
                 <w:webHidden/>
-                <w:szCs w:val="28"/>
               </w:rPr>
               <w:tab/>
             </w:r>
@@ -3480,7 +3579,6 @@
               <w:rPr>
                 <w:noProof/>
                 <w:webHidden/>
-                <w:szCs w:val="28"/>
               </w:rPr>
               <w:fldChar w:fldCharType="begin"/>
             </w:r>
@@ -3488,22 +3586,19 @@
               <w:rPr>
                 <w:noProof/>
                 <w:webHidden/>
-                <w:szCs w:val="28"/>
-              </w:rPr>
-              <w:instrText xml:space="preserve"> PAGEREF _Toc196309063 \h </w:instrText>
+              </w:rPr>
+              <w:instrText xml:space="preserve"> PAGEREF _Toc198123400 \h </w:instrText>
             </w:r>
             <w:r>
               <w:rPr>
                 <w:noProof/>
                 <w:webHidden/>
-                <w:szCs w:val="28"/>
               </w:rPr>
             </w:r>
             <w:r>
               <w:rPr>
                 <w:noProof/>
                 <w:webHidden/>
-                <w:szCs w:val="28"/>
               </w:rPr>
               <w:fldChar w:fldCharType="separate"/>
             </w:r>
@@ -3511,15 +3606,13 @@
               <w:rPr>
                 <w:noProof/>
                 <w:webHidden/>
-                <w:szCs w:val="28"/>
-              </w:rPr>
-              <w:t>26</w:t>
+              </w:rPr>
+              <w:t>32</w:t>
             </w:r>
             <w:r>
               <w:rPr>
                 <w:noProof/>
                 <w:webHidden/>
-                <w:szCs w:val="28"/>
               </w:rPr>
               <w:fldChar w:fldCharType="end"/>
             </w:r>
@@ -3528,22 +3621,20 @@
         <w:p>
           <w:pPr>
             <w:pStyle w:val="25"/>
-            <w:ind w:left="709"/>
             <w:rPr>
-              <w:rFonts w:eastAsiaTheme="minorEastAsia"/>
+              <w:rFonts w:asciiTheme="minorHAnsi" w:eastAsiaTheme="minorEastAsia" w:hAnsiTheme="minorHAnsi" w:cstheme="minorBidi"/>
               <w:noProof/>
               <w:kern w:val="2"/>
-              <w:szCs w:val="28"/>
+              <w:sz w:val="24"/>
+              <w:szCs w:val="24"/>
               <w14:ligatures w14:val="standardContextual"/>
             </w:rPr>
           </w:pPr>
-          <w:hyperlink w:anchor="_Toc196309064" w:history="1">
+          <w:hyperlink w:anchor="_Toc198123401" w:history="1">
             <w:r>
               <w:rPr>
                 <w:rStyle w:val="af1"/>
                 <w:noProof/>
-                <w:color w:val="auto"/>
-                <w:szCs w:val="28"/>
                 <w:lang w:eastAsia="ja-JP"/>
               </w:rPr>
               <w:t>Приложение Б. Скриншоты приложения</w:t>
@@ -3552,7 +3643,6 @@
               <w:rPr>
                 <w:noProof/>
                 <w:webHidden/>
-                <w:szCs w:val="28"/>
               </w:rPr>
               <w:tab/>
             </w:r>
@@ -3560,7 +3650,6 @@
               <w:rPr>
                 <w:noProof/>
                 <w:webHidden/>
-                <w:szCs w:val="28"/>
               </w:rPr>
               <w:fldChar w:fldCharType="begin"/>
             </w:r>
@@ -3568,22 +3657,19 @@
               <w:rPr>
                 <w:noProof/>
                 <w:webHidden/>
-                <w:szCs w:val="28"/>
-              </w:rPr>
-              <w:instrText xml:space="preserve"> PAGEREF _Toc196309064 \h </w:instrText>
+              </w:rPr>
+              <w:instrText xml:space="preserve"> PAGEREF _Toc198123401 \h </w:instrText>
             </w:r>
             <w:r>
               <w:rPr>
                 <w:noProof/>
                 <w:webHidden/>
-                <w:szCs w:val="28"/>
               </w:rPr>
             </w:r>
             <w:r>
               <w:rPr>
                 <w:noProof/>
                 <w:webHidden/>
-                <w:szCs w:val="28"/>
               </w:rPr>
               <w:fldChar w:fldCharType="separate"/>
             </w:r>
@@ -3591,15 +3677,13 @@
               <w:rPr>
                 <w:noProof/>
                 <w:webHidden/>
-                <w:szCs w:val="28"/>
-              </w:rPr>
-              <w:t>29</w:t>
+              </w:rPr>
+              <w:t>35</w:t>
             </w:r>
             <w:r>
               <w:rPr>
                 <w:noProof/>
                 <w:webHidden/>
-                <w:szCs w:val="28"/>
               </w:rPr>
               <w:fldChar w:fldCharType="end"/>
             </w:r>
@@ -3625,7 +3709,7 @@
         <w:pStyle w:val="13"/>
         <w:spacing w:before="0"/>
       </w:pPr>
-      <w:bookmarkStart w:id="9" w:name="_Toc196309048"/>
+      <w:bookmarkStart w:id="9" w:name="_Toc198123383"/>
       <w:r>
         <w:lastRenderedPageBreak/>
         <w:t>ВВЕДЕНИЕ</w:t>
@@ -4798,7 +4882,7 @@
         <w:spacing w:before="0"/>
         <w:ind w:left="357" w:hanging="357"/>
       </w:pPr>
-      <w:bookmarkStart w:id="12" w:name="_Toc196309049"/>
+      <w:bookmarkStart w:id="12" w:name="_Toc198123384"/>
       <w:r>
         <w:lastRenderedPageBreak/>
         <w:t>АН</w:t>
@@ -4817,7 +4901,7 @@
       </w:pPr>
       <w:bookmarkStart w:id="13" w:name="_Toc159164952"/>
       <w:bookmarkStart w:id="14" w:name="_Toc191225810"/>
-      <w:bookmarkStart w:id="15" w:name="_Toc196309050"/>
+      <w:bookmarkStart w:id="15" w:name="_Toc198123385"/>
       <w:r>
         <w:t>Обзор аналогичных проектов</w:t>
       </w:r>
@@ -5937,7 +6021,7 @@
         <w:ind w:left="0" w:firstLine="0"/>
       </w:pPr>
       <w:bookmarkStart w:id="17" w:name="_Toc191225811"/>
-      <w:bookmarkStart w:id="18" w:name="_Toc196309051"/>
+      <w:bookmarkStart w:id="18" w:name="_Toc198123386"/>
       <w:r>
         <w:t>Анализ существующих решений</w:t>
       </w:r>
@@ -6211,6 +6295,12 @@
       <w:r>
         <w:t>.</w:t>
       </w:r>
+      <w:r>
+        <w:t xml:space="preserve"> </w:t>
+      </w:r>
+      <w:r>
+        <w:t xml:space="preserve">Также </w:t>
+      </w:r>
     </w:p>
     <w:p>
       <w:pPr>
@@ -6498,7 +6588,43 @@
         <w:rPr>
           <w:lang w:val="ru-RU"/>
         </w:rPr>
-        <w:t xml:space="preserve"> для обучения нейросетевой модели и вычисления метрик,</w:t>
+        <w:t xml:space="preserve"> для обучения нейросетевой модели и вычисления метрик</w:t>
+      </w:r>
+      <w:r>
+        <w:rPr>
+          <w:lang w:val="ru-RU"/>
+        </w:rPr>
+        <w:t xml:space="preserve">. Модели </w:t>
+      </w:r>
+      <w:r>
+        <w:t>YOLO</w:t>
+      </w:r>
+      <w:r>
+        <w:rPr>
+          <w:lang w:val="ru-RU"/>
+        </w:rPr>
+        <w:t xml:space="preserve"> демонстрируют хорошую скорость и точность</w:t>
+      </w:r>
+      <w:r>
+        <w:rPr>
+          <w:lang w:val="ru-RU"/>
+        </w:rPr>
+        <w:t xml:space="preserve">. Также </w:t>
+      </w:r>
+      <w:r>
+        <w:t>U</w:t>
+      </w:r>
+      <w:r>
+        <w:rPr>
+          <w:lang w:val="ru-RU"/>
+        </w:rPr>
+        <w:t>ltralytics</w:t>
+      </w:r>
+      <w:r>
+        <w:rPr>
+          <w:lang w:val="ru-RU"/>
+        </w:rPr>
+        <w:t xml:space="preserve"> предоставляют</w:t>
       </w:r>
       <w:r>
         <w:rPr>
@@ -6507,10 +6633,19 @@
         <w:t xml:space="preserve"> </w:t>
       </w:r>
       <w:r>
-        <w:rPr>
-          <w:lang w:val="ru-RU"/>
-        </w:rPr>
-        <w:t>а также</w:t>
+        <w:t>Python</w:t>
+      </w:r>
+      <w:r>
+        <w:rPr>
+          <w:lang w:val="ru-RU"/>
+        </w:rPr>
+        <w:t>-</w:t>
+      </w:r>
+      <w:r>
+        <w:rPr>
+          <w:lang w:val="ru-RU"/>
+        </w:rPr>
+        <w:t>библиотеку</w:t>
       </w:r>
       <w:r>
         <w:rPr>
@@ -6519,112 +6654,13 @@
         <w:t xml:space="preserve"> </w:t>
       </w:r>
       <w:r>
-        <w:rPr>
-          <w:lang w:val="ru-RU"/>
-        </w:rPr>
-        <w:t>инструмент</w:t>
-      </w:r>
-      <w:r>
-        <w:rPr>
-          <w:lang w:val="ru-RU"/>
-        </w:rPr>
-        <w:t xml:space="preserve"> </w:t>
-      </w:r>
-      <w:r>
-        <w:t>CVAT</w:t>
-      </w:r>
-      <w:r>
-        <w:rPr>
-          <w:lang w:val="ru-RU"/>
-        </w:rPr>
-        <w:t xml:space="preserve"> для </w:t>
-      </w:r>
-      <w:r>
-        <w:rPr>
-          <w:lang w:val="ru-RU"/>
-        </w:rPr>
-        <w:t>формирования</w:t>
-      </w:r>
-      <w:r>
-        <w:rPr>
-          <w:lang w:val="ru-RU"/>
-        </w:rPr>
-        <w:t xml:space="preserve"> набора данных</w:t>
-      </w:r>
-      <w:r>
-        <w:rPr>
-          <w:lang w:val="ru-RU"/>
-        </w:rPr>
-        <w:t xml:space="preserve">. Последние версии </w:t>
-      </w:r>
-      <w:r>
         <w:t>YOLO</w:t>
       </w:r>
       <w:r>
         <w:rPr>
           <w:lang w:val="ru-RU"/>
         </w:rPr>
-        <w:t xml:space="preserve"> демонстрируют хорошую скорость и точность.</w:t>
-      </w:r>
-      <w:r>
-        <w:rPr>
-          <w:lang w:val="ru-RU"/>
-        </w:rPr>
-        <w:t xml:space="preserve"> </w:t>
-      </w:r>
-      <w:r>
-        <w:t>CVAT</w:t>
-      </w:r>
-      <w:r>
-        <w:rPr>
-          <w:lang w:val="ru-RU"/>
-        </w:rPr>
-        <w:t xml:space="preserve"> был выбран, </w:t>
-      </w:r>
-      <w:r>
-        <w:rPr>
-          <w:lang w:val="ru-RU"/>
-        </w:rPr>
-        <w:t>т</w:t>
-      </w:r>
-      <w:r>
-        <w:rPr>
-          <w:lang w:val="ru-RU"/>
-        </w:rPr>
-        <w:t>ак как</w:t>
-      </w:r>
-      <w:r>
-        <w:rPr>
-          <w:lang w:val="ru-RU"/>
-        </w:rPr>
-        <w:t xml:space="preserve"> </w:t>
-      </w:r>
-      <w:r>
-        <w:rPr>
-          <w:lang w:val="ru-RU"/>
-        </w:rPr>
-        <w:t xml:space="preserve">это эффективный инструмент для разметки, с открытым исходным кодом и его можно удобно развернуть на персональном </w:t>
-      </w:r>
-      <w:r>
-        <w:rPr>
-          <w:lang w:val="ru-RU"/>
-        </w:rPr>
-        <w:t>компьютере</w:t>
-      </w:r>
-      <w:r>
-        <w:rPr>
-          <w:lang w:val="ru-RU"/>
-        </w:rPr>
-        <w:t xml:space="preserve"> с помощью </w:t>
-      </w:r>
-      <w:r>
-        <w:t>Docker</w:t>
-      </w:r>
-      <w:r>
-        <w:rPr>
-          <w:lang w:val="ru-RU"/>
-        </w:rPr>
-        <w:t>.</w:t>
+        <w:t>, для удобной работы с моделями и расчета метрик.</w:t>
       </w:r>
     </w:p>
     <w:p>
@@ -6634,15 +6670,104 @@
           <w:lang w:val="ru-RU"/>
         </w:rPr>
       </w:pPr>
+      <w:r>
+        <w:rPr>
+          <w:lang w:val="ru-RU"/>
+        </w:rPr>
+        <w:t xml:space="preserve">Для </w:t>
+      </w:r>
+      <w:r>
+        <w:rPr>
+          <w:lang w:val="ru-RU"/>
+        </w:rPr>
+        <w:t>формирования</w:t>
+      </w:r>
+      <w:r>
+        <w:rPr>
+          <w:lang w:val="ru-RU"/>
+        </w:rPr>
+        <w:t xml:space="preserve"> набора данных</w:t>
+      </w:r>
+      <w:r>
+        <w:rPr>
+          <w:lang w:val="ru-RU"/>
+        </w:rPr>
+        <w:t xml:space="preserve"> был выбран инструмент </w:t>
+      </w:r>
+      <w:r>
+        <w:t>CVAT</w:t>
+      </w:r>
+      <w:r>
+        <w:rPr>
+          <w:lang w:val="ru-RU"/>
+        </w:rPr>
+        <w:t xml:space="preserve"> </w:t>
+      </w:r>
+      <w:r>
+        <w:rPr>
+          <w:lang w:val="ru-RU"/>
+        </w:rPr>
+        <w:t>т</w:t>
+      </w:r>
+      <w:r>
+        <w:rPr>
+          <w:lang w:val="ru-RU"/>
+        </w:rPr>
+        <w:t>ак как</w:t>
+      </w:r>
+      <w:r>
+        <w:rPr>
+          <w:lang w:val="ru-RU"/>
+        </w:rPr>
+        <w:t xml:space="preserve"> </w:t>
+      </w:r>
+      <w:r>
+        <w:rPr>
+          <w:lang w:val="ru-RU"/>
+        </w:rPr>
+        <w:t xml:space="preserve">это эффективный инструмент для разметки, с открытым исходным кодом и его можно удобно развернуть на персональном </w:t>
+      </w:r>
+      <w:r>
+        <w:rPr>
+          <w:lang w:val="ru-RU"/>
+        </w:rPr>
+        <w:t>компьютере</w:t>
+      </w:r>
+      <w:r>
+        <w:rPr>
+          <w:lang w:val="ru-RU"/>
+        </w:rPr>
+        <w:t xml:space="preserve"> с помощью </w:t>
+      </w:r>
+      <w:r>
+        <w:t>Docker</w:t>
+      </w:r>
+      <w:r>
+        <w:rPr>
+          <w:lang w:val="ru-RU"/>
+        </w:rPr>
+        <w:t>.</w:t>
+      </w:r>
     </w:p>
     <w:p>
       <w:pPr>
+        <w:pStyle w:val="15"/>
+        <w:rPr>
+          <w:lang w:val="ru-RU"/>
+        </w:rPr>
+      </w:pPr>
+    </w:p>
+    <w:p>
+      <w:pPr>
         <w:pStyle w:val="2"/>
         <w:ind w:left="0" w:firstLine="0"/>
       </w:pPr>
-      <w:r>
+      <w:bookmarkStart w:id="20" w:name="_Toc198123387"/>
+      <w:r>
+        <w:lastRenderedPageBreak/>
         <w:t>Матрики качества</w:t>
       </w:r>
+      <w:bookmarkEnd w:id="20"/>
     </w:p>
     <w:p>
       <w:pPr>
@@ -6679,20 +6804,54 @@
         <w:rPr>
           <w:lang w:val="ru-RU"/>
         </w:rPr>
-        <w:t>[]</w:t>
-      </w:r>
-      <w:r>
-        <w:rPr>
-          <w:lang w:val="ru-RU"/>
-        </w:rPr>
-        <w:t xml:space="preserve">. Выбор метрики зависит от </w:t>
-      </w:r>
-      <w:r>
-        <w:rPr>
-          <w:lang w:val="ru-RU"/>
-        </w:rPr>
-        <w:lastRenderedPageBreak/>
-        <w:t xml:space="preserve">типа задачи (классификация, регрессия, сегментация и т. д.) и от бизнес-целей. Ниже </w:t>
+        <w:t>[</w:t>
+      </w:r>
+      <w:r>
+        <w:rPr>
+          <w:lang w:val="ru-RU"/>
+        </w:rPr>
+        <w:fldChar w:fldCharType="begin"/>
+      </w:r>
+      <w:r>
+        <w:rPr>
+          <w:lang w:val="ru-RU"/>
+        </w:rPr>
+        <w:instrText xml:space="preserve"> REF _Ref198126915 \r \h </w:instrText>
+      </w:r>
+      <w:r>
+        <w:rPr>
+          <w:lang w:val="ru-RU"/>
+        </w:rPr>
+      </w:r>
+      <w:r>
+        <w:rPr>
+          <w:lang w:val="ru-RU"/>
+        </w:rPr>
+        <w:fldChar w:fldCharType="separate"/>
+      </w:r>
+      <w:r>
+        <w:rPr>
+          <w:lang w:val="ru-RU"/>
+        </w:rPr>
+        <w:t>21</w:t>
+      </w:r>
+      <w:r>
+        <w:rPr>
+          <w:lang w:val="ru-RU"/>
+        </w:rPr>
+        <w:fldChar w:fldCharType="end"/>
+      </w:r>
+      <w:r>
+        <w:rPr>
+          <w:lang w:val="ru-RU"/>
+        </w:rPr>
+        <w:t>]</w:t>
+      </w:r>
+      <w:r>
+        <w:rPr>
+          <w:lang w:val="ru-RU"/>
+        </w:rPr>
+        <w:t xml:space="preserve">. Выбор метрики зависит от типа задачи (классификация, регрессия, сегментация и т. д.) и от бизнес-целей. Ниже </w:t>
       </w:r>
       <w:r>
         <w:rPr>
@@ -7288,6 +7447,7 @@
           <w:bCs/>
           <w:lang w:val="ru-RU"/>
         </w:rPr>
+        <w:lastRenderedPageBreak/>
         <w:t>Recall (полнота)</w:t>
       </w:r>
     </w:p>
@@ -7376,7 +7536,6 @@
         <w:rPr>
           <w:lang w:val="ru-RU"/>
         </w:rPr>
-        <w:lastRenderedPageBreak/>
         <w:t>Важна, когда критично не упустить «положительные» объекты</w:t>
       </w:r>
       <w:r>
@@ -7402,9 +7561,1557 @@
       <w:pPr>
         <w:pStyle w:val="15"/>
         <w:rPr>
-          <w:lang w:val="ru-RU"/>
-        </w:rPr>
-      </w:pPr>
+          <w:b/>
+          <w:bCs/>
+          <w:lang w:val="ru-RU"/>
+        </w:rPr>
+      </w:pPr>
+      <w:r>
+        <w:rPr>
+          <w:b/>
+          <w:bCs/>
+        </w:rPr>
+        <w:t>Average Precision</w:t>
+      </w:r>
+    </w:p>
+    <w:p>
+      <w:pPr>
+        <w:pStyle w:val="15"/>
+        <w:rPr>
+          <w:lang w:val="ru-RU"/>
+        </w:rPr>
+      </w:pPr>
+      <w:r>
+        <w:rPr>
+          <w:lang w:val="ru-RU"/>
+        </w:rPr>
+        <w:t>Метрика Average Precision (AP) одна из ключевых метрик в задачах</w:t>
+      </w:r>
+      <w:r>
+        <w:rPr>
+          <w:lang w:val="ru-RU"/>
+        </w:rPr>
+        <w:t>детекции</w:t>
+      </w:r>
+      <w:r>
+        <w:rPr>
+          <w:lang w:val="ru-RU"/>
+        </w:rPr>
+        <w:t xml:space="preserve"> и информационного поиска, которая измеряет качество ранжирования предсказаний</w:t>
+      </w:r>
+      <w:r>
+        <w:rPr>
+          <w:lang w:val="ru-RU"/>
+        </w:rPr>
+        <w:t>. И</w:t>
+      </w:r>
+      <w:r>
+        <w:rPr>
+          <w:lang w:val="ru-RU"/>
+        </w:rPr>
+        <w:t>змеряет площадь под кривой Precision</w:t>
+      </w:r>
+      <w:r>
+        <w:rPr>
+          <w:lang w:val="ru-RU"/>
+        </w:rPr>
+        <w:t>-</w:t>
+      </w:r>
+      <w:r>
+        <w:rPr>
+          <w:lang w:val="ru-RU"/>
+        </w:rPr>
+        <w:t>Recall</w:t>
+      </w:r>
+      <w:r>
+        <w:rPr>
+          <w:lang w:val="ru-RU"/>
+        </w:rPr>
+        <w:t>. Можно посчитать по формуле:</w:t>
+      </w:r>
+    </w:p>
+    <w:p>
+      <w:pPr>
+        <w:pStyle w:val="15"/>
+        <w:rPr>
+          <w:lang w:val="ru-RU"/>
+        </w:rPr>
+      </w:pPr>
+      <m:oMathPara>
+        <m:oMath>
+          <m:r>
+            <w:rPr>
+              <w:rFonts w:ascii="Cambria Math" w:hAnsi="Cambria Math"/>
+              <w:lang w:val="ru-RU"/>
+            </w:rPr>
+            <m:t>A</m:t>
+          </m:r>
+          <m:r>
+            <w:rPr>
+              <w:rFonts w:ascii="Cambria Math" w:hAnsi="Cambria Math"/>
+            </w:rPr>
+            <m:t xml:space="preserve">P= </m:t>
+          </m:r>
+          <m:nary>
+            <m:naryPr>
+              <m:limLoc m:val="undOvr"/>
+              <m:ctrlPr>
+                <w:rPr>
+                  <w:rFonts w:ascii="Cambria Math" w:hAnsi="Cambria Math"/>
+                  <w:i/>
+                </w:rPr>
+              </m:ctrlPr>
+            </m:naryPr>
+            <m:sub>
+              <m:r>
+                <w:rPr>
+                  <w:rFonts w:ascii="Cambria Math" w:hAnsi="Cambria Math"/>
+                </w:rPr>
+                <m:t>0</m:t>
+              </m:r>
+            </m:sub>
+            <m:sup>
+              <m:r>
+                <w:rPr>
+                  <w:rFonts w:ascii="Cambria Math" w:hAnsi="Cambria Math"/>
+                </w:rPr>
+                <m:t>1</m:t>
+              </m:r>
+            </m:sup>
+            <m:e>
+              <m:r>
+                <w:rPr>
+                  <w:rFonts w:ascii="Cambria Math" w:hAnsi="Cambria Math"/>
+                </w:rPr>
+                <m:t>Precision(r)dr</m:t>
+              </m:r>
+            </m:e>
+          </m:nary>
+        </m:oMath>
+      </m:oMathPara>
+    </w:p>
+    <w:p>
+      <w:pPr>
+        <w:pStyle w:val="15"/>
+        <w:rPr>
+          <w:b/>
+          <w:bCs/>
+        </w:rPr>
+      </w:pPr>
+      <w:r>
+        <w:rPr>
+          <w:b/>
+          <w:bCs/>
+          <w:lang w:val="ru-RU"/>
+        </w:rPr>
+        <w:t>Intersection over Union</w:t>
+      </w:r>
+    </w:p>
+    <w:p>
+      <w:pPr>
+        <w:pStyle w:val="15"/>
+        <w:rPr>
+          <w:lang w:val="ru-RU"/>
+        </w:rPr>
+      </w:pPr>
+      <w:r>
+        <w:rPr>
+          <w:lang w:val="ru-RU"/>
+        </w:rPr>
+        <w:t>IoU</w:t>
+      </w:r>
+      <w:r>
+        <w:rPr>
+          <w:lang w:val="ru-RU"/>
+        </w:rPr>
+        <w:t xml:space="preserve"> </w:t>
+      </w:r>
+      <w:r>
+        <w:rPr>
+          <w:lang w:val="ru-RU"/>
+        </w:rPr>
+        <w:t>– это мера перекрытия между предсказанным и истинным (ground‑truth) ограничивающими прямоугольниками (bounding boxes). Она показывает, какая доля объёма пересечения двух прямоугольников приходится на их объединённый объём.</w:t>
+      </w:r>
+    </w:p>
+    <w:p>
+      <w:pPr>
+        <w:pStyle w:val="15"/>
+        <w:rPr>
+          <w:i/>
+          <w:lang w:val="ru-RU"/>
+        </w:rPr>
+      </w:pPr>
+      <m:oMathPara>
+        <m:oMath>
+          <m:r>
+            <w:rPr>
+              <w:rFonts w:ascii="Cambria Math" w:hAnsi="Cambria Math"/>
+            </w:rPr>
+            <m:t>IoU(</m:t>
+          </m:r>
+          <m:sSub>
+            <m:sSubPr>
+              <m:ctrlPr>
+                <w:rPr>
+                  <w:rFonts w:ascii="Cambria Math" w:hAnsi="Cambria Math"/>
+                  <w:i/>
+                </w:rPr>
+              </m:ctrlPr>
+            </m:sSubPr>
+            <m:e>
+              <m:r>
+                <w:rPr>
+                  <w:rFonts w:ascii="Cambria Math" w:hAnsi="Cambria Math"/>
+                </w:rPr>
+                <m:t>B</m:t>
+              </m:r>
+            </m:e>
+            <m:sub>
+              <m:r>
+                <w:rPr>
+                  <w:rFonts w:ascii="Cambria Math" w:hAnsi="Cambria Math"/>
+                </w:rPr>
+                <m:t>pred</m:t>
+              </m:r>
+            </m:sub>
+          </m:sSub>
+          <m:r>
+            <w:rPr>
+              <w:rFonts w:ascii="Cambria Math" w:hAnsi="Cambria Math"/>
+            </w:rPr>
+            <m:t>,</m:t>
+          </m:r>
+          <m:sSub>
+            <m:sSubPr>
+              <m:ctrlPr>
+                <w:rPr>
+                  <w:rFonts w:ascii="Cambria Math" w:hAnsi="Cambria Math"/>
+                  <w:i/>
+                </w:rPr>
+              </m:ctrlPr>
+            </m:sSubPr>
+            <m:e>
+              <m:r>
+                <w:rPr>
+                  <w:rFonts w:ascii="Cambria Math" w:hAnsi="Cambria Math"/>
+                </w:rPr>
+                <m:t>B</m:t>
+              </m:r>
+            </m:e>
+            <m:sub>
+              <m:r>
+                <w:rPr>
+                  <w:rFonts w:ascii="Cambria Math" w:hAnsi="Cambria Math"/>
+                </w:rPr>
+                <m:t>gt</m:t>
+              </m:r>
+            </m:sub>
+          </m:sSub>
+          <m:r>
+            <w:rPr>
+              <w:rFonts w:ascii="Cambria Math" w:hAnsi="Cambria Math"/>
+            </w:rPr>
+            <m:t xml:space="preserve">)= </m:t>
+          </m:r>
+          <m:f>
+            <m:fPr>
+              <m:ctrlPr>
+                <w:rPr>
+                  <w:rFonts w:ascii="Cambria Math" w:hAnsi="Cambria Math"/>
+                  <w:i/>
+                </w:rPr>
+              </m:ctrlPr>
+            </m:fPr>
+            <m:num>
+              <m:r>
+                <w:rPr>
+                  <w:rFonts w:ascii="Cambria Math" w:hAnsi="Cambria Math"/>
+                </w:rPr>
+                <m:t>area(</m:t>
+              </m:r>
+              <m:sSub>
+                <m:sSubPr>
+                  <m:ctrlPr>
+                    <w:rPr>
+                      <w:rFonts w:ascii="Cambria Math" w:hAnsi="Cambria Math"/>
+                      <w:i/>
+                    </w:rPr>
+                  </m:ctrlPr>
+                </m:sSubPr>
+                <m:e>
+                  <m:r>
+                    <w:rPr>
+                      <w:rFonts w:ascii="Cambria Math" w:hAnsi="Cambria Math"/>
+                    </w:rPr>
+                    <m:t>B</m:t>
+                  </m:r>
+                </m:e>
+                <m:sub>
+                  <m:r>
+                    <w:rPr>
+                      <w:rFonts w:ascii="Cambria Math" w:hAnsi="Cambria Math"/>
+                    </w:rPr>
+                    <m:t>pred</m:t>
+                  </m:r>
+                </m:sub>
+              </m:sSub>
+              <m:r>
+                <w:rPr>
+                  <w:rFonts w:ascii="Cambria Math" w:hAnsi="Cambria Math"/>
+                </w:rPr>
+                <m:t>∩</m:t>
+              </m:r>
+              <m:sSub>
+                <m:sSubPr>
+                  <m:ctrlPr>
+                    <w:rPr>
+                      <w:rFonts w:ascii="Cambria Math" w:hAnsi="Cambria Math"/>
+                      <w:i/>
+                    </w:rPr>
+                  </m:ctrlPr>
+                </m:sSubPr>
+                <m:e>
+                  <m:r>
+                    <w:rPr>
+                      <w:rFonts w:ascii="Cambria Math" w:hAnsi="Cambria Math"/>
+                    </w:rPr>
+                    <m:t>B</m:t>
+                  </m:r>
+                </m:e>
+                <m:sub>
+                  <m:r>
+                    <w:rPr>
+                      <w:rFonts w:ascii="Cambria Math" w:hAnsi="Cambria Math"/>
+                    </w:rPr>
+                    <m:t>gt</m:t>
+                  </m:r>
+                </m:sub>
+              </m:sSub>
+              <m:r>
+                <w:rPr>
+                  <w:rFonts w:ascii="Cambria Math" w:hAnsi="Cambria Math"/>
+                </w:rPr>
+                <m:t>)</m:t>
+              </m:r>
+            </m:num>
+            <m:den>
+              <m:r>
+                <w:rPr>
+                  <w:rFonts w:ascii="Cambria Math" w:hAnsi="Cambria Math"/>
+                </w:rPr>
+                <m:t>area(</m:t>
+              </m:r>
+              <m:sSub>
+                <m:sSubPr>
+                  <m:ctrlPr>
+                    <w:rPr>
+                      <w:rFonts w:ascii="Cambria Math" w:hAnsi="Cambria Math"/>
+                      <w:i/>
+                    </w:rPr>
+                  </m:ctrlPr>
+                </m:sSubPr>
+                <m:e>
+                  <m:r>
+                    <w:rPr>
+                      <w:rFonts w:ascii="Cambria Math" w:hAnsi="Cambria Math"/>
+                    </w:rPr>
+                    <m:t>B</m:t>
+                  </m:r>
+                </m:e>
+                <m:sub>
+                  <m:r>
+                    <w:rPr>
+                      <w:rFonts w:ascii="Cambria Math" w:hAnsi="Cambria Math"/>
+                    </w:rPr>
+                    <m:t>pred</m:t>
+                  </m:r>
+                </m:sub>
+              </m:sSub>
+              <m:r>
+                <w:rPr>
+                  <w:rFonts w:ascii="Cambria Math" w:hAnsi="Cambria Math"/>
+                </w:rPr>
+                <m:t>∪</m:t>
+              </m:r>
+              <m:sSub>
+                <m:sSubPr>
+                  <m:ctrlPr>
+                    <w:rPr>
+                      <w:rFonts w:ascii="Cambria Math" w:hAnsi="Cambria Math"/>
+                      <w:i/>
+                    </w:rPr>
+                  </m:ctrlPr>
+                </m:sSubPr>
+                <m:e>
+                  <m:r>
+                    <w:rPr>
+                      <w:rFonts w:ascii="Cambria Math" w:hAnsi="Cambria Math"/>
+                    </w:rPr>
+                    <m:t>B</m:t>
+                  </m:r>
+                </m:e>
+                <m:sub>
+                  <m:r>
+                    <w:rPr>
+                      <w:rFonts w:ascii="Cambria Math" w:hAnsi="Cambria Math"/>
+                    </w:rPr>
+                    <m:t>gt</m:t>
+                  </m:r>
+                </m:sub>
+              </m:sSub>
+              <m:r>
+                <w:rPr>
+                  <w:rFonts w:ascii="Cambria Math" w:hAnsi="Cambria Math"/>
+                </w:rPr>
+                <m:t>)</m:t>
+              </m:r>
+            </m:den>
+          </m:f>
+        </m:oMath>
+      </m:oMathPara>
+    </w:p>
+    <w:p>
+      <w:pPr>
+        <w:pStyle w:val="15"/>
+        <w:rPr>
+          <w:b/>
+          <w:bCs/>
+          <w:iCs/>
+        </w:rPr>
+      </w:pPr>
+      <w:r>
+        <w:rPr>
+          <w:b/>
+          <w:bCs/>
+          <w:iCs/>
+        </w:rPr>
+        <w:t>mAP50 (</w:t>
+      </w:r>
+      <w:r>
+        <w:rPr>
+          <w:b/>
+          <w:bCs/>
+          <w:iCs/>
+        </w:rPr>
+        <w:t xml:space="preserve">mean Average Precision </w:t>
+      </w:r>
+      <w:r>
+        <w:rPr>
+          <w:b/>
+          <w:bCs/>
+          <w:iCs/>
+          <w:lang w:val="ru-RU"/>
+        </w:rPr>
+        <w:t>при</w:t>
+      </w:r>
+      <w:r>
+        <w:rPr>
+          <w:b/>
+          <w:bCs/>
+          <w:iCs/>
+        </w:rPr>
+        <w:t xml:space="preserve"> IoU=0</w:t>
+      </w:r>
+      <w:r>
+        <w:rPr>
+          <w:b/>
+          <w:bCs/>
+          <w:iCs/>
+        </w:rPr>
+        <w:t>,</w:t>
+      </w:r>
+      <w:r>
+        <w:rPr>
+          <w:b/>
+          <w:bCs/>
+          <w:iCs/>
+        </w:rPr>
+        <w:t>5</w:t>
+      </w:r>
+      <w:r>
+        <w:rPr>
+          <w:b/>
+          <w:bCs/>
+          <w:iCs/>
+        </w:rPr>
+        <w:t>)</w:t>
+      </w:r>
+    </w:p>
+    <w:p>
+      <w:pPr>
+        <w:pStyle w:val="15"/>
+        <w:rPr>
+          <w:iCs/>
+          <w:lang w:val="ru-RU"/>
+        </w:rPr>
+      </w:pPr>
+      <w:bookmarkStart w:id="21" w:name="_Hlk198125788"/>
+      <w:r>
+        <w:rPr>
+          <w:iCs/>
+          <w:lang w:val="ru-RU"/>
+        </w:rPr>
+        <w:t>Данная метрика показывает с</w:t>
+      </w:r>
+      <w:r>
+        <w:rPr>
+          <w:iCs/>
+          <w:lang w:val="ru-RU"/>
+        </w:rPr>
+        <w:t xml:space="preserve">реднюю точность обнаружения объектов при пороге </w:t>
+      </w:r>
+      <w:bookmarkEnd w:id="21"/>
+      <w:r>
+        <w:rPr>
+          <w:iCs/>
+          <w:lang w:val="ru-RU"/>
+        </w:rPr>
+        <w:t>IoU=0</w:t>
+      </w:r>
+      <w:r>
+        <w:rPr>
+          <w:iCs/>
+          <w:lang w:val="ru-RU"/>
+        </w:rPr>
+        <w:t>,</w:t>
+      </w:r>
+      <w:r>
+        <w:rPr>
+          <w:iCs/>
+          <w:lang w:val="ru-RU"/>
+        </w:rPr>
+        <w:t>50</w:t>
+      </w:r>
+      <w:r>
+        <w:rPr>
+          <w:iCs/>
+          <w:lang w:val="ru-RU"/>
+        </w:rPr>
+        <w:t xml:space="preserve">. </w:t>
+      </w:r>
+      <w:r>
+        <w:rPr>
+          <w:iCs/>
+          <w:lang w:val="ru-RU"/>
+        </w:rPr>
+        <w:t xml:space="preserve">Для каждого класса вычисляется </w:t>
+      </w:r>
+      <w:r>
+        <w:rPr>
+          <w:lang w:val="ru-RU"/>
+        </w:rPr>
+        <w:t>Average Precision</w:t>
+      </w:r>
+      <w:r>
+        <w:rPr>
+          <w:iCs/>
+          <w:lang w:val="ru-RU"/>
+        </w:rPr>
+        <w:t xml:space="preserve"> </w:t>
+      </w:r>
+      <w:r>
+        <w:rPr>
+          <w:iCs/>
+          <w:lang w:val="ru-RU"/>
+        </w:rPr>
+        <w:t xml:space="preserve">при заданном </w:t>
+      </w:r>
+      <w:r>
+        <w:rPr>
+          <w:iCs/>
+        </w:rPr>
+        <w:t>IoU</w:t>
+      </w:r>
+      <w:r>
+        <w:rPr>
+          <w:iCs/>
+          <w:lang w:val="ru-RU"/>
+        </w:rPr>
+        <w:t>.</w:t>
+      </w:r>
+    </w:p>
+    <w:p>
+      <w:pPr>
+        <w:pStyle w:val="15"/>
+        <w:rPr>
+          <w:iCs/>
+        </w:rPr>
+      </w:pPr>
+      <m:oMathPara>
+        <m:oMath>
+          <m:sSub>
+            <m:sSubPr>
+              <m:ctrlPr>
+                <w:rPr>
+                  <w:rFonts w:ascii="Cambria Math" w:hAnsi="Cambria Math"/>
+                  <w:i/>
+                  <w:iCs/>
+                </w:rPr>
+              </m:ctrlPr>
+            </m:sSubPr>
+            <m:e>
+              <m:r>
+                <w:rPr>
+                  <w:rFonts w:ascii="Cambria Math" w:hAnsi="Cambria Math"/>
+                </w:rPr>
+                <m:t>AP</m:t>
+              </m:r>
+            </m:e>
+            <m:sub>
+              <m:r>
+                <w:rPr>
+                  <w:rFonts w:ascii="Cambria Math" w:hAnsi="Cambria Math"/>
+                </w:rPr>
+                <m:t>c</m:t>
+              </m:r>
+            </m:sub>
+          </m:sSub>
+          <m:r>
+            <w:rPr>
+              <w:rFonts w:ascii="Cambria Math" w:hAnsi="Cambria Math"/>
+            </w:rPr>
+            <m:t xml:space="preserve">= </m:t>
+          </m:r>
+          <m:nary>
+            <m:naryPr>
+              <m:limLoc m:val="undOvr"/>
+              <m:ctrlPr>
+                <w:rPr>
+                  <w:rFonts w:ascii="Cambria Math" w:hAnsi="Cambria Math"/>
+                  <w:i/>
+                  <w:iCs/>
+                </w:rPr>
+              </m:ctrlPr>
+            </m:naryPr>
+            <m:sub>
+              <m:r>
+                <w:rPr>
+                  <w:rFonts w:ascii="Cambria Math" w:hAnsi="Cambria Math"/>
+                </w:rPr>
+                <m:t>0</m:t>
+              </m:r>
+            </m:sub>
+            <m:sup>
+              <m:r>
+                <w:rPr>
+                  <w:rFonts w:ascii="Cambria Math" w:hAnsi="Cambria Math"/>
+                </w:rPr>
+                <m:t>1</m:t>
+              </m:r>
+            </m:sup>
+            <m:e>
+              <m:sSub>
+                <m:sSubPr>
+                  <m:ctrlPr>
+                    <w:rPr>
+                      <w:rFonts w:ascii="Cambria Math" w:hAnsi="Cambria Math"/>
+                      <w:i/>
+                      <w:iCs/>
+                    </w:rPr>
+                  </m:ctrlPr>
+                </m:sSubPr>
+                <m:e>
+                  <m:r>
+                    <w:rPr>
+                      <w:rFonts w:ascii="Cambria Math" w:hAnsi="Cambria Math"/>
+                    </w:rPr>
+                    <m:t>Precision</m:t>
+                  </m:r>
+                </m:e>
+                <m:sub>
+                  <m:r>
+                    <w:rPr>
+                      <w:rFonts w:ascii="Cambria Math" w:hAnsi="Cambria Math"/>
+                    </w:rPr>
+                    <m:t>c</m:t>
+                  </m:r>
+                </m:sub>
+              </m:sSub>
+              <m:r>
+                <w:rPr>
+                  <w:rFonts w:ascii="Cambria Math" w:hAnsi="Cambria Math"/>
+                </w:rPr>
+                <m:t>(r)dr</m:t>
+              </m:r>
+            </m:e>
+          </m:nary>
+          <m:r>
+            <w:rPr>
+              <w:rFonts w:ascii="Cambria Math" w:hAnsi="Cambria Math"/>
+              <w:lang w:val="ru-RU"/>
+            </w:rPr>
+            <m:t>,</m:t>
+          </m:r>
+          <m:r>
+            <w:rPr>
+              <w:rFonts w:ascii="Cambria Math" w:hAnsi="Cambria Math"/>
+              <w:lang w:val="ru-RU"/>
+            </w:rPr>
+            <m:t xml:space="preserve"> </m:t>
+          </m:r>
+          <m:sSub>
+            <m:sSubPr>
+              <m:ctrlPr>
+                <w:rPr>
+                  <w:rFonts w:ascii="Cambria Math" w:hAnsi="Cambria Math"/>
+                  <w:i/>
+                  <w:iCs/>
+                  <w:lang w:val="ru-RU"/>
+                </w:rPr>
+              </m:ctrlPr>
+            </m:sSubPr>
+            <m:e>
+              <m:r>
+                <w:rPr>
+                  <w:rFonts w:ascii="Cambria Math" w:hAnsi="Cambria Math"/>
+                  <w:lang w:val="ru-RU"/>
+                </w:rPr>
+                <m:t>m</m:t>
+              </m:r>
+              <m:r>
+                <w:rPr>
+                  <w:rFonts w:ascii="Cambria Math" w:hAnsi="Cambria Math"/>
+                </w:rPr>
+                <m:t>AP</m:t>
+              </m:r>
+            </m:e>
+            <m:sub>
+              <m:r>
+                <w:rPr>
+                  <w:rFonts w:ascii="Cambria Math" w:hAnsi="Cambria Math"/>
+                  <w:lang w:val="ru-RU"/>
+                </w:rPr>
+                <m:t>5</m:t>
+              </m:r>
+              <m:r>
+                <w:rPr>
+                  <w:rFonts w:ascii="Cambria Math" w:hAnsi="Cambria Math"/>
+                </w:rPr>
+                <m:t>0</m:t>
+              </m:r>
+            </m:sub>
+          </m:sSub>
+          <m:r>
+            <w:rPr>
+              <w:rFonts w:ascii="Cambria Math" w:hAnsi="Cambria Math"/>
+            </w:rPr>
+            <m:t xml:space="preserve">= </m:t>
+          </m:r>
+          <m:f>
+            <m:fPr>
+              <m:ctrlPr>
+                <w:rPr>
+                  <w:rFonts w:ascii="Cambria Math" w:hAnsi="Cambria Math"/>
+                  <w:i/>
+                  <w:iCs/>
+                </w:rPr>
+              </m:ctrlPr>
+            </m:fPr>
+            <m:num>
+              <m:r>
+                <w:rPr>
+                  <w:rFonts w:ascii="Cambria Math" w:hAnsi="Cambria Math"/>
+                </w:rPr>
+                <m:t>1</m:t>
+              </m:r>
+            </m:num>
+            <m:den>
+              <m:r>
+                <w:rPr>
+                  <w:rFonts w:ascii="Cambria Math" w:hAnsi="Cambria Math"/>
+                </w:rPr>
+                <m:t>C</m:t>
+              </m:r>
+            </m:den>
+          </m:f>
+          <m:nary>
+            <m:naryPr>
+              <m:chr m:val="∑"/>
+              <m:limLoc m:val="undOvr"/>
+              <m:ctrlPr>
+                <w:rPr>
+                  <w:rFonts w:ascii="Cambria Math" w:hAnsi="Cambria Math"/>
+                  <w:i/>
+                  <w:iCs/>
+                </w:rPr>
+              </m:ctrlPr>
+            </m:naryPr>
+            <m:sub>
+              <m:r>
+                <w:rPr>
+                  <w:rFonts w:ascii="Cambria Math" w:hAnsi="Cambria Math"/>
+                </w:rPr>
+                <m:t>c=0</m:t>
+              </m:r>
+            </m:sub>
+            <m:sup>
+              <m:r>
+                <w:rPr>
+                  <w:rFonts w:ascii="Cambria Math" w:hAnsi="Cambria Math"/>
+                </w:rPr>
+                <m:t>C</m:t>
+              </m:r>
+            </m:sup>
+            <m:e>
+              <m:sSub>
+                <m:sSubPr>
+                  <m:ctrlPr>
+                    <w:rPr>
+                      <w:rFonts w:ascii="Cambria Math" w:hAnsi="Cambria Math"/>
+                      <w:i/>
+                      <w:iCs/>
+                    </w:rPr>
+                  </m:ctrlPr>
+                </m:sSubPr>
+                <m:e>
+                  <m:r>
+                    <w:rPr>
+                      <w:rFonts w:ascii="Cambria Math" w:hAnsi="Cambria Math"/>
+                    </w:rPr>
+                    <m:t>AP</m:t>
+                  </m:r>
+                </m:e>
+                <m:sub>
+                  <m:r>
+                    <w:rPr>
+                      <w:rFonts w:ascii="Cambria Math" w:hAnsi="Cambria Math"/>
+                    </w:rPr>
+                    <m:t>c</m:t>
+                  </m:r>
+                </m:sub>
+              </m:sSub>
+              <m:d>
+                <m:dPr>
+                  <m:ctrlPr>
+                    <w:rPr>
+                      <w:rFonts w:ascii="Cambria Math" w:hAnsi="Cambria Math"/>
+                      <w:i/>
+                      <w:iCs/>
+                    </w:rPr>
+                  </m:ctrlPr>
+                </m:dPr>
+                <m:e>
+                  <m:r>
+                    <w:rPr>
+                      <w:rFonts w:ascii="Cambria Math" w:hAnsi="Cambria Math"/>
+                    </w:rPr>
+                    <m:t>IoU=0,5</m:t>
+                  </m:r>
+                </m:e>
+              </m:d>
+              <m:r>
+                <w:rPr>
+                  <w:rFonts w:ascii="Cambria Math" w:hAnsi="Cambria Math"/>
+                </w:rPr>
+                <m:t>,</m:t>
+              </m:r>
+            </m:e>
+          </m:nary>
+        </m:oMath>
+      </m:oMathPara>
+    </w:p>
+    <w:p>
+      <w:pPr>
+        <w:pStyle w:val="15"/>
+        <w:rPr>
+          <w:lang w:val="ru-RU"/>
+        </w:rPr>
+      </w:pPr>
+      <w:r>
+        <w:rPr>
+          <w:iCs/>
+          <w:lang w:val="ru-RU"/>
+        </w:rPr>
+        <w:t xml:space="preserve">где </w:t>
+      </w:r>
+      <w:r>
+        <w:rPr>
+          <w:i/>
+          <w:lang w:val="ru-RU"/>
+        </w:rPr>
+        <w:t>С</w:t>
+      </w:r>
+      <w:r>
+        <w:rPr>
+          <w:iCs/>
+          <w:lang w:val="ru-RU"/>
+        </w:rPr>
+        <w:t xml:space="preserve"> </w:t>
+      </w:r>
+      <w:r>
+        <w:rPr>
+          <w:lang w:val="ru-RU"/>
+        </w:rPr>
+        <w:t>–</w:t>
+      </w:r>
+      <w:r>
+        <w:rPr>
+          <w:lang w:val="ru-RU"/>
+        </w:rPr>
+        <w:t xml:space="preserve"> число классов, индекс </w:t>
+      </w:r>
+      <w:r>
+        <w:rPr>
+          <w:i/>
+          <w:iCs/>
+        </w:rPr>
+        <w:t>c</w:t>
+      </w:r>
+      <w:r>
+        <w:rPr>
+          <w:i/>
+          <w:iCs/>
+          <w:lang w:val="ru-RU"/>
+        </w:rPr>
+        <w:t xml:space="preserve"> </w:t>
+      </w:r>
+      <w:r>
+        <w:rPr>
+          <w:lang w:val="ru-RU"/>
+        </w:rPr>
+        <w:t>–</w:t>
+      </w:r>
+      <w:r>
+        <w:rPr>
+          <w:lang w:val="ru-RU"/>
+        </w:rPr>
+        <w:t xml:space="preserve"> </w:t>
+      </w:r>
+      <w:r>
+        <w:rPr>
+          <w:lang w:val="ru-RU"/>
+        </w:rPr>
+        <w:t>означает подсчет для конкретного класса.</w:t>
+      </w:r>
+    </w:p>
+    <w:p>
+      <w:pPr>
+        <w:pStyle w:val="15"/>
+        <w:rPr>
+          <w:lang w:val="ru-RU"/>
+        </w:rPr>
+      </w:pPr>
+      <w:r>
+        <w:rPr>
+          <w:lang w:val="ru-RU"/>
+        </w:rPr>
+        <w:lastRenderedPageBreak/>
+        <w:t xml:space="preserve">Метрика </w:t>
+      </w:r>
+      <w:r>
+        <w:rPr>
+          <w:lang w:val="ru-RU"/>
+        </w:rPr>
+        <w:t xml:space="preserve">mAP50 – стандартная метрика в </w:t>
+      </w:r>
+      <w:r>
+        <w:rPr>
+          <w:lang w:val="ru-RU"/>
+        </w:rPr>
+        <w:t>з</w:t>
+      </w:r>
+      <w:r>
+        <w:rPr>
+          <w:lang w:val="ru-RU"/>
+        </w:rPr>
+        <w:t>адачах</w:t>
+      </w:r>
+      <w:r>
+        <w:rPr>
+          <w:lang w:val="ru-RU"/>
+        </w:rPr>
+        <w:t xml:space="preserve"> детекции</w:t>
+      </w:r>
+      <w:r>
+        <w:rPr>
+          <w:lang w:val="ru-RU"/>
+        </w:rPr>
+        <w:t>. Она показывает, насколько точно модель локализует объекты при пороге перекрытия</w:t>
+      </w:r>
+      <w:r>
+        <w:rPr>
+          <w:lang w:val="ru-RU"/>
+        </w:rPr>
+        <w:t> 0,5</w:t>
+      </w:r>
+      <w:r>
+        <w:rPr>
+          <w:lang w:val="ru-RU"/>
+        </w:rPr>
+        <w:t>.</w:t>
+      </w:r>
+      <w:r>
+        <w:rPr>
+          <w:lang w:val="ru-RU"/>
+        </w:rPr>
+        <w:t xml:space="preserve"> </w:t>
+      </w:r>
+      <w:r>
+        <w:rPr>
+          <w:lang w:val="ru-RU"/>
+        </w:rPr>
+        <w:t>Этот порог считается «слабым», так как он требует лишь умеренного совпадения между предсказанным и истинным ограничивающими пр</w:t>
+      </w:r>
+      <w:r>
+        <w:rPr>
+          <w:lang w:val="ru-RU"/>
+        </w:rPr>
+        <w:t>я</w:t>
+      </w:r>
+      <w:r>
+        <w:rPr>
+          <w:lang w:val="ru-RU"/>
+        </w:rPr>
+        <w:t>моугольниками.</w:t>
+      </w:r>
+    </w:p>
+    <w:p>
+      <w:pPr>
+        <w:pStyle w:val="15"/>
+        <w:rPr>
+          <w:b/>
+          <w:bCs/>
+          <w:iCs/>
+        </w:rPr>
+      </w:pPr>
+      <w:r>
+        <w:rPr>
+          <w:b/>
+          <w:bCs/>
+          <w:iCs/>
+        </w:rPr>
+        <w:t>mAP50-95 (</w:t>
+      </w:r>
+      <w:r>
+        <w:rPr>
+          <w:b/>
+          <w:bCs/>
+          <w:iCs/>
+        </w:rPr>
+        <w:t>mean Average Precision при IoU от 0</w:t>
+      </w:r>
+      <w:r>
+        <w:rPr>
+          <w:b/>
+          <w:bCs/>
+          <w:iCs/>
+        </w:rPr>
+        <w:t>,</w:t>
+      </w:r>
+      <w:r>
+        <w:rPr>
+          <w:b/>
+          <w:bCs/>
+          <w:iCs/>
+        </w:rPr>
+        <w:t>50 до 0</w:t>
+      </w:r>
+      <w:r>
+        <w:rPr>
+          <w:b/>
+          <w:bCs/>
+          <w:iCs/>
+        </w:rPr>
+        <w:t>,</w:t>
+      </w:r>
+      <w:r>
+        <w:rPr>
+          <w:b/>
+          <w:bCs/>
+          <w:iCs/>
+        </w:rPr>
+        <w:t>95</w:t>
+      </w:r>
+      <w:r>
+        <w:rPr>
+          <w:b/>
+          <w:bCs/>
+          <w:iCs/>
+        </w:rPr>
+        <w:t>)</w:t>
+      </w:r>
+    </w:p>
+    <w:p>
+      <w:pPr>
+        <w:pStyle w:val="15"/>
+        <w:rPr>
+          <w:iCs/>
+          <w:lang w:val="ru-RU"/>
+        </w:rPr>
+      </w:pPr>
+      <w:r>
+        <w:rPr>
+          <w:iCs/>
+          <w:lang w:val="ru-RU"/>
+        </w:rPr>
+        <w:t xml:space="preserve">Данная метрика показывает среднюю точность обнаружения объек-тов </w:t>
+      </w:r>
+      <w:r>
+        <w:rPr>
+          <w:iCs/>
+          <w:lang w:val="ru-RU"/>
+        </w:rPr>
+        <w:t xml:space="preserve">по диапазону </w:t>
+      </w:r>
+      <w:r>
+        <w:rPr>
+          <w:iCs/>
+        </w:rPr>
+        <w:t>IoU</w:t>
+      </w:r>
+      <w:r>
+        <w:rPr>
+          <w:iCs/>
+          <w:lang w:val="ru-RU"/>
+        </w:rPr>
+        <w:t>[0</w:t>
+      </w:r>
+      <w:r>
+        <w:rPr>
+          <w:iCs/>
+          <w:lang w:val="ru-RU"/>
+        </w:rPr>
+        <w:t>,5</w:t>
+      </w:r>
+      <w:r>
+        <w:rPr>
+          <w:iCs/>
+          <w:lang w:val="ru-RU"/>
+        </w:rPr>
+        <w:t>;</w:t>
+      </w:r>
+      <w:r>
+        <w:rPr>
+          <w:iCs/>
+          <w:lang w:val="ru-RU"/>
+        </w:rPr>
+        <w:t xml:space="preserve"> 0,95</w:t>
+      </w:r>
+      <w:r>
+        <w:rPr>
+          <w:iCs/>
+          <w:lang w:val="ru-RU"/>
+        </w:rPr>
+        <w:t>]</w:t>
+      </w:r>
+      <w:r>
+        <w:rPr>
+          <w:iCs/>
+          <w:lang w:val="ru-RU"/>
+        </w:rPr>
+        <w:t xml:space="preserve"> с шагом 0,05.</w:t>
+      </w:r>
+    </w:p>
+    <w:p>
+      <w:pPr>
+        <w:pStyle w:val="15"/>
+        <w:rPr>
+          <w:iCs/>
+        </w:rPr>
+      </w:pPr>
+      <m:oMathPara>
+        <m:oMath>
+          <m:sSub>
+            <m:sSubPr>
+              <m:ctrlPr>
+                <w:rPr>
+                  <w:rFonts w:ascii="Cambria Math" w:hAnsi="Cambria Math"/>
+                  <w:i/>
+                  <w:iCs/>
+                  <w:lang w:val="ru-RU"/>
+                </w:rPr>
+              </m:ctrlPr>
+            </m:sSubPr>
+            <m:e>
+              <m:r>
+                <w:rPr>
+                  <w:rFonts w:ascii="Cambria Math" w:hAnsi="Cambria Math"/>
+                  <w:lang w:val="ru-RU"/>
+                </w:rPr>
+                <m:t>m</m:t>
+              </m:r>
+              <m:r>
+                <w:rPr>
+                  <w:rFonts w:ascii="Cambria Math" w:hAnsi="Cambria Math"/>
+                </w:rPr>
+                <m:t>AP</m:t>
+              </m:r>
+            </m:e>
+            <m:sub>
+              <m:r>
+                <w:rPr>
+                  <w:rFonts w:ascii="Cambria Math" w:hAnsi="Cambria Math"/>
+                  <w:lang w:val="ru-RU"/>
+                </w:rPr>
+                <m:t>5</m:t>
+              </m:r>
+              <m:r>
+                <w:rPr>
+                  <w:rFonts w:ascii="Cambria Math" w:hAnsi="Cambria Math"/>
+                </w:rPr>
+                <m:t>0</m:t>
+              </m:r>
+            </m:sub>
+          </m:sSub>
+          <m:r>
+            <w:rPr>
+              <w:rFonts w:ascii="Cambria Math" w:hAnsi="Cambria Math"/>
+            </w:rPr>
+            <m:t xml:space="preserve">= </m:t>
+          </m:r>
+          <m:f>
+            <m:fPr>
+              <m:ctrlPr>
+                <w:rPr>
+                  <w:rFonts w:ascii="Cambria Math" w:hAnsi="Cambria Math"/>
+                  <w:i/>
+                  <w:iCs/>
+                </w:rPr>
+              </m:ctrlPr>
+            </m:fPr>
+            <m:num>
+              <m:r>
+                <w:rPr>
+                  <w:rFonts w:ascii="Cambria Math" w:hAnsi="Cambria Math"/>
+                </w:rPr>
+                <m:t>1</m:t>
+              </m:r>
+            </m:num>
+            <m:den>
+              <m:r>
+                <w:rPr>
+                  <w:rFonts w:ascii="Cambria Math" w:hAnsi="Cambria Math"/>
+                </w:rPr>
+                <m:t>C</m:t>
+              </m:r>
+            </m:den>
+          </m:f>
+          <m:nary>
+            <m:naryPr>
+              <m:chr m:val="∑"/>
+              <m:limLoc m:val="undOvr"/>
+              <m:ctrlPr>
+                <w:rPr>
+                  <w:rFonts w:ascii="Cambria Math" w:hAnsi="Cambria Math"/>
+                  <w:i/>
+                  <w:iCs/>
+                </w:rPr>
+              </m:ctrlPr>
+            </m:naryPr>
+            <m:sub>
+              <m:r>
+                <w:rPr>
+                  <w:rFonts w:ascii="Cambria Math" w:hAnsi="Cambria Math"/>
+                </w:rPr>
+                <m:t>c=0</m:t>
+              </m:r>
+            </m:sub>
+            <m:sup>
+              <m:r>
+                <w:rPr>
+                  <w:rFonts w:ascii="Cambria Math" w:hAnsi="Cambria Math"/>
+                </w:rPr>
+                <m:t>C</m:t>
+              </m:r>
+            </m:sup>
+            <m:e>
+              <m:r>
+                <w:rPr>
+                  <w:rFonts w:ascii="Cambria Math" w:hAnsi="Cambria Math"/>
+                </w:rPr>
+                <m:t>(</m:t>
+              </m:r>
+              <m:f>
+                <m:fPr>
+                  <m:ctrlPr>
+                    <w:rPr>
+                      <w:rFonts w:ascii="Cambria Math" w:hAnsi="Cambria Math"/>
+                      <w:i/>
+                      <w:iCs/>
+                    </w:rPr>
+                  </m:ctrlPr>
+                </m:fPr>
+                <m:num>
+                  <m:r>
+                    <w:rPr>
+                      <w:rFonts w:ascii="Cambria Math" w:hAnsi="Cambria Math"/>
+                    </w:rPr>
+                    <m:t>1</m:t>
+                  </m:r>
+                </m:num>
+                <m:den>
+                  <m:r>
+                    <w:rPr>
+                      <w:rFonts w:ascii="Cambria Math" w:hAnsi="Cambria Math"/>
+                    </w:rPr>
+                    <m:t>10</m:t>
+                  </m:r>
+                </m:den>
+              </m:f>
+              <m:nary>
+                <m:naryPr>
+                  <m:chr m:val="∑"/>
+                  <m:limLoc m:val="undOvr"/>
+                  <m:ctrlPr>
+                    <w:rPr>
+                      <w:rFonts w:ascii="Cambria Math" w:hAnsi="Cambria Math"/>
+                      <w:i/>
+                      <w:iCs/>
+                    </w:rPr>
+                  </m:ctrlPr>
+                </m:naryPr>
+                <m:sub>
+                  <m:r>
+                    <w:rPr>
+                      <w:rFonts w:ascii="Cambria Math" w:hAnsi="Cambria Math"/>
+                    </w:rPr>
+                    <m:t>t=0</m:t>
+                  </m:r>
+                </m:sub>
+                <m:sup>
+                  <m:r>
+                    <w:rPr>
+                      <w:rFonts w:ascii="Cambria Math" w:hAnsi="Cambria Math"/>
+                    </w:rPr>
+                    <m:t>9</m:t>
+                  </m:r>
+                </m:sup>
+                <m:e>
+                  <m:sSub>
+                    <m:sSubPr>
+                      <m:ctrlPr>
+                        <w:rPr>
+                          <w:rFonts w:ascii="Cambria Math" w:hAnsi="Cambria Math"/>
+                          <w:i/>
+                          <w:iCs/>
+                        </w:rPr>
+                      </m:ctrlPr>
+                    </m:sSubPr>
+                    <m:e>
+                      <m:r>
+                        <w:rPr>
+                          <w:rFonts w:ascii="Cambria Math" w:hAnsi="Cambria Math"/>
+                        </w:rPr>
+                        <m:t>AP</m:t>
+                      </m:r>
+                    </m:e>
+                    <m:sub>
+                      <m:r>
+                        <w:rPr>
+                          <w:rFonts w:ascii="Cambria Math" w:hAnsi="Cambria Math"/>
+                        </w:rPr>
+                        <m:t>c</m:t>
+                      </m:r>
+                    </m:sub>
+                  </m:sSub>
+                  <m:d>
+                    <m:dPr>
+                      <m:ctrlPr>
+                        <w:rPr>
+                          <w:rFonts w:ascii="Cambria Math" w:hAnsi="Cambria Math"/>
+                          <w:i/>
+                          <w:iCs/>
+                        </w:rPr>
+                      </m:ctrlPr>
+                    </m:dPr>
+                    <m:e>
+                      <m:r>
+                        <w:rPr>
+                          <w:rFonts w:ascii="Cambria Math" w:hAnsi="Cambria Math"/>
+                        </w:rPr>
+                        <m:t>IoU=0,5+</m:t>
+                      </m:r>
+                      <m:r>
+                        <w:rPr>
+                          <w:rFonts w:ascii="Cambria Math" w:hAnsi="Cambria Math"/>
+                          <w:lang w:val="ru-RU"/>
+                        </w:rPr>
+                        <m:t>0,05</m:t>
+                      </m:r>
+                      <m:r>
+                        <w:rPr>
+                          <w:rFonts w:ascii="Cambria Math" w:hAnsi="Cambria Math"/>
+                        </w:rPr>
+                        <m:t>t</m:t>
+                      </m:r>
+                    </m:e>
+                  </m:d>
+                </m:e>
+              </m:nary>
+              <m:r>
+                <w:rPr>
+                  <w:rFonts w:ascii="Cambria Math" w:hAnsi="Cambria Math"/>
+                </w:rPr>
+                <m:t>)</m:t>
+              </m:r>
+            </m:e>
+          </m:nary>
+        </m:oMath>
+      </m:oMathPara>
+    </w:p>
+    <w:p>
+      <w:pPr>
+        <w:pStyle w:val="15"/>
+        <w:rPr>
+          <w:iCs/>
+          <w:lang w:val="ru-RU"/>
+        </w:rPr>
+      </w:pPr>
+      <w:r>
+        <w:rPr>
+          <w:iCs/>
+          <w:lang w:val="ru-RU"/>
+        </w:rPr>
+        <w:t xml:space="preserve">Метрика </w:t>
+      </w:r>
+      <w:r>
+        <w:rPr>
+          <w:iCs/>
+          <w:lang w:val="ru-RU"/>
+        </w:rPr>
+        <w:t>mAP50–95</w:t>
+      </w:r>
+      <w:r>
+        <w:rPr>
+          <w:iCs/>
+          <w:lang w:val="ru-RU"/>
+        </w:rPr>
+        <w:t xml:space="preserve"> более полно отражает </w:t>
+      </w:r>
+      <w:r>
+        <w:rPr>
+          <w:iCs/>
+          <w:lang w:val="ru-RU"/>
+        </w:rPr>
+        <w:t>качество детекции на разной строгости.</w:t>
+      </w:r>
+      <w:r>
+        <w:rPr>
+          <w:iCs/>
+          <w:lang w:val="ru-RU"/>
+        </w:rPr>
+        <w:t xml:space="preserve"> </w:t>
+      </w:r>
+      <w:r>
+        <w:rPr>
+          <w:iCs/>
+          <w:lang w:val="ru-RU"/>
+        </w:rPr>
+        <w:t>Она учитывает как «лёгкие» случаи (IoU=0.50), так и «сложные» (IoU=0.95)</w:t>
+      </w:r>
+      <w:r>
+        <w:rPr>
+          <w:iCs/>
+          <w:lang w:val="ru-RU"/>
+        </w:rPr>
+        <w:t xml:space="preserve"> и</w:t>
+      </w:r>
+      <w:r>
+        <w:rPr>
+          <w:iCs/>
+          <w:lang w:val="ru-RU"/>
+        </w:rPr>
+        <w:t xml:space="preserve"> </w:t>
+      </w:r>
+      <w:r>
+        <w:rPr>
+          <w:iCs/>
+          <w:lang w:val="ru-RU"/>
+        </w:rPr>
+        <w:t>д</w:t>
+      </w:r>
+      <w:r>
+        <w:rPr>
+          <w:iCs/>
+          <w:lang w:val="ru-RU"/>
+        </w:rPr>
+        <w:t>ает комплексную оценку</w:t>
+      </w:r>
+      <w:r>
+        <w:rPr>
+          <w:iCs/>
+          <w:lang w:val="ru-RU"/>
+        </w:rPr>
+        <w:t>.</w:t>
+      </w:r>
+    </w:p>
+    <w:p>
+      <w:pPr>
+        <w:pStyle w:val="15"/>
+        <w:rPr>
+          <w:iCs/>
+          <w:lang w:val="ru-RU"/>
+        </w:rPr>
+      </w:pPr>
+      <w:r>
+        <w:rPr>
+          <w:iCs/>
+          <w:lang w:val="ru-RU"/>
+        </w:rPr>
+        <w:t>В реализации Ultralytics</w:t>
+      </w:r>
+      <w:r>
+        <w:rPr>
+          <w:iCs/>
+          <w:lang w:val="ru-RU"/>
+        </w:rPr>
+        <w:t xml:space="preserve"> </w:t>
+      </w:r>
+      <w:r>
+        <w:rPr>
+          <w:iCs/>
+        </w:rPr>
+        <w:t>YOLO</w:t>
+      </w:r>
+      <w:r>
+        <w:rPr>
+          <w:iCs/>
+          <w:lang w:val="ru-RU"/>
+        </w:rPr>
+        <w:t xml:space="preserve"> эти метрики рассчитываются автоматически после каждой эпохи на валидационном наборе.</w:t>
+      </w:r>
+      <w:r>
+        <w:rPr>
+          <w:iCs/>
+          <w:lang w:val="ru-RU"/>
+        </w:rPr>
+        <w:t xml:space="preserve"> </w:t>
+      </w:r>
+      <w:r>
+        <w:rPr>
+          <w:iCs/>
+          <w:lang w:val="ru-RU"/>
+        </w:rPr>
+        <w:t xml:space="preserve">Мониторинг этих метрик позволяет </w:t>
+      </w:r>
+      <w:r>
+        <w:rPr>
+          <w:iCs/>
+          <w:lang w:val="ru-RU"/>
+        </w:rPr>
+        <w:t xml:space="preserve">понять, </w:t>
+      </w:r>
+      <w:r>
+        <w:rPr>
+          <w:iCs/>
+          <w:lang w:val="ru-RU"/>
+        </w:rPr>
+        <w:t xml:space="preserve">как </w:t>
+      </w:r>
+      <w:r>
+        <w:rPr>
+          <w:iCs/>
+          <w:lang w:val="ru-RU"/>
+        </w:rPr>
+        <w:t>происходит обучение</w:t>
+      </w:r>
+      <w:r>
+        <w:rPr>
+          <w:iCs/>
+          <w:lang w:val="ru-RU"/>
+        </w:rPr>
+        <w:t xml:space="preserve"> модели и отследить появление переобучения.</w:t>
+      </w:r>
     </w:p>
     <w:p>
       <w:pPr>
@@ -7416,23 +9123,23 @@
         <w:spacing w:before="0"/>
         <w:ind w:left="0" w:firstLine="0"/>
       </w:pPr>
-      <w:bookmarkStart w:id="20" w:name="_Toc196309052"/>
+      <w:bookmarkStart w:id="22" w:name="_Toc198123388"/>
       <w:r>
         <w:lastRenderedPageBreak/>
         <w:t>НЕЙРОСЕТЕВАЯ МОДЕЛЬ ДЕТЕКЦИИ ОБЪЕКТОВ</w:t>
       </w:r>
       <w:bookmarkEnd w:id="19"/>
-      <w:bookmarkEnd w:id="20"/>
+      <w:bookmarkEnd w:id="22"/>
     </w:p>
     <w:p>
       <w:pPr>
         <w:pStyle w:val="2"/>
       </w:pPr>
-      <w:bookmarkStart w:id="21" w:name="_Toc196309053"/>
+      <w:bookmarkStart w:id="23" w:name="_Toc198123389"/>
       <w:r>
         <w:t>Обучающий набор данных</w:t>
       </w:r>
-      <w:bookmarkEnd w:id="21"/>
+      <w:bookmarkEnd w:id="23"/>
     </w:p>
     <w:p>
       <w:pPr>
@@ -7557,7 +9264,48 @@
         <w:rPr>
           <w:lang w:val="ru-RU"/>
         </w:rPr>
-        <w:t>[]</w:t>
+        <w:t>[</w:t>
+      </w:r>
+      <w:r>
+        <w:rPr>
+          <w:lang w:val="ru-RU"/>
+        </w:rPr>
+        <w:fldChar w:fldCharType="begin"/>
+      </w:r>
+      <w:r>
+        <w:rPr>
+          <w:lang w:val="ru-RU"/>
+        </w:rPr>
+        <w:instrText xml:space="preserve"> REF _Ref198126915 \r \h </w:instrText>
+      </w:r>
+      <w:r>
+        <w:rPr>
+          <w:lang w:val="ru-RU"/>
+        </w:rPr>
+      </w:r>
+      <w:r>
+        <w:rPr>
+          <w:lang w:val="ru-RU"/>
+        </w:rPr>
+        <w:fldChar w:fldCharType="separate"/>
+      </w:r>
+      <w:r>
+        <w:rPr>
+          <w:lang w:val="ru-RU"/>
+        </w:rPr>
+        <w:t>21</w:t>
+      </w:r>
+      <w:r>
+        <w:rPr>
+          <w:lang w:val="ru-RU"/>
+        </w:rPr>
+        <w:fldChar w:fldCharType="end"/>
+      </w:r>
+      <w:r>
+        <w:rPr>
+          <w:lang w:val="ru-RU"/>
+        </w:rPr>
+        <w:t>]</w:t>
       </w:r>
       <w:r>
         <w:rPr>
@@ -7570,16 +9318,73 @@
       <w:pPr>
         <w:pStyle w:val="15"/>
         <w:rPr>
-          <w:highlight w:val="yellow"/>
-          <w:lang w:val="ru-RU"/>
-        </w:rPr>
-      </w:pPr>
-      <w:r>
-        <w:rPr>
-          <w:highlight w:val="yellow"/>
-          <w:lang w:val="ru-RU"/>
-        </w:rPr>
-        <w:t>Гудфелоу глубокое обучение</w:t>
+          <w:lang w:val="ru-RU"/>
+        </w:rPr>
+      </w:pPr>
+      <w:r>
+        <w:rPr>
+          <w:lang w:val="ru-RU"/>
+        </w:rPr>
+        <w:t>Обучающая</w:t>
+      </w:r>
+      <w:r>
+        <w:rPr>
+          <w:lang w:val="ru-RU"/>
+        </w:rPr>
+        <w:t xml:space="preserve"> часть датасета используется для обучения модели. Обучающая выборка должна быть достаточно большой и разнообразной, чтобы модель могла учиться распознавать различные закономерности и объекты. В каждом эпохе обучения модель обрабатывает одни и те же данные, совершенствуя свои навыки распознавания</w:t>
+      </w:r>
+      <w:r>
+        <w:rPr>
+          <w:lang w:val="ru-RU"/>
+        </w:rPr>
+        <w:t xml:space="preserve"> [</w:t>
+      </w:r>
+      <w:r>
+        <w:rPr>
+          <w:lang w:val="ru-RU"/>
+        </w:rPr>
+        <w:fldChar w:fldCharType="begin"/>
+      </w:r>
+      <w:r>
+        <w:rPr>
+          <w:lang w:val="ru-RU"/>
+        </w:rPr>
+        <w:instrText xml:space="preserve"> REF _Ref198126915 \r \h </w:instrText>
+      </w:r>
+      <w:r>
+        <w:rPr>
+          <w:lang w:val="ru-RU"/>
+        </w:rPr>
+      </w:r>
+      <w:r>
+        <w:rPr>
+          <w:lang w:val="ru-RU"/>
+        </w:rPr>
+        <w:fldChar w:fldCharType="separate"/>
+      </w:r>
+      <w:r>
+        <w:rPr>
+          <w:lang w:val="ru-RU"/>
+        </w:rPr>
+        <w:t>21</w:t>
+      </w:r>
+      <w:r>
+        <w:rPr>
+          <w:lang w:val="ru-RU"/>
+        </w:rPr>
+        <w:fldChar w:fldCharType="end"/>
+      </w:r>
+      <w:r>
+        <w:rPr>
+          <w:lang w:val="ru-RU"/>
+        </w:rPr>
+        <w:t>]</w:t>
+      </w:r>
+      <w:r>
+        <w:rPr>
+          <w:lang w:val="ru-RU"/>
+        </w:rPr>
+        <w:t>.</w:t>
       </w:r>
     </w:p>
     <w:p>
@@ -7593,19 +9398,96 @@
         <w:rPr>
           <w:lang w:val="ru-RU"/>
         </w:rPr>
-        <w:t>Обучающая</w:t>
-      </w:r>
-      <w:r>
-        <w:rPr>
-          <w:lang w:val="ru-RU"/>
-        </w:rPr>
-        <w:t xml:space="preserve"> часть датасета используется для обучения модели. Обучающая выборка должна быть достаточно большой и разнообразной, чтобы модель могла учиться распознавать различные закономерности и объекты. В каждом эпохе обучения модель обрабатывает одни и те же данные, совершенствуя свои навыки распознавания</w:t>
-      </w:r>
-      <w:r>
-        <w:rPr>
-          <w:lang w:val="ru-RU"/>
-        </w:rPr>
-        <w:t xml:space="preserve"> []</w:t>
+        <w:t xml:space="preserve">Валидационная выборка используется для оценки производительности модели во время обучения. Она помогает в настройке гиперпараметров модели и предотвращает переобучение, когда модель становится слишком специализированной на обучающих данных и не </w:t>
+      </w:r>
+      <w:r>
+        <w:rPr>
+          <w:lang w:val="ru-RU"/>
+        </w:rPr>
+        <w:t>дает корректные ответы для</w:t>
+      </w:r>
+      <w:r>
+        <w:rPr>
+          <w:lang w:val="ru-RU"/>
+        </w:rPr>
+        <w:t xml:space="preserve"> новы</w:t>
+      </w:r>
+      <w:r>
+        <w:rPr>
+          <w:lang w:val="ru-RU"/>
+        </w:rPr>
+        <w:t>х</w:t>
+      </w:r>
+      <w:r>
+        <w:rPr>
+          <w:lang w:val="ru-RU"/>
+        </w:rPr>
+        <w:t>, не виденны</w:t>
+      </w:r>
+      <w:r>
+        <w:rPr>
+          <w:lang w:val="ru-RU"/>
+        </w:rPr>
+        <w:t>х</w:t>
+      </w:r>
+      <w:r>
+        <w:rPr>
+          <w:lang w:val="ru-RU"/>
+        </w:rPr>
+        <w:t xml:space="preserve"> ранее данны</w:t>
+      </w:r>
+      <w:r>
+        <w:rPr>
+          <w:lang w:val="ru-RU"/>
+        </w:rPr>
+        <w:t>х</w:t>
+      </w:r>
+      <w:r>
+        <w:rPr>
+          <w:lang w:val="ru-RU"/>
+        </w:rPr>
+        <w:t xml:space="preserve"> [</w:t>
+      </w:r>
+      <w:r>
+        <w:rPr>
+          <w:lang w:val="ru-RU"/>
+        </w:rPr>
+        <w:fldChar w:fldCharType="begin"/>
+      </w:r>
+      <w:r>
+        <w:rPr>
+          <w:lang w:val="ru-RU"/>
+        </w:rPr>
+        <w:instrText xml:space="preserve"> REF _Ref198126915 \r \h </w:instrText>
+      </w:r>
+      <w:r>
+        <w:rPr>
+          <w:lang w:val="ru-RU"/>
+        </w:rPr>
+      </w:r>
+      <w:r>
+        <w:rPr>
+          <w:lang w:val="ru-RU"/>
+        </w:rPr>
+        <w:fldChar w:fldCharType="separate"/>
+      </w:r>
+      <w:r>
+        <w:rPr>
+          <w:lang w:val="ru-RU"/>
+        </w:rPr>
+        <w:t>21</w:t>
+      </w:r>
+      <w:r>
+        <w:rPr>
+          <w:lang w:val="ru-RU"/>
+        </w:rPr>
+        <w:fldChar w:fldCharType="end"/>
+      </w:r>
+      <w:r>
+        <w:rPr>
+          <w:lang w:val="ru-RU"/>
+        </w:rPr>
+        <w:t>]</w:t>
       </w:r>
       <w:r>
         <w:rPr>
@@ -7625,55 +9507,66 @@
         <w:rPr>
           <w:lang w:val="ru-RU"/>
         </w:rPr>
-        <w:t xml:space="preserve">Валидационная выборка используется для оценки производительности модели во время обучения. Она помогает в настройке гиперпараметров модели и предотвращает переобучение, когда модель становится слишком специализированной на обучающих данных и не </w:t>
-      </w:r>
-      <w:r>
-        <w:rPr>
-          <w:lang w:val="ru-RU"/>
-        </w:rPr>
-        <w:t>дает корректные ответы для</w:t>
-      </w:r>
-      <w:r>
-        <w:rPr>
-          <w:lang w:val="ru-RU"/>
-        </w:rPr>
-        <w:t xml:space="preserve"> новы</w:t>
-      </w:r>
-      <w:r>
-        <w:rPr>
-          <w:lang w:val="ru-RU"/>
-        </w:rPr>
-        <w:t>х</w:t>
-      </w:r>
-      <w:r>
-        <w:rPr>
-          <w:lang w:val="ru-RU"/>
-        </w:rPr>
-        <w:t>, не виденны</w:t>
-      </w:r>
-      <w:r>
-        <w:rPr>
-          <w:lang w:val="ru-RU"/>
-        </w:rPr>
-        <w:t>х</w:t>
-      </w:r>
-      <w:r>
-        <w:rPr>
-          <w:lang w:val="ru-RU"/>
-        </w:rPr>
-        <w:t xml:space="preserve"> ранее данны</w:t>
-      </w:r>
-      <w:r>
-        <w:rPr>
-          <w:lang w:val="ru-RU"/>
-        </w:rPr>
-        <w:t>х</w:t>
-      </w:r>
-      <w:r>
-        <w:rPr>
-          <w:lang w:val="ru-RU"/>
-        </w:rPr>
-        <w:t xml:space="preserve"> []</w:t>
+        <w:t>Тестовая выборка используется для окончательной оценки модели после завершения обучения. Она дает объективную оценку того, насколько хорошо модель работает на незнакомых</w:t>
+      </w:r>
+      <w:r>
+        <w:rPr>
+          <w:lang w:val="ru-RU"/>
+        </w:rPr>
+        <w:t xml:space="preserve"> </w:t>
+      </w:r>
+      <w:r>
+        <w:rPr>
+          <w:lang w:val="ru-RU"/>
+        </w:rPr>
+        <w:t>данных, что важно для понимания ее реальной эффективности</w:t>
+      </w:r>
+      <w:r>
+        <w:rPr>
+          <w:lang w:val="ru-RU"/>
+        </w:rPr>
+        <w:t xml:space="preserve"> [</w:t>
+      </w:r>
+      <w:r>
+        <w:rPr>
+          <w:lang w:val="ru-RU"/>
+        </w:rPr>
+        <w:fldChar w:fldCharType="begin"/>
+      </w:r>
+      <w:r>
+        <w:rPr>
+          <w:lang w:val="ru-RU"/>
+        </w:rPr>
+        <w:instrText xml:space="preserve"> REF _Ref198126915 \r \h </w:instrText>
+      </w:r>
+      <w:r>
+        <w:rPr>
+          <w:lang w:val="ru-RU"/>
+        </w:rPr>
+      </w:r>
+      <w:r>
+        <w:rPr>
+          <w:lang w:val="ru-RU"/>
+        </w:rPr>
+        <w:fldChar w:fldCharType="separate"/>
+      </w:r>
+      <w:r>
+        <w:rPr>
+          <w:lang w:val="ru-RU"/>
+        </w:rPr>
+        <w:t>21</w:t>
+      </w:r>
+      <w:r>
+        <w:rPr>
+          <w:lang w:val="ru-RU"/>
+        </w:rPr>
+        <w:fldChar w:fldCharType="end"/>
+      </w:r>
+      <w:r>
+        <w:rPr>
+          <w:lang w:val="ru-RU"/>
+        </w:rPr>
+        <w:t>]</w:t>
       </w:r>
       <w:r>
         <w:rPr>
@@ -7693,197 +9586,165 @@
         <w:rPr>
           <w:lang w:val="ru-RU"/>
         </w:rPr>
-        <w:t>Тестовая выборка используется для окончательной оценки модели после завершения обучения. Она дает объективную оценку того, насколько хорошо модель работает на незнакомых</w:t>
-      </w:r>
-      <w:r>
-        <w:rPr>
-          <w:lang w:val="ru-RU"/>
-        </w:rPr>
-        <w:t xml:space="preserve"> </w:t>
-      </w:r>
-      <w:r>
-        <w:rPr>
-          <w:lang w:val="ru-RU"/>
-        </w:rPr>
-        <w:t>данных, что важно для понимания ее реальной эффективности</w:t>
-      </w:r>
-      <w:r>
-        <w:rPr>
-          <w:lang w:val="ru-RU"/>
-        </w:rPr>
-        <w:t xml:space="preserve"> []</w:t>
-      </w:r>
-      <w:r>
-        <w:rPr>
-          <w:lang w:val="ru-RU"/>
-        </w:rPr>
-        <w:t>.</w:t>
-      </w:r>
-    </w:p>
-    <w:p>
-      <w:pPr>
-        <w:pStyle w:val="15"/>
-        <w:rPr>
-          <w:lang w:val="ru-RU"/>
-        </w:rPr>
-      </w:pPr>
+        <w:t>Для данной работы за основ</w:t>
+      </w:r>
+      <w:r>
+        <w:rPr>
+          <w:lang w:val="ru-RU"/>
+        </w:rPr>
+        <w:t>у</w:t>
+      </w:r>
+      <w:r>
+        <w:rPr>
+          <w:lang w:val="ru-RU"/>
+        </w:rPr>
+        <w:t xml:space="preserve"> был взят </w:t>
+      </w:r>
+      <w:r>
+        <w:rPr>
+          <w:lang w:val="ru-RU"/>
+        </w:rPr>
+        <w:t>набор данных</w:t>
+      </w:r>
+      <w:r>
+        <w:rPr>
+          <w:lang w:val="ru-RU"/>
+        </w:rPr>
+        <w:t xml:space="preserve"> «</w:t>
+      </w:r>
+      <w:r>
+        <w:rPr>
+          <w:lang w:val="ru-RU"/>
+        </w:rPr>
+        <w:t>Road DETECTION - IMGs &amp; Labels</w:t>
+      </w:r>
+      <w:r>
+        <w:rPr>
+          <w:lang w:val="ru-RU"/>
+        </w:rPr>
+        <w:t>»</w:t>
+      </w:r>
+      <w:r>
+        <w:rPr>
+          <w:lang w:val="ru-RU"/>
+        </w:rPr>
+        <w:t xml:space="preserve"> [</w:t>
+      </w:r>
+      <w:r>
+        <w:rPr>
+          <w:lang w:val="ru-RU"/>
+        </w:rPr>
+        <w:fldChar w:fldCharType="begin"/>
+      </w:r>
+      <w:r>
+        <w:rPr>
+          <w:lang w:val="ru-RU"/>
+        </w:rPr>
+        <w:instrText xml:space="preserve"> REF _Ref191579022 \r \h </w:instrText>
+      </w:r>
+      <w:r>
+        <w:rPr>
+          <w:lang w:val="ru-RU"/>
+        </w:rPr>
+      </w:r>
+      <w:r>
+        <w:rPr>
+          <w:lang w:val="ru-RU"/>
+        </w:rPr>
+        <w:fldChar w:fldCharType="separate"/>
+      </w:r>
+      <w:r>
+        <w:rPr>
+          <w:lang w:val="ru-RU"/>
+        </w:rPr>
+        <w:t>17</w:t>
+      </w:r>
+      <w:r>
+        <w:rPr>
+          <w:lang w:val="ru-RU"/>
+        </w:rPr>
+        <w:fldChar w:fldCharType="end"/>
+      </w:r>
+      <w:r>
+        <w:rPr>
+          <w:lang w:val="ru-RU"/>
+        </w:rPr>
+        <w:t>]</w:t>
+      </w:r>
+      <w:r>
+        <w:rPr>
+          <w:lang w:val="ru-RU"/>
+        </w:rPr>
+        <w:t xml:space="preserve"> с платформы </w:t>
+      </w:r>
+      <w:r>
+        <w:t>Kaggle</w:t>
+      </w:r>
+      <w:r>
+        <w:rPr>
+          <w:lang w:val="ru-RU"/>
+        </w:rPr>
+        <w:t xml:space="preserve"> [</w:t>
+      </w:r>
+      <w:r>
+        <w:rPr>
+          <w:lang w:val="ru-RU"/>
+        </w:rPr>
+        <w:fldChar w:fldCharType="begin"/>
+      </w:r>
+      <w:r>
+        <w:rPr>
+          <w:lang w:val="ru-RU"/>
+        </w:rPr>
+        <w:instrText xml:space="preserve"> REF _Ref191579016 \r \h </w:instrText>
+      </w:r>
+      <w:r>
+        <w:rPr>
+          <w:lang w:val="ru-RU"/>
+        </w:rPr>
+      </w:r>
+      <w:r>
+        <w:rPr>
+          <w:lang w:val="ru-RU"/>
+        </w:rPr>
+        <w:fldChar w:fldCharType="separate"/>
+      </w:r>
+      <w:r>
+        <w:rPr>
+          <w:lang w:val="ru-RU"/>
+        </w:rPr>
+        <w:t>13</w:t>
+      </w:r>
+      <w:r>
+        <w:rPr>
+          <w:lang w:val="ru-RU"/>
+        </w:rPr>
+        <w:fldChar w:fldCharType="end"/>
+      </w:r>
+      <w:r>
+        <w:rPr>
+          <w:lang w:val="ru-RU"/>
+        </w:rPr>
+        <w:t>]</w:t>
+      </w:r>
+      <w:r>
+        <w:rPr>
+          <w:lang w:val="ru-RU"/>
+        </w:rPr>
+        <w:t xml:space="preserve">. </w:t>
+      </w:r>
+      <w:r>
+        <w:rPr>
+          <w:lang w:val="ru-RU"/>
+        </w:rPr>
+        <w:t xml:space="preserve">Платформа </w:t>
+      </w:r>
       <w:r>
         <w:rPr>
           <w:lang w:val="ru-RU"/>
         </w:rPr>
         <w:lastRenderedPageBreak/>
-        <w:t>Для данной работы за основ</w:t>
-      </w:r>
-      <w:r>
-        <w:rPr>
-          <w:lang w:val="ru-RU"/>
-        </w:rPr>
-        <w:t>у</w:t>
-      </w:r>
-      <w:r>
-        <w:rPr>
-          <w:lang w:val="ru-RU"/>
-        </w:rPr>
-        <w:t xml:space="preserve"> был взят </w:t>
-      </w:r>
-      <w:r>
-        <w:rPr>
-          <w:lang w:val="ru-RU"/>
-        </w:rPr>
-        <w:t>набор данных</w:t>
-      </w:r>
-      <w:r>
-        <w:rPr>
-          <w:lang w:val="ru-RU"/>
-        </w:rPr>
-        <w:t xml:space="preserve"> «</w:t>
-      </w:r>
-      <w:r>
-        <w:rPr>
-          <w:lang w:val="ru-RU"/>
-        </w:rPr>
-        <w:t>Road DETECTION - IMGs &amp; Labels</w:t>
-      </w:r>
-      <w:r>
-        <w:rPr>
-          <w:lang w:val="ru-RU"/>
-        </w:rPr>
-        <w:t>»</w:t>
-      </w:r>
-      <w:r>
-        <w:rPr>
-          <w:lang w:val="ru-RU"/>
-        </w:rPr>
-        <w:t xml:space="preserve"> [</w:t>
-      </w:r>
-      <w:r>
-        <w:rPr>
-          <w:lang w:val="ru-RU"/>
-        </w:rPr>
-        <w:fldChar w:fldCharType="begin"/>
-      </w:r>
-      <w:r>
-        <w:rPr>
-          <w:lang w:val="ru-RU"/>
-        </w:rPr>
-        <w:instrText xml:space="preserve"> REF _Ref191579022 \r \h </w:instrText>
-      </w:r>
-      <w:r>
-        <w:rPr>
-          <w:lang w:val="ru-RU"/>
-        </w:rPr>
-      </w:r>
-      <w:r>
-        <w:rPr>
-          <w:lang w:val="ru-RU"/>
-        </w:rPr>
-        <w:fldChar w:fldCharType="separate"/>
-      </w:r>
-      <w:r>
-        <w:rPr>
-          <w:lang w:val="ru-RU"/>
-        </w:rPr>
-        <w:t>17</w:t>
-      </w:r>
-      <w:r>
-        <w:rPr>
-          <w:lang w:val="ru-RU"/>
-        </w:rPr>
-        <w:fldChar w:fldCharType="end"/>
-      </w:r>
-      <w:r>
-        <w:rPr>
-          <w:lang w:val="ru-RU"/>
-        </w:rPr>
-        <w:t>]</w:t>
-      </w:r>
-      <w:r>
-        <w:rPr>
-          <w:lang w:val="ru-RU"/>
-        </w:rPr>
-        <w:t xml:space="preserve"> с платформы </w:t>
-      </w:r>
-      <w:r>
-        <w:t>Kaggle</w:t>
-      </w:r>
-      <w:r>
-        <w:rPr>
-          <w:lang w:val="ru-RU"/>
-        </w:rPr>
-        <w:t xml:space="preserve"> [</w:t>
-      </w:r>
-      <w:r>
-        <w:rPr>
-          <w:lang w:val="ru-RU"/>
-        </w:rPr>
-        <w:fldChar w:fldCharType="begin"/>
-      </w:r>
-      <w:r>
-        <w:rPr>
-          <w:lang w:val="ru-RU"/>
-        </w:rPr>
-        <w:instrText xml:space="preserve"> REF _Ref191579016 \r \h </w:instrText>
-      </w:r>
-      <w:r>
-        <w:rPr>
-          <w:lang w:val="ru-RU"/>
-        </w:rPr>
-      </w:r>
-      <w:r>
-        <w:rPr>
-          <w:lang w:val="ru-RU"/>
-        </w:rPr>
-        <w:fldChar w:fldCharType="separate"/>
-      </w:r>
-      <w:r>
-        <w:rPr>
-          <w:lang w:val="ru-RU"/>
-        </w:rPr>
-        <w:t>13</w:t>
-      </w:r>
-      <w:r>
-        <w:rPr>
-          <w:lang w:val="ru-RU"/>
-        </w:rPr>
-        <w:fldChar w:fldCharType="end"/>
-      </w:r>
-      <w:r>
-        <w:rPr>
-          <w:lang w:val="ru-RU"/>
-        </w:rPr>
-        <w:t>]</w:t>
-      </w:r>
-      <w:r>
-        <w:rPr>
-          <w:lang w:val="ru-RU"/>
-        </w:rPr>
-        <w:t xml:space="preserve">. </w:t>
-      </w:r>
-      <w:r>
-        <w:rPr>
-          <w:lang w:val="ru-RU"/>
-        </w:rPr>
-        <w:t>Платформа представляет собой</w:t>
+        <w:t>представляет собой</w:t>
       </w:r>
       <w:r>
         <w:rPr>
@@ -8471,11 +10332,11 @@
       <w:pPr>
         <w:pStyle w:val="2"/>
       </w:pPr>
-      <w:bookmarkStart w:id="22" w:name="_Toc196309054"/>
+      <w:bookmarkStart w:id="24" w:name="_Toc198123390"/>
       <w:r>
         <w:t>Обучение нейросетевых моделей</w:t>
       </w:r>
-      <w:bookmarkEnd w:id="22"/>
+      <w:bookmarkEnd w:id="24"/>
     </w:p>
     <w:p>
       <w:pPr>
@@ -9487,7 +11348,7 @@
         </w:rPr>
         <w:t xml:space="preserve">, </w:t>
       </w:r>
-      <w:bookmarkStart w:id="23" w:name="OLE_LINK3"/>
+      <w:bookmarkStart w:id="25" w:name="OLE_LINK3"/>
       <w:r>
         <w:t>extra</w:t>
       </w:r>
@@ -9497,7 +11358,7 @@
         </w:rPr>
         <w:t xml:space="preserve"> </w:t>
       </w:r>
-      <w:bookmarkEnd w:id="23"/>
+      <w:bookmarkEnd w:id="25"/>
       <w:r>
         <w:t>large</w:t>
       </w:r>
@@ -9766,18 +11627,18 @@
         <w:tblLook w:val="04A0" w:firstRow="1" w:lastRow="0" w:firstColumn="1" w:lastColumn="0" w:noHBand="0" w:noVBand="1"/>
       </w:tblPr>
       <w:tblGrid>
-        <w:gridCol w:w="1417"/>
-        <w:gridCol w:w="1204"/>
+        <w:gridCol w:w="1432"/>
+        <w:gridCol w:w="1229"/>
         <w:gridCol w:w="1043"/>
         <w:gridCol w:w="1253"/>
-        <w:gridCol w:w="1628"/>
-        <w:gridCol w:w="1512"/>
+        <w:gridCol w:w="1556"/>
+        <w:gridCol w:w="1544"/>
         <w:gridCol w:w="1010"/>
       </w:tblGrid>
       <w:tr>
         <w:tc>
           <w:tcPr>
-            <w:tcW w:w="1437" w:type="dxa"/>
+            <w:tcW w:w="1432" w:type="dxa"/>
             <w:vAlign w:val="center"/>
           </w:tcPr>
           <w:p>
@@ -9807,7 +11668,7 @@
         </w:tc>
         <w:tc>
           <w:tcPr>
-            <w:tcW w:w="1241" w:type="dxa"/>
+            <w:tcW w:w="1229" w:type="dxa"/>
             <w:vAlign w:val="center"/>
           </w:tcPr>
           <w:p>
@@ -9839,7 +11700,7 @@
         </w:tc>
         <w:tc>
           <w:tcPr>
-            <w:tcW w:w="1003" w:type="dxa"/>
+            <w:tcW w:w="1043" w:type="dxa"/>
             <w:vAlign w:val="center"/>
           </w:tcPr>
           <w:p>
@@ -9888,7 +11749,7 @@
         </w:tc>
         <w:tc>
           <w:tcPr>
-            <w:tcW w:w="1174" w:type="dxa"/>
+            <w:tcW w:w="1253" w:type="dxa"/>
             <w:vAlign w:val="center"/>
           </w:tcPr>
           <w:p>
@@ -9912,9 +11773,9 @@
                 <w:bCs/>
                 <w:sz w:val="24"/>
                 <w:szCs w:val="24"/>
-                <w:highlight w:val="yellow"/>
-              </w:rPr>
-              <w:t>Скорость</w:t>
+                <w:lang w:val="ru-RU"/>
+              </w:rPr>
+              <w:t>Время обучения</w:t>
             </w:r>
             <w:r>
               <w:rPr>
@@ -9949,7 +11810,7 @@
         </w:tc>
         <w:tc>
           <w:tcPr>
-            <w:tcW w:w="1661" w:type="dxa"/>
+            <w:tcW w:w="1556" w:type="dxa"/>
           </w:tcPr>
           <w:p>
             <w:pPr>
@@ -9972,8 +11833,9 @@
                 <w:bCs/>
                 <w:sz w:val="24"/>
                 <w:szCs w:val="24"/>
-              </w:rPr>
-              <w:t>Скорость</w:t>
+                <w:lang w:val="ru-RU"/>
+              </w:rPr>
+              <w:t>Время обучения</w:t>
             </w:r>
             <w:r>
               <w:rPr>
@@ -9992,7 +11854,36 @@
                 <w:sz w:val="24"/>
                 <w:szCs w:val="24"/>
               </w:rPr>
-              <w:t>GPU A100</w:t>
+              <w:t>GPU</w:t>
+            </w:r>
+            <w:r>
+              <w:rPr>
+                <w:b/>
+                <w:bCs/>
+                <w:sz w:val="24"/>
+                <w:szCs w:val="24"/>
+                <w:lang w:val="ru-RU"/>
+              </w:rPr>
+              <w:t xml:space="preserve"> </w:t>
+            </w:r>
+            <w:r>
+              <w:rPr>
+                <w:b/>
+                <w:bCs/>
+                <w:sz w:val="24"/>
+                <w:szCs w:val="24"/>
+              </w:rPr>
+              <w:t>A</w:t>
+            </w:r>
+            <w:r>
+              <w:rPr>
+                <w:b/>
+                <w:bCs/>
+                <w:sz w:val="24"/>
+                <w:szCs w:val="24"/>
+                <w:lang w:val="ru-RU"/>
+              </w:rPr>
+              <w:t>100</w:t>
             </w:r>
             <w:r>
               <w:rPr>
@@ -10008,7 +11899,7 @@
         </w:tc>
         <w:tc>
           <w:tcPr>
-            <w:tcW w:w="1559" w:type="dxa"/>
+            <w:tcW w:w="1544" w:type="dxa"/>
             <w:vAlign w:val="center"/>
           </w:tcPr>
           <w:p>
@@ -10040,7 +11931,7 @@
         </w:tc>
         <w:tc>
           <w:tcPr>
-            <w:tcW w:w="992" w:type="dxa"/>
+            <w:tcW w:w="1010" w:type="dxa"/>
             <w:vAlign w:val="center"/>
           </w:tcPr>
           <w:p>
@@ -10083,7 +11974,7 @@
       <w:tr>
         <w:tc>
           <w:tcPr>
-            <w:tcW w:w="1437" w:type="dxa"/>
+            <w:tcW w:w="1432" w:type="dxa"/>
             <w:vAlign w:val="center"/>
           </w:tcPr>
           <w:p>
@@ -10114,7 +12005,7 @@
         </w:tc>
         <w:tc>
           <w:tcPr>
-            <w:tcW w:w="1241" w:type="dxa"/>
+            <w:tcW w:w="1229" w:type="dxa"/>
             <w:vAlign w:val="center"/>
           </w:tcPr>
           <w:p>
@@ -10140,7 +12031,7 @@
         </w:tc>
         <w:tc>
           <w:tcPr>
-            <w:tcW w:w="1003" w:type="dxa"/>
+            <w:tcW w:w="1043" w:type="dxa"/>
             <w:vAlign w:val="center"/>
           </w:tcPr>
           <w:p>
@@ -10180,7 +12071,7 @@
         </w:tc>
         <w:tc>
           <w:tcPr>
-            <w:tcW w:w="1174" w:type="dxa"/>
+            <w:tcW w:w="1253" w:type="dxa"/>
             <w:vAlign w:val="center"/>
           </w:tcPr>
           <w:p>
@@ -10220,7 +12111,7 @@
         </w:tc>
         <w:tc>
           <w:tcPr>
-            <w:tcW w:w="1661" w:type="dxa"/>
+            <w:tcW w:w="1556" w:type="dxa"/>
             <w:vAlign w:val="center"/>
           </w:tcPr>
           <w:p>
@@ -10260,7 +12151,7 @@
         </w:tc>
         <w:tc>
           <w:tcPr>
-            <w:tcW w:w="1559" w:type="dxa"/>
+            <w:tcW w:w="1544" w:type="dxa"/>
             <w:vAlign w:val="center"/>
           </w:tcPr>
           <w:p>
@@ -10300,7 +12191,7 @@
         </w:tc>
         <w:tc>
           <w:tcPr>
-            <w:tcW w:w="992" w:type="dxa"/>
+            <w:tcW w:w="1010" w:type="dxa"/>
             <w:vAlign w:val="center"/>
           </w:tcPr>
           <w:p>
@@ -10342,7 +12233,7 @@
       <w:tr>
         <w:tc>
           <w:tcPr>
-            <w:tcW w:w="1437" w:type="dxa"/>
+            <w:tcW w:w="1432" w:type="dxa"/>
             <w:vAlign w:val="center"/>
           </w:tcPr>
           <w:p>
@@ -10373,7 +12264,7 @@
         </w:tc>
         <w:tc>
           <w:tcPr>
-            <w:tcW w:w="1241" w:type="dxa"/>
+            <w:tcW w:w="1229" w:type="dxa"/>
             <w:vAlign w:val="center"/>
           </w:tcPr>
           <w:p>
@@ -10399,7 +12290,7 @@
         </w:tc>
         <w:tc>
           <w:tcPr>
-            <w:tcW w:w="1003" w:type="dxa"/>
+            <w:tcW w:w="1043" w:type="dxa"/>
             <w:vAlign w:val="center"/>
           </w:tcPr>
           <w:p>
@@ -10439,7 +12330,7 @@
         </w:tc>
         <w:tc>
           <w:tcPr>
-            <w:tcW w:w="1174" w:type="dxa"/>
+            <w:tcW w:w="1253" w:type="dxa"/>
             <w:vAlign w:val="center"/>
           </w:tcPr>
           <w:p>
@@ -10479,7 +12370,7 @@
         </w:tc>
         <w:tc>
           <w:tcPr>
-            <w:tcW w:w="1661" w:type="dxa"/>
+            <w:tcW w:w="1556" w:type="dxa"/>
             <w:vAlign w:val="center"/>
           </w:tcPr>
           <w:p>
@@ -10519,7 +12410,7 @@
         </w:tc>
         <w:tc>
           <w:tcPr>
-            <w:tcW w:w="1559" w:type="dxa"/>
+            <w:tcW w:w="1544" w:type="dxa"/>
             <w:vAlign w:val="center"/>
           </w:tcPr>
           <w:p>
@@ -10559,7 +12450,7 @@
         </w:tc>
         <w:tc>
           <w:tcPr>
-            <w:tcW w:w="992" w:type="dxa"/>
+            <w:tcW w:w="1010" w:type="dxa"/>
             <w:vAlign w:val="center"/>
           </w:tcPr>
           <w:p>
@@ -10601,7 +12492,7 @@
       <w:tr>
         <w:tc>
           <w:tcPr>
-            <w:tcW w:w="1437" w:type="dxa"/>
+            <w:tcW w:w="1432" w:type="dxa"/>
             <w:vAlign w:val="center"/>
           </w:tcPr>
           <w:p>
@@ -10632,7 +12523,7 @@
         </w:tc>
         <w:tc>
           <w:tcPr>
-            <w:tcW w:w="1241" w:type="dxa"/>
+            <w:tcW w:w="1229" w:type="dxa"/>
             <w:vAlign w:val="center"/>
           </w:tcPr>
           <w:p>
@@ -10658,7 +12549,7 @@
         </w:tc>
         <w:tc>
           <w:tcPr>
-            <w:tcW w:w="1003" w:type="dxa"/>
+            <w:tcW w:w="1043" w:type="dxa"/>
             <w:vAlign w:val="center"/>
           </w:tcPr>
           <w:p>
@@ -10698,7 +12589,7 @@
         </w:tc>
         <w:tc>
           <w:tcPr>
-            <w:tcW w:w="1174" w:type="dxa"/>
+            <w:tcW w:w="1253" w:type="dxa"/>
             <w:vAlign w:val="center"/>
           </w:tcPr>
           <w:p>
@@ -10738,7 +12629,7 @@
         </w:tc>
         <w:tc>
           <w:tcPr>
-            <w:tcW w:w="1661" w:type="dxa"/>
+            <w:tcW w:w="1556" w:type="dxa"/>
             <w:vAlign w:val="center"/>
           </w:tcPr>
           <w:p>
@@ -10778,7 +12669,7 @@
         </w:tc>
         <w:tc>
           <w:tcPr>
-            <w:tcW w:w="1559" w:type="dxa"/>
+            <w:tcW w:w="1544" w:type="dxa"/>
             <w:vAlign w:val="center"/>
           </w:tcPr>
           <w:p>
@@ -10818,7 +12709,7 @@
         </w:tc>
         <w:tc>
           <w:tcPr>
-            <w:tcW w:w="992" w:type="dxa"/>
+            <w:tcW w:w="1010" w:type="dxa"/>
             <w:vAlign w:val="center"/>
           </w:tcPr>
           <w:p>
@@ -10860,7 +12751,7 @@
       <w:tr>
         <w:tc>
           <w:tcPr>
-            <w:tcW w:w="1437" w:type="dxa"/>
+            <w:tcW w:w="1432" w:type="dxa"/>
             <w:vAlign w:val="center"/>
           </w:tcPr>
           <w:p>
@@ -10891,7 +12782,7 @@
         </w:tc>
         <w:tc>
           <w:tcPr>
-            <w:tcW w:w="1241" w:type="dxa"/>
+            <w:tcW w:w="1229" w:type="dxa"/>
             <w:vAlign w:val="center"/>
           </w:tcPr>
           <w:p>
@@ -10917,7 +12808,7 @@
         </w:tc>
         <w:tc>
           <w:tcPr>
-            <w:tcW w:w="1003" w:type="dxa"/>
+            <w:tcW w:w="1043" w:type="dxa"/>
             <w:vAlign w:val="center"/>
           </w:tcPr>
           <w:p>
@@ -10957,7 +12848,7 @@
         </w:tc>
         <w:tc>
           <w:tcPr>
-            <w:tcW w:w="1174" w:type="dxa"/>
+            <w:tcW w:w="1253" w:type="dxa"/>
             <w:vAlign w:val="center"/>
           </w:tcPr>
           <w:p>
@@ -10997,7 +12888,7 @@
         </w:tc>
         <w:tc>
           <w:tcPr>
-            <w:tcW w:w="1661" w:type="dxa"/>
+            <w:tcW w:w="1556" w:type="dxa"/>
             <w:vAlign w:val="center"/>
           </w:tcPr>
           <w:p>
@@ -11037,7 +12928,7 @@
         </w:tc>
         <w:tc>
           <w:tcPr>
-            <w:tcW w:w="1559" w:type="dxa"/>
+            <w:tcW w:w="1544" w:type="dxa"/>
             <w:vAlign w:val="center"/>
           </w:tcPr>
           <w:p>
@@ -11077,7 +12968,7 @@
         </w:tc>
         <w:tc>
           <w:tcPr>
-            <w:tcW w:w="992" w:type="dxa"/>
+            <w:tcW w:w="1010" w:type="dxa"/>
             <w:vAlign w:val="center"/>
           </w:tcPr>
           <w:p>
@@ -11119,7 +13010,7 @@
       <w:tr>
         <w:tc>
           <w:tcPr>
-            <w:tcW w:w="1437" w:type="dxa"/>
+            <w:tcW w:w="1432" w:type="dxa"/>
             <w:vAlign w:val="center"/>
           </w:tcPr>
           <w:p>
@@ -11149,7 +13040,7 @@
         </w:tc>
         <w:tc>
           <w:tcPr>
-            <w:tcW w:w="1241" w:type="dxa"/>
+            <w:tcW w:w="1229" w:type="dxa"/>
             <w:vAlign w:val="center"/>
           </w:tcPr>
           <w:p>
@@ -11174,7 +13065,7 @@
         </w:tc>
         <w:tc>
           <w:tcPr>
-            <w:tcW w:w="1003" w:type="dxa"/>
+            <w:tcW w:w="1043" w:type="dxa"/>
             <w:vAlign w:val="center"/>
           </w:tcPr>
           <w:p>
@@ -11213,7 +13104,7 @@
         </w:tc>
         <w:tc>
           <w:tcPr>
-            <w:tcW w:w="1174" w:type="dxa"/>
+            <w:tcW w:w="1253" w:type="dxa"/>
             <w:vAlign w:val="center"/>
           </w:tcPr>
           <w:p>
@@ -11252,7 +13143,7 @@
         </w:tc>
         <w:tc>
           <w:tcPr>
-            <w:tcW w:w="1661" w:type="dxa"/>
+            <w:tcW w:w="1556" w:type="dxa"/>
             <w:vAlign w:val="center"/>
           </w:tcPr>
           <w:p>
@@ -11291,7 +13182,7 @@
         </w:tc>
         <w:tc>
           <w:tcPr>
-            <w:tcW w:w="1559" w:type="dxa"/>
+            <w:tcW w:w="1544" w:type="dxa"/>
             <w:vAlign w:val="center"/>
           </w:tcPr>
           <w:p>
@@ -11330,7 +13221,7 @@
         </w:tc>
         <w:tc>
           <w:tcPr>
-            <w:tcW w:w="992" w:type="dxa"/>
+            <w:tcW w:w="1010" w:type="dxa"/>
             <w:vAlign w:val="center"/>
           </w:tcPr>
           <w:p>
@@ -11495,18 +13386,18 @@
         <w:tblLook w:val="04A0" w:firstRow="1" w:lastRow="0" w:firstColumn="1" w:lastColumn="0" w:noHBand="0" w:noVBand="1"/>
       </w:tblPr>
       <w:tblGrid>
-        <w:gridCol w:w="1358"/>
-        <w:gridCol w:w="1259"/>
+        <w:gridCol w:w="1361"/>
+        <w:gridCol w:w="1292"/>
         <w:gridCol w:w="1043"/>
-        <w:gridCol w:w="1253"/>
-        <w:gridCol w:w="1630"/>
-        <w:gridCol w:w="1507"/>
+        <w:gridCol w:w="1261"/>
+        <w:gridCol w:w="1550"/>
+        <w:gridCol w:w="1543"/>
         <w:gridCol w:w="1010"/>
       </w:tblGrid>
       <w:tr>
         <w:tc>
           <w:tcPr>
-            <w:tcW w:w="1363" w:type="dxa"/>
+            <w:tcW w:w="1361" w:type="dxa"/>
             <w:vAlign w:val="center"/>
           </w:tcPr>
           <w:p>
@@ -11536,7 +13427,7 @@
         </w:tc>
         <w:tc>
           <w:tcPr>
-            <w:tcW w:w="1308" w:type="dxa"/>
+            <w:tcW w:w="1292" w:type="dxa"/>
             <w:vAlign w:val="center"/>
           </w:tcPr>
           <w:p>
@@ -11568,7 +13459,7 @@
         </w:tc>
         <w:tc>
           <w:tcPr>
-            <w:tcW w:w="1003" w:type="dxa"/>
+            <w:tcW w:w="1043" w:type="dxa"/>
             <w:vAlign w:val="center"/>
           </w:tcPr>
           <w:p>
@@ -11617,7 +13508,7 @@
         </w:tc>
         <w:tc>
           <w:tcPr>
-            <w:tcW w:w="1174" w:type="dxa"/>
+            <w:tcW w:w="1261" w:type="dxa"/>
             <w:vAlign w:val="center"/>
           </w:tcPr>
           <w:p>
@@ -11640,8 +13531,9 @@
                 <w:bCs/>
                 <w:sz w:val="24"/>
                 <w:szCs w:val="24"/>
-              </w:rPr>
-              <w:t>Скорость</w:t>
+                <w:lang w:val="ru-RU"/>
+              </w:rPr>
+              <w:t>Время обучения</w:t>
             </w:r>
             <w:r>
               <w:rPr>
@@ -11676,7 +13568,7 @@
         </w:tc>
         <w:tc>
           <w:tcPr>
-            <w:tcW w:w="1668" w:type="dxa"/>
+            <w:tcW w:w="1550" w:type="dxa"/>
             <w:vAlign w:val="center"/>
           </w:tcPr>
           <w:p>
@@ -11691,6 +13583,7 @@
                 <w:bCs/>
                 <w:sz w:val="24"/>
                 <w:szCs w:val="24"/>
+                <w:lang w:val="ru-RU"/>
               </w:rPr>
             </w:pPr>
             <w:r>
@@ -11699,8 +13592,9 @@
                 <w:bCs/>
                 <w:sz w:val="24"/>
                 <w:szCs w:val="24"/>
-              </w:rPr>
-              <w:t>Скорость</w:t>
+                <w:lang w:val="ru-RU"/>
+              </w:rPr>
+              <w:t>Время обучения</w:t>
             </w:r>
             <w:r>
               <w:rPr>
@@ -11719,7 +13613,36 @@
                 <w:sz w:val="24"/>
                 <w:szCs w:val="24"/>
               </w:rPr>
-              <w:t>GPU A100</w:t>
+              <w:t>GPU</w:t>
+            </w:r>
+            <w:r>
+              <w:rPr>
+                <w:b/>
+                <w:bCs/>
+                <w:sz w:val="24"/>
+                <w:szCs w:val="24"/>
+                <w:lang w:val="ru-RU"/>
+              </w:rPr>
+              <w:t xml:space="preserve"> </w:t>
+            </w:r>
+            <w:r>
+              <w:rPr>
+                <w:b/>
+                <w:bCs/>
+                <w:sz w:val="24"/>
+                <w:szCs w:val="24"/>
+              </w:rPr>
+              <w:t>A</w:t>
+            </w:r>
+            <w:r>
+              <w:rPr>
+                <w:b/>
+                <w:bCs/>
+                <w:sz w:val="24"/>
+                <w:szCs w:val="24"/>
+                <w:lang w:val="ru-RU"/>
+              </w:rPr>
+              <w:t>100</w:t>
             </w:r>
             <w:r>
               <w:rPr>
@@ -11735,7 +13658,7 @@
         </w:tc>
         <w:tc>
           <w:tcPr>
-            <w:tcW w:w="1560" w:type="dxa"/>
+            <w:tcW w:w="1543" w:type="dxa"/>
             <w:vAlign w:val="center"/>
           </w:tcPr>
           <w:p>
@@ -11766,7 +13689,7 @@
         </w:tc>
         <w:tc>
           <w:tcPr>
-            <w:tcW w:w="985" w:type="dxa"/>
+            <w:tcW w:w="1010" w:type="dxa"/>
             <w:vAlign w:val="center"/>
           </w:tcPr>
           <w:p>
@@ -11808,7 +13731,7 @@
       <w:tr>
         <w:tc>
           <w:tcPr>
-            <w:tcW w:w="1363" w:type="dxa"/>
+            <w:tcW w:w="1361" w:type="dxa"/>
             <w:vAlign w:val="center"/>
           </w:tcPr>
           <w:p>
@@ -11839,7 +13762,7 @@
         </w:tc>
         <w:tc>
           <w:tcPr>
-            <w:tcW w:w="1308" w:type="dxa"/>
+            <w:tcW w:w="1292" w:type="dxa"/>
             <w:vAlign w:val="center"/>
           </w:tcPr>
           <w:p>
@@ -11865,7 +13788,7 @@
         </w:tc>
         <w:tc>
           <w:tcPr>
-            <w:tcW w:w="1003" w:type="dxa"/>
+            <w:tcW w:w="1043" w:type="dxa"/>
             <w:vAlign w:val="center"/>
           </w:tcPr>
           <w:p>
@@ -11905,7 +13828,7 @@
         </w:tc>
         <w:tc>
           <w:tcPr>
-            <w:tcW w:w="1174" w:type="dxa"/>
+            <w:tcW w:w="1261" w:type="dxa"/>
             <w:vAlign w:val="center"/>
           </w:tcPr>
           <w:p>
@@ -11945,7 +13868,7 @@
         </w:tc>
         <w:tc>
           <w:tcPr>
-            <w:tcW w:w="1668" w:type="dxa"/>
+            <w:tcW w:w="1550" w:type="dxa"/>
             <w:vAlign w:val="center"/>
           </w:tcPr>
           <w:p>
@@ -11985,7 +13908,7 @@
         </w:tc>
         <w:tc>
           <w:tcPr>
-            <w:tcW w:w="1560" w:type="dxa"/>
+            <w:tcW w:w="1543" w:type="dxa"/>
             <w:vAlign w:val="center"/>
           </w:tcPr>
           <w:p>
@@ -12025,7 +13948,7 @@
         </w:tc>
         <w:tc>
           <w:tcPr>
-            <w:tcW w:w="985" w:type="dxa"/>
+            <w:tcW w:w="1010" w:type="dxa"/>
             <w:vAlign w:val="center"/>
           </w:tcPr>
           <w:p>
@@ -12067,7 +13990,7 @@
       <w:tr>
         <w:tc>
           <w:tcPr>
-            <w:tcW w:w="1363" w:type="dxa"/>
+            <w:tcW w:w="1361" w:type="dxa"/>
             <w:vAlign w:val="center"/>
           </w:tcPr>
           <w:p>
@@ -12098,7 +14021,7 @@
         </w:tc>
         <w:tc>
           <w:tcPr>
-            <w:tcW w:w="1308" w:type="dxa"/>
+            <w:tcW w:w="1292" w:type="dxa"/>
             <w:vAlign w:val="center"/>
           </w:tcPr>
           <w:p>
@@ -12124,7 +14047,7 @@
         </w:tc>
         <w:tc>
           <w:tcPr>
-            <w:tcW w:w="1003" w:type="dxa"/>
+            <w:tcW w:w="1043" w:type="dxa"/>
             <w:vAlign w:val="center"/>
           </w:tcPr>
           <w:p>
@@ -12164,7 +14087,7 @@
         </w:tc>
         <w:tc>
           <w:tcPr>
-            <w:tcW w:w="1174" w:type="dxa"/>
+            <w:tcW w:w="1261" w:type="dxa"/>
             <w:vAlign w:val="center"/>
           </w:tcPr>
           <w:p>
@@ -12204,7 +14127,7 @@
         </w:tc>
         <w:tc>
           <w:tcPr>
-            <w:tcW w:w="1668" w:type="dxa"/>
+            <w:tcW w:w="1550" w:type="dxa"/>
             <w:vAlign w:val="center"/>
           </w:tcPr>
           <w:p>
@@ -12244,7 +14167,7 @@
         </w:tc>
         <w:tc>
           <w:tcPr>
-            <w:tcW w:w="1560" w:type="dxa"/>
+            <w:tcW w:w="1543" w:type="dxa"/>
             <w:vAlign w:val="center"/>
           </w:tcPr>
           <w:p>
@@ -12284,7 +14207,7 @@
         </w:tc>
         <w:tc>
           <w:tcPr>
-            <w:tcW w:w="985" w:type="dxa"/>
+            <w:tcW w:w="1010" w:type="dxa"/>
             <w:vAlign w:val="center"/>
           </w:tcPr>
           <w:p>
@@ -12326,7 +14249,7 @@
       <w:tr>
         <w:tc>
           <w:tcPr>
-            <w:tcW w:w="1363" w:type="dxa"/>
+            <w:tcW w:w="1361" w:type="dxa"/>
             <w:vAlign w:val="center"/>
           </w:tcPr>
           <w:p>
@@ -12357,7 +14280,7 @@
         </w:tc>
         <w:tc>
           <w:tcPr>
-            <w:tcW w:w="1308" w:type="dxa"/>
+            <w:tcW w:w="1292" w:type="dxa"/>
             <w:vAlign w:val="center"/>
           </w:tcPr>
           <w:p>
@@ -12383,7 +14306,7 @@
         </w:tc>
         <w:tc>
           <w:tcPr>
-            <w:tcW w:w="1003" w:type="dxa"/>
+            <w:tcW w:w="1043" w:type="dxa"/>
             <w:vAlign w:val="center"/>
           </w:tcPr>
           <w:p>
@@ -12423,7 +14346,7 @@
         </w:tc>
         <w:tc>
           <w:tcPr>
-            <w:tcW w:w="1174" w:type="dxa"/>
+            <w:tcW w:w="1261" w:type="dxa"/>
             <w:vAlign w:val="center"/>
           </w:tcPr>
           <w:p>
@@ -12463,7 +14386,7 @@
         </w:tc>
         <w:tc>
           <w:tcPr>
-            <w:tcW w:w="1668" w:type="dxa"/>
+            <w:tcW w:w="1550" w:type="dxa"/>
             <w:vAlign w:val="center"/>
           </w:tcPr>
           <w:p>
@@ -12503,7 +14426,7 @@
         </w:tc>
         <w:tc>
           <w:tcPr>
-            <w:tcW w:w="1560" w:type="dxa"/>
+            <w:tcW w:w="1543" w:type="dxa"/>
             <w:vAlign w:val="center"/>
           </w:tcPr>
           <w:p>
@@ -12543,7 +14466,7 @@
         </w:tc>
         <w:tc>
           <w:tcPr>
-            <w:tcW w:w="985" w:type="dxa"/>
+            <w:tcW w:w="1010" w:type="dxa"/>
             <w:vAlign w:val="center"/>
           </w:tcPr>
           <w:p>
@@ -12585,7 +14508,7 @@
       <w:tr>
         <w:tc>
           <w:tcPr>
-            <w:tcW w:w="1363" w:type="dxa"/>
+            <w:tcW w:w="1361" w:type="dxa"/>
             <w:vAlign w:val="center"/>
           </w:tcPr>
           <w:p>
@@ -12616,7 +14539,7 @@
         </w:tc>
         <w:tc>
           <w:tcPr>
-            <w:tcW w:w="1308" w:type="dxa"/>
+            <w:tcW w:w="1292" w:type="dxa"/>
             <w:vAlign w:val="center"/>
           </w:tcPr>
           <w:p>
@@ -12642,7 +14565,7 @@
         </w:tc>
         <w:tc>
           <w:tcPr>
-            <w:tcW w:w="1003" w:type="dxa"/>
+            <w:tcW w:w="1043" w:type="dxa"/>
             <w:vAlign w:val="center"/>
           </w:tcPr>
           <w:p>
@@ -12682,7 +14605,7 @@
         </w:tc>
         <w:tc>
           <w:tcPr>
-            <w:tcW w:w="1174" w:type="dxa"/>
+            <w:tcW w:w="1261" w:type="dxa"/>
             <w:vAlign w:val="center"/>
           </w:tcPr>
           <w:p>
@@ -12722,7 +14645,7 @@
         </w:tc>
         <w:tc>
           <w:tcPr>
-            <w:tcW w:w="1668" w:type="dxa"/>
+            <w:tcW w:w="1550" w:type="dxa"/>
             <w:vAlign w:val="center"/>
           </w:tcPr>
           <w:p>
@@ -12762,7 +14685,7 @@
         </w:tc>
         <w:tc>
           <w:tcPr>
-            <w:tcW w:w="1560" w:type="dxa"/>
+            <w:tcW w:w="1543" w:type="dxa"/>
             <w:vAlign w:val="center"/>
           </w:tcPr>
           <w:p>
@@ -12802,7 +14725,7 @@
         </w:tc>
         <w:tc>
           <w:tcPr>
-            <w:tcW w:w="985" w:type="dxa"/>
+            <w:tcW w:w="1010" w:type="dxa"/>
             <w:vAlign w:val="center"/>
           </w:tcPr>
           <w:p>
@@ -12844,7 +14767,7 @@
       <w:tr>
         <w:tc>
           <w:tcPr>
-            <w:tcW w:w="1363" w:type="dxa"/>
+            <w:tcW w:w="1361" w:type="dxa"/>
             <w:vAlign w:val="center"/>
           </w:tcPr>
           <w:p>
@@ -12874,7 +14797,7 @@
         </w:tc>
         <w:tc>
           <w:tcPr>
-            <w:tcW w:w="1308" w:type="dxa"/>
+            <w:tcW w:w="1292" w:type="dxa"/>
             <w:vAlign w:val="center"/>
           </w:tcPr>
           <w:p>
@@ -12899,7 +14822,7 @@
         </w:tc>
         <w:tc>
           <w:tcPr>
-            <w:tcW w:w="1003" w:type="dxa"/>
+            <w:tcW w:w="1043" w:type="dxa"/>
             <w:vAlign w:val="center"/>
           </w:tcPr>
           <w:p>
@@ -12938,7 +14861,7 @@
         </w:tc>
         <w:tc>
           <w:tcPr>
-            <w:tcW w:w="1174" w:type="dxa"/>
+            <w:tcW w:w="1261" w:type="dxa"/>
             <w:vAlign w:val="center"/>
           </w:tcPr>
           <w:p>
@@ -12977,7 +14900,7 @@
         </w:tc>
         <w:tc>
           <w:tcPr>
-            <w:tcW w:w="1668" w:type="dxa"/>
+            <w:tcW w:w="1550" w:type="dxa"/>
             <w:vAlign w:val="center"/>
           </w:tcPr>
           <w:p>
@@ -13016,7 +14939,7 @@
         </w:tc>
         <w:tc>
           <w:tcPr>
-            <w:tcW w:w="1560" w:type="dxa"/>
+            <w:tcW w:w="1543" w:type="dxa"/>
             <w:vAlign w:val="center"/>
           </w:tcPr>
           <w:p>
@@ -13055,7 +14978,7 @@
         </w:tc>
         <w:tc>
           <w:tcPr>
-            <w:tcW w:w="985" w:type="dxa"/>
+            <w:tcW w:w="1010" w:type="dxa"/>
             <w:vAlign w:val="center"/>
           </w:tcPr>
           <w:p>
@@ -13202,18 +15125,18 @@
         <w:tblLook w:val="04A0" w:firstRow="1" w:lastRow="0" w:firstColumn="1" w:lastColumn="0" w:noHBand="0" w:noVBand="1"/>
       </w:tblPr>
       <w:tblGrid>
-        <w:gridCol w:w="1358"/>
-        <w:gridCol w:w="1259"/>
+        <w:gridCol w:w="1361"/>
+        <w:gridCol w:w="1292"/>
         <w:gridCol w:w="1043"/>
-        <w:gridCol w:w="1253"/>
-        <w:gridCol w:w="1630"/>
-        <w:gridCol w:w="1507"/>
+        <w:gridCol w:w="1261"/>
+        <w:gridCol w:w="1550"/>
+        <w:gridCol w:w="1543"/>
         <w:gridCol w:w="1010"/>
       </w:tblGrid>
       <w:tr>
         <w:tc>
           <w:tcPr>
-            <w:tcW w:w="1363" w:type="dxa"/>
+            <w:tcW w:w="1361" w:type="dxa"/>
             <w:vAlign w:val="center"/>
           </w:tcPr>
           <w:p>
@@ -13243,7 +15166,7 @@
         </w:tc>
         <w:tc>
           <w:tcPr>
-            <w:tcW w:w="1308" w:type="dxa"/>
+            <w:tcW w:w="1292" w:type="dxa"/>
             <w:vAlign w:val="center"/>
           </w:tcPr>
           <w:p>
@@ -13275,7 +15198,7 @@
         </w:tc>
         <w:tc>
           <w:tcPr>
-            <w:tcW w:w="1003" w:type="dxa"/>
+            <w:tcW w:w="1043" w:type="dxa"/>
             <w:vAlign w:val="center"/>
           </w:tcPr>
           <w:p>
@@ -13324,7 +15247,7 @@
         </w:tc>
         <w:tc>
           <w:tcPr>
-            <w:tcW w:w="1174" w:type="dxa"/>
+            <w:tcW w:w="1261" w:type="dxa"/>
             <w:vAlign w:val="center"/>
           </w:tcPr>
           <w:p>
@@ -13347,8 +15270,9 @@
                 <w:bCs/>
                 <w:sz w:val="24"/>
                 <w:szCs w:val="24"/>
-              </w:rPr>
-              <w:t>Скорость</w:t>
+                <w:lang w:val="ru-RU"/>
+              </w:rPr>
+              <w:t>Время обучения</w:t>
             </w:r>
             <w:r>
               <w:rPr>
@@ -13383,7 +15307,7 @@
         </w:tc>
         <w:tc>
           <w:tcPr>
-            <w:tcW w:w="1668" w:type="dxa"/>
+            <w:tcW w:w="1550" w:type="dxa"/>
             <w:vAlign w:val="center"/>
           </w:tcPr>
           <w:p>
@@ -13398,6 +15322,7 @@
                 <w:bCs/>
                 <w:sz w:val="24"/>
                 <w:szCs w:val="24"/>
+                <w:lang w:val="ru-RU"/>
               </w:rPr>
             </w:pPr>
             <w:r>
@@ -13406,8 +15331,9 @@
                 <w:bCs/>
                 <w:sz w:val="24"/>
                 <w:szCs w:val="24"/>
-              </w:rPr>
-              <w:t>Скорость</w:t>
+                <w:lang w:val="ru-RU"/>
+              </w:rPr>
+              <w:t>Время обучения</w:t>
             </w:r>
             <w:r>
               <w:rPr>
@@ -13426,7 +15352,7 @@
                 <w:sz w:val="24"/>
                 <w:szCs w:val="24"/>
               </w:rPr>
-              <w:t xml:space="preserve">GPU </w:t>
+              <w:t>GPU</w:t>
             </w:r>
             <w:r>
               <w:rPr>
@@ -13434,8 +15360,28 @@
                 <w:bCs/>
                 <w:sz w:val="24"/>
                 <w:szCs w:val="24"/>
-              </w:rPr>
-              <w:t>T4</w:t>
+                <w:lang w:val="ru-RU"/>
+              </w:rPr>
+              <w:t xml:space="preserve"> </w:t>
+            </w:r>
+            <w:r>
+              <w:rPr>
+                <w:b/>
+                <w:bCs/>
+                <w:sz w:val="24"/>
+                <w:szCs w:val="24"/>
+              </w:rPr>
+              <w:t>T</w:t>
+            </w:r>
+            <w:r>
+              <w:rPr>
+                <w:b/>
+                <w:bCs/>
+                <w:sz w:val="24"/>
+                <w:szCs w:val="24"/>
+                <w:lang w:val="ru-RU"/>
+              </w:rPr>
+              <w:t>4</w:t>
             </w:r>
             <w:r>
               <w:rPr>
@@ -13451,7 +15397,7 @@
         </w:tc>
         <w:tc>
           <w:tcPr>
-            <w:tcW w:w="1560" w:type="dxa"/>
+            <w:tcW w:w="1543" w:type="dxa"/>
             <w:vAlign w:val="center"/>
           </w:tcPr>
           <w:p>
@@ -13482,7 +15428,7 @@
         </w:tc>
         <w:tc>
           <w:tcPr>
-            <w:tcW w:w="985" w:type="dxa"/>
+            <w:tcW w:w="1010" w:type="dxa"/>
             <w:vAlign w:val="center"/>
           </w:tcPr>
           <w:p>
@@ -13524,7 +15470,7 @@
       <w:tr>
         <w:tc>
           <w:tcPr>
-            <w:tcW w:w="1363" w:type="dxa"/>
+            <w:tcW w:w="1361" w:type="dxa"/>
           </w:tcPr>
           <w:p>
             <w:pPr>
@@ -13553,7 +15499,7 @@
         </w:tc>
         <w:tc>
           <w:tcPr>
-            <w:tcW w:w="1308" w:type="dxa"/>
+            <w:tcW w:w="1292" w:type="dxa"/>
             <w:vAlign w:val="center"/>
           </w:tcPr>
           <w:p>
@@ -13579,7 +15525,7 @@
         </w:tc>
         <w:tc>
           <w:tcPr>
-            <w:tcW w:w="1003" w:type="dxa"/>
+            <w:tcW w:w="1043" w:type="dxa"/>
             <w:vAlign w:val="center"/>
           </w:tcPr>
           <w:p>
@@ -13619,7 +15565,7 @@
         </w:tc>
         <w:tc>
           <w:tcPr>
-            <w:tcW w:w="1174" w:type="dxa"/>
+            <w:tcW w:w="1261" w:type="dxa"/>
             <w:vAlign w:val="center"/>
           </w:tcPr>
           <w:p>
@@ -13659,7 +15605,7 @@
         </w:tc>
         <w:tc>
           <w:tcPr>
-            <w:tcW w:w="1668" w:type="dxa"/>
+            <w:tcW w:w="1550" w:type="dxa"/>
             <w:vAlign w:val="center"/>
           </w:tcPr>
           <w:p>
@@ -13699,7 +15645,7 @@
         </w:tc>
         <w:tc>
           <w:tcPr>
-            <w:tcW w:w="1560" w:type="dxa"/>
+            <w:tcW w:w="1543" w:type="dxa"/>
             <w:vAlign w:val="center"/>
           </w:tcPr>
           <w:p>
@@ -13739,7 +15685,7 @@
         </w:tc>
         <w:tc>
           <w:tcPr>
-            <w:tcW w:w="985" w:type="dxa"/>
+            <w:tcW w:w="1010" w:type="dxa"/>
             <w:vAlign w:val="center"/>
           </w:tcPr>
           <w:p>
@@ -13781,7 +15727,7 @@
       <w:tr>
         <w:tc>
           <w:tcPr>
-            <w:tcW w:w="1363" w:type="dxa"/>
+            <w:tcW w:w="1361" w:type="dxa"/>
           </w:tcPr>
           <w:p>
             <w:pPr>
@@ -13810,7 +15756,7 @@
         </w:tc>
         <w:tc>
           <w:tcPr>
-            <w:tcW w:w="1308" w:type="dxa"/>
+            <w:tcW w:w="1292" w:type="dxa"/>
             <w:vAlign w:val="center"/>
           </w:tcPr>
           <w:p>
@@ -13836,7 +15782,7 @@
         </w:tc>
         <w:tc>
           <w:tcPr>
-            <w:tcW w:w="1003" w:type="dxa"/>
+            <w:tcW w:w="1043" w:type="dxa"/>
             <w:vAlign w:val="center"/>
           </w:tcPr>
           <w:p>
@@ -13876,7 +15822,7 @@
         </w:tc>
         <w:tc>
           <w:tcPr>
-            <w:tcW w:w="1174" w:type="dxa"/>
+            <w:tcW w:w="1261" w:type="dxa"/>
             <w:vAlign w:val="center"/>
           </w:tcPr>
           <w:p>
@@ -13916,7 +15862,7 @@
         </w:tc>
         <w:tc>
           <w:tcPr>
-            <w:tcW w:w="1668" w:type="dxa"/>
+            <w:tcW w:w="1550" w:type="dxa"/>
             <w:vAlign w:val="center"/>
           </w:tcPr>
           <w:p>
@@ -13956,7 +15902,7 @@
         </w:tc>
         <w:tc>
           <w:tcPr>
-            <w:tcW w:w="1560" w:type="dxa"/>
+            <w:tcW w:w="1543" w:type="dxa"/>
             <w:vAlign w:val="center"/>
           </w:tcPr>
           <w:p>
@@ -13996,7 +15942,7 @@
         </w:tc>
         <w:tc>
           <w:tcPr>
-            <w:tcW w:w="985" w:type="dxa"/>
+            <w:tcW w:w="1010" w:type="dxa"/>
             <w:vAlign w:val="center"/>
           </w:tcPr>
           <w:p>
@@ -14038,7 +15984,7 @@
       <w:tr>
         <w:tc>
           <w:tcPr>
-            <w:tcW w:w="1363" w:type="dxa"/>
+            <w:tcW w:w="1361" w:type="dxa"/>
           </w:tcPr>
           <w:p>
             <w:pPr>
@@ -14067,7 +16013,7 @@
         </w:tc>
         <w:tc>
           <w:tcPr>
-            <w:tcW w:w="1308" w:type="dxa"/>
+            <w:tcW w:w="1292" w:type="dxa"/>
             <w:vAlign w:val="center"/>
           </w:tcPr>
           <w:p>
@@ -14093,7 +16039,7 @@
         </w:tc>
         <w:tc>
           <w:tcPr>
-            <w:tcW w:w="1003" w:type="dxa"/>
+            <w:tcW w:w="1043" w:type="dxa"/>
             <w:vAlign w:val="center"/>
           </w:tcPr>
           <w:p>
@@ -14134,7 +16080,7 @@
         </w:tc>
         <w:tc>
           <w:tcPr>
-            <w:tcW w:w="1174" w:type="dxa"/>
+            <w:tcW w:w="1261" w:type="dxa"/>
             <w:vAlign w:val="center"/>
           </w:tcPr>
           <w:p>
@@ -14174,7 +16120,7 @@
         </w:tc>
         <w:tc>
           <w:tcPr>
-            <w:tcW w:w="1668" w:type="dxa"/>
+            <w:tcW w:w="1550" w:type="dxa"/>
             <w:vAlign w:val="center"/>
           </w:tcPr>
           <w:p>
@@ -14214,7 +16160,7 @@
         </w:tc>
         <w:tc>
           <w:tcPr>
-            <w:tcW w:w="1560" w:type="dxa"/>
+            <w:tcW w:w="1543" w:type="dxa"/>
             <w:vAlign w:val="center"/>
           </w:tcPr>
           <w:p>
@@ -14254,7 +16200,7 @@
         </w:tc>
         <w:tc>
           <w:tcPr>
-            <w:tcW w:w="985" w:type="dxa"/>
+            <w:tcW w:w="1010" w:type="dxa"/>
             <w:vAlign w:val="center"/>
           </w:tcPr>
           <w:p>
@@ -14296,7 +16242,7 @@
       <w:tr>
         <w:tc>
           <w:tcPr>
-            <w:tcW w:w="1363" w:type="dxa"/>
+            <w:tcW w:w="1361" w:type="dxa"/>
           </w:tcPr>
           <w:p>
             <w:pPr>
@@ -14325,7 +16271,7 @@
         </w:tc>
         <w:tc>
           <w:tcPr>
-            <w:tcW w:w="1308" w:type="dxa"/>
+            <w:tcW w:w="1292" w:type="dxa"/>
             <w:vAlign w:val="center"/>
           </w:tcPr>
           <w:p>
@@ -14351,7 +16297,7 @@
         </w:tc>
         <w:tc>
           <w:tcPr>
-            <w:tcW w:w="1003" w:type="dxa"/>
+            <w:tcW w:w="1043" w:type="dxa"/>
             <w:vAlign w:val="center"/>
           </w:tcPr>
           <w:p>
@@ -14391,7 +16337,7 @@
         </w:tc>
         <w:tc>
           <w:tcPr>
-            <w:tcW w:w="1174" w:type="dxa"/>
+            <w:tcW w:w="1261" w:type="dxa"/>
             <w:vAlign w:val="center"/>
           </w:tcPr>
           <w:p>
@@ -14431,7 +16377,7 @@
         </w:tc>
         <w:tc>
           <w:tcPr>
-            <w:tcW w:w="1668" w:type="dxa"/>
+            <w:tcW w:w="1550" w:type="dxa"/>
             <w:vAlign w:val="center"/>
           </w:tcPr>
           <w:p>
@@ -14471,7 +16417,7 @@
         </w:tc>
         <w:tc>
           <w:tcPr>
-            <w:tcW w:w="1560" w:type="dxa"/>
+            <w:tcW w:w="1543" w:type="dxa"/>
             <w:vAlign w:val="center"/>
           </w:tcPr>
           <w:p>
@@ -14511,7 +16457,7 @@
         </w:tc>
         <w:tc>
           <w:tcPr>
-            <w:tcW w:w="985" w:type="dxa"/>
+            <w:tcW w:w="1010" w:type="dxa"/>
             <w:vAlign w:val="center"/>
           </w:tcPr>
           <w:p>
@@ -14553,7 +16499,7 @@
       <w:tr>
         <w:tc>
           <w:tcPr>
-            <w:tcW w:w="1363" w:type="dxa"/>
+            <w:tcW w:w="1361" w:type="dxa"/>
           </w:tcPr>
           <w:p>
             <w:pPr>
@@ -14581,7 +16527,7 @@
         </w:tc>
         <w:tc>
           <w:tcPr>
-            <w:tcW w:w="1308" w:type="dxa"/>
+            <w:tcW w:w="1292" w:type="dxa"/>
             <w:vAlign w:val="center"/>
           </w:tcPr>
           <w:p>
@@ -14606,7 +16552,7 @@
         </w:tc>
         <w:tc>
           <w:tcPr>
-            <w:tcW w:w="1003" w:type="dxa"/>
+            <w:tcW w:w="1043" w:type="dxa"/>
             <w:vAlign w:val="center"/>
           </w:tcPr>
           <w:p>
@@ -14645,7 +16591,7 @@
         </w:tc>
         <w:tc>
           <w:tcPr>
-            <w:tcW w:w="1174" w:type="dxa"/>
+            <w:tcW w:w="1261" w:type="dxa"/>
             <w:vAlign w:val="center"/>
           </w:tcPr>
           <w:p>
@@ -14684,7 +16630,7 @@
         </w:tc>
         <w:tc>
           <w:tcPr>
-            <w:tcW w:w="1668" w:type="dxa"/>
+            <w:tcW w:w="1550" w:type="dxa"/>
             <w:vAlign w:val="center"/>
           </w:tcPr>
           <w:p>
@@ -14723,7 +16669,7 @@
         </w:tc>
         <w:tc>
           <w:tcPr>
-            <w:tcW w:w="1560" w:type="dxa"/>
+            <w:tcW w:w="1543" w:type="dxa"/>
             <w:vAlign w:val="center"/>
           </w:tcPr>
           <w:p>
@@ -14762,7 +16708,7 @@
         </w:tc>
         <w:tc>
           <w:tcPr>
-            <w:tcW w:w="985" w:type="dxa"/>
+            <w:tcW w:w="1010" w:type="dxa"/>
             <w:vAlign w:val="center"/>
           </w:tcPr>
           <w:p>
@@ -14909,9 +16855,11 @@
       <w:pPr>
         <w:pStyle w:val="2"/>
       </w:pPr>
+      <w:bookmarkStart w:id="26" w:name="_Toc198123391"/>
       <w:r>
         <w:t>Метрики качества</w:t>
       </w:r>
+      <w:bookmarkEnd w:id="26"/>
     </w:p>
     <w:p>
       <w:pPr>
@@ -14930,17 +16878,17 @@
       <w:pPr>
         <w:pStyle w:val="2"/>
       </w:pPr>
-      <w:bookmarkStart w:id="24" w:name="_Toc196309055"/>
+      <w:bookmarkStart w:id="27" w:name="_Toc198123392"/>
       <w:r>
         <w:t>Эксперименты</w:t>
       </w:r>
-      <w:bookmarkEnd w:id="24"/>
+      <w:bookmarkEnd w:id="27"/>
     </w:p>
     <w:p>
       <w:pPr>
         <w:pStyle w:val="15"/>
       </w:pPr>
-      <w:bookmarkStart w:id="25" w:name="OLE_LINK2"/>
+      <w:bookmarkStart w:id="28" w:name="OLE_LINK2"/>
       <w:r>
         <w:rPr>
           <w:highlight w:val="yellow"/>
@@ -15288,47 +17236,156 @@
       <w:pPr>
         <w:pStyle w:val="15"/>
         <w:rPr>
-          <w:lang w:val="ru-RU"/>
-        </w:rPr>
-      </w:pPr>
+          <w:rStyle w:val="ezkurwreuab5ozgtqnkl"/>
+          <w:lang w:val="ru-RU"/>
+        </w:rPr>
+      </w:pPr>
+      <w:r>
+        <w:rPr>
+          <w:lang w:val="ru-RU"/>
+        </w:rPr>
+        <w:t>В рамках данной работы</w:t>
+      </w:r>
+      <w:r>
+        <w:rPr>
+          <w:lang w:val="ru-RU"/>
+        </w:rPr>
+        <w:t xml:space="preserve"> </w:t>
+      </w:r>
+      <w:r>
+        <w:rPr>
+          <w:lang w:val="ru-RU"/>
+        </w:rPr>
+        <w:t>э</w:t>
+      </w:r>
+      <w:r>
+        <w:rPr>
+          <w:lang w:val="ru-RU"/>
+        </w:rPr>
+        <w:t xml:space="preserve">ти параметры, как и многие другие </w:t>
+      </w:r>
+      <w:r>
+        <w:rPr>
+          <w:lang w:val="ru-RU"/>
+        </w:rPr>
+        <w:t>не будут изменяться</w:t>
+      </w:r>
+      <w:r>
+        <w:rPr>
+          <w:lang w:val="ru-RU"/>
+        </w:rPr>
+        <w:t>,</w:t>
+      </w:r>
+      <w:r>
+        <w:rPr>
+          <w:lang w:val="ru-RU"/>
+        </w:rPr>
+        <w:t xml:space="preserve"> так как по умолчанию уже указаны оптимальные и универсальные значения. Изменяться будет только количество эпох. Эпоха – </w:t>
+      </w:r>
+      <w:r>
+        <w:rPr>
+          <w:rStyle w:val="ezkurwreuab5ozgtqnkl"/>
+          <w:lang w:val="ru-RU"/>
+        </w:rPr>
+        <w:t>это</w:t>
+      </w:r>
+      <w:r>
+        <w:rPr>
+          <w:lang w:val="ru-RU"/>
+        </w:rPr>
+        <w:t xml:space="preserve"> </w:t>
+      </w:r>
+      <w:r>
+        <w:rPr>
+          <w:rStyle w:val="ezkurwreuab5ozgtqnkl"/>
+          <w:lang w:val="ru-RU"/>
+        </w:rPr>
+        <w:t>один</w:t>
+      </w:r>
+      <w:r>
+        <w:rPr>
+          <w:lang w:val="ru-RU"/>
+        </w:rPr>
+        <w:t xml:space="preserve"> </w:t>
+      </w:r>
+      <w:r>
+        <w:rPr>
+          <w:rStyle w:val="ezkurwreuab5ozgtqnkl"/>
+          <w:lang w:val="ru-RU"/>
+        </w:rPr>
+        <w:t>полный</w:t>
+      </w:r>
+      <w:r>
+        <w:rPr>
+          <w:lang w:val="ru-RU"/>
+        </w:rPr>
+        <w:t xml:space="preserve"> </w:t>
+      </w:r>
+      <w:r>
+        <w:rPr>
+          <w:lang w:val="ru-RU"/>
+        </w:rPr>
+        <w:t>проход нейронной сети по</w:t>
+      </w:r>
+      <w:r>
+        <w:rPr>
+          <w:lang w:val="ru-RU"/>
+        </w:rPr>
+        <w:t xml:space="preserve"> </w:t>
+      </w:r>
+      <w:r>
+        <w:rPr>
+          <w:rStyle w:val="ezkurwreuab5ozgtqnkl"/>
+          <w:lang w:val="ru-RU"/>
+        </w:rPr>
+        <w:t>все</w:t>
+      </w:r>
+      <w:r>
+        <w:rPr>
+          <w:rStyle w:val="ezkurwreuab5ozgtqnkl"/>
+          <w:lang w:val="ru-RU"/>
+        </w:rPr>
+        <w:t>му</w:t>
+      </w:r>
+      <w:r>
+        <w:rPr>
+          <w:lang w:val="ru-RU"/>
+        </w:rPr>
+        <w:t xml:space="preserve"> </w:t>
+      </w:r>
+      <w:r>
+        <w:rPr>
+          <w:lang w:val="ru-RU"/>
+        </w:rPr>
+        <w:t>обучающему набору данных</w:t>
+      </w:r>
+      <w:r>
+        <w:rPr>
+          <w:rStyle w:val="ezkurwreuab5ozgtqnkl"/>
+          <w:lang w:val="ru-RU"/>
+        </w:rPr>
+        <w:t>.</w:t>
+      </w:r>
     </w:p>
     <w:p>
       <w:pPr>
         <w:pStyle w:val="15"/>
         <w:rPr>
-          <w:rStyle w:val="ezkurwreuab5ozgtqnkl"/>
-          <w:lang w:val="ru-RU"/>
-        </w:rPr>
-      </w:pPr>
-      <w:r>
-        <w:rPr>
-          <w:lang w:val="ru-RU"/>
-        </w:rPr>
-        <w:t>В рамках данной работы</w:t>
-      </w:r>
-      <w:r>
-        <w:rPr>
-          <w:lang w:val="ru-RU"/>
-        </w:rPr>
-        <w:t xml:space="preserve"> </w:t>
-      </w:r>
-      <w:r>
-        <w:rPr>
-          <w:lang w:val="ru-RU"/>
-        </w:rPr>
-        <w:t>э</w:t>
-      </w:r>
-      <w:r>
-        <w:rPr>
-          <w:lang w:val="ru-RU"/>
-        </w:rPr>
-        <w:t xml:space="preserve">ти параметры, как и многие другие </w:t>
-      </w:r>
-      <w:r>
-        <w:rPr>
-          <w:lang w:val="ru-RU"/>
-        </w:rPr>
-        <w:t>не будут изменяться</w:t>
+          <w:lang w:val="ru-RU"/>
+        </w:rPr>
+      </w:pPr>
+      <w:r>
+        <w:rPr>
+          <w:highlight w:val="yellow"/>
+          <w:lang w:val="ru-RU"/>
+        </w:rPr>
+        <w:t>Для тестирования достаточно будет указать 20 эпох, этого достаточно, чтобы модель обучилась, при этом не начала переобучаться</w:t>
+      </w:r>
+      <w:r>
+        <w:rPr>
+          <w:lang w:val="ru-RU"/>
+        </w:rPr>
+        <w:t>. Исходя из результатов обучения</w:t>
       </w:r>
       <w:r>
         <w:rPr>
@@ -15340,91 +17397,7 @@
         <w:rPr>
           <w:lang w:val="ru-RU"/>
         </w:rPr>
-        <w:t xml:space="preserve"> так как по умолчанию уже указаны оптимальные и универсальные значения. Изменяться будет только количество эпох. Эпоха – </w:t>
-      </w:r>
-      <w:r>
-        <w:rPr>
-          <w:rStyle w:val="ezkurwreuab5ozgtqnkl"/>
-          <w:lang w:val="ru-RU"/>
-        </w:rPr>
-        <w:t>это</w:t>
-      </w:r>
-      <w:r>
-        <w:rPr>
-          <w:lang w:val="ru-RU"/>
-        </w:rPr>
-        <w:t xml:space="preserve"> </w:t>
-      </w:r>
-      <w:r>
-        <w:rPr>
-          <w:rStyle w:val="ezkurwreuab5ozgtqnkl"/>
-          <w:lang w:val="ru-RU"/>
-        </w:rPr>
-        <w:t>один</w:t>
-      </w:r>
-      <w:r>
-        <w:rPr>
-          <w:lang w:val="ru-RU"/>
-        </w:rPr>
-        <w:t xml:space="preserve"> </w:t>
-      </w:r>
-      <w:r>
-        <w:rPr>
-          <w:rStyle w:val="ezkurwreuab5ozgtqnkl"/>
-          <w:lang w:val="ru-RU"/>
-        </w:rPr>
-        <w:t>полный</w:t>
-      </w:r>
-      <w:r>
-        <w:rPr>
-          <w:lang w:val="ru-RU"/>
-        </w:rPr>
-        <w:t xml:space="preserve"> </w:t>
-      </w:r>
-      <w:r>
-        <w:rPr>
-          <w:lang w:val="ru-RU"/>
-        </w:rPr>
-        <w:t>проход нейронной сети по</w:t>
-      </w:r>
-      <w:r>
-        <w:rPr>
-          <w:lang w:val="ru-RU"/>
-        </w:rPr>
-        <w:t xml:space="preserve"> </w:t>
-      </w:r>
-      <w:r>
-        <w:rPr>
-          <w:rStyle w:val="ezkurwreuab5ozgtqnkl"/>
-          <w:lang w:val="ru-RU"/>
-        </w:rPr>
-        <w:t>все</w:t>
-      </w:r>
-      <w:r>
-        <w:rPr>
-          <w:rStyle w:val="ezkurwreuab5ozgtqnkl"/>
-          <w:lang w:val="ru-RU"/>
-        </w:rPr>
-        <w:t>му</w:t>
-      </w:r>
-      <w:r>
-        <w:rPr>
-          <w:lang w:val="ru-RU"/>
-        </w:rPr>
-        <w:t xml:space="preserve"> </w:t>
-      </w:r>
-      <w:r>
-        <w:rPr>
-          <w:lang w:val="ru-RU"/>
-        </w:rPr>
-        <w:t>обучающему набору данных</w:t>
-      </w:r>
-      <w:r>
-        <w:rPr>
-          <w:rStyle w:val="ezkurwreuab5ozgtqnkl"/>
-          <w:lang w:val="ru-RU"/>
-        </w:rPr>
-        <w:t>.</w:t>
+        <w:t xml:space="preserve"> можно будет понять какая версия лучше справляется.</w:t>
       </w:r>
     </w:p>
     <w:p>
@@ -15436,28 +17409,33 @@
       </w:pPr>
       <w:r>
         <w:rPr>
-          <w:highlight w:val="yellow"/>
-          <w:lang w:val="ru-RU"/>
-        </w:rPr>
-        <w:t>Для тестирования достаточно будет указать 20 эпох, этого достаточно, чтобы модель обучилась, при этом не начала переобучаться</w:t>
-      </w:r>
-      <w:r>
-        <w:rPr>
-          <w:lang w:val="ru-RU"/>
-        </w:rPr>
-        <w:t>. Исходя из результатов обучения</w:t>
-      </w:r>
-      <w:r>
-        <w:rPr>
-          <w:lang w:val="ru-RU"/>
-        </w:rPr>
-        <w:t>,</w:t>
-      </w:r>
-      <w:r>
-        <w:rPr>
-          <w:lang w:val="ru-RU"/>
-        </w:rPr>
-        <w:t xml:space="preserve"> можно будет понять какая версия лучше справляется.</w:t>
+          <w:lang w:val="ru-RU"/>
+        </w:rPr>
+        <w:t xml:space="preserve">Для сравнения будем использовать наиболее показательные метрики </w:t>
+      </w:r>
+      <w:r>
+        <w:rPr>
+          <w:lang w:val="ru-RU"/>
+        </w:rPr>
+        <w:t>mAP50</w:t>
+      </w:r>
+      <w:r>
+        <w:rPr>
+          <w:lang w:val="ru-RU"/>
+        </w:rPr>
+        <w:t xml:space="preserve"> и </w:t>
+      </w:r>
+      <w:r>
+        <w:rPr>
+          <w:lang w:val="ru-RU"/>
+        </w:rPr>
+        <w:t>mAP50-95</w:t>
+      </w:r>
+      <w:r>
+        <w:rPr>
+          <w:lang w:val="ru-RU"/>
+        </w:rPr>
+        <w:t>.</w:t>
       </w:r>
     </w:p>
     <w:p>
@@ -15471,259 +17449,7 @@
         <w:rPr>
           <w:lang w:val="ru-RU"/>
         </w:rPr>
-        <w:t xml:space="preserve">Для сравнения будем использовать наиболее показательные метрики </w:t>
-      </w:r>
-      <w:r>
-        <w:rPr>
-          <w:lang w:val="ru-RU"/>
-        </w:rPr>
-        <w:t>mAP50</w:t>
-      </w:r>
-      <w:r>
-        <w:rPr>
-          <w:lang w:val="ru-RU"/>
-        </w:rPr>
-        <w:t xml:space="preserve"> и </w:t>
-      </w:r>
-      <w:r>
-        <w:rPr>
-          <w:lang w:val="ru-RU"/>
-        </w:rPr>
-        <w:t>mAP50-95</w:t>
-      </w:r>
-      <w:r>
-        <w:rPr>
-          <w:lang w:val="ru-RU"/>
-        </w:rPr>
-        <w:t>.</w:t>
-      </w:r>
-      <w:r>
-        <w:rPr>
-          <w:lang w:val="ru-RU"/>
-        </w:rPr>
-        <w:t xml:space="preserve"> </w:t>
-      </w:r>
-      <w:r>
-        <w:rPr>
-          <w:lang w:val="ru-RU"/>
-        </w:rPr>
-        <w:t xml:space="preserve">Они основаны </w:t>
-      </w:r>
-      <w:r>
-        <w:rPr>
-          <w:lang w:val="ru-RU"/>
-        </w:rPr>
-        <w:t>концепциях «п</w:t>
-      </w:r>
-      <w:r>
-        <w:rPr>
-          <w:rStyle w:val="ezkurwreuab5ozgtqnkl"/>
-          <w:lang w:val="ru-RU"/>
-        </w:rPr>
-        <w:t>ересечение</w:t>
-      </w:r>
-      <w:r>
-        <w:rPr>
-          <w:lang w:val="ru-RU"/>
-        </w:rPr>
-        <w:t xml:space="preserve"> </w:t>
-      </w:r>
-      <w:r>
-        <w:rPr>
-          <w:rStyle w:val="ezkurwreuab5ozgtqnkl"/>
-          <w:lang w:val="ru-RU"/>
-        </w:rPr>
-        <w:t>через</w:t>
-      </w:r>
-      <w:r>
-        <w:rPr>
-          <w:lang w:val="ru-RU"/>
-        </w:rPr>
-        <w:t xml:space="preserve"> </w:t>
-      </w:r>
-      <w:r>
-        <w:rPr>
-          <w:rStyle w:val="ezkurwreuab5ozgtqnkl"/>
-          <w:lang w:val="ru-RU"/>
-        </w:rPr>
-        <w:t>объединение</w:t>
-      </w:r>
-      <w:r>
-        <w:rPr>
-          <w:rStyle w:val="ezkurwreuab5ozgtqnkl"/>
-          <w:lang w:val="ru-RU"/>
-        </w:rPr>
-        <w:t>»</w:t>
-      </w:r>
-      <w:r>
-        <w:rPr>
-          <w:lang w:val="ru-RU"/>
-        </w:rPr>
-        <w:t xml:space="preserve"> </w:t>
-      </w:r>
-      <w:r>
-        <w:rPr>
-          <w:rStyle w:val="ezkurwreuab5ozgtqnkl"/>
-          <w:lang w:val="ru-RU"/>
-        </w:rPr>
-        <w:t>(</w:t>
-      </w:r>
-      <w:r>
-        <w:rPr>
-          <w:lang w:val="ru-RU"/>
-        </w:rPr>
-        <w:t>Intersection over Union</w:t>
-      </w:r>
-      <w:r>
-        <w:rPr>
-          <w:rStyle w:val="ezkurwreuab5ozgtqnkl"/>
-          <w:lang w:val="ru-RU"/>
-        </w:rPr>
-        <w:t xml:space="preserve">, </w:t>
-      </w:r>
-      <w:r>
-        <w:rPr>
-          <w:rStyle w:val="ezkurwreuab5ozgtqnkl"/>
-        </w:rPr>
-        <w:t>IoU</w:t>
-      </w:r>
-      <w:r>
-        <w:rPr>
-          <w:rStyle w:val="ezkurwreuab5ozgtqnkl"/>
-          <w:lang w:val="ru-RU"/>
-        </w:rPr>
-        <w:t>)</w:t>
-      </w:r>
-      <w:r>
-        <w:rPr>
-          <w:lang w:val="ru-RU"/>
-        </w:rPr>
-        <w:t xml:space="preserve"> </w:t>
-      </w:r>
-      <w:r>
-        <w:rPr>
-          <w:lang w:val="ru-RU"/>
-        </w:rPr>
-        <w:t>и «</w:t>
-      </w:r>
-      <w:r>
-        <w:rPr>
-          <w:rStyle w:val="ezkurwreuab5ozgtqnkl"/>
-        </w:rPr>
-        <w:t>c</w:t>
-      </w:r>
-      <w:r>
-        <w:rPr>
-          <w:rStyle w:val="ezkurwreuab5ozgtqnkl"/>
-          <w:lang w:val="ru-RU"/>
-        </w:rPr>
-        <w:t>редняя</w:t>
-      </w:r>
-      <w:r>
-        <w:rPr>
-          <w:lang w:val="ru-RU"/>
-        </w:rPr>
-        <w:t xml:space="preserve"> </w:t>
-      </w:r>
-      <w:r>
-        <w:rPr>
-          <w:rStyle w:val="ezkurwreuab5ozgtqnkl"/>
-          <w:lang w:val="ru-RU"/>
-        </w:rPr>
-        <w:t>точность</w:t>
-      </w:r>
-      <w:r>
-        <w:rPr>
-          <w:rStyle w:val="ezkurwreuab5ozgtqnkl"/>
-          <w:lang w:val="ru-RU"/>
-        </w:rPr>
-        <w:t>»</w:t>
-      </w:r>
-      <w:r>
-        <w:rPr>
-          <w:lang w:val="ru-RU"/>
-        </w:rPr>
-        <w:t xml:space="preserve"> </w:t>
-      </w:r>
-      <w:r>
-        <w:rPr>
-          <w:lang w:val="ru-RU"/>
-        </w:rPr>
-        <w:t>(</w:t>
-      </w:r>
-      <w:r>
-        <w:rPr>
-          <w:lang w:val="ru-RU"/>
-        </w:rPr>
-        <w:t>Average Precision,</w:t>
-      </w:r>
-      <w:r>
-        <w:rPr>
-          <w:lang w:val="ru-RU"/>
-        </w:rPr>
-        <w:t xml:space="preserve"> </w:t>
-      </w:r>
-      <w:r>
-        <w:t>AP</w:t>
-      </w:r>
-      <w:r>
-        <w:rPr>
-          <w:lang w:val="ru-RU"/>
-        </w:rPr>
-        <w:t>)</w:t>
-      </w:r>
-      <w:r>
-        <w:rPr>
-          <w:lang w:val="ru-RU"/>
-        </w:rPr>
-        <w:t xml:space="preserve"> [</w:t>
-      </w:r>
-      <w:r>
-        <w:rPr>
-          <w:lang w:val="ru-RU"/>
-        </w:rPr>
-        <w:fldChar w:fldCharType="begin"/>
-      </w:r>
-      <w:r>
-        <w:rPr>
-          <w:lang w:val="ru-RU"/>
-        </w:rPr>
-        <w:instrText xml:space="preserve"> REF _Ref191600763 \r \h </w:instrText>
-      </w:r>
-      <w:r>
-        <w:rPr>
-          <w:lang w:val="ru-RU"/>
-        </w:rPr>
-      </w:r>
-      <w:r>
-        <w:rPr>
-          <w:lang w:val="ru-RU"/>
-        </w:rPr>
-        <w:fldChar w:fldCharType="separate"/>
-      </w:r>
-      <w:r>
-        <w:rPr>
-          <w:lang w:val="ru-RU"/>
-        </w:rPr>
-        <w:t>18</w:t>
-      </w:r>
-      <w:r>
-        <w:rPr>
-          <w:lang w:val="ru-RU"/>
-        </w:rPr>
-        <w:fldChar w:fldCharType="end"/>
-      </w:r>
-      <w:r>
-        <w:rPr>
-          <w:lang w:val="ru-RU"/>
-        </w:rPr>
-        <w:t>]</w:t>
-      </w:r>
-      <w:r>
-        <w:rPr>
-          <w:lang w:val="ru-RU"/>
-        </w:rPr>
-        <w:t>.</w:t>
+        <w:t>IoU – это показатель, который количественно определяет перекрытие между прогнозируемым ограничивающим прямоугольником и реальным ограничивающим прямоугольником.</w:t>
       </w:r>
     </w:p>
     <w:p>
@@ -15737,158 +17463,7 @@
         <w:rPr>
           <w:lang w:val="ru-RU"/>
         </w:rPr>
-        <w:t>IoU – это показатель, который количественно определяет перекрытие между прогнозируемым ограничивающим прямоугольником и реальным ограничивающим прямоугольником.</w:t>
-      </w:r>
-    </w:p>
-    <w:p>
-      <w:pPr>
-        <w:pStyle w:val="15"/>
-        <w:rPr>
-          <w:lang w:val="ru-RU"/>
-        </w:rPr>
-      </w:pPr>
-      <w:r>
-        <w:rPr>
-          <w:lang w:val="ru-RU"/>
-        </w:rPr>
         <w:t>AP вычисляет площадь под кривой зависимости точности от повторного использования, предоставляя единое значение, которое отражает точность модели и ее производительность при повторном использовании.</w:t>
-      </w:r>
-    </w:p>
-    <w:p>
-      <w:pPr>
-        <w:pStyle w:val="15"/>
-        <w:rPr>
-          <w:lang w:val="ru-RU"/>
-        </w:rPr>
-      </w:pPr>
-      <w:r>
-        <w:rPr>
-          <w:lang w:val="ru-RU"/>
-        </w:rPr>
-        <w:lastRenderedPageBreak/>
-        <w:t xml:space="preserve">Метрика </w:t>
-      </w:r>
-      <w:r>
-        <w:rPr>
-          <w:lang w:val="ru-RU"/>
-        </w:rPr>
-        <w:t>m</w:t>
-      </w:r>
-      <w:r>
-        <w:rPr>
-          <w:lang w:val="ru-RU"/>
-        </w:rPr>
-        <w:t>AP50 рассчит</w:t>
-      </w:r>
-      <w:r>
-        <w:rPr>
-          <w:lang w:val="ru-RU"/>
-        </w:rPr>
-        <w:t>ывается</w:t>
-      </w:r>
-      <w:r>
-        <w:rPr>
-          <w:lang w:val="ru-RU"/>
-        </w:rPr>
-        <w:t xml:space="preserve"> при фиксированном пороге IoU = 0</w:t>
-      </w:r>
-      <w:r>
-        <w:rPr>
-          <w:lang w:val="ru-RU"/>
-        </w:rPr>
-        <w:t>,</w:t>
-      </w:r>
-      <w:r>
-        <w:rPr>
-          <w:lang w:val="ru-RU"/>
-        </w:rPr>
-        <w:t xml:space="preserve">50. Этот порог считается </w:t>
-      </w:r>
-      <w:r>
-        <w:rPr>
-          <w:lang w:val="ru-RU"/>
-        </w:rPr>
-        <w:t>«</w:t>
-      </w:r>
-      <w:r>
-        <w:rPr>
-          <w:lang w:val="ru-RU"/>
-        </w:rPr>
-        <w:t>слабым</w:t>
-      </w:r>
-      <w:r>
-        <w:rPr>
-          <w:lang w:val="ru-RU"/>
-        </w:rPr>
-        <w:t>»</w:t>
-      </w:r>
-      <w:r>
-        <w:rPr>
-          <w:lang w:val="ru-RU"/>
-        </w:rPr>
-        <w:t>, так как он требует лишь умеренного совпадения между предсказанным и истинным ограничивающими прямоугольниками.</w:t>
-      </w:r>
-    </w:p>
-    <w:p>
-      <w:pPr>
-        <w:pStyle w:val="15"/>
-        <w:rPr>
-          <w:lang w:val="ru-RU"/>
-        </w:rPr>
-      </w:pPr>
-      <w:r>
-        <w:rPr>
-          <w:lang w:val="ru-RU"/>
-        </w:rPr>
-        <w:t xml:space="preserve">Метрика </w:t>
-      </w:r>
-      <w:r>
-        <w:rPr>
-          <w:lang w:val="ru-RU"/>
-        </w:rPr>
-        <w:t>mA</w:t>
-      </w:r>
-      <w:r>
-        <w:rPr>
-          <w:lang w:val="ru-RU"/>
-        </w:rPr>
-        <w:t>P50-95 рассчитывается при порогах IoU от 0</w:t>
-      </w:r>
-      <w:r>
-        <w:rPr>
-          <w:lang w:val="ru-RU"/>
-        </w:rPr>
-        <w:t>,</w:t>
-      </w:r>
-      <w:r>
-        <w:rPr>
-          <w:lang w:val="ru-RU"/>
-        </w:rPr>
-        <w:t>50 до 0</w:t>
-      </w:r>
-      <w:r>
-        <w:rPr>
-          <w:lang w:val="ru-RU"/>
-        </w:rPr>
-        <w:t>,</w:t>
-      </w:r>
-      <w:r>
-        <w:rPr>
-          <w:lang w:val="ru-RU"/>
-        </w:rPr>
-        <w:t>95 с шагом 0</w:t>
-      </w:r>
-      <w:r>
-        <w:rPr>
-          <w:lang w:val="ru-RU"/>
-        </w:rPr>
-        <w:t>,</w:t>
-      </w:r>
-      <w:r>
-        <w:rPr>
-          <w:lang w:val="ru-RU"/>
-        </w:rPr>
-        <w:t>05. Эта метрика предоставляет более строгую и комплексную оценку качества модели, и требует почти идеального совпадения.</w:t>
       </w:r>
     </w:p>
     <w:p>
@@ -15930,6 +17505,7 @@
         <w:rPr>
           <w:lang w:val="ru-RU"/>
         </w:rPr>
+        <w:lastRenderedPageBreak/>
         <w:t xml:space="preserve">Таблица 4 – </w:t>
       </w:r>
       <w:r>
@@ -19034,7 +20610,6 @@
         <w:rPr>
           <w:lang w:val="ru-RU"/>
         </w:rPr>
-        <w:lastRenderedPageBreak/>
         <w:t>На рисунке 6 представлена матрица ошибок для лучшей полученной нейросетевой модели. Матрица ошибок наглядно демонстрирует как точно нейросеть определяет объекты.</w:t>
       </w:r>
     </w:p>
@@ -19052,6 +20627,7 @@
           <w:noProof/>
           <w:lang w:val="ru-RU"/>
         </w:rPr>
+        <w:lastRenderedPageBreak/>
         <w:drawing>
           <wp:inline distT="0" distB="0" distL="0" distR="0" wp14:anchorId="032C61F3" wp14:editId="5E100280">
             <wp:extent cx="5759450" cy="5078095"/>
@@ -19274,14 +20850,7 @@
         <w:rPr>
           <w:lang w:val="ru-RU"/>
         </w:rPr>
-        <w:t xml:space="preserve"> на обновлённом наборе </w:t>
-      </w:r>
-      <w:r>
-        <w:rPr>
-          <w:lang w:val="ru-RU"/>
-        </w:rPr>
-        <w:lastRenderedPageBreak/>
-        <w:t>данных.</w:t>
+        <w:t xml:space="preserve"> на обновлённом наборе данных.</w:t>
       </w:r>
       <w:r>
         <w:rPr>
@@ -19324,6 +20893,7 @@
         <w:rPr>
           <w:lang w:val="ru-RU"/>
         </w:rPr>
+        <w:lastRenderedPageBreak/>
         <w:t xml:space="preserve">Таблица 6 – Метрики новой модели </w:t>
       </w:r>
       <w:r>
@@ -19591,7 +21161,7 @@
                 <w:szCs w:val="24"/>
               </w:rPr>
             </w:pPr>
-            <w:bookmarkStart w:id="26" w:name="_Hlk197205395"/>
+            <w:bookmarkStart w:id="29" w:name="_Hlk197205395"/>
             <w:r>
               <w:rPr>
                 <w:sz w:val="24"/>
@@ -21684,7 +23254,7 @@
           </w:p>
         </w:tc>
       </w:tr>
-      <w:bookmarkEnd w:id="26"/>
+      <w:bookmarkEnd w:id="29"/>
     </w:tbl>
     <w:p>
       <w:pPr>
@@ -21733,21 +23303,23 @@
         <w:spacing w:before="0"/>
         <w:ind w:left="0" w:firstLine="0"/>
       </w:pPr>
-      <w:bookmarkStart w:id="27" w:name="_Toc196309056"/>
-      <w:bookmarkEnd w:id="25"/>
+      <w:bookmarkStart w:id="30" w:name="_Toc198123393"/>
+      <w:bookmarkEnd w:id="28"/>
       <w:r>
         <w:lastRenderedPageBreak/>
         <w:t>РЕАЛИЗАЦИЯ ПРИЛОЖЕНИЯ</w:t>
       </w:r>
-      <w:bookmarkEnd w:id="27"/>
+      <w:bookmarkEnd w:id="30"/>
     </w:p>
     <w:p>
       <w:pPr>
         <w:pStyle w:val="2"/>
       </w:pPr>
+      <w:bookmarkStart w:id="31" w:name="_Toc198123394"/>
       <w:r>
         <w:t>Проектирование</w:t>
       </w:r>
+      <w:bookmarkEnd w:id="31"/>
     </w:p>
     <w:p>
       <w:pPr>
@@ -21827,7 +23399,7 @@
           <w:lang w:eastAsia="en-US"/>
         </w:rPr>
       </w:pPr>
-      <w:bookmarkStart w:id="28" w:name="_Hlk168923751"/>
+      <w:bookmarkStart w:id="32" w:name="_Hlk168923751"/>
       <w:r>
         <w:rPr>
           <w:rFonts w:eastAsiaTheme="minorHAnsi"/>
@@ -21881,7 +23453,7 @@
       <w:r>
         <w:t>.</w:t>
       </w:r>
-      <w:bookmarkEnd w:id="28"/>
+      <w:bookmarkEnd w:id="32"/>
     </w:p>
     <w:p>
       <w:pPr>
@@ -21984,12 +23556,14 @@
       <w:pPr>
         <w:pStyle w:val="2"/>
       </w:pPr>
+      <w:bookmarkStart w:id="33" w:name="_Toc198123395"/>
       <w:r>
         <w:t>Серверная часть</w:t>
       </w:r>
       <w:r>
         <w:t xml:space="preserve"> приложения</w:t>
       </w:r>
+      <w:bookmarkEnd w:id="33"/>
     </w:p>
     <w:p>
       <w:pPr>
@@ -22453,21 +24027,133 @@
     </w:p>
     <w:p>
       <w:pPr>
-        <w:pStyle w:val="15"/>
-        <w:rPr>
-          <w:lang w:val="ru-RU"/>
-        </w:rPr>
-      </w:pPr>
+        <w:pStyle w:val="2"/>
+      </w:pPr>
+      <w:bookmarkStart w:id="34" w:name="_Toc198123396"/>
+      <w:r>
+        <w:lastRenderedPageBreak/>
+        <w:t>Клиентская часть</w:t>
+      </w:r>
+      <w:r>
+        <w:t xml:space="preserve"> приложения</w:t>
+      </w:r>
+      <w:bookmarkEnd w:id="34"/>
     </w:p>
     <w:p>
       <w:pPr>
-        <w:pStyle w:val="2"/>
-      </w:pPr>
-      <w:r>
-        <w:t>Клиентская часть</w:t>
-      </w:r>
-      <w:r>
-        <w:t xml:space="preserve"> приложения</w:t>
+        <w:pStyle w:val="15"/>
+        <w:rPr>
+          <w:lang w:val="ru-RU"/>
+        </w:rPr>
+      </w:pPr>
+      <w:r>
+        <w:rPr>
+          <w:lang w:val="ru-RU"/>
+        </w:rPr>
+        <w:t xml:space="preserve">Клиентская часть или фронтенд </w:t>
+      </w:r>
+      <w:r>
+        <w:rPr>
+          <w:lang w:val="ru-RU"/>
+        </w:rPr>
+        <w:t>[]</w:t>
+      </w:r>
+      <w:r>
+        <w:rPr>
+          <w:lang w:val="ru-RU"/>
+        </w:rPr>
+        <w:t xml:space="preserve"> </w:t>
+      </w:r>
+      <w:r>
+        <w:rPr>
+          <w:lang w:val="ru-RU"/>
+        </w:rPr>
+        <w:t>отвечает за пользовательский интерфейс</w:t>
+      </w:r>
+      <w:r>
+        <w:rPr>
+          <w:lang w:val="ru-RU"/>
+        </w:rPr>
+        <w:t xml:space="preserve">. </w:t>
+      </w:r>
+      <w:r>
+        <w:rPr>
+          <w:lang w:val="ru-RU"/>
+        </w:rPr>
+        <w:t>В браузере или в десктопном приложении фронтенд отвечает за отображение элементов управления, визуализацию данных, получение от пользователя ввода и отправку его на сервер. Он должен быть быстрым, отзывчивым и понятным</w:t>
+      </w:r>
+      <w:r>
+        <w:rPr>
+          <w:lang w:val="ru-RU"/>
+        </w:rPr>
+        <w:t xml:space="preserve"> для пользователя</w:t>
+      </w:r>
+      <w:r>
+        <w:rPr>
+          <w:lang w:val="ru-RU"/>
+        </w:rPr>
+        <w:t>.</w:t>
+      </w:r>
+      <w:r>
+        <w:rPr>
+          <w:lang w:val="ru-RU"/>
+        </w:rPr>
+        <w:t xml:space="preserve"> </w:t>
+      </w:r>
+      <w:r>
+        <w:rPr>
+          <w:lang w:val="ru-RU"/>
+        </w:rPr>
+        <w:t>В</w:t>
+      </w:r>
+      <w:r>
+        <w:rPr>
+          <w:lang w:val="ru-RU"/>
+        </w:rPr>
+        <w:t xml:space="preserve"> нём рисуют кнопки, поля для </w:t>
+      </w:r>
+      <w:r>
+        <w:rPr>
+          <w:lang w:val="ru-RU"/>
+        </w:rPr>
+        <w:t xml:space="preserve">ввода данных или </w:t>
+      </w:r>
+      <w:r>
+        <w:rPr>
+          <w:lang w:val="ru-RU"/>
+        </w:rPr>
+        <w:t>загрузки файлов, прогресс</w:t>
+      </w:r>
+      <w:r>
+        <w:rPr>
+          <w:lang w:val="ru-RU"/>
+        </w:rPr>
+        <w:noBreakHyphen/>
+        <w:t>бары. Фронтенд обрабатывает нажатия, следит за изменением состояния интерфейса, показывает результаты работы бэкенда и уведомл</w:t>
+      </w:r>
+      <w:r>
+        <w:rPr>
+          <w:lang w:val="ru-RU"/>
+        </w:rPr>
+        <w:t>яет в случае</w:t>
+      </w:r>
+      <w:r>
+        <w:rPr>
+          <w:lang w:val="ru-RU"/>
+        </w:rPr>
+        <w:t xml:space="preserve"> ошиб</w:t>
+      </w:r>
+      <w:r>
+        <w:rPr>
+          <w:lang w:val="ru-RU"/>
+        </w:rPr>
+        <w:t>ое</w:t>
+      </w:r>
+      <w:r>
+        <w:rPr>
+          <w:lang w:val="ru-RU"/>
+        </w:rPr>
+        <w:t>к.</w:t>
       </w:r>
     </w:p>
     <w:p>
@@ -22481,13 +24167,7 @@
         <w:rPr>
           <w:lang w:val="ru-RU"/>
         </w:rPr>
-        <w:t xml:space="preserve">Клиентская часть или фронтенд </w:t>
-      </w:r>
-      <w:r>
-        <w:rPr>
-          <w:lang w:val="ru-RU"/>
-        </w:rPr>
-        <w:t>[]</w:t>
+        <w:t>Для создания интерфейса использовалась</w:t>
       </w:r>
       <w:r>
         <w:rPr>
@@ -22496,34 +24176,40 @@
         <w:t xml:space="preserve"> </w:t>
       </w:r>
       <w:r>
-        <w:rPr>
-          <w:lang w:val="ru-RU"/>
-        </w:rPr>
-        <w:t>отвечает за пользовательский интерфейс</w:t>
-      </w:r>
-      <w:r>
-        <w:rPr>
-          <w:lang w:val="ru-RU"/>
-        </w:rPr>
-        <w:t xml:space="preserve">. </w:t>
-      </w:r>
-      <w:r>
-        <w:rPr>
-          <w:lang w:val="ru-RU"/>
-        </w:rPr>
-        <w:t>В браузере или в десктопном приложении фронтенд отвечает за отображение элементов управления, визуализацию данных, получение от пользователя ввода и отправку его на сервер. Он должен быть быстрым, отзывчивым и понятным</w:t>
-      </w:r>
-      <w:r>
-        <w:rPr>
-          <w:lang w:val="ru-RU"/>
-        </w:rPr>
-        <w:t xml:space="preserve"> для пользователя</w:t>
-      </w:r>
-      <w:r>
-        <w:rPr>
-          <w:lang w:val="ru-RU"/>
-        </w:rPr>
-        <w:t>.</w:t>
+        <w:t>Python</w:t>
+      </w:r>
+      <w:r>
+        <w:rPr>
+          <w:lang w:val="ru-RU"/>
+        </w:rPr>
+        <w:t xml:space="preserve"> библиотека </w:t>
+      </w:r>
+      <w:r>
+        <w:t>Gradio</w:t>
+      </w:r>
+      <w:r>
+        <w:rPr>
+          <w:lang w:val="ru-RU"/>
+        </w:rPr>
+        <w:t xml:space="preserve">, </w:t>
+      </w:r>
+      <w:r>
+        <w:rPr>
+          <w:lang w:val="ru-RU"/>
+        </w:rPr>
+        <w:t>п</w:t>
+      </w:r>
+      <w:r>
+        <w:rPr>
+          <w:lang w:val="ru-RU"/>
+        </w:rPr>
+        <w:t xml:space="preserve">озволяющая без знания </w:t>
+      </w:r>
+      <w:r>
+        <w:rPr>
+          <w:lang w:val="ru-RU"/>
+        </w:rPr>
+        <w:t>других языков программирования или разметки</w:t>
       </w:r>
       <w:r>
         <w:rPr>
@@ -22535,56 +24221,81 @@
         <w:rPr>
           <w:lang w:val="ru-RU"/>
         </w:rPr>
-        <w:t>В</w:t>
-      </w:r>
-      <w:r>
-        <w:rPr>
-          <w:lang w:val="ru-RU"/>
-        </w:rPr>
-        <w:t xml:space="preserve"> нём рисуют кнопки, поля для </w:t>
-      </w:r>
-      <w:r>
-        <w:rPr>
-          <w:lang w:val="ru-RU"/>
-        </w:rPr>
-        <w:t xml:space="preserve">ввода данных или </w:t>
-      </w:r>
-      <w:r>
-        <w:rPr>
-          <w:lang w:val="ru-RU"/>
-        </w:rPr>
-        <w:t>загрузки файлов, прогресс</w:t>
-      </w:r>
-      <w:r>
-        <w:rPr>
-          <w:lang w:val="ru-RU"/>
-        </w:rPr>
-        <w:noBreakHyphen/>
-        <w:t>бары. Фронтенд обрабатывает нажатия, следит за изменением состояния интерфейса, показывает результаты работы бэкенда и уведомл</w:t>
-      </w:r>
-      <w:r>
-        <w:rPr>
-          <w:lang w:val="ru-RU"/>
-        </w:rPr>
-        <w:t>яет в случае</w:t>
-      </w:r>
-      <w:r>
-        <w:rPr>
-          <w:lang w:val="ru-RU"/>
-        </w:rPr>
-        <w:t xml:space="preserve"> ошиб</w:t>
-      </w:r>
-      <w:r>
-        <w:rPr>
-          <w:lang w:val="ru-RU"/>
-        </w:rPr>
-        <w:t>ое</w:t>
-      </w:r>
-      <w:r>
-        <w:rPr>
-          <w:lang w:val="ru-RU"/>
-        </w:rPr>
-        <w:t>к.</w:t>
+        <w:t>реализовать веб-интерфейс для приложения. Б</w:t>
+      </w:r>
+      <w:r>
+        <w:rPr>
+          <w:lang w:val="ru-RU"/>
+        </w:rPr>
+        <w:t>иблиотека</w:t>
+      </w:r>
+      <w:r>
+        <w:rPr>
+          <w:lang w:val="ru-RU"/>
+        </w:rPr>
+        <w:t xml:space="preserve"> </w:t>
+      </w:r>
+      <w:r>
+        <w:t>Gradio</w:t>
+      </w:r>
+      <w:r>
+        <w:rPr>
+          <w:lang w:val="ru-RU"/>
+        </w:rPr>
+        <w:t xml:space="preserve"> [</w:t>
+      </w:r>
+      <w:r>
+        <w:rPr>
+          <w:lang w:val="ru-RU"/>
+        </w:rPr>
+        <w:fldChar w:fldCharType="begin"/>
+      </w:r>
+      <w:r>
+        <w:rPr>
+          <w:lang w:val="ru-RU"/>
+        </w:rPr>
+        <w:instrText xml:space="preserve"> REF _Ref196419187 \r \h </w:instrText>
+      </w:r>
+      <w:r>
+        <w:rPr>
+          <w:lang w:val="ru-RU"/>
+        </w:rPr>
+      </w:r>
+      <w:r>
+        <w:rPr>
+          <w:lang w:val="ru-RU"/>
+        </w:rPr>
+        <w:fldChar w:fldCharType="separate"/>
+      </w:r>
+      <w:r>
+        <w:rPr>
+          <w:lang w:val="ru-RU"/>
+        </w:rPr>
+        <w:t>19</w:t>
+      </w:r>
+      <w:r>
+        <w:rPr>
+          <w:lang w:val="ru-RU"/>
+        </w:rPr>
+        <w:fldChar w:fldCharType="end"/>
+      </w:r>
+      <w:r>
+        <w:rPr>
+          <w:lang w:val="ru-RU"/>
+        </w:rPr>
+        <w:t>]</w:t>
+      </w:r>
+      <w:r>
+        <w:rPr>
+          <w:lang w:val="ru-RU"/>
+        </w:rPr>
+        <w:t xml:space="preserve"> часто используется для </w:t>
+      </w:r>
+      <w:r>
+        <w:rPr>
+          <w:lang w:val="ru-RU"/>
+        </w:rPr>
+        <w:t>при разработке приложений на основе нейронный сетей.</w:t>
       </w:r>
     </w:p>
     <w:p>
@@ -22598,7 +24309,84 @@
         <w:rPr>
           <w:lang w:val="ru-RU"/>
         </w:rPr>
-        <w:t>Для создания интерфейса использовалась</w:t>
+        <w:t xml:space="preserve">Например, на </w:t>
+      </w:r>
+      <w:r>
+        <w:rPr>
+          <w:lang w:val="ru-RU"/>
+        </w:rPr>
+        <w:t>Hugging Face [</w:t>
+      </w:r>
+      <w:r>
+        <w:rPr>
+          <w:lang w:val="ru-RU"/>
+        </w:rPr>
+        <w:fldChar w:fldCharType="begin"/>
+      </w:r>
+      <w:r>
+        <w:rPr>
+          <w:lang w:val="ru-RU"/>
+        </w:rPr>
+        <w:instrText xml:space="preserve"> REF _Ref196419193 \r \h </w:instrText>
+      </w:r>
+      <w:r>
+        <w:rPr>
+          <w:lang w:val="ru-RU"/>
+        </w:rPr>
+      </w:r>
+      <w:r>
+        <w:rPr>
+          <w:lang w:val="ru-RU"/>
+        </w:rPr>
+        <w:fldChar w:fldCharType="separate"/>
+      </w:r>
+      <w:r>
+        <w:rPr>
+          <w:lang w:val="ru-RU"/>
+        </w:rPr>
+        <w:t>20</w:t>
+      </w:r>
+      <w:r>
+        <w:rPr>
+          <w:lang w:val="ru-RU"/>
+        </w:rPr>
+        <w:fldChar w:fldCharType="end"/>
+      </w:r>
+      <w:r>
+        <w:rPr>
+          <w:lang w:val="ru-RU"/>
+        </w:rPr>
+        <w:t>]</w:t>
+      </w:r>
+      <w:r>
+        <w:rPr>
+          <w:lang w:val="ru-RU"/>
+        </w:rPr>
+        <w:t xml:space="preserve">, </w:t>
+      </w:r>
+      <w:r>
+        <w:rPr>
+          <w:lang w:val="ru-RU"/>
+        </w:rPr>
+        <w:t>платформ</w:t>
+      </w:r>
+      <w:r>
+        <w:rPr>
+          <w:lang w:val="ru-RU"/>
+        </w:rPr>
+        <w:t>е</w:t>
+      </w:r>
+      <w:r>
+        <w:rPr>
+          <w:lang w:val="ru-RU"/>
+        </w:rPr>
+        <w:t xml:space="preserve"> для разработки и распространения ИИ-инструментов</w:t>
+      </w:r>
+      <w:r>
+        <w:rPr>
+          <w:lang w:val="ru-RU"/>
+        </w:rPr>
+        <w:t>, все мини-приложения для работы с нейросетями</w:t>
       </w:r>
       <w:r>
         <w:rPr>
@@ -22607,13 +24395,22 @@
         <w:t xml:space="preserve"> </w:t>
       </w:r>
       <w:r>
-        <w:t>Python</w:t>
-      </w:r>
-      <w:r>
-        <w:rPr>
-          <w:lang w:val="ru-RU"/>
-        </w:rPr>
-        <w:t xml:space="preserve"> библиотека </w:t>
+        <w:rPr>
+          <w:lang w:val="ru-RU"/>
+        </w:rPr>
+        <w:t>реализованы с помощью</w:t>
+      </w:r>
+      <w:r>
+        <w:rPr>
+          <w:lang w:val="ru-RU"/>
+        </w:rPr>
+        <w:t xml:space="preserve"> </w:t>
+      </w:r>
+      <w:r>
+        <w:rPr>
+          <w:lang w:val="ru-RU"/>
+        </w:rPr>
+        <w:t xml:space="preserve">библиотеки </w:t>
       </w:r>
       <w:r>
         <w:t>Gradio</w:t>
@@ -22622,111 +24419,7 @@
         <w:rPr>
           <w:lang w:val="ru-RU"/>
         </w:rPr>
-        <w:t xml:space="preserve">, </w:t>
-      </w:r>
-      <w:r>
-        <w:rPr>
-          <w:lang w:val="ru-RU"/>
-        </w:rPr>
-        <w:t>п</w:t>
-      </w:r>
-      <w:r>
-        <w:rPr>
-          <w:lang w:val="ru-RU"/>
-        </w:rPr>
-        <w:t xml:space="preserve">озволяющая без знания </w:t>
-      </w:r>
-      <w:r>
-        <w:rPr>
-          <w:lang w:val="ru-RU"/>
-        </w:rPr>
-        <w:t>других языков программирования или разметки</w:t>
-      </w:r>
-      <w:r>
-        <w:rPr>
-          <w:lang w:val="ru-RU"/>
-        </w:rPr>
-        <w:t xml:space="preserve"> </w:t>
-      </w:r>
-      <w:r>
-        <w:rPr>
-          <w:lang w:val="ru-RU"/>
-        </w:rPr>
-        <w:t>реализовать веб-интерфейс для приложения. Б</w:t>
-      </w:r>
-      <w:r>
-        <w:rPr>
-          <w:lang w:val="ru-RU"/>
-        </w:rPr>
-        <w:t>иблиотека</w:t>
-      </w:r>
-      <w:r>
-        <w:rPr>
-          <w:lang w:val="ru-RU"/>
-        </w:rPr>
-        <w:t xml:space="preserve"> </w:t>
-      </w:r>
-      <w:r>
-        <w:t>Gradio</w:t>
-      </w:r>
-      <w:r>
-        <w:rPr>
-          <w:lang w:val="ru-RU"/>
-        </w:rPr>
-        <w:t xml:space="preserve"> [</w:t>
-      </w:r>
-      <w:r>
-        <w:rPr>
-          <w:lang w:val="ru-RU"/>
-        </w:rPr>
-        <w:fldChar w:fldCharType="begin"/>
-      </w:r>
-      <w:r>
-        <w:rPr>
-          <w:lang w:val="ru-RU"/>
-        </w:rPr>
-        <w:instrText xml:space="preserve"> REF _Ref196419187 \r \h </w:instrText>
-      </w:r>
-      <w:r>
-        <w:rPr>
-          <w:lang w:val="ru-RU"/>
-        </w:rPr>
-      </w:r>
-      <w:r>
-        <w:rPr>
-          <w:lang w:val="ru-RU"/>
-        </w:rPr>
-        <w:fldChar w:fldCharType="separate"/>
-      </w:r>
-      <w:r>
-        <w:rPr>
-          <w:lang w:val="ru-RU"/>
-        </w:rPr>
-        <w:t>19</w:t>
-      </w:r>
-      <w:r>
-        <w:rPr>
-          <w:lang w:val="ru-RU"/>
-        </w:rPr>
-        <w:fldChar w:fldCharType="end"/>
-      </w:r>
-      <w:r>
-        <w:rPr>
-          <w:lang w:val="ru-RU"/>
-        </w:rPr>
-        <w:t>]</w:t>
-      </w:r>
-      <w:r>
-        <w:rPr>
-          <w:lang w:val="ru-RU"/>
-        </w:rPr>
-        <w:t xml:space="preserve"> часто используется для </w:t>
-      </w:r>
-      <w:r>
-        <w:rPr>
-          <w:lang w:val="ru-RU"/>
-        </w:rPr>
-        <w:t>при разработке приложений на основе нейронный сетей.</w:t>
+        <w:t xml:space="preserve">. </w:t>
       </w:r>
     </w:p>
     <w:p>
@@ -22737,120 +24430,57 @@
         </w:rPr>
       </w:pPr>
       <w:r>
-        <w:rPr>
-          <w:lang w:val="ru-RU"/>
-        </w:rPr>
-        <w:t xml:space="preserve">Например, на </w:t>
-      </w:r>
-      <w:r>
-        <w:rPr>
-          <w:lang w:val="ru-RU"/>
-        </w:rPr>
-        <w:t>Hugging Face [</w:t>
-      </w:r>
-      <w:r>
-        <w:rPr>
-          <w:lang w:val="ru-RU"/>
-        </w:rPr>
-        <w:fldChar w:fldCharType="begin"/>
-      </w:r>
-      <w:r>
-        <w:rPr>
-          <w:lang w:val="ru-RU"/>
-        </w:rPr>
-        <w:instrText xml:space="preserve"> REF _Ref196419193 \r \h </w:instrText>
-      </w:r>
-      <w:r>
-        <w:rPr>
-          <w:lang w:val="ru-RU"/>
-        </w:rPr>
-      </w:r>
-      <w:r>
-        <w:rPr>
-          <w:lang w:val="ru-RU"/>
-        </w:rPr>
-        <w:fldChar w:fldCharType="separate"/>
-      </w:r>
-      <w:r>
-        <w:rPr>
-          <w:lang w:val="ru-RU"/>
-        </w:rPr>
-        <w:t>20</w:t>
-      </w:r>
-      <w:r>
-        <w:rPr>
-          <w:lang w:val="ru-RU"/>
-        </w:rPr>
-        <w:fldChar w:fldCharType="end"/>
-      </w:r>
-      <w:r>
-        <w:rPr>
-          <w:lang w:val="ru-RU"/>
-        </w:rPr>
-        <w:t>]</w:t>
-      </w:r>
-      <w:r>
-        <w:rPr>
-          <w:lang w:val="ru-RU"/>
-        </w:rPr>
-        <w:t xml:space="preserve">, </w:t>
-      </w:r>
-      <w:r>
-        <w:rPr>
-          <w:lang w:val="ru-RU"/>
-        </w:rPr>
-        <w:t>платформ</w:t>
-      </w:r>
-      <w:r>
-        <w:rPr>
-          <w:lang w:val="ru-RU"/>
-        </w:rPr>
-        <w:t>е</w:t>
-      </w:r>
-      <w:r>
-        <w:rPr>
-          <w:lang w:val="ru-RU"/>
-        </w:rPr>
-        <w:t xml:space="preserve"> для разработки и распространения ИИ-инструментов</w:t>
-      </w:r>
-      <w:r>
-        <w:rPr>
-          <w:lang w:val="ru-RU"/>
-        </w:rPr>
-        <w:t>, все мини-приложения для работы с нейросетями</w:t>
-      </w:r>
-      <w:r>
-        <w:rPr>
-          <w:lang w:val="ru-RU"/>
-        </w:rPr>
-        <w:t xml:space="preserve"> </w:t>
-      </w:r>
-      <w:r>
-        <w:rPr>
-          <w:lang w:val="ru-RU"/>
-        </w:rPr>
-        <w:t>реализованы с помощью</w:t>
-      </w:r>
-      <w:r>
-        <w:rPr>
-          <w:lang w:val="ru-RU"/>
-        </w:rPr>
-        <w:t xml:space="preserve"> </w:t>
-      </w:r>
-      <w:r>
-        <w:rPr>
-          <w:lang w:val="ru-RU"/>
-        </w:rPr>
-        <w:t xml:space="preserve">библиотеки </w:t>
-      </w:r>
-      <w:r>
         <w:t>Gradio</w:t>
       </w:r>
       <w:r>
         <w:rPr>
           <w:lang w:val="ru-RU"/>
         </w:rPr>
-        <w:t xml:space="preserve">. </w:t>
+        <w:t xml:space="preserve"> создаёт лёгкий веб</w:t>
+      </w:r>
+      <w:r>
+        <w:rPr>
+          <w:lang w:val="ru-RU"/>
+        </w:rPr>
+        <w:noBreakHyphen/>
+        <w:t xml:space="preserve">сервер и генерирует </w:t>
+      </w:r>
+      <w:r>
+        <w:t>HTML</w:t>
+      </w:r>
+      <w:r>
+        <w:rPr>
+          <w:lang w:val="ru-RU"/>
+        </w:rPr>
+        <w:t>/</w:t>
+      </w:r>
+      <w:r>
+        <w:t>CSS</w:t>
+      </w:r>
+      <w:r>
+        <w:rPr>
+          <w:lang w:val="ru-RU"/>
+        </w:rPr>
+        <w:t>/</w:t>
+      </w:r>
+      <w:r>
+        <w:t>JS</w:t>
+      </w:r>
+      <w:r>
+        <w:rPr>
+          <w:lang w:val="ru-RU"/>
+        </w:rPr>
+        <w:noBreakHyphen/>
+        <w:t xml:space="preserve">интерфейс на основе описанных в </w:t>
+      </w:r>
+      <w:r>
+        <w:t>Python</w:t>
+      </w:r>
+      <w:r>
+        <w:rPr>
+          <w:lang w:val="ru-RU"/>
+        </w:rPr>
+        <w:t xml:space="preserve"> компонентов. Когда пользователь загружает файл или нажимает кнопку, данные автоматически отправляются на сервер, где вызываются привязанные функции, а их результаты возвращаются обратно и отображаются в соответствующих виджетах.</w:t>
       </w:r>
     </w:p>
     <w:p>
@@ -22861,57 +24491,46 @@
         </w:rPr>
       </w:pPr>
       <w:r>
-        <w:t>Gradio</w:t>
-      </w:r>
-      <w:r>
-        <w:rPr>
-          <w:lang w:val="ru-RU"/>
-        </w:rPr>
-        <w:t xml:space="preserve"> создаёт лёгкий веб</w:t>
-      </w:r>
-      <w:r>
-        <w:rPr>
-          <w:lang w:val="ru-RU"/>
-        </w:rPr>
-        <w:noBreakHyphen/>
-        <w:t xml:space="preserve">сервер и генерирует </w:t>
-      </w:r>
-      <w:r>
-        <w:t>HTML</w:t>
-      </w:r>
-      <w:r>
-        <w:rPr>
-          <w:lang w:val="ru-RU"/>
-        </w:rPr>
-        <w:t>/</w:t>
-      </w:r>
-      <w:r>
-        <w:t>CSS</w:t>
-      </w:r>
-      <w:r>
-        <w:rPr>
-          <w:lang w:val="ru-RU"/>
-        </w:rPr>
-        <w:t>/</w:t>
-      </w:r>
-      <w:r>
-        <w:t>JS</w:t>
-      </w:r>
-      <w:r>
-        <w:rPr>
-          <w:lang w:val="ru-RU"/>
-        </w:rPr>
-        <w:noBreakHyphen/>
-        <w:t xml:space="preserve">интерфейс на основе описанных в </w:t>
-      </w:r>
-      <w:r>
-        <w:t>Python</w:t>
-      </w:r>
-      <w:r>
-        <w:rPr>
-          <w:lang w:val="ru-RU"/>
-        </w:rPr>
-        <w:t xml:space="preserve"> компонентов. Когда пользователь загружает файл или нажимает кнопку, данные автоматически отправляются на сервер, где вызываются привязанные функции, а их результаты возвращаются обратно и отображаются в соответствующих виджетах.</w:t>
+        <w:rPr>
+          <w:lang w:val="ru-RU"/>
+        </w:rPr>
+        <w:t>В начале страницы размещается блок с заголовком и общей инструкцией, после чего идёт выпадающий список</w:t>
+      </w:r>
+      <w:r>
+        <w:rPr>
+          <w:lang w:val="ru-RU"/>
+        </w:rPr>
+        <w:t>,</w:t>
+      </w:r>
+      <w:r>
+        <w:rPr>
+          <w:lang w:val="ru-RU"/>
+        </w:rPr>
+        <w:t xml:space="preserve"> показыва</w:t>
+      </w:r>
+      <w:r>
+        <w:rPr>
+          <w:lang w:val="ru-RU"/>
+        </w:rPr>
+        <w:t>ющий</w:t>
+      </w:r>
+      <w:r>
+        <w:rPr>
+          <w:lang w:val="ru-RU"/>
+        </w:rPr>
+        <w:t xml:space="preserve"> все доступные </w:t>
+      </w:r>
+      <w:r>
+        <w:rPr>
+          <w:lang w:val="ru-RU"/>
+        </w:rPr>
+        <w:t>нейросетевые модели</w:t>
+      </w:r>
+      <w:r>
+        <w:rPr>
+          <w:lang w:val="ru-RU"/>
+        </w:rPr>
+        <w:t>, рядом расположен виджет загрузки собственной модели. При выборе или загрузке новой модели список автоматически обновляется.</w:t>
       </w:r>
     </w:p>
     <w:p>
@@ -22925,56 +24544,6 @@
         <w:rPr>
           <w:lang w:val="ru-RU"/>
         </w:rPr>
-        <w:t>В начале страницы размещается блок с заголовком и общей инструкцией, после чего идёт выпадающий список</w:t>
-      </w:r>
-      <w:r>
-        <w:rPr>
-          <w:lang w:val="ru-RU"/>
-        </w:rPr>
-        <w:t>,</w:t>
-      </w:r>
-      <w:r>
-        <w:rPr>
-          <w:lang w:val="ru-RU"/>
-        </w:rPr>
-        <w:t xml:space="preserve"> показыва</w:t>
-      </w:r>
-      <w:r>
-        <w:rPr>
-          <w:lang w:val="ru-RU"/>
-        </w:rPr>
-        <w:t>ющий</w:t>
-      </w:r>
-      <w:r>
-        <w:rPr>
-          <w:lang w:val="ru-RU"/>
-        </w:rPr>
-        <w:t xml:space="preserve"> все доступные </w:t>
-      </w:r>
-      <w:r>
-        <w:rPr>
-          <w:lang w:val="ru-RU"/>
-        </w:rPr>
-        <w:t>нейросетевые модели</w:t>
-      </w:r>
-      <w:r>
-        <w:rPr>
-          <w:lang w:val="ru-RU"/>
-        </w:rPr>
-        <w:t>, рядом расположен виджет загрузки собственной модели. При выборе или загрузке новой модели список автоматически обновляется.</w:t>
-      </w:r>
-    </w:p>
-    <w:p>
-      <w:pPr>
-        <w:pStyle w:val="15"/>
-        <w:rPr>
-          <w:lang w:val="ru-RU"/>
-        </w:rPr>
-      </w:pPr>
-      <w:r>
-        <w:rPr>
-          <w:lang w:val="ru-RU"/>
-        </w:rPr>
         <w:t>Ниже</w:t>
       </w:r>
       <w:r>
@@ -23036,14 +24605,14 @@
         <w:rPr>
           <w:lang w:val="ru-RU"/>
         </w:rPr>
-        <w:t xml:space="preserve">. В первой пользователь может загрузить </w:t>
+        <w:t xml:space="preserve">. В первой пользователь может загрузить одно или несколько изображений, после чего по нажатию кнопки «Начать </w:t>
       </w:r>
       <w:r>
         <w:rPr>
           <w:lang w:val="ru-RU"/>
         </w:rPr>
         <w:lastRenderedPageBreak/>
-        <w:t xml:space="preserve">одно или несколько изображений, после чего по нажатию кнопки «Начать обработку изображений» запускается соответствующая функция бэкенда. Результаты выводятся в галерее, а внизу отображается статус выполнения. Вторая вкладка организована схожим образом, но вместо галереи там элемент </w:t>
+        <w:t xml:space="preserve">обработку изображений» запускается соответствующая функция бэкенда. Результаты выводятся в галерее, а внизу отображается статус выполнения. Вторая вкладка организована схожим образом, но вместо галереи там элемент </w:t>
       </w:r>
       <w:r>
         <w:rPr>
@@ -23181,23 +24750,31 @@
     </w:p>
     <w:p>
       <w:pPr>
-        <w:pStyle w:val="15"/>
-        <w:rPr>
-          <w:lang w:val="ru-RU"/>
-        </w:rPr>
-      </w:pPr>
+        <w:pStyle w:val="2"/>
+      </w:pPr>
+      <w:r>
+        <w:t>Тестирование приложения</w:t>
+      </w:r>
     </w:p>
     <w:p>
       <w:pPr>
+        <w:pStyle w:val="15"/>
+        <w:rPr>
+          <w:lang w:val="ru-RU"/>
+        </w:rPr>
+      </w:pPr>
+    </w:p>
+    <w:p>
+      <w:pPr>
         <w:pStyle w:val="13"/>
         <w:spacing w:before="0"/>
       </w:pPr>
-      <w:bookmarkStart w:id="29" w:name="_Toc196309060"/>
+      <w:bookmarkStart w:id="35" w:name="_Toc198123397"/>
       <w:r>
         <w:lastRenderedPageBreak/>
         <w:t>ЗАКЛЮЧЕНИЕ</w:t>
       </w:r>
-      <w:bookmarkEnd w:id="29"/>
+      <w:bookmarkEnd w:id="35"/>
     </w:p>
     <w:p>
       <w:pPr>
@@ -23349,12 +24926,12 @@
         <w:pStyle w:val="13"/>
         <w:spacing w:before="0"/>
       </w:pPr>
-      <w:bookmarkStart w:id="30" w:name="_Toc196309061"/>
+      <w:bookmarkStart w:id="36" w:name="_Toc198123398"/>
       <w:r>
         <w:lastRenderedPageBreak/>
         <w:t>ЛИТЕРАТУРА</w:t>
       </w:r>
-      <w:bookmarkEnd w:id="30"/>
+      <w:bookmarkEnd w:id="36"/>
     </w:p>
     <w:p>
       <w:pPr>
@@ -23369,7 +24946,7 @@
         <w:ind w:left="0" w:firstLine="720"/>
         <w:jc w:val="left"/>
       </w:pPr>
-      <w:bookmarkStart w:id="31" w:name="_Ref191111940"/>
+      <w:bookmarkStart w:id="37" w:name="_Ref191111940"/>
       <w:r>
         <w:rPr>
           <w:lang w:val="en-US"/>
@@ -23430,7 +25007,7 @@
       <w:r>
         <w:t>).</w:t>
       </w:r>
-      <w:bookmarkEnd w:id="31"/>
+      <w:bookmarkEnd w:id="37"/>
     </w:p>
     <w:p>
       <w:pPr>
@@ -23445,7 +25022,7 @@
         <w:ind w:left="0" w:firstLine="720"/>
         <w:jc w:val="left"/>
       </w:pPr>
-      <w:bookmarkStart w:id="32" w:name="_Ref191111943"/>
+      <w:bookmarkStart w:id="38" w:name="_Ref191111943"/>
       <w:r>
         <w:rPr>
           <w:lang w:val="en-US"/>
@@ -23509,7 +25086,7 @@
       <w:r>
         <w:t>).</w:t>
       </w:r>
-      <w:bookmarkEnd w:id="32"/>
+      <w:bookmarkEnd w:id="38"/>
     </w:p>
     <w:p>
       <w:pPr>
@@ -23601,8 +25178,8 @@
         <w:ind w:left="0" w:firstLine="720"/>
         <w:jc w:val="left"/>
       </w:pPr>
-      <w:bookmarkStart w:id="33" w:name="_Ref191112022"/>
-      <w:bookmarkStart w:id="34" w:name="_Ref165904368"/>
+      <w:bookmarkStart w:id="39" w:name="_Ref191112022"/>
+      <w:bookmarkStart w:id="40" w:name="_Ref165904368"/>
       <w:r>
         <w:t>Шульга</w:t>
       </w:r>
@@ -23621,7 +25198,7 @@
       <w:r>
         <w:t xml:space="preserve"> Распознавание дорожных знаков российского образца с использованием нейронных сетей // Вестник АГТУ. Серия: Управление, вычислительная техника и информатика. 2024. №2. </w:t>
       </w:r>
-      <w:bookmarkEnd w:id="33"/>
+      <w:bookmarkEnd w:id="39"/>
     </w:p>
     <w:p>
       <w:pPr>
@@ -23636,7 +25213,7 @@
         <w:ind w:left="0" w:firstLine="720"/>
         <w:jc w:val="left"/>
       </w:pPr>
-      <w:bookmarkStart w:id="35" w:name="_Ref191112126"/>
+      <w:bookmarkStart w:id="41" w:name="_Ref191112126"/>
       <w:r>
         <w:rPr>
           <w:lang w:val="en-US"/>
@@ -23739,8 +25316,8 @@
       <w:r>
         <w:t>).</w:t>
       </w:r>
-      <w:bookmarkEnd w:id="34"/>
-      <w:bookmarkEnd w:id="35"/>
+      <w:bookmarkEnd w:id="40"/>
+      <w:bookmarkEnd w:id="41"/>
     </w:p>
     <w:p>
       <w:pPr>
@@ -23755,7 +25332,7 @@
         <w:ind w:left="0" w:firstLine="720"/>
         <w:jc w:val="left"/>
       </w:pPr>
-      <w:bookmarkStart w:id="36" w:name="_Ref165904114"/>
+      <w:bookmarkStart w:id="42" w:name="_Ref165904114"/>
       <w:r>
         <w:t>Онлайн-учебник по машинному обучению и нейросетям</w:t>
       </w:r>
@@ -23804,7 +25381,7 @@
       <w:r>
         <w:t>).</w:t>
       </w:r>
-      <w:bookmarkEnd w:id="36"/>
+      <w:bookmarkEnd w:id="42"/>
     </w:p>
     <w:p>
       <w:pPr>
@@ -23819,7 +25396,7 @@
         <w:ind w:left="0" w:firstLine="720"/>
         <w:jc w:val="left"/>
       </w:pPr>
-      <w:bookmarkStart w:id="37" w:name="_Ref191372670"/>
+      <w:bookmarkStart w:id="43" w:name="_Ref191372670"/>
       <w:r>
         <w:rPr>
           <w:lang w:val="en-US"/>
@@ -23896,7 +25473,7 @@
       <w:r>
         <w:t>)</w:t>
       </w:r>
-      <w:bookmarkEnd w:id="37"/>
+      <w:bookmarkEnd w:id="43"/>
       <w:r>
         <w:t>.</w:t>
       </w:r>
@@ -23914,7 +25491,7 @@
         <w:ind w:left="0" w:firstLine="720"/>
         <w:jc w:val="left"/>
       </w:pPr>
-      <w:bookmarkStart w:id="38" w:name="_Ref191376791"/>
+      <w:bookmarkStart w:id="44" w:name="_Ref191376791"/>
       <w:r>
         <w:t>Оксфордский институт робототехники</w:t>
       </w:r>
@@ -23960,7 +25537,7 @@
       <w:r>
         <w:t>)</w:t>
       </w:r>
-      <w:bookmarkEnd w:id="38"/>
+      <w:bookmarkEnd w:id="44"/>
       <w:r>
         <w:t>.</w:t>
       </w:r>
@@ -23978,7 +25555,7 @@
         <w:ind w:left="0" w:firstLine="720"/>
         <w:jc w:val="left"/>
       </w:pPr>
-      <w:bookmarkStart w:id="39" w:name="_Ref191376796"/>
+      <w:bookmarkStart w:id="45" w:name="_Ref191376796"/>
       <w:r>
         <w:t xml:space="preserve">Документация </w:t>
       </w:r>
@@ -24000,7 +25577,7 @@
       <w:r>
         <w:t>)</w:t>
       </w:r>
-      <w:bookmarkEnd w:id="39"/>
+      <w:bookmarkEnd w:id="45"/>
       <w:r>
         <w:t>.</w:t>
       </w:r>
@@ -24018,7 +25595,7 @@
         <w:ind w:left="0" w:firstLine="720"/>
         <w:jc w:val="left"/>
       </w:pPr>
-      <w:bookmarkStart w:id="40" w:name="_Ref191376800"/>
+      <w:bookmarkStart w:id="46" w:name="_Ref191376800"/>
       <w:r>
         <w:rPr>
           <w:lang w:val="en-US"/>
@@ -24047,7 +25624,7 @@
       <w:r>
         <w:t>)</w:t>
       </w:r>
-      <w:bookmarkEnd w:id="40"/>
+      <w:bookmarkEnd w:id="46"/>
       <w:r>
         <w:t>.</w:t>
       </w:r>
@@ -24065,7 +25642,7 @@
         <w:ind w:left="0" w:firstLine="720"/>
         <w:jc w:val="left"/>
       </w:pPr>
-      <w:bookmarkStart w:id="41" w:name="_Ref191549206"/>
+      <w:bookmarkStart w:id="47" w:name="_Ref191549206"/>
       <w:r>
         <w:t xml:space="preserve">Сайт компании </w:t>
       </w:r>
@@ -24096,7 +25673,7 @@
       <w:r>
         <w:t>)</w:t>
       </w:r>
-      <w:bookmarkEnd w:id="41"/>
+      <w:bookmarkEnd w:id="47"/>
       <w:r>
         <w:t>.</w:t>
       </w:r>
@@ -24114,7 +25691,7 @@
         <w:ind w:left="0" w:firstLine="720"/>
         <w:jc w:val="left"/>
       </w:pPr>
-      <w:bookmarkStart w:id="42" w:name="_Ref191549215"/>
+      <w:bookmarkStart w:id="48" w:name="_Ref191549215"/>
       <w:r>
         <w:t xml:space="preserve">Сайт компании </w:t>
       </w:r>
@@ -24145,7 +25722,7 @@
       <w:r>
         <w:t>)</w:t>
       </w:r>
-      <w:bookmarkEnd w:id="42"/>
+      <w:bookmarkEnd w:id="48"/>
       <w:r>
         <w:t>.</w:t>
       </w:r>
@@ -24163,7 +25740,7 @@
         <w:ind w:left="0" w:firstLine="720"/>
         <w:jc w:val="left"/>
       </w:pPr>
-      <w:bookmarkStart w:id="43" w:name="_Ref191579016"/>
+      <w:bookmarkStart w:id="49" w:name="_Ref191579016"/>
       <w:r>
         <w:t xml:space="preserve">Платформа </w:t>
       </w:r>
@@ -24191,7 +25768,7 @@
       <w:r>
         <w:t>)</w:t>
       </w:r>
-      <w:bookmarkEnd w:id="43"/>
+      <w:bookmarkEnd w:id="49"/>
       <w:r>
         <w:t>.</w:t>
       </w:r>
@@ -24209,7 +25786,7 @@
         <w:ind w:left="0" w:firstLine="720"/>
         <w:jc w:val="left"/>
       </w:pPr>
-      <w:bookmarkStart w:id="44" w:name="_Ref191549248"/>
+      <w:bookmarkStart w:id="50" w:name="_Ref191549248"/>
       <w:r>
         <w:t xml:space="preserve">Репозиторий </w:t>
       </w:r>
@@ -24237,7 +25814,7 @@
       <w:r>
         <w:t>)</w:t>
       </w:r>
-      <w:bookmarkEnd w:id="44"/>
+      <w:bookmarkEnd w:id="50"/>
       <w:r>
         <w:t>.</w:t>
       </w:r>
@@ -24255,7 +25832,7 @@
         <w:ind w:left="0" w:firstLine="720"/>
         <w:jc w:val="left"/>
       </w:pPr>
-      <w:bookmarkStart w:id="45" w:name="_Ref191549251"/>
+      <w:bookmarkStart w:id="51" w:name="_Ref191549251"/>
       <w:r>
         <w:t xml:space="preserve">Репозиторий </w:t>
       </w:r>
@@ -24283,7 +25860,7 @@
       <w:r>
         <w:t>)</w:t>
       </w:r>
-      <w:bookmarkEnd w:id="45"/>
+      <w:bookmarkEnd w:id="51"/>
       <w:r>
         <w:t>.</w:t>
       </w:r>
@@ -24304,7 +25881,7 @@
       <w:r>
         <w:t xml:space="preserve"> </w:t>
       </w:r>
-      <w:bookmarkStart w:id="46" w:name="_Ref191549280"/>
+      <w:bookmarkStart w:id="52" w:name="_Ref191549280"/>
       <w:r>
         <w:t xml:space="preserve">Исследовательская лаборатория университета Баркли [Электронный ресурс] URL: </w:t>
       </w:r>
@@ -24323,7 +25900,7 @@
       <w:r>
         <w:t>)</w:t>
       </w:r>
-      <w:bookmarkEnd w:id="46"/>
+      <w:bookmarkEnd w:id="52"/>
       <w:r>
         <w:t>.</w:t>
       </w:r>
@@ -24341,7 +25918,7 @@
         <w:ind w:left="0" w:firstLine="720"/>
         <w:jc w:val="left"/>
       </w:pPr>
-      <w:bookmarkStart w:id="47" w:name="_Ref191579022"/>
+      <w:bookmarkStart w:id="53" w:name="_Ref191579022"/>
       <w:r>
         <w:t>Набор</w:t>
       </w:r>
@@ -24510,7 +26087,7 @@
       <w:r>
         <w:t>)</w:t>
       </w:r>
-      <w:bookmarkEnd w:id="47"/>
+      <w:bookmarkEnd w:id="53"/>
       <w:r>
         <w:t>.</w:t>
       </w:r>
@@ -24528,7 +26105,7 @@
         <w:ind w:left="0" w:firstLine="720"/>
         <w:jc w:val="left"/>
       </w:pPr>
-      <w:bookmarkStart w:id="48" w:name="_Ref191600763"/>
+      <w:bookmarkStart w:id="54" w:name="_Ref191600763"/>
       <w:r>
         <w:t xml:space="preserve">Документация </w:t>
       </w:r>
@@ -24553,7 +26130,7 @@
       <w:r>
         <w:t>)</w:t>
       </w:r>
-      <w:bookmarkEnd w:id="48"/>
+      <w:bookmarkEnd w:id="54"/>
       <w:r>
         <w:t>.</w:t>
       </w:r>
@@ -24571,7 +26148,7 @@
         <w:ind w:left="0" w:firstLine="720"/>
         <w:jc w:val="left"/>
       </w:pPr>
-      <w:bookmarkStart w:id="49" w:name="_Ref196419187"/>
+      <w:bookmarkStart w:id="55" w:name="_Ref196419187"/>
       <w:r>
         <w:rPr>
           <w:lang w:val="en-US"/>
@@ -24593,7 +26170,7 @@
       <w:r>
         <w:t>г.).</w:t>
       </w:r>
-      <w:bookmarkEnd w:id="49"/>
+      <w:bookmarkEnd w:id="55"/>
     </w:p>
     <w:p>
       <w:pPr>
@@ -24608,7 +26185,7 @@
         <w:ind w:left="0" w:firstLine="720"/>
         <w:jc w:val="left"/>
       </w:pPr>
-      <w:bookmarkStart w:id="50" w:name="_Ref196419193"/>
+      <w:bookmarkStart w:id="56" w:name="_Ref196419193"/>
       <w:r>
         <w:rPr>
           <w:lang w:val="en-US"/>
@@ -24654,7 +26231,7 @@
       <w:r>
         <w:t>г.).</w:t>
       </w:r>
-      <w:bookmarkEnd w:id="50"/>
+      <w:bookmarkEnd w:id="56"/>
     </w:p>
     <w:p>
       <w:pPr>
@@ -24669,6 +26246,7 @@
         <w:ind w:left="0" w:firstLine="720"/>
         <w:jc w:val="left"/>
       </w:pPr>
+      <w:bookmarkStart w:id="57" w:name="_Ref198126915"/>
       <w:r>
         <w:t>Гудфеллоу Я., Бенджио И., Курвилль А. Глубокое обучение</w:t>
       </w:r>
@@ -24678,18 +26256,19 @@
       <w:r>
         <w:t xml:space="preserve"> пер. с анг. А. А. Слинкина. – 2-е изд., испр. – М.: ДМК Пресс, 2018. – 652 с.: цв. ил.</w:t>
       </w:r>
+      <w:bookmarkEnd w:id="57"/>
     </w:p>
     <w:p>
       <w:pPr>
         <w:pStyle w:val="13"/>
         <w:spacing w:before="0"/>
       </w:pPr>
-      <w:bookmarkStart w:id="51" w:name="_Toc196309062"/>
+      <w:bookmarkStart w:id="58" w:name="_Toc198123399"/>
       <w:r>
         <w:lastRenderedPageBreak/>
         <w:t>ПРИЛОЖЕНИЕ</w:t>
       </w:r>
-      <w:bookmarkEnd w:id="51"/>
+      <w:bookmarkEnd w:id="58"/>
     </w:p>
     <w:p>
       <w:pPr>
@@ -24702,8 +26281,8 @@
           <w:lang w:eastAsia="ja-JP"/>
         </w:rPr>
       </w:pPr>
-      <w:bookmarkStart w:id="52" w:name="_Toc190779059"/>
-      <w:bookmarkStart w:id="53" w:name="_Toc196309063"/>
+      <w:bookmarkStart w:id="59" w:name="_Toc190779059"/>
+      <w:bookmarkStart w:id="60" w:name="_Toc198123400"/>
       <w:r>
         <w:rPr>
           <w:lang w:eastAsia="ja-JP"/>
@@ -24758,8 +26337,8 @@
         </w:rPr>
         <w:t>использования</w:t>
       </w:r>
-      <w:bookmarkEnd w:id="52"/>
-      <w:bookmarkEnd w:id="53"/>
+      <w:bookmarkEnd w:id="59"/>
+      <w:bookmarkEnd w:id="60"/>
     </w:p>
     <w:p>
       <w:pPr>
@@ -24876,8 +26455,8 @@
           <w:b w:val="0"/>
         </w:rPr>
       </w:pPr>
-      <w:bookmarkStart w:id="54" w:name="_Ref41224782"/>
-      <w:bookmarkStart w:id="55" w:name="_Ref41224778"/>
+      <w:bookmarkStart w:id="61" w:name="_Ref41224782"/>
+      <w:bookmarkStart w:id="62" w:name="_Ref41224778"/>
       <w:r>
         <w:rPr>
           <w:b w:val="0"/>
@@ -24919,7 +26498,7 @@
         </w:rPr>
         <w:fldChar w:fldCharType="end"/>
       </w:r>
-      <w:bookmarkEnd w:id="54"/>
+      <w:bookmarkEnd w:id="61"/>
       <w:r>
         <w:rPr>
           <w:b w:val="0"/>
@@ -24939,7 +26518,7 @@
         </w:rPr>
         <w:t>Спецификация ВИ «Смотреть граф-план»</w:t>
       </w:r>
-      <w:bookmarkEnd w:id="55"/>
+      <w:bookmarkEnd w:id="62"/>
     </w:p>
     <w:tbl>
       <w:tblPr>
@@ -27781,8 +29360,8 @@
           <w:lang w:eastAsia="ja-JP"/>
         </w:rPr>
       </w:pPr>
-      <w:bookmarkStart w:id="56" w:name="_Toc190779060"/>
-      <w:bookmarkStart w:id="57" w:name="_Toc196309064"/>
+      <w:bookmarkStart w:id="63" w:name="_Toc190779060"/>
+      <w:bookmarkStart w:id="64" w:name="_Toc198123401"/>
       <w:r>
         <w:rPr>
           <w:lang w:eastAsia="ja-JP"/>
@@ -27808,8 +29387,8 @@
         </w:rPr>
         <w:t>Скриншоты приложения</w:t>
       </w:r>
-      <w:bookmarkEnd w:id="56"/>
-      <w:bookmarkEnd w:id="57"/>
+      <w:bookmarkEnd w:id="63"/>
+      <w:bookmarkEnd w:id="64"/>
     </w:p>
     <w:p>
       <w:pPr>
@@ -28007,7 +29586,7 @@
 </file>
 
 <file path=word/endnotes.xml><?xml version="1.0" encoding="utf-8"?>
-<w:endnotes xmlns:wpc="http://schemas.microsoft.com/office/word/2010/wordprocessingCanvas" xmlns:cx="http://schemas.microsoft.com/office/drawing/2014/chartex" xmlns:cx1="http://schemas.microsoft.com/office/drawing/2015/9/8/chartex" xmlns:cx2="http://schemas.microsoft.com/office/drawing/2015/10/21/chartex" xmlns:cx3="http://schemas.microsoft.com/office/drawing/2016/5/9/chartex" xmlns:cx4="http://schemas.microsoft.com/office/drawing/2016/5/10/chartex" xmlns:cx5="http://schemas.microsoft.com/office/drawing/2016/5/11/chartex" xmlns:cx6="http://schemas.microsoft.com/office/drawing/2016/5/12/chartex" xmlns:cx7="http://schemas.microsoft.com/office/drawing/2016/5/13/chartex" xmlns:cx8="http://schemas.microsoft.com/office/drawing/2016/5/14/chartex" xmlns:mc="http://schemas.openxmlformats.org/markup-compatibility/2006" xmlns:aink="http://schemas.microsoft.com/office/drawing/2016/ink" xmlns:am3d="http://schemas.microsoft.com/office/drawing/2017/model3d" xmlns:o="urn:schemas-microsoft-com:office:office" xmlns:r="http://schemas.openxmlformats.org/officeDocument/2006/relationships" xmlns:m="http://schemas.openxmlformats.org/officeDocument/2006/math" xmlns:v="urn:schemas-microsoft-com:vml" xmlns:wp14="http://schemas.microsoft.com/office/word/2010/wordprocessingDrawing" xmlns:wp="http://schemas.openxmlformats.org/drawingml/2006/wordprocessingDrawing" xmlns:w10="urn:schemas-microsoft-com:office:word" xmlns:w="http://schemas.openxmlformats.org/wordprocessingml/2006/main" xmlns:w14="http://schemas.microsoft.com/office/word/2010/wordml" xmlns:w15="http://schemas.microsoft.com/office/word/2012/wordml" xmlns:w16cex="http://schemas.microsoft.com/office/word/2018/wordml/cex" xmlns:w16cid="http://schemas.microsoft.com/office/word/2016/wordml/cid" xmlns:w16="http://schemas.microsoft.com/office/word/2018/wordml" xmlns:w16sdtdh="http://schemas.microsoft.com/office/word/2020/wordml/sdtdatahash" xmlns:w16se="http://schemas.microsoft.com/office/word/2015/wordml/symex" xmlns:wpg="http://schemas.microsoft.com/office/word/2010/wordprocessingGroup" xmlns:wpi="http://schemas.microsoft.com/office/word/2010/wordprocessingInk" xmlns:wne="http://schemas.microsoft.com/office/word/2006/wordml" xmlns:wps="http://schemas.microsoft.com/office/word/2010/wordprocessingShape" mc:Ignorable="w14 w15 w16se w16cid w16 w16cex w16sdtdh wp14">
+<w:endnotes xmlns:wpc="http://schemas.microsoft.com/office/word/2010/wordprocessingCanvas" xmlns:cx="http://schemas.microsoft.com/office/drawing/2014/chartex" xmlns:cx1="http://schemas.microsoft.com/office/drawing/2015/9/8/chartex" xmlns:cx2="http://schemas.microsoft.com/office/drawing/2015/10/21/chartex" xmlns:cx3="http://schemas.microsoft.com/office/drawing/2016/5/9/chartex" xmlns:cx4="http://schemas.microsoft.com/office/drawing/2016/5/10/chartex" xmlns:cx5="http://schemas.microsoft.com/office/drawing/2016/5/11/chartex" xmlns:cx6="http://schemas.microsoft.com/office/drawing/2016/5/12/chartex" xmlns:cx7="http://schemas.microsoft.com/office/drawing/2016/5/13/chartex" xmlns:cx8="http://schemas.microsoft.com/office/drawing/2016/5/14/chartex" xmlns:mc="http://schemas.openxmlformats.org/markup-compatibility/2006" xmlns:aink="http://schemas.microsoft.com/office/drawing/2016/ink" xmlns:am3d="http://schemas.microsoft.com/office/drawing/2017/model3d" xmlns:o="urn:schemas-microsoft-com:office:office" xmlns:oel="http://schemas.microsoft.com/office/2019/extlst" xmlns:r="http://schemas.openxmlformats.org/officeDocument/2006/relationships" xmlns:m="http://schemas.openxmlformats.org/officeDocument/2006/math" xmlns:v="urn:schemas-microsoft-com:vml" xmlns:wp14="http://schemas.microsoft.com/office/word/2010/wordprocessingDrawing" xmlns:wp="http://schemas.openxmlformats.org/drawingml/2006/wordprocessingDrawing" xmlns:w10="urn:schemas-microsoft-com:office:word" xmlns:w="http://schemas.openxmlformats.org/wordprocessingml/2006/main" xmlns:w14="http://schemas.microsoft.com/office/word/2010/wordml" xmlns:w15="http://schemas.microsoft.com/office/word/2012/wordml" xmlns:w16cex="http://schemas.microsoft.com/office/word/2018/wordml/cex" xmlns:w16cid="http://schemas.microsoft.com/office/word/2016/wordml/cid" xmlns:w16="http://schemas.microsoft.com/office/word/2018/wordml" xmlns:w16du="http://schemas.microsoft.com/office/word/2023/wordml/word16du" xmlns:w16sdtdh="http://schemas.microsoft.com/office/word/2020/wordml/sdtdatahash" xmlns:w16sdtfl="http://schemas.microsoft.com/office/word/2024/wordml/sdtformatlock" xmlns:w16se="http://schemas.microsoft.com/office/word/2015/wordml/symex" xmlns:wpg="http://schemas.microsoft.com/office/word/2010/wordprocessingGroup" xmlns:wpi="http://schemas.microsoft.com/office/word/2010/wordprocessingInk" xmlns:wne="http://schemas.microsoft.com/office/word/2006/wordml" xmlns:wps="http://schemas.microsoft.com/office/word/2010/wordprocessingShape" mc:Ignorable="w14 w15 w16se w16cid w16 w16cex w16sdtdh w16sdtfl w16du wp14">
   <w:endnote w:type="separator" w:id="-1">
     <w:p>
       <w:r>
@@ -28028,7 +29607,7 @@
 </file>
 
 <file path=word/footer1.xml><?xml version="1.0" encoding="utf-8"?>
-<w:ftr xmlns:wpc="http://schemas.microsoft.com/office/word/2010/wordprocessingCanvas" xmlns:cx="http://schemas.microsoft.com/office/drawing/2014/chartex" xmlns:cx1="http://schemas.microsoft.com/office/drawing/2015/9/8/chartex" xmlns:cx2="http://schemas.microsoft.com/office/drawing/2015/10/21/chartex" xmlns:cx3="http://schemas.microsoft.com/office/drawing/2016/5/9/chartex" xmlns:cx4="http://schemas.microsoft.com/office/drawing/2016/5/10/chartex" xmlns:cx5="http://schemas.microsoft.com/office/drawing/2016/5/11/chartex" xmlns:cx6="http://schemas.microsoft.com/office/drawing/2016/5/12/chartex" xmlns:cx7="http://schemas.microsoft.com/office/drawing/2016/5/13/chartex" xmlns:cx8="http://schemas.microsoft.com/office/drawing/2016/5/14/chartex" xmlns:mc="http://schemas.openxmlformats.org/markup-compatibility/2006" xmlns:aink="http://schemas.microsoft.com/office/drawing/2016/ink" xmlns:am3d="http://schemas.microsoft.com/office/drawing/2017/model3d" xmlns:o="urn:schemas-microsoft-com:office:office" xmlns:r="http://schemas.openxmlformats.org/officeDocument/2006/relationships" xmlns:m="http://schemas.openxmlformats.org/officeDocument/2006/math" xmlns:v="urn:schemas-microsoft-com:vml" xmlns:wp14="http://schemas.microsoft.com/office/word/2010/wordprocessingDrawing" xmlns:wp="http://schemas.openxmlformats.org/drawingml/2006/wordprocessingDrawing" xmlns:w10="urn:schemas-microsoft-com:office:word" xmlns:w="http://schemas.openxmlformats.org/wordprocessingml/2006/main" xmlns:w14="http://schemas.microsoft.com/office/word/2010/wordml" xmlns:w15="http://schemas.microsoft.com/office/word/2012/wordml" xmlns:w16cex="http://schemas.microsoft.com/office/word/2018/wordml/cex" xmlns:w16cid="http://schemas.microsoft.com/office/word/2016/wordml/cid" xmlns:w16="http://schemas.microsoft.com/office/word/2018/wordml" xmlns:w16sdtdh="http://schemas.microsoft.com/office/word/2020/wordml/sdtdatahash" xmlns:w16se="http://schemas.microsoft.com/office/word/2015/wordml/symex" xmlns:wpg="http://schemas.microsoft.com/office/word/2010/wordprocessingGroup" xmlns:wpi="http://schemas.microsoft.com/office/word/2010/wordprocessingInk" xmlns:wne="http://schemas.microsoft.com/office/word/2006/wordml" xmlns:wps="http://schemas.microsoft.com/office/word/2010/wordprocessingShape" mc:Ignorable="w14 w15 w16se w16cid w16 w16cex w16sdtdh wp14">
+<w:ftr xmlns:wpc="http://schemas.microsoft.com/office/word/2010/wordprocessingCanvas" xmlns:cx="http://schemas.microsoft.com/office/drawing/2014/chartex" xmlns:cx1="http://schemas.microsoft.com/office/drawing/2015/9/8/chartex" xmlns:cx2="http://schemas.microsoft.com/office/drawing/2015/10/21/chartex" xmlns:cx3="http://schemas.microsoft.com/office/drawing/2016/5/9/chartex" xmlns:cx4="http://schemas.microsoft.com/office/drawing/2016/5/10/chartex" xmlns:cx5="http://schemas.microsoft.com/office/drawing/2016/5/11/chartex" xmlns:cx6="http://schemas.microsoft.com/office/drawing/2016/5/12/chartex" xmlns:cx7="http://schemas.microsoft.com/office/drawing/2016/5/13/chartex" xmlns:cx8="http://schemas.microsoft.com/office/drawing/2016/5/14/chartex" xmlns:mc="http://schemas.openxmlformats.org/markup-compatibility/2006" xmlns:aink="http://schemas.microsoft.com/office/drawing/2016/ink" xmlns:am3d="http://schemas.microsoft.com/office/drawing/2017/model3d" xmlns:o="urn:schemas-microsoft-com:office:office" xmlns:oel="http://schemas.microsoft.com/office/2019/extlst" xmlns:r="http://schemas.openxmlformats.org/officeDocument/2006/relationships" xmlns:m="http://schemas.openxmlformats.org/officeDocument/2006/math" xmlns:v="urn:schemas-microsoft-com:vml" xmlns:wp14="http://schemas.microsoft.com/office/word/2010/wordprocessingDrawing" xmlns:wp="http://schemas.openxmlformats.org/drawingml/2006/wordprocessingDrawing" xmlns:w10="urn:schemas-microsoft-com:office:word" xmlns:w="http://schemas.openxmlformats.org/wordprocessingml/2006/main" xmlns:w14="http://schemas.microsoft.com/office/word/2010/wordml" xmlns:w15="http://schemas.microsoft.com/office/word/2012/wordml" xmlns:w16cex="http://schemas.microsoft.com/office/word/2018/wordml/cex" xmlns:w16cid="http://schemas.microsoft.com/office/word/2016/wordml/cid" xmlns:w16="http://schemas.microsoft.com/office/word/2018/wordml" xmlns:w16du="http://schemas.microsoft.com/office/word/2023/wordml/word16du" xmlns:w16sdtdh="http://schemas.microsoft.com/office/word/2020/wordml/sdtdatahash" xmlns:w16sdtfl="http://schemas.microsoft.com/office/word/2024/wordml/sdtformatlock" xmlns:w16se="http://schemas.microsoft.com/office/word/2015/wordml/symex" xmlns:wpg="http://schemas.microsoft.com/office/word/2010/wordprocessingGroup" xmlns:wpi="http://schemas.microsoft.com/office/word/2010/wordprocessingInk" xmlns:wne="http://schemas.microsoft.com/office/word/2006/wordml" xmlns:wps="http://schemas.microsoft.com/office/word/2010/wordprocessingShape" mc:Ignorable="w14 w15 w16se w16cid w16 w16cex w16sdtdh w16sdtfl w16du wp14">
   <w:sdt>
     <w:sdtPr>
       <w:id w:val="1754461766"/>
@@ -28037,7 +29616,6 @@
         <w:docPartUnique/>
       </w:docPartObj>
     </w:sdtPr>
-    <w:sdtEndPr/>
     <w:sdtContent>
       <w:p>
         <w:pPr>
@@ -28066,7 +29644,7 @@
 </file>
 
 <file path=word/footnotes.xml><?xml version="1.0" encoding="utf-8"?>
-<w:footnotes xmlns:wpc="http://schemas.microsoft.com/office/word/2010/wordprocessingCanvas" xmlns:cx="http://schemas.microsoft.com/office/drawing/2014/chartex" xmlns:cx1="http://schemas.microsoft.com/office/drawing/2015/9/8/chartex" xmlns:cx2="http://schemas.microsoft.com/office/drawing/2015/10/21/chartex" xmlns:cx3="http://schemas.microsoft.com/office/drawing/2016/5/9/chartex" xmlns:cx4="http://schemas.microsoft.com/office/drawing/2016/5/10/chartex" xmlns:cx5="http://schemas.microsoft.com/office/drawing/2016/5/11/chartex" xmlns:cx6="http://schemas.microsoft.com/office/drawing/2016/5/12/chartex" xmlns:cx7="http://schemas.microsoft.com/office/drawing/2016/5/13/chartex" xmlns:cx8="http://schemas.microsoft.com/office/drawing/2016/5/14/chartex" xmlns:mc="http://schemas.openxmlformats.org/markup-compatibility/2006" xmlns:aink="http://schemas.microsoft.com/office/drawing/2016/ink" xmlns:am3d="http://schemas.microsoft.com/office/drawing/2017/model3d" xmlns:o="urn:schemas-microsoft-com:office:office" xmlns:r="http://schemas.openxmlformats.org/officeDocument/2006/relationships" xmlns:m="http://schemas.openxmlformats.org/officeDocument/2006/math" xmlns:v="urn:schemas-microsoft-com:vml" xmlns:wp14="http://schemas.microsoft.com/office/word/2010/wordprocessingDrawing" xmlns:wp="http://schemas.openxmlformats.org/drawingml/2006/wordprocessingDrawing" xmlns:w10="urn:schemas-microsoft-com:office:word" xmlns:w="http://schemas.openxmlformats.org/wordprocessingml/2006/main" xmlns:w14="http://schemas.microsoft.com/office/word/2010/wordml" xmlns:w15="http://schemas.microsoft.com/office/word/2012/wordml" xmlns:w16cex="http://schemas.microsoft.com/office/word/2018/wordml/cex" xmlns:w16cid="http://schemas.microsoft.com/office/word/2016/wordml/cid" xmlns:w16="http://schemas.microsoft.com/office/word/2018/wordml" xmlns:w16sdtdh="http://schemas.microsoft.com/office/word/2020/wordml/sdtdatahash" xmlns:w16se="http://schemas.microsoft.com/office/word/2015/wordml/symex" xmlns:wpg="http://schemas.microsoft.com/office/word/2010/wordprocessingGroup" xmlns:wpi="http://schemas.microsoft.com/office/word/2010/wordprocessingInk" xmlns:wne="http://schemas.microsoft.com/office/word/2006/wordml" xmlns:wps="http://schemas.microsoft.com/office/word/2010/wordprocessingShape" mc:Ignorable="w14 w15 w16se w16cid w16 w16cex w16sdtdh wp14">
+<w:footnotes xmlns:wpc="http://schemas.microsoft.com/office/word/2010/wordprocessingCanvas" xmlns:cx="http://schemas.microsoft.com/office/drawing/2014/chartex" xmlns:cx1="http://schemas.microsoft.com/office/drawing/2015/9/8/chartex" xmlns:cx2="http://schemas.microsoft.com/office/drawing/2015/10/21/chartex" xmlns:cx3="http://schemas.microsoft.com/office/drawing/2016/5/9/chartex" xmlns:cx4="http://schemas.microsoft.com/office/drawing/2016/5/10/chartex" xmlns:cx5="http://schemas.microsoft.com/office/drawing/2016/5/11/chartex" xmlns:cx6="http://schemas.microsoft.com/office/drawing/2016/5/12/chartex" xmlns:cx7="http://schemas.microsoft.com/office/drawing/2016/5/13/chartex" xmlns:cx8="http://schemas.microsoft.com/office/drawing/2016/5/14/chartex" xmlns:mc="http://schemas.openxmlformats.org/markup-compatibility/2006" xmlns:aink="http://schemas.microsoft.com/office/drawing/2016/ink" xmlns:am3d="http://schemas.microsoft.com/office/drawing/2017/model3d" xmlns:o="urn:schemas-microsoft-com:office:office" xmlns:oel="http://schemas.microsoft.com/office/2019/extlst" xmlns:r="http://schemas.openxmlformats.org/officeDocument/2006/relationships" xmlns:m="http://schemas.openxmlformats.org/officeDocument/2006/math" xmlns:v="urn:schemas-microsoft-com:vml" xmlns:wp14="http://schemas.microsoft.com/office/word/2010/wordprocessingDrawing" xmlns:wp="http://schemas.openxmlformats.org/drawingml/2006/wordprocessingDrawing" xmlns:w10="urn:schemas-microsoft-com:office:word" xmlns:w="http://schemas.openxmlformats.org/wordprocessingml/2006/main" xmlns:w14="http://schemas.microsoft.com/office/word/2010/wordml" xmlns:w15="http://schemas.microsoft.com/office/word/2012/wordml" xmlns:w16cex="http://schemas.microsoft.com/office/word/2018/wordml/cex" xmlns:w16cid="http://schemas.microsoft.com/office/word/2016/wordml/cid" xmlns:w16="http://schemas.microsoft.com/office/word/2018/wordml" xmlns:w16du="http://schemas.microsoft.com/office/word/2023/wordml/word16du" xmlns:w16sdtdh="http://schemas.microsoft.com/office/word/2020/wordml/sdtdatahash" xmlns:w16sdtfl="http://schemas.microsoft.com/office/word/2024/wordml/sdtformatlock" xmlns:w16se="http://schemas.microsoft.com/office/word/2015/wordml/symex" xmlns:wpg="http://schemas.microsoft.com/office/word/2010/wordprocessingGroup" xmlns:wpi="http://schemas.microsoft.com/office/word/2010/wordprocessingInk" xmlns:wne="http://schemas.microsoft.com/office/word/2006/wordml" xmlns:wps="http://schemas.microsoft.com/office/word/2010/wordprocessingShape" mc:Ignorable="w14 w15 w16se w16cid w16 w16cex w16sdtdh w16sdtfl w16du wp14">
   <w:footnote w:type="separator" w:id="-1">
     <w:p>
       <w:r>
@@ -28087,7 +29665,7 @@
 </file>
 
 <file path=word/numbering.xml><?xml version="1.0" encoding="utf-8"?>
-<w:numbering xmlns:wpc="http://schemas.microsoft.com/office/word/2010/wordprocessingCanvas" xmlns:cx="http://schemas.microsoft.com/office/drawing/2014/chartex" xmlns:cx1="http://schemas.microsoft.com/office/drawing/2015/9/8/chartex" xmlns:cx2="http://schemas.microsoft.com/office/drawing/2015/10/21/chartex" xmlns:cx3="http://schemas.microsoft.com/office/drawing/2016/5/9/chartex" xmlns:cx4="http://schemas.microsoft.com/office/drawing/2016/5/10/chartex" xmlns:cx5="http://schemas.microsoft.com/office/drawing/2016/5/11/chartex" xmlns:cx6="http://schemas.microsoft.com/office/drawing/2016/5/12/chartex" xmlns:cx7="http://schemas.microsoft.com/office/drawing/2016/5/13/chartex" xmlns:cx8="http://schemas.microsoft.com/office/drawing/2016/5/14/chartex" xmlns:mc="http://schemas.openxmlformats.org/markup-compatibility/2006" xmlns:aink="http://schemas.microsoft.com/office/drawing/2016/ink" xmlns:am3d="http://schemas.microsoft.com/office/drawing/2017/model3d" xmlns:o="urn:schemas-microsoft-com:office:office" xmlns:r="http://schemas.openxmlformats.org/officeDocument/2006/relationships" xmlns:m="http://schemas.openxmlformats.org/officeDocument/2006/math" xmlns:v="urn:schemas-microsoft-com:vml" xmlns:wp14="http://schemas.microsoft.com/office/word/2010/wordprocessingDrawing" xmlns:wp="http://schemas.openxmlformats.org/drawingml/2006/wordprocessingDrawing" xmlns:w10="urn:schemas-microsoft-com:office:word" xmlns:w="http://schemas.openxmlformats.org/wordprocessingml/2006/main" xmlns:w14="http://schemas.microsoft.com/office/word/2010/wordml" xmlns:w15="http://schemas.microsoft.com/office/word/2012/wordml" xmlns:w16cex="http://schemas.microsoft.com/office/word/2018/wordml/cex" xmlns:w16cid="http://schemas.microsoft.com/office/word/2016/wordml/cid" xmlns:w16="http://schemas.microsoft.com/office/word/2018/wordml" xmlns:w16sdtdh="http://schemas.microsoft.com/office/word/2020/wordml/sdtdatahash" xmlns:w16se="http://schemas.microsoft.com/office/word/2015/wordml/symex" xmlns:wpg="http://schemas.microsoft.com/office/word/2010/wordprocessingGroup" xmlns:wpi="http://schemas.microsoft.com/office/word/2010/wordprocessingInk" xmlns:wne="http://schemas.microsoft.com/office/word/2006/wordml" xmlns:wps="http://schemas.microsoft.com/office/word/2010/wordprocessingShape" mc:Ignorable="w14 w15 w16se w16cid w16 w16cex w16sdtdh wp14">
+<w:numbering xmlns:wpc="http://schemas.microsoft.com/office/word/2010/wordprocessingCanvas" xmlns:cx="http://schemas.microsoft.com/office/drawing/2014/chartex" xmlns:cx1="http://schemas.microsoft.com/office/drawing/2015/9/8/chartex" xmlns:cx2="http://schemas.microsoft.com/office/drawing/2015/10/21/chartex" xmlns:cx3="http://schemas.microsoft.com/office/drawing/2016/5/9/chartex" xmlns:cx4="http://schemas.microsoft.com/office/drawing/2016/5/10/chartex" xmlns:cx5="http://schemas.microsoft.com/office/drawing/2016/5/11/chartex" xmlns:cx6="http://schemas.microsoft.com/office/drawing/2016/5/12/chartex" xmlns:cx7="http://schemas.microsoft.com/office/drawing/2016/5/13/chartex" xmlns:cx8="http://schemas.microsoft.com/office/drawing/2016/5/14/chartex" xmlns:mc="http://schemas.openxmlformats.org/markup-compatibility/2006" xmlns:aink="http://schemas.microsoft.com/office/drawing/2016/ink" xmlns:am3d="http://schemas.microsoft.com/office/drawing/2017/model3d" xmlns:o="urn:schemas-microsoft-com:office:office" xmlns:oel="http://schemas.microsoft.com/office/2019/extlst" xmlns:r="http://schemas.openxmlformats.org/officeDocument/2006/relationships" xmlns:m="http://schemas.openxmlformats.org/officeDocument/2006/math" xmlns:v="urn:schemas-microsoft-com:vml" xmlns:wp14="http://schemas.microsoft.com/office/word/2010/wordprocessingDrawing" xmlns:wp="http://schemas.openxmlformats.org/drawingml/2006/wordprocessingDrawing" xmlns:w10="urn:schemas-microsoft-com:office:word" xmlns:w="http://schemas.openxmlformats.org/wordprocessingml/2006/main" xmlns:w14="http://schemas.microsoft.com/office/word/2010/wordml" xmlns:w15="http://schemas.microsoft.com/office/word/2012/wordml" xmlns:w16cex="http://schemas.microsoft.com/office/word/2018/wordml/cex" xmlns:w16cid="http://schemas.microsoft.com/office/word/2016/wordml/cid" xmlns:w16="http://schemas.microsoft.com/office/word/2018/wordml" xmlns:w16du="http://schemas.microsoft.com/office/word/2023/wordml/word16du" xmlns:w16sdtdh="http://schemas.microsoft.com/office/word/2020/wordml/sdtdatahash" xmlns:w16sdtfl="http://schemas.microsoft.com/office/word/2024/wordml/sdtformatlock" xmlns:w16se="http://schemas.microsoft.com/office/word/2015/wordml/symex" xmlns:wpg="http://schemas.microsoft.com/office/word/2010/wordprocessingGroup" xmlns:wpi="http://schemas.microsoft.com/office/word/2010/wordprocessingInk" xmlns:wne="http://schemas.microsoft.com/office/word/2006/wordml" xmlns:wps="http://schemas.microsoft.com/office/word/2010/wordprocessingShape" mc:Ignorable="w14 w15 w16se w16cid w16 w16cex w16sdtdh w16sdtfl w16du wp14">
   <w:abstractNum w:abstractNumId="0" w15:restartNumberingAfterBreak="0">
     <w:nsid w:val="0BC94E94"/>
     <w:multiLevelType w:val="multilevel"/>
@@ -30495,7 +32073,7 @@
       </w:rPr>
     </w:lvl>
   </w:abstractNum>
-  <w:num w:numId="1">
+  <w:num w:numId="1" w16cid:durableId="1564945068">
     <w:abstractNumId w:val="15"/>
     <w:lvlOverride w:ilvl="0">
       <w:startOverride w:val="1"/>
@@ -30525,49 +32103,49 @@
       <w:startOverride w:val="1"/>
     </w:lvlOverride>
   </w:num>
-  <w:num w:numId="2">
+  <w:num w:numId="2" w16cid:durableId="496311290">
     <w:abstractNumId w:val="7"/>
   </w:num>
-  <w:num w:numId="3">
+  <w:num w:numId="3" w16cid:durableId="453447918">
     <w:abstractNumId w:val="9"/>
   </w:num>
-  <w:num w:numId="4">
+  <w:num w:numId="4" w16cid:durableId="2114204449">
     <w:abstractNumId w:val="17"/>
   </w:num>
-  <w:num w:numId="5">
+  <w:num w:numId="5" w16cid:durableId="653920250">
     <w:abstractNumId w:val="21"/>
   </w:num>
-  <w:num w:numId="6">
+  <w:num w:numId="6" w16cid:durableId="2095274399">
     <w:abstractNumId w:val="20"/>
   </w:num>
-  <w:num w:numId="7">
+  <w:num w:numId="7" w16cid:durableId="1158614976">
     <w:abstractNumId w:val="14"/>
   </w:num>
-  <w:num w:numId="8">
+  <w:num w:numId="8" w16cid:durableId="1473718311">
     <w:abstractNumId w:val="0"/>
   </w:num>
-  <w:num w:numId="9">
+  <w:num w:numId="9" w16cid:durableId="2111897639">
     <w:abstractNumId w:val="13"/>
   </w:num>
-  <w:num w:numId="10">
+  <w:num w:numId="10" w16cid:durableId="1701315398">
     <w:abstractNumId w:val="16"/>
   </w:num>
-  <w:num w:numId="11">
+  <w:num w:numId="11" w16cid:durableId="927077783">
     <w:abstractNumId w:val="5"/>
   </w:num>
-  <w:num w:numId="12">
+  <w:num w:numId="12" w16cid:durableId="1241673695">
     <w:abstractNumId w:val="10"/>
   </w:num>
-  <w:num w:numId="13">
+  <w:num w:numId="13" w16cid:durableId="1032463062">
     <w:abstractNumId w:val="4"/>
   </w:num>
-  <w:num w:numId="14">
+  <w:num w:numId="14" w16cid:durableId="780875317">
     <w:abstractNumId w:val="19"/>
   </w:num>
-  <w:num w:numId="15">
+  <w:num w:numId="15" w16cid:durableId="575478697">
     <w:abstractNumId w:val="6"/>
   </w:num>
-  <w:num w:numId="16">
+  <w:num w:numId="16" w16cid:durableId="1285620158">
     <w:abstractNumId w:val="6"/>
     <w:lvlOverride w:ilvl="0">
       <w:startOverride w:val="1"/>
@@ -30597,7 +32175,7 @@
       <w:startOverride w:val="1"/>
     </w:lvlOverride>
   </w:num>
-  <w:num w:numId="17">
+  <w:num w:numId="17" w16cid:durableId="247007658">
     <w:abstractNumId w:val="6"/>
     <w:lvlOverride w:ilvl="0">
       <w:startOverride w:val="1"/>
@@ -30627,46 +32205,46 @@
       <w:startOverride w:val="1"/>
     </w:lvlOverride>
   </w:num>
-  <w:num w:numId="18">
+  <w:num w:numId="18" w16cid:durableId="1156074862">
     <w:abstractNumId w:val="16"/>
     <w:lvlOverride w:ilvl="0">
       <w:startOverride w:val="1"/>
     </w:lvlOverride>
   </w:num>
-  <w:num w:numId="19">
+  <w:num w:numId="19" w16cid:durableId="481316291">
     <w:abstractNumId w:val="16"/>
     <w:lvlOverride w:ilvl="0">
       <w:startOverride w:val="1"/>
     </w:lvlOverride>
   </w:num>
-  <w:num w:numId="20">
+  <w:num w:numId="20" w16cid:durableId="598949634">
     <w:abstractNumId w:val="8"/>
   </w:num>
-  <w:num w:numId="21">
+  <w:num w:numId="21" w16cid:durableId="470540">
     <w:abstractNumId w:val="21"/>
   </w:num>
-  <w:num w:numId="22">
+  <w:num w:numId="22" w16cid:durableId="1664821023">
     <w:abstractNumId w:val="2"/>
   </w:num>
-  <w:num w:numId="23">
+  <w:num w:numId="23" w16cid:durableId="327363886">
     <w:abstractNumId w:val="21"/>
   </w:num>
-  <w:num w:numId="24">
+  <w:num w:numId="24" w16cid:durableId="1489786468">
     <w:abstractNumId w:val="18"/>
   </w:num>
-  <w:num w:numId="25">
+  <w:num w:numId="25" w16cid:durableId="742605635">
     <w:abstractNumId w:val="15"/>
   </w:num>
-  <w:num w:numId="26">
+  <w:num w:numId="26" w16cid:durableId="1231162038">
     <w:abstractNumId w:val="3"/>
   </w:num>
-  <w:num w:numId="27">
+  <w:num w:numId="27" w16cid:durableId="1937245273">
     <w:abstractNumId w:val="12"/>
   </w:num>
-  <w:num w:numId="28">
+  <w:num w:numId="28" w16cid:durableId="734007810">
     <w:abstractNumId w:val="22"/>
   </w:num>
-  <w:num w:numId="29">
+  <w:num w:numId="29" w16cid:durableId="1407147580">
     <w:abstractNumId w:val="21"/>
     <w:lvlOverride w:ilvl="0">
       <w:startOverride w:val="1"/>
@@ -30694,7 +32272,7 @@
       <w:startOverride w:val="1"/>
     </w:lvlOverride>
   </w:num>
-  <w:num w:numId="30">
+  <w:num w:numId="30" w16cid:durableId="108282070">
     <w:abstractNumId w:val="11"/>
     <w:lvlOverride w:ilvl="0">
       <w:startOverride w:val="1"/>
@@ -30722,28 +32300,28 @@
       <w:startOverride w:val="1"/>
     </w:lvlOverride>
   </w:num>
-  <w:num w:numId="31">
+  <w:num w:numId="31" w16cid:durableId="579213651">
     <w:abstractNumId w:val="20"/>
     <w:lvlOverride w:ilvl="0">
       <w:startOverride w:val="1"/>
     </w:lvlOverride>
   </w:num>
-  <w:num w:numId="32">
+  <w:num w:numId="32" w16cid:durableId="1618440848">
     <w:abstractNumId w:val="20"/>
     <w:lvlOverride w:ilvl="0">
       <w:startOverride w:val="1"/>
     </w:lvlOverride>
   </w:num>
-  <w:num w:numId="33">
+  <w:num w:numId="33" w16cid:durableId="1298337520">
     <w:abstractNumId w:val="1"/>
   </w:num>
-  <w:num w:numId="34">
+  <w:num w:numId="34" w16cid:durableId="1928537270">
     <w:abstractNumId w:val="1"/>
     <w:lvlOverride w:ilvl="0">
       <w:startOverride w:val="1"/>
     </w:lvlOverride>
   </w:num>
-  <w:num w:numId="35">
+  <w:num w:numId="35" w16cid:durableId="1110708207">
     <w:abstractNumId w:val="16"/>
     <w:lvlOverride w:ilvl="0">
       <w:startOverride w:val="1"/>
@@ -30754,7 +32332,7 @@
 </file>
 
 <file path=word/styles.xml><?xml version="1.0" encoding="utf-8"?>
-<w:styles xmlns:mc="http://schemas.openxmlformats.org/markup-compatibility/2006" xmlns:r="http://schemas.openxmlformats.org/officeDocument/2006/relationships" xmlns:w="http://schemas.openxmlformats.org/wordprocessingml/2006/main" xmlns:w14="http://schemas.microsoft.com/office/word/2010/wordml" xmlns:w15="http://schemas.microsoft.com/office/word/2012/wordml" xmlns:w16cex="http://schemas.microsoft.com/office/word/2018/wordml/cex" xmlns:w16cid="http://schemas.microsoft.com/office/word/2016/wordml/cid" xmlns:w16="http://schemas.microsoft.com/office/word/2018/wordml" xmlns:w16sdtdh="http://schemas.microsoft.com/office/word/2020/wordml/sdtdatahash" xmlns:w16se="http://schemas.microsoft.com/office/word/2015/wordml/symex" mc:Ignorable="w14 w15 w16se w16cid w16 w16cex w16sdtdh">
+<w:styles xmlns:mc="http://schemas.openxmlformats.org/markup-compatibility/2006" xmlns:r="http://schemas.openxmlformats.org/officeDocument/2006/relationships" xmlns:w="http://schemas.openxmlformats.org/wordprocessingml/2006/main" xmlns:w14="http://schemas.microsoft.com/office/word/2010/wordml" xmlns:w15="http://schemas.microsoft.com/office/word/2012/wordml" xmlns:w16cex="http://schemas.microsoft.com/office/word/2018/wordml/cex" xmlns:w16cid="http://schemas.microsoft.com/office/word/2016/wordml/cid" xmlns:w16="http://schemas.microsoft.com/office/word/2018/wordml" xmlns:w16du="http://schemas.microsoft.com/office/word/2023/wordml/word16du" xmlns:w16sdtdh="http://schemas.microsoft.com/office/word/2020/wordml/sdtdatahash" xmlns:w16sdtfl="http://schemas.microsoft.com/office/word/2024/wordml/sdtformatlock" xmlns:w16se="http://schemas.microsoft.com/office/word/2015/wordml/symex" mc:Ignorable="w14 w15 w16se w16cid w16 w16cex w16sdtdh w16sdtfl w16du">
   <w:docDefaults>
     <w:rPrDefault>
       <w:rPr>
@@ -31231,7 +32809,6 @@
   <w:style w:type="character" w:default="1" w:styleId="a5">
     <w:name w:val="Default Paragraph Font"/>
     <w:uiPriority w:val="1"/>
-    <w:semiHidden/>
     <w:unhideWhenUsed/>
   </w:style>
   <w:style w:type="table" w:default="1" w:styleId="a6">

--- a/ВКР/2025_401_IvanovDA.docx
+++ b/ВКР/2025_401_IvanovDA.docx
@@ -1,6 +1,6 @@
 
 <file path=word/document.xml><?xml version="1.0" encoding="utf-8"?>
-<w:document xmlns:wpc="http://schemas.microsoft.com/office/word/2010/wordprocessingCanvas" xmlns:cx="http://schemas.microsoft.com/office/drawing/2014/chartex" xmlns:cx1="http://schemas.microsoft.com/office/drawing/2015/9/8/chartex" xmlns:cx2="http://schemas.microsoft.com/office/drawing/2015/10/21/chartex" xmlns:cx3="http://schemas.microsoft.com/office/drawing/2016/5/9/chartex" xmlns:cx4="http://schemas.microsoft.com/office/drawing/2016/5/10/chartex" xmlns:cx5="http://schemas.microsoft.com/office/drawing/2016/5/11/chartex" xmlns:cx6="http://schemas.microsoft.com/office/drawing/2016/5/12/chartex" xmlns:cx7="http://schemas.microsoft.com/office/drawing/2016/5/13/chartex" xmlns:cx8="http://schemas.microsoft.com/office/drawing/2016/5/14/chartex" xmlns:mc="http://schemas.openxmlformats.org/markup-compatibility/2006" xmlns:aink="http://schemas.microsoft.com/office/drawing/2016/ink" xmlns:am3d="http://schemas.microsoft.com/office/drawing/2017/model3d" xmlns:o="urn:schemas-microsoft-com:office:office" xmlns:r="http://schemas.openxmlformats.org/officeDocument/2006/relationships" xmlns:m="http://schemas.openxmlformats.org/officeDocument/2006/math" xmlns:v="urn:schemas-microsoft-com:vml" xmlns:wp14="http://schemas.microsoft.com/office/word/2010/wordprocessingDrawing" xmlns:wp="http://schemas.openxmlformats.org/drawingml/2006/wordprocessingDrawing" xmlns:w10="urn:schemas-microsoft-com:office:word" xmlns:w="http://schemas.openxmlformats.org/wordprocessingml/2006/main" xmlns:w14="http://schemas.microsoft.com/office/word/2010/wordml" xmlns:w15="http://schemas.microsoft.com/office/word/2012/wordml" xmlns:w16cex="http://schemas.microsoft.com/office/word/2018/wordml/cex" xmlns:w16cid="http://schemas.microsoft.com/office/word/2016/wordml/cid" xmlns:w16="http://schemas.microsoft.com/office/word/2018/wordml" xmlns:w16sdtdh="http://schemas.microsoft.com/office/word/2020/wordml/sdtdatahash" xmlns:w16se="http://schemas.microsoft.com/office/word/2015/wordml/symex" xmlns:wpg="http://schemas.microsoft.com/office/word/2010/wordprocessingGroup" xmlns:wpi="http://schemas.microsoft.com/office/word/2010/wordprocessingInk" xmlns:wne="http://schemas.microsoft.com/office/word/2006/wordml" xmlns:wps="http://schemas.microsoft.com/office/word/2010/wordprocessingShape" mc:Ignorable="w14 w15 w16se w16cid w16 w16cex w16sdtdh wp14">
+<w:document xmlns:wpc="http://schemas.microsoft.com/office/word/2010/wordprocessingCanvas" xmlns:cx="http://schemas.microsoft.com/office/drawing/2014/chartex" xmlns:cx1="http://schemas.microsoft.com/office/drawing/2015/9/8/chartex" xmlns:cx2="http://schemas.microsoft.com/office/drawing/2015/10/21/chartex" xmlns:cx3="http://schemas.microsoft.com/office/drawing/2016/5/9/chartex" xmlns:cx4="http://schemas.microsoft.com/office/drawing/2016/5/10/chartex" xmlns:cx5="http://schemas.microsoft.com/office/drawing/2016/5/11/chartex" xmlns:cx6="http://schemas.microsoft.com/office/drawing/2016/5/12/chartex" xmlns:cx7="http://schemas.microsoft.com/office/drawing/2016/5/13/chartex" xmlns:cx8="http://schemas.microsoft.com/office/drawing/2016/5/14/chartex" xmlns:mc="http://schemas.openxmlformats.org/markup-compatibility/2006" xmlns:aink="http://schemas.microsoft.com/office/drawing/2016/ink" xmlns:am3d="http://schemas.microsoft.com/office/drawing/2017/model3d" xmlns:o="urn:schemas-microsoft-com:office:office" xmlns:oel="http://schemas.microsoft.com/office/2019/extlst" xmlns:r="http://schemas.openxmlformats.org/officeDocument/2006/relationships" xmlns:m="http://schemas.openxmlformats.org/officeDocument/2006/math" xmlns:v="urn:schemas-microsoft-com:vml" xmlns:wp14="http://schemas.microsoft.com/office/word/2010/wordprocessingDrawing" xmlns:wp="http://schemas.openxmlformats.org/drawingml/2006/wordprocessingDrawing" xmlns:w10="urn:schemas-microsoft-com:office:word" xmlns:w="http://schemas.openxmlformats.org/wordprocessingml/2006/main" xmlns:w14="http://schemas.microsoft.com/office/word/2010/wordml" xmlns:w15="http://schemas.microsoft.com/office/word/2012/wordml" xmlns:w16cex="http://schemas.microsoft.com/office/word/2018/wordml/cex" xmlns:w16cid="http://schemas.microsoft.com/office/word/2016/wordml/cid" xmlns:w16="http://schemas.microsoft.com/office/word/2018/wordml" xmlns:w16du="http://schemas.microsoft.com/office/word/2023/wordml/word16du" xmlns:w16sdtdh="http://schemas.microsoft.com/office/word/2020/wordml/sdtdatahash" xmlns:w16sdtfl="http://schemas.microsoft.com/office/word/2024/wordml/sdtformatlock" xmlns:w16se="http://schemas.microsoft.com/office/word/2015/wordml/symex" xmlns:wpg="http://schemas.microsoft.com/office/word/2010/wordprocessingGroup" xmlns:wpi="http://schemas.microsoft.com/office/word/2010/wordprocessingInk" xmlns:wne="http://schemas.microsoft.com/office/word/2006/wordml" xmlns:wps="http://schemas.microsoft.com/office/word/2010/wordprocessingShape" mc:Ignorable="w14 w15 w16se w16cid w16 w16cex w16sdtdh w16sdtfl w16du wp14">
   <w:body>
     <w:p>
       <w:pPr>
@@ -297,25 +297,7 @@
                 <w:bCs/>
                 <w:szCs w:val="28"/>
               </w:rPr>
-              <w:t>«__</w:t>
-            </w:r>
-            <w:proofErr w:type="gramStart"/>
-            <w:r>
-              <w:rPr>
-                <w:rFonts w:eastAsia="MS Mincho"/>
-                <w:bCs/>
-                <w:szCs w:val="28"/>
-              </w:rPr>
-              <w:t>_»_</w:t>
-            </w:r>
-            <w:proofErr w:type="gramEnd"/>
-            <w:r>
-              <w:rPr>
-                <w:rFonts w:eastAsia="MS Mincho"/>
-                <w:bCs/>
-                <w:szCs w:val="28"/>
-              </w:rPr>
-              <w:t>__________ 2025 г.</w:t>
+              <w:t>«___»___________ 2025 г.</w:t>
             </w:r>
           </w:p>
         </w:tc>
@@ -455,23 +437,29 @@
           <w:szCs w:val="28"/>
         </w:rPr>
       </w:pPr>
-      <w:proofErr w:type="spellStart"/>
       <w:r>
         <w:rPr>
           <w:rFonts w:eastAsia="MS Mincho"/>
           <w:bCs/>
           <w:szCs w:val="28"/>
         </w:rPr>
-        <w:t>ЮУрГУ</w:t>
-      </w:r>
-      <w:proofErr w:type="spellEnd"/>
+        <w:t>ЮУрГУ – 02.0</w:t>
+      </w:r>
       <w:r>
         <w:rPr>
           <w:rFonts w:eastAsia="MS Mincho"/>
           <w:bCs/>
           <w:szCs w:val="28"/>
         </w:rPr>
-        <w:t xml:space="preserve"> – 02.04.02.</w:t>
+        <w:t>3</w:t>
+      </w:r>
+      <w:r>
+        <w:rPr>
+          <w:rFonts w:eastAsia="MS Mincho"/>
+          <w:bCs/>
+          <w:szCs w:val="28"/>
+        </w:rPr>
+        <w:t>.02.</w:t>
       </w:r>
       <w:r>
         <w:rPr>
@@ -864,30 +852,21 @@
                 <w:bCs/>
                 <w:szCs w:val="28"/>
               </w:rPr>
-              <w:t>«__</w:t>
-            </w:r>
-            <w:proofErr w:type="gramStart"/>
-            <w:r>
-              <w:rPr>
-                <w:rFonts w:eastAsia="MS Mincho"/>
-                <w:bCs/>
-                <w:szCs w:val="28"/>
-              </w:rPr>
-              <w:t>_»_</w:t>
-            </w:r>
-            <w:proofErr w:type="gramEnd"/>
-            <w:r>
-              <w:rPr>
-                <w:rFonts w:eastAsia="MS Mincho"/>
-                <w:bCs/>
-                <w:szCs w:val="28"/>
-              </w:rPr>
-              <w:t>__________ 2025 г.</w:t>
+              <w:t>«___»___________ 2025 г.</w:t>
             </w:r>
           </w:p>
         </w:tc>
       </w:tr>
     </w:tbl>
+    <w:p>
+      <w:pPr>
+        <w:rPr>
+          <w:rFonts w:eastAsia="MS Mincho"/>
+          <w:b/>
+          <w:sz w:val="20"/>
+        </w:rPr>
+      </w:pPr>
+    </w:p>
     <w:p>
       <w:pPr>
         <w:rPr>
@@ -1504,7 +1483,15 @@
           <w:bCs/>
           <w:szCs w:val="28"/>
         </w:rPr>
-        <w:t>Создание веб-приложения для детекции дорожных объектов</w:t>
+        <w:t>Разработка</w:t>
+      </w:r>
+      <w:r>
+        <w:rPr>
+          <w:rFonts w:eastAsia="MS Mincho" w:cs="Arial"/>
+          <w:bCs/>
+          <w:szCs w:val="28"/>
+        </w:rPr>
+        <w:t xml:space="preserve"> веб-приложения для детекции дорожных объектов</w:t>
       </w:r>
       <w:r>
         <w:rPr>
@@ -2023,23 +2010,7 @@
           <w:rFonts w:eastAsia="MS Mincho"/>
           <w:szCs w:val="28"/>
         </w:rPr>
-        <w:t xml:space="preserve"> </w:t>
-      </w:r>
-      <w:proofErr w:type="spellStart"/>
-      <w:r>
-        <w:rPr>
-          <w:rFonts w:eastAsia="MS Mincho"/>
-          <w:szCs w:val="28"/>
-        </w:rPr>
-        <w:t>нейросетевые</w:t>
-      </w:r>
-      <w:proofErr w:type="spellEnd"/>
-      <w:r>
-        <w:rPr>
-          <w:rFonts w:eastAsia="MS Mincho"/>
-          <w:szCs w:val="28"/>
-        </w:rPr>
-        <w:t xml:space="preserve"> модели.</w:t>
+        <w:t xml:space="preserve"> нейросетевые модели.</w:t>
       </w:r>
     </w:p>
     <w:p>
@@ -2413,8 +2384,10 @@
             <w:rPr>
               <w:rFonts w:asciiTheme="minorHAnsi" w:eastAsiaTheme="minorEastAsia" w:hAnsiTheme="minorHAnsi" w:cstheme="minorBidi"/>
               <w:noProof/>
-              <w:sz w:val="22"/>
-              <w:szCs w:val="22"/>
+              <w:kern w:val="2"/>
+              <w:sz w:val="24"/>
+              <w:szCs w:val="24"/>
+              <w14:ligatures w14:val="standardContextual"/>
             </w:rPr>
           </w:pPr>
           <w:r>
@@ -2435,7 +2408,7 @@
             </w:rPr>
             <w:fldChar w:fldCharType="separate"/>
           </w:r>
-          <w:hyperlink w:anchor="_Toc198651993" w:history="1">
+          <w:hyperlink w:anchor="_Toc198730980" w:history="1">
             <w:r>
               <w:rPr>
                 <w:rStyle w:val="af1"/>
@@ -2462,7 +2435,7 @@
                 <w:noProof/>
                 <w:webHidden/>
               </w:rPr>
-              <w:instrText xml:space="preserve"> PAGEREF _Toc198651993 \h </w:instrText>
+              <w:instrText xml:space="preserve"> PAGEREF _Toc198730980 \h </w:instrText>
             </w:r>
             <w:r>
               <w:rPr>
@@ -2499,11 +2472,13 @@
             <w:rPr>
               <w:rFonts w:asciiTheme="minorHAnsi" w:eastAsiaTheme="minorEastAsia" w:hAnsiTheme="minorHAnsi" w:cstheme="minorBidi"/>
               <w:noProof/>
-              <w:sz w:val="22"/>
-              <w:szCs w:val="22"/>
+              <w:kern w:val="2"/>
+              <w:sz w:val="24"/>
+              <w:szCs w:val="24"/>
+              <w14:ligatures w14:val="standardContextual"/>
             </w:rPr>
           </w:pPr>
-          <w:hyperlink w:anchor="_Toc198651994" w:history="1">
+          <w:hyperlink w:anchor="_Toc198730981" w:history="1">
             <w:r>
               <w:rPr>
                 <w:rStyle w:val="af1"/>
@@ -2530,7 +2505,7 @@
                 <w:noProof/>
                 <w:webHidden/>
               </w:rPr>
-              <w:instrText xml:space="preserve"> PAGEREF _Toc198651994 \h </w:instrText>
+              <w:instrText xml:space="preserve"> PAGEREF _Toc198730981 \h </w:instrText>
             </w:r>
             <w:r>
               <w:rPr>
@@ -2568,11 +2543,13 @@
             <w:rPr>
               <w:rFonts w:asciiTheme="minorHAnsi" w:eastAsiaTheme="minorEastAsia" w:hAnsiTheme="minorHAnsi" w:cstheme="minorBidi"/>
               <w:noProof/>
-              <w:sz w:val="22"/>
-              <w:szCs w:val="22"/>
+              <w:kern w:val="2"/>
+              <w:sz w:val="24"/>
+              <w:szCs w:val="24"/>
+              <w14:ligatures w14:val="standardContextual"/>
             </w:rPr>
           </w:pPr>
-          <w:hyperlink w:anchor="_Toc198651995" w:history="1">
+          <w:hyperlink w:anchor="_Toc198730982" w:history="1">
             <w:r>
               <w:rPr>
                 <w:rStyle w:val="af1"/>
@@ -2599,7 +2576,7 @@
                 <w:noProof/>
                 <w:webHidden/>
               </w:rPr>
-              <w:instrText xml:space="preserve"> PAGEREF _Toc198651995 \h </w:instrText>
+              <w:instrText xml:space="preserve"> PAGEREF _Toc198730982 \h </w:instrText>
             </w:r>
             <w:r>
               <w:rPr>
@@ -2637,11 +2614,13 @@
             <w:rPr>
               <w:rFonts w:asciiTheme="minorHAnsi" w:eastAsiaTheme="minorEastAsia" w:hAnsiTheme="minorHAnsi" w:cstheme="minorBidi"/>
               <w:noProof/>
-              <w:sz w:val="22"/>
-              <w:szCs w:val="22"/>
+              <w:kern w:val="2"/>
+              <w:sz w:val="24"/>
+              <w:szCs w:val="24"/>
+              <w14:ligatures w14:val="standardContextual"/>
             </w:rPr>
           </w:pPr>
-          <w:hyperlink w:anchor="_Toc198651996" w:history="1">
+          <w:hyperlink w:anchor="_Toc198730983" w:history="1">
             <w:r>
               <w:rPr>
                 <w:rStyle w:val="af1"/>
@@ -2668,7 +2647,7 @@
                 <w:noProof/>
                 <w:webHidden/>
               </w:rPr>
-              <w:instrText xml:space="preserve"> PAGEREF _Toc198651996 \h </w:instrText>
+              <w:instrText xml:space="preserve"> PAGEREF _Toc198730983 \h </w:instrText>
             </w:r>
             <w:r>
               <w:rPr>
@@ -2706,11 +2685,13 @@
             <w:rPr>
               <w:rFonts w:asciiTheme="minorHAnsi" w:eastAsiaTheme="minorEastAsia" w:hAnsiTheme="minorHAnsi" w:cstheme="minorBidi"/>
               <w:noProof/>
-              <w:sz w:val="22"/>
-              <w:szCs w:val="22"/>
+              <w:kern w:val="2"/>
+              <w:sz w:val="24"/>
+              <w:szCs w:val="24"/>
+              <w14:ligatures w14:val="standardContextual"/>
             </w:rPr>
           </w:pPr>
-          <w:hyperlink w:anchor="_Toc198651997" w:history="1">
+          <w:hyperlink w:anchor="_Toc198730984" w:history="1">
             <w:r>
               <w:rPr>
                 <w:rStyle w:val="af1"/>
@@ -2737,7 +2718,7 @@
                 <w:noProof/>
                 <w:webHidden/>
               </w:rPr>
-              <w:instrText xml:space="preserve"> PAGEREF _Toc198651997 \h </w:instrText>
+              <w:instrText xml:space="preserve"> PAGEREF _Toc198730984 \h </w:instrText>
             </w:r>
             <w:r>
               <w:rPr>
@@ -2774,11 +2755,13 @@
             <w:rPr>
               <w:rFonts w:asciiTheme="minorHAnsi" w:eastAsiaTheme="minorEastAsia" w:hAnsiTheme="minorHAnsi" w:cstheme="minorBidi"/>
               <w:noProof/>
-              <w:sz w:val="22"/>
-              <w:szCs w:val="22"/>
+              <w:kern w:val="2"/>
+              <w:sz w:val="24"/>
+              <w:szCs w:val="24"/>
+              <w14:ligatures w14:val="standardContextual"/>
             </w:rPr>
           </w:pPr>
-          <w:hyperlink w:anchor="_Toc198651998" w:history="1">
+          <w:hyperlink w:anchor="_Toc198730985" w:history="1">
             <w:r>
               <w:rPr>
                 <w:rStyle w:val="af1"/>
@@ -2805,7 +2788,7 @@
                 <w:noProof/>
                 <w:webHidden/>
               </w:rPr>
-              <w:instrText xml:space="preserve"> PAGEREF _Toc198651998 \h </w:instrText>
+              <w:instrText xml:space="preserve"> PAGEREF _Toc198730985 \h </w:instrText>
             </w:r>
             <w:r>
               <w:rPr>
@@ -2843,11 +2826,13 @@
             <w:rPr>
               <w:rFonts w:asciiTheme="minorHAnsi" w:eastAsiaTheme="minorEastAsia" w:hAnsiTheme="minorHAnsi" w:cstheme="minorBidi"/>
               <w:noProof/>
-              <w:sz w:val="22"/>
-              <w:szCs w:val="22"/>
+              <w:kern w:val="2"/>
+              <w:sz w:val="24"/>
+              <w:szCs w:val="24"/>
+              <w14:ligatures w14:val="standardContextual"/>
             </w:rPr>
           </w:pPr>
-          <w:hyperlink w:anchor="_Toc198651999" w:history="1">
+          <w:hyperlink w:anchor="_Toc198730986" w:history="1">
             <w:r>
               <w:rPr>
                 <w:rStyle w:val="af1"/>
@@ -2874,7 +2859,7 @@
                 <w:noProof/>
                 <w:webHidden/>
               </w:rPr>
-              <w:instrText xml:space="preserve"> PAGEREF _Toc198651999 \h </w:instrText>
+              <w:instrText xml:space="preserve"> PAGEREF _Toc198730986 \h </w:instrText>
             </w:r>
             <w:r>
               <w:rPr>
@@ -2912,11 +2897,13 @@
             <w:rPr>
               <w:rFonts w:asciiTheme="minorHAnsi" w:eastAsiaTheme="minorEastAsia" w:hAnsiTheme="minorHAnsi" w:cstheme="minorBidi"/>
               <w:noProof/>
-              <w:sz w:val="22"/>
-              <w:szCs w:val="22"/>
+              <w:kern w:val="2"/>
+              <w:sz w:val="24"/>
+              <w:szCs w:val="24"/>
+              <w14:ligatures w14:val="standardContextual"/>
             </w:rPr>
           </w:pPr>
-          <w:hyperlink w:anchor="_Toc198652000" w:history="1">
+          <w:hyperlink w:anchor="_Toc198730987" w:history="1">
             <w:r>
               <w:rPr>
                 <w:rStyle w:val="af1"/>
@@ -2943,7 +2930,7 @@
                 <w:noProof/>
                 <w:webHidden/>
               </w:rPr>
-              <w:instrText xml:space="preserve"> PAGEREF _Toc198652000 \h </w:instrText>
+              <w:instrText xml:space="preserve"> PAGEREF _Toc198730987 \h </w:instrText>
             </w:r>
             <w:r>
               <w:rPr>
@@ -2981,17 +2968,19 @@
             <w:rPr>
               <w:rFonts w:asciiTheme="minorHAnsi" w:eastAsiaTheme="minorEastAsia" w:hAnsiTheme="minorHAnsi" w:cstheme="minorBidi"/>
               <w:noProof/>
-              <w:sz w:val="22"/>
-              <w:szCs w:val="22"/>
+              <w:kern w:val="2"/>
+              <w:sz w:val="24"/>
+              <w:szCs w:val="24"/>
+              <w14:ligatures w14:val="standardContextual"/>
             </w:rPr>
           </w:pPr>
-          <w:hyperlink w:anchor="_Toc198652001" w:history="1">
+          <w:hyperlink w:anchor="_Toc198730988" w:history="1">
             <w:r>
               <w:rPr>
                 <w:rStyle w:val="af1"/>
                 <w:noProof/>
               </w:rPr>
-              <w:t>2.3. Метрики качества</w:t>
+              <w:t>2.3. Эксперименты</w:t>
             </w:r>
             <w:r>
               <w:rPr>
@@ -3012,7 +3001,7 @@
                 <w:noProof/>
                 <w:webHidden/>
               </w:rPr>
-              <w:instrText xml:space="preserve"> PAGEREF _Toc198652001 \h </w:instrText>
+              <w:instrText xml:space="preserve"> PAGEREF _Toc198730988 \h </w:instrText>
             </w:r>
             <w:r>
               <w:rPr>
@@ -3033,6 +3022,76 @@
                 <w:webHidden/>
               </w:rPr>
               <w:t>20</w:t>
+            </w:r>
+            <w:r>
+              <w:rPr>
+                <w:noProof/>
+                <w:webHidden/>
+              </w:rPr>
+              <w:fldChar w:fldCharType="end"/>
+            </w:r>
+          </w:hyperlink>
+        </w:p>
+        <w:p>
+          <w:pPr>
+            <w:pStyle w:val="17"/>
+            <w:rPr>
+              <w:rFonts w:asciiTheme="minorHAnsi" w:eastAsiaTheme="minorEastAsia" w:hAnsiTheme="minorHAnsi" w:cstheme="minorBidi"/>
+              <w:noProof/>
+              <w:kern w:val="2"/>
+              <w:sz w:val="24"/>
+              <w:szCs w:val="24"/>
+              <w14:ligatures w14:val="standardContextual"/>
+            </w:rPr>
+          </w:pPr>
+          <w:hyperlink w:anchor="_Toc198730989" w:history="1">
+            <w:r>
+              <w:rPr>
+                <w:rStyle w:val="af1"/>
+                <w:noProof/>
+              </w:rPr>
+              <w:t>3. РЕАЛИЗАЦИЯ ПРИЛОЖЕНИЯ</w:t>
+            </w:r>
+            <w:r>
+              <w:rPr>
+                <w:noProof/>
+                <w:webHidden/>
+              </w:rPr>
+              <w:tab/>
+            </w:r>
+            <w:r>
+              <w:rPr>
+                <w:noProof/>
+                <w:webHidden/>
+              </w:rPr>
+              <w:fldChar w:fldCharType="begin"/>
+            </w:r>
+            <w:r>
+              <w:rPr>
+                <w:noProof/>
+                <w:webHidden/>
+              </w:rPr>
+              <w:instrText xml:space="preserve"> PAGEREF _Toc198730989 \h </w:instrText>
+            </w:r>
+            <w:r>
+              <w:rPr>
+                <w:noProof/>
+                <w:webHidden/>
+              </w:rPr>
+            </w:r>
+            <w:r>
+              <w:rPr>
+                <w:noProof/>
+                <w:webHidden/>
+              </w:rPr>
+              <w:fldChar w:fldCharType="separate"/>
+            </w:r>
+            <w:r>
+              <w:rPr>
+                <w:noProof/>
+                <w:webHidden/>
+              </w:rPr>
+              <w:t>25</w:t>
             </w:r>
             <w:r>
               <w:rPr>
@@ -3050,17 +3109,19 @@
             <w:rPr>
               <w:rFonts w:asciiTheme="minorHAnsi" w:eastAsiaTheme="minorEastAsia" w:hAnsiTheme="minorHAnsi" w:cstheme="minorBidi"/>
               <w:noProof/>
-              <w:sz w:val="22"/>
-              <w:szCs w:val="22"/>
+              <w:kern w:val="2"/>
+              <w:sz w:val="24"/>
+              <w:szCs w:val="24"/>
+              <w14:ligatures w14:val="standardContextual"/>
             </w:rPr>
           </w:pPr>
-          <w:hyperlink w:anchor="_Toc198652002" w:history="1">
+          <w:hyperlink w:anchor="_Toc198730990" w:history="1">
             <w:r>
               <w:rPr>
                 <w:rStyle w:val="af1"/>
                 <w:noProof/>
               </w:rPr>
-              <w:t>2.4. Эксперименты</w:t>
+              <w:t>3.1. Проектирование</w:t>
             </w:r>
             <w:r>
               <w:rPr>
@@ -3081,75 +3142,7 @@
                 <w:noProof/>
                 <w:webHidden/>
               </w:rPr>
-              <w:instrText xml:space="preserve"> PAGEREF _Toc198652002 \h </w:instrText>
-            </w:r>
-            <w:r>
-              <w:rPr>
-                <w:noProof/>
-                <w:webHidden/>
-              </w:rPr>
-            </w:r>
-            <w:r>
-              <w:rPr>
-                <w:noProof/>
-                <w:webHidden/>
-              </w:rPr>
-              <w:fldChar w:fldCharType="separate"/>
-            </w:r>
-            <w:r>
-              <w:rPr>
-                <w:noProof/>
-                <w:webHidden/>
-              </w:rPr>
-              <w:t>20</w:t>
-            </w:r>
-            <w:r>
-              <w:rPr>
-                <w:noProof/>
-                <w:webHidden/>
-              </w:rPr>
-              <w:fldChar w:fldCharType="end"/>
-            </w:r>
-          </w:hyperlink>
-        </w:p>
-        <w:p>
-          <w:pPr>
-            <w:pStyle w:val="17"/>
-            <w:rPr>
-              <w:rFonts w:asciiTheme="minorHAnsi" w:eastAsiaTheme="minorEastAsia" w:hAnsiTheme="minorHAnsi" w:cstheme="minorBidi"/>
-              <w:noProof/>
-              <w:sz w:val="22"/>
-              <w:szCs w:val="22"/>
-            </w:rPr>
-          </w:pPr>
-          <w:hyperlink w:anchor="_Toc198652003" w:history="1">
-            <w:r>
-              <w:rPr>
-                <w:rStyle w:val="af1"/>
-                <w:noProof/>
-              </w:rPr>
-              <w:t>3. РЕАЛИЗАЦИЯ ПРИЛОЖЕНИЯ</w:t>
-            </w:r>
-            <w:r>
-              <w:rPr>
-                <w:noProof/>
-                <w:webHidden/>
-              </w:rPr>
-              <w:tab/>
-            </w:r>
-            <w:r>
-              <w:rPr>
-                <w:noProof/>
-                <w:webHidden/>
-              </w:rPr>
-              <w:fldChar w:fldCharType="begin"/>
-            </w:r>
-            <w:r>
-              <w:rPr>
-                <w:noProof/>
-                <w:webHidden/>
-              </w:rPr>
-              <w:instrText xml:space="preserve"> PAGEREF _Toc198652003 \h </w:instrText>
+              <w:instrText xml:space="preserve"> PAGEREF _Toc198730990 \h </w:instrText>
             </w:r>
             <w:r>
               <w:rPr>
@@ -3187,17 +3180,19 @@
             <w:rPr>
               <w:rFonts w:asciiTheme="minorHAnsi" w:eastAsiaTheme="minorEastAsia" w:hAnsiTheme="minorHAnsi" w:cstheme="minorBidi"/>
               <w:noProof/>
-              <w:sz w:val="22"/>
-              <w:szCs w:val="22"/>
+              <w:kern w:val="2"/>
+              <w:sz w:val="24"/>
+              <w:szCs w:val="24"/>
+              <w14:ligatures w14:val="standardContextual"/>
             </w:rPr>
           </w:pPr>
-          <w:hyperlink w:anchor="_Toc198652004" w:history="1">
+          <w:hyperlink w:anchor="_Toc198730991" w:history="1">
             <w:r>
               <w:rPr>
                 <w:rStyle w:val="af1"/>
                 <w:noProof/>
               </w:rPr>
-              <w:t>3.1. Проектирование</w:t>
+              <w:t>3.2. Серверная часть приложения</w:t>
             </w:r>
             <w:r>
               <w:rPr>
@@ -3218,7 +3213,7 @@
                 <w:noProof/>
                 <w:webHidden/>
               </w:rPr>
-              <w:instrText xml:space="preserve"> PAGEREF _Toc198652004 \h </w:instrText>
+              <w:instrText xml:space="preserve"> PAGEREF _Toc198730991 \h </w:instrText>
             </w:r>
             <w:r>
               <w:rPr>
@@ -3238,7 +3233,7 @@
                 <w:noProof/>
                 <w:webHidden/>
               </w:rPr>
-              <w:t>25</w:t>
+              <w:t>26</w:t>
             </w:r>
             <w:r>
               <w:rPr>
@@ -3256,17 +3251,19 @@
             <w:rPr>
               <w:rFonts w:asciiTheme="minorHAnsi" w:eastAsiaTheme="minorEastAsia" w:hAnsiTheme="minorHAnsi" w:cstheme="minorBidi"/>
               <w:noProof/>
-              <w:sz w:val="22"/>
-              <w:szCs w:val="22"/>
+              <w:kern w:val="2"/>
+              <w:sz w:val="24"/>
+              <w:szCs w:val="24"/>
+              <w14:ligatures w14:val="standardContextual"/>
             </w:rPr>
           </w:pPr>
-          <w:hyperlink w:anchor="_Toc198652005" w:history="1">
+          <w:hyperlink w:anchor="_Toc198730992" w:history="1">
             <w:r>
               <w:rPr>
                 <w:rStyle w:val="af1"/>
                 <w:noProof/>
               </w:rPr>
-              <w:t>3.2. Серверная часть приложения</w:t>
+              <w:t>3.3. Клиентская часть приложения</w:t>
             </w:r>
             <w:r>
               <w:rPr>
@@ -3287,7 +3284,7 @@
                 <w:noProof/>
                 <w:webHidden/>
               </w:rPr>
-              <w:instrText xml:space="preserve"> PAGEREF _Toc198652005 \h </w:instrText>
+              <w:instrText xml:space="preserve"> PAGEREF _Toc198730992 \h </w:instrText>
             </w:r>
             <w:r>
               <w:rPr>
@@ -3307,7 +3304,7 @@
                 <w:noProof/>
                 <w:webHidden/>
               </w:rPr>
-              <w:t>26</w:t>
+              <w:t>28</w:t>
             </w:r>
             <w:r>
               <w:rPr>
@@ -3325,17 +3322,19 @@
             <w:rPr>
               <w:rFonts w:asciiTheme="minorHAnsi" w:eastAsiaTheme="minorEastAsia" w:hAnsiTheme="minorHAnsi" w:cstheme="minorBidi"/>
               <w:noProof/>
-              <w:sz w:val="22"/>
-              <w:szCs w:val="22"/>
+              <w:kern w:val="2"/>
+              <w:sz w:val="24"/>
+              <w:szCs w:val="24"/>
+              <w14:ligatures w14:val="standardContextual"/>
             </w:rPr>
           </w:pPr>
-          <w:hyperlink w:anchor="_Toc198652006" w:history="1">
+          <w:hyperlink w:anchor="_Toc198730993" w:history="1">
             <w:r>
               <w:rPr>
                 <w:rStyle w:val="af1"/>
                 <w:noProof/>
               </w:rPr>
-              <w:t>3.3. Клиентская часть приложения</w:t>
+              <w:t>3.4. Тестирование приложения</w:t>
             </w:r>
             <w:r>
               <w:rPr>
@@ -3356,7 +3355,7 @@
                 <w:noProof/>
                 <w:webHidden/>
               </w:rPr>
-              <w:instrText xml:space="preserve"> PAGEREF _Toc198652006 \h </w:instrText>
+              <w:instrText xml:space="preserve"> PAGEREF _Toc198730993 \h </w:instrText>
             </w:r>
             <w:r>
               <w:rPr>
@@ -3376,76 +3375,7 @@
                 <w:noProof/>
                 <w:webHidden/>
               </w:rPr>
-              <w:t>28</w:t>
-            </w:r>
-            <w:r>
-              <w:rPr>
-                <w:noProof/>
-                <w:webHidden/>
-              </w:rPr>
-              <w:fldChar w:fldCharType="end"/>
-            </w:r>
-          </w:hyperlink>
-        </w:p>
-        <w:p>
-          <w:pPr>
-            <w:pStyle w:val="25"/>
-            <w:ind w:firstLine="431"/>
-            <w:rPr>
-              <w:rFonts w:asciiTheme="minorHAnsi" w:eastAsiaTheme="minorEastAsia" w:hAnsiTheme="minorHAnsi" w:cstheme="minorBidi"/>
-              <w:noProof/>
-              <w:sz w:val="22"/>
-              <w:szCs w:val="22"/>
-            </w:rPr>
-          </w:pPr>
-          <w:hyperlink w:anchor="_Toc198652007" w:history="1">
-            <w:r>
-              <w:rPr>
-                <w:rStyle w:val="af1"/>
-                <w:noProof/>
-              </w:rPr>
-              <w:t>3.4. Тестирование приложения</w:t>
-            </w:r>
-            <w:r>
-              <w:rPr>
-                <w:noProof/>
-                <w:webHidden/>
-              </w:rPr>
-              <w:tab/>
-            </w:r>
-            <w:r>
-              <w:rPr>
-                <w:noProof/>
-                <w:webHidden/>
-              </w:rPr>
-              <w:fldChar w:fldCharType="begin"/>
-            </w:r>
-            <w:r>
-              <w:rPr>
-                <w:noProof/>
-                <w:webHidden/>
-              </w:rPr>
-              <w:instrText xml:space="preserve"> PAGEREF _Toc198652007 \h </w:instrText>
-            </w:r>
-            <w:r>
-              <w:rPr>
-                <w:noProof/>
-                <w:webHidden/>
-              </w:rPr>
-            </w:r>
-            <w:r>
-              <w:rPr>
-                <w:noProof/>
-                <w:webHidden/>
-              </w:rPr>
-              <w:fldChar w:fldCharType="separate"/>
-            </w:r>
-            <w:r>
-              <w:rPr>
-                <w:noProof/>
-                <w:webHidden/>
-              </w:rPr>
-              <w:t>29</w:t>
+              <w:t>30</w:t>
             </w:r>
             <w:r>
               <w:rPr>
@@ -3462,11 +3392,13 @@
             <w:rPr>
               <w:rFonts w:asciiTheme="minorHAnsi" w:eastAsiaTheme="minorEastAsia" w:hAnsiTheme="minorHAnsi" w:cstheme="minorBidi"/>
               <w:noProof/>
-              <w:sz w:val="22"/>
-              <w:szCs w:val="22"/>
+              <w:kern w:val="2"/>
+              <w:sz w:val="24"/>
+              <w:szCs w:val="24"/>
+              <w14:ligatures w14:val="standardContextual"/>
             </w:rPr>
           </w:pPr>
-          <w:hyperlink w:anchor="_Toc198652008" w:history="1">
+          <w:hyperlink w:anchor="_Toc198730994" w:history="1">
             <w:r>
               <w:rPr>
                 <w:rStyle w:val="af1"/>
@@ -3493,7 +3425,7 @@
                 <w:noProof/>
                 <w:webHidden/>
               </w:rPr>
-              <w:instrText xml:space="preserve"> PAGEREF _Toc198652008 \h </w:instrText>
+              <w:instrText xml:space="preserve"> PAGEREF _Toc198730994 \h </w:instrText>
             </w:r>
             <w:r>
               <w:rPr>
@@ -3513,7 +3445,7 @@
                 <w:noProof/>
                 <w:webHidden/>
               </w:rPr>
-              <w:t>30</w:t>
+              <w:t>31</w:t>
             </w:r>
             <w:r>
               <w:rPr>
@@ -3530,11 +3462,13 @@
             <w:rPr>
               <w:rFonts w:asciiTheme="minorHAnsi" w:eastAsiaTheme="minorEastAsia" w:hAnsiTheme="minorHAnsi" w:cstheme="minorBidi"/>
               <w:noProof/>
-              <w:sz w:val="22"/>
-              <w:szCs w:val="22"/>
+              <w:kern w:val="2"/>
+              <w:sz w:val="24"/>
+              <w:szCs w:val="24"/>
+              <w14:ligatures w14:val="standardContextual"/>
             </w:rPr>
           </w:pPr>
-          <w:hyperlink w:anchor="_Toc198652009" w:history="1">
+          <w:hyperlink w:anchor="_Toc198730995" w:history="1">
             <w:r>
               <w:rPr>
                 <w:rStyle w:val="af1"/>
@@ -3561,7 +3495,7 @@
                 <w:noProof/>
                 <w:webHidden/>
               </w:rPr>
-              <w:instrText xml:space="preserve"> PAGEREF _Toc198652009 \h </w:instrText>
+              <w:instrText xml:space="preserve"> PAGEREF _Toc198730995 \h </w:instrText>
             </w:r>
             <w:r>
               <w:rPr>
@@ -3581,215 +3515,7 @@
                 <w:noProof/>
                 <w:webHidden/>
               </w:rPr>
-              <w:t>31</w:t>
-            </w:r>
-            <w:r>
-              <w:rPr>
-                <w:noProof/>
-                <w:webHidden/>
-              </w:rPr>
-              <w:fldChar w:fldCharType="end"/>
-            </w:r>
-          </w:hyperlink>
-        </w:p>
-        <w:p>
-          <w:pPr>
-            <w:pStyle w:val="17"/>
-            <w:rPr>
-              <w:rFonts w:asciiTheme="minorHAnsi" w:eastAsiaTheme="minorEastAsia" w:hAnsiTheme="minorHAnsi" w:cstheme="minorBidi"/>
-              <w:noProof/>
-              <w:sz w:val="22"/>
-              <w:szCs w:val="22"/>
-            </w:rPr>
-          </w:pPr>
-          <w:hyperlink w:anchor="_Toc198652010" w:history="1">
-            <w:r>
-              <w:rPr>
-                <w:rStyle w:val="af1"/>
-                <w:noProof/>
-              </w:rPr>
-              <w:t>ПРИЛОЖЕНИЕ</w:t>
-            </w:r>
-            <w:r>
-              <w:rPr>
-                <w:noProof/>
-                <w:webHidden/>
-              </w:rPr>
-              <w:tab/>
-            </w:r>
-            <w:r>
-              <w:rPr>
-                <w:noProof/>
-                <w:webHidden/>
-              </w:rPr>
-              <w:fldChar w:fldCharType="begin"/>
-            </w:r>
-            <w:r>
-              <w:rPr>
-                <w:noProof/>
-                <w:webHidden/>
-              </w:rPr>
-              <w:instrText xml:space="preserve"> PAGEREF _Toc198652010 \h </w:instrText>
-            </w:r>
-            <w:r>
-              <w:rPr>
-                <w:noProof/>
-                <w:webHidden/>
-              </w:rPr>
-            </w:r>
-            <w:r>
-              <w:rPr>
-                <w:noProof/>
-                <w:webHidden/>
-              </w:rPr>
-              <w:fldChar w:fldCharType="separate"/>
-            </w:r>
-            <w:r>
-              <w:rPr>
-                <w:noProof/>
-                <w:webHidden/>
-              </w:rPr>
-              <w:t>33</w:t>
-            </w:r>
-            <w:r>
-              <w:rPr>
-                <w:noProof/>
-                <w:webHidden/>
-              </w:rPr>
-              <w:fldChar w:fldCharType="end"/>
-            </w:r>
-          </w:hyperlink>
-        </w:p>
-        <w:p>
-          <w:pPr>
-            <w:pStyle w:val="25"/>
-            <w:ind w:firstLine="431"/>
-            <w:rPr>
-              <w:rFonts w:asciiTheme="minorHAnsi" w:eastAsiaTheme="minorEastAsia" w:hAnsiTheme="minorHAnsi" w:cstheme="minorBidi"/>
-              <w:noProof/>
-              <w:sz w:val="22"/>
-              <w:szCs w:val="22"/>
-            </w:rPr>
-          </w:pPr>
-          <w:hyperlink w:anchor="_Toc198652011" w:history="1">
-            <w:r>
-              <w:rPr>
-                <w:rStyle w:val="af1"/>
-                <w:noProof/>
-                <w:lang w:eastAsia="ja-JP"/>
-              </w:rPr>
-              <w:t>Приложение А. Спецификация вариантов использования</w:t>
-            </w:r>
-            <w:r>
-              <w:rPr>
-                <w:noProof/>
-                <w:webHidden/>
-              </w:rPr>
-              <w:tab/>
-            </w:r>
-            <w:r>
-              <w:rPr>
-                <w:noProof/>
-                <w:webHidden/>
-              </w:rPr>
-              <w:fldChar w:fldCharType="begin"/>
-            </w:r>
-            <w:r>
-              <w:rPr>
-                <w:noProof/>
-                <w:webHidden/>
-              </w:rPr>
-              <w:instrText xml:space="preserve"> PAGEREF _Toc198652011 \h </w:instrText>
-            </w:r>
-            <w:r>
-              <w:rPr>
-                <w:noProof/>
-                <w:webHidden/>
-              </w:rPr>
-            </w:r>
-            <w:r>
-              <w:rPr>
-                <w:noProof/>
-                <w:webHidden/>
-              </w:rPr>
-              <w:fldChar w:fldCharType="separate"/>
-            </w:r>
-            <w:r>
-              <w:rPr>
-                <w:noProof/>
-                <w:webHidden/>
-              </w:rPr>
-              <w:t>33</w:t>
-            </w:r>
-            <w:r>
-              <w:rPr>
-                <w:noProof/>
-                <w:webHidden/>
-              </w:rPr>
-              <w:fldChar w:fldCharType="end"/>
-            </w:r>
-          </w:hyperlink>
-        </w:p>
-        <w:p>
-          <w:pPr>
-            <w:pStyle w:val="25"/>
-            <w:ind w:firstLine="431"/>
-            <w:rPr>
-              <w:rFonts w:asciiTheme="minorHAnsi" w:eastAsiaTheme="minorEastAsia" w:hAnsiTheme="minorHAnsi" w:cstheme="minorBidi"/>
-              <w:noProof/>
-              <w:sz w:val="22"/>
-              <w:szCs w:val="22"/>
-            </w:rPr>
-          </w:pPr>
-          <w:hyperlink w:anchor="_Toc198652012" w:history="1">
-            <w:r>
-              <w:rPr>
-                <w:rStyle w:val="af1"/>
-                <w:noProof/>
-                <w:lang w:eastAsia="ja-JP"/>
-              </w:rPr>
-              <w:t>Приложение Б. Скриншоты приложения</w:t>
-            </w:r>
-            <w:r>
-              <w:rPr>
-                <w:noProof/>
-                <w:webHidden/>
-              </w:rPr>
-              <w:tab/>
-            </w:r>
-            <w:r>
-              <w:rPr>
-                <w:noProof/>
-                <w:webHidden/>
-              </w:rPr>
-              <w:fldChar w:fldCharType="begin"/>
-            </w:r>
-            <w:r>
-              <w:rPr>
-                <w:noProof/>
-                <w:webHidden/>
-              </w:rPr>
-              <w:instrText xml:space="preserve"> PAGEREF _Toc198652012 \h </w:instrText>
-            </w:r>
-            <w:r>
-              <w:rPr>
-                <w:noProof/>
-                <w:webHidden/>
-              </w:rPr>
-            </w:r>
-            <w:r>
-              <w:rPr>
-                <w:noProof/>
-                <w:webHidden/>
-              </w:rPr>
-              <w:fldChar w:fldCharType="separate"/>
-            </w:r>
-            <w:r>
-              <w:rPr>
-                <w:noProof/>
-                <w:webHidden/>
-              </w:rPr>
-              <w:t>36</w:t>
+              <w:t>32</w:t>
             </w:r>
             <w:r>
               <w:rPr>
@@ -3820,7 +3546,7 @@
         <w:pStyle w:val="13"/>
         <w:spacing w:before="0"/>
       </w:pPr>
-      <w:bookmarkStart w:id="9" w:name="_Toc198651993"/>
+      <w:bookmarkStart w:id="9" w:name="_Toc198730980"/>
       <w:r>
         <w:lastRenderedPageBreak/>
         <w:t>ВВЕДЕНИЕ</w:t>
@@ -4725,21 +4451,7 @@
         <w:rPr>
           <w:lang w:val="ru-RU"/>
         </w:rPr>
-        <w:t xml:space="preserve"> </w:t>
-      </w:r>
-      <w:proofErr w:type="spellStart"/>
-      <w:r>
-        <w:rPr>
-          <w:lang w:val="ru-RU"/>
-        </w:rPr>
-        <w:t>нейросетевая</w:t>
-      </w:r>
-      <w:proofErr w:type="spellEnd"/>
-      <w:r>
-        <w:rPr>
-          <w:lang w:val="ru-RU"/>
-        </w:rPr>
-        <w:t xml:space="preserve"> модель, обученная</w:t>
+        <w:t xml:space="preserve"> нейросетевая модель, обученная</w:t>
       </w:r>
       <w:r>
         <w:rPr>
@@ -4795,15 +4507,7 @@
         <w:ind w:left="0" w:firstLine="709"/>
       </w:pPr>
       <w:r>
-        <w:t xml:space="preserve">обучить </w:t>
-      </w:r>
-      <w:proofErr w:type="spellStart"/>
-      <w:r>
-        <w:t>нейросетевые</w:t>
-      </w:r>
-      <w:proofErr w:type="spellEnd"/>
-      <w:r>
-        <w:t xml:space="preserve"> модели</w:t>
+        <w:t>обучить нейросетевые модели</w:t>
       </w:r>
       <w:r>
         <w:t>;</w:t>
@@ -4909,26 +4613,38 @@
       </w:r>
       <w:r>
         <w:rPr>
-          <w:rFonts w:hint="eastAsia"/>
           <w:highlight w:val="yellow"/>
           <w:lang w:val="ru-RU"/>
         </w:rPr>
-        <w:t>5</w:t>
+        <w:t>31</w:t>
       </w:r>
       <w:r>
         <w:rPr>
           <w:highlight w:val="yellow"/>
           <w:lang w:val="ru-RU"/>
         </w:rPr>
-        <w:t>0 страниц, объем списка литературы – 2</w:t>
-      </w:r>
-      <w:r>
-        <w:rPr>
-          <w:rFonts w:hint="eastAsia"/>
+        <w:t xml:space="preserve"> страниц</w:t>
+      </w:r>
+      <w:r>
+        <w:rPr>
           <w:highlight w:val="yellow"/>
           <w:lang w:val="ru-RU"/>
         </w:rPr>
-        <w:t>1</w:t>
+        <w:t>а</w:t>
+      </w:r>
+      <w:r>
+        <w:rPr>
+          <w:highlight w:val="yellow"/>
+          <w:lang w:val="ru-RU"/>
+        </w:rPr>
+        <w:t>, объем списка литературы – 2</w:t>
+      </w:r>
+      <w:r>
+        <w:rPr>
+          <w:highlight w:val="yellow"/>
+          <w:lang w:val="ru-RU"/>
+        </w:rPr>
+        <w:t>3</w:t>
       </w:r>
       <w:r>
         <w:rPr>
@@ -4984,33 +4700,6 @@
           <w:lang w:val="ru-RU"/>
         </w:rPr>
         <w:t>В третьей главе …</w:t>
-      </w:r>
-    </w:p>
-    <w:p>
-      <w:pPr>
-        <w:pStyle w:val="15"/>
-        <w:rPr>
-          <w:lang w:val="ru-RU"/>
-        </w:rPr>
-      </w:pPr>
-      <w:r>
-        <w:t xml:space="preserve">В </w:t>
-      </w:r>
-      <w:proofErr w:type="spellStart"/>
-      <w:r>
-        <w:t>приложении</w:t>
-      </w:r>
-      <w:proofErr w:type="spellEnd"/>
-      <w:r>
-        <w:t xml:space="preserve"> А </w:t>
-      </w:r>
-      <w:proofErr w:type="spellStart"/>
-      <w:r>
-        <w:t>содержится</w:t>
-      </w:r>
-      <w:proofErr w:type="spellEnd"/>
-      <w:r>
-        <w:t xml:space="preserve"> …</w:t>
       </w:r>
     </w:p>
     <w:p>
@@ -5031,7 +4720,7 @@
         <w:spacing w:before="0"/>
         <w:ind w:left="357" w:hanging="357"/>
       </w:pPr>
-      <w:bookmarkStart w:id="12" w:name="_Toc198651994"/>
+      <w:bookmarkStart w:id="12" w:name="_Toc198730981"/>
       <w:r>
         <w:lastRenderedPageBreak/>
         <w:t>АН</w:t>
@@ -5050,7 +4739,7 @@
       </w:pPr>
       <w:bookmarkStart w:id="13" w:name="_Toc159164952"/>
       <w:bookmarkStart w:id="14" w:name="_Toc191225810"/>
-      <w:bookmarkStart w:id="15" w:name="_Toc198651995"/>
+      <w:bookmarkStart w:id="15" w:name="_Toc198730982"/>
       <w:r>
         <w:t>Обзор аналогичных проектов</w:t>
       </w:r>
@@ -6153,21 +5842,7 @@
         <w:rPr>
           <w:lang w:val="ru-RU"/>
         </w:rPr>
-        <w:t xml:space="preserve">и, создать </w:t>
-      </w:r>
-      <w:proofErr w:type="spellStart"/>
-      <w:r>
-        <w:rPr>
-          <w:lang w:val="ru-RU"/>
-        </w:rPr>
-        <w:t>нейросетевую</w:t>
-      </w:r>
-      <w:proofErr w:type="spellEnd"/>
-      <w:r>
-        <w:rPr>
-          <w:lang w:val="ru-RU"/>
-        </w:rPr>
-        <w:t xml:space="preserve"> модель для детекции дорожных объектов. Первый проект стремится классифицировать наибольшее чисто объектов, в то время как второй выделяет лишь 4 класса</w:t>
+        <w:t>и, создать нейросетевую модель для детекции дорожных объектов. Первый проект стремится классифицировать наибольшее чисто объектов, в то время как второй выделяет лишь 4 класса</w:t>
       </w:r>
       <w:r>
         <w:rPr>
@@ -6220,7 +5895,7 @@
         <w:ind w:left="0" w:firstLine="0"/>
       </w:pPr>
       <w:bookmarkStart w:id="17" w:name="_Toc191225811"/>
-      <w:bookmarkStart w:id="18" w:name="_Toc198651996"/>
+      <w:bookmarkStart w:id="18" w:name="_Toc198730983"/>
       <w:r>
         <w:t>Анализ существующих решений</w:t>
       </w:r>
@@ -6235,19 +5910,11 @@
           <w:lang w:val="ru-RU"/>
         </w:rPr>
       </w:pPr>
-      <w:proofErr w:type="spellStart"/>
-      <w:r>
-        <w:rPr>
-          <w:lang w:val="ru-RU"/>
-        </w:rPr>
-        <w:t>Нейросетевые</w:t>
-      </w:r>
-      <w:proofErr w:type="spellEnd"/>
-      <w:r>
-        <w:rPr>
-          <w:lang w:val="ru-RU"/>
-        </w:rPr>
-        <w:t xml:space="preserve"> модели могут иметь разнообразные архитектуры, зависящие от решаемой задачи: </w:t>
+      <w:r>
+        <w:rPr>
+          <w:lang w:val="ru-RU"/>
+        </w:rPr>
+        <w:t xml:space="preserve">Нейросетевые модели могут иметь разнообразные архитектуры, зависящие от решаемой задачи: </w:t>
       </w:r>
       <w:proofErr w:type="spellStart"/>
       <w:r>
@@ -7003,21 +6670,7 @@
         <w:rPr>
           <w:lang w:val="ru-RU"/>
         </w:rPr>
-        <w:t xml:space="preserve"> для обучения </w:t>
-      </w:r>
-      <w:proofErr w:type="spellStart"/>
-      <w:r>
-        <w:rPr>
-          <w:lang w:val="ru-RU"/>
-        </w:rPr>
-        <w:t>нейросетевой</w:t>
-      </w:r>
-      <w:proofErr w:type="spellEnd"/>
-      <w:r>
-        <w:rPr>
-          <w:lang w:val="ru-RU"/>
-        </w:rPr>
-        <w:t xml:space="preserve"> модели и вычисления метрик</w:t>
+        <w:t xml:space="preserve"> для обучения нейросетевой модели и вычисления метрик</w:t>
       </w:r>
       <w:r>
         <w:rPr>
@@ -7187,7 +6840,7 @@
         <w:pStyle w:val="2"/>
         <w:ind w:left="0" w:firstLine="0"/>
       </w:pPr>
-      <w:bookmarkStart w:id="20" w:name="_Toc198651997"/>
+      <w:bookmarkStart w:id="20" w:name="_Toc198730984"/>
       <w:proofErr w:type="spellStart"/>
       <w:r>
         <w:lastRenderedPageBreak/>
@@ -7862,78 +7515,50 @@
           <w:lang w:val="ru-RU"/>
         </w:rPr>
       </w:pPr>
+      <w:r>
+        <w:rPr>
+          <w:lang w:val="ru-RU"/>
+        </w:rPr>
+        <w:t>Данная метрика х</w:t>
+      </w:r>
+      <w:r>
+        <w:rPr>
+          <w:lang w:val="ru-RU"/>
+        </w:rPr>
+        <w:t>орошо отражает качество модели при сбалансированных классах. Используется как простой общий индикатор обучения модели.</w:t>
+      </w:r>
     </w:p>
     <w:p>
       <w:pPr>
         <w:pStyle w:val="15"/>
         <w:rPr>
-          <w:lang w:val="ru-RU"/>
-        </w:rPr>
-      </w:pPr>
-      <w:r>
-        <w:rPr>
-          <w:lang w:val="ru-RU"/>
-        </w:rPr>
-        <w:t>Данная метрика х</w:t>
-      </w:r>
-      <w:r>
-        <w:rPr>
-          <w:lang w:val="ru-RU"/>
-        </w:rPr>
-        <w:t>орошо отражает качество модели при сбалансированных классах. Используется как простой общий индикатор обучения модели.</w:t>
+          <w:b/>
+          <w:bCs/>
+          <w:lang w:val="ru-RU"/>
+        </w:rPr>
+      </w:pPr>
+      <w:r>
+        <w:rPr>
+          <w:b/>
+          <w:bCs/>
+          <w:lang w:val="ru-RU"/>
+        </w:rPr>
+        <w:t>Precision (прецизионность)</w:t>
       </w:r>
     </w:p>
     <w:p>
       <w:pPr>
         <w:pStyle w:val="15"/>
         <w:rPr>
-          <w:b/>
-          <w:bCs/>
-          <w:lang w:val="ru-RU"/>
-        </w:rPr>
-      </w:pPr>
-      <w:r>
-        <w:rPr>
-          <w:b/>
-          <w:bCs/>
-          <w:lang w:val="ru-RU"/>
-        </w:rPr>
-        <w:t>Precision (</w:t>
-      </w:r>
-      <w:proofErr w:type="spellStart"/>
-      <w:r>
-        <w:rPr>
-          <w:b/>
-          <w:bCs/>
-          <w:lang w:val="ru-RU"/>
-        </w:rPr>
-        <w:t>прецизионность</w:t>
-      </w:r>
-      <w:proofErr w:type="spellEnd"/>
-      <w:r>
-        <w:rPr>
-          <w:b/>
-          <w:bCs/>
-          <w:lang w:val="ru-RU"/>
-        </w:rPr>
-        <w:t>)</w:t>
-      </w:r>
-    </w:p>
-    <w:p>
-      <w:pPr>
-        <w:pStyle w:val="15"/>
-        <w:rPr>
-          <w:lang w:val="ru-RU"/>
-        </w:rPr>
-      </w:pPr>
-      <w:proofErr w:type="spellStart"/>
+          <w:lang w:val="ru-RU"/>
+        </w:rPr>
+      </w:pPr>
       <w:r>
         <w:rPr>
           <w:lang w:val="ru-RU"/>
         </w:rPr>
         <w:t>Прецизионность</w:t>
       </w:r>
-      <w:proofErr w:type="spellEnd"/>
       <w:r>
         <w:rPr>
           <w:lang w:val="ru-RU"/>
@@ -8121,7 +7746,19 @@
         <w:rPr>
           <w:lang w:val="ru-RU"/>
         </w:rPr>
-        <w:t>ажна, когда необходимо минимизировать ложные срабатывания. Например, при детекции объектов, чтобы каждое «положительное» предсказание было надёжным.</w:t>
+        <w:t>ажна, когда необходимо минимизировать ложные срабатывания. Например, при детекции объектов, чтобы каждое «положительное» предсказание было над</w:t>
+      </w:r>
+      <w:r>
+        <w:rPr>
+          <w:lang w:val="ru-RU"/>
+        </w:rPr>
+        <w:t>е</w:t>
+      </w:r>
+      <w:r>
+        <w:rPr>
+          <w:lang w:val="ru-RU"/>
+        </w:rPr>
+        <w:t>жным.</w:t>
       </w:r>
     </w:p>
     <w:p>
@@ -8720,7 +8357,43 @@
         <w:rPr>
           <w:lang w:val="ru-RU"/>
         </w:rPr>
-        <w:t>). Она показывает, какая доля объёма пересечения двух прямоугольников приходится на их объединённый объём.</w:t>
+        <w:t>). Она показывает, какая доля объ</w:t>
+      </w:r>
+      <w:r>
+        <w:rPr>
+          <w:lang w:val="ru-RU"/>
+        </w:rPr>
+        <w:t>е</w:t>
+      </w:r>
+      <w:r>
+        <w:rPr>
+          <w:lang w:val="ru-RU"/>
+        </w:rPr>
+        <w:t>ма пересечения двух прямоугольников приходится на их объедин</w:t>
+      </w:r>
+      <w:r>
+        <w:rPr>
+          <w:lang w:val="ru-RU"/>
+        </w:rPr>
+        <w:t>е</w:t>
+      </w:r>
+      <w:r>
+        <w:rPr>
+          <w:lang w:val="ru-RU"/>
+        </w:rPr>
+        <w:t>нный объ</w:t>
+      </w:r>
+      <w:r>
+        <w:rPr>
+          <w:lang w:val="ru-RU"/>
+        </w:rPr>
+        <w:t>е</w:t>
+      </w:r>
+      <w:r>
+        <w:rPr>
+          <w:lang w:val="ru-RU"/>
+        </w:rPr>
+        <w:t>м.</w:t>
       </w:r>
       <w:r>
         <w:rPr>
@@ -9930,6 +9603,7 @@
         <w:pStyle w:val="15"/>
         <w:rPr>
           <w:iCs/>
+          <w:lang w:val="ru-RU"/>
         </w:rPr>
       </w:pPr>
       <w:r>
@@ -9963,7 +9637,6 @@
         <w:t xml:space="preserve">по диапазону </w:t>
       </w:r>
       <w:proofErr w:type="spellStart"/>
-      <w:proofErr w:type="gramStart"/>
       <w:r>
         <w:rPr>
           <w:iCs/>
@@ -9976,88 +9649,67 @@
           <w:iCs/>
           <w:lang w:val="ru-RU"/>
         </w:rPr>
-        <w:t>[</w:t>
-      </w:r>
-      <w:proofErr w:type="gramEnd"/>
+        <w:t>[0</w:t>
+      </w:r>
       <w:r>
         <w:rPr>
           <w:iCs/>
           <w:lang w:val="ru-RU"/>
         </w:rPr>
-        <w:t>0</w:t>
+        <w:t>,5</w:t>
       </w:r>
       <w:r>
         <w:rPr>
           <w:iCs/>
           <w:lang w:val="ru-RU"/>
         </w:rPr>
-        <w:t>,5</w:t>
+        <w:t>;</w:t>
       </w:r>
       <w:r>
         <w:rPr>
           <w:iCs/>
           <w:lang w:val="ru-RU"/>
         </w:rPr>
-        <w:t>;</w:t>
+        <w:t xml:space="preserve"> 0,95</w:t>
       </w:r>
       <w:r>
         <w:rPr>
           <w:iCs/>
           <w:lang w:val="ru-RU"/>
         </w:rPr>
-        <w:t xml:space="preserve"> 0,95</w:t>
+        <w:t>]</w:t>
       </w:r>
       <w:r>
         <w:rPr>
           <w:iCs/>
           <w:lang w:val="ru-RU"/>
         </w:rPr>
-        <w:t>]</w:t>
+        <w:t xml:space="preserve"> с шагом 0,05.</w:t>
       </w:r>
       <w:r>
         <w:rPr>
           <w:iCs/>
           <w:lang w:val="ru-RU"/>
         </w:rPr>
-        <w:t xml:space="preserve"> с шагом 0,05.</w:t>
+        <w:t xml:space="preserve"> Можно посчитать по формуле</w:t>
       </w:r>
       <w:r>
         <w:rPr>
           <w:iCs/>
-          <w:lang w:val="ru-RU"/>
-        </w:rPr>
-        <w:t xml:space="preserve"> </w:t>
+        </w:rPr>
+        <w:t> </w:t>
       </w:r>
       <w:r>
         <w:rPr>
           <w:iCs/>
           <w:lang w:val="ru-RU"/>
         </w:rPr>
-        <w:t>Можно посчитать по формул</w:t>
+        <w:t>(8)</w:t>
       </w:r>
       <w:r>
         <w:rPr>
           <w:iCs/>
           <w:lang w:val="ru-RU"/>
-        </w:rPr>
-        <w:t>е</w:t>
-      </w:r>
-      <w:r>
-        <w:rPr>
-          <w:iCs/>
-        </w:rPr>
-        <w:t> </w:t>
-      </w:r>
-      <w:r>
-        <w:rPr>
-          <w:iCs/>
-          <w:lang w:val="ru-RU"/>
-        </w:rPr>
-        <w:t>(8)</w:t>
-      </w:r>
-      <w:r>
-        <w:rPr>
-          <w:iCs/>
         </w:rPr>
         <w:t>:</w:t>
       </w:r>
@@ -10442,7 +10094,21 @@
           <w:iCs/>
           <w:lang w:val="ru-RU"/>
         </w:rPr>
-        <w:t>Она учитывает как «лёгкие» случаи (</w:t>
+        <w:t>Она учитывает как «л</w:t>
+      </w:r>
+      <w:r>
+        <w:rPr>
+          <w:iCs/>
+          <w:lang w:val="ru-RU"/>
+        </w:rPr>
+        <w:t>е</w:t>
+      </w:r>
+      <w:r>
+        <w:rPr>
+          <w:iCs/>
+          <w:lang w:val="ru-RU"/>
+        </w:rPr>
+        <w:t>гкие» случаи (</w:t>
       </w:r>
       <w:proofErr w:type="spellStart"/>
       <w:r>
@@ -10625,7 +10291,7 @@
         <w:spacing w:before="0"/>
         <w:ind w:left="0" w:firstLine="0"/>
       </w:pPr>
-      <w:bookmarkStart w:id="22" w:name="_Toc198651998"/>
+      <w:bookmarkStart w:id="22" w:name="_Toc198730985"/>
       <w:r>
         <w:lastRenderedPageBreak/>
         <w:t>НЕЙРОСЕТЕВАЯ МОДЕЛЬ ДЕТЕКЦИИ ОБЪЕКТОВ</w:t>
@@ -10637,7 +10303,7 @@
       <w:pPr>
         <w:pStyle w:val="2"/>
       </w:pPr>
-      <w:bookmarkStart w:id="23" w:name="_Toc198651999"/>
+      <w:bookmarkStart w:id="23" w:name="_Toc198730986"/>
       <w:r>
         <w:t>Обучающий набор данных</w:t>
       </w:r>
@@ -10656,14 +10322,12 @@
         </w:rPr>
         <w:t xml:space="preserve">Наборы данных или же </w:t>
       </w:r>
-      <w:proofErr w:type="spellStart"/>
       <w:r>
         <w:rPr>
           <w:lang w:val="ru-RU"/>
         </w:rPr>
         <w:t>датасеты</w:t>
       </w:r>
-      <w:proofErr w:type="spellEnd"/>
       <w:r>
         <w:rPr>
           <w:lang w:val="ru-RU"/>
@@ -10708,19 +10372,11 @@
           <w:lang w:val="ru-RU"/>
         </w:rPr>
       </w:pPr>
-      <w:proofErr w:type="spellStart"/>
-      <w:r>
-        <w:rPr>
-          <w:lang w:val="ru-RU"/>
-        </w:rPr>
-        <w:t>Датасеты</w:t>
-      </w:r>
-      <w:proofErr w:type="spellEnd"/>
-      <w:r>
-        <w:rPr>
-          <w:lang w:val="ru-RU"/>
-        </w:rPr>
-        <w:t xml:space="preserve"> играют решающую роль в обучении моделей компьютерного зрения, позволяя им распознавать объекты, понимать сцены и делать прогнозы на основе визуальной информации. Качество и разнообразие </w:t>
+      <w:r>
+        <w:rPr>
+          <w:lang w:val="ru-RU"/>
+        </w:rPr>
+        <w:t xml:space="preserve">Датасеты играют решающую роль в обучении моделей компьютерного зрения, позволяя им распознавать объекты, понимать сцены и делать прогнозы на основе визуальной информации. Качество и разнообразие </w:t>
       </w:r>
       <w:r>
         <w:rPr>
@@ -10732,21 +10388,7 @@
         <w:rPr>
           <w:lang w:val="ru-RU"/>
         </w:rPr>
-        <w:t xml:space="preserve"> напрямую влияют на производительность модели: чем более разнообразен и точно аннотирован </w:t>
-      </w:r>
-      <w:proofErr w:type="spellStart"/>
-      <w:r>
-        <w:rPr>
-          <w:lang w:val="ru-RU"/>
-        </w:rPr>
-        <w:t>датасет</w:t>
-      </w:r>
-      <w:proofErr w:type="spellEnd"/>
-      <w:r>
-        <w:rPr>
-          <w:lang w:val="ru-RU"/>
-        </w:rPr>
-        <w:t>, тем лучше модель будет работать в реальных условиях</w:t>
+        <w:t xml:space="preserve"> напрямую влияют на производительность модели: чем более разнообразен и точно аннотирован датасет, тем лучше модель будет работать в реальных условиях</w:t>
       </w:r>
       <w:r>
         <w:rPr>
@@ -10871,21 +10513,7 @@
         <w:rPr>
           <w:lang w:val="ru-RU"/>
         </w:rPr>
-        <w:t xml:space="preserve"> часть </w:t>
-      </w:r>
-      <w:proofErr w:type="spellStart"/>
-      <w:r>
-        <w:rPr>
-          <w:lang w:val="ru-RU"/>
-        </w:rPr>
-        <w:t>датасета</w:t>
-      </w:r>
-      <w:proofErr w:type="spellEnd"/>
-      <w:r>
-        <w:rPr>
-          <w:lang w:val="ru-RU"/>
-        </w:rPr>
-        <w:t xml:space="preserve"> используется для обучения модели. Обучающая выборка должна быть достаточно большой и разнообразной, чтобы модель могла учиться распознавать различные закономерности и объекты. В каждом эпохе обучения модель обрабатывает одни и те же данные, совершенствуя свои навыки распознавания</w:t>
+        <w:t xml:space="preserve"> часть датасета используется для обучения модели. Обучающая выборка должна быть достаточно большой и разнообразной, чтобы модель могла учиться распознавать различные закономерности и объекты. В каждом эпохе обучения модель обрабатывает одни и те же данные, совершенствуя свои навыки распознавания</w:t>
       </w:r>
       <w:r>
         <w:rPr>
@@ -11454,16 +11082,8 @@
         <w:rPr>
           <w:lang w:val="ru-RU"/>
         </w:rPr>
-        <w:t xml:space="preserve"> </w:t>
-      </w:r>
-      <w:proofErr w:type="spellStart"/>
-      <w:r>
-        <w:rPr>
-          <w:lang w:val="ru-RU"/>
-        </w:rPr>
-        <w:t>датасет</w:t>
-      </w:r>
-      <w:proofErr w:type="spellEnd"/>
+        <w:t xml:space="preserve"> датасет</w:t>
+      </w:r>
       <w:r>
         <w:rPr>
           <w:lang w:val="ru-RU"/>
@@ -11779,21 +11399,7 @@
         <w:rPr>
           <w:lang w:val="ru-RU"/>
         </w:rPr>
-        <w:t xml:space="preserve">Для лучшей работы желательно чтобы набор данных был сбалансированным, то есть все классы были представлены примерно в равных пропорциях. Используемый </w:t>
-      </w:r>
-      <w:proofErr w:type="spellStart"/>
-      <w:r>
-        <w:rPr>
-          <w:lang w:val="ru-RU"/>
-        </w:rPr>
-        <w:t>датасет</w:t>
-      </w:r>
-      <w:proofErr w:type="spellEnd"/>
-      <w:r>
-        <w:rPr>
-          <w:lang w:val="ru-RU"/>
-        </w:rPr>
-        <w:t xml:space="preserve"> </w:t>
+        <w:t xml:space="preserve">Для лучшей работы желательно чтобы набор данных был сбалансированным, то есть все классы были представлены примерно в равных пропорциях. Используемый датасет </w:t>
       </w:r>
       <w:r>
         <w:rPr>
@@ -12015,17 +11621,9 @@
       <w:pPr>
         <w:pStyle w:val="2"/>
       </w:pPr>
-      <w:bookmarkStart w:id="24" w:name="_Toc198652000"/>
-      <w:r>
-        <w:t xml:space="preserve">Обучение </w:t>
-      </w:r>
-      <w:proofErr w:type="spellStart"/>
-      <w:r>
-        <w:t>нейросетевых</w:t>
-      </w:r>
-      <w:proofErr w:type="spellEnd"/>
-      <w:r>
-        <w:t xml:space="preserve"> моделей</w:t>
+      <w:bookmarkStart w:id="24" w:name="_Toc198730987"/>
+      <w:r>
+        <w:t>Обучение нейросетевых моделей</w:t>
       </w:r>
       <w:bookmarkEnd w:id="24"/>
     </w:p>
@@ -12040,41 +11638,13 @@
         <w:rPr>
           <w:lang w:val="ru-RU"/>
         </w:rPr>
-        <w:t xml:space="preserve">После того как данные подготовлены необходимо обучить </w:t>
-      </w:r>
-      <w:proofErr w:type="spellStart"/>
-      <w:r>
-        <w:rPr>
-          <w:lang w:val="ru-RU"/>
-        </w:rPr>
-        <w:t>нейросетевую</w:t>
-      </w:r>
-      <w:proofErr w:type="spellEnd"/>
-      <w:r>
-        <w:rPr>
-          <w:lang w:val="ru-RU"/>
-        </w:rPr>
-        <w:t xml:space="preserve"> модель. </w:t>
-      </w:r>
-      <w:r>
-        <w:rPr>
-          <w:lang w:val="ru-RU"/>
-        </w:rPr>
-        <w:t xml:space="preserve">Обучение </w:t>
-      </w:r>
-      <w:proofErr w:type="spellStart"/>
-      <w:r>
-        <w:rPr>
-          <w:lang w:val="ru-RU"/>
-        </w:rPr>
-        <w:t>нейросетевых</w:t>
-      </w:r>
-      <w:proofErr w:type="spellEnd"/>
-      <w:r>
-        <w:rPr>
-          <w:lang w:val="ru-RU"/>
-        </w:rPr>
-        <w:t xml:space="preserve"> моделей </w:t>
+        <w:t xml:space="preserve">После того как данные подготовлены необходимо обучить нейросетевую модель. </w:t>
+      </w:r>
+      <w:r>
+        <w:rPr>
+          <w:lang w:val="ru-RU"/>
+        </w:rPr>
+        <w:t xml:space="preserve">Обучение нейросетевых моделей </w:t>
       </w:r>
       <w:r>
         <w:rPr>
@@ -12191,12 +11761,6 @@
         <w:rPr>
           <w:lang w:val="ru-RU"/>
         </w:rPr>
-        <w:t xml:space="preserve"> </w:t>
-      </w:r>
-      <w:r>
-        <w:rPr>
-          <w:lang w:val="ru-RU"/>
-        </w:rPr>
         <w:t xml:space="preserve">После завершения обучения проводится тестирование модели на ранее не виденных данных. Анализируются </w:t>
       </w:r>
       <w:r>
@@ -12317,6 +11881,151 @@
         </w:rPr>
         <w:t xml:space="preserve"> или изменение архитектуры.</w:t>
       </w:r>
+      <w:r>
+        <w:rPr>
+          <w:lang w:val="ru-RU"/>
+        </w:rPr>
+        <w:t xml:space="preserve"> </w:t>
+      </w:r>
+      <w:r>
+        <w:rPr>
+          <w:lang w:val="ru-RU"/>
+        </w:rPr>
+        <w:t>Проект</w:t>
+      </w:r>
+      <w:r>
+        <w:rPr>
+          <w:lang w:val="ru-RU"/>
+        </w:rPr>
+        <w:t xml:space="preserve"> </w:t>
+      </w:r>
+      <w:r>
+        <w:t>U</w:t>
+      </w:r>
+      <w:proofErr w:type="spellStart"/>
+      <w:r>
+        <w:rPr>
+          <w:lang w:val="ru-RU"/>
+        </w:rPr>
+        <w:t>ltralytics</w:t>
+      </w:r>
+      <w:proofErr w:type="spellEnd"/>
+      <w:r>
+        <w:rPr>
+          <w:lang w:val="ru-RU"/>
+        </w:rPr>
+        <w:t xml:space="preserve"> </w:t>
+      </w:r>
+      <w:r>
+        <w:t>YOLO</w:t>
+      </w:r>
+      <w:r>
+        <w:rPr>
+          <w:lang w:val="ru-RU"/>
+        </w:rPr>
+        <w:t xml:space="preserve"> </w:t>
+      </w:r>
+      <w:r>
+        <w:rPr>
+          <w:lang w:val="ru-RU"/>
+        </w:rPr>
+        <w:t>[</w:t>
+      </w:r>
+      <w:r>
+        <w:rPr>
+          <w:lang w:val="ru-RU"/>
+        </w:rPr>
+        <w:fldChar w:fldCharType="begin"/>
+      </w:r>
+      <w:r>
+        <w:rPr>
+          <w:lang w:val="ru-RU"/>
+        </w:rPr>
+        <w:instrText xml:space="preserve"> REF _Ref191600763 \r \h </w:instrText>
+      </w:r>
+      <w:r>
+        <w:rPr>
+          <w:lang w:val="ru-RU"/>
+        </w:rPr>
+      </w:r>
+      <w:r>
+        <w:rPr>
+          <w:lang w:val="ru-RU"/>
+        </w:rPr>
+        <w:fldChar w:fldCharType="separate"/>
+      </w:r>
+      <w:r>
+        <w:rPr>
+          <w:lang w:val="ru-RU"/>
+        </w:rPr>
+        <w:t>18</w:t>
+      </w:r>
+      <w:r>
+        <w:rPr>
+          <w:lang w:val="ru-RU"/>
+        </w:rPr>
+        <w:fldChar w:fldCharType="end"/>
+      </w:r>
+      <w:r>
+        <w:rPr>
+          <w:lang w:val="ru-RU"/>
+        </w:rPr>
+        <w:t>]</w:t>
+      </w:r>
+      <w:r>
+        <w:rPr>
+          <w:lang w:val="ru-RU"/>
+        </w:rPr>
+        <w:t xml:space="preserve"> содержит множество модел</w:t>
+      </w:r>
+      <w:r>
+        <w:rPr>
+          <w:lang w:val="ru-RU"/>
+        </w:rPr>
+        <w:t xml:space="preserve">ей для разных целей и </w:t>
+      </w:r>
+      <w:r>
+        <w:rPr>
+          <w:lang w:val="ru-RU"/>
+        </w:rPr>
+        <w:t>распространяется под свободной лицензией</w:t>
+      </w:r>
+      <w:r>
+        <w:rPr>
+          <w:lang w:val="ru-RU"/>
+        </w:rPr>
+        <w:t>,</w:t>
+      </w:r>
+      <w:r>
+        <w:rPr>
+          <w:lang w:val="ru-RU"/>
+        </w:rPr>
+        <w:t xml:space="preserve"> явля</w:t>
+      </w:r>
+      <w:r>
+        <w:rPr>
+          <w:lang w:val="ru-RU"/>
+        </w:rPr>
+        <w:t>ясь</w:t>
+      </w:r>
+      <w:r>
+        <w:rPr>
+          <w:lang w:val="ru-RU"/>
+        </w:rPr>
+        <w:t xml:space="preserve"> одним из популярн</w:t>
+      </w:r>
+      <w:r>
+        <w:rPr>
+          <w:lang w:val="ru-RU"/>
+        </w:rPr>
+        <w:t xml:space="preserve">ых </w:t>
+      </w:r>
+      <w:r>
+        <w:rPr>
+          <w:lang w:val="ru-RU"/>
+        </w:rPr>
+        <w:t>решений в мире.</w:t>
+      </w:r>
     </w:p>
     <w:p>
       <w:pPr>
@@ -12329,140 +12038,35 @@
         <w:rPr>
           <w:lang w:val="ru-RU"/>
         </w:rPr>
-        <w:t>Проект</w:t>
-      </w:r>
-      <w:r>
-        <w:rPr>
-          <w:lang w:val="ru-RU"/>
-        </w:rPr>
-        <w:t xml:space="preserve"> </w:t>
-      </w:r>
-      <w:r>
-        <w:t>U</w:t>
+        <w:t xml:space="preserve">YOLO (You Only Look </w:t>
       </w:r>
       <w:proofErr w:type="spellStart"/>
       <w:r>
         <w:rPr>
           <w:lang w:val="ru-RU"/>
         </w:rPr>
-        <w:t>ltralytics</w:t>
+        <w:t>Once</w:t>
       </w:r>
       <w:proofErr w:type="spellEnd"/>
       <w:r>
         <w:rPr>
           <w:lang w:val="ru-RU"/>
         </w:rPr>
-        <w:t xml:space="preserve"> </w:t>
-      </w:r>
-      <w:r>
-        <w:t>YOLO</w:t>
-      </w:r>
-      <w:r>
-        <w:rPr>
-          <w:lang w:val="ru-RU"/>
-        </w:rPr>
-        <w:t xml:space="preserve"> </w:t>
-      </w:r>
-      <w:r>
-        <w:rPr>
-          <w:lang w:val="ru-RU"/>
-        </w:rPr>
-        <w:t>[</w:t>
-      </w:r>
-      <w:r>
-        <w:rPr>
-          <w:lang w:val="ru-RU"/>
-        </w:rPr>
-        <w:fldChar w:fldCharType="begin"/>
-      </w:r>
-      <w:r>
-        <w:rPr>
-          <w:lang w:val="ru-RU"/>
-        </w:rPr>
-        <w:instrText xml:space="preserve"> REF _Ref191600763 \r \h </w:instrText>
-      </w:r>
-      <w:r>
-        <w:rPr>
-          <w:lang w:val="ru-RU"/>
-        </w:rPr>
-      </w:r>
-      <w:r>
-        <w:rPr>
-          <w:lang w:val="ru-RU"/>
-        </w:rPr>
-        <w:fldChar w:fldCharType="separate"/>
-      </w:r>
-      <w:r>
-        <w:rPr>
-          <w:lang w:val="ru-RU"/>
-        </w:rPr>
-        <w:t>18</w:t>
-      </w:r>
-      <w:r>
-        <w:rPr>
-          <w:lang w:val="ru-RU"/>
-        </w:rPr>
-        <w:fldChar w:fldCharType="end"/>
-      </w:r>
-      <w:r>
-        <w:rPr>
-          <w:lang w:val="ru-RU"/>
-        </w:rPr>
-        <w:t>]</w:t>
-      </w:r>
-      <w:r>
-        <w:rPr>
-          <w:lang w:val="ru-RU"/>
-        </w:rPr>
-        <w:t xml:space="preserve"> содержит множество модел</w:t>
-      </w:r>
-      <w:r>
-        <w:rPr>
-          <w:lang w:val="ru-RU"/>
-        </w:rPr>
-        <w:t xml:space="preserve">ей для разных целей и </w:t>
-      </w:r>
-      <w:r>
-        <w:rPr>
-          <w:lang w:val="ru-RU"/>
-        </w:rPr>
-        <w:t>распространяется под свободной лицензией</w:t>
-      </w:r>
-      <w:r>
-        <w:rPr>
-          <w:lang w:val="ru-RU"/>
-        </w:rPr>
-        <w:t>,</w:t>
-      </w:r>
-      <w:r>
-        <w:rPr>
-          <w:lang w:val="ru-RU"/>
-        </w:rPr>
-        <w:t xml:space="preserve"> явля</w:t>
-      </w:r>
-      <w:r>
-        <w:rPr>
-          <w:lang w:val="ru-RU"/>
-        </w:rPr>
-        <w:t>ясь</w:t>
-      </w:r>
-      <w:r>
-        <w:rPr>
-          <w:lang w:val="ru-RU"/>
-        </w:rPr>
-        <w:t xml:space="preserve"> одним из популярн</w:t>
-      </w:r>
-      <w:r>
-        <w:rPr>
-          <w:lang w:val="ru-RU"/>
-        </w:rPr>
-        <w:t xml:space="preserve">ых </w:t>
-      </w:r>
-      <w:r>
-        <w:rPr>
-          <w:lang w:val="ru-RU"/>
-        </w:rPr>
-        <w:t>решений в мире.</w:t>
+        <w:t xml:space="preserve">) появился как концепция, позволяющая выполнять обнаружение объектов за один проход через сеть. Первоначальная версия продемонстрировала значительный прирост скорости по сравнению с традиционными методами, такими как региональные </w:t>
+      </w:r>
+      <w:proofErr w:type="spellStart"/>
+      <w:r>
+        <w:rPr>
+          <w:lang w:val="ru-RU"/>
+        </w:rPr>
+        <w:t>сверточные</w:t>
+      </w:r>
+      <w:proofErr w:type="spellEnd"/>
+      <w:r>
+        <w:rPr>
+          <w:lang w:val="ru-RU"/>
+        </w:rPr>
+        <w:t xml:space="preserve"> нейросети (R-CNN). С тех пор было выпущено несколько версий, каждая из которых улучшала точность, устойчивость и производительность.</w:t>
       </w:r>
     </w:p>
     <w:p>
@@ -12476,35 +12080,7 @@
         <w:rPr>
           <w:lang w:val="ru-RU"/>
         </w:rPr>
-        <w:t xml:space="preserve">YOLO (You Only Look </w:t>
-      </w:r>
-      <w:proofErr w:type="spellStart"/>
-      <w:r>
-        <w:rPr>
-          <w:lang w:val="ru-RU"/>
-        </w:rPr>
-        <w:t>Once</w:t>
-      </w:r>
-      <w:proofErr w:type="spellEnd"/>
-      <w:r>
-        <w:rPr>
-          <w:lang w:val="ru-RU"/>
-        </w:rPr>
-        <w:t xml:space="preserve">) появился как концепция, позволяющая выполнять обнаружение объектов за один проход через сеть. Первоначальная версия продемонстрировала значительный прирост скорости по сравнению с традиционными методами, такими как региональные </w:t>
-      </w:r>
-      <w:proofErr w:type="spellStart"/>
-      <w:r>
-        <w:rPr>
-          <w:lang w:val="ru-RU"/>
-        </w:rPr>
-        <w:t>сверточные</w:t>
-      </w:r>
-      <w:proofErr w:type="spellEnd"/>
-      <w:r>
-        <w:rPr>
-          <w:lang w:val="ru-RU"/>
-        </w:rPr>
-        <w:t xml:space="preserve"> нейросети (R-CNN). С тех пор было выпущено несколько версий, каждая из которых улучшала точность, устойчивость и производительность.</w:t>
+        <w:t>У большинства архитектур нейросетей для детекции есть несколько схожих частей. Основной принцип показан на рисунке 5.</w:t>
       </w:r>
     </w:p>
     <w:p>
@@ -12521,9 +12097,9 @@
           <w:noProof/>
         </w:rPr>
         <w:drawing>
-          <wp:inline distT="0" distB="0" distL="0" distR="0" wp14:anchorId="3CCA51BB" wp14:editId="3A55B373">
-            <wp:extent cx="5550321" cy="1782589"/>
-            <wp:effectExtent l="19050" t="19050" r="12700" b="27305"/>
+          <wp:inline distT="0" distB="0" distL="0" distR="0" wp14:anchorId="3CCA51BB" wp14:editId="163203D8">
+            <wp:extent cx="5765043" cy="1851551"/>
+            <wp:effectExtent l="19050" t="19050" r="26670" b="15875"/>
             <wp:docPr id="7" name="Рисунок 7" descr="Applsci 14 06916 g001"/>
             <wp:cNvGraphicFramePr>
               <a:graphicFrameLocks xmlns:a="http://schemas.openxmlformats.org/drawingml/2006/main" noChangeAspect="1"/>
@@ -12553,7 +12129,7 @@
                   <pic:spPr bwMode="auto">
                     <a:xfrm>
                       <a:off x="0" y="0"/>
-                      <a:ext cx="5650753" cy="1814845"/>
+                      <a:ext cx="5806877" cy="1864987"/>
                     </a:xfrm>
                     <a:prstGeom prst="rect">
                       <a:avLst/>
@@ -12577,7 +12153,10 @@
         <w:pStyle w:val="af2"/>
       </w:pPr>
       <w:r>
-        <w:t xml:space="preserve">Рисунок </w:t>
+        <w:t>Рисунок</w:t>
+      </w:r>
+      <w:r>
+        <w:t xml:space="preserve"> </w:t>
       </w:r>
       <w:r>
         <w:t>5</w:t>
@@ -12604,7 +12183,39 @@
           <w:lang w:val="ru-RU"/>
         </w:rPr>
         <w:lastRenderedPageBreak/>
-        <w:t>У большинства архитектур нейросетей для детекции есть несколько схожих частей. Основной принцип показан на рисунке 5.</w:t>
+        <w:t xml:space="preserve">Так, например, основная архитектура YOLO состоит из трех ключевых компонентов: </w:t>
+      </w:r>
+      <w:r>
+        <w:t>Backbone</w:t>
+      </w:r>
+      <w:r>
+        <w:rPr>
+          <w:lang w:val="ru-RU"/>
+        </w:rPr>
+        <w:t xml:space="preserve">, </w:t>
+      </w:r>
+      <w:proofErr w:type="spellStart"/>
+      <w:r>
+        <w:rPr>
+          <w:lang w:val="ru-RU"/>
+        </w:rPr>
+        <w:t>Neck</w:t>
+      </w:r>
+      <w:proofErr w:type="spellEnd"/>
+      <w:r>
+        <w:rPr>
+          <w:lang w:val="ru-RU"/>
+        </w:rPr>
+        <w:t xml:space="preserve">, </w:t>
+      </w:r>
+      <w:r>
+        <w:t>Head</w:t>
+      </w:r>
+      <w:r>
+        <w:rPr>
+          <w:lang w:val="ru-RU"/>
+        </w:rPr>
+        <w:t>.</w:t>
       </w:r>
     </w:p>
     <w:p>
@@ -12615,42 +12226,149 @@
         </w:rPr>
       </w:pPr>
       <w:r>
-        <w:rPr>
-          <w:lang w:val="ru-RU"/>
-        </w:rPr>
-        <w:t xml:space="preserve">Так, например, основная архитектура YOLO состоит из трех ключевых компонентов: </w:t>
-      </w:r>
-      <w:r>
         <w:t>Backbone</w:t>
       </w:r>
       <w:r>
         <w:rPr>
           <w:lang w:val="ru-RU"/>
         </w:rPr>
-        <w:t xml:space="preserve">, </w:t>
+        <w:t xml:space="preserve"> – основная часть сети,</w:t>
+      </w:r>
+      <w:r>
+        <w:rPr>
+          <w:lang w:val="ru-RU"/>
+        </w:rPr>
+        <w:t xml:space="preserve"> </w:t>
+      </w:r>
+      <w:r>
+        <w:rPr>
+          <w:lang w:val="ru-RU"/>
+        </w:rPr>
+        <w:t>отвечает за первичную обработку входного изображения</w:t>
+      </w:r>
+      <w:r>
+        <w:rPr>
+          <w:lang w:val="ru-RU"/>
+        </w:rPr>
+        <w:t>.</w:t>
+      </w:r>
+      <w:r>
+        <w:rPr>
+          <w:lang w:val="ru-RU"/>
+        </w:rPr>
+        <w:t xml:space="preserve"> Е</w:t>
+      </w:r>
+      <w:r>
+        <w:rPr>
+          <w:lang w:val="ru-RU"/>
+        </w:rPr>
+        <w:t>е</w:t>
+      </w:r>
+      <w:r>
+        <w:rPr>
+          <w:lang w:val="ru-RU"/>
+        </w:rPr>
+        <w:t xml:space="preserve"> задача – выделить пространственные и семантические признаки, которые затем будут использованы для распознавания объектов. </w:t>
+      </w:r>
+      <w:r>
+        <w:rPr>
+          <w:lang w:val="ru-RU"/>
+        </w:rPr>
+        <w:t>Н</w:t>
+      </w:r>
+      <w:r>
+        <w:rPr>
+          <w:lang w:val="ru-RU"/>
+        </w:rPr>
+        <w:t xml:space="preserve">апример, в </w:t>
       </w:r>
       <w:proofErr w:type="spellStart"/>
       <w:r>
-        <w:rPr>
-          <w:lang w:val="ru-RU"/>
-        </w:rPr>
-        <w:t>Neck</w:t>
+        <w:t>YOLOv</w:t>
       </w:r>
       <w:proofErr w:type="spellEnd"/>
       <w:r>
         <w:rPr>
           <w:lang w:val="ru-RU"/>
         </w:rPr>
-        <w:t xml:space="preserve">, </w:t>
-      </w:r>
-      <w:r>
-        <w:t>Head</w:t>
-      </w:r>
-      <w:r>
-        <w:rPr>
-          <w:lang w:val="ru-RU"/>
-        </w:rPr>
-        <w:t>.</w:t>
+        <w:t xml:space="preserve">5 используется структура </w:t>
+      </w:r>
+      <w:r>
+        <w:t>New</w:t>
+      </w:r>
+      <w:r>
+        <w:rPr>
+          <w:lang w:val="ru-RU"/>
+        </w:rPr>
+        <w:t xml:space="preserve"> </w:t>
+      </w:r>
+      <w:r>
+        <w:t>CSP</w:t>
+      </w:r>
+      <w:r>
+        <w:rPr>
+          <w:lang w:val="ru-RU"/>
+        </w:rPr>
+        <w:t>-</w:t>
+      </w:r>
+      <w:r>
+        <w:t>Darknet</w:t>
+      </w:r>
+      <w:r>
+        <w:rPr>
+          <w:lang w:val="ru-RU"/>
+        </w:rPr>
+        <w:t>531</w:t>
+      </w:r>
+      <w:r>
+        <w:rPr>
+          <w:lang w:val="ru-RU"/>
+        </w:rPr>
+        <w:t xml:space="preserve">, которая </w:t>
+      </w:r>
+      <w:r>
+        <w:rPr>
+          <w:lang w:val="ru-RU"/>
+        </w:rPr>
+        <w:t>разделя</w:t>
+      </w:r>
+      <w:r>
+        <w:rPr>
+          <w:lang w:val="ru-RU"/>
+        </w:rPr>
+        <w:t>е</w:t>
+      </w:r>
+      <w:r>
+        <w:rPr>
+          <w:lang w:val="ru-RU"/>
+        </w:rPr>
+        <w:t xml:space="preserve">т входящий тензор на две части, обрабатывают одну из них через несколько </w:t>
+      </w:r>
+      <w:proofErr w:type="spellStart"/>
+      <w:r>
+        <w:rPr>
+          <w:lang w:val="ru-RU"/>
+        </w:rPr>
+        <w:t>сверточных</w:t>
+      </w:r>
+      <w:proofErr w:type="spellEnd"/>
+      <w:r>
+        <w:rPr>
+          <w:lang w:val="ru-RU"/>
+        </w:rPr>
+        <w:t xml:space="preserve"> блоков, а затем объединяют с неизмен</w:t>
+      </w:r>
+      <w:r>
+        <w:rPr>
+          <w:lang w:val="ru-RU"/>
+        </w:rPr>
+        <w:t>е</w:t>
+      </w:r>
+      <w:r>
+        <w:rPr>
+          <w:lang w:val="ru-RU"/>
+        </w:rPr>
+        <w:t>нной частью.</w:t>
       </w:r>
     </w:p>
     <w:p>
@@ -12660,150 +12378,33 @@
           <w:lang w:val="ru-RU"/>
         </w:rPr>
       </w:pPr>
-      <w:r>
+      <w:proofErr w:type="spellStart"/>
+      <w:r>
+        <w:rPr>
+          <w:lang w:val="ru-RU"/>
+        </w:rPr>
         <w:t>Backbone</w:t>
       </w:r>
-      <w:r>
-        <w:rPr>
-          <w:lang w:val="ru-RU"/>
-        </w:rPr>
-        <w:t xml:space="preserve"> – основная часть сети,</w:t>
-      </w:r>
-      <w:r>
-        <w:rPr>
-          <w:lang w:val="ru-RU"/>
-        </w:rPr>
-        <w:t xml:space="preserve"> </w:t>
-      </w:r>
-      <w:r>
-        <w:rPr>
-          <w:lang w:val="ru-RU"/>
-        </w:rPr>
-        <w:t>отвечает за первичную обработку входного изображения</w:t>
-      </w:r>
-      <w:r>
-        <w:rPr>
-          <w:lang w:val="ru-RU"/>
-        </w:rPr>
-        <w:t>.</w:t>
-      </w:r>
-      <w:r>
-        <w:rPr>
-          <w:lang w:val="ru-RU"/>
-        </w:rPr>
-        <w:t xml:space="preserve"> Е</w:t>
-      </w:r>
-      <w:r>
-        <w:rPr>
-          <w:lang w:val="ru-RU"/>
-        </w:rPr>
-        <w:t>е</w:t>
-      </w:r>
-      <w:r>
-        <w:rPr>
-          <w:lang w:val="ru-RU"/>
-        </w:rPr>
-        <w:t xml:space="preserve"> задача – выделить пространственные и семантические признаки, которые затем будут использованы для распознавания объектов. </w:t>
-      </w:r>
-      <w:r>
-        <w:rPr>
-          <w:lang w:val="ru-RU"/>
-        </w:rPr>
-        <w:t>Н</w:t>
-      </w:r>
-      <w:r>
-        <w:rPr>
-          <w:lang w:val="ru-RU"/>
-        </w:rPr>
-        <w:t xml:space="preserve">апример, в </w:t>
+      <w:proofErr w:type="spellEnd"/>
+      <w:r>
+        <w:rPr>
+          <w:lang w:val="ru-RU"/>
+        </w:rPr>
+        <w:t xml:space="preserve"> состоит из множества </w:t>
       </w:r>
       <w:proofErr w:type="spellStart"/>
       <w:r>
-        <w:t>YOLOv</w:t>
+        <w:rPr>
+          <w:lang w:val="ru-RU"/>
+        </w:rPr>
+        <w:t>сверточных</w:t>
       </w:r>
       <w:proofErr w:type="spellEnd"/>
       <w:r>
         <w:rPr>
           <w:lang w:val="ru-RU"/>
         </w:rPr>
-        <w:t xml:space="preserve">5 используется структура </w:t>
-      </w:r>
-      <w:r>
-        <w:t>New</w:t>
-      </w:r>
-      <w:r>
-        <w:rPr>
-          <w:lang w:val="ru-RU"/>
-        </w:rPr>
-        <w:t xml:space="preserve"> </w:t>
-      </w:r>
-      <w:r>
-        <w:t>CSP</w:t>
-      </w:r>
-      <w:r>
-        <w:rPr>
-          <w:lang w:val="ru-RU"/>
-        </w:rPr>
-        <w:t>-</w:t>
-      </w:r>
-      <w:r>
-        <w:t>Darknet</w:t>
-      </w:r>
-      <w:r>
-        <w:rPr>
-          <w:lang w:val="ru-RU"/>
-        </w:rPr>
-        <w:t>531</w:t>
-      </w:r>
-      <w:r>
-        <w:rPr>
-          <w:lang w:val="ru-RU"/>
-        </w:rPr>
-        <w:t xml:space="preserve">, которая </w:t>
-      </w:r>
-      <w:r>
-        <w:rPr>
-          <w:lang w:val="ru-RU"/>
-        </w:rPr>
-        <w:t>разделя</w:t>
-      </w:r>
-      <w:r>
-        <w:rPr>
-          <w:lang w:val="ru-RU"/>
-        </w:rPr>
-        <w:t>е</w:t>
-      </w:r>
-      <w:r>
-        <w:rPr>
-          <w:lang w:val="ru-RU"/>
-        </w:rPr>
-        <w:t xml:space="preserve">т входящий тензор на две части, обрабатывают одну из них через несколько </w:t>
-      </w:r>
-      <w:proofErr w:type="spellStart"/>
-      <w:r>
-        <w:rPr>
-          <w:lang w:val="ru-RU"/>
-        </w:rPr>
-        <w:t>сверточных</w:t>
-      </w:r>
-      <w:proofErr w:type="spellEnd"/>
-      <w:r>
-        <w:rPr>
-          <w:lang w:val="ru-RU"/>
-        </w:rPr>
-        <w:t xml:space="preserve"> блоков, а затем объединяют с неизмен</w:t>
-      </w:r>
-      <w:r>
-        <w:rPr>
-          <w:lang w:val="ru-RU"/>
-        </w:rPr>
-        <w:t>е</w:t>
-      </w:r>
-      <w:r>
-        <w:rPr>
-          <w:lang w:val="ru-RU"/>
-        </w:rPr>
-        <w:t>нной частью.</w:t>
+        <w:t xml:space="preserve"> слоев и блоков, каждый из которых постепенно уменьшает размер пространственных карт признаков и увеличивает количество каналов. Это позволяет сети переходить от низкоуровневых признаков (например, краев и текстур) к высокоуровневым (формы, композиции).</w:t>
       </w:r>
     </w:p>
     <w:p>
@@ -12818,6 +12419,20 @@
         <w:rPr>
           <w:lang w:val="ru-RU"/>
         </w:rPr>
+        <w:t>Neck</w:t>
+      </w:r>
+      <w:proofErr w:type="spellEnd"/>
+      <w:r>
+        <w:rPr>
+          <w:lang w:val="ru-RU"/>
+        </w:rPr>
+        <w:t xml:space="preserve"> служит связующим звеном между извлечением признаков (</w:t>
+      </w:r>
+      <w:proofErr w:type="spellStart"/>
+      <w:r>
+        <w:rPr>
+          <w:lang w:val="ru-RU"/>
+        </w:rPr>
         <w:t>Backbone</w:t>
       </w:r>
       <w:proofErr w:type="spellEnd"/>
@@ -12825,21 +12440,33 @@
         <w:rPr>
           <w:lang w:val="ru-RU"/>
         </w:rPr>
-        <w:t xml:space="preserve"> состоит из множества </w:t>
+        <w:t>) и финальной стадией предсказания (Head). Его основная задача</w:t>
+      </w:r>
+      <w:r>
+        <w:rPr>
+          <w:lang w:val="ru-RU"/>
+        </w:rPr>
+        <w:t> </w:t>
+      </w:r>
+      <w:r>
+        <w:rPr>
+          <w:lang w:val="ru-RU"/>
+        </w:rPr>
+        <w:t xml:space="preserve">– объединить и адаптировать признаки, полученные на разных этапах </w:t>
       </w:r>
       <w:proofErr w:type="spellStart"/>
       <w:r>
         <w:rPr>
           <w:lang w:val="ru-RU"/>
         </w:rPr>
-        <w:t>сверточных</w:t>
+        <w:t>backbone</w:t>
       </w:r>
       <w:proofErr w:type="spellEnd"/>
       <w:r>
         <w:rPr>
           <w:lang w:val="ru-RU"/>
         </w:rPr>
-        <w:t xml:space="preserve"> слоев и блоков, каждый из которых постепенно уменьшает размер пространственных карт признаков и увеличивает количество каналов. Это позволяет сети переходить от низкоуровневых признаков (например, краев и текстур) к высокоуровневым (формы, композиции).</w:t>
+        <w:t>, чтобы сделать их максимально информативными для детекции объектов.</w:t>
       </w:r>
     </w:p>
     <w:p>
@@ -12849,59 +12476,26 @@
           <w:lang w:val="ru-RU"/>
         </w:rPr>
       </w:pPr>
-      <w:proofErr w:type="spellStart"/>
-      <w:r>
-        <w:rPr>
-          <w:lang w:val="ru-RU"/>
-        </w:rPr>
-        <w:t>Neck</w:t>
-      </w:r>
-      <w:proofErr w:type="spellEnd"/>
-      <w:r>
-        <w:rPr>
-          <w:lang w:val="ru-RU"/>
-        </w:rPr>
-        <w:t xml:space="preserve"> служит связующим звеном между извлечением признаков (</w:t>
-      </w:r>
-      <w:proofErr w:type="spellStart"/>
-      <w:r>
-        <w:rPr>
-          <w:lang w:val="ru-RU"/>
-        </w:rPr>
-        <w:t>Backbone</w:t>
-      </w:r>
-      <w:proofErr w:type="spellEnd"/>
-      <w:r>
-        <w:rPr>
-          <w:lang w:val="ru-RU"/>
-        </w:rPr>
-        <w:t>) и финальной стадией предсказания (Head). Его основная задача</w:t>
-      </w:r>
-      <w:r>
-        <w:rPr>
-          <w:lang w:val="ru-RU"/>
-        </w:rPr>
-        <w:t> </w:t>
-      </w:r>
-      <w:r>
-        <w:rPr>
-          <w:lang w:val="ru-RU"/>
-        </w:rPr>
-        <w:t xml:space="preserve">– объединить и адаптировать признаки, полученные на разных этапах </w:t>
-      </w:r>
-      <w:proofErr w:type="spellStart"/>
-      <w:r>
-        <w:rPr>
-          <w:lang w:val="ru-RU"/>
-        </w:rPr>
-        <w:t>backbone</w:t>
-      </w:r>
-      <w:proofErr w:type="spellEnd"/>
-      <w:r>
-        <w:rPr>
-          <w:lang w:val="ru-RU"/>
-        </w:rPr>
-        <w:t>, чтобы сделать их максимально информативными для детекции объектов.</w:t>
+      <w:r>
+        <w:t>Head</w:t>
+      </w:r>
+      <w:r>
+        <w:rPr>
+          <w:lang w:val="ru-RU"/>
+        </w:rPr>
+        <w:t xml:space="preserve"> – это последний этап, на котором агрегированные признаки преобразуются в конкретные результаты. Здесь производится непосредственное прогнозирование местоположения объектов, их классов и уверенности</w:t>
+      </w:r>
+      <w:r>
+        <w:rPr>
+          <w:lang w:val="ru-RU"/>
+        </w:rPr>
+        <w:t>.</w:t>
+      </w:r>
+      <w:r>
+        <w:rPr>
+          <w:lang w:val="ru-RU"/>
+        </w:rPr>
+        <w:t xml:space="preserve"> </w:t>
       </w:r>
     </w:p>
     <w:p>
@@ -12912,25 +12506,116 @@
         </w:rPr>
       </w:pPr>
       <w:r>
-        <w:t>Head</w:t>
-      </w:r>
-      <w:r>
-        <w:rPr>
-          <w:lang w:val="ru-RU"/>
-        </w:rPr>
-        <w:t xml:space="preserve"> – это последний этап, на котором агрегированные признаки преобразуются в конкретные результаты. Здесь производится непосредственное прогнозирование местоположения объектов, их классов и уверенности</w:t>
-      </w:r>
-      <w:r>
-        <w:rPr>
-          <w:lang w:val="ru-RU"/>
-        </w:rPr>
-        <w:t>.</w:t>
+        <w:rPr>
+          <w:lang w:val="ru-RU"/>
+        </w:rPr>
+        <w:t xml:space="preserve">Конкретно </w:t>
+      </w:r>
+      <w:r>
+        <w:t>YOLO</w:t>
       </w:r>
       <w:r>
         <w:rPr>
           <w:lang w:val="ru-RU"/>
         </w:rPr>
         <w:t xml:space="preserve"> </w:t>
+      </w:r>
+      <w:r>
+        <w:rPr>
+          <w:lang w:val="ru-RU"/>
+        </w:rPr>
+        <w:t xml:space="preserve">на последнем этапе использует подход </w:t>
+      </w:r>
+      <w:r>
+        <w:rPr>
+          <w:lang w:val="ru-RU"/>
+        </w:rPr>
+        <w:t>плотное предсказание</w:t>
+      </w:r>
+      <w:r>
+        <w:rPr>
+          <w:lang w:val="ru-RU"/>
+        </w:rPr>
+        <w:t xml:space="preserve"> (</w:t>
+      </w:r>
+      <w:proofErr w:type="spellStart"/>
+      <w:r>
+        <w:rPr>
+          <w:lang w:val="ru-RU"/>
+        </w:rPr>
+        <w:t>Dense</w:t>
+      </w:r>
+      <w:proofErr w:type="spellEnd"/>
+      <w:r>
+        <w:rPr>
+          <w:lang w:val="ru-RU"/>
+        </w:rPr>
+        <w:t xml:space="preserve"> </w:t>
+      </w:r>
+      <w:proofErr w:type="spellStart"/>
+      <w:r>
+        <w:rPr>
+          <w:lang w:val="ru-RU"/>
+        </w:rPr>
+        <w:t>Prediction</w:t>
+      </w:r>
+      <w:proofErr w:type="spellEnd"/>
+      <w:r>
+        <w:rPr>
+          <w:lang w:val="ru-RU"/>
+        </w:rPr>
+        <w:t xml:space="preserve">). </w:t>
+      </w:r>
+      <w:r>
+        <w:rPr>
+          <w:lang w:val="ru-RU"/>
+        </w:rPr>
+        <w:t>Основная</w:t>
+      </w:r>
+      <w:r>
+        <w:rPr>
+          <w:lang w:val="ru-RU"/>
+        </w:rPr>
+        <w:t xml:space="preserve"> суть такого подходя заключается в том, что мод</w:t>
+      </w:r>
+      <w:r>
+        <w:rPr>
+          <w:lang w:val="ru-RU"/>
+        </w:rPr>
+        <w:t>ель на каждом шаге «смотрит» на все позиции входного изображения и пытается выдать там детекцию.</w:t>
+      </w:r>
+      <w:r>
+        <w:rPr>
+          <w:lang w:val="ru-RU"/>
+        </w:rPr>
+        <w:t xml:space="preserve"> В </w:t>
+      </w:r>
+      <w:r>
+        <w:rPr>
+          <w:lang w:val="ru-RU"/>
+        </w:rPr>
+        <w:t xml:space="preserve">зависимости </w:t>
+      </w:r>
+      <w:r>
+        <w:rPr>
+          <w:lang w:val="ru-RU"/>
+        </w:rPr>
+        <w:t xml:space="preserve">от версии </w:t>
+      </w:r>
+      <w:r>
+        <w:t>YOLO</w:t>
+      </w:r>
+      <w:r>
+        <w:rPr>
+          <w:lang w:val="ru-RU"/>
+        </w:rPr>
+        <w:t xml:space="preserve"> </w:t>
+      </w:r>
+      <w:r>
+        <w:rPr>
+          <w:lang w:val="ru-RU"/>
+        </w:rPr>
+        <w:t>детали работы немного меняется.</w:t>
       </w:r>
     </w:p>
     <w:p>
@@ -12944,113 +12629,7 @@
         <w:rPr>
           <w:lang w:val="ru-RU"/>
         </w:rPr>
-        <w:t xml:space="preserve">Конкретно </w:t>
-      </w:r>
-      <w:r>
-        <w:t>YOLO</w:t>
-      </w:r>
-      <w:r>
-        <w:rPr>
-          <w:lang w:val="ru-RU"/>
-        </w:rPr>
-        <w:t xml:space="preserve"> </w:t>
-      </w:r>
-      <w:r>
-        <w:rPr>
-          <w:lang w:val="ru-RU"/>
-        </w:rPr>
-        <w:t xml:space="preserve">на последнем этапе использует подход </w:t>
-      </w:r>
-      <w:r>
-        <w:rPr>
-          <w:lang w:val="ru-RU"/>
-        </w:rPr>
-        <w:t>плотное предсказание</w:t>
-      </w:r>
-      <w:r>
-        <w:rPr>
-          <w:lang w:val="ru-RU"/>
-        </w:rPr>
-        <w:t xml:space="preserve"> (</w:t>
-      </w:r>
-      <w:proofErr w:type="spellStart"/>
-      <w:r>
-        <w:rPr>
-          <w:lang w:val="ru-RU"/>
-        </w:rPr>
-        <w:t>Dense</w:t>
-      </w:r>
-      <w:proofErr w:type="spellEnd"/>
-      <w:r>
-        <w:rPr>
-          <w:lang w:val="ru-RU"/>
-        </w:rPr>
-        <w:t xml:space="preserve"> </w:t>
-      </w:r>
-      <w:proofErr w:type="spellStart"/>
-      <w:r>
-        <w:rPr>
-          <w:lang w:val="ru-RU"/>
-        </w:rPr>
-        <w:t>Prediction</w:t>
-      </w:r>
-      <w:proofErr w:type="spellEnd"/>
-      <w:r>
-        <w:rPr>
-          <w:lang w:val="ru-RU"/>
-        </w:rPr>
-        <w:t xml:space="preserve">). </w:t>
-      </w:r>
-      <w:r>
-        <w:rPr>
-          <w:lang w:val="ru-RU"/>
-        </w:rPr>
-        <w:t>Основная</w:t>
-      </w:r>
-      <w:r>
-        <w:rPr>
-          <w:lang w:val="ru-RU"/>
-        </w:rPr>
-        <w:t xml:space="preserve"> суть такого подходя заключается в том, что мод</w:t>
-      </w:r>
-      <w:r>
-        <w:rPr>
-          <w:lang w:val="ru-RU"/>
-        </w:rPr>
-        <w:t>ель на каждом шаге «смотрит» на все позиции входного изображения и пытается выдать там детекцию.</w:t>
-      </w:r>
-      <w:r>
-        <w:rPr>
-          <w:lang w:val="ru-RU"/>
-        </w:rPr>
-        <w:t xml:space="preserve"> В </w:t>
-      </w:r>
-      <w:r>
-        <w:rPr>
-          <w:lang w:val="ru-RU"/>
-        </w:rPr>
-        <w:t xml:space="preserve">зависимости </w:t>
-      </w:r>
-      <w:r>
-        <w:rPr>
-          <w:lang w:val="ru-RU"/>
-        </w:rPr>
-        <w:t xml:space="preserve">от версии </w:t>
-      </w:r>
-      <w:r>
-        <w:t>YOLO</w:t>
-      </w:r>
-      <w:r>
-        <w:rPr>
-          <w:lang w:val="ru-RU"/>
-        </w:rPr>
-        <w:t xml:space="preserve"> </w:t>
-      </w:r>
-      <w:r>
-        <w:rPr>
-          <w:lang w:val="ru-RU"/>
-        </w:rPr>
-        <w:t>детали работы немного меняется.</w:t>
+        <w:t xml:space="preserve">Так как YOLO имеет множество версий и моделей необходимо выбрать наиболее подходящие для данной работы. </w:t>
       </w:r>
     </w:p>
     <w:p>
@@ -13065,7 +12644,55 @@
           <w:lang w:val="ru-RU"/>
         </w:rPr>
         <w:lastRenderedPageBreak/>
-        <w:t xml:space="preserve">Так как YOLO имеет множество версий и моделей необходимо выбрать наиболее подходящие для данной работы. </w:t>
+        <w:t xml:space="preserve">Была выбрана YOLO11, так как является последней доступной </w:t>
+      </w:r>
+      <w:r>
+        <w:rPr>
+          <w:lang w:val="ru-RU"/>
+        </w:rPr>
+        <w:t>н</w:t>
+      </w:r>
+      <w:r>
+        <w:rPr>
+          <w:lang w:val="ru-RU"/>
+        </w:rPr>
+        <w:t xml:space="preserve">а данный момент </w:t>
+      </w:r>
+      <w:r>
+        <w:rPr>
+          <w:lang w:val="ru-RU"/>
+        </w:rPr>
+        <w:t>версией</w:t>
+      </w:r>
+      <w:r>
+        <w:rPr>
+          <w:lang w:val="ru-RU"/>
+        </w:rPr>
+        <w:t>. Для сравнения также были выбраны YOLOv5 и YOLOv8 как наиболее популярные. Эти</w:t>
+      </w:r>
+      <w:r>
+        <w:rPr>
+          <w:lang w:val="ru-RU"/>
+        </w:rPr>
+        <w:t xml:space="preserve"> семейства</w:t>
+      </w:r>
+      <w:r>
+        <w:rPr>
+          <w:lang w:val="ru-RU"/>
+        </w:rPr>
+        <w:t xml:space="preserve"> модел</w:t>
+      </w:r>
+      <w:r>
+        <w:rPr>
+          <w:lang w:val="ru-RU"/>
+        </w:rPr>
+        <w:t>ей</w:t>
+      </w:r>
+      <w:r>
+        <w:rPr>
+          <w:lang w:val="ru-RU"/>
+        </w:rPr>
+        <w:t xml:space="preserve"> существуют уже несколько лет и зарекомендовали себя как эффективные решения для задачи детекции.</w:t>
       </w:r>
     </w:p>
     <w:p>
@@ -13079,55 +12706,90 @@
         <w:rPr>
           <w:lang w:val="ru-RU"/>
         </w:rPr>
-        <w:t xml:space="preserve">Была выбрана YOLO11, так как является последней доступной </w:t>
-      </w:r>
-      <w:r>
-        <w:rPr>
-          <w:lang w:val="ru-RU"/>
-        </w:rPr>
-        <w:t>н</w:t>
-      </w:r>
-      <w:r>
-        <w:rPr>
-          <w:lang w:val="ru-RU"/>
-        </w:rPr>
-        <w:t xml:space="preserve">а данный момент </w:t>
-      </w:r>
-      <w:r>
-        <w:rPr>
-          <w:lang w:val="ru-RU"/>
-        </w:rPr>
-        <w:t>версией</w:t>
-      </w:r>
-      <w:r>
-        <w:rPr>
-          <w:lang w:val="ru-RU"/>
-        </w:rPr>
-        <w:t>. Для сравнения также были выбраны YOLOv5 и YOLOv8 как наиболее популярные. Эти</w:t>
-      </w:r>
-      <w:r>
-        <w:rPr>
-          <w:lang w:val="ru-RU"/>
-        </w:rPr>
-        <w:t xml:space="preserve"> семейства</w:t>
-      </w:r>
-      <w:r>
-        <w:rPr>
-          <w:lang w:val="ru-RU"/>
-        </w:rPr>
-        <w:t xml:space="preserve"> модел</w:t>
-      </w:r>
-      <w:r>
-        <w:rPr>
-          <w:lang w:val="ru-RU"/>
-        </w:rPr>
-        <w:t>ей</w:t>
-      </w:r>
-      <w:r>
-        <w:rPr>
-          <w:lang w:val="ru-RU"/>
-        </w:rPr>
-        <w:t xml:space="preserve"> существуют уже несколько лет и зарекомендовали себя как эффективные решения для задачи детекции.</w:t>
+        <w:t xml:space="preserve">Каждая версия </w:t>
+      </w:r>
+      <w:r>
+        <w:t>YOLO</w:t>
+      </w:r>
+      <w:r>
+        <w:rPr>
+          <w:lang w:val="ru-RU"/>
+        </w:rPr>
+        <w:t xml:space="preserve"> предоставляет н</w:t>
+      </w:r>
+      <w:r>
+        <w:rPr>
+          <w:lang w:val="ru-RU"/>
+        </w:rPr>
+        <w:t xml:space="preserve">есколько моделей </w:t>
+      </w:r>
+      <w:r>
+        <w:rPr>
+          <w:lang w:val="ru-RU"/>
+        </w:rPr>
+        <w:t>разных размеров</w:t>
+      </w:r>
+      <w:r>
+        <w:rPr>
+          <w:lang w:val="ru-RU"/>
+        </w:rPr>
+        <w:t xml:space="preserve">: </w:t>
+      </w:r>
+      <w:r>
+        <w:t>nano</w:t>
+      </w:r>
+      <w:r>
+        <w:rPr>
+          <w:lang w:val="ru-RU"/>
+        </w:rPr>
+        <w:t xml:space="preserve">, </w:t>
+      </w:r>
+      <w:r>
+        <w:t>small</w:t>
+      </w:r>
+      <w:r>
+        <w:rPr>
+          <w:lang w:val="ru-RU"/>
+        </w:rPr>
+        <w:t xml:space="preserve">, </w:t>
+      </w:r>
+      <w:r>
+        <w:t>medium</w:t>
+      </w:r>
+      <w:r>
+        <w:rPr>
+          <w:lang w:val="ru-RU"/>
+        </w:rPr>
+        <w:t xml:space="preserve">, </w:t>
+      </w:r>
+      <w:r>
+        <w:t>large</w:t>
+      </w:r>
+      <w:r>
+        <w:rPr>
+          <w:lang w:val="ru-RU"/>
+        </w:rPr>
+        <w:t xml:space="preserve">, </w:t>
+      </w:r>
+      <w:bookmarkStart w:id="25" w:name="OLE_LINK3"/>
+      <w:r>
+        <w:t>extra</w:t>
+      </w:r>
+      <w:r>
+        <w:rPr>
+          <w:lang w:val="ru-RU"/>
+        </w:rPr>
+        <w:t xml:space="preserve"> </w:t>
+      </w:r>
+      <w:bookmarkEnd w:id="25"/>
+      <w:r>
+        <w:t>large</w:t>
+      </w:r>
+      <w:r>
+        <w:rPr>
+          <w:lang w:val="ru-RU"/>
+        </w:rPr>
+        <w:t>.</w:t>
       </w:r>
     </w:p>
     <w:p>
@@ -13141,103 +12803,6 @@
         <w:rPr>
           <w:lang w:val="ru-RU"/>
         </w:rPr>
-        <w:t xml:space="preserve">Каждая версия </w:t>
-      </w:r>
-      <w:r>
-        <w:t>YOLO</w:t>
-      </w:r>
-      <w:r>
-        <w:rPr>
-          <w:lang w:val="ru-RU"/>
-        </w:rPr>
-        <w:t xml:space="preserve"> предоставляет н</w:t>
-      </w:r>
-      <w:r>
-        <w:rPr>
-          <w:lang w:val="ru-RU"/>
-        </w:rPr>
-        <w:t xml:space="preserve">есколько моделей </w:t>
-      </w:r>
-      <w:r>
-        <w:rPr>
-          <w:lang w:val="ru-RU"/>
-        </w:rPr>
-        <w:t>разных размеров</w:t>
-      </w:r>
-      <w:r>
-        <w:rPr>
-          <w:lang w:val="ru-RU"/>
-        </w:rPr>
-        <w:t xml:space="preserve">: </w:t>
-      </w:r>
-      <w:r>
-        <w:t>nano</w:t>
-      </w:r>
-      <w:r>
-        <w:rPr>
-          <w:lang w:val="ru-RU"/>
-        </w:rPr>
-        <w:t xml:space="preserve">, </w:t>
-      </w:r>
-      <w:r>
-        <w:t>small</w:t>
-      </w:r>
-      <w:r>
-        <w:rPr>
-          <w:lang w:val="ru-RU"/>
-        </w:rPr>
-        <w:t xml:space="preserve">, </w:t>
-      </w:r>
-      <w:r>
-        <w:t>medium</w:t>
-      </w:r>
-      <w:r>
-        <w:rPr>
-          <w:lang w:val="ru-RU"/>
-        </w:rPr>
-        <w:t xml:space="preserve">, </w:t>
-      </w:r>
-      <w:r>
-        <w:t>large</w:t>
-      </w:r>
-      <w:r>
-        <w:rPr>
-          <w:lang w:val="ru-RU"/>
-        </w:rPr>
-        <w:t xml:space="preserve">, </w:t>
-      </w:r>
-      <w:bookmarkStart w:id="25" w:name="OLE_LINK3"/>
-      <w:r>
-        <w:t>extra</w:t>
-      </w:r>
-      <w:r>
-        <w:rPr>
-          <w:lang w:val="ru-RU"/>
-        </w:rPr>
-        <w:t xml:space="preserve"> </w:t>
-      </w:r>
-      <w:bookmarkEnd w:id="25"/>
-      <w:r>
-        <w:t>large</w:t>
-      </w:r>
-      <w:r>
-        <w:rPr>
-          <w:lang w:val="ru-RU"/>
-        </w:rPr>
-        <w:t>.</w:t>
-      </w:r>
-    </w:p>
-    <w:p>
-      <w:pPr>
-        <w:pStyle w:val="15"/>
-        <w:rPr>
-          <w:lang w:val="ru-RU"/>
-        </w:rPr>
-      </w:pPr>
-      <w:r>
-        <w:rPr>
-          <w:lang w:val="ru-RU"/>
-        </w:rPr>
         <w:t>В таблице</w:t>
       </w:r>
       <w:r>
@@ -13247,7 +12812,13 @@
         <w:rPr>
           <w:lang w:val="ru-RU"/>
         </w:rPr>
-        <w:t xml:space="preserve">1 представлены параметры использования моделей </w:t>
+        <w:t>2</w:t>
+      </w:r>
+      <w:r>
+        <w:rPr>
+          <w:lang w:val="ru-RU"/>
+        </w:rPr>
+        <w:t xml:space="preserve"> представлены параметры использования моделей </w:t>
       </w:r>
       <w:proofErr w:type="spellStart"/>
       <w:r>
@@ -13497,7 +13068,16 @@
         <w:rPr>
           <w:lang w:val="ru-RU"/>
         </w:rPr>
-        <w:t xml:space="preserve">Таблица 1 – </w:t>
+        <w:t xml:space="preserve">Таблица </w:t>
+      </w:r>
+      <w:r>
+        <w:t>2</w:t>
+      </w:r>
+      <w:r>
+        <w:rPr>
+          <w:lang w:val="ru-RU"/>
+        </w:rPr>
+        <w:t xml:space="preserve"> – </w:t>
       </w:r>
       <w:r>
         <w:rPr>
@@ -13712,20 +13292,8 @@
                 <w:szCs w:val="24"/>
                 <w:lang w:val="ru-RU"/>
               </w:rPr>
-              <w:t xml:space="preserve">, </w:t>
-            </w:r>
-            <w:proofErr w:type="spellStart"/>
-            <w:r>
-              <w:rPr>
-                <w:b/>
-                <w:bCs/>
-                <w:sz w:val="24"/>
-                <w:szCs w:val="24"/>
-                <w:lang w:val="ru-RU"/>
-              </w:rPr>
-              <w:t>мс</w:t>
-            </w:r>
-            <w:proofErr w:type="spellEnd"/>
+              <w:t>, мс</w:t>
+            </w:r>
           </w:p>
         </w:tc>
         <w:tc>
@@ -13813,20 +13381,8 @@
                 <w:szCs w:val="24"/>
                 <w:lang w:val="ru-RU"/>
               </w:rPr>
-              <w:t xml:space="preserve">, </w:t>
-            </w:r>
-            <w:proofErr w:type="spellStart"/>
-            <w:r>
-              <w:rPr>
-                <w:b/>
-                <w:bCs/>
-                <w:sz w:val="24"/>
-                <w:szCs w:val="24"/>
-                <w:lang w:val="ru-RU"/>
-              </w:rPr>
-              <w:t>мс</w:t>
-            </w:r>
-            <w:proofErr w:type="spellEnd"/>
+              <w:t>, мс</w:t>
+            </w:r>
           </w:p>
         </w:tc>
         <w:tc>
@@ -15212,7 +14768,19 @@
         <w:rPr>
           <w:lang w:val="ru-RU"/>
         </w:rPr>
-        <w:t xml:space="preserve">В таблице 2 представлены </w:t>
+        <w:t xml:space="preserve">В таблице </w:t>
+      </w:r>
+      <w:r>
+        <w:rPr>
+          <w:lang w:val="ru-RU"/>
+        </w:rPr>
+        <w:t>3</w:t>
+      </w:r>
+      <w:r>
+        <w:rPr>
+          <w:lang w:val="ru-RU"/>
+        </w:rPr>
+        <w:t xml:space="preserve"> представлены </w:t>
       </w:r>
       <w:r>
         <w:rPr>
@@ -15269,7 +14837,16 @@
         <w:rPr>
           <w:lang w:val="ru-RU"/>
         </w:rPr>
-        <w:t xml:space="preserve">Таблица 2 – </w:t>
+        <w:t xml:space="preserve">Таблица </w:t>
+      </w:r>
+      <w:r>
+        <w:t>3</w:t>
+      </w:r>
+      <w:r>
+        <w:rPr>
+          <w:lang w:val="ru-RU"/>
+        </w:rPr>
+        <w:t xml:space="preserve"> – </w:t>
       </w:r>
       <w:r>
         <w:rPr>
@@ -15491,20 +15068,8 @@
                 <w:szCs w:val="24"/>
                 <w:lang w:val="ru-RU"/>
               </w:rPr>
-              <w:t xml:space="preserve">, </w:t>
-            </w:r>
-            <w:proofErr w:type="spellStart"/>
-            <w:r>
-              <w:rPr>
-                <w:b/>
-                <w:bCs/>
-                <w:sz w:val="24"/>
-                <w:szCs w:val="24"/>
-                <w:lang w:val="ru-RU"/>
-              </w:rPr>
-              <w:t>мс</w:t>
-            </w:r>
-            <w:proofErr w:type="spellEnd"/>
+              <w:t>, мс</w:t>
+            </w:r>
           </w:p>
         </w:tc>
         <w:tc>
@@ -15593,20 +15158,8 @@
                 <w:szCs w:val="24"/>
                 <w:lang w:val="ru-RU"/>
               </w:rPr>
-              <w:t xml:space="preserve">, </w:t>
-            </w:r>
-            <w:proofErr w:type="spellStart"/>
-            <w:r>
-              <w:rPr>
-                <w:b/>
-                <w:bCs/>
-                <w:sz w:val="24"/>
-                <w:szCs w:val="24"/>
-                <w:lang w:val="ru-RU"/>
-              </w:rPr>
-              <w:t>мс</w:t>
-            </w:r>
-            <w:proofErr w:type="spellEnd"/>
+              <w:t>, мс</w:t>
+            </w:r>
           </w:p>
         </w:tc>
         <w:tc>
@@ -16989,8 +16542,19 @@
         <w:rPr>
           <w:lang w:val="ru-RU"/>
         </w:rPr>
-        <w:lastRenderedPageBreak/>
-        <w:t>В таблице 3 представлены</w:t>
+        <w:t xml:space="preserve">В таблице </w:t>
+      </w:r>
+      <w:r>
+        <w:rPr>
+          <w:lang w:val="ru-RU"/>
+        </w:rPr>
+        <w:t>4</w:t>
+      </w:r>
+      <w:r>
+        <w:rPr>
+          <w:lang w:val="ru-RU"/>
+        </w:rPr>
+        <w:t xml:space="preserve"> представлены</w:t>
       </w:r>
       <w:r>
         <w:rPr>
@@ -17039,7 +16603,17 @@
         <w:rPr>
           <w:lang w:val="ru-RU"/>
         </w:rPr>
-        <w:t xml:space="preserve">Таблица 3 – </w:t>
+        <w:lastRenderedPageBreak/>
+        <w:t xml:space="preserve">Таблица </w:t>
+      </w:r>
+      <w:r>
+        <w:t>4</w:t>
+      </w:r>
+      <w:r>
+        <w:rPr>
+          <w:lang w:val="ru-RU"/>
+        </w:rPr>
+        <w:t xml:space="preserve"> – </w:t>
       </w:r>
       <w:r>
         <w:rPr>
@@ -17259,20 +16833,8 @@
                 <w:szCs w:val="24"/>
                 <w:lang w:val="ru-RU"/>
               </w:rPr>
-              <w:t xml:space="preserve">, </w:t>
-            </w:r>
-            <w:proofErr w:type="spellStart"/>
-            <w:r>
-              <w:rPr>
-                <w:b/>
-                <w:bCs/>
-                <w:sz w:val="24"/>
-                <w:szCs w:val="24"/>
-                <w:lang w:val="ru-RU"/>
-              </w:rPr>
-              <w:t>мс</w:t>
-            </w:r>
-            <w:proofErr w:type="spellEnd"/>
+              <w:t>, мс</w:t>
+            </w:r>
           </w:p>
         </w:tc>
         <w:tc>
@@ -17361,20 +16923,8 @@
                 <w:szCs w:val="24"/>
                 <w:lang w:val="ru-RU"/>
               </w:rPr>
-              <w:t xml:space="preserve">, </w:t>
-            </w:r>
-            <w:proofErr w:type="spellStart"/>
-            <w:r>
-              <w:rPr>
-                <w:b/>
-                <w:bCs/>
-                <w:sz w:val="24"/>
-                <w:szCs w:val="24"/>
-                <w:lang w:val="ru-RU"/>
-              </w:rPr>
-              <w:t>мс</w:t>
-            </w:r>
-            <w:proofErr w:type="spellEnd"/>
+              <w:t>, мс</w:t>
+            </w:r>
           </w:p>
         </w:tc>
         <w:tc>
@@ -18838,7 +18388,7 @@
       <w:pPr>
         <w:pStyle w:val="2"/>
       </w:pPr>
-      <w:bookmarkStart w:id="26" w:name="_Toc198652002"/>
+      <w:bookmarkStart w:id="26" w:name="_Toc198730988"/>
       <w:r>
         <w:t>Эксперименты</w:t>
       </w:r>
@@ -18868,26 +18418,15 @@
         <w:rPr>
           <w:lang w:val="ru-RU"/>
         </w:rPr>
-        <w:t xml:space="preserve"> этапе будут обучены несколько </w:t>
-      </w:r>
-      <w:proofErr w:type="spellStart"/>
-      <w:r>
-        <w:rPr>
-          <w:lang w:val="ru-RU"/>
-        </w:rPr>
-        <w:t>нейросетевых</w:t>
-      </w:r>
-      <w:proofErr w:type="spellEnd"/>
-      <w:r>
-        <w:rPr>
-          <w:lang w:val="ru-RU"/>
-        </w:rPr>
-        <w:t xml:space="preserve"> моделей, и с помощью метрик будет определена лучшая.</w:t>
+        <w:t xml:space="preserve"> этапе будут обучены несколько нейросетевых моделей, и с помощью метрик будет определена лучшая.</w:t>
       </w:r>
     </w:p>
     <w:p>
       <w:pPr>
         <w:pStyle w:val="15"/>
+        <w:rPr>
+          <w:lang w:val="ru-RU"/>
+        </w:rPr>
       </w:pPr>
       <w:r>
         <w:rPr>
@@ -18933,21 +18472,7 @@
         <w:rPr>
           <w:lang w:val="ru-RU"/>
         </w:rPr>
-        <w:t xml:space="preserve">. А также дает бесплатный доступ к вычислительным мощностям графического процессора, что значительно поднимет скорость обучения </w:t>
-      </w:r>
-      <w:proofErr w:type="spellStart"/>
-      <w:r>
-        <w:rPr>
-          <w:lang w:val="ru-RU"/>
-        </w:rPr>
-        <w:t>нейросетевых</w:t>
-      </w:r>
-      <w:proofErr w:type="spellEnd"/>
-      <w:r>
-        <w:rPr>
-          <w:lang w:val="ru-RU"/>
-        </w:rPr>
-        <w:t xml:space="preserve"> моделей. </w:t>
+        <w:t xml:space="preserve">. А также дает бесплатный доступ к вычислительным мощностям графического процессора, что значительно поднимет скорость обучения нейросетевых моделей. </w:t>
       </w:r>
     </w:p>
     <w:p>
@@ -19179,7 +18704,6 @@
         <w:rPr>
           <w:lang w:val="ru-RU"/>
         </w:rPr>
-        <w:lastRenderedPageBreak/>
         <w:t>Р</w:t>
       </w:r>
       <w:r>
@@ -19229,6 +18753,7 @@
         <w:rPr>
           <w:lang w:val="ru-RU"/>
         </w:rPr>
+        <w:lastRenderedPageBreak/>
         <w:t>О</w:t>
       </w:r>
       <w:r>
@@ -19806,21 +19331,7 @@
         <w:rPr>
           <w:lang w:val="ru-RU"/>
         </w:rPr>
-        <w:t xml:space="preserve">Итоговый результат, показывающий точность обучения </w:t>
-      </w:r>
-      <w:proofErr w:type="spellStart"/>
-      <w:r>
-        <w:rPr>
-          <w:lang w:val="ru-RU"/>
-        </w:rPr>
-        <w:t>нейросетевых</w:t>
-      </w:r>
-      <w:proofErr w:type="spellEnd"/>
-      <w:r>
-        <w:rPr>
-          <w:lang w:val="ru-RU"/>
-        </w:rPr>
-        <w:t xml:space="preserve"> моделей</w:t>
+        <w:t>Итоговый результат, показывающий точность обучения нейросетевых моделей</w:t>
       </w:r>
       <w:r>
         <w:rPr>
@@ -19832,7 +19343,19 @@
         <w:rPr>
           <w:lang w:val="ru-RU"/>
         </w:rPr>
-        <w:t xml:space="preserve"> представлен в таблице 4.</w:t>
+        <w:t xml:space="preserve"> представлен в таблице </w:t>
+      </w:r>
+      <w:r>
+        <w:rPr>
+          <w:lang w:val="ru-RU"/>
+        </w:rPr>
+        <w:t>5</w:t>
+      </w:r>
+      <w:r>
+        <w:rPr>
+          <w:lang w:val="ru-RU"/>
+        </w:rPr>
+        <w:t>.</w:t>
       </w:r>
     </w:p>
     <w:p>
@@ -19848,7 +19371,16 @@
         <w:rPr>
           <w:lang w:val="ru-RU"/>
         </w:rPr>
-        <w:t xml:space="preserve">Таблица 4 – </w:t>
+        <w:t xml:space="preserve">Таблица </w:t>
+      </w:r>
+      <w:r>
+        <w:t>5</w:t>
+      </w:r>
+      <w:r>
+        <w:rPr>
+          <w:lang w:val="ru-RU"/>
+        </w:rPr>
+        <w:t xml:space="preserve"> – </w:t>
       </w:r>
       <w:r>
         <w:rPr>
@@ -20329,7 +19861,6 @@
         <w:rPr>
           <w:lang w:val="ru-RU"/>
         </w:rPr>
-        <w:lastRenderedPageBreak/>
         <w:t>Исходя из результатов, можно сделать вывод,</w:t>
       </w:r>
       <w:r>
@@ -20365,7 +19896,19 @@
         <w:rPr>
           <w:lang w:val="ru-RU"/>
         </w:rPr>
-        <w:t>В таблице 5 представлен</w:t>
+        <w:t xml:space="preserve">В таблице </w:t>
+      </w:r>
+      <w:r>
+        <w:rPr>
+          <w:lang w:val="ru-RU"/>
+        </w:rPr>
+        <w:t>6</w:t>
+      </w:r>
+      <w:r>
+        <w:rPr>
+          <w:lang w:val="ru-RU"/>
+        </w:rPr>
+        <w:t xml:space="preserve"> представлен</w:t>
       </w:r>
       <w:r>
         <w:rPr>
@@ -20410,7 +19953,20 @@
         <w:rPr>
           <w:lang w:val="ru-RU"/>
         </w:rPr>
-        <w:t xml:space="preserve">Таблица 5 – Метрики модели </w:t>
+        <w:lastRenderedPageBreak/>
+        <w:t xml:space="preserve">Таблица </w:t>
+      </w:r>
+      <w:r>
+        <w:rPr>
+          <w:lang w:val="ru-RU"/>
+        </w:rPr>
+        <w:t>6</w:t>
+      </w:r>
+      <w:r>
+        <w:rPr>
+          <w:lang w:val="ru-RU"/>
+        </w:rPr>
+        <w:t xml:space="preserve"> – Метрики модели </w:t>
       </w:r>
       <w:proofErr w:type="spellStart"/>
       <w:r>
@@ -20454,7 +20010,6 @@
           <w:p>
             <w:pPr>
               <w:keepNext/>
-              <w:spacing w:after="168"/>
               <w:jc w:val="center"/>
               <w:rPr>
                 <w:b/>
@@ -20484,7 +20039,6 @@
           <w:p>
             <w:pPr>
               <w:keepNext/>
-              <w:spacing w:after="168"/>
               <w:jc w:val="center"/>
               <w:rPr>
                 <w:b/>
@@ -20516,7 +20070,6 @@
           <w:p>
             <w:pPr>
               <w:keepNext/>
-              <w:spacing w:after="168"/>
               <w:jc w:val="center"/>
               <w:rPr>
                 <w:b/>
@@ -20548,7 +20101,6 @@
           <w:p>
             <w:pPr>
               <w:keepNext/>
-              <w:spacing w:after="168"/>
               <w:jc w:val="center"/>
               <w:rPr>
                 <w:b/>
@@ -20579,7 +20131,6 @@
           <w:p>
             <w:pPr>
               <w:keepNext/>
-              <w:spacing w:after="168"/>
               <w:jc w:val="center"/>
               <w:rPr>
                 <w:b/>
@@ -20609,7 +20160,6 @@
           <w:p>
             <w:pPr>
               <w:keepNext/>
-              <w:spacing w:after="168"/>
               <w:jc w:val="center"/>
               <w:rPr>
                 <w:b/>
@@ -20639,7 +20189,6 @@
           <w:p>
             <w:pPr>
               <w:keepNext/>
-              <w:spacing w:after="168"/>
               <w:jc w:val="center"/>
               <w:rPr>
                 <w:b/>
@@ -20671,7 +20220,6 @@
           <w:p>
             <w:pPr>
               <w:keepNext/>
-              <w:spacing w:after="168"/>
               <w:rPr>
                 <w:color w:val="000000" w:themeColor="text1"/>
                 <w:sz w:val="24"/>
@@ -20698,7 +20246,6 @@
           <w:p>
             <w:pPr>
               <w:keepNext/>
-              <w:spacing w:after="168"/>
               <w:rPr>
                 <w:color w:val="000000" w:themeColor="text1"/>
                 <w:sz w:val="24"/>
@@ -20723,7 +20270,6 @@
           <w:p>
             <w:pPr>
               <w:keepNext/>
-              <w:spacing w:after="168"/>
               <w:rPr>
                 <w:color w:val="000000" w:themeColor="text1"/>
                 <w:sz w:val="24"/>
@@ -20748,7 +20294,6 @@
           <w:p>
             <w:pPr>
               <w:keepNext/>
-              <w:spacing w:after="168"/>
               <w:rPr>
                 <w:color w:val="000000" w:themeColor="text1"/>
                 <w:sz w:val="24"/>
@@ -20789,7 +20334,6 @@
           <w:p>
             <w:pPr>
               <w:keepNext/>
-              <w:spacing w:after="168"/>
               <w:rPr>
                 <w:color w:val="000000" w:themeColor="text1"/>
                 <w:sz w:val="24"/>
@@ -20830,7 +20374,6 @@
           <w:p>
             <w:pPr>
               <w:keepNext/>
-              <w:spacing w:after="168"/>
               <w:rPr>
                 <w:color w:val="000000" w:themeColor="text1"/>
                 <w:sz w:val="24"/>
@@ -20871,7 +20414,6 @@
           <w:p>
             <w:pPr>
               <w:keepNext/>
-              <w:spacing w:after="168"/>
               <w:rPr>
                 <w:color w:val="000000" w:themeColor="text1"/>
                 <w:sz w:val="24"/>
@@ -20914,7 +20456,6 @@
           <w:p>
             <w:pPr>
               <w:keepNext/>
-              <w:spacing w:after="168"/>
               <w:rPr>
                 <w:color w:val="000000" w:themeColor="text1"/>
                 <w:sz w:val="24"/>
@@ -20959,7 +20500,6 @@
           <w:p>
             <w:pPr>
               <w:keepNext/>
-              <w:spacing w:after="168"/>
               <w:rPr>
                 <w:color w:val="000000" w:themeColor="text1"/>
                 <w:sz w:val="24"/>
@@ -20984,7 +20524,6 @@
           <w:p>
             <w:pPr>
               <w:keepNext/>
-              <w:spacing w:after="168"/>
               <w:rPr>
                 <w:color w:val="000000" w:themeColor="text1"/>
                 <w:sz w:val="24"/>
@@ -21009,7 +20548,6 @@
           <w:p>
             <w:pPr>
               <w:keepNext/>
-              <w:spacing w:after="168"/>
               <w:rPr>
                 <w:color w:val="000000" w:themeColor="text1"/>
                 <w:sz w:val="24"/>
@@ -21050,7 +20588,6 @@
           <w:p>
             <w:pPr>
               <w:keepNext/>
-              <w:spacing w:after="168"/>
               <w:rPr>
                 <w:color w:val="000000" w:themeColor="text1"/>
                 <w:sz w:val="24"/>
@@ -21091,7 +20628,6 @@
           <w:p>
             <w:pPr>
               <w:keepNext/>
-              <w:spacing w:after="168"/>
               <w:rPr>
                 <w:color w:val="000000" w:themeColor="text1"/>
                 <w:sz w:val="24"/>
@@ -21132,7 +20668,6 @@
           <w:p>
             <w:pPr>
               <w:keepNext/>
-              <w:spacing w:after="168"/>
               <w:rPr>
                 <w:color w:val="000000" w:themeColor="text1"/>
                 <w:sz w:val="24"/>
@@ -21174,7 +20709,6 @@
           </w:tcPr>
           <w:p>
             <w:pPr>
-              <w:spacing w:after="168"/>
               <w:rPr>
                 <w:color w:val="000000" w:themeColor="text1"/>
                 <w:sz w:val="24"/>
@@ -21208,7 +20742,6 @@
           </w:tcPr>
           <w:p>
             <w:pPr>
-              <w:spacing w:after="168"/>
               <w:rPr>
                 <w:color w:val="000000" w:themeColor="text1"/>
                 <w:sz w:val="24"/>
@@ -21232,7 +20765,6 @@
           </w:tcPr>
           <w:p>
             <w:pPr>
-              <w:spacing w:after="168"/>
               <w:rPr>
                 <w:color w:val="000000" w:themeColor="text1"/>
                 <w:sz w:val="24"/>
@@ -21256,7 +20788,6 @@
           </w:tcPr>
           <w:p>
             <w:pPr>
-              <w:spacing w:after="168"/>
               <w:rPr>
                 <w:color w:val="000000" w:themeColor="text1"/>
                 <w:sz w:val="24"/>
@@ -21296,7 +20827,6 @@
           </w:tcPr>
           <w:p>
             <w:pPr>
-              <w:spacing w:after="168"/>
               <w:rPr>
                 <w:color w:val="000000" w:themeColor="text1"/>
                 <w:sz w:val="24"/>
@@ -21320,7 +20850,6 @@
           </w:tcPr>
           <w:p>
             <w:pPr>
-              <w:spacing w:after="168"/>
               <w:rPr>
                 <w:color w:val="000000" w:themeColor="text1"/>
                 <w:sz w:val="24"/>
@@ -21360,7 +20889,6 @@
           </w:tcPr>
           <w:p>
             <w:pPr>
-              <w:spacing w:after="168"/>
               <w:rPr>
                 <w:color w:val="000000" w:themeColor="text1"/>
                 <w:sz w:val="24"/>
@@ -21402,7 +20930,6 @@
           </w:tcPr>
           <w:p>
             <w:pPr>
-              <w:spacing w:after="168"/>
               <w:rPr>
                 <w:color w:val="000000" w:themeColor="text1"/>
                 <w:sz w:val="24"/>
@@ -21446,7 +20973,6 @@
           </w:tcPr>
           <w:p>
             <w:pPr>
-              <w:spacing w:after="168"/>
               <w:rPr>
                 <w:color w:val="000000" w:themeColor="text1"/>
                 <w:sz w:val="24"/>
@@ -21470,7 +20996,6 @@
           </w:tcPr>
           <w:p>
             <w:pPr>
-              <w:spacing w:after="168"/>
               <w:rPr>
                 <w:color w:val="000000" w:themeColor="text1"/>
                 <w:sz w:val="24"/>
@@ -21494,7 +21019,6 @@
           </w:tcPr>
           <w:p>
             <w:pPr>
-              <w:spacing w:after="168"/>
               <w:rPr>
                 <w:color w:val="000000" w:themeColor="text1"/>
                 <w:sz w:val="24"/>
@@ -21534,7 +21058,6 @@
           </w:tcPr>
           <w:p>
             <w:pPr>
-              <w:spacing w:after="168"/>
               <w:rPr>
                 <w:color w:val="000000" w:themeColor="text1"/>
                 <w:sz w:val="24"/>
@@ -21558,7 +21081,6 @@
           </w:tcPr>
           <w:p>
             <w:pPr>
-              <w:spacing w:after="168"/>
               <w:rPr>
                 <w:color w:val="000000" w:themeColor="text1"/>
                 <w:sz w:val="24"/>
@@ -21598,7 +21120,6 @@
           </w:tcPr>
           <w:p>
             <w:pPr>
-              <w:spacing w:after="168"/>
               <w:rPr>
                 <w:color w:val="000000" w:themeColor="text1"/>
                 <w:sz w:val="24"/>
@@ -21640,7 +21161,6 @@
           </w:tcPr>
           <w:p>
             <w:pPr>
-              <w:spacing w:after="168"/>
               <w:rPr>
                 <w:color w:val="000000" w:themeColor="text1"/>
                 <w:sz w:val="24"/>
@@ -21684,7 +21204,6 @@
           </w:tcPr>
           <w:p>
             <w:pPr>
-              <w:spacing w:after="168"/>
               <w:rPr>
                 <w:color w:val="000000" w:themeColor="text1"/>
                 <w:sz w:val="24"/>
@@ -21708,7 +21227,6 @@
           </w:tcPr>
           <w:p>
             <w:pPr>
-              <w:spacing w:after="168"/>
               <w:rPr>
                 <w:color w:val="000000" w:themeColor="text1"/>
                 <w:sz w:val="24"/>
@@ -21732,7 +21250,6 @@
           </w:tcPr>
           <w:p>
             <w:pPr>
-              <w:spacing w:after="168"/>
               <w:rPr>
                 <w:color w:val="000000" w:themeColor="text1"/>
                 <w:sz w:val="24"/>
@@ -21756,7 +21273,6 @@
           </w:tcPr>
           <w:p>
             <w:pPr>
-              <w:spacing w:after="168"/>
               <w:rPr>
                 <w:color w:val="000000" w:themeColor="text1"/>
                 <w:sz w:val="24"/>
@@ -21796,7 +21312,6 @@
           </w:tcPr>
           <w:p>
             <w:pPr>
-              <w:spacing w:after="168"/>
               <w:rPr>
                 <w:color w:val="000000" w:themeColor="text1"/>
                 <w:sz w:val="24"/>
@@ -21836,7 +21351,6 @@
           </w:tcPr>
           <w:p>
             <w:pPr>
-              <w:spacing w:after="168"/>
               <w:rPr>
                 <w:color w:val="000000" w:themeColor="text1"/>
                 <w:sz w:val="24"/>
@@ -21878,7 +21392,6 @@
           </w:tcPr>
           <w:p>
             <w:pPr>
-              <w:spacing w:after="168"/>
               <w:rPr>
                 <w:color w:val="000000" w:themeColor="text1"/>
                 <w:sz w:val="24"/>
@@ -21904,7 +21417,6 @@
           </w:tcPr>
           <w:p>
             <w:pPr>
-              <w:spacing w:after="168"/>
               <w:rPr>
                 <w:color w:val="000000" w:themeColor="text1"/>
                 <w:sz w:val="24"/>
@@ -21928,7 +21440,6 @@
           </w:tcPr>
           <w:p>
             <w:pPr>
-              <w:spacing w:after="168"/>
               <w:rPr>
                 <w:color w:val="000000" w:themeColor="text1"/>
                 <w:sz w:val="24"/>
@@ -21952,7 +21463,6 @@
           </w:tcPr>
           <w:p>
             <w:pPr>
-              <w:spacing w:after="168"/>
               <w:rPr>
                 <w:color w:val="000000" w:themeColor="text1"/>
                 <w:sz w:val="24"/>
@@ -21992,7 +21502,6 @@
           </w:tcPr>
           <w:p>
             <w:pPr>
-              <w:spacing w:after="168"/>
               <w:rPr>
                 <w:color w:val="000000" w:themeColor="text1"/>
                 <w:sz w:val="24"/>
@@ -22032,7 +21541,6 @@
           </w:tcPr>
           <w:p>
             <w:pPr>
-              <w:spacing w:after="168"/>
               <w:rPr>
                 <w:color w:val="000000" w:themeColor="text1"/>
                 <w:sz w:val="24"/>
@@ -22072,7 +21580,6 @@
           </w:tcPr>
           <w:p>
             <w:pPr>
-              <w:spacing w:after="168"/>
               <w:rPr>
                 <w:color w:val="000000" w:themeColor="text1"/>
                 <w:sz w:val="24"/>
@@ -22114,7 +21621,6 @@
           </w:tcPr>
           <w:p>
             <w:pPr>
-              <w:spacing w:after="168"/>
               <w:rPr>
                 <w:color w:val="000000" w:themeColor="text1"/>
                 <w:sz w:val="24"/>
@@ -22140,7 +21646,6 @@
           </w:tcPr>
           <w:p>
             <w:pPr>
-              <w:spacing w:after="168"/>
               <w:rPr>
                 <w:color w:val="000000" w:themeColor="text1"/>
                 <w:sz w:val="24"/>
@@ -22164,7 +21669,6 @@
           </w:tcPr>
           <w:p>
             <w:pPr>
-              <w:spacing w:after="168"/>
               <w:rPr>
                 <w:color w:val="000000" w:themeColor="text1"/>
                 <w:sz w:val="24"/>
@@ -22188,7 +21692,6 @@
           </w:tcPr>
           <w:p>
             <w:pPr>
-              <w:spacing w:after="168"/>
               <w:rPr>
                 <w:color w:val="000000" w:themeColor="text1"/>
                 <w:sz w:val="24"/>
@@ -22228,7 +21731,6 @@
           </w:tcPr>
           <w:p>
             <w:pPr>
-              <w:spacing w:after="168"/>
               <w:rPr>
                 <w:color w:val="000000" w:themeColor="text1"/>
                 <w:sz w:val="24"/>
@@ -22268,7 +21770,6 @@
           </w:tcPr>
           <w:p>
             <w:pPr>
-              <w:spacing w:after="168"/>
               <w:rPr>
                 <w:color w:val="000000" w:themeColor="text1"/>
                 <w:sz w:val="24"/>
@@ -22308,7 +21809,6 @@
           </w:tcPr>
           <w:p>
             <w:pPr>
-              <w:spacing w:after="168"/>
               <w:rPr>
                 <w:color w:val="000000" w:themeColor="text1"/>
                 <w:sz w:val="24"/>
@@ -22350,7 +21850,6 @@
           </w:tcPr>
           <w:p>
             <w:pPr>
-              <w:spacing w:after="168"/>
               <w:rPr>
                 <w:color w:val="000000" w:themeColor="text1"/>
                 <w:sz w:val="24"/>
@@ -22376,7 +21875,6 @@
           </w:tcPr>
           <w:p>
             <w:pPr>
-              <w:spacing w:after="168"/>
               <w:rPr>
                 <w:color w:val="000000" w:themeColor="text1"/>
                 <w:sz w:val="24"/>
@@ -22400,7 +21898,6 @@
           </w:tcPr>
           <w:p>
             <w:pPr>
-              <w:spacing w:after="168"/>
               <w:rPr>
                 <w:color w:val="000000" w:themeColor="text1"/>
                 <w:sz w:val="24"/>
@@ -22424,7 +21921,6 @@
           </w:tcPr>
           <w:p>
             <w:pPr>
-              <w:spacing w:after="168"/>
               <w:rPr>
                 <w:color w:val="000000" w:themeColor="text1"/>
                 <w:sz w:val="24"/>
@@ -22464,7 +21960,6 @@
           </w:tcPr>
           <w:p>
             <w:pPr>
-              <w:spacing w:after="168"/>
               <w:rPr>
                 <w:color w:val="000000" w:themeColor="text1"/>
                 <w:sz w:val="24"/>
@@ -22504,7 +21999,6 @@
           </w:tcPr>
           <w:p>
             <w:pPr>
-              <w:spacing w:after="168"/>
               <w:rPr>
                 <w:color w:val="000000" w:themeColor="text1"/>
                 <w:sz w:val="24"/>
@@ -22544,7 +22038,6 @@
           </w:tcPr>
           <w:p>
             <w:pPr>
-              <w:spacing w:after="168"/>
               <w:rPr>
                 <w:color w:val="000000" w:themeColor="text1"/>
                 <w:sz w:val="24"/>
@@ -22586,7 +22079,6 @@
           </w:tcPr>
           <w:p>
             <w:pPr>
-              <w:spacing w:after="168"/>
               <w:rPr>
                 <w:color w:val="000000" w:themeColor="text1"/>
                 <w:sz w:val="24"/>
@@ -22610,7 +22102,6 @@
           </w:tcPr>
           <w:p>
             <w:pPr>
-              <w:spacing w:after="168"/>
               <w:rPr>
                 <w:color w:val="000000" w:themeColor="text1"/>
                 <w:sz w:val="24"/>
@@ -22634,7 +22125,6 @@
           </w:tcPr>
           <w:p>
             <w:pPr>
-              <w:spacing w:after="168"/>
               <w:rPr>
                 <w:color w:val="000000" w:themeColor="text1"/>
                 <w:sz w:val="24"/>
@@ -22658,7 +22148,6 @@
           </w:tcPr>
           <w:p>
             <w:pPr>
-              <w:spacing w:after="168"/>
               <w:rPr>
                 <w:color w:val="000000" w:themeColor="text1"/>
                 <w:sz w:val="24"/>
@@ -22698,7 +22187,6 @@
           </w:tcPr>
           <w:p>
             <w:pPr>
-              <w:spacing w:after="168"/>
               <w:rPr>
                 <w:color w:val="000000" w:themeColor="text1"/>
                 <w:sz w:val="24"/>
@@ -22738,7 +22226,6 @@
           </w:tcPr>
           <w:p>
             <w:pPr>
-              <w:spacing w:after="168"/>
               <w:rPr>
                 <w:color w:val="000000" w:themeColor="text1"/>
                 <w:sz w:val="24"/>
@@ -22778,7 +22265,6 @@
           </w:tcPr>
           <w:p>
             <w:pPr>
-              <w:spacing w:after="168"/>
               <w:rPr>
                 <w:color w:val="000000" w:themeColor="text1"/>
                 <w:sz w:val="24"/>
@@ -22820,7 +22306,6 @@
           </w:tcPr>
           <w:p>
             <w:pPr>
-              <w:spacing w:after="168"/>
               <w:rPr>
                 <w:color w:val="000000" w:themeColor="text1"/>
                 <w:sz w:val="24"/>
@@ -22846,7 +22331,6 @@
           </w:tcPr>
           <w:p>
             <w:pPr>
-              <w:spacing w:after="168"/>
               <w:rPr>
                 <w:color w:val="000000" w:themeColor="text1"/>
                 <w:sz w:val="24"/>
@@ -22870,7 +22354,6 @@
           </w:tcPr>
           <w:p>
             <w:pPr>
-              <w:spacing w:after="168"/>
               <w:rPr>
                 <w:color w:val="000000" w:themeColor="text1"/>
                 <w:sz w:val="24"/>
@@ -22894,7 +22377,6 @@
           </w:tcPr>
           <w:p>
             <w:pPr>
-              <w:spacing w:after="168"/>
               <w:rPr>
                 <w:color w:val="000000" w:themeColor="text1"/>
                 <w:sz w:val="24"/>
@@ -22934,7 +22416,6 @@
           </w:tcPr>
           <w:p>
             <w:pPr>
-              <w:spacing w:after="168"/>
               <w:rPr>
                 <w:color w:val="000000" w:themeColor="text1"/>
                 <w:sz w:val="24"/>
@@ -22974,7 +22455,6 @@
           </w:tcPr>
           <w:p>
             <w:pPr>
-              <w:spacing w:after="168"/>
               <w:rPr>
                 <w:color w:val="000000" w:themeColor="text1"/>
                 <w:sz w:val="24"/>
@@ -23014,7 +22494,6 @@
           </w:tcPr>
           <w:p>
             <w:pPr>
-              <w:spacing w:after="168"/>
               <w:rPr>
                 <w:color w:val="000000" w:themeColor="text1"/>
                 <w:sz w:val="24"/>
@@ -23244,21 +22723,20 @@
         <w:rPr>
           <w:lang w:val="ru-RU"/>
         </w:rPr>
-        <w:t xml:space="preserve">На рисунке 6 представлена матрица ошибок для лучшей полученной </w:t>
-      </w:r>
-      <w:proofErr w:type="spellStart"/>
-      <w:r>
-        <w:rPr>
-          <w:lang w:val="ru-RU"/>
-        </w:rPr>
-        <w:t>нейросетевой</w:t>
-      </w:r>
-      <w:proofErr w:type="spellEnd"/>
-      <w:r>
-        <w:rPr>
-          <w:lang w:val="ru-RU"/>
-        </w:rPr>
-        <w:t xml:space="preserve"> модели. Матрица ошибок наглядно демонстрирует как точно нейросеть определяет объекты.</w:t>
+        <w:t xml:space="preserve">На рисунке 6 представлена матрица ошибок для лучшей полученной нейросетевой модели. </w:t>
+      </w:r>
+      <w:r>
+        <w:rPr>
+          <w:highlight w:val="yellow"/>
+          <w:lang w:val="ru-RU"/>
+        </w:rPr>
+        <w:t>Матрица ошибок</w:t>
+      </w:r>
+      <w:r>
+        <w:rPr>
+          <w:lang w:val="ru-RU"/>
+        </w:rPr>
+        <w:t xml:space="preserve"> наглядно демонстрирует как точно нейросеть определяет объекты.</w:t>
       </w:r>
     </w:p>
     <w:p>
@@ -23473,43 +22951,21 @@
         </w:rPr>
         <w:t xml:space="preserve"> </w:t>
       </w:r>
+      <w:r>
+        <w:rPr>
+          <w:lang w:val="ru-RU"/>
+        </w:rPr>
+        <w:t xml:space="preserve">датасета необходимо заново обучить нейросетевую модель. Так как в первом эксперименте лучше всех себя показала модель </w:t>
+      </w:r>
       <w:proofErr w:type="spellStart"/>
       <w:r>
-        <w:rPr>
-          <w:lang w:val="ru-RU"/>
-        </w:rPr>
-        <w:t>датасета</w:t>
+        <w:t>YOLOv</w:t>
       </w:r>
       <w:proofErr w:type="spellEnd"/>
       <w:r>
         <w:rPr>
           <w:lang w:val="ru-RU"/>
         </w:rPr>
-        <w:t xml:space="preserve"> необходимо заново обучить </w:t>
-      </w:r>
-      <w:proofErr w:type="spellStart"/>
-      <w:r>
-        <w:rPr>
-          <w:lang w:val="ru-RU"/>
-        </w:rPr>
-        <w:t>нейросетевую</w:t>
-      </w:r>
-      <w:proofErr w:type="spellEnd"/>
-      <w:r>
-        <w:rPr>
-          <w:lang w:val="ru-RU"/>
-        </w:rPr>
-        <w:t xml:space="preserve"> модель. Так как в первом эксперименте лучше всех себя показала модель </w:t>
-      </w:r>
-      <w:proofErr w:type="spellStart"/>
-      <w:r>
-        <w:t>YOLOv</w:t>
-      </w:r>
-      <w:proofErr w:type="spellEnd"/>
-      <w:r>
-        <w:rPr>
-          <w:lang w:val="ru-RU"/>
-        </w:rPr>
         <w:t>8</w:t>
       </w:r>
       <w:r>
@@ -23528,7 +22984,19 @@
         <w:rPr>
           <w:lang w:val="ru-RU"/>
         </w:rPr>
-        <w:t xml:space="preserve"> на обновлённом наборе данных.</w:t>
+        <w:t xml:space="preserve"> на обновл</w:t>
+      </w:r>
+      <w:r>
+        <w:rPr>
+          <w:lang w:val="ru-RU"/>
+        </w:rPr>
+        <w:t>е</w:t>
+      </w:r>
+      <w:r>
+        <w:rPr>
+          <w:lang w:val="ru-RU"/>
+        </w:rPr>
+        <w:t>нном наборе данных.</w:t>
       </w:r>
       <w:r>
         <w:rPr>
@@ -23540,7 +23008,19 @@
         <w:rPr>
           <w:lang w:val="ru-RU"/>
         </w:rPr>
-        <w:t xml:space="preserve">В таблице 6 представлены метрики модели </w:t>
+        <w:t xml:space="preserve">В таблице </w:t>
+      </w:r>
+      <w:r>
+        <w:rPr>
+          <w:lang w:val="ru-RU"/>
+        </w:rPr>
+        <w:t>7</w:t>
+      </w:r>
+      <w:r>
+        <w:rPr>
+          <w:lang w:val="ru-RU"/>
+        </w:rPr>
+        <w:t xml:space="preserve"> представлены метрики модели </w:t>
       </w:r>
       <w:proofErr w:type="spellStart"/>
       <w:r>
@@ -23574,7 +23054,19 @@
           <w:lang w:val="ru-RU"/>
         </w:rPr>
         <w:lastRenderedPageBreak/>
-        <w:t xml:space="preserve">Таблица 6 – Метрики новой модели </w:t>
+        <w:t xml:space="preserve">Таблица </w:t>
+      </w:r>
+      <w:r>
+        <w:rPr>
+          <w:lang w:val="ru-RU"/>
+        </w:rPr>
+        <w:t>7</w:t>
+      </w:r>
+      <w:r>
+        <w:rPr>
+          <w:lang w:val="ru-RU"/>
+        </w:rPr>
+        <w:t xml:space="preserve"> – Метрики новой модели </w:t>
       </w:r>
       <w:proofErr w:type="spellStart"/>
       <w:r>
@@ -23618,7 +23110,6 @@
           <w:p>
             <w:pPr>
               <w:keepNext/>
-              <w:spacing w:after="168"/>
               <w:jc w:val="center"/>
               <w:rPr>
                 <w:b/>
@@ -23647,7 +23138,6 @@
           </w:tcPr>
           <w:p>
             <w:pPr>
-              <w:spacing w:after="168"/>
               <w:jc w:val="center"/>
               <w:rPr>
                 <w:b/>
@@ -23678,7 +23168,6 @@
           </w:tcPr>
           <w:p>
             <w:pPr>
-              <w:spacing w:after="168"/>
               <w:jc w:val="center"/>
               <w:rPr>
                 <w:b/>
@@ -23709,7 +23198,6 @@
           </w:tcPr>
           <w:p>
             <w:pPr>
-              <w:spacing w:after="168"/>
               <w:jc w:val="center"/>
               <w:rPr>
                 <w:b/>
@@ -23738,7 +23226,6 @@
           </w:tcPr>
           <w:p>
             <w:pPr>
-              <w:spacing w:after="168"/>
               <w:jc w:val="center"/>
               <w:rPr>
                 <w:b/>
@@ -23767,7 +23254,6 @@
           </w:tcPr>
           <w:p>
             <w:pPr>
-              <w:spacing w:after="168"/>
               <w:jc w:val="center"/>
               <w:rPr>
                 <w:b/>
@@ -23796,7 +23282,6 @@
           </w:tcPr>
           <w:p>
             <w:pPr>
-              <w:spacing w:after="168"/>
               <w:jc w:val="center"/>
               <w:rPr>
                 <w:b/>
@@ -23827,7 +23312,6 @@
           </w:tcPr>
           <w:p>
             <w:pPr>
-              <w:spacing w:after="168"/>
               <w:rPr>
                 <w:sz w:val="24"/>
                 <w:szCs w:val="24"/>
@@ -23852,7 +23336,6 @@
           </w:tcPr>
           <w:p>
             <w:pPr>
-              <w:spacing w:after="168"/>
               <w:rPr>
                 <w:sz w:val="24"/>
                 <w:szCs w:val="24"/>
@@ -23874,7 +23357,6 @@
           </w:tcPr>
           <w:p>
             <w:pPr>
-              <w:spacing w:after="168"/>
               <w:rPr>
                 <w:sz w:val="24"/>
                 <w:szCs w:val="24"/>
@@ -23896,7 +23378,6 @@
           </w:tcPr>
           <w:p>
             <w:pPr>
-              <w:spacing w:after="168"/>
               <w:rPr>
                 <w:sz w:val="24"/>
                 <w:szCs w:val="24"/>
@@ -23932,7 +23413,6 @@
           </w:tcPr>
           <w:p>
             <w:pPr>
-              <w:spacing w:after="168"/>
               <w:rPr>
                 <w:sz w:val="24"/>
                 <w:szCs w:val="24"/>
@@ -23968,7 +23448,6 @@
           </w:tcPr>
           <w:p>
             <w:pPr>
-              <w:spacing w:after="168"/>
               <w:rPr>
                 <w:sz w:val="24"/>
                 <w:szCs w:val="24"/>
@@ -24004,7 +23483,6 @@
           </w:tcPr>
           <w:p>
             <w:pPr>
-              <w:spacing w:after="168"/>
               <w:rPr>
                 <w:sz w:val="24"/>
                 <w:szCs w:val="24"/>
@@ -24042,7 +23520,6 @@
           </w:tcPr>
           <w:p>
             <w:pPr>
-              <w:spacing w:after="168"/>
               <w:rPr>
                 <w:sz w:val="24"/>
                 <w:szCs w:val="24"/>
@@ -24082,7 +23559,6 @@
           </w:tcPr>
           <w:p>
             <w:pPr>
-              <w:spacing w:after="168"/>
               <w:rPr>
                 <w:sz w:val="24"/>
                 <w:szCs w:val="24"/>
@@ -24104,7 +23580,6 @@
           </w:tcPr>
           <w:p>
             <w:pPr>
-              <w:spacing w:after="168"/>
               <w:rPr>
                 <w:sz w:val="24"/>
                 <w:szCs w:val="24"/>
@@ -24126,7 +23601,6 @@
           </w:tcPr>
           <w:p>
             <w:pPr>
-              <w:spacing w:after="168"/>
               <w:rPr>
                 <w:sz w:val="24"/>
                 <w:szCs w:val="24"/>
@@ -24162,7 +23636,6 @@
           </w:tcPr>
           <w:p>
             <w:pPr>
-              <w:spacing w:after="168"/>
               <w:rPr>
                 <w:sz w:val="24"/>
                 <w:szCs w:val="24"/>
@@ -24198,7 +23671,6 @@
           </w:tcPr>
           <w:p>
             <w:pPr>
-              <w:spacing w:after="168"/>
               <w:rPr>
                 <w:sz w:val="24"/>
                 <w:szCs w:val="24"/>
@@ -24248,7 +23720,6 @@
           </w:tcPr>
           <w:p>
             <w:pPr>
-              <w:spacing w:after="168"/>
               <w:rPr>
                 <w:sz w:val="24"/>
                 <w:szCs w:val="24"/>
@@ -24286,7 +23757,6 @@
           </w:tcPr>
           <w:p>
             <w:pPr>
-              <w:spacing w:after="168"/>
               <w:rPr>
                 <w:sz w:val="24"/>
                 <w:szCs w:val="24"/>
@@ -24317,7 +23787,6 @@
           </w:tcPr>
           <w:p>
             <w:pPr>
-              <w:spacing w:after="168"/>
               <w:rPr>
                 <w:sz w:val="24"/>
                 <w:szCs w:val="24"/>
@@ -24339,7 +23808,6 @@
           </w:tcPr>
           <w:p>
             <w:pPr>
-              <w:spacing w:after="168"/>
               <w:rPr>
                 <w:sz w:val="24"/>
                 <w:szCs w:val="24"/>
@@ -24361,7 +23829,6 @@
           </w:tcPr>
           <w:p>
             <w:pPr>
-              <w:spacing w:after="168"/>
               <w:rPr>
                 <w:sz w:val="24"/>
                 <w:szCs w:val="24"/>
@@ -24397,7 +23864,6 @@
           </w:tcPr>
           <w:p>
             <w:pPr>
-              <w:spacing w:after="168"/>
               <w:rPr>
                 <w:sz w:val="24"/>
                 <w:szCs w:val="24"/>
@@ -24419,7 +23885,6 @@
           </w:tcPr>
           <w:p>
             <w:pPr>
-              <w:spacing w:after="168"/>
               <w:rPr>
                 <w:sz w:val="24"/>
                 <w:szCs w:val="24"/>
@@ -24455,7 +23920,6 @@
           </w:tcPr>
           <w:p>
             <w:pPr>
-              <w:spacing w:after="168"/>
               <w:rPr>
                 <w:sz w:val="24"/>
                 <w:szCs w:val="24"/>
@@ -24493,7 +23957,6 @@
           </w:tcPr>
           <w:p>
             <w:pPr>
-              <w:spacing w:after="168"/>
               <w:rPr>
                 <w:sz w:val="24"/>
                 <w:szCs w:val="24"/>
@@ -24533,7 +23996,6 @@
           </w:tcPr>
           <w:p>
             <w:pPr>
-              <w:spacing w:after="168"/>
               <w:rPr>
                 <w:sz w:val="24"/>
                 <w:szCs w:val="24"/>
@@ -24555,7 +24017,6 @@
           </w:tcPr>
           <w:p>
             <w:pPr>
-              <w:spacing w:after="168"/>
               <w:rPr>
                 <w:sz w:val="24"/>
                 <w:szCs w:val="24"/>
@@ -24577,7 +24038,6 @@
           </w:tcPr>
           <w:p>
             <w:pPr>
-              <w:spacing w:after="168"/>
               <w:rPr>
                 <w:sz w:val="24"/>
                 <w:szCs w:val="24"/>
@@ -24613,7 +24073,6 @@
           </w:tcPr>
           <w:p>
             <w:pPr>
-              <w:spacing w:after="168"/>
               <w:rPr>
                 <w:sz w:val="24"/>
                 <w:szCs w:val="24"/>
@@ -24635,7 +24094,6 @@
           </w:tcPr>
           <w:p>
             <w:pPr>
-              <w:spacing w:after="168"/>
               <w:rPr>
                 <w:sz w:val="24"/>
                 <w:szCs w:val="24"/>
@@ -24671,7 +24129,6 @@
           </w:tcPr>
           <w:p>
             <w:pPr>
-              <w:spacing w:after="168"/>
               <w:rPr>
                 <w:sz w:val="24"/>
                 <w:szCs w:val="24"/>
@@ -24709,7 +24166,6 @@
           </w:tcPr>
           <w:p>
             <w:pPr>
-              <w:spacing w:after="168"/>
               <w:rPr>
                 <w:sz w:val="24"/>
                 <w:szCs w:val="24"/>
@@ -24749,7 +24205,6 @@
           </w:tcPr>
           <w:p>
             <w:pPr>
-              <w:spacing w:after="168"/>
               <w:rPr>
                 <w:sz w:val="24"/>
                 <w:szCs w:val="24"/>
@@ -24771,7 +24226,6 @@
           </w:tcPr>
           <w:p>
             <w:pPr>
-              <w:spacing w:after="168"/>
               <w:rPr>
                 <w:sz w:val="24"/>
                 <w:szCs w:val="24"/>
@@ -24793,7 +24247,6 @@
           </w:tcPr>
           <w:p>
             <w:pPr>
-              <w:spacing w:after="168"/>
               <w:rPr>
                 <w:sz w:val="24"/>
                 <w:szCs w:val="24"/>
@@ -24829,7 +24282,6 @@
           </w:tcPr>
           <w:p>
             <w:pPr>
-              <w:spacing w:after="168"/>
               <w:rPr>
                 <w:sz w:val="24"/>
                 <w:szCs w:val="24"/>
@@ -24865,7 +24317,6 @@
           </w:tcPr>
           <w:p>
             <w:pPr>
-              <w:spacing w:after="168"/>
               <w:rPr>
                 <w:sz w:val="24"/>
                 <w:szCs w:val="24"/>
@@ -24901,7 +24352,6 @@
           </w:tcPr>
           <w:p>
             <w:pPr>
-              <w:spacing w:after="168"/>
               <w:rPr>
                 <w:sz w:val="24"/>
                 <w:szCs w:val="24"/>
@@ -24939,7 +24389,6 @@
           </w:tcPr>
           <w:p>
             <w:pPr>
-              <w:spacing w:after="168"/>
               <w:rPr>
                 <w:sz w:val="24"/>
                 <w:szCs w:val="24"/>
@@ -24963,7 +24412,6 @@
           </w:tcPr>
           <w:p>
             <w:pPr>
-              <w:spacing w:after="168"/>
               <w:rPr>
                 <w:sz w:val="24"/>
                 <w:szCs w:val="24"/>
@@ -24985,7 +24433,6 @@
           </w:tcPr>
           <w:p>
             <w:pPr>
-              <w:spacing w:after="168"/>
               <w:rPr>
                 <w:sz w:val="24"/>
                 <w:szCs w:val="24"/>
@@ -25007,7 +24454,6 @@
           </w:tcPr>
           <w:p>
             <w:pPr>
-              <w:spacing w:after="168"/>
               <w:rPr>
                 <w:sz w:val="24"/>
                 <w:szCs w:val="24"/>
@@ -25043,7 +24489,6 @@
           </w:tcPr>
           <w:p>
             <w:pPr>
-              <w:spacing w:after="168"/>
               <w:rPr>
                 <w:sz w:val="24"/>
                 <w:szCs w:val="24"/>
@@ -25079,7 +24524,6 @@
           </w:tcPr>
           <w:p>
             <w:pPr>
-              <w:spacing w:after="168"/>
               <w:rPr>
                 <w:sz w:val="24"/>
                 <w:szCs w:val="24"/>
@@ -25115,7 +24559,6 @@
           </w:tcPr>
           <w:p>
             <w:pPr>
-              <w:spacing w:after="168"/>
               <w:rPr>
                 <w:sz w:val="24"/>
                 <w:szCs w:val="24"/>
@@ -25153,7 +24596,6 @@
           </w:tcPr>
           <w:p>
             <w:pPr>
-              <w:spacing w:after="168"/>
               <w:rPr>
                 <w:sz w:val="24"/>
                 <w:szCs w:val="24"/>
@@ -25177,7 +24619,6 @@
           </w:tcPr>
           <w:p>
             <w:pPr>
-              <w:spacing w:after="168"/>
               <w:rPr>
                 <w:sz w:val="24"/>
                 <w:szCs w:val="24"/>
@@ -25199,7 +24640,6 @@
           </w:tcPr>
           <w:p>
             <w:pPr>
-              <w:spacing w:after="168"/>
               <w:rPr>
                 <w:sz w:val="24"/>
                 <w:szCs w:val="24"/>
@@ -25221,7 +24661,6 @@
           </w:tcPr>
           <w:p>
             <w:pPr>
-              <w:spacing w:after="168"/>
               <w:rPr>
                 <w:sz w:val="24"/>
                 <w:szCs w:val="24"/>
@@ -25257,7 +24696,6 @@
           </w:tcPr>
           <w:p>
             <w:pPr>
-              <w:spacing w:after="168"/>
               <w:rPr>
                 <w:sz w:val="24"/>
                 <w:szCs w:val="24"/>
@@ -25293,7 +24731,6 @@
           </w:tcPr>
           <w:p>
             <w:pPr>
-              <w:spacing w:after="168"/>
               <w:rPr>
                 <w:sz w:val="24"/>
                 <w:szCs w:val="24"/>
@@ -25329,7 +24766,6 @@
           </w:tcPr>
           <w:p>
             <w:pPr>
-              <w:spacing w:after="168"/>
               <w:rPr>
                 <w:sz w:val="24"/>
                 <w:szCs w:val="24"/>
@@ -25367,7 +24803,6 @@
           </w:tcPr>
           <w:p>
             <w:pPr>
-              <w:spacing w:after="168"/>
               <w:rPr>
                 <w:sz w:val="24"/>
                 <w:szCs w:val="24"/>
@@ -25391,7 +24826,6 @@
           </w:tcPr>
           <w:p>
             <w:pPr>
-              <w:spacing w:after="168"/>
               <w:rPr>
                 <w:sz w:val="24"/>
                 <w:szCs w:val="24"/>
@@ -25413,7 +24847,6 @@
           </w:tcPr>
           <w:p>
             <w:pPr>
-              <w:spacing w:after="168"/>
               <w:rPr>
                 <w:sz w:val="24"/>
                 <w:szCs w:val="24"/>
@@ -25435,7 +24868,6 @@
           </w:tcPr>
           <w:p>
             <w:pPr>
-              <w:spacing w:after="168"/>
               <w:rPr>
                 <w:sz w:val="24"/>
                 <w:szCs w:val="24"/>
@@ -25471,7 +24903,6 @@
           </w:tcPr>
           <w:p>
             <w:pPr>
-              <w:spacing w:after="168"/>
               <w:rPr>
                 <w:sz w:val="24"/>
                 <w:szCs w:val="24"/>
@@ -25507,7 +24938,6 @@
           </w:tcPr>
           <w:p>
             <w:pPr>
-              <w:spacing w:after="168"/>
               <w:rPr>
                 <w:sz w:val="24"/>
                 <w:szCs w:val="24"/>
@@ -25543,7 +24973,6 @@
           </w:tcPr>
           <w:p>
             <w:pPr>
-              <w:spacing w:after="168"/>
               <w:rPr>
                 <w:sz w:val="24"/>
                 <w:szCs w:val="24"/>
@@ -25581,7 +25010,6 @@
           </w:tcPr>
           <w:p>
             <w:pPr>
-              <w:spacing w:after="168"/>
               <w:rPr>
                 <w:sz w:val="24"/>
                 <w:szCs w:val="24"/>
@@ -25603,7 +25031,6 @@
           </w:tcPr>
           <w:p>
             <w:pPr>
-              <w:spacing w:after="168"/>
               <w:rPr>
                 <w:sz w:val="24"/>
                 <w:szCs w:val="24"/>
@@ -25625,7 +25052,6 @@
           </w:tcPr>
           <w:p>
             <w:pPr>
-              <w:spacing w:after="168"/>
               <w:rPr>
                 <w:sz w:val="24"/>
                 <w:szCs w:val="24"/>
@@ -25647,7 +25073,6 @@
           </w:tcPr>
           <w:p>
             <w:pPr>
-              <w:spacing w:after="168"/>
               <w:rPr>
                 <w:sz w:val="24"/>
                 <w:szCs w:val="24"/>
@@ -25683,7 +25108,6 @@
           </w:tcPr>
           <w:p>
             <w:pPr>
-              <w:spacing w:after="168"/>
               <w:rPr>
                 <w:sz w:val="24"/>
                 <w:szCs w:val="24"/>
@@ -25719,7 +25143,6 @@
           </w:tcPr>
           <w:p>
             <w:pPr>
-              <w:spacing w:after="168"/>
               <w:rPr>
                 <w:sz w:val="24"/>
                 <w:szCs w:val="24"/>
@@ -25755,7 +25178,6 @@
           </w:tcPr>
           <w:p>
             <w:pPr>
-              <w:spacing w:after="168"/>
               <w:rPr>
                 <w:sz w:val="24"/>
                 <w:szCs w:val="24"/>
@@ -25793,7 +25215,6 @@
           </w:tcPr>
           <w:p>
             <w:pPr>
-              <w:spacing w:after="168"/>
               <w:rPr>
                 <w:sz w:val="24"/>
                 <w:szCs w:val="24"/>
@@ -25817,7 +25238,6 @@
           </w:tcPr>
           <w:p>
             <w:pPr>
-              <w:spacing w:after="168"/>
               <w:rPr>
                 <w:sz w:val="24"/>
                 <w:szCs w:val="24"/>
@@ -25839,7 +25259,6 @@
           </w:tcPr>
           <w:p>
             <w:pPr>
-              <w:spacing w:after="168"/>
               <w:rPr>
                 <w:sz w:val="24"/>
                 <w:szCs w:val="24"/>
@@ -25861,7 +25280,6 @@
           </w:tcPr>
           <w:p>
             <w:pPr>
-              <w:spacing w:after="168"/>
               <w:rPr>
                 <w:sz w:val="24"/>
                 <w:szCs w:val="24"/>
@@ -25897,7 +25315,6 @@
           </w:tcPr>
           <w:p>
             <w:pPr>
-              <w:spacing w:after="168"/>
               <w:rPr>
                 <w:sz w:val="24"/>
                 <w:szCs w:val="24"/>
@@ -25933,7 +25350,6 @@
           </w:tcPr>
           <w:p>
             <w:pPr>
-              <w:spacing w:after="168"/>
               <w:rPr>
                 <w:sz w:val="24"/>
                 <w:szCs w:val="24"/>
@@ -25969,7 +25385,6 @@
           </w:tcPr>
           <w:p>
             <w:pPr>
-              <w:spacing w:after="168"/>
               <w:rPr>
                 <w:sz w:val="24"/>
                 <w:szCs w:val="24"/>
@@ -26020,7 +25435,19 @@
         <w:rPr>
           <w:lang w:val="ru-RU"/>
         </w:rPr>
-        <w:t>Из таблицы видно, что точность распознания автобусов стала выше, за счёт этого и общая средняя точность возросла.</w:t>
+        <w:t>Из таблицы видно, что точность распознания автобусов стала выше, за сч</w:t>
+      </w:r>
+      <w:r>
+        <w:rPr>
+          <w:lang w:val="ru-RU"/>
+        </w:rPr>
+        <w:t>е</w:t>
+      </w:r>
+      <w:r>
+        <w:rPr>
+          <w:lang w:val="ru-RU"/>
+        </w:rPr>
+        <w:t>т этого и общая средняя точность возросла.</w:t>
       </w:r>
       <w:r>
         <w:rPr>
@@ -26043,41 +25470,13 @@
         <w:rPr>
           <w:lang w:val="ru-RU"/>
         </w:rPr>
-        <w:t xml:space="preserve"> в ходе работы были обучена </w:t>
-      </w:r>
-      <w:proofErr w:type="spellStart"/>
-      <w:r>
-        <w:rPr>
-          <w:lang w:val="ru-RU"/>
-        </w:rPr>
-        <w:t>нейросетевая</w:t>
-      </w:r>
-      <w:proofErr w:type="spellEnd"/>
-      <w:r>
-        <w:rPr>
-          <w:lang w:val="ru-RU"/>
-        </w:rPr>
-        <w:t xml:space="preserve"> модель, демонстрирующая среднюю точность выше 88%</w:t>
-      </w:r>
-      <w:r>
-        <w:rPr>
-          <w:lang w:val="ru-RU"/>
-        </w:rPr>
-        <w:t xml:space="preserve">. Это довольно высокий результат. Для дальнейшего улучшения </w:t>
-      </w:r>
-      <w:proofErr w:type="spellStart"/>
-      <w:r>
-        <w:rPr>
-          <w:lang w:val="ru-RU"/>
-        </w:rPr>
-        <w:t>нейросетевой</w:t>
-      </w:r>
-      <w:proofErr w:type="spellEnd"/>
-      <w:r>
-        <w:rPr>
-          <w:lang w:val="ru-RU"/>
-        </w:rPr>
-        <w:t xml:space="preserve"> модели наиболее верным способом является дополнение набора данных новыми изображениями. Однако в рамках данной работы этот результат будет финальным.</w:t>
+        <w:t xml:space="preserve"> в ходе работы были обучена нейросетевая модель, демонстрирующая среднюю точность выше 88%</w:t>
+      </w:r>
+      <w:r>
+        <w:rPr>
+          <w:lang w:val="ru-RU"/>
+        </w:rPr>
+        <w:t>. Это довольно высокий результат. Для дальнейшего улучшения нейросетевой модели наиболее верным способом является дополнение набора данных новыми изображениями. Однако в рамках данной работы этот результат будет финальным.</w:t>
       </w:r>
     </w:p>
     <w:p>
@@ -26090,7 +25489,7 @@
         <w:spacing w:before="0"/>
         <w:ind w:left="0" w:firstLine="0"/>
       </w:pPr>
-      <w:bookmarkStart w:id="29" w:name="_Toc198652003"/>
+      <w:bookmarkStart w:id="29" w:name="_Toc198730989"/>
       <w:bookmarkEnd w:id="27"/>
       <w:r>
         <w:lastRenderedPageBreak/>
@@ -26102,7 +25501,7 @@
       <w:pPr>
         <w:pStyle w:val="2"/>
       </w:pPr>
-      <w:bookmarkStart w:id="30" w:name="_Toc198652004"/>
+      <w:bookmarkStart w:id="30" w:name="_Toc198730990"/>
       <w:r>
         <w:t>Проектирование</w:t>
       </w:r>
@@ -26136,20 +25535,17 @@
     <w:p>
       <w:pPr>
         <w:pStyle w:val="1"/>
+        <w:numPr>
+          <w:ilvl w:val="0"/>
+          <w:numId w:val="44"/>
+        </w:numPr>
+        <w:ind w:left="0" w:firstLine="709"/>
       </w:pPr>
       <w:r>
         <w:t xml:space="preserve">Пользователи должны иметь возможность </w:t>
       </w:r>
       <w:r>
-        <w:t xml:space="preserve">выбирать желаемую </w:t>
-      </w:r>
-      <w:proofErr w:type="spellStart"/>
-      <w:r>
-        <w:t>нейросетевую</w:t>
-      </w:r>
-      <w:proofErr w:type="spellEnd"/>
-      <w:r>
-        <w:t xml:space="preserve"> модель из списка</w:t>
+        <w:t>выбирать желаемую нейросетевую модель из списка</w:t>
       </w:r>
       <w:r>
         <w:t>.</w:t>
@@ -26163,15 +25559,7 @@
         <w:t xml:space="preserve">Пользователи должны иметь возможность </w:t>
       </w:r>
       <w:r>
-        <w:t xml:space="preserve">загружать собственные </w:t>
-      </w:r>
-      <w:proofErr w:type="spellStart"/>
-      <w:r>
-        <w:t>нейросетевые</w:t>
-      </w:r>
-      <w:proofErr w:type="spellEnd"/>
-      <w:r>
-        <w:t xml:space="preserve"> модели детекции</w:t>
+        <w:t>загружать собственные нейросетевые модели детекции</w:t>
       </w:r>
       <w:r>
         <w:t xml:space="preserve">. </w:t>
@@ -26228,21 +25616,7 @@
         <w:rPr>
           <w:highlight w:val="yellow"/>
         </w:rPr>
-        <w:t xml:space="preserve">Обучаемые </w:t>
-      </w:r>
-      <w:proofErr w:type="spellStart"/>
-      <w:r>
-        <w:rPr>
-          <w:highlight w:val="yellow"/>
-        </w:rPr>
-        <w:t>нейросетевые</w:t>
-      </w:r>
-      <w:proofErr w:type="spellEnd"/>
-      <w:r>
-        <w:rPr>
-          <w:highlight w:val="yellow"/>
-        </w:rPr>
-        <w:t xml:space="preserve"> модели должны быть основаны на моделях </w:t>
+        <w:t xml:space="preserve">Обучаемые нейросетевые модели должны быть основаны на моделях </w:t>
       </w:r>
       <w:proofErr w:type="spellStart"/>
       <w:r>
@@ -26316,6 +25690,106 @@
           <w:lang w:val="ru-RU"/>
         </w:rPr>
         <w:t>веб-приложения.</w:t>
+      </w:r>
+      <w:r>
+        <w:rPr>
+          <w:lang w:val="ru-RU"/>
+        </w:rPr>
+        <w:t xml:space="preserve"> </w:t>
+      </w:r>
+      <w:r>
+        <w:rPr>
+          <w:lang w:val="ru-RU"/>
+        </w:rPr>
+        <w:t xml:space="preserve">Актором, инициирующим действия в системе, выступает пользователь. Диаграмма иллюстрирует основные этапы взаимодействия, включая загрузку </w:t>
+      </w:r>
+      <w:r>
+        <w:rPr>
+          <w:lang w:val="ru-RU"/>
+        </w:rPr>
+        <w:t>файлов</w:t>
+      </w:r>
+      <w:r>
+        <w:rPr>
+          <w:lang w:val="ru-RU"/>
+        </w:rPr>
+        <w:t>, отправку данных на сервер, ожидание обработки и получение результатов.</w:t>
+      </w:r>
+      <w:r>
+        <w:rPr>
+          <w:lang w:val="ru-RU"/>
+        </w:rPr>
+        <w:t xml:space="preserve"> </w:t>
+      </w:r>
+    </w:p>
+    <w:p>
+      <w:pPr>
+        <w:pStyle w:val="15"/>
+        <w:rPr>
+          <w:lang w:val="ru-RU"/>
+        </w:rPr>
+      </w:pPr>
+      <w:r>
+        <w:rPr>
+          <w:lang w:val="ru-RU"/>
+        </w:rPr>
+        <w:t xml:space="preserve">Диаграмма </w:t>
+      </w:r>
+      <w:r>
+        <w:rPr>
+          <w:lang w:val="ru-RU"/>
+        </w:rPr>
+        <w:t xml:space="preserve">отображает два альтернативных сценария работы пользователя с сервисом: обработка изображений и обработка видеофайлов. После загрузки файла пользователь выбирает </w:t>
+      </w:r>
+      <w:r>
+        <w:rPr>
+          <w:lang w:val="ru-RU"/>
+        </w:rPr>
+        <w:t>тип обработки</w:t>
+      </w:r>
+      <w:r>
+        <w:rPr>
+          <w:lang w:val="ru-RU"/>
+        </w:rPr>
+        <w:t>, и в зависимости от этого выбора система инициирует соответствующую ветку обработки.</w:t>
+      </w:r>
+    </w:p>
+    <w:p>
+      <w:pPr>
+        <w:pStyle w:val="15"/>
+        <w:rPr>
+          <w:lang w:val="ru-RU"/>
+        </w:rPr>
+      </w:pPr>
+      <w:r>
+        <w:rPr>
+          <w:lang w:val="ru-RU"/>
+        </w:rPr>
+        <w:t xml:space="preserve">Оба сценария представлены как альтернативные потоки внутри общей структуры диаграммы, </w:t>
+      </w:r>
+      <w:r>
+        <w:rPr>
+          <w:lang w:val="ru-RU"/>
+        </w:rPr>
+        <w:t xml:space="preserve">демонстрируя </w:t>
+      </w:r>
+      <w:r>
+        <w:rPr>
+          <w:lang w:val="ru-RU"/>
+        </w:rPr>
+        <w:t xml:space="preserve">универсальность </w:t>
+      </w:r>
+      <w:r>
+        <w:rPr>
+          <w:lang w:val="ru-RU"/>
+        </w:rPr>
+        <w:t>веб-приложения</w:t>
+      </w:r>
+      <w:r>
+        <w:rPr>
+          <w:lang w:val="ru-RU"/>
+        </w:rPr>
+        <w:t xml:space="preserve"> и его способность работать с различными типами медиафайлов в рамках единого интерфейса.</w:t>
       </w:r>
     </w:p>
     <w:p>
@@ -26417,10 +25891,105 @@
     </w:p>
     <w:p>
       <w:pPr>
+        <w:pStyle w:val="15"/>
+        <w:rPr>
+          <w:lang w:val="ru-RU"/>
+        </w:rPr>
+      </w:pPr>
+      <w:r>
+        <w:rPr>
+          <w:lang w:val="ru-RU"/>
+        </w:rPr>
+        <w:t>Таким образом было спроектировано веб-приложение для использовани</w:t>
+      </w:r>
+      <w:r>
+        <w:rPr>
+          <w:lang w:val="ru-RU"/>
+        </w:rPr>
+        <w:t>я нейросетевых моделей</w:t>
+      </w:r>
+      <w:r>
+        <w:rPr>
+          <w:lang w:val="ru-RU"/>
+        </w:rPr>
+        <w:t xml:space="preserve"> </w:t>
+      </w:r>
+      <w:r>
+        <w:rPr>
+          <w:lang w:val="ru-RU"/>
+        </w:rPr>
+        <w:t>детекции</w:t>
+      </w:r>
+      <w:r>
+        <w:rPr>
+          <w:lang w:val="ru-RU"/>
+        </w:rPr>
+        <w:t xml:space="preserve"> </w:t>
+      </w:r>
+      <w:r>
+        <w:rPr>
+          <w:lang w:val="ru-RU"/>
+        </w:rPr>
+        <w:t>с уч</w:t>
+      </w:r>
+      <w:r>
+        <w:rPr>
+          <w:lang w:val="ru-RU"/>
+        </w:rPr>
+        <w:t>е</w:t>
+      </w:r>
+      <w:r>
+        <w:rPr>
+          <w:lang w:val="ru-RU"/>
+        </w:rPr>
+        <w:t>том различных типов входных данных</w:t>
+      </w:r>
+      <w:r>
+        <w:rPr>
+          <w:lang w:val="ru-RU"/>
+        </w:rPr>
+        <w:t>.</w:t>
+      </w:r>
+      <w:r>
+        <w:rPr>
+          <w:lang w:val="ru-RU"/>
+        </w:rPr>
+        <w:t xml:space="preserve"> Также была построена диаграмма последовательности.</w:t>
+      </w:r>
+      <w:r>
+        <w:rPr>
+          <w:lang w:val="ru-RU"/>
+        </w:rPr>
+        <w:t xml:space="preserve"> </w:t>
+      </w:r>
+      <w:r>
+        <w:rPr>
+          <w:lang w:val="ru-RU"/>
+        </w:rPr>
+        <w:t>Такой подход способствует более точному пониманию логики работы системы, упрощает этапы разработки и тестирования</w:t>
+      </w:r>
+      <w:r>
+        <w:rPr>
+          <w:lang w:val="ru-RU"/>
+        </w:rPr>
+        <w:t>.</w:t>
+      </w:r>
+    </w:p>
+    <w:p>
+      <w:pPr>
+        <w:pStyle w:val="15"/>
+        <w:rPr>
+          <w:lang w:val="ru-RU"/>
+        </w:rPr>
+      </w:pPr>
+    </w:p>
+    <w:p>
+      <w:pPr>
         <w:pStyle w:val="2"/>
       </w:pPr>
-      <w:bookmarkStart w:id="32" w:name="_Toc198652005"/>
-      <w:r>
+      <w:bookmarkStart w:id="32" w:name="_Toc198730991"/>
+      <w:r>
+        <w:lastRenderedPageBreak/>
         <w:t>Серверная часть</w:t>
       </w:r>
       <w:r>
@@ -26451,7 +26020,48 @@
         <w:rPr>
           <w:lang w:val="ru-RU"/>
         </w:rPr>
-        <w:t xml:space="preserve"> []</w:t>
+        <w:t xml:space="preserve"> [</w:t>
+      </w:r>
+      <w:r>
+        <w:rPr>
+          <w:lang w:val="ru-RU"/>
+        </w:rPr>
+        <w:fldChar w:fldCharType="begin"/>
+      </w:r>
+      <w:r>
+        <w:rPr>
+          <w:lang w:val="ru-RU"/>
+        </w:rPr>
+        <w:instrText xml:space="preserve"> REF _Ref198728271 \r \h </w:instrText>
+      </w:r>
+      <w:r>
+        <w:rPr>
+          <w:lang w:val="ru-RU"/>
+        </w:rPr>
+      </w:r>
+      <w:r>
+        <w:rPr>
+          <w:lang w:val="ru-RU"/>
+        </w:rPr>
+        <w:fldChar w:fldCharType="separate"/>
+      </w:r>
+      <w:r>
+        <w:rPr>
+          <w:lang w:val="ru-RU"/>
+        </w:rPr>
+        <w:t>23</w:t>
+      </w:r>
+      <w:r>
+        <w:rPr>
+          <w:lang w:val="ru-RU"/>
+        </w:rPr>
+        <w:fldChar w:fldCharType="end"/>
+      </w:r>
+      <w:r>
+        <w:rPr>
+          <w:lang w:val="ru-RU"/>
+        </w:rPr>
+        <w:t>]</w:t>
       </w:r>
       <w:r>
         <w:rPr>
@@ -26475,28 +26085,26 @@
         <w:rPr>
           <w:lang w:val="ru-RU"/>
         </w:rPr>
-        <w:t xml:space="preserve">Он получает запросы от </w:t>
-      </w:r>
-      <w:proofErr w:type="spellStart"/>
-      <w:r>
-        <w:rPr>
-          <w:lang w:val="ru-RU"/>
-        </w:rPr>
-        <w:t>фронтенда</w:t>
-      </w:r>
-      <w:proofErr w:type="spellEnd"/>
-      <w:r>
-        <w:rPr>
-          <w:lang w:val="ru-RU"/>
-        </w:rPr>
-        <w:t>, выполняет бизнес</w:t>
+        <w:t>Он получает запросы от фронтенда, выполняет бизнес</w:t>
       </w:r>
       <w:r>
         <w:rPr>
           <w:lang w:val="ru-RU"/>
         </w:rPr>
         <w:noBreakHyphen/>
-        <w:t>логику, взаимодействует с базами данных или внешними сервисами, вычисляет результаты и возвращает их в удобном формате. Бэкенд занят проверкой корректности входных данных, авторизацией, безопасностью, хранением и преобразованием информации, запуском тяжёлых вычислений</w:t>
+        <w:t>логику, взаимодействует с базами данных или внешними сервисами, вычисляет результаты и возвращает их в удобном формате. Бэкенд занят проверкой корректности входных данных, авторизацией, безопасностью, хранением и преобразованием информации, запуском тяж</w:t>
+      </w:r>
+      <w:r>
+        <w:rPr>
+          <w:lang w:val="ru-RU"/>
+        </w:rPr>
+        <w:t>е</w:t>
+      </w:r>
+      <w:r>
+        <w:rPr>
+          <w:lang w:val="ru-RU"/>
+        </w:rPr>
+        <w:t>лых вычислений</w:t>
       </w:r>
       <w:r>
         <w:rPr>
@@ -26522,7 +26130,6 @@
         <w:rPr>
           <w:lang w:val="ru-RU"/>
         </w:rPr>
-        <w:lastRenderedPageBreak/>
         <w:t xml:space="preserve">Для </w:t>
       </w:r>
       <w:r>
@@ -26535,21 +26142,7 @@
         <w:rPr>
           <w:lang w:val="ru-RU"/>
         </w:rPr>
-        <w:t xml:space="preserve">был выбран язык программирования Python для легкой интеграции некоторых частей кода, написанного на этапе обучения и тестирования </w:t>
-      </w:r>
-      <w:proofErr w:type="spellStart"/>
-      <w:r>
-        <w:rPr>
-          <w:lang w:val="ru-RU"/>
-        </w:rPr>
-        <w:t>нейросетевых</w:t>
-      </w:r>
-      <w:proofErr w:type="spellEnd"/>
-      <w:r>
-        <w:rPr>
-          <w:lang w:val="ru-RU"/>
-        </w:rPr>
-        <w:t xml:space="preserve"> моделей.</w:t>
+        <w:t>был выбран язык программирования Python для легкой интеграции некоторых частей кода, написанного на этапе обучения и тестирования нейросетевых моделей.</w:t>
       </w:r>
     </w:p>
     <w:p>
@@ -26573,57 +26166,43 @@
           <w:lang w:val="ru-RU"/>
         </w:rPr>
         <w:noBreakHyphen/>
-        <w:t xml:space="preserve">скриптов, отвечающих за управление </w:t>
+        <w:t>скриптов, отвечающих за управление нейросетевыми моделями, выполнение детекции на изображениях и видео, а также за сохранение результатов. При старте программы автоматически создаются папки для предустановленных и загруженных пользователем моделей, а также для вывода результатов. Это позволяет централизованно хранить все необходимые файлы и контролировать их доступность. Для обнаружения объектов используе</w:t>
+      </w:r>
+      <w:r>
+        <w:rPr>
+          <w:lang w:val="ru-RU"/>
+        </w:rPr>
+        <w:t>тся</w:t>
+      </w:r>
+      <w:r>
+        <w:rPr>
+          <w:lang w:val="ru-RU"/>
+        </w:rPr>
+        <w:t xml:space="preserve"> библиотек</w:t>
+      </w:r>
+      <w:r>
+        <w:rPr>
+          <w:lang w:val="ru-RU"/>
+        </w:rPr>
+        <w:t>а</w:t>
+      </w:r>
+      <w:r>
+        <w:rPr>
+          <w:lang w:val="ru-RU"/>
+        </w:rPr>
+        <w:t xml:space="preserve"> </w:t>
       </w:r>
       <w:proofErr w:type="spellStart"/>
       <w:r>
-        <w:rPr>
-          <w:lang w:val="ru-RU"/>
-        </w:rPr>
-        <w:t>нейросетевыми</w:t>
+        <w:t>Ultralytics</w:t>
       </w:r>
       <w:proofErr w:type="spellEnd"/>
       <w:r>
         <w:rPr>
           <w:lang w:val="ru-RU"/>
         </w:rPr>
-        <w:t xml:space="preserve"> моделями, выполнение детекции на изображениях и видео, а также за сохранение результатов. При старте программы автоматически создаются папки для предустановленных и загруженных пользователем моделей, а также для вывода результатов. Это позволяет централизованно хранить все необходимые файлы и контролировать их доступность. Для обнаружения объектов используе</w:t>
-      </w:r>
-      <w:r>
-        <w:rPr>
-          <w:lang w:val="ru-RU"/>
-        </w:rPr>
-        <w:t>тся</w:t>
-      </w:r>
-      <w:r>
-        <w:rPr>
-          <w:lang w:val="ru-RU"/>
-        </w:rPr>
-        <w:t xml:space="preserve"> библиотек</w:t>
-      </w:r>
-      <w:r>
-        <w:rPr>
-          <w:lang w:val="ru-RU"/>
-        </w:rPr>
-        <w:t>а</w:t>
-      </w:r>
-      <w:r>
-        <w:rPr>
-          <w:lang w:val="ru-RU"/>
-        </w:rPr>
         <w:t xml:space="preserve"> </w:t>
       </w:r>
-      <w:proofErr w:type="spellStart"/>
-      <w:r>
-        <w:t>Ultralytics</w:t>
-      </w:r>
-      <w:proofErr w:type="spellEnd"/>
-      <w:r>
-        <w:rPr>
-          <w:lang w:val="ru-RU"/>
-        </w:rPr>
-        <w:t xml:space="preserve"> </w:t>
-      </w:r>
       <w:r>
         <w:t>YOLO</w:t>
       </w:r>
@@ -26637,7 +26216,19 @@
         <w:rPr>
           <w:lang w:val="ru-RU"/>
         </w:rPr>
-        <w:t xml:space="preserve">С её помощью можно обученные модели </w:t>
+        <w:t>С е</w:t>
+      </w:r>
+      <w:r>
+        <w:rPr>
+          <w:lang w:val="ru-RU"/>
+        </w:rPr>
+        <w:t>е</w:t>
+      </w:r>
+      <w:r>
+        <w:rPr>
+          <w:lang w:val="ru-RU"/>
+        </w:rPr>
+        <w:t xml:space="preserve"> помощью можно обученные модели </w:t>
       </w:r>
       <w:r>
         <w:t>YOLO</w:t>
@@ -26678,7 +26269,19 @@
         <w:rPr>
           <w:lang w:val="ru-RU"/>
         </w:rPr>
-        <w:t xml:space="preserve"> принципу: на вход подаются файлы, вызывается функция детекции, которая инициализирует модель и проходит по каждому картинке. Для изображений создаётся аннотированное изображение с рамками объектов, которое сохраняется на диск с уникальным именем, включающим временную метку.</w:t>
+        <w:t xml:space="preserve"> принципу: на вход подаются файлы, вызывается функция детекции, которая инициализирует модель и проходит по каждому картинке. Для изображений созда</w:t>
+      </w:r>
+      <w:r>
+        <w:rPr>
+          <w:lang w:val="ru-RU"/>
+        </w:rPr>
+        <w:t>е</w:t>
+      </w:r>
+      <w:r>
+        <w:rPr>
+          <w:lang w:val="ru-RU"/>
+        </w:rPr>
+        <w:t>тся аннотированное изображение с рамками объектов, которое сохраняется на диск с уникальным именем, включающим временную метку.</w:t>
       </w:r>
     </w:p>
     <w:p>
@@ -26760,7 +26363,19 @@
         <w:rPr>
           <w:lang w:val="ru-RU"/>
         </w:rPr>
-        <w:t xml:space="preserve">Весь процесс снабжён подробным логированием от момента загрузки модели до окончания сохранения результатов. Любые ошибки </w:t>
+        <w:t>Весь процесс снабж</w:t>
+      </w:r>
+      <w:r>
+        <w:rPr>
+          <w:lang w:val="ru-RU"/>
+        </w:rPr>
+        <w:t>е</w:t>
+      </w:r>
+      <w:r>
+        <w:rPr>
+          <w:lang w:val="ru-RU"/>
+        </w:rPr>
+        <w:t xml:space="preserve">н подробным логированием от момента загрузки модели до окончания сохранения результатов. Любые ошибки </w:t>
       </w:r>
       <w:r>
         <w:rPr>
@@ -26804,7 +26419,14 @@
         <w:rPr>
           <w:lang w:val="ru-RU"/>
         </w:rPr>
-        <w:t xml:space="preserve"> обрабатываются локально через</w:t>
+        <w:t xml:space="preserve"> </w:t>
+      </w:r>
+      <w:r>
+        <w:rPr>
+          <w:lang w:val="ru-RU"/>
+        </w:rPr>
+        <w:lastRenderedPageBreak/>
+        <w:t>обрабатываются локально через</w:t>
       </w:r>
       <w:r>
         <w:rPr>
@@ -26976,11 +26598,18 @@
     </w:p>
     <w:p>
       <w:pPr>
+        <w:pStyle w:val="15"/>
+        <w:rPr>
+          <w:lang w:val="ru-RU"/>
+        </w:rPr>
+      </w:pPr>
+    </w:p>
+    <w:p>
+      <w:pPr>
         <w:pStyle w:val="2"/>
       </w:pPr>
-      <w:bookmarkStart w:id="33" w:name="_Toc198652006"/>
-      <w:r>
-        <w:lastRenderedPageBreak/>
+      <w:bookmarkStart w:id="33" w:name="_Toc198730992"/>
+      <w:r>
         <w:t>Клиентская часть</w:t>
       </w:r>
       <w:r>
@@ -26999,16 +26628,55 @@
         <w:rPr>
           <w:lang w:val="ru-RU"/>
         </w:rPr>
-        <w:t xml:space="preserve">Клиентская часть или </w:t>
-      </w:r>
-      <w:proofErr w:type="spellStart"/>
-      <w:r>
-        <w:rPr>
-          <w:lang w:val="ru-RU"/>
-        </w:rPr>
-        <w:t>фронтенд</w:t>
-      </w:r>
-      <w:proofErr w:type="spellEnd"/>
+        <w:t xml:space="preserve">Клиентская часть или фронтенд </w:t>
+      </w:r>
+      <w:r>
+        <w:rPr>
+          <w:lang w:val="ru-RU"/>
+        </w:rPr>
+        <w:t>[</w:t>
+      </w:r>
+      <w:r>
+        <w:rPr>
+          <w:lang w:val="ru-RU"/>
+        </w:rPr>
+        <w:fldChar w:fldCharType="begin"/>
+      </w:r>
+      <w:r>
+        <w:rPr>
+          <w:lang w:val="ru-RU"/>
+        </w:rPr>
+        <w:instrText xml:space="preserve"> REF _Ref198728271 \r \h </w:instrText>
+      </w:r>
+      <w:r>
+        <w:rPr>
+          <w:lang w:val="ru-RU"/>
+        </w:rPr>
+      </w:r>
+      <w:r>
+        <w:rPr>
+          <w:lang w:val="ru-RU"/>
+        </w:rPr>
+        <w:fldChar w:fldCharType="separate"/>
+      </w:r>
+      <w:r>
+        <w:rPr>
+          <w:lang w:val="ru-RU"/>
+        </w:rPr>
+        <w:t>23</w:t>
+      </w:r>
+      <w:r>
+        <w:rPr>
+          <w:lang w:val="ru-RU"/>
+        </w:rPr>
+        <w:fldChar w:fldCharType="end"/>
+      </w:r>
+      <w:r>
+        <w:rPr>
+          <w:lang w:val="ru-RU"/>
+        </w:rPr>
+        <w:t>]</w:t>
+      </w:r>
       <w:r>
         <w:rPr>
           <w:lang w:val="ru-RU"/>
@@ -27019,7 +26687,31 @@
         <w:rPr>
           <w:lang w:val="ru-RU"/>
         </w:rPr>
-        <w:t>[]</w:t>
+        <w:t>отвечает за пользовательский интерфейс</w:t>
+      </w:r>
+      <w:r>
+        <w:rPr>
+          <w:lang w:val="ru-RU"/>
+        </w:rPr>
+        <w:t xml:space="preserve">. </w:t>
+      </w:r>
+      <w:r>
+        <w:rPr>
+          <w:lang w:val="ru-RU"/>
+        </w:rPr>
+        <w:t>В браузере или в десктопном приложении фронтенд отвечает за отображение элементов управления, визуализацию данных, получение от пользователя ввода и отправку его на сервер. Он должен быть быстрым, отзывчивым и понятным</w:t>
+      </w:r>
+      <w:r>
+        <w:rPr>
+          <w:lang w:val="ru-RU"/>
+        </w:rPr>
+        <w:t xml:space="preserve"> для пользователя</w:t>
+      </w:r>
+      <w:r>
+        <w:rPr>
+          <w:lang w:val="ru-RU"/>
+        </w:rPr>
+        <w:t>.</w:t>
       </w:r>
       <w:r>
         <w:rPr>
@@ -27031,63 +26723,25 @@
         <w:rPr>
           <w:lang w:val="ru-RU"/>
         </w:rPr>
-        <w:t>отвечает за пользовательский интерфейс</w:t>
-      </w:r>
-      <w:r>
-        <w:rPr>
-          <w:lang w:val="ru-RU"/>
-        </w:rPr>
-        <w:t xml:space="preserve">. </w:t>
-      </w:r>
-      <w:r>
-        <w:rPr>
-          <w:lang w:val="ru-RU"/>
-        </w:rPr>
-        <w:t xml:space="preserve">В браузере или в десктопном приложении </w:t>
-      </w:r>
-      <w:proofErr w:type="spellStart"/>
-      <w:r>
-        <w:rPr>
-          <w:lang w:val="ru-RU"/>
-        </w:rPr>
-        <w:t>фронтенд</w:t>
-      </w:r>
-      <w:proofErr w:type="spellEnd"/>
-      <w:r>
-        <w:rPr>
-          <w:lang w:val="ru-RU"/>
-        </w:rPr>
-        <w:t xml:space="preserve"> отвечает за отображение элементов управления, визуализацию данных, получение от пользователя ввода и отправку его на сервер. Он должен быть быстрым, отзывчивым и понятным</w:t>
-      </w:r>
-      <w:r>
-        <w:rPr>
-          <w:lang w:val="ru-RU"/>
-        </w:rPr>
-        <w:t xml:space="preserve"> для пользователя</w:t>
-      </w:r>
-      <w:r>
-        <w:rPr>
-          <w:lang w:val="ru-RU"/>
-        </w:rPr>
-        <w:t>.</w:t>
-      </w:r>
-      <w:r>
-        <w:rPr>
-          <w:lang w:val="ru-RU"/>
-        </w:rPr>
-        <w:t xml:space="preserve"> </w:t>
-      </w:r>
-      <w:r>
-        <w:rPr>
-          <w:lang w:val="ru-RU"/>
-        </w:rPr>
         <w:t>В</w:t>
       </w:r>
       <w:r>
         <w:rPr>
           <w:lang w:val="ru-RU"/>
         </w:rPr>
-        <w:t xml:space="preserve"> нём рисуют кнопки, поля для </w:t>
+        <w:t xml:space="preserve"> н</w:t>
+      </w:r>
+      <w:r>
+        <w:rPr>
+          <w:lang w:val="ru-RU"/>
+        </w:rPr>
+        <w:t>е</w:t>
+      </w:r>
+      <w:r>
+        <w:rPr>
+          <w:lang w:val="ru-RU"/>
+        </w:rPr>
+        <w:t xml:space="preserve">м рисуют кнопки, поля для </w:t>
       </w:r>
       <w:r>
         <w:rPr>
@@ -27106,21 +26760,7 @@
           <w:lang w:val="ru-RU"/>
         </w:rPr>
         <w:noBreakHyphen/>
-        <w:t xml:space="preserve">бары. </w:t>
-      </w:r>
-      <w:proofErr w:type="spellStart"/>
-      <w:r>
-        <w:rPr>
-          <w:lang w:val="ru-RU"/>
-        </w:rPr>
-        <w:t>Фронтенд</w:t>
-      </w:r>
-      <w:proofErr w:type="spellEnd"/>
-      <w:r>
-        <w:rPr>
-          <w:lang w:val="ru-RU"/>
-        </w:rPr>
-        <w:t xml:space="preserve"> обрабатывает нажатия, следит за изменением состояния интерфейса, показывает результаты работы бэкенда и уведомл</w:t>
+        <w:t>бары. Фронтенд обрабатывает нажатия, следит за изменением состояния интерфейса, показывает результаты работы бэкенда и уведомл</w:t>
       </w:r>
       <w:r>
         <w:rPr>
@@ -27457,7 +27097,31 @@
         <w:rPr>
           <w:lang w:val="ru-RU"/>
         </w:rPr>
-        <w:t xml:space="preserve"> создаёт лёгкий веб</w:t>
+        <w:t xml:space="preserve"> созда</w:t>
+      </w:r>
+      <w:r>
+        <w:rPr>
+          <w:lang w:val="ru-RU"/>
+        </w:rPr>
+        <w:t>е</w:t>
+      </w:r>
+      <w:r>
+        <w:rPr>
+          <w:lang w:val="ru-RU"/>
+        </w:rPr>
+        <w:t>т л</w:t>
+      </w:r>
+      <w:r>
+        <w:rPr>
+          <w:lang w:val="ru-RU"/>
+        </w:rPr>
+        <w:t>е</w:t>
+      </w:r>
+      <w:r>
+        <w:rPr>
+          <w:lang w:val="ru-RU"/>
+        </w:rPr>
+        <w:t>гкий веб</w:t>
       </w:r>
       <w:r>
         <w:rPr>
@@ -27515,7 +27179,20 @@
         <w:rPr>
           <w:lang w:val="ru-RU"/>
         </w:rPr>
-        <w:t>В начале страницы размещается блок с заголовком и общей инструкцией, после чего идёт выпадающий список</w:t>
+        <w:lastRenderedPageBreak/>
+        <w:t>В начале страницы размещается блок с заголовком и общей инструкцией, после чего ид</w:t>
+      </w:r>
+      <w:r>
+        <w:rPr>
+          <w:lang w:val="ru-RU"/>
+        </w:rPr>
+        <w:t>е</w:t>
+      </w:r>
+      <w:r>
+        <w:rPr>
+          <w:lang w:val="ru-RU"/>
+        </w:rPr>
+        <w:t>т выпадающий список</w:t>
       </w:r>
       <w:r>
         <w:rPr>
@@ -27541,19 +27218,11 @@
         </w:rPr>
         <w:t xml:space="preserve"> все доступные </w:t>
       </w:r>
-      <w:proofErr w:type="spellStart"/>
-      <w:r>
-        <w:rPr>
-          <w:lang w:val="ru-RU"/>
-        </w:rPr>
-        <w:t>нейросетевые</w:t>
-      </w:r>
-      <w:proofErr w:type="spellEnd"/>
-      <w:r>
-        <w:rPr>
-          <w:lang w:val="ru-RU"/>
-        </w:rPr>
-        <w:t xml:space="preserve"> модели</w:t>
+      <w:r>
+        <w:rPr>
+          <w:lang w:val="ru-RU"/>
+        </w:rPr>
+        <w:t>нейросетевые модели</w:t>
       </w:r>
       <w:r>
         <w:rPr>
@@ -27636,14 +27305,7 @@
         <w:rPr>
           <w:lang w:val="ru-RU"/>
         </w:rPr>
-        <w:t xml:space="preserve">. В первой пользователь может загрузить одно или несколько изображений, после чего по нажатию кнопки «Начать </w:t>
-      </w:r>
-      <w:r>
-        <w:rPr>
-          <w:lang w:val="ru-RU"/>
-        </w:rPr>
-        <w:lastRenderedPageBreak/>
-        <w:t xml:space="preserve">обработку изображений» запускается соответствующая функция бэкенда. Результаты выводятся в галерее, а внизу отображается статус выполнения. Вторая вкладка организована схожим образом, но вместо галереи там элемент </w:t>
+        <w:t xml:space="preserve">. В первой пользователь может загрузить одно или несколько изображений, после чего по нажатию кнопки «Начать обработку изображений» запускается соответствующая функция бэкенда. Результаты выводятся в галерее, а внизу отображается статус выполнения. Вторая вкладка организована схожим образом, но вместо галереи там элемент </w:t>
       </w:r>
       <w:r>
         <w:rPr>
@@ -27659,7 +27321,6 @@
         <w:t xml:space="preserve"> для предпросмотра обработанного ролика. Кнопки запуска обработки связаны с Python‑функциями через методы </w:t>
       </w:r>
       <w:proofErr w:type="spellStart"/>
-      <w:proofErr w:type="gramStart"/>
       <w:r>
         <w:rPr>
           <w:rFonts w:ascii="Courier New" w:hAnsi="Courier New" w:cs="Courier New"/>
@@ -27673,15 +27334,7 @@
           <w:rFonts w:ascii="Courier New" w:hAnsi="Courier New" w:cs="Courier New"/>
           <w:lang w:val="ru-RU"/>
         </w:rPr>
-        <w:t>(</w:t>
-      </w:r>
-      <w:proofErr w:type="gramEnd"/>
-      <w:r>
-        <w:rPr>
-          <w:rFonts w:ascii="Courier New" w:hAnsi="Courier New" w:cs="Courier New"/>
-          <w:lang w:val="ru-RU"/>
-        </w:rPr>
-        <w:t>)</w:t>
+        <w:t>()</w:t>
       </w:r>
       <w:r>
         <w:rPr>
@@ -27818,19 +27471,11 @@
     </w:p>
     <w:p>
       <w:pPr>
-        <w:pStyle w:val="15"/>
-        <w:ind w:firstLine="0"/>
-        <w:rPr>
-          <w:lang w:val="ru-RU"/>
-        </w:rPr>
-      </w:pPr>
-    </w:p>
-    <w:p>
-      <w:pPr>
         <w:pStyle w:val="2"/>
       </w:pPr>
-      <w:bookmarkStart w:id="34" w:name="_Toc198652007"/>
-      <w:r>
+      <w:bookmarkStart w:id="34" w:name="_Toc198730993"/>
+      <w:r>
+        <w:lastRenderedPageBreak/>
         <w:t>Тестирование приложения</w:t>
       </w:r>
       <w:bookmarkEnd w:id="34"/>
@@ -27846,21 +27491,72 @@
         <w:rPr>
           <w:lang w:val="ru-RU"/>
         </w:rPr>
-        <w:t xml:space="preserve">Для проверки системы использовалось функциональное </w:t>
-      </w:r>
-      <w:proofErr w:type="spellStart"/>
-      <w:r>
-        <w:rPr>
-          <w:lang w:val="ru-RU"/>
-        </w:rPr>
-        <w:t>тестиро-вание</w:t>
-      </w:r>
-      <w:proofErr w:type="spellEnd"/>
-      <w:r>
-        <w:rPr>
-          <w:lang w:val="ru-RU"/>
-        </w:rPr>
-        <w:t>. Это один из самых популярных видов тестирования, который проверяет соответствие функциональности продукта тому, как он был задуман []. В таблице 1 представлен протокол функционального тестирования.</w:t>
+        <w:t xml:space="preserve">Для проверки системы использовалось функциональное тестирование. Это один из самых популярных видов тестирования, который проверяет соответствие функциональности продукта тому, как он был задуман </w:t>
+      </w:r>
+      <w:r>
+        <w:rPr>
+          <w:lang w:val="ru-RU"/>
+        </w:rPr>
+        <w:t>[</w:t>
+      </w:r>
+      <w:r>
+        <w:rPr>
+          <w:lang w:val="ru-RU"/>
+        </w:rPr>
+        <w:fldChar w:fldCharType="begin"/>
+      </w:r>
+      <w:r>
+        <w:rPr>
+          <w:lang w:val="ru-RU"/>
+        </w:rPr>
+        <w:instrText xml:space="preserve"> REF _Ref198728291 \r \h </w:instrText>
+      </w:r>
+      <w:r>
+        <w:rPr>
+          <w:lang w:val="ru-RU"/>
+        </w:rPr>
+      </w:r>
+      <w:r>
+        <w:rPr>
+          <w:lang w:val="ru-RU"/>
+        </w:rPr>
+        <w:fldChar w:fldCharType="separate"/>
+      </w:r>
+      <w:r>
+        <w:rPr>
+          <w:lang w:val="ru-RU"/>
+        </w:rPr>
+        <w:t>22</w:t>
+      </w:r>
+      <w:r>
+        <w:rPr>
+          <w:lang w:val="ru-RU"/>
+        </w:rPr>
+        <w:fldChar w:fldCharType="end"/>
+      </w:r>
+      <w:r>
+        <w:rPr>
+          <w:lang w:val="ru-RU"/>
+        </w:rPr>
+        <w:t>]</w:t>
+      </w:r>
+      <w:r>
+        <w:rPr>
+          <w:lang w:val="ru-RU"/>
+        </w:rPr>
+        <w:t xml:space="preserve">. В таблице </w:t>
+      </w:r>
+      <w:r>
+        <w:rPr>
+          <w:lang w:val="ru-RU"/>
+        </w:rPr>
+        <w:t>8</w:t>
+      </w:r>
+      <w:r>
+        <w:rPr>
+          <w:lang w:val="ru-RU"/>
+        </w:rPr>
+        <w:t xml:space="preserve"> представлен протокол функционального тестирования.</w:t>
       </w:r>
     </w:p>
     <w:p>
@@ -27876,8 +27572,19 @@
         <w:rPr>
           <w:lang w:val="ru-RU"/>
         </w:rPr>
-        <w:lastRenderedPageBreak/>
-        <w:t xml:space="preserve">Таблица – </w:t>
+        <w:t>Таблица</w:t>
+      </w:r>
+      <w:r>
+        <w:rPr>
+          <w:lang w:val="ru-RU"/>
+        </w:rPr>
+        <w:t xml:space="preserve"> 8</w:t>
+      </w:r>
+      <w:r>
+        <w:rPr>
+          <w:lang w:val="ru-RU"/>
+        </w:rPr>
+        <w:t xml:space="preserve"> – </w:t>
       </w:r>
       <w:r>
         <w:rPr>
@@ -27997,7 +27704,23 @@
                 <w:sz w:val="24"/>
                 <w:szCs w:val="24"/>
               </w:rPr>
-              <w:t>Ожидаемый результат</w:t>
+              <w:t>Ожидаемый</w:t>
+            </w:r>
+            <w:r>
+              <w:rPr>
+                <w:b/>
+                <w:sz w:val="24"/>
+                <w:szCs w:val="24"/>
+              </w:rPr>
+              <w:br/>
+            </w:r>
+            <w:r>
+              <w:rPr>
+                <w:b/>
+                <w:sz w:val="24"/>
+                <w:szCs w:val="24"/>
+              </w:rPr>
+              <w:t>результат</w:t>
             </w:r>
           </w:p>
         </w:tc>
@@ -28070,14 +27793,7 @@
                 <w:sz w:val="24"/>
                 <w:szCs w:val="24"/>
               </w:rPr>
-              <w:t xml:space="preserve">Проверка </w:t>
-            </w:r>
-            <w:r>
-              <w:rPr>
-                <w:sz w:val="24"/>
-                <w:szCs w:val="24"/>
-              </w:rPr>
-              <w:t>загрузки модели</w:t>
+              <w:t>Проверка загрузки модели</w:t>
             </w:r>
           </w:p>
         </w:tc>
@@ -28094,7 +27810,7 @@
               </w:numPr>
               <w:tabs>
                 <w:tab w:val="clear" w:pos="1134"/>
-                <w:tab w:val="left" w:pos="456"/>
+                <w:tab w:val="left" w:pos="320"/>
               </w:tabs>
               <w:spacing w:line="240" w:lineRule="auto"/>
               <w:ind w:left="0" w:firstLine="0"/>
@@ -28109,14 +27825,7 @@
                 <w:sz w:val="24"/>
                 <w:szCs w:val="24"/>
               </w:rPr>
-              <w:t xml:space="preserve">На главной странице нажать кнопку </w:t>
-            </w:r>
-            <w:r>
-              <w:rPr>
-                <w:sz w:val="24"/>
-                <w:szCs w:val="24"/>
-              </w:rPr>
-              <w:t>загрузки модели.</w:t>
+              <w:t>На главной странице нажать кнопку загрузки модели.</w:t>
             </w:r>
           </w:p>
           <w:p>
@@ -28128,7 +27837,7 @@
               </w:numPr>
               <w:tabs>
                 <w:tab w:val="clear" w:pos="1134"/>
-                <w:tab w:val="left" w:pos="456"/>
+                <w:tab w:val="left" w:pos="320"/>
               </w:tabs>
               <w:spacing w:line="240" w:lineRule="auto"/>
               <w:ind w:left="0" w:firstLine="0"/>
@@ -28143,16 +27852,15 @@
                 <w:sz w:val="24"/>
                 <w:szCs w:val="24"/>
               </w:rPr>
-              <w:t>Выбрать файл модели с расширением «</w:t>
-            </w:r>
-            <w:r>
-              <w:rPr>
-                <w:sz w:val="24"/>
-                <w:szCs w:val="24"/>
-              </w:rPr>
-              <w:t>.</w:t>
-            </w:r>
-            <w:proofErr w:type="spellStart"/>
+              <w:t>Выбрать</w:t>
+            </w:r>
+            <w:r>
+              <w:rPr>
+                <w:sz w:val="24"/>
+                <w:szCs w:val="24"/>
+              </w:rPr>
+              <w:t xml:space="preserve"> файл модели с расширением «.</w:t>
+            </w:r>
             <w:r>
               <w:rPr>
                 <w:sz w:val="24"/>
@@ -28161,7 +27869,6 @@
               </w:rPr>
               <w:t>pt</w:t>
             </w:r>
-            <w:proofErr w:type="spellEnd"/>
             <w:r>
               <w:rPr>
                 <w:sz w:val="24"/>
@@ -28194,14 +27901,7 @@
                 <w:sz w:val="24"/>
                 <w:szCs w:val="24"/>
               </w:rPr>
-              <w:t>В папке</w:t>
-            </w:r>
-            <w:r>
-              <w:rPr>
-                <w:sz w:val="24"/>
-                <w:szCs w:val="24"/>
-              </w:rPr>
-              <w:t xml:space="preserve"> </w:t>
+              <w:t xml:space="preserve">В папке </w:t>
             </w:r>
             <w:r>
               <w:rPr>
@@ -28231,14 +27931,7 @@
                 <w:sz w:val="24"/>
                 <w:szCs w:val="24"/>
               </w:rPr>
-              <w:t xml:space="preserve"> </w:t>
-            </w:r>
-            <w:r>
-              <w:rPr>
-                <w:sz w:val="24"/>
-                <w:szCs w:val="24"/>
-              </w:rPr>
-              <w:t>появился загружаемый файл.</w:t>
+              <w:t xml:space="preserve"> появился загружаемый файл.</w:t>
             </w:r>
           </w:p>
         </w:tc>
@@ -28333,7 +28026,7 @@
                 <w:numId w:val="38"/>
               </w:numPr>
               <w:tabs>
-                <w:tab w:val="left" w:pos="456"/>
+                <w:tab w:val="left" w:pos="320"/>
               </w:tabs>
               <w:spacing w:line="240" w:lineRule="auto"/>
               <w:ind w:left="0" w:firstLine="0"/>
@@ -28359,7 +28052,7 @@
               </w:numPr>
               <w:tabs>
                 <w:tab w:val="clear" w:pos="1134"/>
-                <w:tab w:val="left" w:pos="456"/>
+                <w:tab w:val="left" w:pos="320"/>
               </w:tabs>
               <w:spacing w:line="240" w:lineRule="auto"/>
               <w:ind w:left="0" w:firstLine="0"/>
@@ -28402,7 +28095,7 @@
               </w:numPr>
               <w:tabs>
                 <w:tab w:val="clear" w:pos="1134"/>
-                <w:tab w:val="left" w:pos="456"/>
+                <w:tab w:val="left" w:pos="320"/>
               </w:tabs>
               <w:spacing w:line="240" w:lineRule="auto"/>
               <w:ind w:left="0" w:firstLine="0"/>
@@ -28444,21 +28137,7 @@
                 <w:sz w:val="24"/>
                 <w:szCs w:val="24"/>
               </w:rPr>
-              <w:t>Под кнопкой</w:t>
-            </w:r>
-            <w:r>
-              <w:rPr>
-                <w:sz w:val="24"/>
-                <w:szCs w:val="24"/>
-              </w:rPr>
-              <w:t xml:space="preserve"> выбора модели</w:t>
-            </w:r>
-            <w:r>
-              <w:rPr>
-                <w:sz w:val="24"/>
-                <w:szCs w:val="24"/>
-              </w:rPr>
-              <w:t xml:space="preserve"> появляется меню с доступными моделями.</w:t>
+              <w:t>Под кнопкой выбора модели появляется меню с доступными моделями.</w:t>
             </w:r>
           </w:p>
         </w:tc>
@@ -28528,7 +28207,14 @@
                 <w:sz w:val="24"/>
                 <w:szCs w:val="24"/>
               </w:rPr>
-              <w:t>Проверка загрузки изображений</w:t>
+              <w:t xml:space="preserve">Проверка загрузки </w:t>
+            </w:r>
+            <w:r>
+              <w:rPr>
+                <w:sz w:val="24"/>
+                <w:szCs w:val="24"/>
+              </w:rPr>
+              <w:t>и обработки видео</w:t>
             </w:r>
           </w:p>
         </w:tc>
@@ -28538,22 +28224,51 @@
           </w:tcPr>
           <w:p>
             <w:pPr>
-              <w:pStyle w:val="a0"/>
-              <w:numPr>
-                <w:ilvl w:val="0"/>
-                <w:numId w:val="40"/>
-              </w:numPr>
+              <w:pStyle w:val="a3"/>
               <w:tabs>
-                <w:tab w:val="clear" w:pos="1134"/>
-                <w:tab w:val="left" w:pos="456"/>
+                <w:tab w:val="left" w:pos="320"/>
               </w:tabs>
-              <w:spacing w:line="240" w:lineRule="auto"/>
-              <w:jc w:val="left"/>
-              <w:rPr>
-                <w:sz w:val="24"/>
-                <w:szCs w:val="24"/>
-              </w:rPr>
-            </w:pPr>
+              <w:ind w:left="0" w:firstLine="0"/>
+            </w:pPr>
+            <w:r>
+              <w:t>На главной странице выбрать пункт «Обработка изображений».</w:t>
+            </w:r>
+          </w:p>
+          <w:p>
+            <w:pPr>
+              <w:pStyle w:val="a3"/>
+              <w:tabs>
+                <w:tab w:val="left" w:pos="320"/>
+              </w:tabs>
+              <w:ind w:left="0" w:firstLine="0"/>
+            </w:pPr>
+            <w:r>
+              <w:t>Нажать кнопку загрузки изображений.</w:t>
+            </w:r>
+          </w:p>
+          <w:p>
+            <w:pPr>
+              <w:pStyle w:val="a3"/>
+              <w:tabs>
+                <w:tab w:val="left" w:pos="320"/>
+              </w:tabs>
+              <w:ind w:left="0" w:firstLine="0"/>
+            </w:pPr>
+            <w:r>
+              <w:t>Выбрать один или несколько файлов изображений.</w:t>
+            </w:r>
+          </w:p>
+          <w:p>
+            <w:pPr>
+              <w:pStyle w:val="a3"/>
+              <w:tabs>
+                <w:tab w:val="left" w:pos="320"/>
+              </w:tabs>
+              <w:ind w:left="0" w:firstLine="0"/>
+            </w:pPr>
+            <w:r>
+              <w:t>Нажать кнопку «Начать обработку».</w:t>
+            </w:r>
           </w:p>
         </w:tc>
         <w:tc>
@@ -28567,6 +28282,13 @@
                 <w:szCs w:val="24"/>
               </w:rPr>
             </w:pPr>
+            <w:r>
+              <w:rPr>
+                <w:sz w:val="24"/>
+                <w:szCs w:val="24"/>
+              </w:rPr>
+              <w:t>В соответствующей области появится галерея с результирующими изображениями.</w:t>
+            </w:r>
           </w:p>
         </w:tc>
         <w:tc>
@@ -28581,6 +28303,13 @@
                 <w:szCs w:val="24"/>
               </w:rPr>
             </w:pPr>
+            <w:r>
+              <w:rPr>
+                <w:sz w:val="24"/>
+                <w:szCs w:val="24"/>
+              </w:rPr>
+              <w:t>Пройден</w:t>
+            </w:r>
           </w:p>
         </w:tc>
       </w:tr>
@@ -28628,14 +28357,21 @@
                 <w:sz w:val="24"/>
                 <w:szCs w:val="24"/>
               </w:rPr>
-              <w:t xml:space="preserve">Проверка загрузки </w:t>
-            </w:r>
-            <w:r>
-              <w:rPr>
-                <w:sz w:val="24"/>
-                <w:szCs w:val="24"/>
-              </w:rPr>
-              <w:t>видео</w:t>
+              <w:t>Проверка загрузки</w:t>
+            </w:r>
+            <w:r>
+              <w:rPr>
+                <w:sz w:val="24"/>
+                <w:szCs w:val="24"/>
+              </w:rPr>
+              <w:t xml:space="preserve"> и обработки</w:t>
+            </w:r>
+            <w:r>
+              <w:rPr>
+                <w:sz w:val="24"/>
+                <w:szCs w:val="24"/>
+              </w:rPr>
+              <w:t xml:space="preserve"> видео</w:t>
             </w:r>
           </w:p>
         </w:tc>
@@ -28652,15 +28388,104 @@
               </w:numPr>
               <w:tabs>
                 <w:tab w:val="clear" w:pos="1134"/>
-                <w:tab w:val="left" w:pos="456"/>
+                <w:tab w:val="left" w:pos="320"/>
               </w:tabs>
               <w:spacing w:line="240" w:lineRule="auto"/>
+              <w:ind w:left="0" w:firstLine="0"/>
               <w:jc w:val="left"/>
               <w:rPr>
                 <w:sz w:val="24"/>
                 <w:szCs w:val="24"/>
               </w:rPr>
             </w:pPr>
+            <w:r>
+              <w:rPr>
+                <w:sz w:val="24"/>
+                <w:szCs w:val="24"/>
+              </w:rPr>
+              <w:t>На главной странице выбрать пункт «Обработка видео».</w:t>
+            </w:r>
+          </w:p>
+          <w:p>
+            <w:pPr>
+              <w:pStyle w:val="a0"/>
+              <w:numPr>
+                <w:ilvl w:val="0"/>
+                <w:numId w:val="41"/>
+              </w:numPr>
+              <w:tabs>
+                <w:tab w:val="clear" w:pos="1134"/>
+                <w:tab w:val="left" w:pos="320"/>
+              </w:tabs>
+              <w:spacing w:line="240" w:lineRule="auto"/>
+              <w:ind w:left="0" w:firstLine="0"/>
+              <w:jc w:val="left"/>
+              <w:rPr>
+                <w:sz w:val="24"/>
+                <w:szCs w:val="24"/>
+              </w:rPr>
+            </w:pPr>
+            <w:r>
+              <w:rPr>
+                <w:sz w:val="24"/>
+                <w:szCs w:val="24"/>
+              </w:rPr>
+              <w:t>Нажать кнопку загрузки видеофайла.</w:t>
+            </w:r>
+          </w:p>
+          <w:p>
+            <w:pPr>
+              <w:pStyle w:val="a0"/>
+              <w:numPr>
+                <w:ilvl w:val="0"/>
+                <w:numId w:val="41"/>
+              </w:numPr>
+              <w:tabs>
+                <w:tab w:val="clear" w:pos="1134"/>
+                <w:tab w:val="left" w:pos="320"/>
+              </w:tabs>
+              <w:spacing w:line="240" w:lineRule="auto"/>
+              <w:ind w:left="0" w:firstLine="0"/>
+              <w:jc w:val="left"/>
+              <w:rPr>
+                <w:sz w:val="24"/>
+                <w:szCs w:val="24"/>
+              </w:rPr>
+            </w:pPr>
+            <w:r>
+              <w:rPr>
+                <w:sz w:val="24"/>
+                <w:szCs w:val="24"/>
+              </w:rPr>
+              <w:t>Выбрать один видеофайл.</w:t>
+            </w:r>
+          </w:p>
+          <w:p>
+            <w:pPr>
+              <w:pStyle w:val="a0"/>
+              <w:numPr>
+                <w:ilvl w:val="0"/>
+                <w:numId w:val="41"/>
+              </w:numPr>
+              <w:tabs>
+                <w:tab w:val="clear" w:pos="1134"/>
+                <w:tab w:val="left" w:pos="320"/>
+              </w:tabs>
+              <w:spacing w:line="240" w:lineRule="auto"/>
+              <w:ind w:left="0" w:firstLine="0"/>
+              <w:jc w:val="left"/>
+              <w:rPr>
+                <w:sz w:val="24"/>
+                <w:szCs w:val="24"/>
+              </w:rPr>
+            </w:pPr>
+            <w:r>
+              <w:rPr>
+                <w:sz w:val="24"/>
+                <w:szCs w:val="24"/>
+              </w:rPr>
+              <w:t>Нажать кнопку «Начать обработку».</w:t>
+            </w:r>
           </w:p>
         </w:tc>
         <w:tc>
@@ -28674,6 +28499,13 @@
                 <w:szCs w:val="24"/>
               </w:rPr>
             </w:pPr>
+            <w:r>
+              <w:rPr>
+                <w:sz w:val="24"/>
+                <w:szCs w:val="24"/>
+              </w:rPr>
+              <w:t>В соответствующей области появляется плеер для воспроизведения результирующего видео</w:t>
+            </w:r>
           </w:p>
         </w:tc>
         <w:tc>
@@ -28688,227 +28520,13 @@
                 <w:szCs w:val="24"/>
               </w:rPr>
             </w:pPr>
-          </w:p>
-        </w:tc>
-      </w:tr>
-      <w:tr>
-        <w:trPr>
-          <w:cantSplit/>
-        </w:trPr>
-        <w:tc>
-          <w:tcPr>
-            <w:tcW w:w="458" w:type="dxa"/>
-          </w:tcPr>
-          <w:p>
-            <w:pPr>
-              <w:pStyle w:val="a0"/>
-              <w:numPr>
-                <w:ilvl w:val="0"/>
-                <w:numId w:val="39"/>
-              </w:numPr>
-              <w:tabs>
-                <w:tab w:val="clear" w:pos="1134"/>
-              </w:tabs>
-              <w:suppressAutoHyphens/>
-              <w:spacing w:line="240" w:lineRule="auto"/>
-              <w:ind w:left="29" w:right="33" w:firstLine="29"/>
-              <w:rPr>
-                <w:sz w:val="24"/>
-                <w:szCs w:val="24"/>
-              </w:rPr>
-            </w:pPr>
-          </w:p>
-        </w:tc>
-        <w:tc>
-          <w:tcPr>
-            <w:tcW w:w="1522" w:type="dxa"/>
-          </w:tcPr>
-          <w:p>
-            <w:pPr>
-              <w:rPr>
-                <w:sz w:val="24"/>
-                <w:szCs w:val="24"/>
-              </w:rPr>
-            </w:pPr>
-            <w:r>
-              <w:rPr>
-                <w:sz w:val="24"/>
-                <w:szCs w:val="24"/>
-              </w:rPr>
-              <w:t xml:space="preserve">Проверка </w:t>
-            </w:r>
-            <w:r>
-              <w:rPr>
-                <w:sz w:val="24"/>
-                <w:szCs w:val="24"/>
-              </w:rPr>
-              <w:t>обработки</w:t>
-            </w:r>
-            <w:r>
-              <w:rPr>
-                <w:sz w:val="24"/>
-                <w:szCs w:val="24"/>
-              </w:rPr>
-              <w:t xml:space="preserve"> изображений</w:t>
-            </w:r>
-          </w:p>
-        </w:tc>
-        <w:tc>
-          <w:tcPr>
-            <w:tcW w:w="3685" w:type="dxa"/>
-          </w:tcPr>
-          <w:p>
-            <w:pPr>
-              <w:pStyle w:val="a0"/>
-              <w:numPr>
-                <w:ilvl w:val="0"/>
-                <w:numId w:val="42"/>
-              </w:numPr>
-              <w:tabs>
-                <w:tab w:val="clear" w:pos="1134"/>
-                <w:tab w:val="left" w:pos="456"/>
-              </w:tabs>
-              <w:spacing w:line="240" w:lineRule="auto"/>
-              <w:jc w:val="left"/>
-              <w:rPr>
-                <w:sz w:val="24"/>
-                <w:szCs w:val="24"/>
-              </w:rPr>
-            </w:pPr>
-          </w:p>
-        </w:tc>
-        <w:tc>
-          <w:tcPr>
-            <w:tcW w:w="2127" w:type="dxa"/>
-          </w:tcPr>
-          <w:p>
-            <w:pPr>
-              <w:rPr>
-                <w:sz w:val="24"/>
-                <w:szCs w:val="24"/>
-              </w:rPr>
-            </w:pPr>
-          </w:p>
-        </w:tc>
-        <w:tc>
-          <w:tcPr>
-            <w:tcW w:w="1275" w:type="dxa"/>
-          </w:tcPr>
-          <w:p>
-            <w:pPr>
-              <w:jc w:val="center"/>
-              <w:rPr>
-                <w:sz w:val="24"/>
-                <w:szCs w:val="24"/>
-              </w:rPr>
-            </w:pPr>
-          </w:p>
-        </w:tc>
-      </w:tr>
-      <w:tr>
-        <w:trPr>
-          <w:cantSplit/>
-        </w:trPr>
-        <w:tc>
-          <w:tcPr>
-            <w:tcW w:w="458" w:type="dxa"/>
-          </w:tcPr>
-          <w:p>
-            <w:pPr>
-              <w:pStyle w:val="a0"/>
-              <w:numPr>
-                <w:ilvl w:val="0"/>
-                <w:numId w:val="39"/>
-              </w:numPr>
-              <w:tabs>
-                <w:tab w:val="clear" w:pos="1134"/>
-              </w:tabs>
-              <w:suppressAutoHyphens/>
-              <w:spacing w:line="240" w:lineRule="auto"/>
-              <w:ind w:left="29" w:right="33" w:firstLine="29"/>
-              <w:rPr>
-                <w:sz w:val="24"/>
-                <w:szCs w:val="24"/>
-              </w:rPr>
-            </w:pPr>
-          </w:p>
-        </w:tc>
-        <w:tc>
-          <w:tcPr>
-            <w:tcW w:w="1522" w:type="dxa"/>
-          </w:tcPr>
-          <w:p>
-            <w:pPr>
-              <w:rPr>
-                <w:sz w:val="24"/>
-                <w:szCs w:val="24"/>
-              </w:rPr>
-            </w:pPr>
-            <w:r>
-              <w:rPr>
-                <w:sz w:val="24"/>
-                <w:szCs w:val="24"/>
-              </w:rPr>
-              <w:t xml:space="preserve">Проверка обработки </w:t>
-            </w:r>
-            <w:r>
-              <w:rPr>
-                <w:sz w:val="24"/>
-                <w:szCs w:val="24"/>
-              </w:rPr>
-              <w:t>видео</w:t>
-            </w:r>
-          </w:p>
-        </w:tc>
-        <w:tc>
-          <w:tcPr>
-            <w:tcW w:w="3685" w:type="dxa"/>
-          </w:tcPr>
-          <w:p>
-            <w:pPr>
-              <w:pStyle w:val="a0"/>
-              <w:numPr>
-                <w:ilvl w:val="0"/>
-                <w:numId w:val="43"/>
-              </w:numPr>
-              <w:tabs>
-                <w:tab w:val="clear" w:pos="1134"/>
-                <w:tab w:val="left" w:pos="456"/>
-              </w:tabs>
-              <w:spacing w:line="240" w:lineRule="auto"/>
-              <w:jc w:val="left"/>
-              <w:rPr>
-                <w:sz w:val="24"/>
-                <w:szCs w:val="24"/>
-              </w:rPr>
-            </w:pPr>
-          </w:p>
-        </w:tc>
-        <w:tc>
-          <w:tcPr>
-            <w:tcW w:w="2127" w:type="dxa"/>
-          </w:tcPr>
-          <w:p>
-            <w:pPr>
-              <w:rPr>
-                <w:sz w:val="24"/>
-                <w:szCs w:val="24"/>
-              </w:rPr>
-            </w:pPr>
-          </w:p>
-        </w:tc>
-        <w:tc>
-          <w:tcPr>
-            <w:tcW w:w="1275" w:type="dxa"/>
-          </w:tcPr>
-          <w:p>
-            <w:pPr>
-              <w:jc w:val="center"/>
-              <w:rPr>
-                <w:sz w:val="24"/>
-                <w:szCs w:val="24"/>
-              </w:rPr>
-            </w:pPr>
+            <w:r>
+              <w:rPr>
+                <w:sz w:val="24"/>
+                <w:szCs w:val="24"/>
+              </w:rPr>
+              <w:t>Пройден</w:t>
+            </w:r>
           </w:p>
         </w:tc>
       </w:tr>
@@ -28938,21 +28556,7 @@
         <w:rPr>
           <w:lang w:val="ru-RU"/>
         </w:rPr>
-        <w:t xml:space="preserve"> для использования </w:t>
-      </w:r>
-      <w:proofErr w:type="spellStart"/>
-      <w:r>
-        <w:rPr>
-          <w:lang w:val="ru-RU"/>
-        </w:rPr>
-        <w:t>нейросетевых</w:t>
-      </w:r>
-      <w:proofErr w:type="spellEnd"/>
-      <w:r>
-        <w:rPr>
-          <w:lang w:val="ru-RU"/>
-        </w:rPr>
-        <w:t xml:space="preserve"> моделей детекции. Выполнены все функциональные и нефункциональные требования. Функциональное тестирование успешно пройдено.</w:t>
+        <w:t xml:space="preserve"> для использования нейросетевых моделей детекции. Выполнены все функциональные и нефункциональные требования. Функциональное тестирование успешно пройдено.</w:t>
       </w:r>
     </w:p>
     <w:p>
@@ -28960,7 +28564,7 @@
         <w:pStyle w:val="13"/>
         <w:spacing w:before="0"/>
       </w:pPr>
-      <w:bookmarkStart w:id="36" w:name="_Toc198652008"/>
+      <w:bookmarkStart w:id="36" w:name="_Toc198730994"/>
       <w:r>
         <w:lastRenderedPageBreak/>
         <w:t>ЗАКЛЮЧЕНИЕ</w:t>
@@ -28984,21 +28588,7 @@
         <w:rPr>
           <w:lang w:val="ru-RU"/>
         </w:rPr>
-        <w:t xml:space="preserve">были обучены </w:t>
-      </w:r>
-      <w:proofErr w:type="spellStart"/>
-      <w:r>
-        <w:rPr>
-          <w:lang w:val="ru-RU"/>
-        </w:rPr>
-        <w:t>нейросетевые</w:t>
-      </w:r>
-      <w:proofErr w:type="spellEnd"/>
-      <w:r>
-        <w:rPr>
-          <w:lang w:val="ru-RU"/>
-        </w:rPr>
-        <w:t xml:space="preserve"> модели для детекции дорожных объектов. А</w:t>
+        <w:t>были обучены нейросетевые модели для детекции дорожных объектов. А</w:t>
       </w:r>
       <w:r>
         <w:rPr>
@@ -29056,15 +28646,7 @@
         <w:t>ы</w:t>
       </w:r>
       <w:r>
-        <w:t xml:space="preserve"> </w:t>
-      </w:r>
-      <w:proofErr w:type="spellStart"/>
-      <w:r>
-        <w:t>нейросетевые</w:t>
-      </w:r>
-      <w:proofErr w:type="spellEnd"/>
-      <w:r>
-        <w:t xml:space="preserve"> модели</w:t>
+        <w:t xml:space="preserve"> нейросетевые модели</w:t>
       </w:r>
       <w:r>
         <w:t>;</w:t>
@@ -29099,63 +28681,16 @@
       <w:pPr>
         <w:pStyle w:val="15"/>
         <w:rPr>
-          <w:highlight w:val="cyan"/>
-          <w:lang w:val="ru-RU"/>
-        </w:rPr>
-      </w:pPr>
-      <w:r>
-        <w:rPr>
-          <w:highlight w:val="cyan"/>
-          <w:lang w:val="ru-RU"/>
-        </w:rPr>
-        <w:t xml:space="preserve">Полученная </w:t>
-      </w:r>
-      <w:proofErr w:type="spellStart"/>
-      <w:r>
-        <w:rPr>
-          <w:highlight w:val="cyan"/>
-          <w:lang w:val="ru-RU"/>
-        </w:rPr>
-        <w:t>нейросетевая</w:t>
-      </w:r>
-      <w:proofErr w:type="spellEnd"/>
-      <w:r>
-        <w:rPr>
-          <w:highlight w:val="cyan"/>
-          <w:lang w:val="ru-RU"/>
-        </w:rPr>
-        <w:t xml:space="preserve"> модель все равно не идеальна и может ошибаться. Например, она может не определить какие-то объекты или перепутать их.</w:t>
-      </w:r>
+          <w:lang w:val="ru-RU"/>
+        </w:rPr>
+      </w:pPr>
     </w:p>
     <w:p>
       <w:pPr>
-        <w:pStyle w:val="15"/>
-        <w:rPr>
-          <w:lang w:val="ru-RU"/>
-        </w:rPr>
-      </w:pPr>
-      <w:r>
-        <w:rPr>
-          <w:highlight w:val="cyan"/>
-          <w:lang w:val="ru-RU"/>
-        </w:rPr>
-        <w:t>Для достижения лучших результатов прежде всего требуется доработать набор данных, так как в нем остаются неточности.</w:t>
-      </w:r>
-    </w:p>
-    <w:p>
-      <w:pPr>
-        <w:pStyle w:val="15"/>
-        <w:rPr>
-          <w:lang w:val="ru-RU"/>
-        </w:rPr>
-      </w:pPr>
-    </w:p>
-    <w:p>
-      <w:pPr>
         <w:pStyle w:val="13"/>
         <w:spacing w:before="0"/>
       </w:pPr>
-      <w:bookmarkStart w:id="37" w:name="_Toc198652009"/>
+      <w:bookmarkStart w:id="37" w:name="_Toc198730995"/>
       <w:r>
         <w:lastRenderedPageBreak/>
         <w:t>ЛИТЕРАТУРА</w:t>
@@ -29176,14 +28711,12 @@
         <w:jc w:val="left"/>
       </w:pPr>
       <w:bookmarkStart w:id="38" w:name="_Ref191111940"/>
-      <w:proofErr w:type="spellStart"/>
       <w:r>
         <w:rPr>
           <w:lang w:val="en-US"/>
         </w:rPr>
         <w:t>Habr</w:t>
       </w:r>
-      <w:proofErr w:type="spellEnd"/>
       <w:r>
         <w:t xml:space="preserve"> </w:t>
       </w:r>
@@ -29254,14 +28787,12 @@
         <w:jc w:val="left"/>
       </w:pPr>
       <w:bookmarkStart w:id="39" w:name="_Ref191111943"/>
-      <w:proofErr w:type="spellStart"/>
       <w:r>
         <w:rPr>
           <w:lang w:val="en-US"/>
         </w:rPr>
         <w:t>Habr</w:t>
       </w:r>
-      <w:proofErr w:type="spellEnd"/>
       <w:r>
         <w:t xml:space="preserve"> –</w:t>
       </w:r>
@@ -29334,14 +28865,12 @@
         <w:ind w:left="0" w:firstLine="720"/>
         <w:jc w:val="left"/>
       </w:pPr>
-      <w:proofErr w:type="spellStart"/>
       <w:r>
         <w:rPr>
           <w:lang w:val="en-US"/>
         </w:rPr>
         <w:t>Habr</w:t>
       </w:r>
-      <w:proofErr w:type="spellEnd"/>
       <w:r>
         <w:t xml:space="preserve"> –</w:t>
       </w:r>
@@ -30541,15 +30070,21 @@
       </w:r>
       <w:proofErr w:type="spellEnd"/>
       <w:r>
-        <w:t xml:space="preserve">. – 2-е изд., </w:t>
+        <w:t>. 2-е изд</w:t>
+      </w:r>
+      <w:r>
+        <w:t>ание</w:t>
+      </w:r>
+      <w:r>
+        <w:t>, исп</w:t>
       </w:r>
       <w:proofErr w:type="spellStart"/>
       <w:r>
-        <w:t>испр</w:t>
+        <w:t>р</w:t>
       </w:r>
       <w:proofErr w:type="spellEnd"/>
       <w:r>
-        <w:t xml:space="preserve">. – М.: ДМК Пресс, 2018. – 652 с.: </w:t>
+        <w:t xml:space="preserve">. М.: ДМК Пресс, 2018. 652 с.: </w:t>
       </w:r>
       <w:proofErr w:type="spellStart"/>
       <w:r>
@@ -30574,19 +30109,100 @@
         <w:ind w:left="0" w:firstLine="720"/>
         <w:jc w:val="left"/>
       </w:pPr>
+      <w:bookmarkStart w:id="59" w:name="_Ref198728291"/>
       <w:r>
         <w:lastRenderedPageBreak/>
-        <w:t>Яндекс Практикум. [Электронный ресурс] URL: https://practicum.yandex.ru/blog/funkcionalnoe-testirovanie-po/ (дата обращения: 2.06.2024).</w:t>
-      </w:r>
+        <w:t xml:space="preserve">Яндекс Практикум. [Электронный ресурс] URL: https://practicum.yandex.ru/blog/funkcionalnoe-testirovanie-po/ (дата обращения: </w:t>
+      </w:r>
+      <w:r>
+        <w:t>20</w:t>
+      </w:r>
+      <w:r>
+        <w:t>.0</w:t>
+      </w:r>
+      <w:r>
+        <w:t>4</w:t>
+      </w:r>
+      <w:r>
+        <w:t>.202</w:t>
+      </w:r>
+      <w:r>
+        <w:t xml:space="preserve">5 </w:t>
+      </w:r>
+      <w:r>
+        <w:t>г.</w:t>
+      </w:r>
+      <w:r>
+        <w:t>).</w:t>
+      </w:r>
+      <w:bookmarkEnd w:id="59"/>
     </w:p>
     <w:p>
       <w:pPr>
         <w:pStyle w:val="18"/>
+        <w:numPr>
+          <w:ilvl w:val="0"/>
+          <w:numId w:val="3"/>
+        </w:numPr>
         <w:tabs>
           <w:tab w:val="left" w:pos="1276"/>
         </w:tabs>
+        <w:ind w:left="0" w:firstLine="720"/>
         <w:jc w:val="left"/>
       </w:pPr>
+      <w:bookmarkStart w:id="60" w:name="_Ref198728271"/>
+      <w:r>
+        <w:t>CODDY –</w:t>
+      </w:r>
+      <w:r>
+        <w:t xml:space="preserve"> </w:t>
+      </w:r>
+      <w:r>
+        <w:t xml:space="preserve">школа программирования </w:t>
+      </w:r>
+      <w:r>
+        <w:t>[</w:t>
+      </w:r>
+      <w:r>
+        <w:t>Электронный ресурс</w:t>
+      </w:r>
+      <w:r>
+        <w:t>]</w:t>
+      </w:r>
+      <w:r>
+        <w:t xml:space="preserve"> </w:t>
+      </w:r>
+      <w:r>
+        <w:rPr>
+          <w:lang w:val="en-US"/>
+        </w:rPr>
+        <w:t>URL</w:t>
+      </w:r>
+      <w:r>
+        <w:t xml:space="preserve">: https://coddyschool.com/blog/frontend-and-backend-the-concept-and-differences/ </w:t>
+      </w:r>
+      <w:r>
+        <w:t>(дата обращения: 2</w:t>
+      </w:r>
+      <w:r>
+        <w:t>0</w:t>
+      </w:r>
+      <w:r>
+        <w:t>.0</w:t>
+      </w:r>
+      <w:r>
+        <w:t>4</w:t>
+      </w:r>
+      <w:r>
+        <w:t>.2024</w:t>
+      </w:r>
+      <w:r>
+        <w:t xml:space="preserve"> г.</w:t>
+      </w:r>
+      <w:r>
+        <w:t>).</w:t>
+      </w:r>
+      <w:bookmarkEnd w:id="60"/>
     </w:p>
     <w:sectPr>
       <w:pgSz w:w="11906" w:h="16838"/>
@@ -30599,7 +30215,7 @@
 </file>
 
 <file path=word/endnotes.xml><?xml version="1.0" encoding="utf-8"?>
-<w:endnotes xmlns:wpc="http://schemas.microsoft.com/office/word/2010/wordprocessingCanvas" xmlns:cx="http://schemas.microsoft.com/office/drawing/2014/chartex" xmlns:cx1="http://schemas.microsoft.com/office/drawing/2015/9/8/chartex" xmlns:cx2="http://schemas.microsoft.com/office/drawing/2015/10/21/chartex" xmlns:cx3="http://schemas.microsoft.com/office/drawing/2016/5/9/chartex" xmlns:cx4="http://schemas.microsoft.com/office/drawing/2016/5/10/chartex" xmlns:cx5="http://schemas.microsoft.com/office/drawing/2016/5/11/chartex" xmlns:cx6="http://schemas.microsoft.com/office/drawing/2016/5/12/chartex" xmlns:cx7="http://schemas.microsoft.com/office/drawing/2016/5/13/chartex" xmlns:cx8="http://schemas.microsoft.com/office/drawing/2016/5/14/chartex" xmlns:mc="http://schemas.openxmlformats.org/markup-compatibility/2006" xmlns:aink="http://schemas.microsoft.com/office/drawing/2016/ink" xmlns:am3d="http://schemas.microsoft.com/office/drawing/2017/model3d" xmlns:o="urn:schemas-microsoft-com:office:office" xmlns:r="http://schemas.openxmlformats.org/officeDocument/2006/relationships" xmlns:m="http://schemas.openxmlformats.org/officeDocument/2006/math" xmlns:v="urn:schemas-microsoft-com:vml" xmlns:wp14="http://schemas.microsoft.com/office/word/2010/wordprocessingDrawing" xmlns:wp="http://schemas.openxmlformats.org/drawingml/2006/wordprocessingDrawing" xmlns:w10="urn:schemas-microsoft-com:office:word" xmlns:w="http://schemas.openxmlformats.org/wordprocessingml/2006/main" xmlns:w14="http://schemas.microsoft.com/office/word/2010/wordml" xmlns:w15="http://schemas.microsoft.com/office/word/2012/wordml" xmlns:w16cex="http://schemas.microsoft.com/office/word/2018/wordml/cex" xmlns:w16cid="http://schemas.microsoft.com/office/word/2016/wordml/cid" xmlns:w16="http://schemas.microsoft.com/office/word/2018/wordml" xmlns:w16sdtdh="http://schemas.microsoft.com/office/word/2020/wordml/sdtdatahash" xmlns:w16se="http://schemas.microsoft.com/office/word/2015/wordml/symex" xmlns:wpg="http://schemas.microsoft.com/office/word/2010/wordprocessingGroup" xmlns:wpi="http://schemas.microsoft.com/office/word/2010/wordprocessingInk" xmlns:wne="http://schemas.microsoft.com/office/word/2006/wordml" xmlns:wps="http://schemas.microsoft.com/office/word/2010/wordprocessingShape" mc:Ignorable="w14 w15 w16se w16cid w16 w16cex w16sdtdh wp14">
+<w:endnotes xmlns:wpc="http://schemas.microsoft.com/office/word/2010/wordprocessingCanvas" xmlns:cx="http://schemas.microsoft.com/office/drawing/2014/chartex" xmlns:cx1="http://schemas.microsoft.com/office/drawing/2015/9/8/chartex" xmlns:cx2="http://schemas.microsoft.com/office/drawing/2015/10/21/chartex" xmlns:cx3="http://schemas.microsoft.com/office/drawing/2016/5/9/chartex" xmlns:cx4="http://schemas.microsoft.com/office/drawing/2016/5/10/chartex" xmlns:cx5="http://schemas.microsoft.com/office/drawing/2016/5/11/chartex" xmlns:cx6="http://schemas.microsoft.com/office/drawing/2016/5/12/chartex" xmlns:cx7="http://schemas.microsoft.com/office/drawing/2016/5/13/chartex" xmlns:cx8="http://schemas.microsoft.com/office/drawing/2016/5/14/chartex" xmlns:mc="http://schemas.openxmlformats.org/markup-compatibility/2006" xmlns:aink="http://schemas.microsoft.com/office/drawing/2016/ink" xmlns:am3d="http://schemas.microsoft.com/office/drawing/2017/model3d" xmlns:o="urn:schemas-microsoft-com:office:office" xmlns:oel="http://schemas.microsoft.com/office/2019/extlst" xmlns:r="http://schemas.openxmlformats.org/officeDocument/2006/relationships" xmlns:m="http://schemas.openxmlformats.org/officeDocument/2006/math" xmlns:v="urn:schemas-microsoft-com:vml" xmlns:wp14="http://schemas.microsoft.com/office/word/2010/wordprocessingDrawing" xmlns:wp="http://schemas.openxmlformats.org/drawingml/2006/wordprocessingDrawing" xmlns:w10="urn:schemas-microsoft-com:office:word" xmlns:w="http://schemas.openxmlformats.org/wordprocessingml/2006/main" xmlns:w14="http://schemas.microsoft.com/office/word/2010/wordml" xmlns:w15="http://schemas.microsoft.com/office/word/2012/wordml" xmlns:w16cex="http://schemas.microsoft.com/office/word/2018/wordml/cex" xmlns:w16cid="http://schemas.microsoft.com/office/word/2016/wordml/cid" xmlns:w16="http://schemas.microsoft.com/office/word/2018/wordml" xmlns:w16du="http://schemas.microsoft.com/office/word/2023/wordml/word16du" xmlns:w16sdtdh="http://schemas.microsoft.com/office/word/2020/wordml/sdtdatahash" xmlns:w16sdtfl="http://schemas.microsoft.com/office/word/2024/wordml/sdtformatlock" xmlns:w16se="http://schemas.microsoft.com/office/word/2015/wordml/symex" xmlns:wpg="http://schemas.microsoft.com/office/word/2010/wordprocessingGroup" xmlns:wpi="http://schemas.microsoft.com/office/word/2010/wordprocessingInk" xmlns:wne="http://schemas.microsoft.com/office/word/2006/wordml" xmlns:wps="http://schemas.microsoft.com/office/word/2010/wordprocessingShape" mc:Ignorable="w14 w15 w16se w16cid w16 w16cex w16sdtdh w16sdtfl w16du wp14">
   <w:endnote w:type="separator" w:id="-1">
     <w:p>
       <w:r>
@@ -30620,7 +30236,7 @@
 </file>
 
 <file path=word/footer1.xml><?xml version="1.0" encoding="utf-8"?>
-<w:ftr xmlns:wpc="http://schemas.microsoft.com/office/word/2010/wordprocessingCanvas" xmlns:cx="http://schemas.microsoft.com/office/drawing/2014/chartex" xmlns:cx1="http://schemas.microsoft.com/office/drawing/2015/9/8/chartex" xmlns:cx2="http://schemas.microsoft.com/office/drawing/2015/10/21/chartex" xmlns:cx3="http://schemas.microsoft.com/office/drawing/2016/5/9/chartex" xmlns:cx4="http://schemas.microsoft.com/office/drawing/2016/5/10/chartex" xmlns:cx5="http://schemas.microsoft.com/office/drawing/2016/5/11/chartex" xmlns:cx6="http://schemas.microsoft.com/office/drawing/2016/5/12/chartex" xmlns:cx7="http://schemas.microsoft.com/office/drawing/2016/5/13/chartex" xmlns:cx8="http://schemas.microsoft.com/office/drawing/2016/5/14/chartex" xmlns:mc="http://schemas.openxmlformats.org/markup-compatibility/2006" xmlns:aink="http://schemas.microsoft.com/office/drawing/2016/ink" xmlns:am3d="http://schemas.microsoft.com/office/drawing/2017/model3d" xmlns:o="urn:schemas-microsoft-com:office:office" xmlns:r="http://schemas.openxmlformats.org/officeDocument/2006/relationships" xmlns:m="http://schemas.openxmlformats.org/officeDocument/2006/math" xmlns:v="urn:schemas-microsoft-com:vml" xmlns:wp14="http://schemas.microsoft.com/office/word/2010/wordprocessingDrawing" xmlns:wp="http://schemas.openxmlformats.org/drawingml/2006/wordprocessingDrawing" xmlns:w10="urn:schemas-microsoft-com:office:word" xmlns:w="http://schemas.openxmlformats.org/wordprocessingml/2006/main" xmlns:w14="http://schemas.microsoft.com/office/word/2010/wordml" xmlns:w15="http://schemas.microsoft.com/office/word/2012/wordml" xmlns:w16cex="http://schemas.microsoft.com/office/word/2018/wordml/cex" xmlns:w16cid="http://schemas.microsoft.com/office/word/2016/wordml/cid" xmlns:w16="http://schemas.microsoft.com/office/word/2018/wordml" xmlns:w16sdtdh="http://schemas.microsoft.com/office/word/2020/wordml/sdtdatahash" xmlns:w16se="http://schemas.microsoft.com/office/word/2015/wordml/symex" xmlns:wpg="http://schemas.microsoft.com/office/word/2010/wordprocessingGroup" xmlns:wpi="http://schemas.microsoft.com/office/word/2010/wordprocessingInk" xmlns:wne="http://schemas.microsoft.com/office/word/2006/wordml" xmlns:wps="http://schemas.microsoft.com/office/word/2010/wordprocessingShape" mc:Ignorable="w14 w15 w16se w16cid w16 w16cex w16sdtdh wp14">
+<w:ftr xmlns:wpc="http://schemas.microsoft.com/office/word/2010/wordprocessingCanvas" xmlns:cx="http://schemas.microsoft.com/office/drawing/2014/chartex" xmlns:cx1="http://schemas.microsoft.com/office/drawing/2015/9/8/chartex" xmlns:cx2="http://schemas.microsoft.com/office/drawing/2015/10/21/chartex" xmlns:cx3="http://schemas.microsoft.com/office/drawing/2016/5/9/chartex" xmlns:cx4="http://schemas.microsoft.com/office/drawing/2016/5/10/chartex" xmlns:cx5="http://schemas.microsoft.com/office/drawing/2016/5/11/chartex" xmlns:cx6="http://schemas.microsoft.com/office/drawing/2016/5/12/chartex" xmlns:cx7="http://schemas.microsoft.com/office/drawing/2016/5/13/chartex" xmlns:cx8="http://schemas.microsoft.com/office/drawing/2016/5/14/chartex" xmlns:mc="http://schemas.openxmlformats.org/markup-compatibility/2006" xmlns:aink="http://schemas.microsoft.com/office/drawing/2016/ink" xmlns:am3d="http://schemas.microsoft.com/office/drawing/2017/model3d" xmlns:o="urn:schemas-microsoft-com:office:office" xmlns:oel="http://schemas.microsoft.com/office/2019/extlst" xmlns:r="http://schemas.openxmlformats.org/officeDocument/2006/relationships" xmlns:m="http://schemas.openxmlformats.org/officeDocument/2006/math" xmlns:v="urn:schemas-microsoft-com:vml" xmlns:wp14="http://schemas.microsoft.com/office/word/2010/wordprocessingDrawing" xmlns:wp="http://schemas.openxmlformats.org/drawingml/2006/wordprocessingDrawing" xmlns:w10="urn:schemas-microsoft-com:office:word" xmlns:w="http://schemas.openxmlformats.org/wordprocessingml/2006/main" xmlns:w14="http://schemas.microsoft.com/office/word/2010/wordml" xmlns:w15="http://schemas.microsoft.com/office/word/2012/wordml" xmlns:w16cex="http://schemas.microsoft.com/office/word/2018/wordml/cex" xmlns:w16cid="http://schemas.microsoft.com/office/word/2016/wordml/cid" xmlns:w16="http://schemas.microsoft.com/office/word/2018/wordml" xmlns:w16du="http://schemas.microsoft.com/office/word/2023/wordml/word16du" xmlns:w16sdtdh="http://schemas.microsoft.com/office/word/2020/wordml/sdtdatahash" xmlns:w16sdtfl="http://schemas.microsoft.com/office/word/2024/wordml/sdtformatlock" xmlns:w16se="http://schemas.microsoft.com/office/word/2015/wordml/symex" xmlns:wpg="http://schemas.microsoft.com/office/word/2010/wordprocessingGroup" xmlns:wpi="http://schemas.microsoft.com/office/word/2010/wordprocessingInk" xmlns:wne="http://schemas.microsoft.com/office/word/2006/wordml" xmlns:wps="http://schemas.microsoft.com/office/word/2010/wordprocessingShape" mc:Ignorable="w14 w15 w16se w16cid w16 w16cex w16sdtdh w16sdtfl w16du wp14">
   <w:sdt>
     <w:sdtPr>
       <w:id w:val="1754461766"/>
@@ -30629,7 +30245,6 @@
         <w:docPartUnique/>
       </w:docPartObj>
     </w:sdtPr>
-    <w:sdtEndPr/>
     <w:sdtContent>
       <w:p>
         <w:pPr>
@@ -30658,7 +30273,7 @@
 </file>
 
 <file path=word/footnotes.xml><?xml version="1.0" encoding="utf-8"?>
-<w:footnotes xmlns:wpc="http://schemas.microsoft.com/office/word/2010/wordprocessingCanvas" xmlns:cx="http://schemas.microsoft.com/office/drawing/2014/chartex" xmlns:cx1="http://schemas.microsoft.com/office/drawing/2015/9/8/chartex" xmlns:cx2="http://schemas.microsoft.com/office/drawing/2015/10/21/chartex" xmlns:cx3="http://schemas.microsoft.com/office/drawing/2016/5/9/chartex" xmlns:cx4="http://schemas.microsoft.com/office/drawing/2016/5/10/chartex" xmlns:cx5="http://schemas.microsoft.com/office/drawing/2016/5/11/chartex" xmlns:cx6="http://schemas.microsoft.com/office/drawing/2016/5/12/chartex" xmlns:cx7="http://schemas.microsoft.com/office/drawing/2016/5/13/chartex" xmlns:cx8="http://schemas.microsoft.com/office/drawing/2016/5/14/chartex" xmlns:mc="http://schemas.openxmlformats.org/markup-compatibility/2006" xmlns:aink="http://schemas.microsoft.com/office/drawing/2016/ink" xmlns:am3d="http://schemas.microsoft.com/office/drawing/2017/model3d" xmlns:o="urn:schemas-microsoft-com:office:office" xmlns:r="http://schemas.openxmlformats.org/officeDocument/2006/relationships" xmlns:m="http://schemas.openxmlformats.org/officeDocument/2006/math" xmlns:v="urn:schemas-microsoft-com:vml" xmlns:wp14="http://schemas.microsoft.com/office/word/2010/wordprocessingDrawing" xmlns:wp="http://schemas.openxmlformats.org/drawingml/2006/wordprocessingDrawing" xmlns:w10="urn:schemas-microsoft-com:office:word" xmlns:w="http://schemas.openxmlformats.org/wordprocessingml/2006/main" xmlns:w14="http://schemas.microsoft.com/office/word/2010/wordml" xmlns:w15="http://schemas.microsoft.com/office/word/2012/wordml" xmlns:w16cex="http://schemas.microsoft.com/office/word/2018/wordml/cex" xmlns:w16cid="http://schemas.microsoft.com/office/word/2016/wordml/cid" xmlns:w16="http://schemas.microsoft.com/office/word/2018/wordml" xmlns:w16sdtdh="http://schemas.microsoft.com/office/word/2020/wordml/sdtdatahash" xmlns:w16se="http://schemas.microsoft.com/office/word/2015/wordml/symex" xmlns:wpg="http://schemas.microsoft.com/office/word/2010/wordprocessingGroup" xmlns:wpi="http://schemas.microsoft.com/office/word/2010/wordprocessingInk" xmlns:wne="http://schemas.microsoft.com/office/word/2006/wordml" xmlns:wps="http://schemas.microsoft.com/office/word/2010/wordprocessingShape" mc:Ignorable="w14 w15 w16se w16cid w16 w16cex w16sdtdh wp14">
+<w:footnotes xmlns:wpc="http://schemas.microsoft.com/office/word/2010/wordprocessingCanvas" xmlns:cx="http://schemas.microsoft.com/office/drawing/2014/chartex" xmlns:cx1="http://schemas.microsoft.com/office/drawing/2015/9/8/chartex" xmlns:cx2="http://schemas.microsoft.com/office/drawing/2015/10/21/chartex" xmlns:cx3="http://schemas.microsoft.com/office/drawing/2016/5/9/chartex" xmlns:cx4="http://schemas.microsoft.com/office/drawing/2016/5/10/chartex" xmlns:cx5="http://schemas.microsoft.com/office/drawing/2016/5/11/chartex" xmlns:cx6="http://schemas.microsoft.com/office/drawing/2016/5/12/chartex" xmlns:cx7="http://schemas.microsoft.com/office/drawing/2016/5/13/chartex" xmlns:cx8="http://schemas.microsoft.com/office/drawing/2016/5/14/chartex" xmlns:mc="http://schemas.openxmlformats.org/markup-compatibility/2006" xmlns:aink="http://schemas.microsoft.com/office/drawing/2016/ink" xmlns:am3d="http://schemas.microsoft.com/office/drawing/2017/model3d" xmlns:o="urn:schemas-microsoft-com:office:office" xmlns:oel="http://schemas.microsoft.com/office/2019/extlst" xmlns:r="http://schemas.openxmlformats.org/officeDocument/2006/relationships" xmlns:m="http://schemas.openxmlformats.org/officeDocument/2006/math" xmlns:v="urn:schemas-microsoft-com:vml" xmlns:wp14="http://schemas.microsoft.com/office/word/2010/wordprocessingDrawing" xmlns:wp="http://schemas.openxmlformats.org/drawingml/2006/wordprocessingDrawing" xmlns:w10="urn:schemas-microsoft-com:office:word" xmlns:w="http://schemas.openxmlformats.org/wordprocessingml/2006/main" xmlns:w14="http://schemas.microsoft.com/office/word/2010/wordml" xmlns:w15="http://schemas.microsoft.com/office/word/2012/wordml" xmlns:w16cex="http://schemas.microsoft.com/office/word/2018/wordml/cex" xmlns:w16cid="http://schemas.microsoft.com/office/word/2016/wordml/cid" xmlns:w16="http://schemas.microsoft.com/office/word/2018/wordml" xmlns:w16du="http://schemas.microsoft.com/office/word/2023/wordml/word16du" xmlns:w16sdtdh="http://schemas.microsoft.com/office/word/2020/wordml/sdtdatahash" xmlns:w16sdtfl="http://schemas.microsoft.com/office/word/2024/wordml/sdtformatlock" xmlns:w16se="http://schemas.microsoft.com/office/word/2015/wordml/symex" xmlns:wpg="http://schemas.microsoft.com/office/word/2010/wordprocessingGroup" xmlns:wpi="http://schemas.microsoft.com/office/word/2010/wordprocessingInk" xmlns:wne="http://schemas.microsoft.com/office/word/2006/wordml" xmlns:wps="http://schemas.microsoft.com/office/word/2010/wordprocessingShape" mc:Ignorable="w14 w15 w16se w16cid w16 w16cex w16sdtdh w16sdtfl w16du wp14">
   <w:footnote w:type="separator" w:id="-1">
     <w:p>
       <w:r>
@@ -30679,7 +30294,7 @@
 </file>
 
 <file path=word/numbering.xml><?xml version="1.0" encoding="utf-8"?>
-<w:numbering xmlns:wpc="http://schemas.microsoft.com/office/word/2010/wordprocessingCanvas" xmlns:cx="http://schemas.microsoft.com/office/drawing/2014/chartex" xmlns:cx1="http://schemas.microsoft.com/office/drawing/2015/9/8/chartex" xmlns:cx2="http://schemas.microsoft.com/office/drawing/2015/10/21/chartex" xmlns:cx3="http://schemas.microsoft.com/office/drawing/2016/5/9/chartex" xmlns:cx4="http://schemas.microsoft.com/office/drawing/2016/5/10/chartex" xmlns:cx5="http://schemas.microsoft.com/office/drawing/2016/5/11/chartex" xmlns:cx6="http://schemas.microsoft.com/office/drawing/2016/5/12/chartex" xmlns:cx7="http://schemas.microsoft.com/office/drawing/2016/5/13/chartex" xmlns:cx8="http://schemas.microsoft.com/office/drawing/2016/5/14/chartex" xmlns:mc="http://schemas.openxmlformats.org/markup-compatibility/2006" xmlns:aink="http://schemas.microsoft.com/office/drawing/2016/ink" xmlns:am3d="http://schemas.microsoft.com/office/drawing/2017/model3d" xmlns:o="urn:schemas-microsoft-com:office:office" xmlns:r="http://schemas.openxmlformats.org/officeDocument/2006/relationships" xmlns:m="http://schemas.openxmlformats.org/officeDocument/2006/math" xmlns:v="urn:schemas-microsoft-com:vml" xmlns:wp14="http://schemas.microsoft.com/office/word/2010/wordprocessingDrawing" xmlns:wp="http://schemas.openxmlformats.org/drawingml/2006/wordprocessingDrawing" xmlns:w10="urn:schemas-microsoft-com:office:word" xmlns:w="http://schemas.openxmlformats.org/wordprocessingml/2006/main" xmlns:w14="http://schemas.microsoft.com/office/word/2010/wordml" xmlns:w15="http://schemas.microsoft.com/office/word/2012/wordml" xmlns:w16cex="http://schemas.microsoft.com/office/word/2018/wordml/cex" xmlns:w16cid="http://schemas.microsoft.com/office/word/2016/wordml/cid" xmlns:w16="http://schemas.microsoft.com/office/word/2018/wordml" xmlns:w16sdtdh="http://schemas.microsoft.com/office/word/2020/wordml/sdtdatahash" xmlns:w16se="http://schemas.microsoft.com/office/word/2015/wordml/symex" xmlns:wpg="http://schemas.microsoft.com/office/word/2010/wordprocessingGroup" xmlns:wpi="http://schemas.microsoft.com/office/word/2010/wordprocessingInk" xmlns:wne="http://schemas.microsoft.com/office/word/2006/wordml" xmlns:wps="http://schemas.microsoft.com/office/word/2010/wordprocessingShape" mc:Ignorable="w14 w15 w16se w16cid w16 w16cex w16sdtdh wp14">
+<w:numbering xmlns:wpc="http://schemas.microsoft.com/office/word/2010/wordprocessingCanvas" xmlns:cx="http://schemas.microsoft.com/office/drawing/2014/chartex" xmlns:cx1="http://schemas.microsoft.com/office/drawing/2015/9/8/chartex" xmlns:cx2="http://schemas.microsoft.com/office/drawing/2015/10/21/chartex" xmlns:cx3="http://schemas.microsoft.com/office/drawing/2016/5/9/chartex" xmlns:cx4="http://schemas.microsoft.com/office/drawing/2016/5/10/chartex" xmlns:cx5="http://schemas.microsoft.com/office/drawing/2016/5/11/chartex" xmlns:cx6="http://schemas.microsoft.com/office/drawing/2016/5/12/chartex" xmlns:cx7="http://schemas.microsoft.com/office/drawing/2016/5/13/chartex" xmlns:cx8="http://schemas.microsoft.com/office/drawing/2016/5/14/chartex" xmlns:mc="http://schemas.openxmlformats.org/markup-compatibility/2006" xmlns:aink="http://schemas.microsoft.com/office/drawing/2016/ink" xmlns:am3d="http://schemas.microsoft.com/office/drawing/2017/model3d" xmlns:o="urn:schemas-microsoft-com:office:office" xmlns:oel="http://schemas.microsoft.com/office/2019/extlst" xmlns:r="http://schemas.openxmlformats.org/officeDocument/2006/relationships" xmlns:m="http://schemas.openxmlformats.org/officeDocument/2006/math" xmlns:v="urn:schemas-microsoft-com:vml" xmlns:wp14="http://schemas.microsoft.com/office/word/2010/wordprocessingDrawing" xmlns:wp="http://schemas.openxmlformats.org/drawingml/2006/wordprocessingDrawing" xmlns:w10="urn:schemas-microsoft-com:office:word" xmlns:w="http://schemas.openxmlformats.org/wordprocessingml/2006/main" xmlns:w14="http://schemas.microsoft.com/office/word/2010/wordml" xmlns:w15="http://schemas.microsoft.com/office/word/2012/wordml" xmlns:w16cex="http://schemas.microsoft.com/office/word/2018/wordml/cex" xmlns:w16cid="http://schemas.microsoft.com/office/word/2016/wordml/cid" xmlns:w16="http://schemas.microsoft.com/office/word/2018/wordml" xmlns:w16du="http://schemas.microsoft.com/office/word/2023/wordml/word16du" xmlns:w16sdtdh="http://schemas.microsoft.com/office/word/2020/wordml/sdtdatahash" xmlns:w16sdtfl="http://schemas.microsoft.com/office/word/2024/wordml/sdtformatlock" xmlns:w16se="http://schemas.microsoft.com/office/word/2015/wordml/symex" xmlns:wpg="http://schemas.microsoft.com/office/word/2010/wordprocessingGroup" xmlns:wpi="http://schemas.microsoft.com/office/word/2010/wordprocessingInk" xmlns:wne="http://schemas.microsoft.com/office/word/2006/wordml" xmlns:wps="http://schemas.microsoft.com/office/word/2010/wordprocessingShape" mc:Ignorable="w14 w15 w16se w16cid w16 w16cex w16sdtdh w16sdtfl w16du wp14">
   <w:abstractNum w:abstractNumId="0" w15:restartNumberingAfterBreak="0">
     <w:nsid w:val="03DA793C"/>
     <w:multiLevelType w:val="hybridMultilevel"/>
@@ -33065,7 +32680,6 @@
     <w:lvl w:ilvl="0" w:tplc="6DBADA3A">
       <w:start w:val="1"/>
       <w:numFmt w:val="decimal"/>
-      <w:pStyle w:val="a2"/>
       <w:lvlText w:val="%1."/>
       <w:lvlJc w:val="left"/>
       <w:pPr>
@@ -33345,7 +32959,7 @@
     <w:lvl w:ilvl="1" w:tplc="B412B84C">
       <w:start w:val="1"/>
       <w:numFmt w:val="bullet"/>
-      <w:pStyle w:val="a3"/>
+      <w:pStyle w:val="a2"/>
       <w:lvlText w:val=""/>
       <w:lvlJc w:val="left"/>
       <w:pPr>
@@ -33624,10 +33238,11 @@
   <w:abstractNum w:abstractNumId="29" w15:restartNumberingAfterBreak="0">
     <w:nsid w:val="7C7972E4"/>
     <w:multiLevelType w:val="hybridMultilevel"/>
-    <w:tmpl w:val="DE2AB05E"/>
-    <w:lvl w:ilvl="0" w:tplc="0409000F">
+    <w:tmpl w:val="66843F24"/>
+    <w:lvl w:ilvl="0" w:tplc="B838E756">
       <w:start w:val="1"/>
       <w:numFmt w:val="decimal"/>
+      <w:pStyle w:val="a3"/>
       <w:lvlText w:val="%1."/>
       <w:lvlJc w:val="left"/>
       <w:pPr>
@@ -33710,7 +33325,7 @@
       </w:pPr>
     </w:lvl>
   </w:abstractNum>
-  <w:num w:numId="1">
+  <w:num w:numId="1" w16cid:durableId="1941601991">
     <w:abstractNumId w:val="17"/>
     <w:lvlOverride w:ilvl="0">
       <w:startOverride w:val="1"/>
@@ -33740,49 +33355,49 @@
       <w:startOverride w:val="1"/>
     </w:lvlOverride>
   </w:num>
-  <w:num w:numId="2">
+  <w:num w:numId="2" w16cid:durableId="1809975809">
     <w:abstractNumId w:val="8"/>
   </w:num>
-  <w:num w:numId="3">
+  <w:num w:numId="3" w16cid:durableId="1084260060">
     <w:abstractNumId w:val="10"/>
   </w:num>
-  <w:num w:numId="4">
+  <w:num w:numId="4" w16cid:durableId="1370914021">
     <w:abstractNumId w:val="19"/>
   </w:num>
-  <w:num w:numId="5">
+  <w:num w:numId="5" w16cid:durableId="1089697198">
     <w:abstractNumId w:val="26"/>
   </w:num>
-  <w:num w:numId="6">
+  <w:num w:numId="6" w16cid:durableId="342435298">
     <w:abstractNumId w:val="23"/>
   </w:num>
-  <w:num w:numId="7">
+  <w:num w:numId="7" w16cid:durableId="985355822">
     <w:abstractNumId w:val="16"/>
   </w:num>
-  <w:num w:numId="8">
+  <w:num w:numId="8" w16cid:durableId="2108311671">
     <w:abstractNumId w:val="1"/>
   </w:num>
-  <w:num w:numId="9">
+  <w:num w:numId="9" w16cid:durableId="1763182671">
     <w:abstractNumId w:val="15"/>
   </w:num>
-  <w:num w:numId="10">
+  <w:num w:numId="10" w16cid:durableId="1505777399">
     <w:abstractNumId w:val="18"/>
   </w:num>
-  <w:num w:numId="11">
+  <w:num w:numId="11" w16cid:durableId="898981777">
     <w:abstractNumId w:val="6"/>
   </w:num>
-  <w:num w:numId="12">
+  <w:num w:numId="12" w16cid:durableId="626014058">
     <w:abstractNumId w:val="11"/>
   </w:num>
-  <w:num w:numId="13">
+  <w:num w:numId="13" w16cid:durableId="228542865">
     <w:abstractNumId w:val="5"/>
   </w:num>
-  <w:num w:numId="14">
+  <w:num w:numId="14" w16cid:durableId="1374840294">
     <w:abstractNumId w:val="21"/>
   </w:num>
-  <w:num w:numId="15">
+  <w:num w:numId="15" w16cid:durableId="1388913570">
     <w:abstractNumId w:val="7"/>
   </w:num>
-  <w:num w:numId="16">
+  <w:num w:numId="16" w16cid:durableId="1036467549">
     <w:abstractNumId w:val="7"/>
     <w:lvlOverride w:ilvl="0">
       <w:startOverride w:val="1"/>
@@ -33812,7 +33427,7 @@
       <w:startOverride w:val="1"/>
     </w:lvlOverride>
   </w:num>
-  <w:num w:numId="17">
+  <w:num w:numId="17" w16cid:durableId="74019333">
     <w:abstractNumId w:val="7"/>
     <w:lvlOverride w:ilvl="0">
       <w:startOverride w:val="1"/>
@@ -33842,46 +33457,46 @@
       <w:startOverride w:val="1"/>
     </w:lvlOverride>
   </w:num>
-  <w:num w:numId="18">
+  <w:num w:numId="18" w16cid:durableId="1363438140">
     <w:abstractNumId w:val="18"/>
     <w:lvlOverride w:ilvl="0">
       <w:startOverride w:val="1"/>
     </w:lvlOverride>
   </w:num>
-  <w:num w:numId="19">
+  <w:num w:numId="19" w16cid:durableId="1321815464">
     <w:abstractNumId w:val="18"/>
     <w:lvlOverride w:ilvl="0">
       <w:startOverride w:val="1"/>
     </w:lvlOverride>
   </w:num>
-  <w:num w:numId="20">
+  <w:num w:numId="20" w16cid:durableId="1851211417">
     <w:abstractNumId w:val="9"/>
   </w:num>
-  <w:num w:numId="21">
+  <w:num w:numId="21" w16cid:durableId="1320230659">
     <w:abstractNumId w:val="26"/>
   </w:num>
-  <w:num w:numId="22">
+  <w:num w:numId="22" w16cid:durableId="998460594">
     <w:abstractNumId w:val="3"/>
   </w:num>
-  <w:num w:numId="23">
+  <w:num w:numId="23" w16cid:durableId="297959090">
     <w:abstractNumId w:val="26"/>
   </w:num>
-  <w:num w:numId="24">
+  <w:num w:numId="24" w16cid:durableId="914510165">
     <w:abstractNumId w:val="20"/>
   </w:num>
-  <w:num w:numId="25">
+  <w:num w:numId="25" w16cid:durableId="893976725">
     <w:abstractNumId w:val="17"/>
   </w:num>
-  <w:num w:numId="26">
+  <w:num w:numId="26" w16cid:durableId="2135784996">
     <w:abstractNumId w:val="4"/>
   </w:num>
-  <w:num w:numId="27">
+  <w:num w:numId="27" w16cid:durableId="21518417">
     <w:abstractNumId w:val="13"/>
   </w:num>
-  <w:num w:numId="28">
+  <w:num w:numId="28" w16cid:durableId="1741950181">
     <w:abstractNumId w:val="28"/>
   </w:num>
-  <w:num w:numId="29">
+  <w:num w:numId="29" w16cid:durableId="5254228">
     <w:abstractNumId w:val="26"/>
     <w:lvlOverride w:ilvl="0">
       <w:startOverride w:val="1"/>
@@ -33909,7 +33524,7 @@
       <w:startOverride w:val="1"/>
     </w:lvlOverride>
   </w:num>
-  <w:num w:numId="30">
+  <w:num w:numId="30" w16cid:durableId="664361538">
     <w:abstractNumId w:val="12"/>
     <w:lvlOverride w:ilvl="0">
       <w:startOverride w:val="1"/>
@@ -33937,66 +33552,72 @@
       <w:startOverride w:val="1"/>
     </w:lvlOverride>
   </w:num>
-  <w:num w:numId="31">
+  <w:num w:numId="31" w16cid:durableId="1179810332">
     <w:abstractNumId w:val="23"/>
     <w:lvlOverride w:ilvl="0">
       <w:startOverride w:val="1"/>
     </w:lvlOverride>
   </w:num>
-  <w:num w:numId="32">
+  <w:num w:numId="32" w16cid:durableId="508449892">
     <w:abstractNumId w:val="23"/>
     <w:lvlOverride w:ilvl="0">
       <w:startOverride w:val="1"/>
     </w:lvlOverride>
   </w:num>
-  <w:num w:numId="33">
+  <w:num w:numId="33" w16cid:durableId="246158511">
     <w:abstractNumId w:val="2"/>
   </w:num>
-  <w:num w:numId="34">
+  <w:num w:numId="34" w16cid:durableId="904266268">
     <w:abstractNumId w:val="2"/>
     <w:lvlOverride w:ilvl="0">
       <w:startOverride w:val="1"/>
     </w:lvlOverride>
   </w:num>
-  <w:num w:numId="35">
+  <w:num w:numId="35" w16cid:durableId="1372342870">
     <w:abstractNumId w:val="18"/>
     <w:lvlOverride w:ilvl="0">
       <w:startOverride w:val="1"/>
     </w:lvlOverride>
   </w:num>
-  <w:num w:numId="36">
+  <w:num w:numId="36" w16cid:durableId="300425187">
     <w:abstractNumId w:val="18"/>
     <w:lvlOverride w:ilvl="0">
       <w:startOverride w:val="1"/>
     </w:lvlOverride>
   </w:num>
-  <w:num w:numId="37">
+  <w:num w:numId="37" w16cid:durableId="523060369">
     <w:abstractNumId w:val="24"/>
   </w:num>
-  <w:num w:numId="38">
+  <w:num w:numId="38" w16cid:durableId="802891005">
     <w:abstractNumId w:val="25"/>
   </w:num>
-  <w:num w:numId="39">
+  <w:num w:numId="39" w16cid:durableId="187527580">
     <w:abstractNumId w:val="22"/>
   </w:num>
-  <w:num w:numId="40">
+  <w:num w:numId="40" w16cid:durableId="1763837357">
     <w:abstractNumId w:val="29"/>
   </w:num>
-  <w:num w:numId="41">
+  <w:num w:numId="41" w16cid:durableId="1284310348">
     <w:abstractNumId w:val="14"/>
   </w:num>
-  <w:num w:numId="42">
+  <w:num w:numId="42" w16cid:durableId="1423335412">
     <w:abstractNumId w:val="27"/>
   </w:num>
-  <w:num w:numId="43">
+  <w:num w:numId="43" w16cid:durableId="379792923">
     <w:abstractNumId w:val="0"/>
+  </w:num>
+  <w:num w:numId="44" w16cid:durableId="934436056">
+    <w:abstractNumId w:val="2"/>
+    <w:lvlOverride w:ilvl="0">
+      <w:startOverride w:val="1"/>
+    </w:lvlOverride>
   </w:num>
   <w:numIdMacAtCleanup w:val="14"/>
 </w:numbering>
 </file>
 
 <file path=word/styles.xml><?xml version="1.0" encoding="utf-8"?>
-<w:styles xmlns:mc="http://schemas.openxmlformats.org/markup-compatibility/2006" xmlns:r="http://schemas.openxmlformats.org/officeDocument/2006/relationships" xmlns:w="http://schemas.openxmlformats.org/wordprocessingml/2006/main" xmlns:w14="http://schemas.microsoft.com/office/word/2010/wordml" xmlns:w15="http://schemas.microsoft.com/office/word/2012/wordml" xmlns:w16cex="http://schemas.microsoft.com/office/word/2018/wordml/cex" xmlns:w16cid="http://schemas.microsoft.com/office/word/2016/wordml/cid" xmlns:w16="http://schemas.microsoft.com/office/word/2018/wordml" xmlns:w16sdtdh="http://schemas.microsoft.com/office/word/2020/wordml/sdtdatahash" xmlns:w16se="http://schemas.microsoft.com/office/word/2015/wordml/symex" mc:Ignorable="w14 w15 w16se w16cid w16 w16cex w16sdtdh">
+<w:styles xmlns:mc="http://schemas.openxmlformats.org/markup-compatibility/2006" xmlns:r="http://schemas.openxmlformats.org/officeDocument/2006/relationships" xmlns:w="http://schemas.openxmlformats.org/wordprocessingml/2006/main" xmlns:w14="http://schemas.microsoft.com/office/word/2010/wordml" xmlns:w15="http://schemas.microsoft.com/office/word/2012/wordml" xmlns:w16cex="http://schemas.microsoft.com/office/word/2018/wordml/cex" xmlns:w16cid="http://schemas.microsoft.com/office/word/2016/wordml/cid" xmlns:w16="http://schemas.microsoft.com/office/word/2018/wordml" xmlns:w16du="http://schemas.microsoft.com/office/word/2023/wordml/word16du" xmlns:w16sdtdh="http://schemas.microsoft.com/office/word/2020/wordml/sdtdatahash" xmlns:w16sdtfl="http://schemas.microsoft.com/office/word/2024/wordml/sdtformatlock" xmlns:w16se="http://schemas.microsoft.com/office/word/2015/wordml/symex" mc:Ignorable="w14 w15 w16se w16cid w16 w16cex w16sdtdh w16sdtfl w16du">
   <w:docDefaults>
     <w:rPrDefault>
       <w:rPr>
@@ -34473,6 +34094,7 @@
   <w:style w:type="character" w:default="1" w:styleId="a5">
     <w:name w:val="Default Paragraph Font"/>
     <w:uiPriority w:val="1"/>
+    <w:semiHidden/>
     <w:unhideWhenUsed/>
   </w:style>
   <w:style w:type="table" w:default="1" w:styleId="a6">
@@ -34557,16 +34179,16 @@
       <w:lang w:eastAsia="ru-RU"/>
     </w:rPr>
   </w:style>
-  <w:style w:type="paragraph" w:styleId="a2">
+  <w:style w:type="paragraph" w:styleId="a3">
     <w:name w:val="Body Text"/>
     <w:basedOn w:val="a4"/>
     <w:link w:val="ad"/>
     <w:autoRedefine/>
     <w:unhideWhenUsed/>
-    <w:rsid w:val="00BA64FC"/>
+    <w:rsid w:val="00180176"/>
     <w:pPr>
       <w:numPr>
-        <w:numId w:val="6"/>
+        <w:numId w:val="40"/>
       </w:numPr>
       <w:tabs>
         <w:tab w:val="left" w:pos="1134"/>
@@ -34581,8 +34203,8 @@
   <w:style w:type="character" w:customStyle="1" w:styleId="ad">
     <w:name w:val="Основной текст Знак"/>
     <w:basedOn w:val="a5"/>
-    <w:link w:val="a2"/>
-    <w:rsid w:val="00BA64FC"/>
+    <w:link w:val="a3"/>
+    <w:rsid w:val="00180176"/>
     <w:rPr>
       <w:rFonts w:ascii="Times New Roman" w:eastAsia="Times New Roman" w:hAnsi="Times New Roman" w:cs="Times New Roman"/>
       <w:sz w:val="24"/>
@@ -34638,7 +34260,7 @@
     <w:name w:val="List Paragraph"/>
     <w:aliases w:val="Список со скобкой"/>
     <w:basedOn w:val="af"/>
-    <w:next w:val="a2"/>
+    <w:next w:val="a3"/>
     <w:link w:val="ae"/>
     <w:uiPriority w:val="34"/>
     <w:qFormat/>
@@ -35066,7 +34688,7 @@
       <w:lang w:eastAsia="ru-RU"/>
     </w:rPr>
   </w:style>
-  <w:style w:type="paragraph" w:customStyle="1" w:styleId="a3">
+  <w:style w:type="paragraph" w:customStyle="1" w:styleId="a2">
     <w:name w:val="СписокМарк"/>
     <w:basedOn w:val="a0"/>
     <w:link w:val="afc"/>
@@ -35107,7 +34729,7 @@
   <w:style w:type="character" w:customStyle="1" w:styleId="afc">
     <w:name w:val="СписокМарк Знак"/>
     <w:basedOn w:val="ae"/>
-    <w:link w:val="a3"/>
+    <w:link w:val="a2"/>
     <w:rsid w:val="00EF28EB"/>
     <w:rPr>
       <w:rFonts w:ascii="Times New Roman" w:eastAsia="Times New Roman" w:hAnsi="Times New Roman" w:cs="Times New Roman"/>
@@ -35215,7 +34837,7 @@
   </w:style>
   <w:style w:type="paragraph" w:customStyle="1" w:styleId="a">
     <w:name w:val="МАРК"/>
-    <w:basedOn w:val="a3"/>
+    <w:basedOn w:val="a2"/>
     <w:link w:val="aff"/>
     <w:rsid w:val="00DD41E0"/>
     <w:pPr>
@@ -35417,7 +35039,7 @@
   </w:style>
   <w:style w:type="paragraph" w:customStyle="1" w:styleId="1">
     <w:name w:val="СПИСОК1"/>
-    <w:basedOn w:val="a2"/>
+    <w:basedOn w:val="a3"/>
     <w:link w:val="1d"/>
     <w:qFormat/>
     <w:rsid w:val="00BA64FC"/>

--- a/ВКР/2025_401_IvanovDA.docx
+++ b/ВКР/2025_401_IvanovDA.docx
@@ -1,6 +1,6 @@
 
 <file path=word/document.xml><?xml version="1.0" encoding="utf-8"?>
-<w:document xmlns:wpc="http://schemas.microsoft.com/office/word/2010/wordprocessingCanvas" xmlns:cx="http://schemas.microsoft.com/office/drawing/2014/chartex" xmlns:cx1="http://schemas.microsoft.com/office/drawing/2015/9/8/chartex" xmlns:cx2="http://schemas.microsoft.com/office/drawing/2015/10/21/chartex" xmlns:cx3="http://schemas.microsoft.com/office/drawing/2016/5/9/chartex" xmlns:cx4="http://schemas.microsoft.com/office/drawing/2016/5/10/chartex" xmlns:cx5="http://schemas.microsoft.com/office/drawing/2016/5/11/chartex" xmlns:cx6="http://schemas.microsoft.com/office/drawing/2016/5/12/chartex" xmlns:cx7="http://schemas.microsoft.com/office/drawing/2016/5/13/chartex" xmlns:cx8="http://schemas.microsoft.com/office/drawing/2016/5/14/chartex" xmlns:mc="http://schemas.openxmlformats.org/markup-compatibility/2006" xmlns:aink="http://schemas.microsoft.com/office/drawing/2016/ink" xmlns:am3d="http://schemas.microsoft.com/office/drawing/2017/model3d" xmlns:o="urn:schemas-microsoft-com:office:office" xmlns:oel="http://schemas.microsoft.com/office/2019/extlst" xmlns:r="http://schemas.openxmlformats.org/officeDocument/2006/relationships" xmlns:m="http://schemas.openxmlformats.org/officeDocument/2006/math" xmlns:v="urn:schemas-microsoft-com:vml" xmlns:wp14="http://schemas.microsoft.com/office/word/2010/wordprocessingDrawing" xmlns:wp="http://schemas.openxmlformats.org/drawingml/2006/wordprocessingDrawing" xmlns:w10="urn:schemas-microsoft-com:office:word" xmlns:w="http://schemas.openxmlformats.org/wordprocessingml/2006/main" xmlns:w14="http://schemas.microsoft.com/office/word/2010/wordml" xmlns:w15="http://schemas.microsoft.com/office/word/2012/wordml" xmlns:w16cex="http://schemas.microsoft.com/office/word/2018/wordml/cex" xmlns:w16cid="http://schemas.microsoft.com/office/word/2016/wordml/cid" xmlns:w16="http://schemas.microsoft.com/office/word/2018/wordml" xmlns:w16du="http://schemas.microsoft.com/office/word/2023/wordml/word16du" xmlns:w16sdtdh="http://schemas.microsoft.com/office/word/2020/wordml/sdtdatahash" xmlns:w16sdtfl="http://schemas.microsoft.com/office/word/2024/wordml/sdtformatlock" xmlns:w16se="http://schemas.microsoft.com/office/word/2015/wordml/symex" xmlns:wpg="http://schemas.microsoft.com/office/word/2010/wordprocessingGroup" xmlns:wpi="http://schemas.microsoft.com/office/word/2010/wordprocessingInk" xmlns:wne="http://schemas.microsoft.com/office/word/2006/wordml" xmlns:wps="http://schemas.microsoft.com/office/word/2010/wordprocessingShape" mc:Ignorable="w14 w15 w16se w16cid w16 w16cex w16sdtdh w16sdtfl w16du wp14">
+<w:document xmlns:wpc="http://schemas.microsoft.com/office/word/2010/wordprocessingCanvas" xmlns:cx="http://schemas.microsoft.com/office/drawing/2014/chartex" xmlns:cx1="http://schemas.microsoft.com/office/drawing/2015/9/8/chartex" xmlns:cx2="http://schemas.microsoft.com/office/drawing/2015/10/21/chartex" xmlns:cx3="http://schemas.microsoft.com/office/drawing/2016/5/9/chartex" xmlns:cx4="http://schemas.microsoft.com/office/drawing/2016/5/10/chartex" xmlns:cx5="http://schemas.microsoft.com/office/drawing/2016/5/11/chartex" xmlns:cx6="http://schemas.microsoft.com/office/drawing/2016/5/12/chartex" xmlns:cx7="http://schemas.microsoft.com/office/drawing/2016/5/13/chartex" xmlns:cx8="http://schemas.microsoft.com/office/drawing/2016/5/14/chartex" xmlns:mc="http://schemas.openxmlformats.org/markup-compatibility/2006" xmlns:aink="http://schemas.microsoft.com/office/drawing/2016/ink" xmlns:am3d="http://schemas.microsoft.com/office/drawing/2017/model3d" xmlns:o="urn:schemas-microsoft-com:office:office" xmlns:r="http://schemas.openxmlformats.org/officeDocument/2006/relationships" xmlns:m="http://schemas.openxmlformats.org/officeDocument/2006/math" xmlns:v="urn:schemas-microsoft-com:vml" xmlns:wp14="http://schemas.microsoft.com/office/word/2010/wordprocessingDrawing" xmlns:wp="http://schemas.openxmlformats.org/drawingml/2006/wordprocessingDrawing" xmlns:w10="urn:schemas-microsoft-com:office:word" xmlns:w="http://schemas.openxmlformats.org/wordprocessingml/2006/main" xmlns:w14="http://schemas.microsoft.com/office/word/2010/wordml" xmlns:w15="http://schemas.microsoft.com/office/word/2012/wordml" xmlns:w16cex="http://schemas.microsoft.com/office/word/2018/wordml/cex" xmlns:w16cid="http://schemas.microsoft.com/office/word/2016/wordml/cid" xmlns:w16="http://schemas.microsoft.com/office/word/2018/wordml" xmlns:w16sdtdh="http://schemas.microsoft.com/office/word/2020/wordml/sdtdatahash" xmlns:w16se="http://schemas.microsoft.com/office/word/2015/wordml/symex" xmlns:wpg="http://schemas.microsoft.com/office/word/2010/wordprocessingGroup" xmlns:wpi="http://schemas.microsoft.com/office/word/2010/wordprocessingInk" xmlns:wne="http://schemas.microsoft.com/office/word/2006/wordml" xmlns:wps="http://schemas.microsoft.com/office/word/2010/wordprocessingShape" mc:Ignorable="w14 w15 w16se w16cid w16 w16cex w16sdtdh wp14">
   <w:body>
     <w:p>
       <w:pPr>
@@ -297,7 +297,25 @@
                 <w:bCs/>
                 <w:szCs w:val="28"/>
               </w:rPr>
-              <w:t>«___»___________ 2025 г.</w:t>
+              <w:t>«__</w:t>
+            </w:r>
+            <w:proofErr w:type="gramStart"/>
+            <w:r>
+              <w:rPr>
+                <w:rFonts w:eastAsia="MS Mincho"/>
+                <w:bCs/>
+                <w:szCs w:val="28"/>
+              </w:rPr>
+              <w:t>_»_</w:t>
+            </w:r>
+            <w:proofErr w:type="gramEnd"/>
+            <w:r>
+              <w:rPr>
+                <w:rFonts w:eastAsia="MS Mincho"/>
+                <w:bCs/>
+                <w:szCs w:val="28"/>
+              </w:rPr>
+              <w:t>__________ 2025 г.</w:t>
             </w:r>
           </w:p>
         </w:tc>
@@ -852,7 +870,25 @@
                 <w:bCs/>
                 <w:szCs w:val="28"/>
               </w:rPr>
-              <w:t>«___»___________ 2025 г.</w:t>
+              <w:t>«__</w:t>
+            </w:r>
+            <w:proofErr w:type="gramStart"/>
+            <w:r>
+              <w:rPr>
+                <w:rFonts w:eastAsia="MS Mincho"/>
+                <w:bCs/>
+                <w:szCs w:val="28"/>
+              </w:rPr>
+              <w:t>_»_</w:t>
+            </w:r>
+            <w:proofErr w:type="gramEnd"/>
+            <w:r>
+              <w:rPr>
+                <w:rFonts w:eastAsia="MS Mincho"/>
+                <w:bCs/>
+                <w:szCs w:val="28"/>
+              </w:rPr>
+              <w:t>__________ 2025 г.</w:t>
             </w:r>
           </w:p>
         </w:tc>
@@ -4606,58 +4642,57 @@
       </w:pPr>
       <w:r>
         <w:rPr>
-          <w:highlight w:val="yellow"/>
-          <w:lang w:val="ru-RU"/>
-        </w:rPr>
-        <w:t xml:space="preserve">Работа состоит из введения, четырех глав, заключения и списка литературы. Объем работы составляет </w:t>
-      </w:r>
-      <w:r>
-        <w:rPr>
-          <w:highlight w:val="yellow"/>
+          <w:lang w:val="ru-RU"/>
+        </w:rPr>
+        <w:t xml:space="preserve">Работа состоит из введения, </w:t>
+      </w:r>
+      <w:r>
+        <w:rPr>
+          <w:lang w:val="ru-RU"/>
+        </w:rPr>
+        <w:t>трех</w:t>
+      </w:r>
+      <w:r>
+        <w:rPr>
+          <w:lang w:val="ru-RU"/>
+        </w:rPr>
+        <w:t xml:space="preserve"> глав, заключения и списка литературы. Объем работы составляет </w:t>
+      </w:r>
+      <w:r>
+        <w:rPr>
           <w:lang w:val="ru-RU"/>
         </w:rPr>
         <w:t>31</w:t>
       </w:r>
       <w:r>
         <w:rPr>
-          <w:highlight w:val="yellow"/>
           <w:lang w:val="ru-RU"/>
         </w:rPr>
         <w:t xml:space="preserve"> страниц</w:t>
       </w:r>
       <w:r>
         <w:rPr>
-          <w:highlight w:val="yellow"/>
-          <w:lang w:val="ru-RU"/>
-        </w:rPr>
-        <w:t>а</w:t>
-      </w:r>
-      <w:r>
-        <w:rPr>
-          <w:highlight w:val="yellow"/>
+          <w:lang w:val="ru-RU"/>
+        </w:rPr>
+        <w:t>у</w:t>
+      </w:r>
+      <w:r>
+        <w:rPr>
           <w:lang w:val="ru-RU"/>
         </w:rPr>
         <w:t>, объем списка литературы – 2</w:t>
       </w:r>
       <w:r>
         <w:rPr>
-          <w:highlight w:val="yellow"/>
           <w:lang w:val="ru-RU"/>
         </w:rPr>
         <w:t>3</w:t>
       </w:r>
       <w:r>
         <w:rPr>
-          <w:highlight w:val="yellow"/>
-          <w:lang w:val="ru-RU"/>
-        </w:rPr>
-        <w:t xml:space="preserve"> источник</w:t>
-      </w:r>
-      <w:r>
-        <w:rPr>
-          <w:lang w:val="ru-RU"/>
-        </w:rPr>
-        <w:t>.</w:t>
+          <w:lang w:val="ru-RU"/>
+        </w:rPr>
+        <w:t xml:space="preserve"> источник.</w:t>
       </w:r>
     </w:p>
     <w:p>
@@ -4671,7 +4706,13 @@
         <w:rPr>
           <w:lang w:val="ru-RU"/>
         </w:rPr>
-        <w:t>В первой главе описывается …</w:t>
+        <w:t xml:space="preserve">В первой главе описывается </w:t>
+      </w:r>
+      <w:r>
+        <w:rPr>
+          <w:lang w:val="ru-RU"/>
+        </w:rPr>
+        <w:t>анализ предметной области – обзор аналогичных проектов, а также используемые инструменты для разработки.</w:t>
       </w:r>
     </w:p>
     <w:p>
@@ -4685,7 +4726,27 @@
         <w:rPr>
           <w:lang w:val="ru-RU"/>
         </w:rPr>
-        <w:t>Вторая глава посвящена …</w:t>
+        <w:t xml:space="preserve">Вторая глава посвящена </w:t>
+      </w:r>
+      <w:r>
+        <w:rPr>
+          <w:lang w:val="ru-RU"/>
+        </w:rPr>
+        <w:t xml:space="preserve">процессу обучения моделей машинного обучения. В этой главе описывается подбор данных для обучения, непосредственно обучение </w:t>
+      </w:r>
+      <w:proofErr w:type="spellStart"/>
+      <w:r>
+        <w:rPr>
+          <w:lang w:val="ru-RU"/>
+        </w:rPr>
+        <w:t>нейросетевой</w:t>
+      </w:r>
+      <w:proofErr w:type="spellEnd"/>
+      <w:r>
+        <w:rPr>
+          <w:lang w:val="ru-RU"/>
+        </w:rPr>
+        <w:t xml:space="preserve"> модели, проведение экспериментов и варианты улучшения модели.</w:t>
       </w:r>
     </w:p>
     <w:p>
@@ -4699,7 +4760,13 @@
         <w:rPr>
           <w:lang w:val="ru-RU"/>
         </w:rPr>
-        <w:t>В третьей главе …</w:t>
+        <w:t xml:space="preserve">В третьей главе </w:t>
+      </w:r>
+      <w:r>
+        <w:rPr>
+          <w:lang w:val="ru-RU"/>
+        </w:rPr>
+        <w:t xml:space="preserve">представлен процесс проектирования и реализации веб-приложения для использования моделей машинного обучения. </w:t>
       </w:r>
     </w:p>
     <w:p>
@@ -6670,7 +6737,21 @@
         <w:rPr>
           <w:lang w:val="ru-RU"/>
         </w:rPr>
-        <w:t xml:space="preserve"> для обучения нейросетевой модели и вычисления метрик</w:t>
+        <w:t xml:space="preserve"> для обучения </w:t>
+      </w:r>
+      <w:proofErr w:type="spellStart"/>
+      <w:r>
+        <w:rPr>
+          <w:lang w:val="ru-RU"/>
+        </w:rPr>
+        <w:t>нейросетевой</w:t>
+      </w:r>
+      <w:proofErr w:type="spellEnd"/>
+      <w:r>
+        <w:rPr>
+          <w:lang w:val="ru-RU"/>
+        </w:rPr>
+        <w:t xml:space="preserve"> модели и вычисления метрик</w:t>
       </w:r>
       <w:r>
         <w:rPr>
@@ -9637,6 +9718,7 @@
         <w:t xml:space="preserve">по диапазону </w:t>
       </w:r>
       <w:proofErr w:type="spellStart"/>
+      <w:proofErr w:type="gramStart"/>
       <w:r>
         <w:rPr>
           <w:iCs/>
@@ -9649,7 +9731,15 @@
           <w:iCs/>
           <w:lang w:val="ru-RU"/>
         </w:rPr>
-        <w:t>[0</w:t>
+        <w:t>[</w:t>
+      </w:r>
+      <w:proofErr w:type="gramEnd"/>
+      <w:r>
+        <w:rPr>
+          <w:iCs/>
+          <w:lang w:val="ru-RU"/>
+        </w:rPr>
+        <w:t>0</w:t>
       </w:r>
       <w:r>
         <w:rPr>
@@ -22723,20 +22813,191 @@
         <w:rPr>
           <w:lang w:val="ru-RU"/>
         </w:rPr>
-        <w:t xml:space="preserve">На рисунке 6 представлена матрица ошибок для лучшей полученной нейросетевой модели. </w:t>
-      </w:r>
-      <w:r>
-        <w:rPr>
-          <w:highlight w:val="yellow"/>
-          <w:lang w:val="ru-RU"/>
-        </w:rPr>
-        <w:t>Матрица ошибок</w:t>
-      </w:r>
-      <w:r>
-        <w:rPr>
-          <w:lang w:val="ru-RU"/>
-        </w:rPr>
-        <w:t xml:space="preserve"> наглядно демонстрирует как точно нейросеть определяет объекты.</w:t>
+        <w:t xml:space="preserve">На рисунке 6 представлена матрица ошибок для лучшей полученной </w:t>
+      </w:r>
+      <w:proofErr w:type="spellStart"/>
+      <w:r>
+        <w:rPr>
+          <w:lang w:val="ru-RU"/>
+        </w:rPr>
+        <w:t>нейросетевой</w:t>
+      </w:r>
+      <w:proofErr w:type="spellEnd"/>
+      <w:r>
+        <w:rPr>
+          <w:lang w:val="ru-RU"/>
+        </w:rPr>
+        <w:t xml:space="preserve"> модели.</w:t>
+      </w:r>
+      <w:r>
+        <w:rPr>
+          <w:lang w:val="ru-RU"/>
+        </w:rPr>
+        <w:t xml:space="preserve"> Матрица ошибок (</w:t>
+      </w:r>
+      <w:proofErr w:type="spellStart"/>
+      <w:r>
+        <w:rPr>
+          <w:lang w:val="ru-RU"/>
+        </w:rPr>
+        <w:t>confusion</w:t>
+      </w:r>
+      <w:proofErr w:type="spellEnd"/>
+      <w:r>
+        <w:rPr>
+          <w:lang w:val="ru-RU"/>
+        </w:rPr>
+        <w:t xml:space="preserve"> </w:t>
+      </w:r>
+      <w:proofErr w:type="spellStart"/>
+      <w:r>
+        <w:rPr>
+          <w:lang w:val="ru-RU"/>
+        </w:rPr>
+        <w:t>matrix</w:t>
+      </w:r>
+      <w:proofErr w:type="spellEnd"/>
+      <w:r>
+        <w:rPr>
+          <w:lang w:val="ru-RU"/>
+        </w:rPr>
+        <w:t xml:space="preserve">) </w:t>
+      </w:r>
+      <w:r>
+        <w:rPr>
+          <w:lang w:val="ru-RU"/>
+        </w:rPr>
+        <w:t>–</w:t>
+      </w:r>
+      <w:r>
+        <w:rPr>
+          <w:lang w:val="ru-RU"/>
+        </w:rPr>
+        <w:t xml:space="preserve"> это квадратная таблица, которая используется для оценки эффективности модел</w:t>
+      </w:r>
+      <w:r>
+        <w:rPr>
+          <w:lang w:val="ru-RU"/>
+        </w:rPr>
+        <w:t>ей</w:t>
+      </w:r>
+      <w:r>
+        <w:rPr>
+          <w:lang w:val="ru-RU"/>
+        </w:rPr>
+        <w:t xml:space="preserve"> классификации</w:t>
+      </w:r>
+      <w:r>
+        <w:rPr>
+          <w:lang w:val="ru-RU"/>
+        </w:rPr>
+        <w:t xml:space="preserve"> и детекции</w:t>
+      </w:r>
+      <w:r>
+        <w:rPr>
+          <w:lang w:val="ru-RU"/>
+        </w:rPr>
+        <w:t xml:space="preserve">. В этой таблице </w:t>
+      </w:r>
+      <w:r>
+        <w:rPr>
+          <w:lang w:val="ru-RU"/>
+        </w:rPr>
+        <w:t>столбцы</w:t>
+      </w:r>
+      <w:r>
+        <w:rPr>
+          <w:lang w:val="ru-RU"/>
+        </w:rPr>
+        <w:t xml:space="preserve"> соответствуют истинным классам, а </w:t>
+      </w:r>
+      <w:r>
+        <w:rPr>
+          <w:lang w:val="ru-RU"/>
+        </w:rPr>
+        <w:t>строки</w:t>
+      </w:r>
+      <w:r>
+        <w:rPr>
+          <w:lang w:val="ru-RU"/>
+        </w:rPr>
+        <w:t xml:space="preserve"> </w:t>
+      </w:r>
+      <w:r>
+        <w:rPr>
+          <w:lang w:val="ru-RU"/>
+        </w:rPr>
+        <w:t>–</w:t>
+      </w:r>
+      <w:r>
+        <w:rPr>
+          <w:lang w:val="ru-RU"/>
+        </w:rPr>
+        <w:t xml:space="preserve"> предсказанным моделью классам.</w:t>
+      </w:r>
+    </w:p>
+    <w:p>
+      <w:pPr>
+        <w:pStyle w:val="15"/>
+        <w:rPr>
+          <w:lang w:val="ru-RU"/>
+        </w:rPr>
+      </w:pPr>
+      <w:r>
+        <w:rPr>
+          <w:lang w:val="ru-RU"/>
+        </w:rPr>
+        <w:t xml:space="preserve">Матрица ошибок позволяет оценить общую точность модели, </w:t>
+      </w:r>
+      <w:r>
+        <w:rPr>
+          <w:lang w:val="ru-RU"/>
+        </w:rPr>
+        <w:t>а также</w:t>
+      </w:r>
+      <w:r>
+        <w:rPr>
+          <w:lang w:val="ru-RU"/>
+        </w:rPr>
+        <w:t xml:space="preserve"> понять, какие именно ошибки чаще всего совершает классификатор, что важно для дальнейшей доработки модели и анализа её слабых мест</w:t>
+      </w:r>
+      <w:r>
+        <w:rPr>
+          <w:lang w:val="ru-RU"/>
+        </w:rPr>
+        <w:t>.</w:t>
+      </w:r>
+    </w:p>
+    <w:p>
+      <w:pPr>
+        <w:pStyle w:val="15"/>
+        <w:rPr>
+          <w:lang w:val="ru-RU"/>
+        </w:rPr>
+      </w:pPr>
+      <w:r>
+        <w:rPr>
+          <w:lang w:val="ru-RU"/>
+        </w:rPr>
+        <w:t xml:space="preserve">На главной диагонали матрицы отображено количество верных предсказаний. </w:t>
+      </w:r>
+      <w:r>
+        <w:rPr>
+          <w:lang w:val="ru-RU"/>
+        </w:rPr>
+        <w:t xml:space="preserve">Вне диагонали находятся ошибки классификации </w:t>
+      </w:r>
+      <w:r>
+        <w:rPr>
+          <w:lang w:val="ru-RU"/>
+        </w:rPr>
+        <w:t>–</w:t>
+      </w:r>
+      <w:r>
+        <w:rPr>
+          <w:lang w:val="ru-RU"/>
+        </w:rPr>
+        <w:t xml:space="preserve"> случаи, когда модель спутала один класс с другим.</w:t>
       </w:r>
     </w:p>
     <w:p>
@@ -25616,7 +25877,75 @@
         <w:rPr>
           <w:highlight w:val="yellow"/>
         </w:rPr>
-        <w:t xml:space="preserve">Обучаемые нейросетевые модели должны быть основаны на моделях </w:t>
+        <w:t>Используем</w:t>
+      </w:r>
+      <w:r>
+        <w:rPr>
+          <w:highlight w:val="yellow"/>
+        </w:rPr>
+        <w:t>ая</w:t>
+      </w:r>
+      <w:r>
+        <w:rPr>
+          <w:highlight w:val="yellow"/>
+        </w:rPr>
+        <w:t xml:space="preserve"> </w:t>
+      </w:r>
+      <w:proofErr w:type="spellStart"/>
+      <w:r>
+        <w:rPr>
+          <w:highlight w:val="yellow"/>
+        </w:rPr>
+        <w:t>нейросетев</w:t>
+      </w:r>
+      <w:r>
+        <w:rPr>
+          <w:highlight w:val="yellow"/>
+        </w:rPr>
+        <w:t>ая</w:t>
+      </w:r>
+      <w:proofErr w:type="spellEnd"/>
+      <w:r>
+        <w:rPr>
+          <w:highlight w:val="yellow"/>
+        </w:rPr>
+        <w:t xml:space="preserve"> модел</w:t>
+      </w:r>
+      <w:r>
+        <w:rPr>
+          <w:highlight w:val="yellow"/>
+        </w:rPr>
+        <w:t>ь</w:t>
+      </w:r>
+      <w:r>
+        <w:rPr>
+          <w:highlight w:val="yellow"/>
+        </w:rPr>
+        <w:t xml:space="preserve"> должн</w:t>
+      </w:r>
+      <w:r>
+        <w:rPr>
+          <w:highlight w:val="yellow"/>
+        </w:rPr>
+        <w:t>а</w:t>
+      </w:r>
+      <w:r>
+        <w:rPr>
+          <w:highlight w:val="yellow"/>
+        </w:rPr>
+        <w:t xml:space="preserve"> быть основаны на модел</w:t>
+      </w:r>
+      <w:r>
+        <w:rPr>
+          <w:highlight w:val="yellow"/>
+        </w:rPr>
+        <w:t>и</w:t>
+      </w:r>
+      <w:r>
+        <w:rPr>
+          <w:highlight w:val="yellow"/>
+        </w:rPr>
+        <w:t xml:space="preserve"> </w:t>
       </w:r>
       <w:proofErr w:type="spellStart"/>
       <w:r>
@@ -26628,7 +26957,21 @@
         <w:rPr>
           <w:lang w:val="ru-RU"/>
         </w:rPr>
-        <w:t xml:space="preserve">Клиентская часть или фронтенд </w:t>
+        <w:t xml:space="preserve">Клиентская часть или </w:t>
+      </w:r>
+      <w:proofErr w:type="spellStart"/>
+      <w:r>
+        <w:rPr>
+          <w:lang w:val="ru-RU"/>
+        </w:rPr>
+        <w:t>фронтенд</w:t>
+      </w:r>
+      <w:proofErr w:type="spellEnd"/>
+      <w:r>
+        <w:rPr>
+          <w:lang w:val="ru-RU"/>
+        </w:rPr>
+        <w:t xml:space="preserve"> </w:t>
       </w:r>
       <w:r>
         <w:rPr>
@@ -27321,6 +27664,7 @@
         <w:t xml:space="preserve"> для предпросмотра обработанного ролика. Кнопки запуска обработки связаны с Python‑функциями через методы </w:t>
       </w:r>
       <w:proofErr w:type="spellStart"/>
+      <w:proofErr w:type="gramStart"/>
       <w:r>
         <w:rPr>
           <w:rFonts w:ascii="Courier New" w:hAnsi="Courier New" w:cs="Courier New"/>
@@ -27334,7 +27678,15 @@
           <w:rFonts w:ascii="Courier New" w:hAnsi="Courier New" w:cs="Courier New"/>
           <w:lang w:val="ru-RU"/>
         </w:rPr>
-        <w:t>()</w:t>
+        <w:t>(</w:t>
+      </w:r>
+      <w:proofErr w:type="gramEnd"/>
+      <w:r>
+        <w:rPr>
+          <w:rFonts w:ascii="Courier New" w:hAnsi="Courier New" w:cs="Courier New"/>
+          <w:lang w:val="ru-RU"/>
+        </w:rPr>
+        <w:t>)</w:t>
       </w:r>
       <w:r>
         <w:rPr>
@@ -28582,25 +28934,55 @@
         <w:rPr>
           <w:lang w:val="ru-RU"/>
         </w:rPr>
+        <w:t xml:space="preserve">Поставленная цель была успешно достигнута в полном объеме. </w:t>
+      </w:r>
+      <w:r>
+        <w:rPr>
+          <w:lang w:val="ru-RU"/>
+        </w:rPr>
         <w:t xml:space="preserve">В рамках данной работы </w:t>
       </w:r>
       <w:r>
         <w:rPr>
           <w:lang w:val="ru-RU"/>
         </w:rPr>
-        <w:t>были обучены нейросетевые модели для детекции дорожных объектов. А</w:t>
-      </w:r>
-      <w:r>
-        <w:rPr>
-          <w:lang w:val="ru-RU"/>
-        </w:rPr>
-        <w:t xml:space="preserve"> также</w:t>
-      </w:r>
-      <w:r>
-        <w:rPr>
-          <w:lang w:val="ru-RU"/>
-        </w:rPr>
-        <w:t xml:space="preserve"> разработано веб-приложение для работы с моделью.</w:t>
+        <w:t xml:space="preserve">были обучены нейросетевые модели для детекции дорожных объектов. </w:t>
+      </w:r>
+      <w:r>
+        <w:rPr>
+          <w:lang w:val="ru-RU"/>
+        </w:rPr>
+        <w:t>Т</w:t>
+      </w:r>
+      <w:r>
+        <w:rPr>
+          <w:lang w:val="ru-RU"/>
+        </w:rPr>
+        <w:t>акже</w:t>
+      </w:r>
+      <w:r>
+        <w:rPr>
+          <w:lang w:val="ru-RU"/>
+        </w:rPr>
+        <w:t xml:space="preserve"> было</w:t>
+      </w:r>
+      <w:r>
+        <w:rPr>
+          <w:lang w:val="ru-RU"/>
+        </w:rPr>
+        <w:t xml:space="preserve"> разработано веб-приложение для работы с </w:t>
+      </w:r>
+      <w:r>
+        <w:rPr>
+          <w:lang w:val="ru-RU"/>
+        </w:rPr>
+        <w:t xml:space="preserve">обученной </w:t>
+      </w:r>
+      <w:r>
+        <w:rPr>
+          <w:lang w:val="ru-RU"/>
+        </w:rPr>
+        <w:t>моделью.</w:t>
       </w:r>
     </w:p>
     <w:p>
@@ -28640,15 +29022,12 @@
         <w:ind w:left="0" w:firstLine="709"/>
       </w:pPr>
       <w:r>
-        <w:t>обучен</w:t>
-      </w:r>
-      <w:r>
-        <w:t>ы</w:t>
-      </w:r>
-      <w:r>
-        <w:t xml:space="preserve"> нейросетевые модели</w:t>
-      </w:r>
-      <w:r>
+        <w:t>дополнен набор данных</w:t>
+      </w:r>
+      <w:r>
+        <w:rPr>
+          <w:lang w:val="en-US"/>
+        </w:rPr>
         <w:t>;</w:t>
       </w:r>
     </w:p>
@@ -28662,27 +29041,78 @@
         <w:ind w:left="0" w:firstLine="709"/>
       </w:pPr>
       <w:r>
-        <w:t>проведен</w:t>
+        <w:t>обучен</w:t>
       </w:r>
       <w:r>
         <w:t>ы</w:t>
       </w:r>
       <w:r>
-        <w:t xml:space="preserve"> эксперимент</w:t>
-      </w:r>
-      <w:r>
-        <w:t>ы</w:t>
-      </w:r>
-      <w:r>
-        <w:t xml:space="preserve"> и выявлена лучшая модель.</w:t>
+        <w:t xml:space="preserve"> нейросетевые модели</w:t>
+      </w:r>
+      <w:r>
+        <w:t>;</w:t>
       </w:r>
     </w:p>
     <w:p>
       <w:pPr>
+        <w:pStyle w:val="a1"/>
+        <w:numPr>
+          <w:ilvl w:val="0"/>
+          <w:numId w:val="19"/>
+        </w:numPr>
+        <w:ind w:left="0" w:firstLine="709"/>
+      </w:pPr>
+      <w:r>
+        <w:t>проведен</w:t>
+      </w:r>
+      <w:r>
+        <w:t>ы</w:t>
+      </w:r>
+      <w:r>
+        <w:t xml:space="preserve"> эксперимент</w:t>
+      </w:r>
+      <w:r>
+        <w:t>ы</w:t>
+      </w:r>
+      <w:r>
+        <w:t xml:space="preserve"> и выявлена лучшая модель</w:t>
+      </w:r>
+      <w:r>
+        <w:t>;</w:t>
+      </w:r>
+    </w:p>
+    <w:p>
+      <w:pPr>
+        <w:pStyle w:val="a1"/>
+        <w:numPr>
+          <w:ilvl w:val="0"/>
+          <w:numId w:val="19"/>
+        </w:numPr>
+        <w:ind w:left="0" w:firstLine="709"/>
+      </w:pPr>
+      <w:r>
+        <w:t>спроектировано и разработано веб-приложение для использования обученной модели</w:t>
+      </w:r>
+      <w:r>
+        <w:t>;</w:t>
+      </w:r>
+    </w:p>
+    <w:p>
+      <w:pPr>
+        <w:pStyle w:val="a1"/>
+        <w:numPr>
+          <w:ilvl w:val="0"/>
+          <w:numId w:val="19"/>
+        </w:numPr>
+        <w:ind w:left="0" w:firstLine="709"/>
+      </w:pPr>
+      <w:r>
+        <w:t>проведено тестирование веб-приложения.</w:t>
+      </w:r>
+    </w:p>
+    <w:p>
+      <w:pPr>
         <w:pStyle w:val="15"/>
-        <w:rPr>
-          <w:lang w:val="ru-RU"/>
-        </w:rPr>
       </w:pPr>
     </w:p>
     <w:p>
@@ -30076,11 +30506,11 @@
         <w:t>ание</w:t>
       </w:r>
       <w:r>
-        <w:t>, исп</w:t>
+        <w:t xml:space="preserve">, </w:t>
       </w:r>
       <w:proofErr w:type="spellStart"/>
       <w:r>
-        <w:t>р</w:t>
+        <w:t>испр</w:t>
       </w:r>
       <w:proofErr w:type="spellEnd"/>
       <w:r>
@@ -30215,7 +30645,7 @@
 </file>
 
 <file path=word/endnotes.xml><?xml version="1.0" encoding="utf-8"?>
-<w:endnotes xmlns:wpc="http://schemas.microsoft.com/office/word/2010/wordprocessingCanvas" xmlns:cx="http://schemas.microsoft.com/office/drawing/2014/chartex" xmlns:cx1="http://schemas.microsoft.com/office/drawing/2015/9/8/chartex" xmlns:cx2="http://schemas.microsoft.com/office/drawing/2015/10/21/chartex" xmlns:cx3="http://schemas.microsoft.com/office/drawing/2016/5/9/chartex" xmlns:cx4="http://schemas.microsoft.com/office/drawing/2016/5/10/chartex" xmlns:cx5="http://schemas.microsoft.com/office/drawing/2016/5/11/chartex" xmlns:cx6="http://schemas.microsoft.com/office/drawing/2016/5/12/chartex" xmlns:cx7="http://schemas.microsoft.com/office/drawing/2016/5/13/chartex" xmlns:cx8="http://schemas.microsoft.com/office/drawing/2016/5/14/chartex" xmlns:mc="http://schemas.openxmlformats.org/markup-compatibility/2006" xmlns:aink="http://schemas.microsoft.com/office/drawing/2016/ink" xmlns:am3d="http://schemas.microsoft.com/office/drawing/2017/model3d" xmlns:o="urn:schemas-microsoft-com:office:office" xmlns:oel="http://schemas.microsoft.com/office/2019/extlst" xmlns:r="http://schemas.openxmlformats.org/officeDocument/2006/relationships" xmlns:m="http://schemas.openxmlformats.org/officeDocument/2006/math" xmlns:v="urn:schemas-microsoft-com:vml" xmlns:wp14="http://schemas.microsoft.com/office/word/2010/wordprocessingDrawing" xmlns:wp="http://schemas.openxmlformats.org/drawingml/2006/wordprocessingDrawing" xmlns:w10="urn:schemas-microsoft-com:office:word" xmlns:w="http://schemas.openxmlformats.org/wordprocessingml/2006/main" xmlns:w14="http://schemas.microsoft.com/office/word/2010/wordml" xmlns:w15="http://schemas.microsoft.com/office/word/2012/wordml" xmlns:w16cex="http://schemas.microsoft.com/office/word/2018/wordml/cex" xmlns:w16cid="http://schemas.microsoft.com/office/word/2016/wordml/cid" xmlns:w16="http://schemas.microsoft.com/office/word/2018/wordml" xmlns:w16du="http://schemas.microsoft.com/office/word/2023/wordml/word16du" xmlns:w16sdtdh="http://schemas.microsoft.com/office/word/2020/wordml/sdtdatahash" xmlns:w16sdtfl="http://schemas.microsoft.com/office/word/2024/wordml/sdtformatlock" xmlns:w16se="http://schemas.microsoft.com/office/word/2015/wordml/symex" xmlns:wpg="http://schemas.microsoft.com/office/word/2010/wordprocessingGroup" xmlns:wpi="http://schemas.microsoft.com/office/word/2010/wordprocessingInk" xmlns:wne="http://schemas.microsoft.com/office/word/2006/wordml" xmlns:wps="http://schemas.microsoft.com/office/word/2010/wordprocessingShape" mc:Ignorable="w14 w15 w16se w16cid w16 w16cex w16sdtdh w16sdtfl w16du wp14">
+<w:endnotes xmlns:wpc="http://schemas.microsoft.com/office/word/2010/wordprocessingCanvas" xmlns:cx="http://schemas.microsoft.com/office/drawing/2014/chartex" xmlns:cx1="http://schemas.microsoft.com/office/drawing/2015/9/8/chartex" xmlns:cx2="http://schemas.microsoft.com/office/drawing/2015/10/21/chartex" xmlns:cx3="http://schemas.microsoft.com/office/drawing/2016/5/9/chartex" xmlns:cx4="http://schemas.microsoft.com/office/drawing/2016/5/10/chartex" xmlns:cx5="http://schemas.microsoft.com/office/drawing/2016/5/11/chartex" xmlns:cx6="http://schemas.microsoft.com/office/drawing/2016/5/12/chartex" xmlns:cx7="http://schemas.microsoft.com/office/drawing/2016/5/13/chartex" xmlns:cx8="http://schemas.microsoft.com/office/drawing/2016/5/14/chartex" xmlns:mc="http://schemas.openxmlformats.org/markup-compatibility/2006" xmlns:aink="http://schemas.microsoft.com/office/drawing/2016/ink" xmlns:am3d="http://schemas.microsoft.com/office/drawing/2017/model3d" xmlns:o="urn:schemas-microsoft-com:office:office" xmlns:r="http://schemas.openxmlformats.org/officeDocument/2006/relationships" xmlns:m="http://schemas.openxmlformats.org/officeDocument/2006/math" xmlns:v="urn:schemas-microsoft-com:vml" xmlns:wp14="http://schemas.microsoft.com/office/word/2010/wordprocessingDrawing" xmlns:wp="http://schemas.openxmlformats.org/drawingml/2006/wordprocessingDrawing" xmlns:w10="urn:schemas-microsoft-com:office:word" xmlns:w="http://schemas.openxmlformats.org/wordprocessingml/2006/main" xmlns:w14="http://schemas.microsoft.com/office/word/2010/wordml" xmlns:w15="http://schemas.microsoft.com/office/word/2012/wordml" xmlns:w16cex="http://schemas.microsoft.com/office/word/2018/wordml/cex" xmlns:w16cid="http://schemas.microsoft.com/office/word/2016/wordml/cid" xmlns:w16="http://schemas.microsoft.com/office/word/2018/wordml" xmlns:w16sdtdh="http://schemas.microsoft.com/office/word/2020/wordml/sdtdatahash" xmlns:w16se="http://schemas.microsoft.com/office/word/2015/wordml/symex" xmlns:wpg="http://schemas.microsoft.com/office/word/2010/wordprocessingGroup" xmlns:wpi="http://schemas.microsoft.com/office/word/2010/wordprocessingInk" xmlns:wne="http://schemas.microsoft.com/office/word/2006/wordml" xmlns:wps="http://schemas.microsoft.com/office/word/2010/wordprocessingShape" mc:Ignorable="w14 w15 w16se w16cid w16 w16cex w16sdtdh wp14">
   <w:endnote w:type="separator" w:id="-1">
     <w:p>
       <w:r>
@@ -30236,7 +30666,7 @@
 </file>
 
 <file path=word/footer1.xml><?xml version="1.0" encoding="utf-8"?>
-<w:ftr xmlns:wpc="http://schemas.microsoft.com/office/word/2010/wordprocessingCanvas" xmlns:cx="http://schemas.microsoft.com/office/drawing/2014/chartex" xmlns:cx1="http://schemas.microsoft.com/office/drawing/2015/9/8/chartex" xmlns:cx2="http://schemas.microsoft.com/office/drawing/2015/10/21/chartex" xmlns:cx3="http://schemas.microsoft.com/office/drawing/2016/5/9/chartex" xmlns:cx4="http://schemas.microsoft.com/office/drawing/2016/5/10/chartex" xmlns:cx5="http://schemas.microsoft.com/office/drawing/2016/5/11/chartex" xmlns:cx6="http://schemas.microsoft.com/office/drawing/2016/5/12/chartex" xmlns:cx7="http://schemas.microsoft.com/office/drawing/2016/5/13/chartex" xmlns:cx8="http://schemas.microsoft.com/office/drawing/2016/5/14/chartex" xmlns:mc="http://schemas.openxmlformats.org/markup-compatibility/2006" xmlns:aink="http://schemas.microsoft.com/office/drawing/2016/ink" xmlns:am3d="http://schemas.microsoft.com/office/drawing/2017/model3d" xmlns:o="urn:schemas-microsoft-com:office:office" xmlns:oel="http://schemas.microsoft.com/office/2019/extlst" xmlns:r="http://schemas.openxmlformats.org/officeDocument/2006/relationships" xmlns:m="http://schemas.openxmlformats.org/officeDocument/2006/math" xmlns:v="urn:schemas-microsoft-com:vml" xmlns:wp14="http://schemas.microsoft.com/office/word/2010/wordprocessingDrawing" xmlns:wp="http://schemas.openxmlformats.org/drawingml/2006/wordprocessingDrawing" xmlns:w10="urn:schemas-microsoft-com:office:word" xmlns:w="http://schemas.openxmlformats.org/wordprocessingml/2006/main" xmlns:w14="http://schemas.microsoft.com/office/word/2010/wordml" xmlns:w15="http://schemas.microsoft.com/office/word/2012/wordml" xmlns:w16cex="http://schemas.microsoft.com/office/word/2018/wordml/cex" xmlns:w16cid="http://schemas.microsoft.com/office/word/2016/wordml/cid" xmlns:w16="http://schemas.microsoft.com/office/word/2018/wordml" xmlns:w16du="http://schemas.microsoft.com/office/word/2023/wordml/word16du" xmlns:w16sdtdh="http://schemas.microsoft.com/office/word/2020/wordml/sdtdatahash" xmlns:w16sdtfl="http://schemas.microsoft.com/office/word/2024/wordml/sdtformatlock" xmlns:w16se="http://schemas.microsoft.com/office/word/2015/wordml/symex" xmlns:wpg="http://schemas.microsoft.com/office/word/2010/wordprocessingGroup" xmlns:wpi="http://schemas.microsoft.com/office/word/2010/wordprocessingInk" xmlns:wne="http://schemas.microsoft.com/office/word/2006/wordml" xmlns:wps="http://schemas.microsoft.com/office/word/2010/wordprocessingShape" mc:Ignorable="w14 w15 w16se w16cid w16 w16cex w16sdtdh w16sdtfl w16du wp14">
+<w:ftr xmlns:wpc="http://schemas.microsoft.com/office/word/2010/wordprocessingCanvas" xmlns:cx="http://schemas.microsoft.com/office/drawing/2014/chartex" xmlns:cx1="http://schemas.microsoft.com/office/drawing/2015/9/8/chartex" xmlns:cx2="http://schemas.microsoft.com/office/drawing/2015/10/21/chartex" xmlns:cx3="http://schemas.microsoft.com/office/drawing/2016/5/9/chartex" xmlns:cx4="http://schemas.microsoft.com/office/drawing/2016/5/10/chartex" xmlns:cx5="http://schemas.microsoft.com/office/drawing/2016/5/11/chartex" xmlns:cx6="http://schemas.microsoft.com/office/drawing/2016/5/12/chartex" xmlns:cx7="http://schemas.microsoft.com/office/drawing/2016/5/13/chartex" xmlns:cx8="http://schemas.microsoft.com/office/drawing/2016/5/14/chartex" xmlns:mc="http://schemas.openxmlformats.org/markup-compatibility/2006" xmlns:aink="http://schemas.microsoft.com/office/drawing/2016/ink" xmlns:am3d="http://schemas.microsoft.com/office/drawing/2017/model3d" xmlns:o="urn:schemas-microsoft-com:office:office" xmlns:r="http://schemas.openxmlformats.org/officeDocument/2006/relationships" xmlns:m="http://schemas.openxmlformats.org/officeDocument/2006/math" xmlns:v="urn:schemas-microsoft-com:vml" xmlns:wp14="http://schemas.microsoft.com/office/word/2010/wordprocessingDrawing" xmlns:wp="http://schemas.openxmlformats.org/drawingml/2006/wordprocessingDrawing" xmlns:w10="urn:schemas-microsoft-com:office:word" xmlns:w="http://schemas.openxmlformats.org/wordprocessingml/2006/main" xmlns:w14="http://schemas.microsoft.com/office/word/2010/wordml" xmlns:w15="http://schemas.microsoft.com/office/word/2012/wordml" xmlns:w16cex="http://schemas.microsoft.com/office/word/2018/wordml/cex" xmlns:w16cid="http://schemas.microsoft.com/office/word/2016/wordml/cid" xmlns:w16="http://schemas.microsoft.com/office/word/2018/wordml" xmlns:w16sdtdh="http://schemas.microsoft.com/office/word/2020/wordml/sdtdatahash" xmlns:w16se="http://schemas.microsoft.com/office/word/2015/wordml/symex" xmlns:wpg="http://schemas.microsoft.com/office/word/2010/wordprocessingGroup" xmlns:wpi="http://schemas.microsoft.com/office/word/2010/wordprocessingInk" xmlns:wne="http://schemas.microsoft.com/office/word/2006/wordml" xmlns:wps="http://schemas.microsoft.com/office/word/2010/wordprocessingShape" mc:Ignorable="w14 w15 w16se w16cid w16 w16cex w16sdtdh wp14">
   <w:sdt>
     <w:sdtPr>
       <w:id w:val="1754461766"/>
@@ -30245,6 +30675,7 @@
         <w:docPartUnique/>
       </w:docPartObj>
     </w:sdtPr>
+    <w:sdtEndPr/>
     <w:sdtContent>
       <w:p>
         <w:pPr>
@@ -30273,7 +30704,7 @@
 </file>
 
 <file path=word/footnotes.xml><?xml version="1.0" encoding="utf-8"?>
-<w:footnotes xmlns:wpc="http://schemas.microsoft.com/office/word/2010/wordprocessingCanvas" xmlns:cx="http://schemas.microsoft.com/office/drawing/2014/chartex" xmlns:cx1="http://schemas.microsoft.com/office/drawing/2015/9/8/chartex" xmlns:cx2="http://schemas.microsoft.com/office/drawing/2015/10/21/chartex" xmlns:cx3="http://schemas.microsoft.com/office/drawing/2016/5/9/chartex" xmlns:cx4="http://schemas.microsoft.com/office/drawing/2016/5/10/chartex" xmlns:cx5="http://schemas.microsoft.com/office/drawing/2016/5/11/chartex" xmlns:cx6="http://schemas.microsoft.com/office/drawing/2016/5/12/chartex" xmlns:cx7="http://schemas.microsoft.com/office/drawing/2016/5/13/chartex" xmlns:cx8="http://schemas.microsoft.com/office/drawing/2016/5/14/chartex" xmlns:mc="http://schemas.openxmlformats.org/markup-compatibility/2006" xmlns:aink="http://schemas.microsoft.com/office/drawing/2016/ink" xmlns:am3d="http://schemas.microsoft.com/office/drawing/2017/model3d" xmlns:o="urn:schemas-microsoft-com:office:office" xmlns:oel="http://schemas.microsoft.com/office/2019/extlst" xmlns:r="http://schemas.openxmlformats.org/officeDocument/2006/relationships" xmlns:m="http://schemas.openxmlformats.org/officeDocument/2006/math" xmlns:v="urn:schemas-microsoft-com:vml" xmlns:wp14="http://schemas.microsoft.com/office/word/2010/wordprocessingDrawing" xmlns:wp="http://schemas.openxmlformats.org/drawingml/2006/wordprocessingDrawing" xmlns:w10="urn:schemas-microsoft-com:office:word" xmlns:w="http://schemas.openxmlformats.org/wordprocessingml/2006/main" xmlns:w14="http://schemas.microsoft.com/office/word/2010/wordml" xmlns:w15="http://schemas.microsoft.com/office/word/2012/wordml" xmlns:w16cex="http://schemas.microsoft.com/office/word/2018/wordml/cex" xmlns:w16cid="http://schemas.microsoft.com/office/word/2016/wordml/cid" xmlns:w16="http://schemas.microsoft.com/office/word/2018/wordml" xmlns:w16du="http://schemas.microsoft.com/office/word/2023/wordml/word16du" xmlns:w16sdtdh="http://schemas.microsoft.com/office/word/2020/wordml/sdtdatahash" xmlns:w16sdtfl="http://schemas.microsoft.com/office/word/2024/wordml/sdtformatlock" xmlns:w16se="http://schemas.microsoft.com/office/word/2015/wordml/symex" xmlns:wpg="http://schemas.microsoft.com/office/word/2010/wordprocessingGroup" xmlns:wpi="http://schemas.microsoft.com/office/word/2010/wordprocessingInk" xmlns:wne="http://schemas.microsoft.com/office/word/2006/wordml" xmlns:wps="http://schemas.microsoft.com/office/word/2010/wordprocessingShape" mc:Ignorable="w14 w15 w16se w16cid w16 w16cex w16sdtdh w16sdtfl w16du wp14">
+<w:footnotes xmlns:wpc="http://schemas.microsoft.com/office/word/2010/wordprocessingCanvas" xmlns:cx="http://schemas.microsoft.com/office/drawing/2014/chartex" xmlns:cx1="http://schemas.microsoft.com/office/drawing/2015/9/8/chartex" xmlns:cx2="http://schemas.microsoft.com/office/drawing/2015/10/21/chartex" xmlns:cx3="http://schemas.microsoft.com/office/drawing/2016/5/9/chartex" xmlns:cx4="http://schemas.microsoft.com/office/drawing/2016/5/10/chartex" xmlns:cx5="http://schemas.microsoft.com/office/drawing/2016/5/11/chartex" xmlns:cx6="http://schemas.microsoft.com/office/drawing/2016/5/12/chartex" xmlns:cx7="http://schemas.microsoft.com/office/drawing/2016/5/13/chartex" xmlns:cx8="http://schemas.microsoft.com/office/drawing/2016/5/14/chartex" xmlns:mc="http://schemas.openxmlformats.org/markup-compatibility/2006" xmlns:aink="http://schemas.microsoft.com/office/drawing/2016/ink" xmlns:am3d="http://schemas.microsoft.com/office/drawing/2017/model3d" xmlns:o="urn:schemas-microsoft-com:office:office" xmlns:r="http://schemas.openxmlformats.org/officeDocument/2006/relationships" xmlns:m="http://schemas.openxmlformats.org/officeDocument/2006/math" xmlns:v="urn:schemas-microsoft-com:vml" xmlns:wp14="http://schemas.microsoft.com/office/word/2010/wordprocessingDrawing" xmlns:wp="http://schemas.openxmlformats.org/drawingml/2006/wordprocessingDrawing" xmlns:w10="urn:schemas-microsoft-com:office:word" xmlns:w="http://schemas.openxmlformats.org/wordprocessingml/2006/main" xmlns:w14="http://schemas.microsoft.com/office/word/2010/wordml" xmlns:w15="http://schemas.microsoft.com/office/word/2012/wordml" xmlns:w16cex="http://schemas.microsoft.com/office/word/2018/wordml/cex" xmlns:w16cid="http://schemas.microsoft.com/office/word/2016/wordml/cid" xmlns:w16="http://schemas.microsoft.com/office/word/2018/wordml" xmlns:w16sdtdh="http://schemas.microsoft.com/office/word/2020/wordml/sdtdatahash" xmlns:w16se="http://schemas.microsoft.com/office/word/2015/wordml/symex" xmlns:wpg="http://schemas.microsoft.com/office/word/2010/wordprocessingGroup" xmlns:wpi="http://schemas.microsoft.com/office/word/2010/wordprocessingInk" xmlns:wne="http://schemas.microsoft.com/office/word/2006/wordml" xmlns:wps="http://schemas.microsoft.com/office/word/2010/wordprocessingShape" mc:Ignorable="w14 w15 w16se w16cid w16 w16cex w16sdtdh wp14">
   <w:footnote w:type="separator" w:id="-1">
     <w:p>
       <w:r>
@@ -30294,7 +30725,7 @@
 </file>
 
 <file path=word/numbering.xml><?xml version="1.0" encoding="utf-8"?>
-<w:numbering xmlns:wpc="http://schemas.microsoft.com/office/word/2010/wordprocessingCanvas" xmlns:cx="http://schemas.microsoft.com/office/drawing/2014/chartex" xmlns:cx1="http://schemas.microsoft.com/office/drawing/2015/9/8/chartex" xmlns:cx2="http://schemas.microsoft.com/office/drawing/2015/10/21/chartex" xmlns:cx3="http://schemas.microsoft.com/office/drawing/2016/5/9/chartex" xmlns:cx4="http://schemas.microsoft.com/office/drawing/2016/5/10/chartex" xmlns:cx5="http://schemas.microsoft.com/office/drawing/2016/5/11/chartex" xmlns:cx6="http://schemas.microsoft.com/office/drawing/2016/5/12/chartex" xmlns:cx7="http://schemas.microsoft.com/office/drawing/2016/5/13/chartex" xmlns:cx8="http://schemas.microsoft.com/office/drawing/2016/5/14/chartex" xmlns:mc="http://schemas.openxmlformats.org/markup-compatibility/2006" xmlns:aink="http://schemas.microsoft.com/office/drawing/2016/ink" xmlns:am3d="http://schemas.microsoft.com/office/drawing/2017/model3d" xmlns:o="urn:schemas-microsoft-com:office:office" xmlns:oel="http://schemas.microsoft.com/office/2019/extlst" xmlns:r="http://schemas.openxmlformats.org/officeDocument/2006/relationships" xmlns:m="http://schemas.openxmlformats.org/officeDocument/2006/math" xmlns:v="urn:schemas-microsoft-com:vml" xmlns:wp14="http://schemas.microsoft.com/office/word/2010/wordprocessingDrawing" xmlns:wp="http://schemas.openxmlformats.org/drawingml/2006/wordprocessingDrawing" xmlns:w10="urn:schemas-microsoft-com:office:word" xmlns:w="http://schemas.openxmlformats.org/wordprocessingml/2006/main" xmlns:w14="http://schemas.microsoft.com/office/word/2010/wordml" xmlns:w15="http://schemas.microsoft.com/office/word/2012/wordml" xmlns:w16cex="http://schemas.microsoft.com/office/word/2018/wordml/cex" xmlns:w16cid="http://schemas.microsoft.com/office/word/2016/wordml/cid" xmlns:w16="http://schemas.microsoft.com/office/word/2018/wordml" xmlns:w16du="http://schemas.microsoft.com/office/word/2023/wordml/word16du" xmlns:w16sdtdh="http://schemas.microsoft.com/office/word/2020/wordml/sdtdatahash" xmlns:w16sdtfl="http://schemas.microsoft.com/office/word/2024/wordml/sdtformatlock" xmlns:w16se="http://schemas.microsoft.com/office/word/2015/wordml/symex" xmlns:wpg="http://schemas.microsoft.com/office/word/2010/wordprocessingGroup" xmlns:wpi="http://schemas.microsoft.com/office/word/2010/wordprocessingInk" xmlns:wne="http://schemas.microsoft.com/office/word/2006/wordml" xmlns:wps="http://schemas.microsoft.com/office/word/2010/wordprocessingShape" mc:Ignorable="w14 w15 w16se w16cid w16 w16cex w16sdtdh w16sdtfl w16du wp14">
+<w:numbering xmlns:wpc="http://schemas.microsoft.com/office/word/2010/wordprocessingCanvas" xmlns:cx="http://schemas.microsoft.com/office/drawing/2014/chartex" xmlns:cx1="http://schemas.microsoft.com/office/drawing/2015/9/8/chartex" xmlns:cx2="http://schemas.microsoft.com/office/drawing/2015/10/21/chartex" xmlns:cx3="http://schemas.microsoft.com/office/drawing/2016/5/9/chartex" xmlns:cx4="http://schemas.microsoft.com/office/drawing/2016/5/10/chartex" xmlns:cx5="http://schemas.microsoft.com/office/drawing/2016/5/11/chartex" xmlns:cx6="http://schemas.microsoft.com/office/drawing/2016/5/12/chartex" xmlns:cx7="http://schemas.microsoft.com/office/drawing/2016/5/13/chartex" xmlns:cx8="http://schemas.microsoft.com/office/drawing/2016/5/14/chartex" xmlns:mc="http://schemas.openxmlformats.org/markup-compatibility/2006" xmlns:aink="http://schemas.microsoft.com/office/drawing/2016/ink" xmlns:am3d="http://schemas.microsoft.com/office/drawing/2017/model3d" xmlns:o="urn:schemas-microsoft-com:office:office" xmlns:r="http://schemas.openxmlformats.org/officeDocument/2006/relationships" xmlns:m="http://schemas.openxmlformats.org/officeDocument/2006/math" xmlns:v="urn:schemas-microsoft-com:vml" xmlns:wp14="http://schemas.microsoft.com/office/word/2010/wordprocessingDrawing" xmlns:wp="http://schemas.openxmlformats.org/drawingml/2006/wordprocessingDrawing" xmlns:w10="urn:schemas-microsoft-com:office:word" xmlns:w="http://schemas.openxmlformats.org/wordprocessingml/2006/main" xmlns:w14="http://schemas.microsoft.com/office/word/2010/wordml" xmlns:w15="http://schemas.microsoft.com/office/word/2012/wordml" xmlns:w16cex="http://schemas.microsoft.com/office/word/2018/wordml/cex" xmlns:w16cid="http://schemas.microsoft.com/office/word/2016/wordml/cid" xmlns:w16="http://schemas.microsoft.com/office/word/2018/wordml" xmlns:w16sdtdh="http://schemas.microsoft.com/office/word/2020/wordml/sdtdatahash" xmlns:w16se="http://schemas.microsoft.com/office/word/2015/wordml/symex" xmlns:wpg="http://schemas.microsoft.com/office/word/2010/wordprocessingGroup" xmlns:wpi="http://schemas.microsoft.com/office/word/2010/wordprocessingInk" xmlns:wne="http://schemas.microsoft.com/office/word/2006/wordml" xmlns:wps="http://schemas.microsoft.com/office/word/2010/wordprocessingShape" mc:Ignorable="w14 w15 w16se w16cid w16 w16cex w16sdtdh wp14">
   <w:abstractNum w:abstractNumId="0" w15:restartNumberingAfterBreak="0">
     <w:nsid w:val="03DA793C"/>
     <w:multiLevelType w:val="hybridMultilevel"/>
@@ -33325,7 +33756,7 @@
       </w:pPr>
     </w:lvl>
   </w:abstractNum>
-  <w:num w:numId="1" w16cid:durableId="1941601991">
+  <w:num w:numId="1">
     <w:abstractNumId w:val="17"/>
     <w:lvlOverride w:ilvl="0">
       <w:startOverride w:val="1"/>
@@ -33355,49 +33786,49 @@
       <w:startOverride w:val="1"/>
     </w:lvlOverride>
   </w:num>
-  <w:num w:numId="2" w16cid:durableId="1809975809">
+  <w:num w:numId="2">
     <w:abstractNumId w:val="8"/>
   </w:num>
-  <w:num w:numId="3" w16cid:durableId="1084260060">
+  <w:num w:numId="3">
     <w:abstractNumId w:val="10"/>
   </w:num>
-  <w:num w:numId="4" w16cid:durableId="1370914021">
+  <w:num w:numId="4">
     <w:abstractNumId w:val="19"/>
   </w:num>
-  <w:num w:numId="5" w16cid:durableId="1089697198">
+  <w:num w:numId="5">
     <w:abstractNumId w:val="26"/>
   </w:num>
-  <w:num w:numId="6" w16cid:durableId="342435298">
+  <w:num w:numId="6">
     <w:abstractNumId w:val="23"/>
   </w:num>
-  <w:num w:numId="7" w16cid:durableId="985355822">
+  <w:num w:numId="7">
     <w:abstractNumId w:val="16"/>
   </w:num>
-  <w:num w:numId="8" w16cid:durableId="2108311671">
+  <w:num w:numId="8">
     <w:abstractNumId w:val="1"/>
   </w:num>
-  <w:num w:numId="9" w16cid:durableId="1763182671">
+  <w:num w:numId="9">
     <w:abstractNumId w:val="15"/>
   </w:num>
-  <w:num w:numId="10" w16cid:durableId="1505777399">
+  <w:num w:numId="10">
     <w:abstractNumId w:val="18"/>
   </w:num>
-  <w:num w:numId="11" w16cid:durableId="898981777">
+  <w:num w:numId="11">
     <w:abstractNumId w:val="6"/>
   </w:num>
-  <w:num w:numId="12" w16cid:durableId="626014058">
+  <w:num w:numId="12">
     <w:abstractNumId w:val="11"/>
   </w:num>
-  <w:num w:numId="13" w16cid:durableId="228542865">
+  <w:num w:numId="13">
     <w:abstractNumId w:val="5"/>
   </w:num>
-  <w:num w:numId="14" w16cid:durableId="1374840294">
+  <w:num w:numId="14">
     <w:abstractNumId w:val="21"/>
   </w:num>
-  <w:num w:numId="15" w16cid:durableId="1388913570">
+  <w:num w:numId="15">
     <w:abstractNumId w:val="7"/>
   </w:num>
-  <w:num w:numId="16" w16cid:durableId="1036467549">
+  <w:num w:numId="16">
     <w:abstractNumId w:val="7"/>
     <w:lvlOverride w:ilvl="0">
       <w:startOverride w:val="1"/>
@@ -33427,7 +33858,7 @@
       <w:startOverride w:val="1"/>
     </w:lvlOverride>
   </w:num>
-  <w:num w:numId="17" w16cid:durableId="74019333">
+  <w:num w:numId="17">
     <w:abstractNumId w:val="7"/>
     <w:lvlOverride w:ilvl="0">
       <w:startOverride w:val="1"/>
@@ -33457,46 +33888,46 @@
       <w:startOverride w:val="1"/>
     </w:lvlOverride>
   </w:num>
-  <w:num w:numId="18" w16cid:durableId="1363438140">
+  <w:num w:numId="18">
     <w:abstractNumId w:val="18"/>
     <w:lvlOverride w:ilvl="0">
       <w:startOverride w:val="1"/>
     </w:lvlOverride>
   </w:num>
-  <w:num w:numId="19" w16cid:durableId="1321815464">
+  <w:num w:numId="19">
     <w:abstractNumId w:val="18"/>
     <w:lvlOverride w:ilvl="0">
       <w:startOverride w:val="1"/>
     </w:lvlOverride>
   </w:num>
-  <w:num w:numId="20" w16cid:durableId="1851211417">
+  <w:num w:numId="20">
     <w:abstractNumId w:val="9"/>
   </w:num>
-  <w:num w:numId="21" w16cid:durableId="1320230659">
+  <w:num w:numId="21">
     <w:abstractNumId w:val="26"/>
   </w:num>
-  <w:num w:numId="22" w16cid:durableId="998460594">
+  <w:num w:numId="22">
     <w:abstractNumId w:val="3"/>
   </w:num>
-  <w:num w:numId="23" w16cid:durableId="297959090">
+  <w:num w:numId="23">
     <w:abstractNumId w:val="26"/>
   </w:num>
-  <w:num w:numId="24" w16cid:durableId="914510165">
+  <w:num w:numId="24">
     <w:abstractNumId w:val="20"/>
   </w:num>
-  <w:num w:numId="25" w16cid:durableId="893976725">
+  <w:num w:numId="25">
     <w:abstractNumId w:val="17"/>
   </w:num>
-  <w:num w:numId="26" w16cid:durableId="2135784996">
+  <w:num w:numId="26">
     <w:abstractNumId w:val="4"/>
   </w:num>
-  <w:num w:numId="27" w16cid:durableId="21518417">
+  <w:num w:numId="27">
     <w:abstractNumId w:val="13"/>
   </w:num>
-  <w:num w:numId="28" w16cid:durableId="1741950181">
+  <w:num w:numId="28">
     <w:abstractNumId w:val="28"/>
   </w:num>
-  <w:num w:numId="29" w16cid:durableId="5254228">
+  <w:num w:numId="29">
     <w:abstractNumId w:val="26"/>
     <w:lvlOverride w:ilvl="0">
       <w:startOverride w:val="1"/>
@@ -33524,7 +33955,7 @@
       <w:startOverride w:val="1"/>
     </w:lvlOverride>
   </w:num>
-  <w:num w:numId="30" w16cid:durableId="664361538">
+  <w:num w:numId="30">
     <w:abstractNumId w:val="12"/>
     <w:lvlOverride w:ilvl="0">
       <w:startOverride w:val="1"/>
@@ -33552,61 +33983,61 @@
       <w:startOverride w:val="1"/>
     </w:lvlOverride>
   </w:num>
-  <w:num w:numId="31" w16cid:durableId="1179810332">
+  <w:num w:numId="31">
     <w:abstractNumId w:val="23"/>
     <w:lvlOverride w:ilvl="0">
       <w:startOverride w:val="1"/>
     </w:lvlOverride>
   </w:num>
-  <w:num w:numId="32" w16cid:durableId="508449892">
+  <w:num w:numId="32">
     <w:abstractNumId w:val="23"/>
     <w:lvlOverride w:ilvl="0">
       <w:startOverride w:val="1"/>
     </w:lvlOverride>
   </w:num>
-  <w:num w:numId="33" w16cid:durableId="246158511">
+  <w:num w:numId="33">
     <w:abstractNumId w:val="2"/>
   </w:num>
-  <w:num w:numId="34" w16cid:durableId="904266268">
+  <w:num w:numId="34">
     <w:abstractNumId w:val="2"/>
     <w:lvlOverride w:ilvl="0">
       <w:startOverride w:val="1"/>
     </w:lvlOverride>
   </w:num>
-  <w:num w:numId="35" w16cid:durableId="1372342870">
+  <w:num w:numId="35">
     <w:abstractNumId w:val="18"/>
     <w:lvlOverride w:ilvl="0">
       <w:startOverride w:val="1"/>
     </w:lvlOverride>
   </w:num>
-  <w:num w:numId="36" w16cid:durableId="300425187">
+  <w:num w:numId="36">
     <w:abstractNumId w:val="18"/>
     <w:lvlOverride w:ilvl="0">
       <w:startOverride w:val="1"/>
     </w:lvlOverride>
   </w:num>
-  <w:num w:numId="37" w16cid:durableId="523060369">
+  <w:num w:numId="37">
     <w:abstractNumId w:val="24"/>
   </w:num>
-  <w:num w:numId="38" w16cid:durableId="802891005">
+  <w:num w:numId="38">
     <w:abstractNumId w:val="25"/>
   </w:num>
-  <w:num w:numId="39" w16cid:durableId="187527580">
+  <w:num w:numId="39">
     <w:abstractNumId w:val="22"/>
   </w:num>
-  <w:num w:numId="40" w16cid:durableId="1763837357">
+  <w:num w:numId="40">
     <w:abstractNumId w:val="29"/>
   </w:num>
-  <w:num w:numId="41" w16cid:durableId="1284310348">
+  <w:num w:numId="41">
     <w:abstractNumId w:val="14"/>
   </w:num>
-  <w:num w:numId="42" w16cid:durableId="1423335412">
+  <w:num w:numId="42">
     <w:abstractNumId w:val="27"/>
   </w:num>
-  <w:num w:numId="43" w16cid:durableId="379792923">
+  <w:num w:numId="43">
     <w:abstractNumId w:val="0"/>
   </w:num>
-  <w:num w:numId="44" w16cid:durableId="934436056">
+  <w:num w:numId="44">
     <w:abstractNumId w:val="2"/>
     <w:lvlOverride w:ilvl="0">
       <w:startOverride w:val="1"/>
@@ -33617,7 +34048,7 @@
 </file>
 
 <file path=word/styles.xml><?xml version="1.0" encoding="utf-8"?>
-<w:styles xmlns:mc="http://schemas.openxmlformats.org/markup-compatibility/2006" xmlns:r="http://schemas.openxmlformats.org/officeDocument/2006/relationships" xmlns:w="http://schemas.openxmlformats.org/wordprocessingml/2006/main" xmlns:w14="http://schemas.microsoft.com/office/word/2010/wordml" xmlns:w15="http://schemas.microsoft.com/office/word/2012/wordml" xmlns:w16cex="http://schemas.microsoft.com/office/word/2018/wordml/cex" xmlns:w16cid="http://schemas.microsoft.com/office/word/2016/wordml/cid" xmlns:w16="http://schemas.microsoft.com/office/word/2018/wordml" xmlns:w16du="http://schemas.microsoft.com/office/word/2023/wordml/word16du" xmlns:w16sdtdh="http://schemas.microsoft.com/office/word/2020/wordml/sdtdatahash" xmlns:w16sdtfl="http://schemas.microsoft.com/office/word/2024/wordml/sdtformatlock" xmlns:w16se="http://schemas.microsoft.com/office/word/2015/wordml/symex" mc:Ignorable="w14 w15 w16se w16cid w16 w16cex w16sdtdh w16sdtfl w16du">
+<w:styles xmlns:mc="http://schemas.openxmlformats.org/markup-compatibility/2006" xmlns:r="http://schemas.openxmlformats.org/officeDocument/2006/relationships" xmlns:w="http://schemas.openxmlformats.org/wordprocessingml/2006/main" xmlns:w14="http://schemas.microsoft.com/office/word/2010/wordml" xmlns:w15="http://schemas.microsoft.com/office/word/2012/wordml" xmlns:w16cex="http://schemas.microsoft.com/office/word/2018/wordml/cex" xmlns:w16cid="http://schemas.microsoft.com/office/word/2016/wordml/cid" xmlns:w16="http://schemas.microsoft.com/office/word/2018/wordml" xmlns:w16sdtdh="http://schemas.microsoft.com/office/word/2020/wordml/sdtdatahash" xmlns:w16se="http://schemas.microsoft.com/office/word/2015/wordml/symex" mc:Ignorable="w14 w15 w16se w16cid w16 w16cex w16sdtdh">
   <w:docDefaults>
     <w:rPrDefault>
       <w:rPr>

--- a/ВКР/2025_401_IvanovDA.docx
+++ b/ВКР/2025_401_IvanovDA.docx
@@ -1,6 +1,6 @@
 
 <file path=word/document.xml><?xml version="1.0" encoding="utf-8"?>
-<w:document xmlns:wpc="http://schemas.microsoft.com/office/word/2010/wordprocessingCanvas" xmlns:cx="http://schemas.microsoft.com/office/drawing/2014/chartex" xmlns:cx1="http://schemas.microsoft.com/office/drawing/2015/9/8/chartex" xmlns:cx2="http://schemas.microsoft.com/office/drawing/2015/10/21/chartex" xmlns:cx3="http://schemas.microsoft.com/office/drawing/2016/5/9/chartex" xmlns:cx4="http://schemas.microsoft.com/office/drawing/2016/5/10/chartex" xmlns:cx5="http://schemas.microsoft.com/office/drawing/2016/5/11/chartex" xmlns:cx6="http://schemas.microsoft.com/office/drawing/2016/5/12/chartex" xmlns:cx7="http://schemas.microsoft.com/office/drawing/2016/5/13/chartex" xmlns:cx8="http://schemas.microsoft.com/office/drawing/2016/5/14/chartex" xmlns:mc="http://schemas.openxmlformats.org/markup-compatibility/2006" xmlns:aink="http://schemas.microsoft.com/office/drawing/2016/ink" xmlns:am3d="http://schemas.microsoft.com/office/drawing/2017/model3d" xmlns:o="urn:schemas-microsoft-com:office:office" xmlns:r="http://schemas.openxmlformats.org/officeDocument/2006/relationships" xmlns:m="http://schemas.openxmlformats.org/officeDocument/2006/math" xmlns:v="urn:schemas-microsoft-com:vml" xmlns:wp14="http://schemas.microsoft.com/office/word/2010/wordprocessingDrawing" xmlns:wp="http://schemas.openxmlformats.org/drawingml/2006/wordprocessingDrawing" xmlns:w10="urn:schemas-microsoft-com:office:word" xmlns:w="http://schemas.openxmlformats.org/wordprocessingml/2006/main" xmlns:w14="http://schemas.microsoft.com/office/word/2010/wordml" xmlns:w15="http://schemas.microsoft.com/office/word/2012/wordml" xmlns:w16cex="http://schemas.microsoft.com/office/word/2018/wordml/cex" xmlns:w16cid="http://schemas.microsoft.com/office/word/2016/wordml/cid" xmlns:w16="http://schemas.microsoft.com/office/word/2018/wordml" xmlns:w16sdtdh="http://schemas.microsoft.com/office/word/2020/wordml/sdtdatahash" xmlns:w16se="http://schemas.microsoft.com/office/word/2015/wordml/symex" xmlns:wpg="http://schemas.microsoft.com/office/word/2010/wordprocessingGroup" xmlns:wpi="http://schemas.microsoft.com/office/word/2010/wordprocessingInk" xmlns:wne="http://schemas.microsoft.com/office/word/2006/wordml" xmlns:wps="http://schemas.microsoft.com/office/word/2010/wordprocessingShape" mc:Ignorable="w14 w15 w16se w16cid w16 w16cex w16sdtdh wp14">
+<w:document xmlns:wpc="http://schemas.microsoft.com/office/word/2010/wordprocessingCanvas" xmlns:cx="http://schemas.microsoft.com/office/drawing/2014/chartex" xmlns:cx1="http://schemas.microsoft.com/office/drawing/2015/9/8/chartex" xmlns:cx2="http://schemas.microsoft.com/office/drawing/2015/10/21/chartex" xmlns:cx3="http://schemas.microsoft.com/office/drawing/2016/5/9/chartex" xmlns:cx4="http://schemas.microsoft.com/office/drawing/2016/5/10/chartex" xmlns:cx5="http://schemas.microsoft.com/office/drawing/2016/5/11/chartex" xmlns:cx6="http://schemas.microsoft.com/office/drawing/2016/5/12/chartex" xmlns:cx7="http://schemas.microsoft.com/office/drawing/2016/5/13/chartex" xmlns:cx8="http://schemas.microsoft.com/office/drawing/2016/5/14/chartex" xmlns:mc="http://schemas.openxmlformats.org/markup-compatibility/2006" xmlns:aink="http://schemas.microsoft.com/office/drawing/2016/ink" xmlns:am3d="http://schemas.microsoft.com/office/drawing/2017/model3d" xmlns:o="urn:schemas-microsoft-com:office:office" xmlns:oel="http://schemas.microsoft.com/office/2019/extlst" xmlns:r="http://schemas.openxmlformats.org/officeDocument/2006/relationships" xmlns:m="http://schemas.openxmlformats.org/officeDocument/2006/math" xmlns:v="urn:schemas-microsoft-com:vml" xmlns:wp14="http://schemas.microsoft.com/office/word/2010/wordprocessingDrawing" xmlns:wp="http://schemas.openxmlformats.org/drawingml/2006/wordprocessingDrawing" xmlns:w10="urn:schemas-microsoft-com:office:word" xmlns:w="http://schemas.openxmlformats.org/wordprocessingml/2006/main" xmlns:w14="http://schemas.microsoft.com/office/word/2010/wordml" xmlns:w15="http://schemas.microsoft.com/office/word/2012/wordml" xmlns:w16cex="http://schemas.microsoft.com/office/word/2018/wordml/cex" xmlns:w16cid="http://schemas.microsoft.com/office/word/2016/wordml/cid" xmlns:w16="http://schemas.microsoft.com/office/word/2018/wordml" xmlns:w16du="http://schemas.microsoft.com/office/word/2023/wordml/word16du" xmlns:w16sdtdh="http://schemas.microsoft.com/office/word/2020/wordml/sdtdatahash" xmlns:w16sdtfl="http://schemas.microsoft.com/office/word/2024/wordml/sdtformatlock" xmlns:w16se="http://schemas.microsoft.com/office/word/2015/wordml/symex" xmlns:wpg="http://schemas.microsoft.com/office/word/2010/wordprocessingGroup" xmlns:wpi="http://schemas.microsoft.com/office/word/2010/wordprocessingInk" xmlns:wne="http://schemas.microsoft.com/office/word/2006/wordml" xmlns:wps="http://schemas.microsoft.com/office/word/2010/wordprocessingShape" mc:Ignorable="w14 w15 w16se w16cid w16 w16cex w16sdtdh w16sdtfl w16du wp14">
   <w:body>
     <w:p>
       <w:pPr>
@@ -297,25 +297,7 @@
                 <w:bCs/>
                 <w:szCs w:val="28"/>
               </w:rPr>
-              <w:t>«__</w:t>
-            </w:r>
-            <w:proofErr w:type="gramStart"/>
-            <w:r>
-              <w:rPr>
-                <w:rFonts w:eastAsia="MS Mincho"/>
-                <w:bCs/>
-                <w:szCs w:val="28"/>
-              </w:rPr>
-              <w:t>_»_</w:t>
-            </w:r>
-            <w:proofErr w:type="gramEnd"/>
-            <w:r>
-              <w:rPr>
-                <w:rFonts w:eastAsia="MS Mincho"/>
-                <w:bCs/>
-                <w:szCs w:val="28"/>
-              </w:rPr>
-              <w:t>__________ 2025 г.</w:t>
+              <w:t>«___»___________ 2025 г.</w:t>
             </w:r>
           </w:p>
         </w:tc>
@@ -821,23 +803,7 @@
                 <w:rFonts w:eastAsia="MS Mincho"/>
                 <w:szCs w:val="28"/>
               </w:rPr>
-              <w:t>(</w:t>
-            </w:r>
-            <w:proofErr w:type="spellStart"/>
-            <w:r>
-              <w:rPr>
-                <w:rFonts w:eastAsia="MS Mincho"/>
-                <w:szCs w:val="28"/>
-              </w:rPr>
-              <w:t>нормоконтролер</w:t>
-            </w:r>
-            <w:proofErr w:type="spellEnd"/>
-            <w:r>
-              <w:rPr>
-                <w:rFonts w:eastAsia="MS Mincho"/>
-                <w:szCs w:val="28"/>
-              </w:rPr>
-              <w:t>)</w:t>
+              <w:t>(нормоконтролер)</w:t>
             </w:r>
           </w:p>
           <w:p>
@@ -870,25 +836,7 @@
                 <w:bCs/>
                 <w:szCs w:val="28"/>
               </w:rPr>
-              <w:t>«__</w:t>
-            </w:r>
-            <w:proofErr w:type="gramStart"/>
-            <w:r>
-              <w:rPr>
-                <w:rFonts w:eastAsia="MS Mincho"/>
-                <w:bCs/>
-                <w:szCs w:val="28"/>
-              </w:rPr>
-              <w:t>_»_</w:t>
-            </w:r>
-            <w:proofErr w:type="gramEnd"/>
-            <w:r>
-              <w:rPr>
-                <w:rFonts w:eastAsia="MS Mincho"/>
-                <w:bCs/>
-                <w:szCs w:val="28"/>
-              </w:rPr>
-              <w:t>__________ 2025 г.</w:t>
+              <w:t>«___»___________ 2025 г.</w:t>
             </w:r>
           </w:p>
         </w:tc>
@@ -1888,23 +1836,7 @@
           <w:rFonts w:eastAsia="MS Mincho"/>
           <w:szCs w:val="28"/>
         </w:rPr>
-        <w:t xml:space="preserve">Документация </w:t>
-      </w:r>
-      <w:proofErr w:type="spellStart"/>
-      <w:r>
-        <w:rPr>
-          <w:rFonts w:eastAsia="MS Mincho"/>
-          <w:szCs w:val="28"/>
-        </w:rPr>
-        <w:t>Ultralytics</w:t>
-      </w:r>
-      <w:proofErr w:type="spellEnd"/>
-      <w:r>
-        <w:rPr>
-          <w:rFonts w:eastAsia="MS Mincho"/>
-          <w:szCs w:val="28"/>
-        </w:rPr>
-        <w:t xml:space="preserve"> YOLO [Электронный ресурс] URL: https://docs.ultralytics.com/ (дата обращения: 20.02.2025 г.).</w:t>
+        <w:t>Документация Ultralytics YOLO [Электронный ресурс] URL: https://docs.ultralytics.com/ (дата обращения: 20.02.2025 г.).</w:t>
       </w:r>
     </w:p>
     <w:p>
@@ -4732,21 +4664,7 @@
         <w:rPr>
           <w:lang w:val="ru-RU"/>
         </w:rPr>
-        <w:t xml:space="preserve">процессу обучения моделей машинного обучения. В этой главе описывается подбор данных для обучения, непосредственно обучение </w:t>
-      </w:r>
-      <w:proofErr w:type="spellStart"/>
-      <w:r>
-        <w:rPr>
-          <w:lang w:val="ru-RU"/>
-        </w:rPr>
-        <w:t>нейросетевой</w:t>
-      </w:r>
-      <w:proofErr w:type="spellEnd"/>
-      <w:r>
-        <w:rPr>
-          <w:lang w:val="ru-RU"/>
-        </w:rPr>
-        <w:t xml:space="preserve"> модели, проведение экспериментов и варианты улучшения модели.</w:t>
+        <w:t>процессу обучения моделей машинного обучения. В этой главе описывается подбор данных для обучения, непосредственно обучение нейросетевой модели, проведение экспериментов и варианты улучшения модели.</w:t>
       </w:r>
     </w:p>
     <w:p>
@@ -5081,14 +4999,12 @@
         </w:rPr>
         <w:t xml:space="preserve">Также существует </w:t>
       </w:r>
-      <w:proofErr w:type="spellStart"/>
       <w:r>
         <w:rPr>
           <w:lang w:val="ru-RU"/>
         </w:rPr>
         <w:t>Mobileye</w:t>
       </w:r>
-      <w:proofErr w:type="spellEnd"/>
       <w:r>
         <w:rPr>
           <w:lang w:val="ru-RU"/>
@@ -5164,21 +5080,7 @@
         <w:rPr>
           <w:lang w:val="ru-RU"/>
         </w:rPr>
-        <w:t xml:space="preserve">пециализируется на системах помощи водителю (ADAS), используя комбинацию алгоритмов компьютерного зрения и искусственного интеллекта для обнаружения дорожных объектов. Технология </w:t>
-      </w:r>
-      <w:proofErr w:type="spellStart"/>
-      <w:r>
-        <w:rPr>
-          <w:lang w:val="ru-RU"/>
-        </w:rPr>
-        <w:t>Mobileye</w:t>
-      </w:r>
-      <w:proofErr w:type="spellEnd"/>
-      <w:r>
-        <w:rPr>
-          <w:lang w:val="ru-RU"/>
-        </w:rPr>
-        <w:t xml:space="preserve"> интегрируется в автомобили множества производителей по всему миру, обеспечивая надежное распознавание пешеходов, других транспортных средств и дорожных знаков. </w:t>
+        <w:t xml:space="preserve">пециализируется на системах помощи водителю (ADAS), используя комбинацию алгоритмов компьютерного зрения и искусственного интеллекта для обнаружения дорожных объектов. Технология Mobileye интегрируется в автомобили множества производителей по всему миру, обеспечивая надежное распознавание пешеходов, других транспортных средств и дорожных знаков. </w:t>
       </w:r>
       <w:r>
         <w:rPr>
@@ -5512,11 +5414,9 @@
         </w:rPr>
         <w:t xml:space="preserve"> </w:t>
       </w:r>
-      <w:proofErr w:type="spellStart"/>
       <w:r>
         <w:t>YOLOv</w:t>
       </w:r>
-      <w:proofErr w:type="spellEnd"/>
       <w:r>
         <w:rPr>
           <w:lang w:val="ru-RU"/>
@@ -5774,11 +5674,9 @@
         </w:rPr>
         <w:t xml:space="preserve"> </w:t>
       </w:r>
-      <w:proofErr w:type="spellStart"/>
       <w:r>
         <w:t>EfficientDet</w:t>
       </w:r>
-      <w:proofErr w:type="spellEnd"/>
       <w:r>
         <w:rPr>
           <w:lang w:val="ru-RU"/>
@@ -5795,21 +5693,7 @@
         <w:rPr>
           <w:lang w:val="ru-RU"/>
         </w:rPr>
-        <w:t xml:space="preserve">Он </w:t>
-      </w:r>
-      <w:proofErr w:type="spellStart"/>
-      <w:r>
-        <w:rPr>
-          <w:lang w:val="ru-RU"/>
-        </w:rPr>
-        <w:t>испольузует</w:t>
-      </w:r>
-      <w:proofErr w:type="spellEnd"/>
-      <w:r>
-        <w:rPr>
-          <w:lang w:val="ru-RU"/>
-        </w:rPr>
-        <w:t xml:space="preserve"> собственный </w:t>
+        <w:t xml:space="preserve">Он испольузует собственный </w:t>
       </w:r>
       <w:r>
         <w:rPr>
@@ -5823,14 +5707,12 @@
         </w:rPr>
         <w:t>, который был сформирован с помощью библиотеки для сбора изображений из интернета «</w:t>
       </w:r>
-      <w:proofErr w:type="spellStart"/>
       <w:r>
         <w:rPr>
           <w:lang w:val="ru-RU"/>
         </w:rPr>
         <w:t>jmd_imagescraper</w:t>
       </w:r>
-      <w:proofErr w:type="spellEnd"/>
       <w:r>
         <w:rPr>
           <w:lang w:val="ru-RU"/>
@@ -5981,21 +5863,7 @@
         <w:rPr>
           <w:lang w:val="ru-RU"/>
         </w:rPr>
-        <w:t xml:space="preserve">Нейросетевые модели могут иметь разнообразные архитектуры, зависящие от решаемой задачи: </w:t>
-      </w:r>
-      <w:proofErr w:type="spellStart"/>
-      <w:r>
-        <w:rPr>
-          <w:lang w:val="ru-RU"/>
-        </w:rPr>
-        <w:t>сверточные</w:t>
-      </w:r>
-      <w:proofErr w:type="spellEnd"/>
-      <w:r>
-        <w:rPr>
-          <w:lang w:val="ru-RU"/>
-        </w:rPr>
-        <w:t xml:space="preserve"> сети для изображений, рекуррентные – для обработки последовательностей и так далее. При выборе архитектуры важно учитывать вычислительные ресурсы, требования к точности и скорость обработки. </w:t>
+        <w:t xml:space="preserve">Нейросетевые модели могут иметь разнообразные архитектуры, зависящие от решаемой задачи: сверточные сети для изображений, рекуррентные – для обработки последовательностей и так далее. При выборе архитектуры важно учитывать вычислительные ресурсы, требования к точности и скорость обработки. </w:t>
       </w:r>
     </w:p>
     <w:p>
@@ -6009,14 +5877,7 @@
         <w:rPr>
           <w:lang w:val="ru-RU"/>
         </w:rPr>
-        <w:t xml:space="preserve">В данном случает работа подразумевает работу с изображениями, так что лучшим выбором будут </w:t>
-      </w:r>
-      <w:proofErr w:type="spellStart"/>
-      <w:r>
-        <w:rPr>
-          <w:lang w:val="ru-RU"/>
-        </w:rPr>
-        <w:t>св</w:t>
+        <w:t>В данном случает работа подразумевает работу с изображениями, так что лучшим выбором будут св</w:t>
       </w:r>
       <w:r>
         <w:rPr>
@@ -6028,14 +5889,7 @@
         <w:rPr>
           <w:lang w:val="ru-RU"/>
         </w:rPr>
-        <w:t>рточные</w:t>
-      </w:r>
-      <w:proofErr w:type="spellEnd"/>
-      <w:r>
-        <w:rPr>
-          <w:lang w:val="ru-RU"/>
-        </w:rPr>
-        <w:t xml:space="preserve"> сети. Далее следует разобраться </w:t>
+        <w:t xml:space="preserve">рточные сети. Далее следует разобраться </w:t>
       </w:r>
       <w:r>
         <w:rPr>
@@ -6130,35 +5984,7 @@
         <w:rPr>
           <w:lang w:val="ru-RU"/>
         </w:rPr>
-        <w:t xml:space="preserve">начала выделяются области-кандидаты, а затем уточняют их классификацию и границы, обеспечивая высокую точность, но меньшую скорость (R-CNN, Fast R-CNN, </w:t>
-      </w:r>
-      <w:proofErr w:type="spellStart"/>
-      <w:r>
-        <w:rPr>
-          <w:lang w:val="ru-RU"/>
-        </w:rPr>
-        <w:t>Faster</w:t>
-      </w:r>
-      <w:proofErr w:type="spellEnd"/>
-      <w:r>
-        <w:rPr>
-          <w:lang w:val="ru-RU"/>
-        </w:rPr>
-        <w:t xml:space="preserve"> R-CNN, </w:t>
-      </w:r>
-      <w:proofErr w:type="spellStart"/>
-      <w:r>
-        <w:rPr>
-          <w:lang w:val="ru-RU"/>
-        </w:rPr>
-        <w:t>Mask</w:t>
-      </w:r>
-      <w:proofErr w:type="spellEnd"/>
-      <w:r>
-        <w:rPr>
-          <w:lang w:val="ru-RU"/>
-        </w:rPr>
-        <w:t xml:space="preserve"> R-CNN)</w:t>
+        <w:t>начала выделяются области-кандидаты, а затем уточняют их классификацию и границы, обеспечивая высокую точность, но меньшую скорость (R-CNN, Fast R-CNN, Faster R-CNN, Mask R-CNN)</w:t>
       </w:r>
       <w:r>
         <w:rPr>
@@ -6196,35 +6022,7 @@
         <w:rPr>
           <w:lang w:val="ru-RU"/>
         </w:rPr>
-        <w:t>ыполняют задачу за один проход, одновременно предсказывая классы и границы объектов, что делает их быстрыми (</w:t>
-      </w:r>
-      <w:proofErr w:type="spellStart"/>
-      <w:r>
-        <w:rPr>
-          <w:lang w:val="ru-RU"/>
-        </w:rPr>
-        <w:t>RetinaNet</w:t>
-      </w:r>
-      <w:proofErr w:type="spellEnd"/>
-      <w:r>
-        <w:rPr>
-          <w:lang w:val="ru-RU"/>
-        </w:rPr>
-        <w:t xml:space="preserve">, </w:t>
-      </w:r>
-      <w:proofErr w:type="spellStart"/>
-      <w:r>
-        <w:rPr>
-          <w:lang w:val="ru-RU"/>
-        </w:rPr>
-        <w:t>EfficientDet</w:t>
-      </w:r>
-      <w:proofErr w:type="spellEnd"/>
-      <w:r>
-        <w:rPr>
-          <w:lang w:val="ru-RU"/>
-        </w:rPr>
-        <w:t>, YOLO, SSD)</w:t>
+        <w:t>ыполняют задачу за один проход, одновременно предсказывая классы и границы объектов, что делает их быстрыми (RetinaNet, EfficientDet, YOLO, SSD)</w:t>
       </w:r>
       <w:r>
         <w:rPr>
@@ -6293,42 +6091,10 @@
         <w:ind w:left="0" w:firstLine="709"/>
       </w:pPr>
       <w:r>
-        <w:t>R-CNN (</w:t>
-      </w:r>
-      <w:proofErr w:type="spellStart"/>
-      <w:r>
-        <w:t>Regions</w:t>
-      </w:r>
-      <w:proofErr w:type="spellEnd"/>
-      <w:r>
-        <w:t xml:space="preserve"> </w:t>
-      </w:r>
-      <w:proofErr w:type="spellStart"/>
-      <w:r>
-        <w:t>with</w:t>
-      </w:r>
-      <w:proofErr w:type="spellEnd"/>
-      <w:r>
-        <w:t xml:space="preserve"> CNN </w:t>
-      </w:r>
-      <w:proofErr w:type="spellStart"/>
-      <w:r>
-        <w:t>features</w:t>
-      </w:r>
-      <w:proofErr w:type="spellEnd"/>
-      <w:r>
-        <w:t xml:space="preserve">) – объединяет методы извлечения признаков на основе </w:t>
-      </w:r>
-      <w:proofErr w:type="spellStart"/>
-      <w:r>
-        <w:t>сверточны</w:t>
-      </w:r>
-      <w:r>
-        <w:t>х</w:t>
-      </w:r>
-      <w:proofErr w:type="spellEnd"/>
-      <w:r>
-        <w:t xml:space="preserve"> нейронных сетей (CNN) с тради</w:t>
+        <w:t>R-CNN (Regions with CNN features) – объединяет методы извлечения признаков на основе сверточны</w:t>
+      </w:r>
+      <w:r>
+        <w:t>х нейронных сетей (CNN) с тради</w:t>
       </w:r>
       <w:r>
         <w:t>ционными подходами к обнаружению объектов</w:t>
@@ -6347,15 +6113,7 @@
         <w:ind w:left="0" w:firstLine="709"/>
       </w:pPr>
       <w:r>
-        <w:t xml:space="preserve">YOLO (You Only Look </w:t>
-      </w:r>
-      <w:proofErr w:type="spellStart"/>
-      <w:r>
-        <w:t>Once</w:t>
-      </w:r>
-      <w:proofErr w:type="spellEnd"/>
-      <w:r>
-        <w:t>) – решает задачу детекции объектов за одно обращение к сети. Изображение делится на сетку, где каждая ячейка отвечает за предсказание ограничительных рамок и вероятностей классов объектов, находящихся в пределах этой ячейки</w:t>
+        <w:t>YOLO (You Only Look Once) – решает задачу детекции объектов за одно обращение к сети. Изображение делится на сетку, где каждая ячейка отвечает за предсказание ограничительных рамок и вероятностей классов объектов, находящихся в пределах этой ячейки</w:t>
       </w:r>
       <w:r>
         <w:t>.</w:t>
@@ -6377,23 +6135,7 @@
         <w:ind w:left="0" w:firstLine="709"/>
       </w:pPr>
       <w:r>
-        <w:t xml:space="preserve">SSD (Single </w:t>
-      </w:r>
-      <w:proofErr w:type="spellStart"/>
-      <w:r>
-        <w:t>Shot</w:t>
-      </w:r>
-      <w:proofErr w:type="spellEnd"/>
-      <w:r>
-        <w:t xml:space="preserve"> </w:t>
-      </w:r>
-      <w:proofErr w:type="spellStart"/>
-      <w:r>
-        <w:t>Detector</w:t>
-      </w:r>
-      <w:proofErr w:type="spellEnd"/>
-      <w:r>
-        <w:t>) –</w:t>
+        <w:t>SSD (Single Shot Detector) –</w:t>
       </w:r>
       <w:r>
         <w:t xml:space="preserve"> </w:t>
@@ -6447,22 +6189,9 @@
         </w:numPr>
         <w:ind w:left="0" w:firstLine="709"/>
       </w:pPr>
-      <w:proofErr w:type="spellStart"/>
       <w:r>
         <w:lastRenderedPageBreak/>
-        <w:t>EfficientDet</w:t>
-      </w:r>
-      <w:proofErr w:type="spellEnd"/>
-      <w:r>
-        <w:t xml:space="preserve"> – состоит из </w:t>
-      </w:r>
-      <w:proofErr w:type="spellStart"/>
-      <w:r>
-        <w:t>EfficientNet</w:t>
-      </w:r>
-      <w:proofErr w:type="spellEnd"/>
-      <w:r>
-        <w:t xml:space="preserve"> в качестве основы</w:t>
+        <w:t>EfficientDet – состоит из EfficientNet в качестве основы</w:t>
       </w:r>
       <w:r>
         <w:t xml:space="preserve"> и использует</w:t>
@@ -6474,39 +6203,7 @@
         <w:t>у</w:t>
       </w:r>
       <w:r>
-        <w:t xml:space="preserve"> признаков </w:t>
-      </w:r>
-      <w:proofErr w:type="spellStart"/>
-      <w:r>
-        <w:t>BiFPN</w:t>
-      </w:r>
-      <w:proofErr w:type="spellEnd"/>
-      <w:r>
-        <w:t xml:space="preserve"> (</w:t>
-      </w:r>
-      <w:proofErr w:type="spellStart"/>
-      <w:r>
-        <w:t>Bidirectional</w:t>
-      </w:r>
-      <w:proofErr w:type="spellEnd"/>
-      <w:r>
-        <w:t xml:space="preserve"> </w:t>
-      </w:r>
-      <w:proofErr w:type="spellStart"/>
-      <w:r>
-        <w:t>Feature</w:t>
-      </w:r>
-      <w:proofErr w:type="spellEnd"/>
-      <w:r>
-        <w:t xml:space="preserve"> </w:t>
-      </w:r>
-      <w:proofErr w:type="spellStart"/>
-      <w:r>
-        <w:t>Pyramid</w:t>
-      </w:r>
-      <w:proofErr w:type="spellEnd"/>
-      <w:r>
-        <w:t xml:space="preserve"> Network) для объединения признаков с различных уровней иерархии, что позволяет улучшить детекцию объектов разных размеров</w:t>
+        <w:t xml:space="preserve"> признаков BiFPN (Bidirectional Feature Pyramid Network) для объединения признаков с различных уровней иерархии, что позволяет улучшить детекцию объектов разных размеров</w:t>
       </w:r>
       <w:r>
         <w:t>.</w:t>
@@ -6557,15 +6254,7 @@
         <w:ind w:left="0" w:firstLine="709"/>
       </w:pPr>
       <w:r>
-        <w:t xml:space="preserve">VGG Image </w:t>
-      </w:r>
-      <w:proofErr w:type="spellStart"/>
-      <w:r>
-        <w:t>Annotator</w:t>
-      </w:r>
-      <w:proofErr w:type="spellEnd"/>
-      <w:r>
-        <w:t xml:space="preserve"> (VIA) – это простое и автономное программное обеспечение, для ручного аннотирования изображений, аудио и видео, разработано в Оксфордском университете</w:t>
+        <w:t>VGG Image Annotator (VIA) – это простое и автономное программное обеспечение, для ручного аннотирования изображений, аудио и видео, разработано в Оксфордском университете</w:t>
       </w:r>
       <w:r>
         <w:t xml:space="preserve"> </w:t>
@@ -6607,13 +6296,8 @@
         </w:numPr>
         <w:ind w:left="0" w:firstLine="709"/>
       </w:pPr>
-      <w:proofErr w:type="spellStart"/>
-      <w:r>
-        <w:t>Roboflow</w:t>
-      </w:r>
-      <w:proofErr w:type="spellEnd"/>
-      <w:r>
-        <w:t xml:space="preserve"> – это мощная платформа, предназначенная для создания и управления наборами данных для задач компьютерного зрения, включая аннотирование изображений [</w:t>
+      <w:r>
+        <w:t>Roboflow – это мощная платформа, предназначенная для создания и управления наборами данных для задач компьютерного зрения, включая аннотирование изображений [</w:t>
       </w:r>
       <w:r>
         <w:fldChar w:fldCharType="begin"/>
@@ -6650,15 +6334,7 @@
         <w:ind w:left="0" w:firstLine="709"/>
       </w:pPr>
       <w:r>
-        <w:t xml:space="preserve">Computer Vision </w:t>
-      </w:r>
-      <w:proofErr w:type="spellStart"/>
-      <w:r>
-        <w:t>Annotation</w:t>
-      </w:r>
-      <w:proofErr w:type="spellEnd"/>
-      <w:r>
-        <w:t xml:space="preserve"> Tool (CVAT) – это веб-инструмент, разработанный компанией Intel для аннотирования изображений и видео с открытым исходным кодом, используемый для маркировки данных для алгоритмов компьютерного зрения</w:t>
+        <w:t>Computer Vision Annotation Tool (CVAT) – это веб-инструмент, разработанный компанией Intel для аннотирования изображений и видео с открытым исходным кодом, используемый для маркировки данных для алгоритмов компьютерного зрения</w:t>
       </w:r>
       <w:r>
         <w:t xml:space="preserve"> </w:t>
@@ -6716,14 +6392,12 @@
       <w:r>
         <w:t>U</w:t>
       </w:r>
-      <w:proofErr w:type="spellStart"/>
       <w:r>
         <w:rPr>
           <w:lang w:val="ru-RU"/>
         </w:rPr>
         <w:t>ltralytics</w:t>
       </w:r>
-      <w:proofErr w:type="spellEnd"/>
       <w:r>
         <w:rPr>
           <w:lang w:val="ru-RU"/>
@@ -6737,21 +6411,7 @@
         <w:rPr>
           <w:lang w:val="ru-RU"/>
         </w:rPr>
-        <w:t xml:space="preserve"> для обучения </w:t>
-      </w:r>
-      <w:proofErr w:type="spellStart"/>
-      <w:r>
-        <w:rPr>
-          <w:lang w:val="ru-RU"/>
-        </w:rPr>
-        <w:t>нейросетевой</w:t>
-      </w:r>
-      <w:proofErr w:type="spellEnd"/>
-      <w:r>
-        <w:rPr>
-          <w:lang w:val="ru-RU"/>
-        </w:rPr>
-        <w:t xml:space="preserve"> модели и вычисления метрик</w:t>
+        <w:t xml:space="preserve"> для обучения нейросетевой модели и вычисления метрик</w:t>
       </w:r>
       <w:r>
         <w:rPr>
@@ -6777,14 +6437,12 @@
       <w:r>
         <w:t>U</w:t>
       </w:r>
-      <w:proofErr w:type="spellStart"/>
       <w:r>
         <w:rPr>
           <w:lang w:val="ru-RU"/>
         </w:rPr>
         <w:t>ltralytics</w:t>
       </w:r>
-      <w:proofErr w:type="spellEnd"/>
       <w:r>
         <w:rPr>
           <w:lang w:val="ru-RU"/>
@@ -6922,14 +6580,9 @@
         <w:ind w:left="0" w:firstLine="0"/>
       </w:pPr>
       <w:bookmarkStart w:id="20" w:name="_Toc198730984"/>
-      <w:proofErr w:type="spellStart"/>
       <w:r>
         <w:lastRenderedPageBreak/>
-        <w:t>Матрики</w:t>
-      </w:r>
-      <w:proofErr w:type="spellEnd"/>
-      <w:r>
-        <w:t xml:space="preserve"> качества</w:t>
+        <w:t>Матрики качества</w:t>
       </w:r>
       <w:bookmarkEnd w:id="20"/>
     </w:p>
@@ -6956,21 +6609,7 @@
         <w:rPr>
           <w:lang w:val="ru-RU"/>
         </w:rPr>
-        <w:t xml:space="preserve"> это числовые показатели, которые позволяют оценить работу нейросети (или любого другого алгоритма машинного обучения) на </w:t>
-      </w:r>
-      <w:proofErr w:type="spellStart"/>
-      <w:r>
-        <w:rPr>
-          <w:lang w:val="ru-RU"/>
-        </w:rPr>
-        <w:t>валидационной</w:t>
-      </w:r>
-      <w:proofErr w:type="spellEnd"/>
-      <w:r>
-        <w:rPr>
-          <w:lang w:val="ru-RU"/>
-        </w:rPr>
-        <w:t xml:space="preserve"> или тестовой выборке</w:t>
+        <w:t xml:space="preserve"> это числовые показатели, которые позволяют оценить работу нейросети (или любого другого алгоритма машинного обучения) на валидационной или тестовой выборке</w:t>
       </w:r>
       <w:r>
         <w:rPr>
@@ -7067,7 +6706,13 @@
         <w:rPr>
           <w:lang w:val="ru-RU"/>
         </w:rPr>
-        <w:t>Домостим, что существуют</w:t>
+        <w:t>Допустим</w:t>
+      </w:r>
+      <w:r>
+        <w:rPr>
+          <w:lang w:val="ru-RU"/>
+        </w:rPr>
+        <w:t>, что существуют</w:t>
       </w:r>
       <w:r>
         <w:rPr>
@@ -7228,21 +6873,12 @@
                 <w:lang w:val="ru-RU"/>
               </w:rPr>
             </w:pPr>
-            <w:proofErr w:type="spellStart"/>
             <w:r>
               <w:rPr>
                 <w:sz w:val="24"/>
                 <w:szCs w:val="18"/>
               </w:rPr>
-              <w:t>Истинно</w:t>
-            </w:r>
-            <w:proofErr w:type="spellEnd"/>
-            <w:r>
-              <w:rPr>
-                <w:sz w:val="24"/>
-                <w:szCs w:val="18"/>
-              </w:rPr>
-              <w:t xml:space="preserve"> P</w:t>
+              <w:t>Истинно P</w:t>
             </w:r>
           </w:p>
         </w:tc>
@@ -7314,21 +6950,12 @@
                 <w:lang w:val="ru-RU"/>
               </w:rPr>
             </w:pPr>
-            <w:proofErr w:type="spellStart"/>
             <w:r>
               <w:rPr>
                 <w:sz w:val="24"/>
                 <w:szCs w:val="18"/>
               </w:rPr>
-              <w:t>Истинно</w:t>
-            </w:r>
-            <w:proofErr w:type="spellEnd"/>
-            <w:r>
-              <w:rPr>
-                <w:sz w:val="24"/>
-                <w:szCs w:val="18"/>
-              </w:rPr>
-              <w:t xml:space="preserve"> N</w:t>
+              <w:t>Истинно N</w:t>
             </w:r>
           </w:p>
         </w:tc>
@@ -7401,23 +7028,13 @@
           <w:lang w:val="ru-RU"/>
         </w:rPr>
       </w:pPr>
-      <w:proofErr w:type="spellStart"/>
       <w:r>
         <w:rPr>
           <w:b/>
           <w:bCs/>
           <w:lang w:val="ru-RU"/>
         </w:rPr>
-        <w:t>Accuracy</w:t>
-      </w:r>
-      <w:proofErr w:type="spellEnd"/>
-      <w:r>
-        <w:rPr>
-          <w:b/>
-          <w:bCs/>
-          <w:lang w:val="ru-RU"/>
-        </w:rPr>
-        <w:t xml:space="preserve"> (точность)</w:t>
+        <w:t>Accuracy (точность)</w:t>
       </w:r>
     </w:p>
     <w:p>
@@ -7852,7 +7469,6 @@
           <w:lang w:val="ru-RU"/>
         </w:rPr>
       </w:pPr>
-      <w:proofErr w:type="spellStart"/>
       <w:r>
         <w:rPr>
           <w:b/>
@@ -7860,16 +7476,7 @@
           <w:lang w:val="ru-RU"/>
         </w:rPr>
         <w:lastRenderedPageBreak/>
-        <w:t>Recall</w:t>
-      </w:r>
-      <w:proofErr w:type="spellEnd"/>
-      <w:r>
-        <w:rPr>
-          <w:b/>
-          <w:bCs/>
-          <w:lang w:val="ru-RU"/>
-        </w:rPr>
-        <w:t xml:space="preserve"> (полнота)</w:t>
+        <w:t>Recall (полнота)</w:t>
       </w:r>
     </w:p>
     <w:p>
@@ -8107,28 +7714,7 @@
         <w:rPr>
           <w:lang w:val="ru-RU"/>
         </w:rPr>
-        <w:t xml:space="preserve">Метрика </w:t>
-      </w:r>
-      <w:proofErr w:type="spellStart"/>
-      <w:r>
-        <w:rPr>
-          <w:lang w:val="ru-RU"/>
-        </w:rPr>
-        <w:t>Average</w:t>
-      </w:r>
-      <w:proofErr w:type="spellEnd"/>
-      <w:r>
-        <w:rPr>
-          <w:lang w:val="ru-RU"/>
-        </w:rPr>
-        <w:t xml:space="preserve"> Precision (AP) одна из ключевых метрик в </w:t>
-      </w:r>
-      <w:proofErr w:type="spellStart"/>
-      <w:r>
-        <w:rPr>
-          <w:lang w:val="ru-RU"/>
-        </w:rPr>
-        <w:t>задачах</w:t>
+        <w:t>Метрика Average Precision (AP) одна из ключевых метрик в задачах</w:t>
       </w:r>
       <w:r>
         <w:rPr>
@@ -8136,7 +7722,6 @@
         </w:rPr>
         <w:t>детекции</w:t>
       </w:r>
-      <w:proofErr w:type="spellEnd"/>
       <w:r>
         <w:rPr>
           <w:lang w:val="ru-RU"/>
@@ -8161,14 +7746,12 @@
         </w:rPr>
         <w:t>-</w:t>
       </w:r>
-      <w:proofErr w:type="spellStart"/>
       <w:r>
         <w:rPr>
           <w:lang w:val="ru-RU"/>
         </w:rPr>
         <w:t>Recall</w:t>
       </w:r>
-      <w:proofErr w:type="spellEnd"/>
       <w:r>
         <w:rPr>
           <w:lang w:val="ru-RU"/>
@@ -8334,41 +7917,13 @@
           <w:lang w:val="ru-RU"/>
         </w:rPr>
       </w:pPr>
-      <w:proofErr w:type="spellStart"/>
       <w:r>
         <w:rPr>
           <w:b/>
           <w:bCs/>
           <w:lang w:val="ru-RU"/>
         </w:rPr>
-        <w:t>Intersection</w:t>
-      </w:r>
-      <w:proofErr w:type="spellEnd"/>
-      <w:r>
-        <w:rPr>
-          <w:b/>
-          <w:bCs/>
-          <w:lang w:val="ru-RU"/>
-        </w:rPr>
-        <w:t xml:space="preserve"> </w:t>
-      </w:r>
-      <w:proofErr w:type="spellStart"/>
-      <w:r>
-        <w:rPr>
-          <w:b/>
-          <w:bCs/>
-          <w:lang w:val="ru-RU"/>
-        </w:rPr>
-        <w:t>over</w:t>
-      </w:r>
-      <w:proofErr w:type="spellEnd"/>
-      <w:r>
-        <w:rPr>
-          <w:b/>
-          <w:bCs/>
-          <w:lang w:val="ru-RU"/>
-        </w:rPr>
-        <w:t xml:space="preserve"> Union</w:t>
+        <w:t>Intersection over Union</w:t>
       </w:r>
     </w:p>
     <w:p>
@@ -8378,14 +7933,12 @@
           <w:lang w:val="ru-RU"/>
         </w:rPr>
       </w:pPr>
-      <w:proofErr w:type="spellStart"/>
       <w:r>
         <w:rPr>
           <w:lang w:val="ru-RU"/>
         </w:rPr>
         <w:t>IoU</w:t>
       </w:r>
-      <w:proofErr w:type="spellEnd"/>
       <w:r>
         <w:rPr>
           <w:lang w:val="ru-RU"/>
@@ -8396,49 +7949,7 @@
         <w:rPr>
           <w:lang w:val="ru-RU"/>
         </w:rPr>
-        <w:t>– это мера перекрытия между предсказанным и истинным (</w:t>
-      </w:r>
-      <w:proofErr w:type="spellStart"/>
-      <w:r>
-        <w:rPr>
-          <w:lang w:val="ru-RU"/>
-        </w:rPr>
-        <w:t>ground‑truth</w:t>
-      </w:r>
-      <w:proofErr w:type="spellEnd"/>
-      <w:r>
-        <w:rPr>
-          <w:lang w:val="ru-RU"/>
-        </w:rPr>
-        <w:t>) ограничивающими прямоугольниками (</w:t>
-      </w:r>
-      <w:proofErr w:type="spellStart"/>
-      <w:r>
-        <w:rPr>
-          <w:lang w:val="ru-RU"/>
-        </w:rPr>
-        <w:t>bounding</w:t>
-      </w:r>
-      <w:proofErr w:type="spellEnd"/>
-      <w:r>
-        <w:rPr>
-          <w:lang w:val="ru-RU"/>
-        </w:rPr>
-        <w:t xml:space="preserve"> </w:t>
-      </w:r>
-      <w:proofErr w:type="spellStart"/>
-      <w:r>
-        <w:rPr>
-          <w:lang w:val="ru-RU"/>
-        </w:rPr>
-        <w:t>boxes</w:t>
-      </w:r>
-      <w:proofErr w:type="spellEnd"/>
-      <w:r>
-        <w:rPr>
-          <w:lang w:val="ru-RU"/>
-        </w:rPr>
-        <w:t>). Она показывает, какая доля объ</w:t>
+        <w:t>– это мера перекрытия между предсказанным и истинным (ground‑truth) ограничивающими прямоугольниками (bounding boxes). Она показывает, какая доля объ</w:t>
       </w:r>
       <w:r>
         <w:rPr>
@@ -8852,25 +8363,7 @@
           <w:bCs/>
           <w:iCs/>
         </w:rPr>
-        <w:t xml:space="preserve"> </w:t>
-      </w:r>
-      <w:proofErr w:type="spellStart"/>
-      <w:r>
-        <w:rPr>
-          <w:b/>
-          <w:bCs/>
-          <w:iCs/>
-        </w:rPr>
-        <w:t>IoU</w:t>
-      </w:r>
-      <w:proofErr w:type="spellEnd"/>
-      <w:r>
-        <w:rPr>
-          <w:b/>
-          <w:bCs/>
-          <w:iCs/>
-        </w:rPr>
-        <w:t>=0,5)</w:t>
+        <w:t xml:space="preserve"> IoU=0,5)</w:t>
       </w:r>
     </w:p>
     <w:p>
@@ -8897,86 +8390,67 @@
         <w:t xml:space="preserve">реднюю точность обнаружения объектов при пороге </w:t>
       </w:r>
       <w:bookmarkEnd w:id="21"/>
-      <w:proofErr w:type="spellStart"/>
       <w:r>
         <w:rPr>
           <w:iCs/>
           <w:lang w:val="ru-RU"/>
         </w:rPr>
+        <w:t>IoU=0</w:t>
+      </w:r>
+      <w:r>
+        <w:rPr>
+          <w:iCs/>
+          <w:lang w:val="ru-RU"/>
+        </w:rPr>
+        <w:t>,</w:t>
+      </w:r>
+      <w:r>
+        <w:rPr>
+          <w:iCs/>
+          <w:lang w:val="ru-RU"/>
+        </w:rPr>
+        <w:t>50</w:t>
+      </w:r>
+      <w:r>
+        <w:rPr>
+          <w:iCs/>
+          <w:lang w:val="ru-RU"/>
+        </w:rPr>
+        <w:t xml:space="preserve">. </w:t>
+      </w:r>
+      <w:r>
+        <w:rPr>
+          <w:iCs/>
+          <w:lang w:val="ru-RU"/>
+        </w:rPr>
+        <w:t xml:space="preserve">Для каждого класса вычисляется </w:t>
+      </w:r>
+      <w:r>
+        <w:rPr>
+          <w:lang w:val="ru-RU"/>
+        </w:rPr>
+        <w:t>Average Precision</w:t>
+      </w:r>
+      <w:r>
+        <w:rPr>
+          <w:iCs/>
+          <w:lang w:val="ru-RU"/>
+        </w:rPr>
+        <w:t xml:space="preserve"> </w:t>
+      </w:r>
+      <w:r>
+        <w:rPr>
+          <w:iCs/>
+          <w:lang w:val="ru-RU"/>
+        </w:rPr>
+        <w:t xml:space="preserve">при заданном </w:t>
+      </w:r>
+      <w:r>
+        <w:rPr>
+          <w:iCs/>
+        </w:rPr>
         <w:t>IoU</w:t>
       </w:r>
-      <w:proofErr w:type="spellEnd"/>
-      <w:r>
-        <w:rPr>
-          <w:iCs/>
-          <w:lang w:val="ru-RU"/>
-        </w:rPr>
-        <w:t>=0</w:t>
-      </w:r>
-      <w:r>
-        <w:rPr>
-          <w:iCs/>
-          <w:lang w:val="ru-RU"/>
-        </w:rPr>
-        <w:t>,</w:t>
-      </w:r>
-      <w:r>
-        <w:rPr>
-          <w:iCs/>
-          <w:lang w:val="ru-RU"/>
-        </w:rPr>
-        <w:t>50</w:t>
-      </w:r>
-      <w:r>
-        <w:rPr>
-          <w:iCs/>
-          <w:lang w:val="ru-RU"/>
-        </w:rPr>
-        <w:t xml:space="preserve">. </w:t>
-      </w:r>
-      <w:r>
-        <w:rPr>
-          <w:iCs/>
-          <w:lang w:val="ru-RU"/>
-        </w:rPr>
-        <w:t xml:space="preserve">Для каждого класса вычисляется </w:t>
-      </w:r>
-      <w:proofErr w:type="spellStart"/>
-      <w:r>
-        <w:rPr>
-          <w:lang w:val="ru-RU"/>
-        </w:rPr>
-        <w:t>Average</w:t>
-      </w:r>
-      <w:proofErr w:type="spellEnd"/>
-      <w:r>
-        <w:rPr>
-          <w:lang w:val="ru-RU"/>
-        </w:rPr>
-        <w:t xml:space="preserve"> Precision</w:t>
-      </w:r>
-      <w:r>
-        <w:rPr>
-          <w:iCs/>
-          <w:lang w:val="ru-RU"/>
-        </w:rPr>
-        <w:t xml:space="preserve"> </w:t>
-      </w:r>
-      <w:r>
-        <w:rPr>
-          <w:iCs/>
-          <w:lang w:val="ru-RU"/>
-        </w:rPr>
-        <w:t xml:space="preserve">при заданном </w:t>
-      </w:r>
-      <w:proofErr w:type="spellStart"/>
-      <w:r>
-        <w:rPr>
-          <w:iCs/>
-        </w:rPr>
-        <w:t>IoU</w:t>
-      </w:r>
-      <w:proofErr w:type="spellEnd"/>
       <w:r>
         <w:rPr>
           <w:iCs/>
@@ -9596,86 +9070,14 @@
           <w:bCs/>
           <w:iCs/>
         </w:rPr>
-        <w:t xml:space="preserve">mean Average Precision </w:t>
-      </w:r>
-      <w:proofErr w:type="spellStart"/>
+        <w:t>mean Average Precision при IoU от 0,50 до 0,95</w:t>
+      </w:r>
       <w:r>
         <w:rPr>
           <w:b/>
           <w:bCs/>
           <w:iCs/>
         </w:rPr>
-        <w:t>при</w:t>
-      </w:r>
-      <w:proofErr w:type="spellEnd"/>
-      <w:r>
-        <w:rPr>
-          <w:b/>
-          <w:bCs/>
-          <w:iCs/>
-        </w:rPr>
-        <w:t xml:space="preserve"> </w:t>
-      </w:r>
-      <w:proofErr w:type="spellStart"/>
-      <w:r>
-        <w:rPr>
-          <w:b/>
-          <w:bCs/>
-          <w:iCs/>
-        </w:rPr>
-        <w:t>IoU</w:t>
-      </w:r>
-      <w:proofErr w:type="spellEnd"/>
-      <w:r>
-        <w:rPr>
-          <w:b/>
-          <w:bCs/>
-          <w:iCs/>
-        </w:rPr>
-        <w:t xml:space="preserve"> </w:t>
-      </w:r>
-      <w:proofErr w:type="spellStart"/>
-      <w:r>
-        <w:rPr>
-          <w:b/>
-          <w:bCs/>
-          <w:iCs/>
-        </w:rPr>
-        <w:t>от</w:t>
-      </w:r>
-      <w:proofErr w:type="spellEnd"/>
-      <w:r>
-        <w:rPr>
-          <w:b/>
-          <w:bCs/>
-          <w:iCs/>
-        </w:rPr>
-        <w:t xml:space="preserve"> 0,50 </w:t>
-      </w:r>
-      <w:proofErr w:type="spellStart"/>
-      <w:r>
-        <w:rPr>
-          <w:b/>
-          <w:bCs/>
-          <w:iCs/>
-        </w:rPr>
-        <w:t>до</w:t>
-      </w:r>
-      <w:proofErr w:type="spellEnd"/>
-      <w:r>
-        <w:rPr>
-          <w:b/>
-          <w:bCs/>
-          <w:iCs/>
-        </w:rPr>
-        <w:t xml:space="preserve"> 0,95</w:t>
-      </w:r>
-      <w:r>
-        <w:rPr>
-          <w:b/>
-          <w:bCs/>
-          <w:iCs/>
-        </w:rPr>
         <w:t>)</w:t>
       </w:r>
     </w:p>
@@ -9692,54 +9094,27 @@
           <w:iCs/>
           <w:lang w:val="ru-RU"/>
         </w:rPr>
-        <w:t xml:space="preserve">Данная метрика показывает среднюю точность обнаружения </w:t>
-      </w:r>
-      <w:proofErr w:type="spellStart"/>
+        <w:t xml:space="preserve">Данная метрика показывает среднюю точность обнаружения объек-тов </w:t>
+      </w:r>
       <w:r>
         <w:rPr>
           <w:iCs/>
           <w:lang w:val="ru-RU"/>
         </w:rPr>
-        <w:t>объек-тов</w:t>
-      </w:r>
-      <w:proofErr w:type="spellEnd"/>
+        <w:t xml:space="preserve">по диапазону </w:t>
+      </w:r>
       <w:r>
         <w:rPr>
           <w:iCs/>
-          <w:lang w:val="ru-RU"/>
-        </w:rPr>
-        <w:t xml:space="preserve"> </w:t>
+        </w:rPr>
+        <w:t>IoU</w:t>
       </w:r>
       <w:r>
         <w:rPr>
           <w:iCs/>
           <w:lang w:val="ru-RU"/>
         </w:rPr>
-        <w:t xml:space="preserve">по диапазону </w:t>
-      </w:r>
-      <w:proofErr w:type="spellStart"/>
-      <w:proofErr w:type="gramStart"/>
-      <w:r>
-        <w:rPr>
-          <w:iCs/>
-        </w:rPr>
-        <w:t>IoU</w:t>
-      </w:r>
-      <w:proofErr w:type="spellEnd"/>
-      <w:r>
-        <w:rPr>
-          <w:iCs/>
-          <w:lang w:val="ru-RU"/>
-        </w:rPr>
-        <w:t>[</w:t>
-      </w:r>
-      <w:proofErr w:type="gramEnd"/>
-      <w:r>
-        <w:rPr>
-          <w:iCs/>
-          <w:lang w:val="ru-RU"/>
-        </w:rPr>
-        <w:t>0</w:t>
+        <w:t>[0</w:t>
       </w:r>
       <w:r>
         <w:rPr>
@@ -10198,39 +9573,7 @@
           <w:iCs/>
           <w:lang w:val="ru-RU"/>
         </w:rPr>
-        <w:t>гкие» случаи (</w:t>
-      </w:r>
-      <w:proofErr w:type="spellStart"/>
-      <w:r>
-        <w:rPr>
-          <w:iCs/>
-          <w:lang w:val="ru-RU"/>
-        </w:rPr>
-        <w:t>IoU</w:t>
-      </w:r>
-      <w:proofErr w:type="spellEnd"/>
-      <w:r>
-        <w:rPr>
-          <w:iCs/>
-          <w:lang w:val="ru-RU"/>
-        </w:rPr>
-        <w:t>=0.50), так и «сложные» (</w:t>
-      </w:r>
-      <w:proofErr w:type="spellStart"/>
-      <w:r>
-        <w:rPr>
-          <w:iCs/>
-          <w:lang w:val="ru-RU"/>
-        </w:rPr>
-        <w:t>IoU</w:t>
-      </w:r>
-      <w:proofErr w:type="spellEnd"/>
-      <w:r>
-        <w:rPr>
-          <w:iCs/>
-          <w:lang w:val="ru-RU"/>
-        </w:rPr>
-        <w:t>=0.95)</w:t>
+        <w:t>гкие» случаи (IoU=0.50), так и «сложные» (IoU=0.95)</w:t>
       </w:r>
       <w:r>
         <w:rPr>
@@ -10281,52 +9624,27 @@
           <w:iCs/>
           <w:lang w:val="ru-RU"/>
         </w:rPr>
-        <w:t xml:space="preserve">В реализации </w:t>
-      </w:r>
-      <w:proofErr w:type="spellStart"/>
+        <w:t>В реализации Ultralytics</w:t>
+      </w:r>
       <w:r>
         <w:rPr>
           <w:iCs/>
           <w:lang w:val="ru-RU"/>
         </w:rPr>
-        <w:t>Ultralytics</w:t>
-      </w:r>
-      <w:proofErr w:type="spellEnd"/>
+        <w:t xml:space="preserve"> </w:t>
+      </w:r>
       <w:r>
         <w:rPr>
           <w:iCs/>
-          <w:lang w:val="ru-RU"/>
-        </w:rPr>
-        <w:t xml:space="preserve"> </w:t>
+        </w:rPr>
+        <w:t>YOLO</w:t>
       </w:r>
       <w:r>
         <w:rPr>
           <w:iCs/>
-        </w:rPr>
-        <w:t>YOLO</w:t>
-      </w:r>
-      <w:r>
-        <w:rPr>
-          <w:iCs/>
-          <w:lang w:val="ru-RU"/>
-        </w:rPr>
-        <w:t xml:space="preserve"> эти метрики рассчитываются автоматически после каждой эпохи на </w:t>
-      </w:r>
-      <w:proofErr w:type="spellStart"/>
-      <w:r>
-        <w:rPr>
-          <w:iCs/>
-          <w:lang w:val="ru-RU"/>
-        </w:rPr>
-        <w:t>валидационном</w:t>
-      </w:r>
-      <w:proofErr w:type="spellEnd"/>
-      <w:r>
-        <w:rPr>
-          <w:iCs/>
-          <w:lang w:val="ru-RU"/>
-        </w:rPr>
-        <w:t xml:space="preserve"> наборе.</w:t>
+          <w:lang w:val="ru-RU"/>
+        </w:rPr>
+        <w:t xml:space="preserve"> эти метрики рассчитываются автоматически после каждой эпохи на валидационном наборе.</w:t>
       </w:r>
       <w:r>
         <w:rPr>
@@ -10510,21 +9828,7 @@
         <w:rPr>
           <w:lang w:val="ru-RU"/>
         </w:rPr>
-        <w:t xml:space="preserve"> делятся на три основные части: обучающую, </w:t>
-      </w:r>
-      <w:proofErr w:type="spellStart"/>
-      <w:r>
-        <w:rPr>
-          <w:lang w:val="ru-RU"/>
-        </w:rPr>
-        <w:t>валидационную</w:t>
-      </w:r>
-      <w:proofErr w:type="spellEnd"/>
-      <w:r>
-        <w:rPr>
-          <w:lang w:val="ru-RU"/>
-        </w:rPr>
-        <w:t xml:space="preserve"> и тестовую выборки</w:t>
+        <w:t xml:space="preserve"> делятся на три основные части: обучающую, валидационную и тестовую выборки</w:t>
       </w:r>
       <w:r>
         <w:rPr>
@@ -10666,33 +9970,11 @@
           <w:lang w:val="ru-RU"/>
         </w:rPr>
       </w:pPr>
-      <w:proofErr w:type="spellStart"/>
-      <w:r>
-        <w:rPr>
-          <w:lang w:val="ru-RU"/>
-        </w:rPr>
-        <w:t>Валидационная</w:t>
-      </w:r>
-      <w:proofErr w:type="spellEnd"/>
-      <w:r>
-        <w:rPr>
-          <w:lang w:val="ru-RU"/>
-        </w:rPr>
-        <w:t xml:space="preserve"> выборка используется для оценки производительности модели во время обучения. Она помогает в настройке </w:t>
-      </w:r>
-      <w:proofErr w:type="spellStart"/>
-      <w:r>
-        <w:rPr>
-          <w:lang w:val="ru-RU"/>
-        </w:rPr>
-        <w:t>гиперпараметров</w:t>
-      </w:r>
-      <w:proofErr w:type="spellEnd"/>
-      <w:r>
-        <w:rPr>
-          <w:lang w:val="ru-RU"/>
-        </w:rPr>
-        <w:t xml:space="preserve"> модели и предотвращает переобучение, когда модель становится слишком специализированной на обучающих данных и не </w:t>
+      <w:r>
+        <w:rPr>
+          <w:lang w:val="ru-RU"/>
+        </w:rPr>
+        <w:t xml:space="preserve">Валидационная выборка используется для оценки производительности модели во время обучения. Она помогает в настройке гиперпараметров модели и предотвращает переобучение, когда модель становится слишком специализированной на обучающих данных и не </w:t>
       </w:r>
       <w:r>
         <w:rPr>
@@ -10910,30 +10192,8 @@
         <w:rPr>
           <w:lang w:val="ru-RU"/>
         </w:rPr>
-        <w:t xml:space="preserve">Road DETECTION - </w:t>
-      </w:r>
-      <w:proofErr w:type="spellStart"/>
-      <w:r>
-        <w:rPr>
-          <w:lang w:val="ru-RU"/>
-        </w:rPr>
-        <w:t>IMGs</w:t>
-      </w:r>
-      <w:proofErr w:type="spellEnd"/>
-      <w:r>
-        <w:rPr>
-          <w:lang w:val="ru-RU"/>
-        </w:rPr>
-        <w:t xml:space="preserve"> &amp; </w:t>
-      </w:r>
-      <w:proofErr w:type="spellStart"/>
-      <w:r>
-        <w:rPr>
-          <w:lang w:val="ru-RU"/>
-        </w:rPr>
-        <w:t>Labels</w:t>
-      </w:r>
-      <w:proofErr w:type="spellEnd"/>
+        <w:t>Road DETECTION - IMGs &amp; Labels</w:t>
+      </w:r>
       <w:r>
         <w:rPr>
           <w:lang w:val="ru-RU"/>
@@ -11138,16 +10398,8 @@
         <w:rPr>
           <w:lang w:val="ru-RU"/>
         </w:rPr>
-        <w:t xml:space="preserve"> Machine </w:t>
-      </w:r>
-      <w:proofErr w:type="spellStart"/>
-      <w:r>
-        <w:rPr>
-          <w:lang w:val="ru-RU"/>
-        </w:rPr>
-        <w:t>learning</w:t>
-      </w:r>
-      <w:proofErr w:type="spellEnd"/>
+        <w:t xml:space="preserve"> Machine learning</w:t>
+      </w:r>
       <w:r>
         <w:rPr>
           <w:lang w:val="ru-RU"/>
@@ -11202,21 +10454,7 @@
         <w:rPr>
           <w:lang w:val="ru-RU"/>
         </w:rPr>
-        <w:t xml:space="preserve">н на обучающую, </w:t>
-      </w:r>
-      <w:proofErr w:type="spellStart"/>
-      <w:r>
-        <w:rPr>
-          <w:lang w:val="ru-RU"/>
-        </w:rPr>
-        <w:t>валидационную</w:t>
-      </w:r>
-      <w:proofErr w:type="spellEnd"/>
-      <w:r>
-        <w:rPr>
-          <w:lang w:val="ru-RU"/>
-        </w:rPr>
-        <w:t xml:space="preserve"> и тестовую выборки следу</w:t>
+        <w:t>н на обучающую, валидационную и тестовую выборки следу</w:t>
       </w:r>
       <w:r>
         <w:rPr>
@@ -11284,19 +10522,11 @@
         </w:rPr>
         <w:t xml:space="preserve">, </w:t>
       </w:r>
-      <w:proofErr w:type="spellStart"/>
-      <w:r>
-        <w:rPr>
-          <w:lang w:val="ru-RU"/>
-        </w:rPr>
-        <w:t>валидационная</w:t>
-      </w:r>
-      <w:proofErr w:type="spellEnd"/>
-      <w:r>
-        <w:rPr>
-          <w:lang w:val="ru-RU"/>
-        </w:rPr>
-        <w:t xml:space="preserve"> – 158 изображений</w:t>
+      <w:r>
+        <w:rPr>
+          <w:lang w:val="ru-RU"/>
+        </w:rPr>
+        <w:t>валидационная – 158 изображений</w:t>
       </w:r>
       <w:r>
         <w:rPr>
@@ -11377,47 +10607,32 @@
         </w:rPr>
         <w:t>c</w:t>
       </w:r>
-      <w:proofErr w:type="spellStart"/>
-      <w:r>
-        <w:t>ветофор</w:t>
-      </w:r>
-      <w:proofErr w:type="spellEnd"/>
-      <w:r>
-        <w:t>;</w:t>
+      <w:r>
+        <w:t>ветофор;</w:t>
       </w:r>
     </w:p>
     <w:p>
       <w:pPr>
         <w:pStyle w:val="aff0"/>
       </w:pPr>
-      <w:proofErr w:type="spellStart"/>
       <w:r>
         <w:rPr>
           <w:lang w:val="en-US"/>
         </w:rPr>
-        <w:t>знак</w:t>
-      </w:r>
-      <w:proofErr w:type="spellEnd"/>
+        <w:t xml:space="preserve">знак </w:t>
+      </w:r>
+      <w:r>
+        <w:t>«</w:t>
+      </w:r>
+      <w:r>
+        <w:t>с</w:t>
+      </w:r>
       <w:r>
         <w:rPr>
           <w:lang w:val="en-US"/>
         </w:rPr>
-        <w:t xml:space="preserve"> </w:t>
-      </w:r>
-      <w:r>
-        <w:t>«</w:t>
-      </w:r>
-      <w:r>
-        <w:t>с</w:t>
-      </w:r>
-      <w:proofErr w:type="spellStart"/>
-      <w:r>
-        <w:rPr>
-          <w:lang w:val="en-US"/>
-        </w:rPr>
         <w:t>топ</w:t>
       </w:r>
-      <w:proofErr w:type="spellEnd"/>
       <w:r>
         <w:t>»;</w:t>
       </w:r>
@@ -11758,21 +10973,7 @@
         <w:rPr>
           <w:lang w:val="ru-RU"/>
         </w:rPr>
-        <w:t xml:space="preserve"> процесс, который включает в себя подбор архитектуры и </w:t>
-      </w:r>
-      <w:proofErr w:type="spellStart"/>
-      <w:r>
-        <w:rPr>
-          <w:lang w:val="ru-RU"/>
-        </w:rPr>
-        <w:t>гиперпараметров</w:t>
-      </w:r>
-      <w:proofErr w:type="spellEnd"/>
-      <w:r>
-        <w:rPr>
-          <w:lang w:val="ru-RU"/>
-        </w:rPr>
-        <w:t>, организацию тренировочного процесса и последующую оптимизацию модели для решения конкретных задач.</w:t>
+        <w:t xml:space="preserve"> процесс, который включает в себя подбор архитектуры и гиперпараметров, организацию тренировочного процесса и последующую оптимизацию модели для решения конкретных задач.</w:t>
       </w:r>
     </w:p>
     <w:p>
@@ -11823,21 +11024,7 @@
         <w:rPr>
           <w:lang w:val="ru-RU"/>
         </w:rPr>
-        <w:t xml:space="preserve">, чтобы отслеживать, как модель справляется с новыми данными, и корректировать </w:t>
-      </w:r>
-      <w:proofErr w:type="spellStart"/>
-      <w:r>
-        <w:rPr>
-          <w:lang w:val="ru-RU"/>
-        </w:rPr>
-        <w:t>гиперпараметры</w:t>
-      </w:r>
-      <w:proofErr w:type="spellEnd"/>
-      <w:r>
-        <w:rPr>
-          <w:lang w:val="ru-RU"/>
-        </w:rPr>
-        <w:t>.</w:t>
+        <w:t>, чтобы отслеживать, как модель справляется с новыми данными, и корректировать гиперпараметры.</w:t>
       </w:r>
     </w:p>
     <w:p>
@@ -11955,21 +11142,7 @@
         <w:rPr>
           <w:lang w:val="ru-RU"/>
         </w:rPr>
-        <w:t xml:space="preserve">ма данных, подбор других </w:t>
-      </w:r>
-      <w:proofErr w:type="spellStart"/>
-      <w:r>
-        <w:rPr>
-          <w:lang w:val="ru-RU"/>
-        </w:rPr>
-        <w:t>гиперпараметров</w:t>
-      </w:r>
-      <w:proofErr w:type="spellEnd"/>
-      <w:r>
-        <w:rPr>
-          <w:lang w:val="ru-RU"/>
-        </w:rPr>
-        <w:t xml:space="preserve"> или изменение архитектуры.</w:t>
+        <w:t>ма данных, подбор других гиперпараметров или изменение архитектуры.</w:t>
       </w:r>
       <w:r>
         <w:rPr>
@@ -11992,14 +11165,12 @@
       <w:r>
         <w:t>U</w:t>
       </w:r>
-      <w:proofErr w:type="spellStart"/>
       <w:r>
         <w:rPr>
           <w:lang w:val="ru-RU"/>
         </w:rPr>
         <w:t>ltralytics</w:t>
       </w:r>
-      <w:proofErr w:type="spellEnd"/>
       <w:r>
         <w:rPr>
           <w:lang w:val="ru-RU"/>
@@ -12128,35 +11299,7 @@
         <w:rPr>
           <w:lang w:val="ru-RU"/>
         </w:rPr>
-        <w:t xml:space="preserve">YOLO (You Only Look </w:t>
-      </w:r>
-      <w:proofErr w:type="spellStart"/>
-      <w:r>
-        <w:rPr>
-          <w:lang w:val="ru-RU"/>
-        </w:rPr>
-        <w:t>Once</w:t>
-      </w:r>
-      <w:proofErr w:type="spellEnd"/>
-      <w:r>
-        <w:rPr>
-          <w:lang w:val="ru-RU"/>
-        </w:rPr>
-        <w:t xml:space="preserve">) появился как концепция, позволяющая выполнять обнаружение объектов за один проход через сеть. Первоначальная версия продемонстрировала значительный прирост скорости по сравнению с традиционными методами, такими как региональные </w:t>
-      </w:r>
-      <w:proofErr w:type="spellStart"/>
-      <w:r>
-        <w:rPr>
-          <w:lang w:val="ru-RU"/>
-        </w:rPr>
-        <w:t>сверточные</w:t>
-      </w:r>
-      <w:proofErr w:type="spellEnd"/>
-      <w:r>
-        <w:rPr>
-          <w:lang w:val="ru-RU"/>
-        </w:rPr>
-        <w:t xml:space="preserve"> нейросети (R-CNN). С тех пор было выпущено несколько версий, каждая из которых улучшала точность, устойчивость и производительность.</w:t>
+        <w:t>YOLO (You Only Look Once) появился как концепция, позволяющая выполнять обнаружение объектов за один проход через сеть. Первоначальная версия продемонстрировала значительный прирост скорости по сравнению с традиционными методами, такими как региональные сверточные нейросети (R-CNN). С тех пор было выпущено несколько версий, каждая из которых улучшала точность, устойчивость и производительность.</w:t>
       </w:r>
     </w:p>
     <w:p>
@@ -12282,21 +11425,7 @@
         <w:rPr>
           <w:lang w:val="ru-RU"/>
         </w:rPr>
-        <w:t xml:space="preserve">, </w:t>
-      </w:r>
-      <w:proofErr w:type="spellStart"/>
-      <w:r>
-        <w:rPr>
-          <w:lang w:val="ru-RU"/>
-        </w:rPr>
-        <w:t>Neck</w:t>
-      </w:r>
-      <w:proofErr w:type="spellEnd"/>
-      <w:r>
-        <w:rPr>
-          <w:lang w:val="ru-RU"/>
-        </w:rPr>
-        <w:t xml:space="preserve">, </w:t>
+        <w:t xml:space="preserve">, Neck, </w:t>
       </w:r>
       <w:r>
         <w:t>Head</w:t>
@@ -12372,11 +11501,9 @@
         </w:rPr>
         <w:t xml:space="preserve">апример, в </w:t>
       </w:r>
-      <w:proofErr w:type="spellStart"/>
       <w:r>
         <w:t>YOLOv</w:t>
       </w:r>
-      <w:proofErr w:type="spellEnd"/>
       <w:r>
         <w:rPr>
           <w:lang w:val="ru-RU"/>
@@ -12432,21 +11559,7 @@
         <w:rPr>
           <w:lang w:val="ru-RU"/>
         </w:rPr>
-        <w:t xml:space="preserve">т входящий тензор на две части, обрабатывают одну из них через несколько </w:t>
-      </w:r>
-      <w:proofErr w:type="spellStart"/>
-      <w:r>
-        <w:rPr>
-          <w:lang w:val="ru-RU"/>
-        </w:rPr>
-        <w:t>сверточных</w:t>
-      </w:r>
-      <w:proofErr w:type="spellEnd"/>
-      <w:r>
-        <w:rPr>
-          <w:lang w:val="ru-RU"/>
-        </w:rPr>
-        <w:t xml:space="preserve"> блоков, а затем объединяют с неизмен</w:t>
+        <w:t>т входящий тензор на две части, обрабатывают одну из них через несколько сверточных блоков, а затем объединяют с неизмен</w:t>
       </w:r>
       <w:r>
         <w:rPr>
@@ -12468,33 +11581,11 @@
           <w:lang w:val="ru-RU"/>
         </w:rPr>
       </w:pPr>
-      <w:proofErr w:type="spellStart"/>
-      <w:r>
-        <w:rPr>
-          <w:lang w:val="ru-RU"/>
-        </w:rPr>
-        <w:t>Backbone</w:t>
-      </w:r>
-      <w:proofErr w:type="spellEnd"/>
-      <w:r>
-        <w:rPr>
-          <w:lang w:val="ru-RU"/>
-        </w:rPr>
-        <w:t xml:space="preserve"> состоит из множества </w:t>
-      </w:r>
-      <w:proofErr w:type="spellStart"/>
-      <w:r>
-        <w:rPr>
-          <w:lang w:val="ru-RU"/>
-        </w:rPr>
-        <w:t>сверточных</w:t>
-      </w:r>
-      <w:proofErr w:type="spellEnd"/>
-      <w:r>
-        <w:rPr>
-          <w:lang w:val="ru-RU"/>
-        </w:rPr>
-        <w:t xml:space="preserve"> слоев и блоков, каждый из которых постепенно уменьшает размер пространственных карт признаков и увеличивает количество каналов. Это позволяет сети переходить от низкоуровневых признаков (например, краев и текстур) к высокоуровневым (формы, композиции).</w:t>
+      <w:r>
+        <w:rPr>
+          <w:lang w:val="ru-RU"/>
+        </w:rPr>
+        <w:t>Backbone состоит из множества сверточных слоев и блоков, каждый из которых постепенно уменьшает размер пространственных карт признаков и увеличивает количество каналов. Это позволяет сети переходить от низкоуровневых признаков (например, краев и текстур) к высокоуровневым (формы, композиции).</w:t>
       </w:r>
     </w:p>
     <w:p>
@@ -12504,33 +11595,11 @@
           <w:lang w:val="ru-RU"/>
         </w:rPr>
       </w:pPr>
-      <w:proofErr w:type="spellStart"/>
-      <w:r>
-        <w:rPr>
-          <w:lang w:val="ru-RU"/>
-        </w:rPr>
-        <w:t>Neck</w:t>
-      </w:r>
-      <w:proofErr w:type="spellEnd"/>
-      <w:r>
-        <w:rPr>
-          <w:lang w:val="ru-RU"/>
-        </w:rPr>
-        <w:t xml:space="preserve"> служит связующим звеном между извлечением признаков (</w:t>
-      </w:r>
-      <w:proofErr w:type="spellStart"/>
-      <w:r>
-        <w:rPr>
-          <w:lang w:val="ru-RU"/>
-        </w:rPr>
-        <w:t>Backbone</w:t>
-      </w:r>
-      <w:proofErr w:type="spellEnd"/>
-      <w:r>
-        <w:rPr>
-          <w:lang w:val="ru-RU"/>
-        </w:rPr>
-        <w:t>) и финальной стадией предсказания (Head). Его основная задача</w:t>
+      <w:r>
+        <w:rPr>
+          <w:lang w:val="ru-RU"/>
+        </w:rPr>
+        <w:t>Neck служит связующим звеном между извлечением признаков (Backbone) и финальной стадией предсказания (Head). Его основная задача</w:t>
       </w:r>
       <w:r>
         <w:rPr>
@@ -12542,21 +11611,7 @@
         <w:rPr>
           <w:lang w:val="ru-RU"/>
         </w:rPr>
-        <w:t xml:space="preserve">– объединить и адаптировать признаки, полученные на разных этапах </w:t>
-      </w:r>
-      <w:proofErr w:type="spellStart"/>
-      <w:r>
-        <w:rPr>
-          <w:lang w:val="ru-RU"/>
-        </w:rPr>
-        <w:t>backbone</w:t>
-      </w:r>
-      <w:proofErr w:type="spellEnd"/>
-      <w:r>
-        <w:rPr>
-          <w:lang w:val="ru-RU"/>
-        </w:rPr>
-        <w:t>, чтобы сделать их максимально информативными для детекции объектов.</w:t>
+        <w:t>– объединить и адаптировать признаки, полученные на разных этапах backbone, чтобы сделать их максимально информативными для детекции объектов.</w:t>
       </w:r>
     </w:p>
     <w:p>
@@ -12628,28 +11683,12 @@
         </w:rPr>
         <w:t xml:space="preserve"> (</w:t>
       </w:r>
-      <w:proofErr w:type="spellStart"/>
-      <w:r>
-        <w:rPr>
-          <w:lang w:val="ru-RU"/>
-        </w:rPr>
-        <w:t>Dense</w:t>
-      </w:r>
-      <w:proofErr w:type="spellEnd"/>
-      <w:r>
-        <w:rPr>
-          <w:lang w:val="ru-RU"/>
-        </w:rPr>
-        <w:t xml:space="preserve"> </w:t>
-      </w:r>
-      <w:proofErr w:type="spellStart"/>
-      <w:r>
-        <w:rPr>
-          <w:lang w:val="ru-RU"/>
-        </w:rPr>
-        <w:t>Prediction</w:t>
-      </w:r>
-      <w:proofErr w:type="spellEnd"/>
+      <w:r>
+        <w:rPr>
+          <w:lang w:val="ru-RU"/>
+        </w:rPr>
+        <w:t>Dense Prediction</w:t>
+      </w:r>
       <w:r>
         <w:rPr>
           <w:lang w:val="ru-RU"/>
@@ -12910,11 +11949,9 @@
         </w:rPr>
         <w:t xml:space="preserve"> представлены параметры использования моделей </w:t>
       </w:r>
-      <w:proofErr w:type="spellStart"/>
       <w:r>
         <w:t>YOLOv</w:t>
       </w:r>
-      <w:proofErr w:type="spellEnd"/>
       <w:r>
         <w:rPr>
           <w:lang w:val="ru-RU"/>
@@ -12952,74 +11989,32 @@
         <w:rPr>
           <w:lang w:val="ru-RU"/>
         </w:rPr>
-        <w:t xml:space="preserve">(Common </w:t>
-      </w:r>
-      <w:proofErr w:type="spellStart"/>
-      <w:r>
-        <w:rPr>
-          <w:lang w:val="ru-RU"/>
-        </w:rPr>
-        <w:t>Objects</w:t>
-      </w:r>
-      <w:proofErr w:type="spellEnd"/>
+        <w:t xml:space="preserve">(Common Objects in Context) </w:t>
+      </w:r>
+      <w:r>
+        <w:rPr>
+          <w:lang w:val="ru-RU"/>
+        </w:rPr>
+        <w:t>и</w:t>
+      </w:r>
+      <w:r>
+        <w:rPr>
+          <w:lang w:val="ru-RU"/>
+        </w:rPr>
+        <w:t xml:space="preserve"> включающих 80 предварительно обученных классов</w:t>
+      </w:r>
+      <w:r>
+        <w:rPr>
+          <w:lang w:val="ru-RU"/>
+        </w:rPr>
+        <w:t>. Эти данные</w:t>
+      </w:r>
       <w:r>
         <w:rPr>
           <w:lang w:val="ru-RU"/>
         </w:rPr>
         <w:t xml:space="preserve"> </w:t>
       </w:r>
-      <w:proofErr w:type="spellStart"/>
-      <w:r>
-        <w:rPr>
-          <w:lang w:val="ru-RU"/>
-        </w:rPr>
-        <w:t>in</w:t>
-      </w:r>
-      <w:proofErr w:type="spellEnd"/>
-      <w:r>
-        <w:rPr>
-          <w:lang w:val="ru-RU"/>
-        </w:rPr>
-        <w:t xml:space="preserve"> </w:t>
-      </w:r>
-      <w:proofErr w:type="spellStart"/>
-      <w:r>
-        <w:rPr>
-          <w:lang w:val="ru-RU"/>
-        </w:rPr>
-        <w:t>Context</w:t>
-      </w:r>
-      <w:proofErr w:type="spellEnd"/>
-      <w:r>
-        <w:rPr>
-          <w:lang w:val="ru-RU"/>
-        </w:rPr>
-        <w:t xml:space="preserve">) </w:t>
-      </w:r>
-      <w:r>
-        <w:rPr>
-          <w:lang w:val="ru-RU"/>
-        </w:rPr>
-        <w:t>и</w:t>
-      </w:r>
-      <w:r>
-        <w:rPr>
-          <w:lang w:val="ru-RU"/>
-        </w:rPr>
-        <w:t xml:space="preserve"> включающих 80 предварительно обученных классов</w:t>
-      </w:r>
-      <w:r>
-        <w:rPr>
-          <w:lang w:val="ru-RU"/>
-        </w:rPr>
-        <w:t>. Эти данные</w:t>
-      </w:r>
-      <w:r>
-        <w:rPr>
-          <w:lang w:val="ru-RU"/>
-        </w:rPr>
-        <w:t xml:space="preserve"> </w:t>
-      </w:r>
       <w:r>
         <w:rPr>
           <w:lang w:val="ru-RU"/>
@@ -13032,14 +12027,12 @@
         </w:rPr>
         <w:t xml:space="preserve"> компанией </w:t>
       </w:r>
-      <w:proofErr w:type="spellStart"/>
       <w:r>
         <w:t>U</w:t>
       </w:r>
       <w:r>
         <w:t>ltralytics</w:t>
       </w:r>
-      <w:proofErr w:type="spellEnd"/>
       <w:r>
         <w:rPr>
           <w:lang w:val="ru-RU"/>
@@ -13229,7 +12222,6 @@
                 <w:szCs w:val="24"/>
               </w:rPr>
             </w:pPr>
-            <w:proofErr w:type="spellStart"/>
             <w:r>
               <w:rPr>
                 <w:b/>
@@ -13239,7 +12231,6 @@
               </w:rPr>
               <w:t>Модель</w:t>
             </w:r>
-            <w:proofErr w:type="spellEnd"/>
           </w:p>
         </w:tc>
         <w:tc>
@@ -13293,7 +12284,6 @@
                 <w:szCs w:val="24"/>
               </w:rPr>
             </w:pPr>
-            <w:proofErr w:type="spellStart"/>
             <w:r>
               <w:rPr>
                 <w:b/>
@@ -13303,7 +12293,6 @@
               </w:rPr>
               <w:t>mAPval</w:t>
             </w:r>
-            <w:proofErr w:type="spellEnd"/>
             <w:r>
               <w:rPr>
                 <w:b/>
@@ -14902,11 +13891,9 @@
         </w:rPr>
         <w:t xml:space="preserve">семейства </w:t>
       </w:r>
-      <w:proofErr w:type="spellStart"/>
       <w:r>
         <w:t>YOLOv</w:t>
       </w:r>
-      <w:proofErr w:type="spellEnd"/>
       <w:r>
         <w:rPr>
           <w:lang w:val="ru-RU"/>
@@ -14959,11 +13946,9 @@
         </w:rPr>
         <w:t xml:space="preserve">моделей </w:t>
       </w:r>
-      <w:proofErr w:type="spellStart"/>
       <w:r>
         <w:t>YOLOv</w:t>
       </w:r>
-      <w:proofErr w:type="spellEnd"/>
       <w:r>
         <w:rPr>
           <w:lang w:val="ru-RU"/>
@@ -15006,7 +13991,6 @@
                 <w:szCs w:val="24"/>
               </w:rPr>
             </w:pPr>
-            <w:proofErr w:type="spellStart"/>
             <w:r>
               <w:rPr>
                 <w:b/>
@@ -15016,7 +14000,6 @@
               </w:rPr>
               <w:t>Модель</w:t>
             </w:r>
-            <w:proofErr w:type="spellEnd"/>
           </w:p>
         </w:tc>
         <w:tc>
@@ -15070,7 +14053,6 @@
                 <w:szCs w:val="24"/>
               </w:rPr>
             </w:pPr>
-            <w:proofErr w:type="spellStart"/>
             <w:r>
               <w:rPr>
                 <w:b/>
@@ -15080,7 +14062,6 @@
               </w:rPr>
               <w:t>mAPval</w:t>
             </w:r>
-            <w:proofErr w:type="spellEnd"/>
             <w:r>
               <w:rPr>
                 <w:b/>
@@ -16771,7 +15752,6 @@
                 <w:szCs w:val="24"/>
               </w:rPr>
             </w:pPr>
-            <w:proofErr w:type="spellStart"/>
             <w:r>
               <w:rPr>
                 <w:b/>
@@ -16781,7 +15761,6 @@
               </w:rPr>
               <w:t>Модель</w:t>
             </w:r>
-            <w:proofErr w:type="spellEnd"/>
           </w:p>
         </w:tc>
         <w:tc>
@@ -16835,7 +15814,6 @@
                 <w:szCs w:val="24"/>
               </w:rPr>
             </w:pPr>
-            <w:proofErr w:type="spellStart"/>
             <w:r>
               <w:rPr>
                 <w:b/>
@@ -16845,7 +15823,6 @@
               </w:rPr>
               <w:t>mAPval</w:t>
             </w:r>
-            <w:proofErr w:type="spellEnd"/>
             <w:r>
               <w:rPr>
                 <w:b/>
@@ -18533,22 +17510,18 @@
         </w:rPr>
         <w:t xml:space="preserve"> </w:t>
       </w:r>
-      <w:proofErr w:type="spellStart"/>
       <w:r>
         <w:t>Colaboratory</w:t>
       </w:r>
-      <w:proofErr w:type="spellEnd"/>
       <w:r>
         <w:rPr>
           <w:lang w:val="ru-RU"/>
         </w:rPr>
         <w:t xml:space="preserve">. Она предоставляет удобный формат работы в виде блокнотов </w:t>
       </w:r>
-      <w:proofErr w:type="spellStart"/>
       <w:r>
         <w:t>Jupyter</w:t>
       </w:r>
-      <w:proofErr w:type="spellEnd"/>
       <w:r>
         <w:rPr>
           <w:lang w:val="ru-RU"/>
@@ -18584,14 +17557,12 @@
         </w:rPr>
         <w:t xml:space="preserve"> </w:t>
       </w:r>
-      <w:proofErr w:type="spellStart"/>
       <w:r>
         <w:rPr>
           <w:lang w:val="ru-RU"/>
         </w:rPr>
         <w:t>Ultralytics</w:t>
       </w:r>
-      <w:proofErr w:type="spellEnd"/>
       <w:r>
         <w:t> </w:t>
       </w:r>
@@ -18747,11 +17718,9 @@
         </w:rPr>
         <w:t>корость обучения (</w:t>
       </w:r>
-      <w:proofErr w:type="spellStart"/>
       <w:r>
         <w:t>lr</w:t>
       </w:r>
-      <w:proofErr w:type="spellEnd"/>
       <w:r>
         <w:rPr>
           <w:lang w:val="ru-RU"/>
@@ -18800,21 +17769,7 @@
         <w:rPr>
           <w:lang w:val="ru-RU"/>
         </w:rPr>
-        <w:t xml:space="preserve">азмер </w:t>
-      </w:r>
-      <w:proofErr w:type="spellStart"/>
-      <w:r>
-        <w:rPr>
-          <w:lang w:val="ru-RU"/>
-        </w:rPr>
-        <w:t>батча</w:t>
-      </w:r>
-      <w:proofErr w:type="spellEnd"/>
-      <w:r>
-        <w:rPr>
-          <w:lang w:val="ru-RU"/>
-        </w:rPr>
-        <w:t xml:space="preserve"> (</w:t>
+        <w:t>азмер батча (</w:t>
       </w:r>
       <w:r>
         <w:t>batch</w:t>
@@ -18885,19 +17840,11 @@
         </w:rPr>
         <w:t xml:space="preserve">При работе с </w:t>
       </w:r>
-      <w:proofErr w:type="spellStart"/>
-      <w:r>
-        <w:rPr>
-          <w:lang w:val="ru-RU"/>
-        </w:rPr>
-        <w:t>Ultralytics</w:t>
-      </w:r>
-      <w:proofErr w:type="spellEnd"/>
-      <w:r>
-        <w:rPr>
-          <w:lang w:val="ru-RU"/>
-        </w:rPr>
-        <w:t xml:space="preserve"> YOLO</w:t>
+      <w:r>
+        <w:rPr>
+          <w:lang w:val="ru-RU"/>
+        </w:rPr>
+        <w:t>Ultralytics YOLO</w:t>
       </w:r>
       <w:r>
         <w:rPr>
@@ -18909,86 +17856,8 @@
         <w:rPr>
           <w:lang w:val="ru-RU"/>
         </w:rPr>
-        <w:t xml:space="preserve">SGD, Adam, </w:t>
-      </w:r>
-      <w:proofErr w:type="spellStart"/>
-      <w:r>
-        <w:rPr>
-          <w:lang w:val="ru-RU"/>
-        </w:rPr>
-        <w:t>Adamax</w:t>
-      </w:r>
-      <w:proofErr w:type="spellEnd"/>
-      <w:r>
-        <w:rPr>
-          <w:lang w:val="ru-RU"/>
-        </w:rPr>
-        <w:t xml:space="preserve">, </w:t>
-      </w:r>
-      <w:proofErr w:type="spellStart"/>
-      <w:r>
-        <w:rPr>
-          <w:lang w:val="ru-RU"/>
-        </w:rPr>
-        <w:t>AdamW</w:t>
-      </w:r>
-      <w:proofErr w:type="spellEnd"/>
-      <w:r>
-        <w:rPr>
-          <w:lang w:val="ru-RU"/>
-        </w:rPr>
-        <w:t xml:space="preserve">, </w:t>
-      </w:r>
-      <w:proofErr w:type="spellStart"/>
-      <w:r>
-        <w:rPr>
-          <w:lang w:val="ru-RU"/>
-        </w:rPr>
-        <w:t>NAdam</w:t>
-      </w:r>
-      <w:proofErr w:type="spellEnd"/>
-      <w:r>
-        <w:rPr>
-          <w:lang w:val="ru-RU"/>
-        </w:rPr>
-        <w:t xml:space="preserve">, </w:t>
-      </w:r>
-      <w:proofErr w:type="spellStart"/>
-      <w:r>
-        <w:rPr>
-          <w:lang w:val="ru-RU"/>
-        </w:rPr>
-        <w:t>RAdam</w:t>
-      </w:r>
-      <w:proofErr w:type="spellEnd"/>
-      <w:r>
-        <w:rPr>
-          <w:lang w:val="ru-RU"/>
-        </w:rPr>
-        <w:t xml:space="preserve">, </w:t>
-      </w:r>
-      <w:proofErr w:type="spellStart"/>
-      <w:r>
-        <w:rPr>
-          <w:lang w:val="ru-RU"/>
-        </w:rPr>
-        <w:t>RMSProp</w:t>
-      </w:r>
-      <w:proofErr w:type="spellEnd"/>
-      <w:r>
-        <w:rPr>
-          <w:lang w:val="ru-RU"/>
-        </w:rPr>
-        <w:t xml:space="preserve">, </w:t>
-      </w:r>
-      <w:proofErr w:type="spellStart"/>
-      <w:r>
-        <w:rPr>
-          <w:lang w:val="ru-RU"/>
-        </w:rPr>
-        <w:t>auto</w:t>
-      </w:r>
-      <w:proofErr w:type="spellEnd"/>
+        <w:t>SGD, Adam, Adamax, AdamW, NAdam, RAdam, RMSProp, auto</w:t>
+      </w:r>
       <w:r>
         <w:rPr>
           <w:lang w:val="ru-RU"/>
@@ -19163,21 +18032,7 @@
         <w:rPr>
           <w:lang w:val="ru-RU"/>
         </w:rPr>
-        <w:t xml:space="preserve">При тестировании было обнаружено, что модели достигают наивысшей точности на промежутке от 15 до 20 эпохи и дальнейшее обучение не </w:t>
-      </w:r>
-      <w:proofErr w:type="spellStart"/>
-      <w:r>
-        <w:rPr>
-          <w:lang w:val="ru-RU"/>
-        </w:rPr>
-        <w:t>приводик</w:t>
-      </w:r>
-      <w:proofErr w:type="spellEnd"/>
-      <w:r>
-        <w:rPr>
-          <w:lang w:val="ru-RU"/>
-        </w:rPr>
-        <w:t xml:space="preserve"> к улучшению моделей. Поэтому все модели будут обучаться на протяжении 20 эпох.</w:t>
+        <w:t>При тестировании было обнаружено, что модели достигают наивысшей точности на промежутке от 15 до 20 эпохи и дальнейшее обучение не приводик к улучшению моделей. Поэтому все модели будут обучаться на протяжении 20 эпох.</w:t>
       </w:r>
       <w:r>
         <w:rPr>
@@ -19959,11 +18814,9 @@
         </w:rPr>
         <w:t xml:space="preserve"> что лучше всего себя проявила модель семейства </w:t>
       </w:r>
-      <w:proofErr w:type="spellStart"/>
       <w:r>
         <w:t>YOLOv</w:t>
       </w:r>
-      <w:proofErr w:type="spellEnd"/>
       <w:r>
         <w:rPr>
           <w:lang w:val="ru-RU"/>
@@ -20006,11 +18859,9 @@
         </w:rPr>
         <w:t xml:space="preserve">ы метрики модели </w:t>
       </w:r>
-      <w:proofErr w:type="spellStart"/>
       <w:r>
         <w:t>YOLOv</w:t>
       </w:r>
-      <w:proofErr w:type="spellEnd"/>
       <w:r>
         <w:rPr>
           <w:lang w:val="ru-RU"/>
@@ -20058,11 +18909,9 @@
         </w:rPr>
         <w:t xml:space="preserve"> – Метрики модели </w:t>
       </w:r>
-      <w:proofErr w:type="spellStart"/>
       <w:r>
         <w:t>YOLOv</w:t>
       </w:r>
-      <w:proofErr w:type="spellEnd"/>
       <w:r>
         <w:rPr>
           <w:lang w:val="ru-RU"/>
@@ -20138,7 +18987,6 @@
                 <w:szCs w:val="24"/>
               </w:rPr>
             </w:pPr>
-            <w:proofErr w:type="spellStart"/>
             <w:r>
               <w:rPr>
                 <w:b/>
@@ -20149,7 +18997,6 @@
               </w:rPr>
               <w:t>Images</w:t>
             </w:r>
-            <w:proofErr w:type="spellEnd"/>
           </w:p>
         </w:tc>
         <w:tc>
@@ -20169,7 +19016,6 @@
                 <w:szCs w:val="24"/>
               </w:rPr>
             </w:pPr>
-            <w:proofErr w:type="spellStart"/>
             <w:r>
               <w:rPr>
                 <w:b/>
@@ -20180,7 +19026,6 @@
               </w:rPr>
               <w:t>Instances</w:t>
             </w:r>
-            <w:proofErr w:type="spellEnd"/>
           </w:p>
         </w:tc>
         <w:tc>
@@ -20316,7 +19161,6 @@
                 <w:szCs w:val="24"/>
               </w:rPr>
             </w:pPr>
-            <w:proofErr w:type="spellStart"/>
             <w:r>
               <w:rPr>
                 <w:color w:val="000000" w:themeColor="text1"/>
@@ -20325,7 +19169,6 @@
               </w:rPr>
               <w:t>all</w:t>
             </w:r>
-            <w:proofErr w:type="spellEnd"/>
           </w:p>
         </w:tc>
         <w:tc>
@@ -20552,34 +19395,14 @@
                 <w:szCs w:val="24"/>
               </w:rPr>
             </w:pPr>
-            <w:proofErr w:type="spellStart"/>
             <w:r>
               <w:rPr>
                 <w:color w:val="000000" w:themeColor="text1"/>
                 <w:sz w:val="24"/>
                 <w:szCs w:val="24"/>
               </w:rPr>
-              <w:t>Trafic</w:t>
-            </w:r>
-            <w:proofErr w:type="spellEnd"/>
-            <w:r>
-              <w:rPr>
-                <w:color w:val="000000" w:themeColor="text1"/>
-                <w:sz w:val="24"/>
-                <w:szCs w:val="24"/>
-              </w:rPr>
-              <w:t xml:space="preserve"> Light </w:t>
-            </w:r>
-            <w:proofErr w:type="spellStart"/>
-            <w:r>
-              <w:rPr>
-                <w:color w:val="000000" w:themeColor="text1"/>
-                <w:sz w:val="24"/>
-                <w:szCs w:val="24"/>
-              </w:rPr>
-              <w:t>Signal</w:t>
-            </w:r>
-            <w:proofErr w:type="spellEnd"/>
+              <w:t>Trafic Light Signal</w:t>
+            </w:r>
           </w:p>
         </w:tc>
         <w:tc>
@@ -20811,18 +19634,8 @@
                 <w:sz w:val="24"/>
                 <w:szCs w:val="24"/>
               </w:rPr>
-              <w:t xml:space="preserve">Stop </w:t>
-            </w:r>
-            <w:proofErr w:type="spellStart"/>
-            <w:r>
-              <w:rPr>
-                <w:color w:val="000000" w:themeColor="text1"/>
-                <w:sz w:val="24"/>
-                <w:szCs w:val="24"/>
-              </w:rPr>
-              <w:t>Signal</w:t>
-            </w:r>
-            <w:proofErr w:type="spellEnd"/>
+              <w:t>Stop Signal</w:t>
+            </w:r>
           </w:p>
         </w:tc>
         <w:tc>
@@ -21026,34 +19839,14 @@
                 <w:szCs w:val="24"/>
               </w:rPr>
             </w:pPr>
-            <w:proofErr w:type="spellStart"/>
             <w:r>
               <w:rPr>
                 <w:color w:val="000000" w:themeColor="text1"/>
                 <w:sz w:val="24"/>
                 <w:szCs w:val="24"/>
               </w:rPr>
-              <w:t>Speedlimit</w:t>
-            </w:r>
-            <w:proofErr w:type="spellEnd"/>
-            <w:r>
-              <w:rPr>
-                <w:color w:val="000000" w:themeColor="text1"/>
-                <w:sz w:val="24"/>
-                <w:szCs w:val="24"/>
-              </w:rPr>
-              <w:t xml:space="preserve"> </w:t>
-            </w:r>
-            <w:proofErr w:type="spellStart"/>
-            <w:r>
-              <w:rPr>
-                <w:color w:val="000000" w:themeColor="text1"/>
-                <w:sz w:val="24"/>
-                <w:szCs w:val="24"/>
-              </w:rPr>
-              <w:t>Signal</w:t>
-            </w:r>
-            <w:proofErr w:type="spellEnd"/>
+              <w:t>Speedlimit Signal</w:t>
+            </w:r>
           </w:p>
         </w:tc>
         <w:tc>
@@ -21257,34 +20050,14 @@
                 <w:szCs w:val="24"/>
               </w:rPr>
             </w:pPr>
-            <w:proofErr w:type="spellStart"/>
             <w:r>
               <w:rPr>
                 <w:color w:val="000000" w:themeColor="text1"/>
                 <w:sz w:val="24"/>
                 <w:szCs w:val="24"/>
               </w:rPr>
-              <w:t>Crosswalk</w:t>
-            </w:r>
-            <w:proofErr w:type="spellEnd"/>
-            <w:r>
-              <w:rPr>
-                <w:color w:val="000000" w:themeColor="text1"/>
-                <w:sz w:val="24"/>
-                <w:szCs w:val="24"/>
-              </w:rPr>
-              <w:t xml:space="preserve"> </w:t>
-            </w:r>
-            <w:proofErr w:type="spellStart"/>
-            <w:r>
-              <w:rPr>
-                <w:color w:val="000000" w:themeColor="text1"/>
-                <w:sz w:val="24"/>
-                <w:szCs w:val="24"/>
-              </w:rPr>
-              <w:t>Signal</w:t>
-            </w:r>
-            <w:proofErr w:type="spellEnd"/>
+              <w:t>Crosswalk Signal</w:t>
+            </w:r>
           </w:p>
         </w:tc>
         <w:tc>
@@ -21488,7 +20261,6 @@
                 <w:szCs w:val="24"/>
               </w:rPr>
             </w:pPr>
-            <w:proofErr w:type="spellStart"/>
             <w:r>
               <w:rPr>
                 <w:color w:val="000000" w:themeColor="text1"/>
@@ -21497,7 +20269,6 @@
               </w:rPr>
               <w:t>Crosswalk</w:t>
             </w:r>
-            <w:proofErr w:type="spellEnd"/>
           </w:p>
         </w:tc>
         <w:tc>
@@ -21717,7 +20488,6 @@
                 <w:szCs w:val="24"/>
               </w:rPr>
             </w:pPr>
-            <w:proofErr w:type="spellStart"/>
             <w:r>
               <w:rPr>
                 <w:color w:val="000000" w:themeColor="text1"/>
@@ -21726,7 +20496,6 @@
               </w:rPr>
               <w:t>Pedestrian</w:t>
             </w:r>
-            <w:proofErr w:type="spellEnd"/>
           </w:p>
         </w:tc>
         <w:tc>
@@ -21946,7 +20715,6 @@
                 <w:szCs w:val="24"/>
               </w:rPr>
             </w:pPr>
-            <w:proofErr w:type="spellStart"/>
             <w:r>
               <w:rPr>
                 <w:color w:val="000000" w:themeColor="text1"/>
@@ -21955,7 +20723,6 @@
               </w:rPr>
               <w:t>Bus</w:t>
             </w:r>
-            <w:proofErr w:type="spellEnd"/>
           </w:p>
         </w:tc>
         <w:tc>
@@ -22402,7 +21169,6 @@
                 <w:szCs w:val="24"/>
               </w:rPr>
             </w:pPr>
-            <w:proofErr w:type="spellStart"/>
             <w:r>
               <w:rPr>
                 <w:color w:val="000000" w:themeColor="text1"/>
@@ -22411,7 +21177,6 @@
               </w:rPr>
               <w:t>Truck</w:t>
             </w:r>
-            <w:proofErr w:type="spellEnd"/>
           </w:p>
         </w:tc>
         <w:tc>
@@ -22688,11 +21453,9 @@
       <w:pPr>
         <w:pStyle w:val="1"/>
       </w:pPr>
-      <w:proofErr w:type="spellStart"/>
       <w:r>
         <w:t>Images</w:t>
       </w:r>
-      <w:proofErr w:type="spellEnd"/>
       <w:r>
         <w:t xml:space="preserve"> – число изображений с данным классом.</w:t>
       </w:r>
@@ -22701,11 +21464,9 @@
       <w:pPr>
         <w:pStyle w:val="1"/>
       </w:pPr>
-      <w:proofErr w:type="spellStart"/>
       <w:r>
         <w:t>Instances</w:t>
       </w:r>
-      <w:proofErr w:type="spellEnd"/>
       <w:r>
         <w:t xml:space="preserve"> –</w:t>
       </w:r>
@@ -22813,55 +21574,13 @@
         <w:rPr>
           <w:lang w:val="ru-RU"/>
         </w:rPr>
-        <w:t xml:space="preserve">На рисунке 6 представлена матрица ошибок для лучшей полученной </w:t>
-      </w:r>
-      <w:proofErr w:type="spellStart"/>
-      <w:r>
-        <w:rPr>
-          <w:lang w:val="ru-RU"/>
-        </w:rPr>
-        <w:t>нейросетевой</w:t>
-      </w:r>
-      <w:proofErr w:type="spellEnd"/>
-      <w:r>
-        <w:rPr>
-          <w:lang w:val="ru-RU"/>
-        </w:rPr>
-        <w:t xml:space="preserve"> модели.</w:t>
-      </w:r>
-      <w:r>
-        <w:rPr>
-          <w:lang w:val="ru-RU"/>
-        </w:rPr>
-        <w:t xml:space="preserve"> Матрица ошибок (</w:t>
-      </w:r>
-      <w:proofErr w:type="spellStart"/>
-      <w:r>
-        <w:rPr>
-          <w:lang w:val="ru-RU"/>
-        </w:rPr>
-        <w:t>confusion</w:t>
-      </w:r>
-      <w:proofErr w:type="spellEnd"/>
-      <w:r>
-        <w:rPr>
-          <w:lang w:val="ru-RU"/>
-        </w:rPr>
-        <w:t xml:space="preserve"> </w:t>
-      </w:r>
-      <w:proofErr w:type="spellStart"/>
-      <w:r>
-        <w:rPr>
-          <w:lang w:val="ru-RU"/>
-        </w:rPr>
-        <w:t>matrix</w:t>
-      </w:r>
-      <w:proofErr w:type="spellEnd"/>
-      <w:r>
-        <w:rPr>
-          <w:lang w:val="ru-RU"/>
-        </w:rPr>
-        <w:t xml:space="preserve">) </w:t>
+        <w:t>На рисунке 6 представлена матрица ошибок для лучшей полученной нейросетевой модели.</w:t>
+      </w:r>
+      <w:r>
+        <w:rPr>
+          <w:lang w:val="ru-RU"/>
+        </w:rPr>
+        <w:t xml:space="preserve"> Матрица ошибок (confusion matrix) </w:t>
       </w:r>
       <w:r>
         <w:rPr>
@@ -23218,11 +21937,9 @@
         </w:rPr>
         <w:t xml:space="preserve">датасета необходимо заново обучить нейросетевую модель. Так как в первом эксперименте лучше всех себя показала модель </w:t>
       </w:r>
-      <w:proofErr w:type="spellStart"/>
       <w:r>
         <w:t>YOLOv</w:t>
       </w:r>
-      <w:proofErr w:type="spellEnd"/>
       <w:r>
         <w:rPr>
           <w:lang w:val="ru-RU"/>
@@ -23283,11 +22000,9 @@
         </w:rPr>
         <w:t xml:space="preserve"> представлены метрики модели </w:t>
       </w:r>
-      <w:proofErr w:type="spellStart"/>
       <w:r>
         <w:t>YOLOv</w:t>
       </w:r>
-      <w:proofErr w:type="spellEnd"/>
       <w:r>
         <w:rPr>
           <w:lang w:val="ru-RU"/>
@@ -23329,11 +22044,9 @@
         </w:rPr>
         <w:t xml:space="preserve"> – Метрики новой модели </w:t>
       </w:r>
-      <w:proofErr w:type="spellStart"/>
       <w:r>
         <w:t>YOLOv</w:t>
       </w:r>
-      <w:proofErr w:type="spellEnd"/>
       <w:r>
         <w:rPr>
           <w:lang w:val="ru-RU"/>
@@ -23408,7 +22121,6 @@
                 <w:szCs w:val="24"/>
               </w:rPr>
             </w:pPr>
-            <w:proofErr w:type="spellStart"/>
             <w:r>
               <w:rPr>
                 <w:b/>
@@ -23419,7 +22131,6 @@
               </w:rPr>
               <w:t>Images</w:t>
             </w:r>
-            <w:proofErr w:type="spellEnd"/>
           </w:p>
         </w:tc>
         <w:tc>
@@ -23438,7 +22149,6 @@
                 <w:szCs w:val="24"/>
               </w:rPr>
             </w:pPr>
-            <w:proofErr w:type="spellStart"/>
             <w:r>
               <w:rPr>
                 <w:b/>
@@ -23449,7 +22159,6 @@
               </w:rPr>
               <w:t>Instances</w:t>
             </w:r>
-            <w:proofErr w:type="spellEnd"/>
           </w:p>
         </w:tc>
         <w:tc>
@@ -23579,7 +22288,6 @@
               </w:rPr>
             </w:pPr>
             <w:bookmarkStart w:id="28" w:name="_Hlk197205395"/>
-            <w:proofErr w:type="spellStart"/>
             <w:r>
               <w:rPr>
                 <w:sz w:val="24"/>
@@ -23587,7 +22295,6 @@
               </w:rPr>
               <w:t>all</w:t>
             </w:r>
-            <w:proofErr w:type="spellEnd"/>
           </w:p>
         </w:tc>
         <w:tc>
@@ -23786,31 +22493,13 @@
                 <w:szCs w:val="24"/>
               </w:rPr>
             </w:pPr>
-            <w:proofErr w:type="spellStart"/>
-            <w:r>
-              <w:rPr>
-                <w:sz w:val="24"/>
-                <w:szCs w:val="24"/>
-              </w:rPr>
-              <w:t>Trafic</w:t>
-            </w:r>
-            <w:proofErr w:type="spellEnd"/>
-            <w:r>
-              <w:rPr>
-                <w:sz w:val="24"/>
-                <w:szCs w:val="24"/>
-              </w:rPr>
-              <w:t xml:space="preserve"> Light </w:t>
-            </w:r>
-            <w:proofErr w:type="spellStart"/>
-            <w:r>
-              <w:rPr>
-                <w:sz w:val="24"/>
-                <w:szCs w:val="24"/>
-              </w:rPr>
-              <w:t>Signal</w:t>
-            </w:r>
-            <w:proofErr w:type="spellEnd"/>
+            <w:r>
+              <w:rPr>
+                <w:sz w:val="24"/>
+                <w:szCs w:val="24"/>
+              </w:rPr>
+              <w:t>Trafic Light Signal</w:t>
+            </w:r>
           </w:p>
         </w:tc>
         <w:tc>
@@ -24028,17 +22717,8 @@
                 <w:sz w:val="24"/>
                 <w:szCs w:val="24"/>
               </w:rPr>
-              <w:t xml:space="preserve">Stop </w:t>
-            </w:r>
-            <w:proofErr w:type="spellStart"/>
-            <w:r>
-              <w:rPr>
-                <w:sz w:val="24"/>
-                <w:szCs w:val="24"/>
-              </w:rPr>
-              <w:t>Signal</w:t>
-            </w:r>
-            <w:proofErr w:type="spellEnd"/>
+              <w:t>Stop Signal</w:t>
+            </w:r>
           </w:p>
         </w:tc>
         <w:tc>
@@ -24223,31 +22903,13 @@
                 <w:szCs w:val="24"/>
               </w:rPr>
             </w:pPr>
-            <w:proofErr w:type="spellStart"/>
-            <w:r>
-              <w:rPr>
-                <w:sz w:val="24"/>
-                <w:szCs w:val="24"/>
-              </w:rPr>
-              <w:t>Speedlimit</w:t>
-            </w:r>
-            <w:proofErr w:type="spellEnd"/>
-            <w:r>
-              <w:rPr>
-                <w:sz w:val="24"/>
-                <w:szCs w:val="24"/>
-              </w:rPr>
-              <w:t xml:space="preserve"> </w:t>
-            </w:r>
-            <w:proofErr w:type="spellStart"/>
-            <w:r>
-              <w:rPr>
-                <w:sz w:val="24"/>
-                <w:szCs w:val="24"/>
-              </w:rPr>
-              <w:t>Signal</w:t>
-            </w:r>
-            <w:proofErr w:type="spellEnd"/>
+            <w:r>
+              <w:rPr>
+                <w:sz w:val="24"/>
+                <w:szCs w:val="24"/>
+              </w:rPr>
+              <w:t>Speedlimit Signal</w:t>
+            </w:r>
           </w:p>
         </w:tc>
         <w:tc>
@@ -24432,31 +23094,13 @@
                 <w:szCs w:val="24"/>
               </w:rPr>
             </w:pPr>
-            <w:proofErr w:type="spellStart"/>
-            <w:r>
-              <w:rPr>
-                <w:sz w:val="24"/>
-                <w:szCs w:val="24"/>
-              </w:rPr>
-              <w:t>Crosswalk</w:t>
-            </w:r>
-            <w:proofErr w:type="spellEnd"/>
-            <w:r>
-              <w:rPr>
-                <w:sz w:val="24"/>
-                <w:szCs w:val="24"/>
-              </w:rPr>
-              <w:t xml:space="preserve"> </w:t>
-            </w:r>
-            <w:proofErr w:type="spellStart"/>
-            <w:r>
-              <w:rPr>
-                <w:sz w:val="24"/>
-                <w:szCs w:val="24"/>
-              </w:rPr>
-              <w:t>Signal</w:t>
-            </w:r>
-            <w:proofErr w:type="spellEnd"/>
+            <w:r>
+              <w:rPr>
+                <w:sz w:val="24"/>
+                <w:szCs w:val="24"/>
+              </w:rPr>
+              <w:t>Crosswalk Signal</w:t>
+            </w:r>
           </w:p>
         </w:tc>
         <w:tc>
@@ -24655,7 +23299,6 @@
                 <w:szCs w:val="24"/>
               </w:rPr>
             </w:pPr>
-            <w:proofErr w:type="spellStart"/>
             <w:r>
               <w:rPr>
                 <w:sz w:val="24"/>
@@ -24663,7 +23306,6 @@
               </w:rPr>
               <w:t>Crosswalk</w:t>
             </w:r>
-            <w:proofErr w:type="spellEnd"/>
           </w:p>
         </w:tc>
         <w:tc>
@@ -24862,7 +23504,6 @@
                 <w:szCs w:val="24"/>
               </w:rPr>
             </w:pPr>
-            <w:proofErr w:type="spellStart"/>
             <w:r>
               <w:rPr>
                 <w:sz w:val="24"/>
@@ -24870,7 +23511,6 @@
               </w:rPr>
               <w:t>Pedestrian</w:t>
             </w:r>
-            <w:proofErr w:type="spellEnd"/>
           </w:p>
         </w:tc>
         <w:tc>
@@ -25069,7 +23709,6 @@
                 <w:szCs w:val="24"/>
               </w:rPr>
             </w:pPr>
-            <w:proofErr w:type="spellStart"/>
             <w:r>
               <w:rPr>
                 <w:sz w:val="24"/>
@@ -25077,7 +23716,6 @@
               </w:rPr>
               <w:t>Bus</w:t>
             </w:r>
-            <w:proofErr w:type="spellEnd"/>
           </w:p>
         </w:tc>
         <w:tc>
@@ -25481,7 +24119,6 @@
                 <w:szCs w:val="24"/>
               </w:rPr>
             </w:pPr>
-            <w:proofErr w:type="spellStart"/>
             <w:r>
               <w:rPr>
                 <w:sz w:val="24"/>
@@ -25489,7 +24126,6 @@
               </w:rPr>
               <w:t>Truck</w:t>
             </w:r>
-            <w:proofErr w:type="spellEnd"/>
           </w:p>
         </w:tc>
         <w:tc>
@@ -25889,77 +24525,55 @@
         <w:rPr>
           <w:highlight w:val="yellow"/>
         </w:rPr>
-        <w:t xml:space="preserve"> </w:t>
-      </w:r>
-      <w:proofErr w:type="spellStart"/>
+        <w:t xml:space="preserve"> нейросетев</w:t>
+      </w:r>
       <w:r>
         <w:rPr>
           <w:highlight w:val="yellow"/>
         </w:rPr>
-        <w:t>нейросетев</w:t>
+        <w:t>ая</w:t>
       </w:r>
       <w:r>
         <w:rPr>
           <w:highlight w:val="yellow"/>
         </w:rPr>
-        <w:t>ая</w:t>
-      </w:r>
-      <w:proofErr w:type="spellEnd"/>
+        <w:t xml:space="preserve"> модел</w:t>
+      </w:r>
       <w:r>
         <w:rPr>
           <w:highlight w:val="yellow"/>
         </w:rPr>
-        <w:t xml:space="preserve"> модел</w:t>
+        <w:t>ь</w:t>
       </w:r>
       <w:r>
         <w:rPr>
           <w:highlight w:val="yellow"/>
         </w:rPr>
-        <w:t>ь</w:t>
+        <w:t xml:space="preserve"> должн</w:t>
       </w:r>
       <w:r>
         <w:rPr>
           <w:highlight w:val="yellow"/>
         </w:rPr>
-        <w:t xml:space="preserve"> должн</w:t>
+        <w:t>а</w:t>
       </w:r>
       <w:r>
         <w:rPr>
           <w:highlight w:val="yellow"/>
         </w:rPr>
-        <w:t>а</w:t>
+        <w:t xml:space="preserve"> быть основаны на модел</w:t>
       </w:r>
       <w:r>
         <w:rPr>
           <w:highlight w:val="yellow"/>
         </w:rPr>
-        <w:t xml:space="preserve"> быть основаны на модел</w:t>
+        <w:t>и</w:t>
       </w:r>
       <w:r>
         <w:rPr>
           <w:highlight w:val="yellow"/>
         </w:rPr>
-        <w:t>и</w:t>
-      </w:r>
-      <w:r>
-        <w:rPr>
-          <w:highlight w:val="yellow"/>
-        </w:rPr>
-        <w:t xml:space="preserve"> </w:t>
-      </w:r>
-      <w:proofErr w:type="spellStart"/>
-      <w:r>
-        <w:rPr>
-          <w:highlight w:val="yellow"/>
-        </w:rPr>
-        <w:t>Ultralytics</w:t>
-      </w:r>
-      <w:proofErr w:type="spellEnd"/>
-      <w:r>
-        <w:rPr>
-          <w:highlight w:val="yellow"/>
-        </w:rPr>
-        <w:t xml:space="preserve"> YOLO.</w:t>
+        <w:t xml:space="preserve"> Ultralytics YOLO.</w:t>
       </w:r>
     </w:p>
     <w:p>
@@ -26521,11 +25135,9 @@
         </w:rPr>
         <w:t xml:space="preserve"> </w:t>
       </w:r>
-      <w:proofErr w:type="spellStart"/>
       <w:r>
         <w:t>Ultralytics</w:t>
       </w:r>
-      <w:proofErr w:type="spellEnd"/>
       <w:r>
         <w:rPr>
           <w:lang w:val="ru-RU"/>
@@ -26728,16 +25340,8 @@
         <w:rPr>
           <w:lang w:val="ru-RU"/>
         </w:rPr>
-        <w:t xml:space="preserve"> сбой </w:t>
-      </w:r>
-      <w:proofErr w:type="spellStart"/>
-      <w:r>
-        <w:rPr>
-          <w:lang w:val="ru-RU"/>
-        </w:rPr>
-        <w:t>инференса</w:t>
-      </w:r>
-      <w:proofErr w:type="spellEnd"/>
+        <w:t xml:space="preserve"> сбой инференса</w:t>
+      </w:r>
       <w:r>
         <w:rPr>
           <w:lang w:val="ru-RU"/>
@@ -26769,7 +25373,6 @@
         </w:rPr>
         <w:t xml:space="preserve"> </w:t>
       </w:r>
-      <w:proofErr w:type="spellStart"/>
       <w:r>
         <w:rPr>
           <w:rFonts w:ascii="Courier New" w:hAnsi="Courier New" w:cs="Courier New"/>
@@ -26777,7 +25380,6 @@
         </w:rPr>
         <w:t>print</w:t>
       </w:r>
-      <w:proofErr w:type="spellEnd"/>
       <w:r>
         <w:rPr>
           <w:lang w:val="ru-RU"/>
@@ -26794,47 +25396,15 @@
         <w:rPr>
           <w:lang w:val="ru-RU"/>
         </w:rPr>
-        <w:t xml:space="preserve"> через методы </w:t>
-      </w:r>
-      <w:proofErr w:type="spellStart"/>
-      <w:r>
-        <w:rPr>
-          <w:lang w:val="ru-RU"/>
-        </w:rPr>
-        <w:t>Gradio</w:t>
-      </w:r>
-      <w:proofErr w:type="spellEnd"/>
-      <w:r>
-        <w:rPr>
-          <w:lang w:val="ru-RU"/>
-        </w:rPr>
-        <w:t xml:space="preserve"> (</w:t>
-      </w:r>
-      <w:proofErr w:type="spellStart"/>
+        <w:t xml:space="preserve"> через методы Gradio (</w:t>
+      </w:r>
       <w:r>
         <w:rPr>
           <w:rFonts w:ascii="Courier New" w:hAnsi="Courier New" w:cs="Courier New"/>
           <w:lang w:val="ru-RU"/>
         </w:rPr>
-        <w:t>gr.Warning</w:t>
-      </w:r>
-      <w:proofErr w:type="spellEnd"/>
-      <w:r>
-        <w:rPr>
-          <w:rFonts w:ascii="Courier New" w:hAnsi="Courier New" w:cs="Courier New"/>
-          <w:lang w:val="ru-RU"/>
-        </w:rPr>
-        <w:t xml:space="preserve">, </w:t>
-      </w:r>
-      <w:proofErr w:type="spellStart"/>
-      <w:r>
-        <w:rPr>
-          <w:rFonts w:ascii="Courier New" w:hAnsi="Courier New" w:cs="Courier New"/>
-          <w:lang w:val="ru-RU"/>
-        </w:rPr>
-        <w:t>gr.Error</w:t>
-      </w:r>
-      <w:proofErr w:type="spellEnd"/>
+        <w:t>gr.Warning, gr.Error</w:t>
+      </w:r>
       <w:r>
         <w:rPr>
           <w:lang w:val="ru-RU"/>
@@ -26957,21 +25527,7 @@
         <w:rPr>
           <w:lang w:val="ru-RU"/>
         </w:rPr>
-        <w:t xml:space="preserve">Клиентская часть или </w:t>
-      </w:r>
-      <w:proofErr w:type="spellStart"/>
-      <w:r>
-        <w:rPr>
-          <w:lang w:val="ru-RU"/>
-        </w:rPr>
-        <w:t>фронтенд</w:t>
-      </w:r>
-      <w:proofErr w:type="spellEnd"/>
-      <w:r>
-        <w:rPr>
-          <w:lang w:val="ru-RU"/>
-        </w:rPr>
-        <w:t xml:space="preserve"> </w:t>
+        <w:t xml:space="preserve">Клиентская часть или фронтенд </w:t>
       </w:r>
       <w:r>
         <w:rPr>
@@ -27115,14 +25671,7 @@
         <w:rPr>
           <w:lang w:val="ru-RU"/>
         </w:rPr>
-        <w:t xml:space="preserve"> </w:t>
-      </w:r>
-      <w:proofErr w:type="spellStart"/>
-      <w:r>
-        <w:rPr>
-          <w:lang w:val="ru-RU"/>
-        </w:rPr>
-        <w:t>ошиб</w:t>
+        <w:t xml:space="preserve"> ошиб</w:t>
       </w:r>
       <w:r>
         <w:rPr>
@@ -27134,14 +25683,7 @@
         <w:rPr>
           <w:lang w:val="ru-RU"/>
         </w:rPr>
-        <w:t>к</w:t>
-      </w:r>
-      <w:proofErr w:type="spellEnd"/>
-      <w:r>
-        <w:rPr>
-          <w:lang w:val="ru-RU"/>
-        </w:rPr>
-        <w:t>.</w:t>
+        <w:t>к.</w:t>
       </w:r>
     </w:p>
     <w:p>
@@ -27172,11 +25714,9 @@
         </w:rPr>
         <w:t xml:space="preserve"> библиотека </w:t>
       </w:r>
-      <w:proofErr w:type="spellStart"/>
       <w:r>
         <w:t>Gradio</w:t>
       </w:r>
-      <w:proofErr w:type="spellEnd"/>
       <w:r>
         <w:rPr>
           <w:lang w:val="ru-RU"/>
@@ -27225,11 +25765,9 @@
         </w:rPr>
         <w:t xml:space="preserve"> </w:t>
       </w:r>
-      <w:proofErr w:type="spellStart"/>
       <w:r>
         <w:t>Gradio</w:t>
       </w:r>
-      <w:proofErr w:type="spellEnd"/>
       <w:r>
         <w:rPr>
           <w:lang w:val="ru-RU"/>
@@ -27303,19 +25841,11 @@
         </w:rPr>
         <w:t xml:space="preserve">Например, на </w:t>
       </w:r>
-      <w:proofErr w:type="spellStart"/>
-      <w:r>
-        <w:rPr>
-          <w:lang w:val="ru-RU"/>
-        </w:rPr>
-        <w:t>Hugging</w:t>
-      </w:r>
-      <w:proofErr w:type="spellEnd"/>
-      <w:r>
-        <w:rPr>
-          <w:lang w:val="ru-RU"/>
-        </w:rPr>
-        <w:t xml:space="preserve"> Face [</w:t>
+      <w:r>
+        <w:rPr>
+          <w:lang w:val="ru-RU"/>
+        </w:rPr>
+        <w:t>Hugging Face [</w:t>
       </w:r>
       <w:r>
         <w:rPr>
@@ -27412,11 +25942,9 @@
         </w:rPr>
         <w:t xml:space="preserve">библиотеки </w:t>
       </w:r>
-      <w:proofErr w:type="spellStart"/>
       <w:r>
         <w:t>Gradio</w:t>
       </w:r>
-      <w:proofErr w:type="spellEnd"/>
       <w:r>
         <w:rPr>
           <w:lang w:val="ru-RU"/>
@@ -27431,11 +25959,9 @@
           <w:lang w:val="ru-RU"/>
         </w:rPr>
       </w:pPr>
-      <w:proofErr w:type="spellStart"/>
       <w:r>
         <w:t>Gradio</w:t>
       </w:r>
-      <w:proofErr w:type="spellEnd"/>
       <w:r>
         <w:rPr>
           <w:lang w:val="ru-RU"/>
@@ -27599,7 +26125,6 @@
         </w:rPr>
         <w:t xml:space="preserve"> расположен компонент </w:t>
       </w:r>
-      <w:proofErr w:type="spellStart"/>
       <w:r>
         <w:rPr>
           <w:rFonts w:ascii="Courier New" w:hAnsi="Courier New" w:cs="Courier New"/>
@@ -27607,7 +26132,6 @@
         </w:rPr>
         <w:t>Tabs</w:t>
       </w:r>
-      <w:proofErr w:type="spellEnd"/>
       <w:r>
         <w:rPr>
           <w:lang w:val="ru-RU"/>
@@ -27663,64 +26187,18 @@
         </w:rPr>
         <w:t xml:space="preserve"> для предпросмотра обработанного ролика. Кнопки запуска обработки связаны с Python‑функциями через методы </w:t>
       </w:r>
-      <w:proofErr w:type="spellStart"/>
-      <w:proofErr w:type="gramStart"/>
       <w:r>
         <w:rPr>
           <w:rFonts w:ascii="Courier New" w:hAnsi="Courier New" w:cs="Courier New"/>
           <w:lang w:val="ru-RU"/>
         </w:rPr>
-        <w:t>click</w:t>
-      </w:r>
-      <w:proofErr w:type="spellEnd"/>
-      <w:r>
-        <w:rPr>
-          <w:rFonts w:ascii="Courier New" w:hAnsi="Courier New" w:cs="Courier New"/>
-          <w:lang w:val="ru-RU"/>
-        </w:rPr>
-        <w:t>(</w:t>
-      </w:r>
-      <w:proofErr w:type="gramEnd"/>
-      <w:r>
-        <w:rPr>
-          <w:rFonts w:ascii="Courier New" w:hAnsi="Courier New" w:cs="Courier New"/>
-          <w:lang w:val="ru-RU"/>
-        </w:rPr>
-        <w:t>)</w:t>
-      </w:r>
-      <w:r>
-        <w:rPr>
-          <w:lang w:val="ru-RU"/>
-        </w:rPr>
-        <w:t xml:space="preserve">, а </w:t>
-      </w:r>
-      <w:proofErr w:type="spellStart"/>
-      <w:r>
-        <w:rPr>
-          <w:lang w:val="ru-RU"/>
-        </w:rPr>
-        <w:t>Gradio</w:t>
-      </w:r>
-      <w:proofErr w:type="spellEnd"/>
-      <w:r>
-        <w:rPr>
-          <w:lang w:val="ru-RU"/>
-        </w:rPr>
-        <w:t xml:space="preserve"> автоматически </w:t>
-      </w:r>
-      <w:proofErr w:type="spellStart"/>
-      <w:r>
-        <w:rPr>
-          <w:lang w:val="ru-RU"/>
-        </w:rPr>
-        <w:t>сериализует</w:t>
-      </w:r>
-      <w:proofErr w:type="spellEnd"/>
-      <w:r>
-        <w:rPr>
-          <w:lang w:val="ru-RU"/>
-        </w:rPr>
-        <w:t xml:space="preserve"> переданные файлы, вызывает функцию на сервере и возвращает результат в </w:t>
+        <w:t>click()</w:t>
+      </w:r>
+      <w:r>
+        <w:rPr>
+          <w:lang w:val="ru-RU"/>
+        </w:rPr>
+        <w:t xml:space="preserve">, а Gradio автоматически сериализует переданные файлы, вызывает функцию на сервере и возвращает результат в </w:t>
       </w:r>
       <w:r>
         <w:rPr>
@@ -28419,23 +26897,7 @@
                 <w:sz w:val="24"/>
                 <w:szCs w:val="24"/>
               </w:rPr>
-              <w:t>Выбрать файл модели с расширением «.</w:t>
-            </w:r>
-            <w:proofErr w:type="spellStart"/>
-            <w:r>
-              <w:rPr>
-                <w:sz w:val="24"/>
-                <w:szCs w:val="24"/>
-              </w:rPr>
-              <w:t>pt</w:t>
-            </w:r>
-            <w:proofErr w:type="spellEnd"/>
-            <w:r>
-              <w:rPr>
-                <w:sz w:val="24"/>
-                <w:szCs w:val="24"/>
-              </w:rPr>
-              <w:t>».</w:t>
+              <w:t>Выбрать файл модели с расширением «.pt».</w:t>
             </w:r>
           </w:p>
           <w:p>
@@ -28566,7 +27028,14 @@
                 <w:sz w:val="24"/>
                 <w:szCs w:val="24"/>
               </w:rPr>
-              <w:t>и обработки видео</w:t>
+              <w:t xml:space="preserve">и обработки </w:t>
+            </w:r>
+            <w:r>
+              <w:rPr>
+                <w:sz w:val="24"/>
+                <w:szCs w:val="24"/>
+              </w:rPr>
+              <w:t>изображений</w:t>
             </w:r>
           </w:p>
         </w:tc>
@@ -29384,13 +27853,8 @@
         <w:t>Т.Э.</w:t>
       </w:r>
       <w:r>
-        <w:t xml:space="preserve">, </w:t>
-      </w:r>
-      <w:proofErr w:type="spellStart"/>
-      <w:r>
-        <w:t>Солопекин</w:t>
-      </w:r>
-      <w:proofErr w:type="spellEnd"/>
+        <w:t>, Солопекин</w:t>
+      </w:r>
       <w:r>
         <w:t xml:space="preserve"> Д.А.</w:t>
       </w:r>
@@ -29758,14 +28222,12 @@
       <w:r>
         <w:t xml:space="preserve">Документация </w:t>
       </w:r>
-      <w:proofErr w:type="spellStart"/>
       <w:r>
         <w:rPr>
           <w:lang w:val="en-US"/>
         </w:rPr>
         <w:t>Roboflow</w:t>
       </w:r>
-      <w:proofErr w:type="spellEnd"/>
       <w:r>
         <w:t xml:space="preserve">. </w:t>
       </w:r>
@@ -30189,14 +28651,12 @@
       <w:r>
         <w:t>.</w:t>
       </w:r>
-      <w:proofErr w:type="spellStart"/>
       <w:r>
         <w:rPr>
           <w:lang w:val="en-US"/>
         </w:rPr>
         <w:t>kaggle</w:t>
       </w:r>
-      <w:proofErr w:type="spellEnd"/>
       <w:r>
         <w:t>.</w:t>
       </w:r>
@@ -30218,14 +28678,12 @@
       <w:r>
         <w:t>/</w:t>
       </w:r>
-      <w:proofErr w:type="spellStart"/>
       <w:r>
         <w:rPr>
           <w:lang w:val="en-US"/>
         </w:rPr>
         <w:t>princekhunt</w:t>
       </w:r>
-      <w:proofErr w:type="spellEnd"/>
       <w:r>
         <w:t>19/</w:t>
       </w:r>
@@ -30247,14 +28705,12 @@
       <w:r>
         <w:t>-</w:t>
       </w:r>
-      <w:proofErr w:type="spellStart"/>
       <w:r>
         <w:rPr>
           <w:lang w:val="en-US"/>
         </w:rPr>
         <w:t>imgs</w:t>
       </w:r>
-      <w:proofErr w:type="spellEnd"/>
       <w:r>
         <w:t>-</w:t>
       </w:r>
@@ -30316,13 +28772,8 @@
       <w:r>
         <w:t xml:space="preserve">Документация </w:t>
       </w:r>
-      <w:proofErr w:type="spellStart"/>
-      <w:r>
-        <w:t>Ultralytics</w:t>
-      </w:r>
-      <w:proofErr w:type="spellEnd"/>
-      <w:r>
-        <w:t xml:space="preserve"> YOLO</w:t>
+      <w:r>
+        <w:t>Ultralytics YOLO</w:t>
       </w:r>
       <w:r>
         <w:t xml:space="preserve"> [Электронный ресурс] URL: </w:t>
@@ -30361,14 +28812,12 @@
         <w:jc w:val="left"/>
       </w:pPr>
       <w:bookmarkStart w:id="56" w:name="_Ref196419187"/>
-      <w:proofErr w:type="spellStart"/>
       <w:r>
         <w:rPr>
           <w:lang w:val="en-US"/>
         </w:rPr>
         <w:t>Gradio</w:t>
       </w:r>
-      <w:proofErr w:type="spellEnd"/>
       <w:r>
         <w:t xml:space="preserve"> [Электронный ресурс] URL: </w:t>
       </w:r>
@@ -30462,67 +28911,19 @@
       </w:pPr>
       <w:bookmarkStart w:id="58" w:name="_Ref198126915"/>
       <w:r>
-        <w:t xml:space="preserve">Гудфеллоу Я., </w:t>
-      </w:r>
-      <w:proofErr w:type="spellStart"/>
-      <w:r>
-        <w:t>Бенджио</w:t>
-      </w:r>
-      <w:proofErr w:type="spellEnd"/>
-      <w:r>
-        <w:t xml:space="preserve"> И., </w:t>
-      </w:r>
-      <w:proofErr w:type="spellStart"/>
-      <w:r>
-        <w:t>Курвилль</w:t>
-      </w:r>
-      <w:proofErr w:type="spellEnd"/>
-      <w:r>
-        <w:t xml:space="preserve"> А. Глубокое обучение</w:t>
+        <w:t>Гудфеллоу Я., Бенджио И., Курвилль А. Глубокое обучение</w:t>
       </w:r>
       <w:r>
         <w:t xml:space="preserve"> //</w:t>
       </w:r>
       <w:r>
-        <w:t xml:space="preserve"> пер. с </w:t>
-      </w:r>
-      <w:proofErr w:type="spellStart"/>
-      <w:r>
-        <w:t>анг</w:t>
-      </w:r>
-      <w:proofErr w:type="spellEnd"/>
-      <w:r>
-        <w:t xml:space="preserve">. А. А. </w:t>
-      </w:r>
-      <w:proofErr w:type="spellStart"/>
-      <w:r>
-        <w:t>Слинкина</w:t>
-      </w:r>
-      <w:proofErr w:type="spellEnd"/>
-      <w:r>
-        <w:t>. 2-е изд</w:t>
+        <w:t xml:space="preserve"> пер. с анг. А. А. Слинкина. 2-е изд</w:t>
       </w:r>
       <w:r>
         <w:t>ание</w:t>
       </w:r>
       <w:r>
-        <w:t xml:space="preserve">, </w:t>
-      </w:r>
-      <w:proofErr w:type="spellStart"/>
-      <w:r>
-        <w:t>испр</w:t>
-      </w:r>
-      <w:proofErr w:type="spellEnd"/>
-      <w:r>
-        <w:t xml:space="preserve">. М.: ДМК Пресс, 2018. 652 с.: </w:t>
-      </w:r>
-      <w:proofErr w:type="spellStart"/>
-      <w:r>
-        <w:t>цв</w:t>
-      </w:r>
-      <w:proofErr w:type="spellEnd"/>
-      <w:r>
-        <w:t>. ил.</w:t>
+        <w:t>, испр. М.: ДМК Пресс, 2018. 652 с.: цв. ил.</w:t>
       </w:r>
       <w:bookmarkEnd w:id="58"/>
     </w:p>
@@ -30645,7 +29046,7 @@
 </file>
 
 <file path=word/endnotes.xml><?xml version="1.0" encoding="utf-8"?>
-<w:endnotes xmlns:wpc="http://schemas.microsoft.com/office/word/2010/wordprocessingCanvas" xmlns:cx="http://schemas.microsoft.com/office/drawing/2014/chartex" xmlns:cx1="http://schemas.microsoft.com/office/drawing/2015/9/8/chartex" xmlns:cx2="http://schemas.microsoft.com/office/drawing/2015/10/21/chartex" xmlns:cx3="http://schemas.microsoft.com/office/drawing/2016/5/9/chartex" xmlns:cx4="http://schemas.microsoft.com/office/drawing/2016/5/10/chartex" xmlns:cx5="http://schemas.microsoft.com/office/drawing/2016/5/11/chartex" xmlns:cx6="http://schemas.microsoft.com/office/drawing/2016/5/12/chartex" xmlns:cx7="http://schemas.microsoft.com/office/drawing/2016/5/13/chartex" xmlns:cx8="http://schemas.microsoft.com/office/drawing/2016/5/14/chartex" xmlns:mc="http://schemas.openxmlformats.org/markup-compatibility/2006" xmlns:aink="http://schemas.microsoft.com/office/drawing/2016/ink" xmlns:am3d="http://schemas.microsoft.com/office/drawing/2017/model3d" xmlns:o="urn:schemas-microsoft-com:office:office" xmlns:r="http://schemas.openxmlformats.org/officeDocument/2006/relationships" xmlns:m="http://schemas.openxmlformats.org/officeDocument/2006/math" xmlns:v="urn:schemas-microsoft-com:vml" xmlns:wp14="http://schemas.microsoft.com/office/word/2010/wordprocessingDrawing" xmlns:wp="http://schemas.openxmlformats.org/drawingml/2006/wordprocessingDrawing" xmlns:w10="urn:schemas-microsoft-com:office:word" xmlns:w="http://schemas.openxmlformats.org/wordprocessingml/2006/main" xmlns:w14="http://schemas.microsoft.com/office/word/2010/wordml" xmlns:w15="http://schemas.microsoft.com/office/word/2012/wordml" xmlns:w16cex="http://schemas.microsoft.com/office/word/2018/wordml/cex" xmlns:w16cid="http://schemas.microsoft.com/office/word/2016/wordml/cid" xmlns:w16="http://schemas.microsoft.com/office/word/2018/wordml" xmlns:w16sdtdh="http://schemas.microsoft.com/office/word/2020/wordml/sdtdatahash" xmlns:w16se="http://schemas.microsoft.com/office/word/2015/wordml/symex" xmlns:wpg="http://schemas.microsoft.com/office/word/2010/wordprocessingGroup" xmlns:wpi="http://schemas.microsoft.com/office/word/2010/wordprocessingInk" xmlns:wne="http://schemas.microsoft.com/office/word/2006/wordml" xmlns:wps="http://schemas.microsoft.com/office/word/2010/wordprocessingShape" mc:Ignorable="w14 w15 w16se w16cid w16 w16cex w16sdtdh wp14">
+<w:endnotes xmlns:wpc="http://schemas.microsoft.com/office/word/2010/wordprocessingCanvas" xmlns:cx="http://schemas.microsoft.com/office/drawing/2014/chartex" xmlns:cx1="http://schemas.microsoft.com/office/drawing/2015/9/8/chartex" xmlns:cx2="http://schemas.microsoft.com/office/drawing/2015/10/21/chartex" xmlns:cx3="http://schemas.microsoft.com/office/drawing/2016/5/9/chartex" xmlns:cx4="http://schemas.microsoft.com/office/drawing/2016/5/10/chartex" xmlns:cx5="http://schemas.microsoft.com/office/drawing/2016/5/11/chartex" xmlns:cx6="http://schemas.microsoft.com/office/drawing/2016/5/12/chartex" xmlns:cx7="http://schemas.microsoft.com/office/drawing/2016/5/13/chartex" xmlns:cx8="http://schemas.microsoft.com/office/drawing/2016/5/14/chartex" xmlns:mc="http://schemas.openxmlformats.org/markup-compatibility/2006" xmlns:aink="http://schemas.microsoft.com/office/drawing/2016/ink" xmlns:am3d="http://schemas.microsoft.com/office/drawing/2017/model3d" xmlns:o="urn:schemas-microsoft-com:office:office" xmlns:oel="http://schemas.microsoft.com/office/2019/extlst" xmlns:r="http://schemas.openxmlformats.org/officeDocument/2006/relationships" xmlns:m="http://schemas.openxmlformats.org/officeDocument/2006/math" xmlns:v="urn:schemas-microsoft-com:vml" xmlns:wp14="http://schemas.microsoft.com/office/word/2010/wordprocessingDrawing" xmlns:wp="http://schemas.openxmlformats.org/drawingml/2006/wordprocessingDrawing" xmlns:w10="urn:schemas-microsoft-com:office:word" xmlns:w="http://schemas.openxmlformats.org/wordprocessingml/2006/main" xmlns:w14="http://schemas.microsoft.com/office/word/2010/wordml" xmlns:w15="http://schemas.microsoft.com/office/word/2012/wordml" xmlns:w16cex="http://schemas.microsoft.com/office/word/2018/wordml/cex" xmlns:w16cid="http://schemas.microsoft.com/office/word/2016/wordml/cid" xmlns:w16="http://schemas.microsoft.com/office/word/2018/wordml" xmlns:w16du="http://schemas.microsoft.com/office/word/2023/wordml/word16du" xmlns:w16sdtdh="http://schemas.microsoft.com/office/word/2020/wordml/sdtdatahash" xmlns:w16sdtfl="http://schemas.microsoft.com/office/word/2024/wordml/sdtformatlock" xmlns:w16se="http://schemas.microsoft.com/office/word/2015/wordml/symex" xmlns:wpg="http://schemas.microsoft.com/office/word/2010/wordprocessingGroup" xmlns:wpi="http://schemas.microsoft.com/office/word/2010/wordprocessingInk" xmlns:wne="http://schemas.microsoft.com/office/word/2006/wordml" xmlns:wps="http://schemas.microsoft.com/office/word/2010/wordprocessingShape" mc:Ignorable="w14 w15 w16se w16cid w16 w16cex w16sdtdh w16sdtfl w16du wp14">
   <w:endnote w:type="separator" w:id="-1">
     <w:p>
       <w:r>
@@ -30666,7 +29067,7 @@
 </file>
 
 <file path=word/footer1.xml><?xml version="1.0" encoding="utf-8"?>
-<w:ftr xmlns:wpc="http://schemas.microsoft.com/office/word/2010/wordprocessingCanvas" xmlns:cx="http://schemas.microsoft.com/office/drawing/2014/chartex" xmlns:cx1="http://schemas.microsoft.com/office/drawing/2015/9/8/chartex" xmlns:cx2="http://schemas.microsoft.com/office/drawing/2015/10/21/chartex" xmlns:cx3="http://schemas.microsoft.com/office/drawing/2016/5/9/chartex" xmlns:cx4="http://schemas.microsoft.com/office/drawing/2016/5/10/chartex" xmlns:cx5="http://schemas.microsoft.com/office/drawing/2016/5/11/chartex" xmlns:cx6="http://schemas.microsoft.com/office/drawing/2016/5/12/chartex" xmlns:cx7="http://schemas.microsoft.com/office/drawing/2016/5/13/chartex" xmlns:cx8="http://schemas.microsoft.com/office/drawing/2016/5/14/chartex" xmlns:mc="http://schemas.openxmlformats.org/markup-compatibility/2006" xmlns:aink="http://schemas.microsoft.com/office/drawing/2016/ink" xmlns:am3d="http://schemas.microsoft.com/office/drawing/2017/model3d" xmlns:o="urn:schemas-microsoft-com:office:office" xmlns:r="http://schemas.openxmlformats.org/officeDocument/2006/relationships" xmlns:m="http://schemas.openxmlformats.org/officeDocument/2006/math" xmlns:v="urn:schemas-microsoft-com:vml" xmlns:wp14="http://schemas.microsoft.com/office/word/2010/wordprocessingDrawing" xmlns:wp="http://schemas.openxmlformats.org/drawingml/2006/wordprocessingDrawing" xmlns:w10="urn:schemas-microsoft-com:office:word" xmlns:w="http://schemas.openxmlformats.org/wordprocessingml/2006/main" xmlns:w14="http://schemas.microsoft.com/office/word/2010/wordml" xmlns:w15="http://schemas.microsoft.com/office/word/2012/wordml" xmlns:w16cex="http://schemas.microsoft.com/office/word/2018/wordml/cex" xmlns:w16cid="http://schemas.microsoft.com/office/word/2016/wordml/cid" xmlns:w16="http://schemas.microsoft.com/office/word/2018/wordml" xmlns:w16sdtdh="http://schemas.microsoft.com/office/word/2020/wordml/sdtdatahash" xmlns:w16se="http://schemas.microsoft.com/office/word/2015/wordml/symex" xmlns:wpg="http://schemas.microsoft.com/office/word/2010/wordprocessingGroup" xmlns:wpi="http://schemas.microsoft.com/office/word/2010/wordprocessingInk" xmlns:wne="http://schemas.microsoft.com/office/word/2006/wordml" xmlns:wps="http://schemas.microsoft.com/office/word/2010/wordprocessingShape" mc:Ignorable="w14 w15 w16se w16cid w16 w16cex w16sdtdh wp14">
+<w:ftr xmlns:wpc="http://schemas.microsoft.com/office/word/2010/wordprocessingCanvas" xmlns:cx="http://schemas.microsoft.com/office/drawing/2014/chartex" xmlns:cx1="http://schemas.microsoft.com/office/drawing/2015/9/8/chartex" xmlns:cx2="http://schemas.microsoft.com/office/drawing/2015/10/21/chartex" xmlns:cx3="http://schemas.microsoft.com/office/drawing/2016/5/9/chartex" xmlns:cx4="http://schemas.microsoft.com/office/drawing/2016/5/10/chartex" xmlns:cx5="http://schemas.microsoft.com/office/drawing/2016/5/11/chartex" xmlns:cx6="http://schemas.microsoft.com/office/drawing/2016/5/12/chartex" xmlns:cx7="http://schemas.microsoft.com/office/drawing/2016/5/13/chartex" xmlns:cx8="http://schemas.microsoft.com/office/drawing/2016/5/14/chartex" xmlns:mc="http://schemas.openxmlformats.org/markup-compatibility/2006" xmlns:aink="http://schemas.microsoft.com/office/drawing/2016/ink" xmlns:am3d="http://schemas.microsoft.com/office/drawing/2017/model3d" xmlns:o="urn:schemas-microsoft-com:office:office" xmlns:oel="http://schemas.microsoft.com/office/2019/extlst" xmlns:r="http://schemas.openxmlformats.org/officeDocument/2006/relationships" xmlns:m="http://schemas.openxmlformats.org/officeDocument/2006/math" xmlns:v="urn:schemas-microsoft-com:vml" xmlns:wp14="http://schemas.microsoft.com/office/word/2010/wordprocessingDrawing" xmlns:wp="http://schemas.openxmlformats.org/drawingml/2006/wordprocessingDrawing" xmlns:w10="urn:schemas-microsoft-com:office:word" xmlns:w="http://schemas.openxmlformats.org/wordprocessingml/2006/main" xmlns:w14="http://schemas.microsoft.com/office/word/2010/wordml" xmlns:w15="http://schemas.microsoft.com/office/word/2012/wordml" xmlns:w16cex="http://schemas.microsoft.com/office/word/2018/wordml/cex" xmlns:w16cid="http://schemas.microsoft.com/office/word/2016/wordml/cid" xmlns:w16="http://schemas.microsoft.com/office/word/2018/wordml" xmlns:w16du="http://schemas.microsoft.com/office/word/2023/wordml/word16du" xmlns:w16sdtdh="http://schemas.microsoft.com/office/word/2020/wordml/sdtdatahash" xmlns:w16sdtfl="http://schemas.microsoft.com/office/word/2024/wordml/sdtformatlock" xmlns:w16se="http://schemas.microsoft.com/office/word/2015/wordml/symex" xmlns:wpg="http://schemas.microsoft.com/office/word/2010/wordprocessingGroup" xmlns:wpi="http://schemas.microsoft.com/office/word/2010/wordprocessingInk" xmlns:wne="http://schemas.microsoft.com/office/word/2006/wordml" xmlns:wps="http://schemas.microsoft.com/office/word/2010/wordprocessingShape" mc:Ignorable="w14 w15 w16se w16cid w16 w16cex w16sdtdh w16sdtfl w16du wp14">
   <w:sdt>
     <w:sdtPr>
       <w:id w:val="1754461766"/>
@@ -30675,7 +29076,6 @@
         <w:docPartUnique/>
       </w:docPartObj>
     </w:sdtPr>
-    <w:sdtEndPr/>
     <w:sdtContent>
       <w:p>
         <w:pPr>
@@ -30704,7 +29104,7 @@
 </file>
 
 <file path=word/footnotes.xml><?xml version="1.0" encoding="utf-8"?>
-<w:footnotes xmlns:wpc="http://schemas.microsoft.com/office/word/2010/wordprocessingCanvas" xmlns:cx="http://schemas.microsoft.com/office/drawing/2014/chartex" xmlns:cx1="http://schemas.microsoft.com/office/drawing/2015/9/8/chartex" xmlns:cx2="http://schemas.microsoft.com/office/drawing/2015/10/21/chartex" xmlns:cx3="http://schemas.microsoft.com/office/drawing/2016/5/9/chartex" xmlns:cx4="http://schemas.microsoft.com/office/drawing/2016/5/10/chartex" xmlns:cx5="http://schemas.microsoft.com/office/drawing/2016/5/11/chartex" xmlns:cx6="http://schemas.microsoft.com/office/drawing/2016/5/12/chartex" xmlns:cx7="http://schemas.microsoft.com/office/drawing/2016/5/13/chartex" xmlns:cx8="http://schemas.microsoft.com/office/drawing/2016/5/14/chartex" xmlns:mc="http://schemas.openxmlformats.org/markup-compatibility/2006" xmlns:aink="http://schemas.microsoft.com/office/drawing/2016/ink" xmlns:am3d="http://schemas.microsoft.com/office/drawing/2017/model3d" xmlns:o="urn:schemas-microsoft-com:office:office" xmlns:r="http://schemas.openxmlformats.org/officeDocument/2006/relationships" xmlns:m="http://schemas.openxmlformats.org/officeDocument/2006/math" xmlns:v="urn:schemas-microsoft-com:vml" xmlns:wp14="http://schemas.microsoft.com/office/word/2010/wordprocessingDrawing" xmlns:wp="http://schemas.openxmlformats.org/drawingml/2006/wordprocessingDrawing" xmlns:w10="urn:schemas-microsoft-com:office:word" xmlns:w="http://schemas.openxmlformats.org/wordprocessingml/2006/main" xmlns:w14="http://schemas.microsoft.com/office/word/2010/wordml" xmlns:w15="http://schemas.microsoft.com/office/word/2012/wordml" xmlns:w16cex="http://schemas.microsoft.com/office/word/2018/wordml/cex" xmlns:w16cid="http://schemas.microsoft.com/office/word/2016/wordml/cid" xmlns:w16="http://schemas.microsoft.com/office/word/2018/wordml" xmlns:w16sdtdh="http://schemas.microsoft.com/office/word/2020/wordml/sdtdatahash" xmlns:w16se="http://schemas.microsoft.com/office/word/2015/wordml/symex" xmlns:wpg="http://schemas.microsoft.com/office/word/2010/wordprocessingGroup" xmlns:wpi="http://schemas.microsoft.com/office/word/2010/wordprocessingInk" xmlns:wne="http://schemas.microsoft.com/office/word/2006/wordml" xmlns:wps="http://schemas.microsoft.com/office/word/2010/wordprocessingShape" mc:Ignorable="w14 w15 w16se w16cid w16 w16cex w16sdtdh wp14">
+<w:footnotes xmlns:wpc="http://schemas.microsoft.com/office/word/2010/wordprocessingCanvas" xmlns:cx="http://schemas.microsoft.com/office/drawing/2014/chartex" xmlns:cx1="http://schemas.microsoft.com/office/drawing/2015/9/8/chartex" xmlns:cx2="http://schemas.microsoft.com/office/drawing/2015/10/21/chartex" xmlns:cx3="http://schemas.microsoft.com/office/drawing/2016/5/9/chartex" xmlns:cx4="http://schemas.microsoft.com/office/drawing/2016/5/10/chartex" xmlns:cx5="http://schemas.microsoft.com/office/drawing/2016/5/11/chartex" xmlns:cx6="http://schemas.microsoft.com/office/drawing/2016/5/12/chartex" xmlns:cx7="http://schemas.microsoft.com/office/drawing/2016/5/13/chartex" xmlns:cx8="http://schemas.microsoft.com/office/drawing/2016/5/14/chartex" xmlns:mc="http://schemas.openxmlformats.org/markup-compatibility/2006" xmlns:aink="http://schemas.microsoft.com/office/drawing/2016/ink" xmlns:am3d="http://schemas.microsoft.com/office/drawing/2017/model3d" xmlns:o="urn:schemas-microsoft-com:office:office" xmlns:oel="http://schemas.microsoft.com/office/2019/extlst" xmlns:r="http://schemas.openxmlformats.org/officeDocument/2006/relationships" xmlns:m="http://schemas.openxmlformats.org/officeDocument/2006/math" xmlns:v="urn:schemas-microsoft-com:vml" xmlns:wp14="http://schemas.microsoft.com/office/word/2010/wordprocessingDrawing" xmlns:wp="http://schemas.openxmlformats.org/drawingml/2006/wordprocessingDrawing" xmlns:w10="urn:schemas-microsoft-com:office:word" xmlns:w="http://schemas.openxmlformats.org/wordprocessingml/2006/main" xmlns:w14="http://schemas.microsoft.com/office/word/2010/wordml" xmlns:w15="http://schemas.microsoft.com/office/word/2012/wordml" xmlns:w16cex="http://schemas.microsoft.com/office/word/2018/wordml/cex" xmlns:w16cid="http://schemas.microsoft.com/office/word/2016/wordml/cid" xmlns:w16="http://schemas.microsoft.com/office/word/2018/wordml" xmlns:w16du="http://schemas.microsoft.com/office/word/2023/wordml/word16du" xmlns:w16sdtdh="http://schemas.microsoft.com/office/word/2020/wordml/sdtdatahash" xmlns:w16sdtfl="http://schemas.microsoft.com/office/word/2024/wordml/sdtformatlock" xmlns:w16se="http://schemas.microsoft.com/office/word/2015/wordml/symex" xmlns:wpg="http://schemas.microsoft.com/office/word/2010/wordprocessingGroup" xmlns:wpi="http://schemas.microsoft.com/office/word/2010/wordprocessingInk" xmlns:wne="http://schemas.microsoft.com/office/word/2006/wordml" xmlns:wps="http://schemas.microsoft.com/office/word/2010/wordprocessingShape" mc:Ignorable="w14 w15 w16se w16cid w16 w16cex w16sdtdh w16sdtfl w16du wp14">
   <w:footnote w:type="separator" w:id="-1">
     <w:p>
       <w:r>
@@ -30725,7 +29125,7 @@
 </file>
 
 <file path=word/numbering.xml><?xml version="1.0" encoding="utf-8"?>
-<w:numbering xmlns:wpc="http://schemas.microsoft.com/office/word/2010/wordprocessingCanvas" xmlns:cx="http://schemas.microsoft.com/office/drawing/2014/chartex" xmlns:cx1="http://schemas.microsoft.com/office/drawing/2015/9/8/chartex" xmlns:cx2="http://schemas.microsoft.com/office/drawing/2015/10/21/chartex" xmlns:cx3="http://schemas.microsoft.com/office/drawing/2016/5/9/chartex" xmlns:cx4="http://schemas.microsoft.com/office/drawing/2016/5/10/chartex" xmlns:cx5="http://schemas.microsoft.com/office/drawing/2016/5/11/chartex" xmlns:cx6="http://schemas.microsoft.com/office/drawing/2016/5/12/chartex" xmlns:cx7="http://schemas.microsoft.com/office/drawing/2016/5/13/chartex" xmlns:cx8="http://schemas.microsoft.com/office/drawing/2016/5/14/chartex" xmlns:mc="http://schemas.openxmlformats.org/markup-compatibility/2006" xmlns:aink="http://schemas.microsoft.com/office/drawing/2016/ink" xmlns:am3d="http://schemas.microsoft.com/office/drawing/2017/model3d" xmlns:o="urn:schemas-microsoft-com:office:office" xmlns:r="http://schemas.openxmlformats.org/officeDocument/2006/relationships" xmlns:m="http://schemas.openxmlformats.org/officeDocument/2006/math" xmlns:v="urn:schemas-microsoft-com:vml" xmlns:wp14="http://schemas.microsoft.com/office/word/2010/wordprocessingDrawing" xmlns:wp="http://schemas.openxmlformats.org/drawingml/2006/wordprocessingDrawing" xmlns:w10="urn:schemas-microsoft-com:office:word" xmlns:w="http://schemas.openxmlformats.org/wordprocessingml/2006/main" xmlns:w14="http://schemas.microsoft.com/office/word/2010/wordml" xmlns:w15="http://schemas.microsoft.com/office/word/2012/wordml" xmlns:w16cex="http://schemas.microsoft.com/office/word/2018/wordml/cex" xmlns:w16cid="http://schemas.microsoft.com/office/word/2016/wordml/cid" xmlns:w16="http://schemas.microsoft.com/office/word/2018/wordml" xmlns:w16sdtdh="http://schemas.microsoft.com/office/word/2020/wordml/sdtdatahash" xmlns:w16se="http://schemas.microsoft.com/office/word/2015/wordml/symex" xmlns:wpg="http://schemas.microsoft.com/office/word/2010/wordprocessingGroup" xmlns:wpi="http://schemas.microsoft.com/office/word/2010/wordprocessingInk" xmlns:wne="http://schemas.microsoft.com/office/word/2006/wordml" xmlns:wps="http://schemas.microsoft.com/office/word/2010/wordprocessingShape" mc:Ignorable="w14 w15 w16se w16cid w16 w16cex w16sdtdh wp14">
+<w:numbering xmlns:wpc="http://schemas.microsoft.com/office/word/2010/wordprocessingCanvas" xmlns:cx="http://schemas.microsoft.com/office/drawing/2014/chartex" xmlns:cx1="http://schemas.microsoft.com/office/drawing/2015/9/8/chartex" xmlns:cx2="http://schemas.microsoft.com/office/drawing/2015/10/21/chartex" xmlns:cx3="http://schemas.microsoft.com/office/drawing/2016/5/9/chartex" xmlns:cx4="http://schemas.microsoft.com/office/drawing/2016/5/10/chartex" xmlns:cx5="http://schemas.microsoft.com/office/drawing/2016/5/11/chartex" xmlns:cx6="http://schemas.microsoft.com/office/drawing/2016/5/12/chartex" xmlns:cx7="http://schemas.microsoft.com/office/drawing/2016/5/13/chartex" xmlns:cx8="http://schemas.microsoft.com/office/drawing/2016/5/14/chartex" xmlns:mc="http://schemas.openxmlformats.org/markup-compatibility/2006" xmlns:aink="http://schemas.microsoft.com/office/drawing/2016/ink" xmlns:am3d="http://schemas.microsoft.com/office/drawing/2017/model3d" xmlns:o="urn:schemas-microsoft-com:office:office" xmlns:oel="http://schemas.microsoft.com/office/2019/extlst" xmlns:r="http://schemas.openxmlformats.org/officeDocument/2006/relationships" xmlns:m="http://schemas.openxmlformats.org/officeDocument/2006/math" xmlns:v="urn:schemas-microsoft-com:vml" xmlns:wp14="http://schemas.microsoft.com/office/word/2010/wordprocessingDrawing" xmlns:wp="http://schemas.openxmlformats.org/drawingml/2006/wordprocessingDrawing" xmlns:w10="urn:schemas-microsoft-com:office:word" xmlns:w="http://schemas.openxmlformats.org/wordprocessingml/2006/main" xmlns:w14="http://schemas.microsoft.com/office/word/2010/wordml" xmlns:w15="http://schemas.microsoft.com/office/word/2012/wordml" xmlns:w16cex="http://schemas.microsoft.com/office/word/2018/wordml/cex" xmlns:w16cid="http://schemas.microsoft.com/office/word/2016/wordml/cid" xmlns:w16="http://schemas.microsoft.com/office/word/2018/wordml" xmlns:w16du="http://schemas.microsoft.com/office/word/2023/wordml/word16du" xmlns:w16sdtdh="http://schemas.microsoft.com/office/word/2020/wordml/sdtdatahash" xmlns:w16sdtfl="http://schemas.microsoft.com/office/word/2024/wordml/sdtformatlock" xmlns:w16se="http://schemas.microsoft.com/office/word/2015/wordml/symex" xmlns:wpg="http://schemas.microsoft.com/office/word/2010/wordprocessingGroup" xmlns:wpi="http://schemas.microsoft.com/office/word/2010/wordprocessingInk" xmlns:wne="http://schemas.microsoft.com/office/word/2006/wordml" xmlns:wps="http://schemas.microsoft.com/office/word/2010/wordprocessingShape" mc:Ignorable="w14 w15 w16se w16cid w16 w16cex w16sdtdh w16sdtfl w16du wp14">
   <w:abstractNum w:abstractNumId="0" w15:restartNumberingAfterBreak="0">
     <w:nsid w:val="03DA793C"/>
     <w:multiLevelType w:val="hybridMultilevel"/>
@@ -33756,7 +32156,7 @@
       </w:pPr>
     </w:lvl>
   </w:abstractNum>
-  <w:num w:numId="1">
+  <w:num w:numId="1" w16cid:durableId="465514100">
     <w:abstractNumId w:val="17"/>
     <w:lvlOverride w:ilvl="0">
       <w:startOverride w:val="1"/>
@@ -33786,49 +32186,49 @@
       <w:startOverride w:val="1"/>
     </w:lvlOverride>
   </w:num>
-  <w:num w:numId="2">
+  <w:num w:numId="2" w16cid:durableId="1639845872">
     <w:abstractNumId w:val="8"/>
   </w:num>
-  <w:num w:numId="3">
+  <w:num w:numId="3" w16cid:durableId="1511141820">
     <w:abstractNumId w:val="10"/>
   </w:num>
-  <w:num w:numId="4">
+  <w:num w:numId="4" w16cid:durableId="1131097805">
     <w:abstractNumId w:val="19"/>
   </w:num>
-  <w:num w:numId="5">
+  <w:num w:numId="5" w16cid:durableId="1868791714">
     <w:abstractNumId w:val="26"/>
   </w:num>
-  <w:num w:numId="6">
+  <w:num w:numId="6" w16cid:durableId="456797478">
     <w:abstractNumId w:val="23"/>
   </w:num>
-  <w:num w:numId="7">
+  <w:num w:numId="7" w16cid:durableId="734473970">
     <w:abstractNumId w:val="16"/>
   </w:num>
-  <w:num w:numId="8">
+  <w:num w:numId="8" w16cid:durableId="1293174778">
     <w:abstractNumId w:val="1"/>
   </w:num>
-  <w:num w:numId="9">
+  <w:num w:numId="9" w16cid:durableId="550263340">
     <w:abstractNumId w:val="15"/>
   </w:num>
-  <w:num w:numId="10">
+  <w:num w:numId="10" w16cid:durableId="563612340">
     <w:abstractNumId w:val="18"/>
   </w:num>
-  <w:num w:numId="11">
+  <w:num w:numId="11" w16cid:durableId="1635328350">
     <w:abstractNumId w:val="6"/>
   </w:num>
-  <w:num w:numId="12">
+  <w:num w:numId="12" w16cid:durableId="2132939335">
     <w:abstractNumId w:val="11"/>
   </w:num>
-  <w:num w:numId="13">
+  <w:num w:numId="13" w16cid:durableId="844436710">
     <w:abstractNumId w:val="5"/>
   </w:num>
-  <w:num w:numId="14">
+  <w:num w:numId="14" w16cid:durableId="451829976">
     <w:abstractNumId w:val="21"/>
   </w:num>
-  <w:num w:numId="15">
+  <w:num w:numId="15" w16cid:durableId="1966698001">
     <w:abstractNumId w:val="7"/>
   </w:num>
-  <w:num w:numId="16">
+  <w:num w:numId="16" w16cid:durableId="1367025583">
     <w:abstractNumId w:val="7"/>
     <w:lvlOverride w:ilvl="0">
       <w:startOverride w:val="1"/>
@@ -33858,7 +32258,7 @@
       <w:startOverride w:val="1"/>
     </w:lvlOverride>
   </w:num>
-  <w:num w:numId="17">
+  <w:num w:numId="17" w16cid:durableId="671876237">
     <w:abstractNumId w:val="7"/>
     <w:lvlOverride w:ilvl="0">
       <w:startOverride w:val="1"/>
@@ -33888,46 +32288,46 @@
       <w:startOverride w:val="1"/>
     </w:lvlOverride>
   </w:num>
-  <w:num w:numId="18">
+  <w:num w:numId="18" w16cid:durableId="162084932">
     <w:abstractNumId w:val="18"/>
     <w:lvlOverride w:ilvl="0">
       <w:startOverride w:val="1"/>
     </w:lvlOverride>
   </w:num>
-  <w:num w:numId="19">
+  <w:num w:numId="19" w16cid:durableId="1750347860">
     <w:abstractNumId w:val="18"/>
     <w:lvlOverride w:ilvl="0">
       <w:startOverride w:val="1"/>
     </w:lvlOverride>
   </w:num>
-  <w:num w:numId="20">
+  <w:num w:numId="20" w16cid:durableId="922958323">
     <w:abstractNumId w:val="9"/>
   </w:num>
-  <w:num w:numId="21">
+  <w:num w:numId="21" w16cid:durableId="859197952">
     <w:abstractNumId w:val="26"/>
   </w:num>
-  <w:num w:numId="22">
+  <w:num w:numId="22" w16cid:durableId="248782225">
     <w:abstractNumId w:val="3"/>
   </w:num>
-  <w:num w:numId="23">
+  <w:num w:numId="23" w16cid:durableId="1360357407">
     <w:abstractNumId w:val="26"/>
   </w:num>
-  <w:num w:numId="24">
+  <w:num w:numId="24" w16cid:durableId="619141860">
     <w:abstractNumId w:val="20"/>
   </w:num>
-  <w:num w:numId="25">
+  <w:num w:numId="25" w16cid:durableId="1709182164">
     <w:abstractNumId w:val="17"/>
   </w:num>
-  <w:num w:numId="26">
+  <w:num w:numId="26" w16cid:durableId="1501966566">
     <w:abstractNumId w:val="4"/>
   </w:num>
-  <w:num w:numId="27">
+  <w:num w:numId="27" w16cid:durableId="1091971205">
     <w:abstractNumId w:val="13"/>
   </w:num>
-  <w:num w:numId="28">
+  <w:num w:numId="28" w16cid:durableId="1893808628">
     <w:abstractNumId w:val="28"/>
   </w:num>
-  <w:num w:numId="29">
+  <w:num w:numId="29" w16cid:durableId="1795637796">
     <w:abstractNumId w:val="26"/>
     <w:lvlOverride w:ilvl="0">
       <w:startOverride w:val="1"/>
@@ -33955,7 +32355,7 @@
       <w:startOverride w:val="1"/>
     </w:lvlOverride>
   </w:num>
-  <w:num w:numId="30">
+  <w:num w:numId="30" w16cid:durableId="1387679552">
     <w:abstractNumId w:val="12"/>
     <w:lvlOverride w:ilvl="0">
       <w:startOverride w:val="1"/>
@@ -33983,61 +32383,61 @@
       <w:startOverride w:val="1"/>
     </w:lvlOverride>
   </w:num>
-  <w:num w:numId="31">
+  <w:num w:numId="31" w16cid:durableId="1248542087">
     <w:abstractNumId w:val="23"/>
     <w:lvlOverride w:ilvl="0">
       <w:startOverride w:val="1"/>
     </w:lvlOverride>
   </w:num>
-  <w:num w:numId="32">
+  <w:num w:numId="32" w16cid:durableId="1212962454">
     <w:abstractNumId w:val="23"/>
     <w:lvlOverride w:ilvl="0">
       <w:startOverride w:val="1"/>
     </w:lvlOverride>
   </w:num>
-  <w:num w:numId="33">
+  <w:num w:numId="33" w16cid:durableId="714813813">
     <w:abstractNumId w:val="2"/>
   </w:num>
-  <w:num w:numId="34">
+  <w:num w:numId="34" w16cid:durableId="822116340">
     <w:abstractNumId w:val="2"/>
     <w:lvlOverride w:ilvl="0">
       <w:startOverride w:val="1"/>
     </w:lvlOverride>
   </w:num>
-  <w:num w:numId="35">
+  <w:num w:numId="35" w16cid:durableId="2010668283">
     <w:abstractNumId w:val="18"/>
     <w:lvlOverride w:ilvl="0">
       <w:startOverride w:val="1"/>
     </w:lvlOverride>
   </w:num>
-  <w:num w:numId="36">
+  <w:num w:numId="36" w16cid:durableId="1406562430">
     <w:abstractNumId w:val="18"/>
     <w:lvlOverride w:ilvl="0">
       <w:startOverride w:val="1"/>
     </w:lvlOverride>
   </w:num>
-  <w:num w:numId="37">
+  <w:num w:numId="37" w16cid:durableId="1897861799">
     <w:abstractNumId w:val="24"/>
   </w:num>
-  <w:num w:numId="38">
+  <w:num w:numId="38" w16cid:durableId="1241792262">
     <w:abstractNumId w:val="25"/>
   </w:num>
-  <w:num w:numId="39">
+  <w:num w:numId="39" w16cid:durableId="1439789442">
     <w:abstractNumId w:val="22"/>
   </w:num>
-  <w:num w:numId="40">
+  <w:num w:numId="40" w16cid:durableId="669722207">
     <w:abstractNumId w:val="29"/>
   </w:num>
-  <w:num w:numId="41">
+  <w:num w:numId="41" w16cid:durableId="57679914">
     <w:abstractNumId w:val="14"/>
   </w:num>
-  <w:num w:numId="42">
+  <w:num w:numId="42" w16cid:durableId="1431658535">
     <w:abstractNumId w:val="27"/>
   </w:num>
-  <w:num w:numId="43">
+  <w:num w:numId="43" w16cid:durableId="323289172">
     <w:abstractNumId w:val="0"/>
   </w:num>
-  <w:num w:numId="44">
+  <w:num w:numId="44" w16cid:durableId="1902515472">
     <w:abstractNumId w:val="2"/>
     <w:lvlOverride w:ilvl="0">
       <w:startOverride w:val="1"/>
@@ -34048,7 +32448,7 @@
 </file>
 
 <file path=word/styles.xml><?xml version="1.0" encoding="utf-8"?>
-<w:styles xmlns:mc="http://schemas.openxmlformats.org/markup-compatibility/2006" xmlns:r="http://schemas.openxmlformats.org/officeDocument/2006/relationships" xmlns:w="http://schemas.openxmlformats.org/wordprocessingml/2006/main" xmlns:w14="http://schemas.microsoft.com/office/word/2010/wordml" xmlns:w15="http://schemas.microsoft.com/office/word/2012/wordml" xmlns:w16cex="http://schemas.microsoft.com/office/word/2018/wordml/cex" xmlns:w16cid="http://schemas.microsoft.com/office/word/2016/wordml/cid" xmlns:w16="http://schemas.microsoft.com/office/word/2018/wordml" xmlns:w16sdtdh="http://schemas.microsoft.com/office/word/2020/wordml/sdtdatahash" xmlns:w16se="http://schemas.microsoft.com/office/word/2015/wordml/symex" mc:Ignorable="w14 w15 w16se w16cid w16 w16cex w16sdtdh">
+<w:styles xmlns:mc="http://schemas.openxmlformats.org/markup-compatibility/2006" xmlns:r="http://schemas.openxmlformats.org/officeDocument/2006/relationships" xmlns:w="http://schemas.openxmlformats.org/wordprocessingml/2006/main" xmlns:w14="http://schemas.microsoft.com/office/word/2010/wordml" xmlns:w15="http://schemas.microsoft.com/office/word/2012/wordml" xmlns:w16cex="http://schemas.microsoft.com/office/word/2018/wordml/cex" xmlns:w16cid="http://schemas.microsoft.com/office/word/2016/wordml/cid" xmlns:w16="http://schemas.microsoft.com/office/word/2018/wordml" xmlns:w16du="http://schemas.microsoft.com/office/word/2023/wordml/word16du" xmlns:w16sdtdh="http://schemas.microsoft.com/office/word/2020/wordml/sdtdatahash" xmlns:w16sdtfl="http://schemas.microsoft.com/office/word/2024/wordml/sdtformatlock" xmlns:w16se="http://schemas.microsoft.com/office/word/2015/wordml/symex" mc:Ignorable="w14 w15 w16se w16cid w16 w16cex w16sdtdh w16sdtfl w16du">
   <w:docDefaults>
     <w:rPrDefault>
       <w:rPr>
